--- a/entregaveis/TCC_Ricardo_Calheiros_MBA_USP_Esalq.docx
+++ b/entregaveis/TCC_Ricardo_Calheiros_MBA_USP_Esalq.docx
@@ -88,7 +88,7 @@
         <w:t xml:space="preserve"> </w:t>
       </w:r>
       <w:r>
-        <w:t xml:space="preserve">Pós-doutor em Linguística Computacional. MBA USP/Esalq.</w:t>
+        <w:t xml:space="preserve">Doutor em Engenharia Elétrica. MBA USP/Esalq.</w:t>
       </w:r>
       <w:r>
         <w:t xml:space="preserve"> </w:t>

--- a/entregaveis/TCC_Ricardo_Calheiros_MBA_USP_Esalq.docx
+++ b/entregaveis/TCC_Ricardo_Calheiros_MBA_USP_Esalq.docx
@@ -65,13 +65,13 @@
         <w:t xml:space="preserve"> </w:t>
       </w:r>
       <w:r>
-        <w:t xml:space="preserve">Bacharel em Sistemas de Informação. E-mail autor</w:t>
-      </w:r>
-      <w:r>
-        <w:t xml:space="preserve"> </w:t>
-      </w:r>
-      <w:r>
-        <w:t xml:space="preserve">correspondente: rickinrj@gmail.com</w:t>
+        <w:t xml:space="preserve">Especialista em Finanças, Controladoria e Auditoria.</w:t>
+      </w:r>
+      <w:r>
+        <w:t xml:space="preserve"> </w:t>
+      </w:r>
+      <w:r>
+        <w:t xml:space="preserve">E-mail autor correspondente: rickinrj@gmail.com</w:t>
       </w:r>
     </w:p>
     <w:p>

--- a/entregaveis/TCC_Ricardo_Calheiros_MBA_USP_Esalq.docx
+++ b/entregaveis/TCC_Ricardo_Calheiros_MBA_USP_Esalq.docx
@@ -2434,7 +2434,7 @@
     <w:p>
       <w:pPr>
         <w:pStyle w:val="TableCaption"/>
-        <w:spacing w:line="240" w:lineRule="auto" w:after="0"/>
+        <w:spacing w:line="240" w:lineRule="auto" w:before="240" w:after="40"/>
         <w:ind w:firstLine="0"/>
         <w:jc w:val="both"/>
       </w:pPr>
@@ -2739,6 +2739,14 @@
         <w:tblW w:type="auto" w:w="0"/>
         <w:tblLook w:firstRow="1" w:lastRow="0" w:firstColumn="0" w:lastColumn="0" w:noHBand="0" w:noVBand="0" w:val="0020"/>
         <w:tblCaption w:val="Tabela 1. Balanceamento entre trabalhadores brancos e negros antes de qualquer controle — a tabela que mostra de que é feita a comparação (Angrist &amp; Pischke, cap. 3). Diferença padronizada: d = (\bar x_b - \bar x_n)/\sqrt{(s_b^2+s_n^2)/2}; valores acima de 0{,}10 em módulo indicam desequilíbrio relevante. População completa da PEA com renda positiva (N = 7.694.198; 3.259.516 brancos e 4.434.682 negros)."/>
+        <w:tblBorders>
+          <w:top w:val="nil"/>
+          <w:left w:val="nil"/>
+          <w:bottom w:val="nil"/>
+          <w:right w:val="nil"/>
+          <w:insideH w:val="nil"/>
+          <w:insideV w:val="nil"/>
+        </w:tblBorders>
       </w:tblPr>
       <w:tblGrid>
         <w:gridCol w:w="1584"/>
@@ -2752,13 +2760,20 @@
           <w:tblHeader w:val="on"/>
         </w:trPr>
         <w:tc>
-          <w:tcPr/>
-          <w:p>
-            <w:pPr>
-              <w:pStyle w:val="Compact"/>
-              <w:spacing w:line="240" w:lineRule="auto" w:after="0"/>
-              <w:ind w:firstLine="0"/>
-              <w:jc w:val="left"/>
+          <w:tcPr>
+            <w:tcBorders>
+              <w:top w:val="single" w:sz="8" w:color="000000"/>
+              <w:left w:val="nil"/>
+              <w:bottom w:val="single" w:sz="6" w:color="000000"/>
+              <w:right w:val="nil"/>
+            </w:tcBorders>
+          </w:tcPr>
+          <w:p>
+            <w:pPr>
+              <w:pStyle w:val="Compact"/>
+              <w:spacing w:line="240" w:lineRule="auto" w:after="0"/>
+              <w:ind w:firstLine="0"/>
+              <w:jc w:val="center"/>
             </w:pPr>
             <w:r>
               <w:rPr>
@@ -2771,13 +2786,20 @@
           </w:p>
         </w:tc>
         <w:tc>
-          <w:tcPr/>
-          <w:p>
-            <w:pPr>
-              <w:pStyle w:val="Compact"/>
-              <w:spacing w:line="240" w:lineRule="auto" w:after="0"/>
-              <w:ind w:firstLine="0"/>
-              <w:jc w:val="right"/>
+          <w:tcPr>
+            <w:tcBorders>
+              <w:top w:val="single" w:sz="8" w:color="000000"/>
+              <w:left w:val="nil"/>
+              <w:bottom w:val="single" w:sz="6" w:color="000000"/>
+              <w:right w:val="nil"/>
+            </w:tcBorders>
+          </w:tcPr>
+          <w:p>
+            <w:pPr>
+              <w:pStyle w:val="Compact"/>
+              <w:spacing w:line="240" w:lineRule="auto" w:after="0"/>
+              <w:ind w:firstLine="0"/>
+              <w:jc w:val="center"/>
             </w:pPr>
             <w:r>
               <w:rPr>
@@ -2790,13 +2812,20 @@
           </w:p>
         </w:tc>
         <w:tc>
-          <w:tcPr/>
-          <w:p>
-            <w:pPr>
-              <w:pStyle w:val="Compact"/>
-              <w:spacing w:line="240" w:lineRule="auto" w:after="0"/>
-              <w:ind w:firstLine="0"/>
-              <w:jc w:val="right"/>
+          <w:tcPr>
+            <w:tcBorders>
+              <w:top w:val="single" w:sz="8" w:color="000000"/>
+              <w:left w:val="nil"/>
+              <w:bottom w:val="single" w:sz="6" w:color="000000"/>
+              <w:right w:val="nil"/>
+            </w:tcBorders>
+          </w:tcPr>
+          <w:p>
+            <w:pPr>
+              <w:pStyle w:val="Compact"/>
+              <w:spacing w:line="240" w:lineRule="auto" w:after="0"/>
+              <w:ind w:firstLine="0"/>
+              <w:jc w:val="center"/>
             </w:pPr>
             <w:r>
               <w:rPr>
@@ -2809,13 +2838,20 @@
           </w:p>
         </w:tc>
         <w:tc>
-          <w:tcPr/>
-          <w:p>
-            <w:pPr>
-              <w:pStyle w:val="Compact"/>
-              <w:spacing w:line="240" w:lineRule="auto" w:after="0"/>
-              <w:ind w:firstLine="0"/>
-              <w:jc w:val="right"/>
+          <w:tcPr>
+            <w:tcBorders>
+              <w:top w:val="single" w:sz="8" w:color="000000"/>
+              <w:left w:val="nil"/>
+              <w:bottom w:val="single" w:sz="6" w:color="000000"/>
+              <w:right w:val="nil"/>
+            </w:tcBorders>
+          </w:tcPr>
+          <w:p>
+            <w:pPr>
+              <w:pStyle w:val="Compact"/>
+              <w:spacing w:line="240" w:lineRule="auto" w:after="0"/>
+              <w:ind w:firstLine="0"/>
+              <w:jc w:val="center"/>
             </w:pPr>
             <w:r>
               <w:rPr>
@@ -2828,13 +2864,20 @@
           </w:p>
         </w:tc>
         <w:tc>
-          <w:tcPr/>
-          <w:p>
-            <w:pPr>
-              <w:pStyle w:val="Compact"/>
-              <w:spacing w:line="240" w:lineRule="auto" w:after="0"/>
-              <w:ind w:firstLine="0"/>
-              <w:jc w:val="right"/>
+          <w:tcPr>
+            <w:tcBorders>
+              <w:top w:val="single" w:sz="8" w:color="000000"/>
+              <w:left w:val="nil"/>
+              <w:bottom w:val="single" w:sz="6" w:color="000000"/>
+              <w:right w:val="nil"/>
+            </w:tcBorders>
+          </w:tcPr>
+          <w:p>
+            <w:pPr>
+              <w:pStyle w:val="Compact"/>
+              <w:spacing w:line="240" w:lineRule="auto" w:after="0"/>
+              <w:ind w:firstLine="0"/>
+              <w:jc w:val="center"/>
             </w:pPr>
             <m:oMath>
               <m:r>
@@ -4618,7 +4661,14 @@
       </w:tr>
       <w:tr>
         <w:tc>
-          <w:tcPr/>
+          <w:tcPr>
+            <w:tcBorders>
+              <w:top w:val="nil"/>
+              <w:left w:val="nil"/>
+              <w:bottom w:val="single" w:sz="8" w:color="000000"/>
+              <w:right w:val="nil"/>
+            </w:tcBorders>
+          </w:tcPr>
           <w:p>
             <w:pPr>
               <w:pStyle w:val="Compact"/>
@@ -4650,7 +4700,14 @@
           </w:p>
         </w:tc>
         <w:tc>
-          <w:tcPr/>
+          <w:tcPr>
+            <w:tcBorders>
+              <w:top w:val="nil"/>
+              <w:left w:val="nil"/>
+              <w:bottom w:val="single" w:sz="8" w:color="000000"/>
+              <w:right w:val="nil"/>
+            </w:tcBorders>
+          </w:tcPr>
           <w:p>
             <w:pPr>
               <w:pStyle w:val="Compact"/>
@@ -4669,7 +4726,14 @@
           </w:p>
         </w:tc>
         <w:tc>
-          <w:tcPr/>
+          <w:tcPr>
+            <w:tcBorders>
+              <w:top w:val="nil"/>
+              <w:left w:val="nil"/>
+              <w:bottom w:val="single" w:sz="8" w:color="000000"/>
+              <w:right w:val="nil"/>
+            </w:tcBorders>
+          </w:tcPr>
           <w:p>
             <w:pPr>
               <w:pStyle w:val="Compact"/>
@@ -4688,7 +4752,14 @@
           </w:p>
         </w:tc>
         <w:tc>
-          <w:tcPr/>
+          <w:tcPr>
+            <w:tcBorders>
+              <w:top w:val="nil"/>
+              <w:left w:val="nil"/>
+              <w:bottom w:val="single" w:sz="8" w:color="000000"/>
+              <w:right w:val="nil"/>
+            </w:tcBorders>
+          </w:tcPr>
           <w:p>
             <w:pPr>
               <w:pStyle w:val="Compact"/>
@@ -4707,7 +4778,14 @@
           </w:p>
         </w:tc>
         <w:tc>
-          <w:tcPr/>
+          <w:tcPr>
+            <w:tcBorders>
+              <w:top w:val="nil"/>
+              <w:left w:val="nil"/>
+              <w:bottom w:val="single" w:sz="8" w:color="000000"/>
+              <w:right w:val="nil"/>
+            </w:tcBorders>
+          </w:tcPr>
           <w:p>
             <w:pPr>
               <w:pStyle w:val="Compact"/>
@@ -4833,7 +4911,7 @@
     <w:p>
       <w:pPr>
         <w:pStyle w:val="BodyText"/>
-        <w:spacing w:line="240" w:lineRule="auto" w:after="0"/>
+        <w:spacing w:line="240" w:lineRule="auto" w:before="40" w:after="240"/>
         <w:ind w:firstLine="0"/>
         <w:jc w:val="both"/>
       </w:pPr>
@@ -11412,7 +11490,7 @@
     <w:p>
       <w:pPr>
         <w:pStyle w:val="ImageCaption"/>
-        <w:spacing w:line="240" w:lineRule="auto" w:after="0"/>
+        <w:spacing w:line="240" w:lineRule="auto" w:before="240" w:after="40"/>
         <w:ind w:firstLine="0"/>
         <w:jc w:val="both"/>
       </w:pPr>
@@ -11480,7 +11558,7 @@
     <w:p>
       <w:pPr>
         <w:pStyle w:val="BodyText"/>
-        <w:spacing w:line="240" w:lineRule="auto" w:after="0"/>
+        <w:spacing w:line="240" w:lineRule="auto" w:before="40" w:after="240"/>
         <w:ind w:firstLine="0"/>
         <w:jc w:val="both"/>
       </w:pPr>
@@ -11495,7 +11573,7 @@
     <w:p>
       <w:pPr>
         <w:pStyle w:val="BodyText"/>
-        <w:spacing w:line="240" w:lineRule="auto" w:after="0"/>
+        <w:spacing w:line="240" w:lineRule="auto" w:before="40" w:after="240"/>
         <w:ind w:firstLine="0"/>
         <w:jc w:val="both"/>
       </w:pPr>
@@ -11996,7 +12074,7 @@
     <w:p>
       <w:pPr>
         <w:pStyle w:val="TableCaption"/>
-        <w:spacing w:line="240" w:lineRule="auto" w:after="0"/>
+        <w:spacing w:line="240" w:lineRule="auto" w:before="240" w:after="40"/>
         <w:ind w:firstLine="0"/>
         <w:jc w:val="both"/>
       </w:pPr>
@@ -12101,6 +12179,14 @@
         <w:tblW w:type="auto" w:w="0"/>
         <w:tblLook w:firstRow="1" w:lastRow="0" w:firstColumn="0" w:lastColumn="0" w:noHBand="0" w:noVBand="0" w:val="0020"/>
         <w:tblCaption w:val="Tabela 2. HLM de dois níveis (indivíduo em UPA) com efeitos fixos de UF — estratégia step-up, PNAD Contínua 2016–2025, população completa (N = 7.689.426; 40.295 UPAs; 27 UFs). Coeficientes com erro-padrão do modelo entre parênteses (a correlação intra-UPA já está no efeito aleatório). Estimação por máxima verossimilhança (ML), para os testes LR entre degraus; REML coincide. Todos os coeficientes com |t| &gt; 10; a inferência relevante está nos intervalos de confiança, não nos asteriscos (MHE, cap. 8)."/>
+        <w:tblBorders>
+          <w:top w:val="nil"/>
+          <w:left w:val="nil"/>
+          <w:bottom w:val="nil"/>
+          <w:right w:val="nil"/>
+          <w:insideH w:val="nil"/>
+          <w:insideV w:val="nil"/>
+        </w:tblBorders>
       </w:tblPr>
       <w:tblGrid>
         <w:gridCol w:w="1320"/>
@@ -12115,13 +12201,20 @@
           <w:tblHeader w:val="on"/>
         </w:trPr>
         <w:tc>
-          <w:tcPr/>
-          <w:p>
-            <w:pPr>
-              <w:pStyle w:val="Compact"/>
-              <w:spacing w:line="240" w:lineRule="auto" w:after="0"/>
-              <w:ind w:firstLine="0"/>
-              <w:jc w:val="left"/>
+          <w:tcPr>
+            <w:tcBorders>
+              <w:top w:val="single" w:sz="8" w:color="000000"/>
+              <w:left w:val="nil"/>
+              <w:bottom w:val="single" w:sz="6" w:color="000000"/>
+              <w:right w:val="nil"/>
+            </w:tcBorders>
+          </w:tcPr>
+          <w:p>
+            <w:pPr>
+              <w:pStyle w:val="Compact"/>
+              <w:spacing w:line="240" w:lineRule="auto" w:after="0"/>
+              <w:ind w:firstLine="0"/>
+              <w:jc w:val="center"/>
             </w:pPr>
             <w:r>
               <w:rPr>
@@ -12135,7 +12228,14 @@
           </w:p>
         </w:tc>
         <w:tc>
-          <w:tcPr/>
+          <w:tcPr>
+            <w:tcBorders>
+              <w:top w:val="single" w:sz="8" w:color="000000"/>
+              <w:left w:val="nil"/>
+              <w:bottom w:val="single" w:sz="6" w:color="000000"/>
+              <w:right w:val="nil"/>
+            </w:tcBorders>
+          </w:tcPr>
           <w:p>
             <w:pPr>
               <w:pStyle w:val="Compact"/>
@@ -12155,7 +12255,14 @@
           </w:p>
         </w:tc>
         <w:tc>
-          <w:tcPr/>
+          <w:tcPr>
+            <w:tcBorders>
+              <w:top w:val="single" w:sz="8" w:color="000000"/>
+              <w:left w:val="nil"/>
+              <w:bottom w:val="single" w:sz="6" w:color="000000"/>
+              <w:right w:val="nil"/>
+            </w:tcBorders>
+          </w:tcPr>
           <w:p>
             <w:pPr>
               <w:pStyle w:val="Compact"/>
@@ -12175,7 +12282,14 @@
           </w:p>
         </w:tc>
         <w:tc>
-          <w:tcPr/>
+          <w:tcPr>
+            <w:tcBorders>
+              <w:top w:val="single" w:sz="8" w:color="000000"/>
+              <w:left w:val="nil"/>
+              <w:bottom w:val="single" w:sz="6" w:color="000000"/>
+              <w:right w:val="nil"/>
+            </w:tcBorders>
+          </w:tcPr>
           <w:p>
             <w:pPr>
               <w:pStyle w:val="Compact"/>
@@ -12195,7 +12309,14 @@
           </w:p>
         </w:tc>
         <w:tc>
-          <w:tcPr/>
+          <w:tcPr>
+            <w:tcBorders>
+              <w:top w:val="single" w:sz="8" w:color="000000"/>
+              <w:left w:val="nil"/>
+              <w:bottom w:val="single" w:sz="6" w:color="000000"/>
+              <w:right w:val="nil"/>
+            </w:tcBorders>
+          </w:tcPr>
           <w:p>
             <w:pPr>
               <w:pStyle w:val="Compact"/>
@@ -12215,7 +12336,14 @@
           </w:p>
         </w:tc>
         <w:tc>
-          <w:tcPr/>
+          <w:tcPr>
+            <w:tcBorders>
+              <w:top w:val="single" w:sz="8" w:color="000000"/>
+              <w:left w:val="nil"/>
+              <w:bottom w:val="single" w:sz="6" w:color="000000"/>
+              <w:right w:val="nil"/>
+            </w:tcBorders>
+          </w:tcPr>
           <w:p>
             <w:pPr>
               <w:pStyle w:val="Compact"/>
@@ -12262,7 +12390,7 @@
               <w:pStyle w:val="Compact"/>
               <w:spacing w:line="240" w:lineRule="auto" w:after="0"/>
               <w:ind w:firstLine="0"/>
-              <w:jc w:val="center"/>
+              <w:jc w:val="right"/>
             </w:pPr>
             <w:r>
               <w:rPr>
@@ -12281,7 +12409,7 @@
               <w:pStyle w:val="Compact"/>
               <w:spacing w:line="240" w:lineRule="auto" w:after="0"/>
               <w:ind w:firstLine="0"/>
-              <w:jc w:val="center"/>
+              <w:jc w:val="right"/>
             </w:pPr>
             <w:r>
               <w:rPr>
@@ -12300,7 +12428,7 @@
               <w:pStyle w:val="Compact"/>
               <w:spacing w:line="240" w:lineRule="auto" w:after="0"/>
               <w:ind w:firstLine="0"/>
-              <w:jc w:val="center"/>
+              <w:jc w:val="right"/>
             </w:pPr>
             <w:r>
               <w:rPr>
@@ -12319,7 +12447,7 @@
               <w:pStyle w:val="Compact"/>
               <w:spacing w:line="240" w:lineRule="auto" w:after="0"/>
               <w:ind w:firstLine="0"/>
-              <w:jc w:val="center"/>
+              <w:jc w:val="right"/>
             </w:pPr>
             <w:r>
               <w:rPr>
@@ -12338,7 +12466,7 @@
               <w:pStyle w:val="Compact"/>
               <w:spacing w:line="240" w:lineRule="auto" w:after="0"/>
               <w:ind w:firstLine="0"/>
-              <w:jc w:val="center"/>
+              <w:jc w:val="right"/>
             </w:pPr>
             <w:r>
               <w:rPr>
@@ -12379,7 +12507,7 @@
               <w:pStyle w:val="Compact"/>
               <w:spacing w:line="240" w:lineRule="auto" w:after="0"/>
               <w:ind w:firstLine="0"/>
-              <w:jc w:val="center"/>
+              <w:jc w:val="both"/>
             </w:pPr>
             <w:r>
               <w:rPr>
@@ -12398,7 +12526,7 @@
               <w:pStyle w:val="Compact"/>
               <w:spacing w:line="240" w:lineRule="auto" w:after="0"/>
               <w:ind w:firstLine="0"/>
-              <w:jc w:val="center"/>
+              <w:jc w:val="right"/>
             </w:pPr>
             <w:r>
               <w:rPr>
@@ -12417,7 +12545,7 @@
               <w:pStyle w:val="Compact"/>
               <w:spacing w:line="240" w:lineRule="auto" w:after="0"/>
               <w:ind w:firstLine="0"/>
-              <w:jc w:val="center"/>
+              <w:jc w:val="right"/>
             </w:pPr>
             <w:r>
               <w:rPr>
@@ -12436,7 +12564,7 @@
               <w:pStyle w:val="Compact"/>
               <w:spacing w:line="240" w:lineRule="auto" w:after="0"/>
               <w:ind w:firstLine="0"/>
-              <w:jc w:val="center"/>
+              <w:jc w:val="right"/>
             </w:pPr>
             <w:r>
               <w:rPr>
@@ -12455,7 +12583,7 @@
               <w:pStyle w:val="Compact"/>
               <w:spacing w:line="240" w:lineRule="auto" w:after="0"/>
               <w:ind w:firstLine="0"/>
-              <w:jc w:val="center"/>
+              <w:jc w:val="right"/>
             </w:pPr>
             <w:r>
               <w:rPr>
@@ -12495,7 +12623,7 @@
               <w:pStyle w:val="Compact"/>
               <w:spacing w:line="240" w:lineRule="auto" w:after="0"/>
               <w:ind w:firstLine="0"/>
-              <w:jc w:val="center"/>
+              <w:jc w:val="both"/>
             </w:pPr>
             <w:r>
               <w:rPr>
@@ -12514,7 +12642,7 @@
               <w:pStyle w:val="Compact"/>
               <w:spacing w:line="240" w:lineRule="auto" w:after="0"/>
               <w:ind w:firstLine="0"/>
-              <w:jc w:val="center"/>
+              <w:jc w:val="right"/>
             </w:pPr>
             <w:r>
               <w:rPr>
@@ -12533,7 +12661,7 @@
               <w:pStyle w:val="Compact"/>
               <w:spacing w:line="240" w:lineRule="auto" w:after="0"/>
               <w:ind w:firstLine="0"/>
-              <w:jc w:val="center"/>
+              <w:jc w:val="right"/>
             </w:pPr>
             <w:r>
               <w:rPr>
@@ -12552,7 +12680,7 @@
               <w:pStyle w:val="Compact"/>
               <w:spacing w:line="240" w:lineRule="auto" w:after="0"/>
               <w:ind w:firstLine="0"/>
-              <w:jc w:val="center"/>
+              <w:jc w:val="right"/>
             </w:pPr>
             <w:r>
               <w:rPr>
@@ -12571,7 +12699,7 @@
               <w:pStyle w:val="Compact"/>
               <w:spacing w:line="240" w:lineRule="auto" w:after="0"/>
               <w:ind w:firstLine="0"/>
-              <w:jc w:val="center"/>
+              <w:jc w:val="right"/>
             </w:pPr>
             <w:r>
               <w:rPr>
@@ -12611,7 +12739,7 @@
               <w:pStyle w:val="Compact"/>
               <w:spacing w:line="240" w:lineRule="auto" w:after="0"/>
               <w:ind w:firstLine="0"/>
-              <w:jc w:val="center"/>
+              <w:jc w:val="both"/>
             </w:pPr>
             <w:r>
               <w:rPr>
@@ -12630,7 +12758,7 @@
               <w:pStyle w:val="Compact"/>
               <w:spacing w:line="240" w:lineRule="auto" w:after="0"/>
               <w:ind w:firstLine="0"/>
-              <w:jc w:val="center"/>
+              <w:jc w:val="right"/>
             </w:pPr>
             <w:r>
               <w:rPr>
@@ -12649,7 +12777,7 @@
               <w:pStyle w:val="Compact"/>
               <w:spacing w:line="240" w:lineRule="auto" w:after="0"/>
               <w:ind w:firstLine="0"/>
-              <w:jc w:val="center"/>
+              <w:jc w:val="right"/>
             </w:pPr>
             <w:r>
               <w:rPr>
@@ -12668,7 +12796,7 @@
               <w:pStyle w:val="Compact"/>
               <w:spacing w:line="240" w:lineRule="auto" w:after="0"/>
               <w:ind w:firstLine="0"/>
-              <w:jc w:val="center"/>
+              <w:jc w:val="right"/>
             </w:pPr>
             <w:r>
               <w:rPr>
@@ -12687,7 +12815,7 @@
               <w:pStyle w:val="Compact"/>
               <w:spacing w:line="240" w:lineRule="auto" w:after="0"/>
               <w:ind w:firstLine="0"/>
-              <w:jc w:val="center"/>
+              <w:jc w:val="right"/>
             </w:pPr>
             <w:r>
               <w:rPr>
@@ -12741,7 +12869,7 @@
               <w:pStyle w:val="Compact"/>
               <w:spacing w:line="240" w:lineRule="auto" w:after="0"/>
               <w:ind w:firstLine="0"/>
-              <w:jc w:val="center"/>
+              <w:jc w:val="both"/>
             </w:pPr>
             <w:r>
               <w:rPr>
@@ -12760,7 +12888,7 @@
               <w:pStyle w:val="Compact"/>
               <w:spacing w:line="240" w:lineRule="auto" w:after="0"/>
               <w:ind w:firstLine="0"/>
-              <w:jc w:val="center"/>
+              <w:jc w:val="right"/>
             </w:pPr>
             <w:r>
               <w:rPr>
@@ -12779,7 +12907,7 @@
               <w:pStyle w:val="Compact"/>
               <w:spacing w:line="240" w:lineRule="auto" w:after="0"/>
               <w:ind w:firstLine="0"/>
-              <w:jc w:val="center"/>
+              <w:jc w:val="right"/>
             </w:pPr>
             <w:r>
               <w:rPr>
@@ -12798,7 +12926,7 @@
               <w:pStyle w:val="Compact"/>
               <w:spacing w:line="240" w:lineRule="auto" w:after="0"/>
               <w:ind w:firstLine="0"/>
-              <w:jc w:val="center"/>
+              <w:jc w:val="right"/>
             </w:pPr>
             <w:r>
               <w:rPr>
@@ -12817,7 +12945,7 @@
               <w:pStyle w:val="Compact"/>
               <w:spacing w:line="240" w:lineRule="auto" w:after="0"/>
               <w:ind w:firstLine="0"/>
-              <w:jc w:val="center"/>
+              <w:jc w:val="right"/>
             </w:pPr>
             <w:r>
               <w:rPr>
@@ -12838,56 +12966,62 @@
               <w:pStyle w:val="Compact"/>
               <w:spacing w:line="240" w:lineRule="auto" w:after="0"/>
               <w:ind w:firstLine="0"/>
-            </w:pPr>
-          </w:p>
-        </w:tc>
-        <w:tc>
-          <w:tcPr/>
-          <w:p>
-            <w:pPr>
-              <w:pStyle w:val="Compact"/>
-              <w:spacing w:line="240" w:lineRule="auto" w:after="0"/>
-              <w:ind w:firstLine="0"/>
-            </w:pPr>
-          </w:p>
-        </w:tc>
-        <w:tc>
-          <w:tcPr/>
-          <w:p>
-            <w:pPr>
-              <w:pStyle w:val="Compact"/>
-              <w:spacing w:line="240" w:lineRule="auto" w:after="0"/>
-              <w:ind w:firstLine="0"/>
-            </w:pPr>
-          </w:p>
-        </w:tc>
-        <w:tc>
-          <w:tcPr/>
-          <w:p>
-            <w:pPr>
-              <w:pStyle w:val="Compact"/>
-              <w:spacing w:line="240" w:lineRule="auto" w:after="0"/>
-              <w:ind w:firstLine="0"/>
-            </w:pPr>
-          </w:p>
-        </w:tc>
-        <w:tc>
-          <w:tcPr/>
-          <w:p>
-            <w:pPr>
-              <w:pStyle w:val="Compact"/>
-              <w:spacing w:line="240" w:lineRule="auto" w:after="0"/>
-              <w:ind w:firstLine="0"/>
-            </w:pPr>
-          </w:p>
-        </w:tc>
-        <w:tc>
-          <w:tcPr/>
-          <w:p>
-            <w:pPr>
-              <w:pStyle w:val="Compact"/>
-              <w:spacing w:line="240" w:lineRule="auto" w:after="0"/>
-              <w:ind w:firstLine="0"/>
+              <w:jc w:val="left"/>
+            </w:pPr>
+          </w:p>
+        </w:tc>
+        <w:tc>
+          <w:tcPr/>
+          <w:p>
+            <w:pPr>
+              <w:pStyle w:val="Compact"/>
+              <w:spacing w:line="240" w:lineRule="auto" w:after="0"/>
+              <w:ind w:firstLine="0"/>
+              <w:jc w:val="both"/>
+            </w:pPr>
+          </w:p>
+        </w:tc>
+        <w:tc>
+          <w:tcPr/>
+          <w:p>
+            <w:pPr>
+              <w:pStyle w:val="Compact"/>
+              <w:spacing w:line="240" w:lineRule="auto" w:after="0"/>
+              <w:ind w:firstLine="0"/>
+              <w:jc w:val="both"/>
+            </w:pPr>
+          </w:p>
+        </w:tc>
+        <w:tc>
+          <w:tcPr/>
+          <w:p>
+            <w:pPr>
+              <w:pStyle w:val="Compact"/>
+              <w:spacing w:line="240" w:lineRule="auto" w:after="0"/>
+              <w:ind w:firstLine="0"/>
+              <w:jc w:val="both"/>
+            </w:pPr>
+          </w:p>
+        </w:tc>
+        <w:tc>
+          <w:tcPr/>
+          <w:p>
+            <w:pPr>
+              <w:pStyle w:val="Compact"/>
+              <w:spacing w:line="240" w:lineRule="auto" w:after="0"/>
+              <w:ind w:firstLine="0"/>
+              <w:jc w:val="both"/>
+            </w:pPr>
+          </w:p>
+        </w:tc>
+        <w:tc>
+          <w:tcPr/>
+          <w:p>
+            <w:pPr>
+              <w:pStyle w:val="Compact"/>
+              <w:spacing w:line="240" w:lineRule="auto" w:after="0"/>
+              <w:ind w:firstLine="0"/>
+              <w:jc w:val="both"/>
             </w:pPr>
           </w:p>
         </w:tc>
@@ -12919,7 +13053,7 @@
               <w:pStyle w:val="Compact"/>
               <w:spacing w:line="240" w:lineRule="auto" w:after="0"/>
               <w:ind w:firstLine="0"/>
-              <w:jc w:val="center"/>
+              <w:jc w:val="both"/>
             </w:pPr>
             <w:r>
               <w:rPr>
@@ -12938,7 +13072,7 @@
               <w:pStyle w:val="Compact"/>
               <w:spacing w:line="240" w:lineRule="auto" w:after="0"/>
               <w:ind w:firstLine="0"/>
-              <w:jc w:val="center"/>
+              <w:jc w:val="right"/>
             </w:pPr>
             <w:r>
               <w:rPr>
@@ -12957,7 +13091,7 @@
               <w:pStyle w:val="Compact"/>
               <w:spacing w:line="240" w:lineRule="auto" w:after="0"/>
               <w:ind w:firstLine="0"/>
-              <w:jc w:val="center"/>
+              <w:jc w:val="right"/>
             </w:pPr>
             <w:r>
               <w:rPr>
@@ -12976,7 +13110,7 @@
               <w:pStyle w:val="Compact"/>
               <w:spacing w:line="240" w:lineRule="auto" w:after="0"/>
               <w:ind w:firstLine="0"/>
-              <w:jc w:val="center"/>
+              <w:jc w:val="right"/>
             </w:pPr>
             <w:r>
               <w:rPr>
@@ -12995,7 +13129,7 @@
               <w:pStyle w:val="Compact"/>
               <w:spacing w:line="240" w:lineRule="auto" w:after="0"/>
               <w:ind w:firstLine="0"/>
-              <w:jc w:val="center"/>
+              <w:jc w:val="right"/>
             </w:pPr>
             <w:r>
               <w:rPr>
@@ -13035,7 +13169,7 @@
               <w:pStyle w:val="Compact"/>
               <w:spacing w:line="240" w:lineRule="auto" w:after="0"/>
               <w:ind w:firstLine="0"/>
-              <w:jc w:val="center"/>
+              <w:jc w:val="both"/>
             </w:pPr>
             <w:r>
               <w:rPr>
@@ -13054,7 +13188,7 @@
               <w:pStyle w:val="Compact"/>
               <w:spacing w:line="240" w:lineRule="auto" w:after="0"/>
               <w:ind w:firstLine="0"/>
-              <w:jc w:val="center"/>
+              <w:jc w:val="right"/>
             </w:pPr>
             <w:r>
               <w:rPr>
@@ -13073,7 +13207,7 @@
               <w:pStyle w:val="Compact"/>
               <w:spacing w:line="240" w:lineRule="auto" w:after="0"/>
               <w:ind w:firstLine="0"/>
-              <w:jc w:val="center"/>
+              <w:jc w:val="right"/>
             </w:pPr>
             <w:r>
               <w:rPr>
@@ -13092,7 +13226,7 @@
               <w:pStyle w:val="Compact"/>
               <w:spacing w:line="240" w:lineRule="auto" w:after="0"/>
               <w:ind w:firstLine="0"/>
-              <w:jc w:val="center"/>
+              <w:jc w:val="right"/>
             </w:pPr>
             <w:r>
               <w:rPr>
@@ -13111,7 +13245,7 @@
               <w:pStyle w:val="Compact"/>
               <w:spacing w:line="240" w:lineRule="auto" w:after="0"/>
               <w:ind w:firstLine="0"/>
-              <w:jc w:val="center"/>
+              <w:jc w:val="right"/>
             </w:pPr>
             <w:r>
               <w:rPr>
@@ -13151,7 +13285,7 @@
               <w:pStyle w:val="Compact"/>
               <w:spacing w:line="240" w:lineRule="auto" w:after="0"/>
               <w:ind w:firstLine="0"/>
-              <w:jc w:val="center"/>
+              <w:jc w:val="both"/>
             </w:pPr>
             <w:r>
               <w:rPr>
@@ -13170,7 +13304,7 @@
               <w:pStyle w:val="Compact"/>
               <w:spacing w:line="240" w:lineRule="auto" w:after="0"/>
               <w:ind w:firstLine="0"/>
-              <w:jc w:val="center"/>
+              <w:jc w:val="right"/>
             </w:pPr>
             <w:r>
               <w:rPr>
@@ -13189,7 +13323,7 @@
               <w:pStyle w:val="Compact"/>
               <w:spacing w:line="240" w:lineRule="auto" w:after="0"/>
               <w:ind w:firstLine="0"/>
-              <w:jc w:val="center"/>
+              <w:jc w:val="right"/>
             </w:pPr>
             <w:r>
               <w:rPr>
@@ -13208,7 +13342,7 @@
               <w:pStyle w:val="Compact"/>
               <w:spacing w:line="240" w:lineRule="auto" w:after="0"/>
               <w:ind w:firstLine="0"/>
-              <w:jc w:val="center"/>
+              <w:jc w:val="right"/>
             </w:pPr>
             <w:r>
               <w:rPr>
@@ -13227,7 +13361,7 @@
               <w:pStyle w:val="Compact"/>
               <w:spacing w:line="240" w:lineRule="auto" w:after="0"/>
               <w:ind w:firstLine="0"/>
-              <w:jc w:val="center"/>
+              <w:jc w:val="right"/>
             </w:pPr>
             <w:r>
               <w:rPr>
@@ -13267,7 +13401,7 @@
               <w:pStyle w:val="Compact"/>
               <w:spacing w:line="240" w:lineRule="auto" w:after="0"/>
               <w:ind w:firstLine="0"/>
-              <w:jc w:val="center"/>
+              <w:jc w:val="both"/>
             </w:pPr>
             <w:r>
               <w:rPr>
@@ -13286,7 +13420,7 @@
               <w:pStyle w:val="Compact"/>
               <w:spacing w:line="240" w:lineRule="auto" w:after="0"/>
               <w:ind w:firstLine="0"/>
-              <w:jc w:val="center"/>
+              <w:jc w:val="right"/>
             </w:pPr>
             <w:r>
               <w:rPr>
@@ -13305,7 +13439,7 @@
               <w:pStyle w:val="Compact"/>
               <w:spacing w:line="240" w:lineRule="auto" w:after="0"/>
               <w:ind w:firstLine="0"/>
-              <w:jc w:val="center"/>
+              <w:jc w:val="right"/>
             </w:pPr>
             <w:r>
               <w:rPr>
@@ -13324,7 +13458,7 @@
               <w:pStyle w:val="Compact"/>
               <w:spacing w:line="240" w:lineRule="auto" w:after="0"/>
               <w:ind w:firstLine="0"/>
-              <w:jc w:val="center"/>
+              <w:jc w:val="right"/>
             </w:pPr>
             <w:r>
               <w:rPr>
@@ -13343,7 +13477,7 @@
               <w:pStyle w:val="Compact"/>
               <w:spacing w:line="240" w:lineRule="auto" w:after="0"/>
               <w:ind w:firstLine="0"/>
-              <w:jc w:val="center"/>
+              <w:jc w:val="right"/>
             </w:pPr>
             <w:r>
               <w:rPr>
@@ -13383,7 +13517,7 @@
               <w:pStyle w:val="Compact"/>
               <w:spacing w:line="240" w:lineRule="auto" w:after="0"/>
               <w:ind w:firstLine="0"/>
-              <w:jc w:val="center"/>
+              <w:jc w:val="both"/>
             </w:pPr>
             <w:r>
               <w:rPr>
@@ -13402,7 +13536,7 @@
               <w:pStyle w:val="Compact"/>
               <w:spacing w:line="240" w:lineRule="auto" w:after="0"/>
               <w:ind w:firstLine="0"/>
-              <w:jc w:val="center"/>
+              <w:jc w:val="right"/>
             </w:pPr>
             <w:r>
               <w:rPr>
@@ -13421,7 +13555,7 @@
               <w:pStyle w:val="Compact"/>
               <w:spacing w:line="240" w:lineRule="auto" w:after="0"/>
               <w:ind w:firstLine="0"/>
-              <w:jc w:val="center"/>
+              <w:jc w:val="right"/>
             </w:pPr>
             <w:r>
               <w:rPr>
@@ -13440,7 +13574,7 @@
               <w:pStyle w:val="Compact"/>
               <w:spacing w:line="240" w:lineRule="auto" w:after="0"/>
               <w:ind w:firstLine="0"/>
-              <w:jc w:val="center"/>
+              <w:jc w:val="right"/>
             </w:pPr>
             <w:r>
               <w:rPr>
@@ -13459,7 +13593,7 @@
               <w:pStyle w:val="Compact"/>
               <w:spacing w:line="240" w:lineRule="auto" w:after="0"/>
               <w:ind w:firstLine="0"/>
-              <w:jc w:val="center"/>
+              <w:jc w:val="right"/>
             </w:pPr>
             <w:r>
               <w:rPr>
@@ -13480,56 +13614,62 @@
               <w:pStyle w:val="Compact"/>
               <w:spacing w:line="240" w:lineRule="auto" w:after="0"/>
               <w:ind w:firstLine="0"/>
-            </w:pPr>
-          </w:p>
-        </w:tc>
-        <w:tc>
-          <w:tcPr/>
-          <w:p>
-            <w:pPr>
-              <w:pStyle w:val="Compact"/>
-              <w:spacing w:line="240" w:lineRule="auto" w:after="0"/>
-              <w:ind w:firstLine="0"/>
-            </w:pPr>
-          </w:p>
-        </w:tc>
-        <w:tc>
-          <w:tcPr/>
-          <w:p>
-            <w:pPr>
-              <w:pStyle w:val="Compact"/>
-              <w:spacing w:line="240" w:lineRule="auto" w:after="0"/>
-              <w:ind w:firstLine="0"/>
-            </w:pPr>
-          </w:p>
-        </w:tc>
-        <w:tc>
-          <w:tcPr/>
-          <w:p>
-            <w:pPr>
-              <w:pStyle w:val="Compact"/>
-              <w:spacing w:line="240" w:lineRule="auto" w:after="0"/>
-              <w:ind w:firstLine="0"/>
-            </w:pPr>
-          </w:p>
-        </w:tc>
-        <w:tc>
-          <w:tcPr/>
-          <w:p>
-            <w:pPr>
-              <w:pStyle w:val="Compact"/>
-              <w:spacing w:line="240" w:lineRule="auto" w:after="0"/>
-              <w:ind w:firstLine="0"/>
-            </w:pPr>
-          </w:p>
-        </w:tc>
-        <w:tc>
-          <w:tcPr/>
-          <w:p>
-            <w:pPr>
-              <w:pStyle w:val="Compact"/>
-              <w:spacing w:line="240" w:lineRule="auto" w:after="0"/>
-              <w:ind w:firstLine="0"/>
+              <w:jc w:val="left"/>
+            </w:pPr>
+          </w:p>
+        </w:tc>
+        <w:tc>
+          <w:tcPr/>
+          <w:p>
+            <w:pPr>
+              <w:pStyle w:val="Compact"/>
+              <w:spacing w:line="240" w:lineRule="auto" w:after="0"/>
+              <w:ind w:firstLine="0"/>
+              <w:jc w:val="both"/>
+            </w:pPr>
+          </w:p>
+        </w:tc>
+        <w:tc>
+          <w:tcPr/>
+          <w:p>
+            <w:pPr>
+              <w:pStyle w:val="Compact"/>
+              <w:spacing w:line="240" w:lineRule="auto" w:after="0"/>
+              <w:ind w:firstLine="0"/>
+              <w:jc w:val="both"/>
+            </w:pPr>
+          </w:p>
+        </w:tc>
+        <w:tc>
+          <w:tcPr/>
+          <w:p>
+            <w:pPr>
+              <w:pStyle w:val="Compact"/>
+              <w:spacing w:line="240" w:lineRule="auto" w:after="0"/>
+              <w:ind w:firstLine="0"/>
+              <w:jc w:val="both"/>
+            </w:pPr>
+          </w:p>
+        </w:tc>
+        <w:tc>
+          <w:tcPr/>
+          <w:p>
+            <w:pPr>
+              <w:pStyle w:val="Compact"/>
+              <w:spacing w:line="240" w:lineRule="auto" w:after="0"/>
+              <w:ind w:firstLine="0"/>
+              <w:jc w:val="both"/>
+            </w:pPr>
+          </w:p>
+        </w:tc>
+        <w:tc>
+          <w:tcPr/>
+          <w:p>
+            <w:pPr>
+              <w:pStyle w:val="Compact"/>
+              <w:spacing w:line="240" w:lineRule="auto" w:after="0"/>
+              <w:ind w:firstLine="0"/>
+              <w:jc w:val="both"/>
             </w:pPr>
           </w:p>
         </w:tc>
@@ -13561,7 +13701,7 @@
               <w:pStyle w:val="Compact"/>
               <w:spacing w:line="240" w:lineRule="auto" w:after="0"/>
               <w:ind w:firstLine="0"/>
-              <w:jc w:val="center"/>
+              <w:jc w:val="both"/>
             </w:pPr>
             <w:r>
               <w:rPr>
@@ -13580,7 +13720,7 @@
               <w:pStyle w:val="Compact"/>
               <w:spacing w:line="240" w:lineRule="auto" w:after="0"/>
               <w:ind w:firstLine="0"/>
-              <w:jc w:val="center"/>
+              <w:jc w:val="right"/>
             </w:pPr>
             <w:r>
               <w:rPr>
@@ -13599,7 +13739,7 @@
               <w:pStyle w:val="Compact"/>
               <w:spacing w:line="240" w:lineRule="auto" w:after="0"/>
               <w:ind w:firstLine="0"/>
-              <w:jc w:val="center"/>
+              <w:jc w:val="right"/>
             </w:pPr>
             <w:r>
               <w:rPr>
@@ -13618,7 +13758,7 @@
               <w:pStyle w:val="Compact"/>
               <w:spacing w:line="240" w:lineRule="auto" w:after="0"/>
               <w:ind w:firstLine="0"/>
-              <w:jc w:val="center"/>
+              <w:jc w:val="right"/>
             </w:pPr>
             <w:r>
               <w:rPr>
@@ -13637,7 +13777,7 @@
               <w:pStyle w:val="Compact"/>
               <w:spacing w:line="240" w:lineRule="auto" w:after="0"/>
               <w:ind w:firstLine="0"/>
-              <w:jc w:val="center"/>
+              <w:jc w:val="right"/>
             </w:pPr>
             <w:r>
               <w:rPr>
@@ -13677,7 +13817,7 @@
               <w:pStyle w:val="Compact"/>
               <w:spacing w:line="240" w:lineRule="auto" w:after="0"/>
               <w:ind w:firstLine="0"/>
-              <w:jc w:val="center"/>
+              <w:jc w:val="both"/>
             </w:pPr>
             <w:r>
               <w:rPr>
@@ -13696,7 +13836,7 @@
               <w:pStyle w:val="Compact"/>
               <w:spacing w:line="240" w:lineRule="auto" w:after="0"/>
               <w:ind w:firstLine="0"/>
-              <w:jc w:val="center"/>
+              <w:jc w:val="right"/>
             </w:pPr>
             <w:r>
               <w:rPr>
@@ -13715,7 +13855,7 @@
               <w:pStyle w:val="Compact"/>
               <w:spacing w:line="240" w:lineRule="auto" w:after="0"/>
               <w:ind w:firstLine="0"/>
-              <w:jc w:val="center"/>
+              <w:jc w:val="right"/>
             </w:pPr>
             <w:r>
               <w:rPr>
@@ -13734,7 +13874,7 @@
               <w:pStyle w:val="Compact"/>
               <w:spacing w:line="240" w:lineRule="auto" w:after="0"/>
               <w:ind w:firstLine="0"/>
-              <w:jc w:val="center"/>
+              <w:jc w:val="right"/>
             </w:pPr>
             <w:r>
               <w:rPr>
@@ -13753,7 +13893,7 @@
               <w:pStyle w:val="Compact"/>
               <w:spacing w:line="240" w:lineRule="auto" w:after="0"/>
               <w:ind w:firstLine="0"/>
-              <w:jc w:val="center"/>
+              <w:jc w:val="right"/>
             </w:pPr>
             <w:r>
               <w:rPr>
@@ -13774,56 +13914,62 @@
               <w:pStyle w:val="Compact"/>
               <w:spacing w:line="240" w:lineRule="auto" w:after="0"/>
               <w:ind w:firstLine="0"/>
-            </w:pPr>
-          </w:p>
-        </w:tc>
-        <w:tc>
-          <w:tcPr/>
-          <w:p>
-            <w:pPr>
-              <w:pStyle w:val="Compact"/>
-              <w:spacing w:line="240" w:lineRule="auto" w:after="0"/>
-              <w:ind w:firstLine="0"/>
-            </w:pPr>
-          </w:p>
-        </w:tc>
-        <w:tc>
-          <w:tcPr/>
-          <w:p>
-            <w:pPr>
-              <w:pStyle w:val="Compact"/>
-              <w:spacing w:line="240" w:lineRule="auto" w:after="0"/>
-              <w:ind w:firstLine="0"/>
-            </w:pPr>
-          </w:p>
-        </w:tc>
-        <w:tc>
-          <w:tcPr/>
-          <w:p>
-            <w:pPr>
-              <w:pStyle w:val="Compact"/>
-              <w:spacing w:line="240" w:lineRule="auto" w:after="0"/>
-              <w:ind w:firstLine="0"/>
-            </w:pPr>
-          </w:p>
-        </w:tc>
-        <w:tc>
-          <w:tcPr/>
-          <w:p>
-            <w:pPr>
-              <w:pStyle w:val="Compact"/>
-              <w:spacing w:line="240" w:lineRule="auto" w:after="0"/>
-              <w:ind w:firstLine="0"/>
-            </w:pPr>
-          </w:p>
-        </w:tc>
-        <w:tc>
-          <w:tcPr/>
-          <w:p>
-            <w:pPr>
-              <w:pStyle w:val="Compact"/>
-              <w:spacing w:line="240" w:lineRule="auto" w:after="0"/>
-              <w:ind w:firstLine="0"/>
+              <w:jc w:val="left"/>
+            </w:pPr>
+          </w:p>
+        </w:tc>
+        <w:tc>
+          <w:tcPr/>
+          <w:p>
+            <w:pPr>
+              <w:pStyle w:val="Compact"/>
+              <w:spacing w:line="240" w:lineRule="auto" w:after="0"/>
+              <w:ind w:firstLine="0"/>
+              <w:jc w:val="both"/>
+            </w:pPr>
+          </w:p>
+        </w:tc>
+        <w:tc>
+          <w:tcPr/>
+          <w:p>
+            <w:pPr>
+              <w:pStyle w:val="Compact"/>
+              <w:spacing w:line="240" w:lineRule="auto" w:after="0"/>
+              <w:ind w:firstLine="0"/>
+              <w:jc w:val="both"/>
+            </w:pPr>
+          </w:p>
+        </w:tc>
+        <w:tc>
+          <w:tcPr/>
+          <w:p>
+            <w:pPr>
+              <w:pStyle w:val="Compact"/>
+              <w:spacing w:line="240" w:lineRule="auto" w:after="0"/>
+              <w:ind w:firstLine="0"/>
+              <w:jc w:val="both"/>
+            </w:pPr>
+          </w:p>
+        </w:tc>
+        <w:tc>
+          <w:tcPr/>
+          <w:p>
+            <w:pPr>
+              <w:pStyle w:val="Compact"/>
+              <w:spacing w:line="240" w:lineRule="auto" w:after="0"/>
+              <w:ind w:firstLine="0"/>
+              <w:jc w:val="both"/>
+            </w:pPr>
+          </w:p>
+        </w:tc>
+        <w:tc>
+          <w:tcPr/>
+          <w:p>
+            <w:pPr>
+              <w:pStyle w:val="Compact"/>
+              <w:spacing w:line="240" w:lineRule="auto" w:after="0"/>
+              <w:ind w:firstLine="0"/>
+              <w:jc w:val="both"/>
             </w:pPr>
           </w:p>
         </w:tc>
@@ -13868,7 +14014,7 @@
               <w:pStyle w:val="Compact"/>
               <w:spacing w:line="240" w:lineRule="auto" w:after="0"/>
               <w:ind w:firstLine="0"/>
-              <w:jc w:val="center"/>
+              <w:jc w:val="both"/>
             </w:pPr>
             <w:r>
               <w:rPr>
@@ -13887,7 +14033,7 @@
               <w:pStyle w:val="Compact"/>
               <w:spacing w:line="240" w:lineRule="auto" w:after="0"/>
               <w:ind w:firstLine="0"/>
-              <w:jc w:val="center"/>
+              <w:jc w:val="both"/>
             </w:pPr>
             <w:r>
               <w:rPr>
@@ -13906,7 +14052,7 @@
               <w:pStyle w:val="Compact"/>
               <w:spacing w:line="240" w:lineRule="auto" w:after="0"/>
               <w:ind w:firstLine="0"/>
-              <w:jc w:val="center"/>
+              <w:jc w:val="right"/>
             </w:pPr>
             <w:r>
               <w:rPr>
@@ -13925,7 +14071,7 @@
               <w:pStyle w:val="Compact"/>
               <w:spacing w:line="240" w:lineRule="auto" w:after="0"/>
               <w:ind w:firstLine="0"/>
-              <w:jc w:val="center"/>
+              <w:jc w:val="right"/>
             </w:pPr>
             <w:r>
               <w:rPr>
@@ -13944,7 +14090,7 @@
               <w:pStyle w:val="Compact"/>
               <w:spacing w:line="240" w:lineRule="auto" w:after="0"/>
               <w:ind w:firstLine="0"/>
-              <w:jc w:val="center"/>
+              <w:jc w:val="right"/>
             </w:pPr>
             <w:r>
               <w:rPr>
@@ -13997,7 +14143,7 @@
               <w:pStyle w:val="Compact"/>
               <w:spacing w:line="240" w:lineRule="auto" w:after="0"/>
               <w:ind w:firstLine="0"/>
-              <w:jc w:val="center"/>
+              <w:jc w:val="both"/>
             </w:pPr>
             <w:r>
               <w:rPr>
@@ -14016,7 +14162,7 @@
               <w:pStyle w:val="Compact"/>
               <w:spacing w:line="240" w:lineRule="auto" w:after="0"/>
               <w:ind w:firstLine="0"/>
-              <w:jc w:val="center"/>
+              <w:jc w:val="both"/>
             </w:pPr>
             <w:r>
               <w:rPr>
@@ -14035,7 +14181,7 @@
               <w:pStyle w:val="Compact"/>
               <w:spacing w:line="240" w:lineRule="auto" w:after="0"/>
               <w:ind w:firstLine="0"/>
-              <w:jc w:val="center"/>
+              <w:jc w:val="right"/>
             </w:pPr>
             <w:r>
               <w:rPr>
@@ -14054,7 +14200,7 @@
               <w:pStyle w:val="Compact"/>
               <w:spacing w:line="240" w:lineRule="auto" w:after="0"/>
               <w:ind w:firstLine="0"/>
-              <w:jc w:val="center"/>
+              <w:jc w:val="right"/>
             </w:pPr>
             <w:r>
               <w:rPr>
@@ -14073,7 +14219,7 @@
               <w:pStyle w:val="Compact"/>
               <w:spacing w:line="240" w:lineRule="auto" w:after="0"/>
               <w:ind w:firstLine="0"/>
-              <w:jc w:val="center"/>
+              <w:jc w:val="right"/>
             </w:pPr>
             <w:r>
               <w:rPr>
@@ -14126,7 +14272,7 @@
               <w:pStyle w:val="Compact"/>
               <w:spacing w:line="240" w:lineRule="auto" w:after="0"/>
               <w:ind w:firstLine="0"/>
-              <w:jc w:val="center"/>
+              <w:jc w:val="both"/>
             </w:pPr>
             <w:r>
               <w:rPr>
@@ -14145,7 +14291,7 @@
               <w:pStyle w:val="Compact"/>
               <w:spacing w:line="240" w:lineRule="auto" w:after="0"/>
               <w:ind w:firstLine="0"/>
-              <w:jc w:val="center"/>
+              <w:jc w:val="both"/>
             </w:pPr>
             <w:r>
               <w:rPr>
@@ -14164,7 +14310,7 @@
               <w:pStyle w:val="Compact"/>
               <w:spacing w:line="240" w:lineRule="auto" w:after="0"/>
               <w:ind w:firstLine="0"/>
-              <w:jc w:val="center"/>
+              <w:jc w:val="right"/>
             </w:pPr>
             <w:r>
               <w:rPr>
@@ -14183,7 +14329,7 @@
               <w:pStyle w:val="Compact"/>
               <w:spacing w:line="240" w:lineRule="auto" w:after="0"/>
               <w:ind w:firstLine="0"/>
-              <w:jc w:val="center"/>
+              <w:jc w:val="right"/>
             </w:pPr>
             <w:r>
               <w:rPr>
@@ -14202,7 +14348,7 @@
               <w:pStyle w:val="Compact"/>
               <w:spacing w:line="240" w:lineRule="auto" w:after="0"/>
               <w:ind w:firstLine="0"/>
-              <w:jc w:val="center"/>
+              <w:jc w:val="right"/>
             </w:pPr>
             <w:r>
               <w:rPr>
@@ -14223,56 +14369,62 @@
               <w:pStyle w:val="Compact"/>
               <w:spacing w:line="240" w:lineRule="auto" w:after="0"/>
               <w:ind w:firstLine="0"/>
-            </w:pPr>
-          </w:p>
-        </w:tc>
-        <w:tc>
-          <w:tcPr/>
-          <w:p>
-            <w:pPr>
-              <w:pStyle w:val="Compact"/>
-              <w:spacing w:line="240" w:lineRule="auto" w:after="0"/>
-              <w:ind w:firstLine="0"/>
-            </w:pPr>
-          </w:p>
-        </w:tc>
-        <w:tc>
-          <w:tcPr/>
-          <w:p>
-            <w:pPr>
-              <w:pStyle w:val="Compact"/>
-              <w:spacing w:line="240" w:lineRule="auto" w:after="0"/>
-              <w:ind w:firstLine="0"/>
-            </w:pPr>
-          </w:p>
-        </w:tc>
-        <w:tc>
-          <w:tcPr/>
-          <w:p>
-            <w:pPr>
-              <w:pStyle w:val="Compact"/>
-              <w:spacing w:line="240" w:lineRule="auto" w:after="0"/>
-              <w:ind w:firstLine="0"/>
-            </w:pPr>
-          </w:p>
-        </w:tc>
-        <w:tc>
-          <w:tcPr/>
-          <w:p>
-            <w:pPr>
-              <w:pStyle w:val="Compact"/>
-              <w:spacing w:line="240" w:lineRule="auto" w:after="0"/>
-              <w:ind w:firstLine="0"/>
-            </w:pPr>
-          </w:p>
-        </w:tc>
-        <w:tc>
-          <w:tcPr/>
-          <w:p>
-            <w:pPr>
-              <w:pStyle w:val="Compact"/>
-              <w:spacing w:line="240" w:lineRule="auto" w:after="0"/>
-              <w:ind w:firstLine="0"/>
+              <w:jc w:val="left"/>
+            </w:pPr>
+          </w:p>
+        </w:tc>
+        <w:tc>
+          <w:tcPr/>
+          <w:p>
+            <w:pPr>
+              <w:pStyle w:val="Compact"/>
+              <w:spacing w:line="240" w:lineRule="auto" w:after="0"/>
+              <w:ind w:firstLine="0"/>
+              <w:jc w:val="both"/>
+            </w:pPr>
+          </w:p>
+        </w:tc>
+        <w:tc>
+          <w:tcPr/>
+          <w:p>
+            <w:pPr>
+              <w:pStyle w:val="Compact"/>
+              <w:spacing w:line="240" w:lineRule="auto" w:after="0"/>
+              <w:ind w:firstLine="0"/>
+              <w:jc w:val="both"/>
+            </w:pPr>
+          </w:p>
+        </w:tc>
+        <w:tc>
+          <w:tcPr/>
+          <w:p>
+            <w:pPr>
+              <w:pStyle w:val="Compact"/>
+              <w:spacing w:line="240" w:lineRule="auto" w:after="0"/>
+              <w:ind w:firstLine="0"/>
+              <w:jc w:val="both"/>
+            </w:pPr>
+          </w:p>
+        </w:tc>
+        <w:tc>
+          <w:tcPr/>
+          <w:p>
+            <w:pPr>
+              <w:pStyle w:val="Compact"/>
+              <w:spacing w:line="240" w:lineRule="auto" w:after="0"/>
+              <w:ind w:firstLine="0"/>
+              <w:jc w:val="both"/>
+            </w:pPr>
+          </w:p>
+        </w:tc>
+        <w:tc>
+          <w:tcPr/>
+          <w:p>
+            <w:pPr>
+              <w:pStyle w:val="Compact"/>
+              <w:spacing w:line="240" w:lineRule="auto" w:after="0"/>
+              <w:ind w:firstLine="0"/>
+              <w:jc w:val="both"/>
             </w:pPr>
           </w:p>
         </w:tc>
@@ -14304,7 +14456,7 @@
               <w:pStyle w:val="Compact"/>
               <w:spacing w:line="240" w:lineRule="auto" w:after="0"/>
               <w:ind w:firstLine="0"/>
-              <w:jc w:val="center"/>
+              <w:jc w:val="both"/>
             </w:pPr>
             <w:r>
               <w:rPr>
@@ -14323,7 +14475,7 @@
               <w:pStyle w:val="Compact"/>
               <w:spacing w:line="240" w:lineRule="auto" w:after="0"/>
               <w:ind w:firstLine="0"/>
-              <w:jc w:val="center"/>
+              <w:jc w:val="both"/>
             </w:pPr>
             <w:r>
               <w:rPr>
@@ -14342,7 +14494,7 @@
               <w:pStyle w:val="Compact"/>
               <w:spacing w:line="240" w:lineRule="auto" w:after="0"/>
               <w:ind w:firstLine="0"/>
-              <w:jc w:val="center"/>
+              <w:jc w:val="both"/>
             </w:pPr>
             <w:r>
               <w:rPr>
@@ -14361,7 +14513,7 @@
               <w:pStyle w:val="Compact"/>
               <w:spacing w:line="240" w:lineRule="auto" w:after="0"/>
               <w:ind w:firstLine="0"/>
-              <w:jc w:val="center"/>
+              <w:jc w:val="both"/>
             </w:pPr>
             <w:r>
               <w:rPr>
@@ -14380,7 +14532,7 @@
               <w:pStyle w:val="Compact"/>
               <w:spacing w:line="240" w:lineRule="auto" w:after="0"/>
               <w:ind w:firstLine="0"/>
-              <w:jc w:val="center"/>
+              <w:jc w:val="right"/>
             </w:pPr>
             <w:r>
               <w:rPr>
@@ -14420,7 +14572,7 @@
               <w:pStyle w:val="Compact"/>
               <w:spacing w:line="240" w:lineRule="auto" w:after="0"/>
               <w:ind w:firstLine="0"/>
-              <w:jc w:val="center"/>
+              <w:jc w:val="both"/>
             </w:pPr>
             <w:r>
               <w:rPr>
@@ -14439,7 +14591,7 @@
               <w:pStyle w:val="Compact"/>
               <w:spacing w:line="240" w:lineRule="auto" w:after="0"/>
               <w:ind w:firstLine="0"/>
-              <w:jc w:val="center"/>
+              <w:jc w:val="both"/>
             </w:pPr>
             <w:r>
               <w:rPr>
@@ -14458,7 +14610,7 @@
               <w:pStyle w:val="Compact"/>
               <w:spacing w:line="240" w:lineRule="auto" w:after="0"/>
               <w:ind w:firstLine="0"/>
-              <w:jc w:val="center"/>
+              <w:jc w:val="both"/>
             </w:pPr>
             <w:r>
               <w:rPr>
@@ -14477,7 +14629,7 @@
               <w:pStyle w:val="Compact"/>
               <w:spacing w:line="240" w:lineRule="auto" w:after="0"/>
               <w:ind w:firstLine="0"/>
-              <w:jc w:val="center"/>
+              <w:jc w:val="both"/>
             </w:pPr>
             <w:r>
               <w:rPr>
@@ -14496,7 +14648,7 @@
               <w:pStyle w:val="Compact"/>
               <w:spacing w:line="240" w:lineRule="auto" w:after="0"/>
               <w:ind w:firstLine="0"/>
-              <w:jc w:val="center"/>
+              <w:jc w:val="right"/>
             </w:pPr>
             <w:r>
               <w:rPr>
@@ -14536,7 +14688,7 @@
               <w:pStyle w:val="Compact"/>
               <w:spacing w:line="240" w:lineRule="auto" w:after="0"/>
               <w:ind w:firstLine="0"/>
-              <w:jc w:val="center"/>
+              <w:jc w:val="both"/>
             </w:pPr>
             <w:r>
               <w:rPr>
@@ -14555,7 +14707,7 @@
               <w:pStyle w:val="Compact"/>
               <w:spacing w:line="240" w:lineRule="auto" w:after="0"/>
               <w:ind w:firstLine="0"/>
-              <w:jc w:val="center"/>
+              <w:jc w:val="both"/>
             </w:pPr>
             <w:r>
               <w:rPr>
@@ -14574,7 +14726,7 @@
               <w:pStyle w:val="Compact"/>
               <w:spacing w:line="240" w:lineRule="auto" w:after="0"/>
               <w:ind w:firstLine="0"/>
-              <w:jc w:val="center"/>
+              <w:jc w:val="both"/>
             </w:pPr>
             <w:r>
               <w:rPr>
@@ -14593,7 +14745,7 @@
               <w:pStyle w:val="Compact"/>
               <w:spacing w:line="240" w:lineRule="auto" w:after="0"/>
               <w:ind w:firstLine="0"/>
-              <w:jc w:val="center"/>
+              <w:jc w:val="both"/>
             </w:pPr>
             <w:r>
               <w:rPr>
@@ -14612,7 +14764,7 @@
               <w:pStyle w:val="Compact"/>
               <w:spacing w:line="240" w:lineRule="auto" w:after="0"/>
               <w:ind w:firstLine="0"/>
-              <w:jc w:val="center"/>
+              <w:jc w:val="right"/>
             </w:pPr>
             <w:r>
               <w:rPr>
@@ -14652,7 +14804,7 @@
               <w:pStyle w:val="Compact"/>
               <w:spacing w:line="240" w:lineRule="auto" w:after="0"/>
               <w:ind w:firstLine="0"/>
-              <w:jc w:val="center"/>
+              <w:jc w:val="both"/>
             </w:pPr>
             <w:r>
               <w:rPr>
@@ -14671,7 +14823,7 @@
               <w:pStyle w:val="Compact"/>
               <w:spacing w:line="240" w:lineRule="auto" w:after="0"/>
               <w:ind w:firstLine="0"/>
-              <w:jc w:val="center"/>
+              <w:jc w:val="both"/>
             </w:pPr>
             <w:r>
               <w:rPr>
@@ -14690,7 +14842,7 @@
               <w:pStyle w:val="Compact"/>
               <w:spacing w:line="240" w:lineRule="auto" w:after="0"/>
               <w:ind w:firstLine="0"/>
-              <w:jc w:val="center"/>
+              <w:jc w:val="both"/>
             </w:pPr>
             <w:r>
               <w:rPr>
@@ -14709,7 +14861,7 @@
               <w:pStyle w:val="Compact"/>
               <w:spacing w:line="240" w:lineRule="auto" w:after="0"/>
               <w:ind w:firstLine="0"/>
-              <w:jc w:val="center"/>
+              <w:jc w:val="both"/>
             </w:pPr>
             <w:r>
               <w:rPr>
@@ -14728,7 +14880,7 @@
               <w:pStyle w:val="Compact"/>
               <w:spacing w:line="240" w:lineRule="auto" w:after="0"/>
               <w:ind w:firstLine="0"/>
-              <w:jc w:val="center"/>
+              <w:jc w:val="right"/>
             </w:pPr>
             <w:r>
               <w:rPr>
@@ -14768,7 +14920,7 @@
               <w:pStyle w:val="Compact"/>
               <w:spacing w:line="240" w:lineRule="auto" w:after="0"/>
               <w:ind w:firstLine="0"/>
-              <w:jc w:val="center"/>
+              <w:jc w:val="both"/>
             </w:pPr>
             <w:r>
               <w:rPr>
@@ -14787,7 +14939,7 @@
               <w:pStyle w:val="Compact"/>
               <w:spacing w:line="240" w:lineRule="auto" w:after="0"/>
               <w:ind w:firstLine="0"/>
-              <w:jc w:val="center"/>
+              <w:jc w:val="both"/>
             </w:pPr>
             <w:r>
               <w:rPr>
@@ -14806,7 +14958,7 @@
               <w:pStyle w:val="Compact"/>
               <w:spacing w:line="240" w:lineRule="auto" w:after="0"/>
               <w:ind w:firstLine="0"/>
-              <w:jc w:val="center"/>
+              <w:jc w:val="both"/>
             </w:pPr>
             <w:r>
               <w:rPr>
@@ -14825,7 +14977,7 @@
               <w:pStyle w:val="Compact"/>
               <w:spacing w:line="240" w:lineRule="auto" w:after="0"/>
               <w:ind w:firstLine="0"/>
-              <w:jc w:val="center"/>
+              <w:jc w:val="both"/>
             </w:pPr>
             <w:r>
               <w:rPr>
@@ -14844,7 +14996,7 @@
               <w:pStyle w:val="Compact"/>
               <w:spacing w:line="240" w:lineRule="auto" w:after="0"/>
               <w:ind w:firstLine="0"/>
-              <w:jc w:val="center"/>
+              <w:jc w:val="right"/>
             </w:pPr>
             <w:r>
               <w:rPr>
@@ -14884,7 +15036,7 @@
               <w:pStyle w:val="Compact"/>
               <w:spacing w:line="240" w:lineRule="auto" w:after="0"/>
               <w:ind w:firstLine="0"/>
-              <w:jc w:val="center"/>
+              <w:jc w:val="both"/>
             </w:pPr>
             <w:r>
               <w:rPr>
@@ -14903,7 +15055,7 @@
               <w:pStyle w:val="Compact"/>
               <w:spacing w:line="240" w:lineRule="auto" w:after="0"/>
               <w:ind w:firstLine="0"/>
-              <w:jc w:val="center"/>
+              <w:jc w:val="both"/>
             </w:pPr>
             <w:r>
               <w:rPr>
@@ -14922,7 +15074,7 @@
               <w:pStyle w:val="Compact"/>
               <w:spacing w:line="240" w:lineRule="auto" w:after="0"/>
               <w:ind w:firstLine="0"/>
-              <w:jc w:val="center"/>
+              <w:jc w:val="both"/>
             </w:pPr>
             <w:r>
               <w:rPr>
@@ -14941,7 +15093,7 @@
               <w:pStyle w:val="Compact"/>
               <w:spacing w:line="240" w:lineRule="auto" w:after="0"/>
               <w:ind w:firstLine="0"/>
-              <w:jc w:val="center"/>
+              <w:jc w:val="both"/>
             </w:pPr>
             <w:r>
               <w:rPr>
@@ -14960,7 +15112,7 @@
               <w:pStyle w:val="Compact"/>
               <w:spacing w:line="240" w:lineRule="auto" w:after="0"/>
               <w:ind w:firstLine="0"/>
-              <w:jc w:val="center"/>
+              <w:jc w:val="right"/>
             </w:pPr>
             <w:r>
               <w:rPr>
@@ -15000,7 +15152,7 @@
               <w:pStyle w:val="Compact"/>
               <w:spacing w:line="240" w:lineRule="auto" w:after="0"/>
               <w:ind w:firstLine="0"/>
-              <w:jc w:val="center"/>
+              <w:jc w:val="both"/>
             </w:pPr>
             <w:r>
               <w:rPr>
@@ -15019,7 +15171,7 @@
               <w:pStyle w:val="Compact"/>
               <w:spacing w:line="240" w:lineRule="auto" w:after="0"/>
               <w:ind w:firstLine="0"/>
-              <w:jc w:val="center"/>
+              <w:jc w:val="both"/>
             </w:pPr>
             <w:r>
               <w:rPr>
@@ -15038,7 +15190,7 @@
               <w:pStyle w:val="Compact"/>
               <w:spacing w:line="240" w:lineRule="auto" w:after="0"/>
               <w:ind w:firstLine="0"/>
-              <w:jc w:val="center"/>
+              <w:jc w:val="both"/>
             </w:pPr>
             <w:r>
               <w:rPr>
@@ -15057,7 +15209,7 @@
               <w:pStyle w:val="Compact"/>
               <w:spacing w:line="240" w:lineRule="auto" w:after="0"/>
               <w:ind w:firstLine="0"/>
-              <w:jc w:val="center"/>
+              <w:jc w:val="both"/>
             </w:pPr>
             <w:r>
               <w:rPr>
@@ -15076,7 +15228,7 @@
               <w:pStyle w:val="Compact"/>
               <w:spacing w:line="240" w:lineRule="auto" w:after="0"/>
               <w:ind w:firstLine="0"/>
-              <w:jc w:val="center"/>
+              <w:jc w:val="right"/>
             </w:pPr>
             <w:r>
               <w:rPr>
@@ -15116,7 +15268,7 @@
               <w:pStyle w:val="Compact"/>
               <w:spacing w:line="240" w:lineRule="auto" w:after="0"/>
               <w:ind w:firstLine="0"/>
-              <w:jc w:val="center"/>
+              <w:jc w:val="both"/>
             </w:pPr>
             <w:r>
               <w:rPr>
@@ -15135,7 +15287,7 @@
               <w:pStyle w:val="Compact"/>
               <w:spacing w:line="240" w:lineRule="auto" w:after="0"/>
               <w:ind w:firstLine="0"/>
-              <w:jc w:val="center"/>
+              <w:jc w:val="both"/>
             </w:pPr>
             <w:r>
               <w:rPr>
@@ -15154,7 +15306,7 @@
               <w:pStyle w:val="Compact"/>
               <w:spacing w:line="240" w:lineRule="auto" w:after="0"/>
               <w:ind w:firstLine="0"/>
-              <w:jc w:val="center"/>
+              <w:jc w:val="both"/>
             </w:pPr>
             <w:r>
               <w:rPr>
@@ -15173,7 +15325,7 @@
               <w:pStyle w:val="Compact"/>
               <w:spacing w:line="240" w:lineRule="auto" w:after="0"/>
               <w:ind w:firstLine="0"/>
-              <w:jc w:val="center"/>
+              <w:jc w:val="both"/>
             </w:pPr>
             <w:r>
               <w:rPr>
@@ -15192,7 +15344,7 @@
               <w:pStyle w:val="Compact"/>
               <w:spacing w:line="240" w:lineRule="auto" w:after="0"/>
               <w:ind w:firstLine="0"/>
-              <w:jc w:val="center"/>
+              <w:jc w:val="right"/>
             </w:pPr>
             <w:r>
               <w:rPr>
@@ -15232,7 +15384,7 @@
               <w:pStyle w:val="Compact"/>
               <w:spacing w:line="240" w:lineRule="auto" w:after="0"/>
               <w:ind w:firstLine="0"/>
-              <w:jc w:val="center"/>
+              <w:jc w:val="both"/>
             </w:pPr>
             <w:r>
               <w:rPr>
@@ -15251,7 +15403,7 @@
               <w:pStyle w:val="Compact"/>
               <w:spacing w:line="240" w:lineRule="auto" w:after="0"/>
               <w:ind w:firstLine="0"/>
-              <w:jc w:val="center"/>
+              <w:jc w:val="both"/>
             </w:pPr>
             <w:r>
               <w:rPr>
@@ -15270,7 +15422,7 @@
               <w:pStyle w:val="Compact"/>
               <w:spacing w:line="240" w:lineRule="auto" w:after="0"/>
               <w:ind w:firstLine="0"/>
-              <w:jc w:val="center"/>
+              <w:jc w:val="both"/>
             </w:pPr>
             <w:r>
               <w:rPr>
@@ -15289,7 +15441,7 @@
               <w:pStyle w:val="Compact"/>
               <w:spacing w:line="240" w:lineRule="auto" w:after="0"/>
               <w:ind w:firstLine="0"/>
-              <w:jc w:val="center"/>
+              <w:jc w:val="both"/>
             </w:pPr>
             <w:r>
               <w:rPr>
@@ -15308,7 +15460,7 @@
               <w:pStyle w:val="Compact"/>
               <w:spacing w:line="240" w:lineRule="auto" w:after="0"/>
               <w:ind w:firstLine="0"/>
-              <w:jc w:val="center"/>
+              <w:jc w:val="right"/>
             </w:pPr>
             <w:r>
               <w:rPr>
@@ -15348,7 +15500,7 @@
               <w:pStyle w:val="Compact"/>
               <w:spacing w:line="240" w:lineRule="auto" w:after="0"/>
               <w:ind w:firstLine="0"/>
-              <w:jc w:val="center"/>
+              <w:jc w:val="both"/>
             </w:pPr>
             <w:r>
               <w:rPr>
@@ -15367,7 +15519,7 @@
               <w:pStyle w:val="Compact"/>
               <w:spacing w:line="240" w:lineRule="auto" w:after="0"/>
               <w:ind w:firstLine="0"/>
-              <w:jc w:val="center"/>
+              <w:jc w:val="both"/>
             </w:pPr>
             <w:r>
               <w:rPr>
@@ -15386,7 +15538,7 @@
               <w:pStyle w:val="Compact"/>
               <w:spacing w:line="240" w:lineRule="auto" w:after="0"/>
               <w:ind w:firstLine="0"/>
-              <w:jc w:val="center"/>
+              <w:jc w:val="both"/>
             </w:pPr>
             <w:r>
               <w:rPr>
@@ -15405,7 +15557,7 @@
               <w:pStyle w:val="Compact"/>
               <w:spacing w:line="240" w:lineRule="auto" w:after="0"/>
               <w:ind w:firstLine="0"/>
-              <w:jc w:val="center"/>
+              <w:jc w:val="both"/>
             </w:pPr>
             <w:r>
               <w:rPr>
@@ -15424,7 +15576,7 @@
               <w:pStyle w:val="Compact"/>
               <w:spacing w:line="240" w:lineRule="auto" w:after="0"/>
               <w:ind w:firstLine="0"/>
-              <w:jc w:val="center"/>
+              <w:jc w:val="right"/>
             </w:pPr>
             <w:r>
               <w:rPr>
@@ -15464,7 +15616,7 @@
               <w:pStyle w:val="Compact"/>
               <w:spacing w:line="240" w:lineRule="auto" w:after="0"/>
               <w:ind w:firstLine="0"/>
-              <w:jc w:val="center"/>
+              <w:jc w:val="both"/>
             </w:pPr>
             <w:r>
               <w:rPr>
@@ -15483,7 +15635,7 @@
               <w:pStyle w:val="Compact"/>
               <w:spacing w:line="240" w:lineRule="auto" w:after="0"/>
               <w:ind w:firstLine="0"/>
-              <w:jc w:val="center"/>
+              <w:jc w:val="both"/>
             </w:pPr>
             <w:r>
               <w:rPr>
@@ -15502,7 +15654,7 @@
               <w:pStyle w:val="Compact"/>
               <w:spacing w:line="240" w:lineRule="auto" w:after="0"/>
               <w:ind w:firstLine="0"/>
-              <w:jc w:val="center"/>
+              <w:jc w:val="both"/>
             </w:pPr>
             <w:r>
               <w:rPr>
@@ -15521,7 +15673,7 @@
               <w:pStyle w:val="Compact"/>
               <w:spacing w:line="240" w:lineRule="auto" w:after="0"/>
               <w:ind w:firstLine="0"/>
-              <w:jc w:val="center"/>
+              <w:jc w:val="both"/>
             </w:pPr>
             <w:r>
               <w:rPr>
@@ -15540,7 +15692,7 @@
               <w:pStyle w:val="Compact"/>
               <w:spacing w:line="240" w:lineRule="auto" w:after="0"/>
               <w:ind w:firstLine="0"/>
-              <w:jc w:val="center"/>
+              <w:jc w:val="right"/>
             </w:pPr>
             <w:r>
               <w:rPr>
@@ -15580,7 +15732,7 @@
               <w:pStyle w:val="Compact"/>
               <w:spacing w:line="240" w:lineRule="auto" w:after="0"/>
               <w:ind w:firstLine="0"/>
-              <w:jc w:val="center"/>
+              <w:jc w:val="both"/>
             </w:pPr>
             <w:r>
               <w:rPr>
@@ -15599,7 +15751,7 @@
               <w:pStyle w:val="Compact"/>
               <w:spacing w:line="240" w:lineRule="auto" w:after="0"/>
               <w:ind w:firstLine="0"/>
-              <w:jc w:val="center"/>
+              <w:jc w:val="both"/>
             </w:pPr>
             <w:r>
               <w:rPr>
@@ -15618,7 +15770,7 @@
               <w:pStyle w:val="Compact"/>
               <w:spacing w:line="240" w:lineRule="auto" w:after="0"/>
               <w:ind w:firstLine="0"/>
-              <w:jc w:val="center"/>
+              <w:jc w:val="both"/>
             </w:pPr>
             <w:r>
               <w:rPr>
@@ -15637,7 +15789,7 @@
               <w:pStyle w:val="Compact"/>
               <w:spacing w:line="240" w:lineRule="auto" w:after="0"/>
               <w:ind w:firstLine="0"/>
-              <w:jc w:val="center"/>
+              <w:jc w:val="both"/>
             </w:pPr>
             <w:r>
               <w:rPr>
@@ -15656,7 +15808,7 @@
               <w:pStyle w:val="Compact"/>
               <w:spacing w:line="240" w:lineRule="auto" w:after="0"/>
               <w:ind w:firstLine="0"/>
-              <w:jc w:val="center"/>
+              <w:jc w:val="right"/>
             </w:pPr>
             <w:r>
               <w:rPr>
@@ -15722,7 +15874,7 @@
               <w:pStyle w:val="Compact"/>
               <w:spacing w:line="240" w:lineRule="auto" w:after="0"/>
               <w:ind w:firstLine="0"/>
-              <w:jc w:val="center"/>
+              <w:jc w:val="both"/>
             </w:pPr>
             <w:r>
               <w:rPr>
@@ -15741,7 +15893,7 @@
               <w:pStyle w:val="Compact"/>
               <w:spacing w:line="240" w:lineRule="auto" w:after="0"/>
               <w:ind w:firstLine="0"/>
-              <w:jc w:val="center"/>
+              <w:jc w:val="both"/>
             </w:pPr>
             <w:r>
               <w:rPr>
@@ -15760,7 +15912,7 @@
               <w:pStyle w:val="Compact"/>
               <w:spacing w:line="240" w:lineRule="auto" w:after="0"/>
               <w:ind w:firstLine="0"/>
-              <w:jc w:val="center"/>
+              <w:jc w:val="both"/>
             </w:pPr>
             <w:r>
               <w:rPr>
@@ -15779,7 +15931,7 @@
               <w:pStyle w:val="Compact"/>
               <w:spacing w:line="240" w:lineRule="auto" w:after="0"/>
               <w:ind w:firstLine="0"/>
-              <w:jc w:val="center"/>
+              <w:jc w:val="both"/>
             </w:pPr>
             <w:r>
               <w:rPr>
@@ -15798,7 +15950,7 @@
               <w:pStyle w:val="Compact"/>
               <w:spacing w:line="240" w:lineRule="auto" w:after="0"/>
               <w:ind w:firstLine="0"/>
-              <w:jc w:val="center"/>
+              <w:jc w:val="both"/>
             </w:pPr>
             <w:r>
               <w:rPr>
@@ -15875,7 +16027,7 @@
               <w:pStyle w:val="Compact"/>
               <w:spacing w:line="240" w:lineRule="auto" w:after="0"/>
               <w:ind w:firstLine="0"/>
-              <w:jc w:val="center"/>
+              <w:jc w:val="both"/>
             </w:pPr>
             <w:r>
               <w:rPr>
@@ -15894,7 +16046,7 @@
               <w:pStyle w:val="Compact"/>
               <w:spacing w:line="240" w:lineRule="auto" w:after="0"/>
               <w:ind w:firstLine="0"/>
-              <w:jc w:val="center"/>
+              <w:jc w:val="right"/>
             </w:pPr>
             <w:r>
               <w:rPr>
@@ -15913,7 +16065,7 @@
               <w:pStyle w:val="Compact"/>
               <w:spacing w:line="240" w:lineRule="auto" w:after="0"/>
               <w:ind w:firstLine="0"/>
-              <w:jc w:val="center"/>
+              <w:jc w:val="right"/>
             </w:pPr>
             <w:r>
               <w:rPr>
@@ -15932,7 +16084,7 @@
               <w:pStyle w:val="Compact"/>
               <w:spacing w:line="240" w:lineRule="auto" w:after="0"/>
               <w:ind w:firstLine="0"/>
-              <w:jc w:val="center"/>
+              <w:jc w:val="right"/>
             </w:pPr>
             <w:r>
               <w:rPr>
@@ -15951,7 +16103,7 @@
               <w:pStyle w:val="Compact"/>
               <w:spacing w:line="240" w:lineRule="auto" w:after="0"/>
               <w:ind w:firstLine="0"/>
-              <w:jc w:val="center"/>
+              <w:jc w:val="right"/>
             </w:pPr>
             <w:r>
               <w:rPr>
@@ -15991,7 +16143,7 @@
               <w:pStyle w:val="Compact"/>
               <w:spacing w:line="240" w:lineRule="auto" w:after="0"/>
               <w:ind w:firstLine="0"/>
-              <w:jc w:val="center"/>
+              <w:jc w:val="both"/>
             </w:pPr>
             <w:r>
               <w:rPr>
@@ -16010,7 +16162,7 @@
               <w:pStyle w:val="Compact"/>
               <w:spacing w:line="240" w:lineRule="auto" w:after="0"/>
               <w:ind w:firstLine="0"/>
-              <w:jc w:val="center"/>
+              <w:jc w:val="both"/>
             </w:pPr>
             <w:r>
               <w:rPr>
@@ -16029,7 +16181,7 @@
               <w:pStyle w:val="Compact"/>
               <w:spacing w:line="240" w:lineRule="auto" w:after="0"/>
               <w:ind w:firstLine="0"/>
-              <w:jc w:val="center"/>
+              <w:jc w:val="both"/>
             </w:pPr>
             <w:r>
               <w:rPr>
@@ -16048,7 +16200,7 @@
               <w:pStyle w:val="Compact"/>
               <w:spacing w:line="240" w:lineRule="auto" w:after="0"/>
               <w:ind w:firstLine="0"/>
-              <w:jc w:val="center"/>
+              <w:jc w:val="both"/>
             </w:pPr>
             <w:r>
               <w:rPr>
@@ -16067,7 +16219,7 @@
               <w:pStyle w:val="Compact"/>
               <w:spacing w:line="240" w:lineRule="auto" w:after="0"/>
               <w:ind w:firstLine="0"/>
-              <w:jc w:val="center"/>
+              <w:jc w:val="both"/>
             </w:pPr>
             <w:r>
               <w:rPr>
@@ -16088,56 +16240,62 @@
               <w:pStyle w:val="Compact"/>
               <w:spacing w:line="240" w:lineRule="auto" w:after="0"/>
               <w:ind w:firstLine="0"/>
-            </w:pPr>
-          </w:p>
-        </w:tc>
-        <w:tc>
-          <w:tcPr/>
-          <w:p>
-            <w:pPr>
-              <w:pStyle w:val="Compact"/>
-              <w:spacing w:line="240" w:lineRule="auto" w:after="0"/>
-              <w:ind w:firstLine="0"/>
-            </w:pPr>
-          </w:p>
-        </w:tc>
-        <w:tc>
-          <w:tcPr/>
-          <w:p>
-            <w:pPr>
-              <w:pStyle w:val="Compact"/>
-              <w:spacing w:line="240" w:lineRule="auto" w:after="0"/>
-              <w:ind w:firstLine="0"/>
-            </w:pPr>
-          </w:p>
-        </w:tc>
-        <w:tc>
-          <w:tcPr/>
-          <w:p>
-            <w:pPr>
-              <w:pStyle w:val="Compact"/>
-              <w:spacing w:line="240" w:lineRule="auto" w:after="0"/>
-              <w:ind w:firstLine="0"/>
-            </w:pPr>
-          </w:p>
-        </w:tc>
-        <w:tc>
-          <w:tcPr/>
-          <w:p>
-            <w:pPr>
-              <w:pStyle w:val="Compact"/>
-              <w:spacing w:line="240" w:lineRule="auto" w:after="0"/>
-              <w:ind w:firstLine="0"/>
-            </w:pPr>
-          </w:p>
-        </w:tc>
-        <w:tc>
-          <w:tcPr/>
-          <w:p>
-            <w:pPr>
-              <w:pStyle w:val="Compact"/>
-              <w:spacing w:line="240" w:lineRule="auto" w:after="0"/>
-              <w:ind w:firstLine="0"/>
+              <w:jc w:val="left"/>
+            </w:pPr>
+          </w:p>
+        </w:tc>
+        <w:tc>
+          <w:tcPr/>
+          <w:p>
+            <w:pPr>
+              <w:pStyle w:val="Compact"/>
+              <w:spacing w:line="240" w:lineRule="auto" w:after="0"/>
+              <w:ind w:firstLine="0"/>
+              <w:jc w:val="both"/>
+            </w:pPr>
+          </w:p>
+        </w:tc>
+        <w:tc>
+          <w:tcPr/>
+          <w:p>
+            <w:pPr>
+              <w:pStyle w:val="Compact"/>
+              <w:spacing w:line="240" w:lineRule="auto" w:after="0"/>
+              <w:ind w:firstLine="0"/>
+              <w:jc w:val="both"/>
+            </w:pPr>
+          </w:p>
+        </w:tc>
+        <w:tc>
+          <w:tcPr/>
+          <w:p>
+            <w:pPr>
+              <w:pStyle w:val="Compact"/>
+              <w:spacing w:line="240" w:lineRule="auto" w:after="0"/>
+              <w:ind w:firstLine="0"/>
+              <w:jc w:val="both"/>
+            </w:pPr>
+          </w:p>
+        </w:tc>
+        <w:tc>
+          <w:tcPr/>
+          <w:p>
+            <w:pPr>
+              <w:pStyle w:val="Compact"/>
+              <w:spacing w:line="240" w:lineRule="auto" w:after="0"/>
+              <w:ind w:firstLine="0"/>
+              <w:jc w:val="both"/>
+            </w:pPr>
+          </w:p>
+        </w:tc>
+        <w:tc>
+          <w:tcPr/>
+          <w:p>
+            <w:pPr>
+              <w:pStyle w:val="Compact"/>
+              <w:spacing w:line="240" w:lineRule="auto" w:after="0"/>
+              <w:ind w:firstLine="0"/>
+              <w:jc w:val="both"/>
             </w:pPr>
           </w:p>
         </w:tc>
@@ -16207,7 +16365,7 @@
               <w:pStyle w:val="Compact"/>
               <w:spacing w:line="240" w:lineRule="auto" w:after="0"/>
               <w:ind w:firstLine="0"/>
-              <w:jc w:val="center"/>
+              <w:jc w:val="right"/>
             </w:pPr>
             <w:r>
               <w:rPr>
@@ -16226,7 +16384,7 @@
               <w:pStyle w:val="Compact"/>
               <w:spacing w:line="240" w:lineRule="auto" w:after="0"/>
               <w:ind w:firstLine="0"/>
-              <w:jc w:val="center"/>
+              <w:jc w:val="right"/>
             </w:pPr>
             <w:r>
               <w:rPr>
@@ -16245,7 +16403,7 @@
               <w:pStyle w:val="Compact"/>
               <w:spacing w:line="240" w:lineRule="auto" w:after="0"/>
               <w:ind w:firstLine="0"/>
-              <w:jc w:val="center"/>
+              <w:jc w:val="right"/>
             </w:pPr>
             <w:r>
               <w:rPr>
@@ -16264,7 +16422,7 @@
               <w:pStyle w:val="Compact"/>
               <w:spacing w:line="240" w:lineRule="auto" w:after="0"/>
               <w:ind w:firstLine="0"/>
-              <w:jc w:val="center"/>
+              <w:jc w:val="right"/>
             </w:pPr>
             <w:r>
               <w:rPr>
@@ -16283,7 +16441,7 @@
               <w:pStyle w:val="Compact"/>
               <w:spacing w:line="240" w:lineRule="auto" w:after="0"/>
               <w:ind w:firstLine="0"/>
-              <w:jc w:val="center"/>
+              <w:jc w:val="right"/>
             </w:pPr>
             <w:r>
               <w:rPr>
@@ -16352,7 +16510,7 @@
               <w:pStyle w:val="Compact"/>
               <w:spacing w:line="240" w:lineRule="auto" w:after="0"/>
               <w:ind w:firstLine="0"/>
-              <w:jc w:val="center"/>
+              <w:jc w:val="right"/>
             </w:pPr>
             <w:r>
               <w:rPr>
@@ -16371,7 +16529,7 @@
               <w:pStyle w:val="Compact"/>
               <w:spacing w:line="240" w:lineRule="auto" w:after="0"/>
               <w:ind w:firstLine="0"/>
-              <w:jc w:val="center"/>
+              <w:jc w:val="right"/>
             </w:pPr>
             <w:r>
               <w:rPr>
@@ -16390,7 +16548,7 @@
               <w:pStyle w:val="Compact"/>
               <w:spacing w:line="240" w:lineRule="auto" w:after="0"/>
               <w:ind w:firstLine="0"/>
-              <w:jc w:val="center"/>
+              <w:jc w:val="right"/>
             </w:pPr>
             <w:r>
               <w:rPr>
@@ -16409,7 +16567,7 @@
               <w:pStyle w:val="Compact"/>
               <w:spacing w:line="240" w:lineRule="auto" w:after="0"/>
               <w:ind w:firstLine="0"/>
-              <w:jc w:val="center"/>
+              <w:jc w:val="right"/>
             </w:pPr>
             <w:r>
               <w:rPr>
@@ -16428,7 +16586,7 @@
               <w:pStyle w:val="Compact"/>
               <w:spacing w:line="240" w:lineRule="auto" w:after="0"/>
               <w:ind w:firstLine="0"/>
-              <w:jc w:val="center"/>
+              <w:jc w:val="right"/>
             </w:pPr>
             <w:r>
               <w:rPr>
@@ -16486,7 +16644,7 @@
               <w:pStyle w:val="Compact"/>
               <w:spacing w:line="240" w:lineRule="auto" w:after="0"/>
               <w:ind w:firstLine="0"/>
-              <w:jc w:val="center"/>
+              <w:jc w:val="right"/>
             </w:pPr>
             <w:r>
               <w:rPr>
@@ -16505,7 +16663,7 @@
               <w:pStyle w:val="Compact"/>
               <w:spacing w:line="240" w:lineRule="auto" w:after="0"/>
               <w:ind w:firstLine="0"/>
-              <w:jc w:val="center"/>
+              <w:jc w:val="right"/>
             </w:pPr>
             <w:r>
               <w:rPr>
@@ -16524,7 +16682,7 @@
               <w:pStyle w:val="Compact"/>
               <w:spacing w:line="240" w:lineRule="auto" w:after="0"/>
               <w:ind w:firstLine="0"/>
-              <w:jc w:val="center"/>
+              <w:jc w:val="right"/>
             </w:pPr>
             <w:r>
               <w:rPr>
@@ -16543,7 +16701,7 @@
               <w:pStyle w:val="Compact"/>
               <w:spacing w:line="240" w:lineRule="auto" w:after="0"/>
               <w:ind w:firstLine="0"/>
-              <w:jc w:val="center"/>
+              <w:jc w:val="right"/>
             </w:pPr>
             <w:r>
               <w:rPr>
@@ -16562,7 +16720,7 @@
               <w:pStyle w:val="Compact"/>
               <w:spacing w:line="240" w:lineRule="auto" w:after="0"/>
               <w:ind w:firstLine="0"/>
-              <w:jc w:val="center"/>
+              <w:jc w:val="right"/>
             </w:pPr>
             <w:r>
               <w:rPr>
@@ -16624,7 +16782,7 @@
               <w:pStyle w:val="Compact"/>
               <w:spacing w:line="240" w:lineRule="auto" w:after="0"/>
               <w:ind w:firstLine="0"/>
-              <w:jc w:val="center"/>
+              <w:jc w:val="both"/>
             </w:pPr>
             <w:r>
               <w:rPr>
@@ -16643,7 +16801,7 @@
               <w:pStyle w:val="Compact"/>
               <w:spacing w:line="240" w:lineRule="auto" w:after="0"/>
               <w:ind w:firstLine="0"/>
-              <w:jc w:val="center"/>
+              <w:jc w:val="right"/>
             </w:pPr>
             <w:r>
               <w:rPr>
@@ -16662,7 +16820,7 @@
               <w:pStyle w:val="Compact"/>
               <w:spacing w:line="240" w:lineRule="auto" w:after="0"/>
               <w:ind w:firstLine="0"/>
-              <w:jc w:val="center"/>
+              <w:jc w:val="right"/>
             </w:pPr>
             <w:r>
               <w:rPr>
@@ -16681,7 +16839,7 @@
               <w:pStyle w:val="Compact"/>
               <w:spacing w:line="240" w:lineRule="auto" w:after="0"/>
               <w:ind w:firstLine="0"/>
-              <w:jc w:val="center"/>
+              <w:jc w:val="right"/>
             </w:pPr>
             <w:r>
               <w:rPr>
@@ -16700,7 +16858,7 @@
               <w:pStyle w:val="Compact"/>
               <w:spacing w:line="240" w:lineRule="auto" w:after="0"/>
               <w:ind w:firstLine="0"/>
-              <w:jc w:val="center"/>
+              <w:jc w:val="right"/>
             </w:pPr>
             <w:r>
               <w:rPr>
@@ -16754,7 +16912,7 @@
               <w:pStyle w:val="Compact"/>
               <w:spacing w:line="240" w:lineRule="auto" w:after="0"/>
               <w:ind w:firstLine="0"/>
-              <w:jc w:val="center"/>
+              <w:jc w:val="right"/>
             </w:pPr>
             <w:r>
               <w:rPr>
@@ -16773,7 +16931,7 @@
               <w:pStyle w:val="Compact"/>
               <w:spacing w:line="240" w:lineRule="auto" w:after="0"/>
               <w:ind w:firstLine="0"/>
-              <w:jc w:val="center"/>
+              <w:jc w:val="right"/>
             </w:pPr>
             <w:r>
               <w:rPr>
@@ -16792,7 +16950,7 @@
               <w:pStyle w:val="Compact"/>
               <w:spacing w:line="240" w:lineRule="auto" w:after="0"/>
               <w:ind w:firstLine="0"/>
-              <w:jc w:val="center"/>
+              <w:jc w:val="right"/>
             </w:pPr>
             <w:r>
               <w:rPr>
@@ -16811,7 +16969,7 @@
               <w:pStyle w:val="Compact"/>
               <w:spacing w:line="240" w:lineRule="auto" w:after="0"/>
               <w:ind w:firstLine="0"/>
-              <w:jc w:val="center"/>
+              <w:jc w:val="right"/>
             </w:pPr>
             <w:r>
               <w:rPr>
@@ -16830,7 +16988,7 @@
               <w:pStyle w:val="Compact"/>
               <w:spacing w:line="240" w:lineRule="auto" w:after="0"/>
               <w:ind w:firstLine="0"/>
-              <w:jc w:val="center"/>
+              <w:jc w:val="right"/>
             </w:pPr>
             <w:r>
               <w:rPr>
@@ -16870,7 +17028,7 @@
               <w:pStyle w:val="Compact"/>
               <w:spacing w:line="240" w:lineRule="auto" w:after="0"/>
               <w:ind w:firstLine="0"/>
-              <w:jc w:val="center"/>
+              <w:jc w:val="right"/>
             </w:pPr>
             <w:r>
               <w:rPr>
@@ -16889,7 +17047,7 @@
               <w:pStyle w:val="Compact"/>
               <w:spacing w:line="240" w:lineRule="auto" w:after="0"/>
               <w:ind w:firstLine="0"/>
-              <w:jc w:val="center"/>
+              <w:jc w:val="right"/>
             </w:pPr>
             <w:r>
               <w:rPr>
@@ -16908,7 +17066,7 @@
               <w:pStyle w:val="Compact"/>
               <w:spacing w:line="240" w:lineRule="auto" w:after="0"/>
               <w:ind w:firstLine="0"/>
-              <w:jc w:val="center"/>
+              <w:jc w:val="right"/>
             </w:pPr>
             <w:r>
               <w:rPr>
@@ -16927,7 +17085,7 @@
               <w:pStyle w:val="Compact"/>
               <w:spacing w:line="240" w:lineRule="auto" w:after="0"/>
               <w:ind w:firstLine="0"/>
-              <w:jc w:val="center"/>
+              <w:jc w:val="right"/>
             </w:pPr>
             <w:r>
               <w:rPr>
@@ -16946,7 +17104,7 @@
               <w:pStyle w:val="Compact"/>
               <w:spacing w:line="240" w:lineRule="auto" w:after="0"/>
               <w:ind w:firstLine="0"/>
-              <w:jc w:val="center"/>
+              <w:jc w:val="right"/>
             </w:pPr>
             <w:r>
               <w:rPr>
@@ -16986,7 +17144,7 @@
               <w:pStyle w:val="Compact"/>
               <w:spacing w:line="240" w:lineRule="auto" w:after="0"/>
               <w:ind w:firstLine="0"/>
-              <w:jc w:val="center"/>
+              <w:jc w:val="right"/>
             </w:pPr>
             <w:r>
               <w:rPr>
@@ -17005,7 +17163,7 @@
               <w:pStyle w:val="Compact"/>
               <w:spacing w:line="240" w:lineRule="auto" w:after="0"/>
               <w:ind w:firstLine="0"/>
-              <w:jc w:val="center"/>
+              <w:jc w:val="right"/>
             </w:pPr>
             <w:r>
               <w:rPr>
@@ -17024,7 +17182,7 @@
               <w:pStyle w:val="Compact"/>
               <w:spacing w:line="240" w:lineRule="auto" w:after="0"/>
               <w:ind w:firstLine="0"/>
-              <w:jc w:val="center"/>
+              <w:jc w:val="right"/>
             </w:pPr>
             <w:r>
               <w:rPr>
@@ -17043,7 +17201,7 @@
               <w:pStyle w:val="Compact"/>
               <w:spacing w:line="240" w:lineRule="auto" w:after="0"/>
               <w:ind w:firstLine="0"/>
-              <w:jc w:val="center"/>
+              <w:jc w:val="right"/>
             </w:pPr>
             <w:r>
               <w:rPr>
@@ -17062,7 +17220,7 @@
               <w:pStyle w:val="Compact"/>
               <w:spacing w:line="240" w:lineRule="auto" w:after="0"/>
               <w:ind w:firstLine="0"/>
-              <w:jc w:val="center"/>
+              <w:jc w:val="right"/>
             </w:pPr>
             <w:r>
               <w:rPr>
@@ -17124,7 +17282,7 @@
               <w:pStyle w:val="Compact"/>
               <w:spacing w:line="240" w:lineRule="auto" w:after="0"/>
               <w:ind w:firstLine="0"/>
-              <w:jc w:val="center"/>
+              <w:jc w:val="both"/>
             </w:pPr>
             <w:r>
               <w:rPr>
@@ -17143,7 +17301,7 @@
               <w:pStyle w:val="Compact"/>
               <w:spacing w:line="240" w:lineRule="auto" w:after="0"/>
               <w:ind w:firstLine="0"/>
-              <w:jc w:val="center"/>
+              <w:jc w:val="right"/>
             </w:pPr>
             <w:r>
               <w:rPr>
@@ -17162,7 +17320,7 @@
               <w:pStyle w:val="Compact"/>
               <w:spacing w:line="240" w:lineRule="auto" w:after="0"/>
               <w:ind w:firstLine="0"/>
-              <w:jc w:val="center"/>
+              <w:jc w:val="right"/>
             </w:pPr>
             <w:r>
               <w:rPr>
@@ -17181,7 +17339,7 @@
               <w:pStyle w:val="Compact"/>
               <w:spacing w:line="240" w:lineRule="auto" w:after="0"/>
               <w:ind w:firstLine="0"/>
-              <w:jc w:val="center"/>
+              <w:jc w:val="right"/>
             </w:pPr>
             <w:r>
               <w:rPr>
@@ -17200,7 +17358,7 @@
               <w:pStyle w:val="Compact"/>
               <w:spacing w:line="240" w:lineRule="auto" w:after="0"/>
               <w:ind w:firstLine="0"/>
-              <w:jc w:val="center"/>
+              <w:jc w:val="right"/>
             </w:pPr>
             <w:r>
               <w:rPr>
@@ -17215,7 +17373,14 @@
       </w:tr>
       <w:tr>
         <w:tc>
-          <w:tcPr/>
+          <w:tcPr>
+            <w:tcBorders>
+              <w:top w:val="nil"/>
+              <w:left w:val="nil"/>
+              <w:bottom w:val="single" w:sz="8" w:color="000000"/>
+              <w:right w:val="nil"/>
+            </w:tcBorders>
+          </w:tcPr>
           <w:p>
             <w:pPr>
               <w:pStyle w:val="Compact"/>
@@ -17247,13 +17412,20 @@
           </w:p>
         </w:tc>
         <w:tc>
-          <w:tcPr/>
-          <w:p>
-            <w:pPr>
-              <w:pStyle w:val="Compact"/>
-              <w:spacing w:line="240" w:lineRule="auto" w:after="0"/>
-              <w:ind w:firstLine="0"/>
-              <w:jc w:val="center"/>
+          <w:tcPr>
+            <w:tcBorders>
+              <w:top w:val="nil"/>
+              <w:left w:val="nil"/>
+              <w:bottom w:val="single" w:sz="8" w:color="000000"/>
+              <w:right w:val="nil"/>
+            </w:tcBorders>
+          </w:tcPr>
+          <w:p>
+            <w:pPr>
+              <w:pStyle w:val="Compact"/>
+              <w:spacing w:line="240" w:lineRule="auto" w:after="0"/>
+              <w:ind w:firstLine="0"/>
+              <w:jc w:val="both"/>
             </w:pPr>
             <w:r>
               <w:rPr>
@@ -17266,13 +17438,20 @@
           </w:p>
         </w:tc>
         <w:tc>
-          <w:tcPr/>
-          <w:p>
-            <w:pPr>
-              <w:pStyle w:val="Compact"/>
-              <w:spacing w:line="240" w:lineRule="auto" w:after="0"/>
-              <w:ind w:firstLine="0"/>
-              <w:jc w:val="center"/>
+          <w:tcPr>
+            <w:tcBorders>
+              <w:top w:val="nil"/>
+              <w:left w:val="nil"/>
+              <w:bottom w:val="single" w:sz="8" w:color="000000"/>
+              <w:right w:val="nil"/>
+            </w:tcBorders>
+          </w:tcPr>
+          <w:p>
+            <w:pPr>
+              <w:pStyle w:val="Compact"/>
+              <w:spacing w:line="240" w:lineRule="auto" w:after="0"/>
+              <w:ind w:firstLine="0"/>
+              <w:jc w:val="both"/>
             </w:pPr>
             <m:oMath>
               <m:r>
@@ -17297,13 +17476,20 @@
           </w:p>
         </w:tc>
         <w:tc>
-          <w:tcPr/>
-          <w:p>
-            <w:pPr>
-              <w:pStyle w:val="Compact"/>
-              <w:spacing w:line="240" w:lineRule="auto" w:after="0"/>
-              <w:ind w:firstLine="0"/>
-              <w:jc w:val="center"/>
+          <w:tcPr>
+            <w:tcBorders>
+              <w:top w:val="nil"/>
+              <w:left w:val="nil"/>
+              <w:bottom w:val="single" w:sz="8" w:color="000000"/>
+              <w:right w:val="nil"/>
+            </w:tcBorders>
+          </w:tcPr>
+          <w:p>
+            <w:pPr>
+              <w:pStyle w:val="Compact"/>
+              <w:spacing w:line="240" w:lineRule="auto" w:after="0"/>
+              <w:ind w:firstLine="0"/>
+              <w:jc w:val="both"/>
             </w:pPr>
             <m:oMath>
               <m:r>
@@ -17328,13 +17514,20 @@
           </w:p>
         </w:tc>
         <w:tc>
-          <w:tcPr/>
-          <w:p>
-            <w:pPr>
-              <w:pStyle w:val="Compact"/>
-              <w:spacing w:line="240" w:lineRule="auto" w:after="0"/>
-              <w:ind w:firstLine="0"/>
-              <w:jc w:val="center"/>
+          <w:tcPr>
+            <w:tcBorders>
+              <w:top w:val="nil"/>
+              <w:left w:val="nil"/>
+              <w:bottom w:val="single" w:sz="8" w:color="000000"/>
+              <w:right w:val="nil"/>
+            </w:tcBorders>
+          </w:tcPr>
+          <w:p>
+            <w:pPr>
+              <w:pStyle w:val="Compact"/>
+              <w:spacing w:line="240" w:lineRule="auto" w:after="0"/>
+              <w:ind w:firstLine="0"/>
+              <w:jc w:val="both"/>
             </w:pPr>
             <m:oMath>
               <m:r>
@@ -17359,13 +17552,20 @@
           </w:p>
         </w:tc>
         <w:tc>
-          <w:tcPr/>
-          <w:p>
-            <w:pPr>
-              <w:pStyle w:val="Compact"/>
-              <w:spacing w:line="240" w:lineRule="auto" w:after="0"/>
-              <w:ind w:firstLine="0"/>
-              <w:jc w:val="center"/>
+          <w:tcPr>
+            <w:tcBorders>
+              <w:top w:val="nil"/>
+              <w:left w:val="nil"/>
+              <w:bottom w:val="single" w:sz="8" w:color="000000"/>
+              <w:right w:val="nil"/>
+            </w:tcBorders>
+          </w:tcPr>
+          <w:p>
+            <w:pPr>
+              <w:pStyle w:val="Compact"/>
+              <w:spacing w:line="240" w:lineRule="auto" w:after="0"/>
+              <w:ind w:firstLine="0"/>
+              <w:jc w:val="both"/>
             </w:pPr>
             <m:oMath>
               <m:r>
@@ -17820,7 +18020,7 @@
     <w:p>
       <w:pPr>
         <w:pStyle w:val="BodyText"/>
-        <w:spacing w:line="240" w:lineRule="auto" w:after="0"/>
+        <w:spacing w:line="240" w:lineRule="auto" w:before="40" w:after="240"/>
         <w:ind w:firstLine="0"/>
         <w:jc w:val="both"/>
       </w:pPr>
@@ -17925,7 +18125,7 @@
     <w:p>
       <w:pPr>
         <w:pStyle w:val="TableCaption"/>
-        <w:spacing w:line="240" w:lineRule="auto" w:after="0"/>
+        <w:spacing w:line="240" w:lineRule="auto" w:before="240" w:after="40"/>
         <w:ind w:firstLine="0"/>
         <w:jc w:val="both"/>
       </w:pPr>
@@ -18021,6 +18221,14 @@
         <w:tblW w:type="auto" w:w="0"/>
         <w:tblLook w:firstRow="1" w:lastRow="0" w:firstColumn="0" w:lastColumn="0" w:noHBand="0" w:noVBand="0" w:val="0020"/>
         <w:tblCaption w:val="Tabela 3. Desempenho preditivo — Random Forest, XGBoost e XGBoost sem renda de vizinhança (robustez ao problema do reflexo). Hold-out 20% da população (N_\text{teste}\approx 1{,}54 milhão)."/>
+        <w:tblBorders>
+          <w:top w:val="nil"/>
+          <w:left w:val="nil"/>
+          <w:bottom w:val="nil"/>
+          <w:right w:val="nil"/>
+          <w:insideH w:val="nil"/>
+          <w:insideV w:val="nil"/>
+        </w:tblBorders>
       </w:tblPr>
       <w:tblGrid>
         <w:gridCol w:w="1584"/>
@@ -18034,13 +18242,20 @@
           <w:tblHeader w:val="on"/>
         </w:trPr>
         <w:tc>
-          <w:tcPr/>
-          <w:p>
-            <w:pPr>
-              <w:pStyle w:val="Compact"/>
-              <w:spacing w:line="240" w:lineRule="auto" w:after="0"/>
-              <w:ind w:firstLine="0"/>
-              <w:jc w:val="left"/>
+          <w:tcPr>
+            <w:tcBorders>
+              <w:top w:val="single" w:sz="8" w:color="000000"/>
+              <w:left w:val="nil"/>
+              <w:bottom w:val="single" w:sz="6" w:color="000000"/>
+              <w:right w:val="nil"/>
+            </w:tcBorders>
+          </w:tcPr>
+          <w:p>
+            <w:pPr>
+              <w:pStyle w:val="Compact"/>
+              <w:spacing w:line="240" w:lineRule="auto" w:after="0"/>
+              <w:ind w:firstLine="0"/>
+              <w:jc w:val="center"/>
             </w:pPr>
             <w:r>
               <w:rPr>
@@ -18054,7 +18269,14 @@
           </w:p>
         </w:tc>
         <w:tc>
-          <w:tcPr/>
+          <w:tcPr>
+            <w:tcBorders>
+              <w:top w:val="single" w:sz="8" w:color="000000"/>
+              <w:left w:val="nil"/>
+              <w:bottom w:val="single" w:sz="6" w:color="000000"/>
+              <w:right w:val="nil"/>
+            </w:tcBorders>
+          </w:tcPr>
           <w:p>
             <w:pPr>
               <w:pStyle w:val="Compact"/>
@@ -18079,7 +18301,14 @@
           </w:p>
         </w:tc>
         <w:tc>
-          <w:tcPr/>
+          <w:tcPr>
+            <w:tcBorders>
+              <w:top w:val="single" w:sz="8" w:color="000000"/>
+              <w:left w:val="nil"/>
+              <w:bottom w:val="single" w:sz="6" w:color="000000"/>
+              <w:right w:val="nil"/>
+            </w:tcBorders>
+          </w:tcPr>
           <w:p>
             <w:pPr>
               <w:pStyle w:val="Compact"/>
@@ -18099,7 +18328,14 @@
           </w:p>
         </w:tc>
         <w:tc>
-          <w:tcPr/>
+          <w:tcPr>
+            <w:tcBorders>
+              <w:top w:val="single" w:sz="8" w:color="000000"/>
+              <w:left w:val="nil"/>
+              <w:bottom w:val="single" w:sz="6" w:color="000000"/>
+              <w:right w:val="nil"/>
+            </w:tcBorders>
+          </w:tcPr>
           <w:p>
             <w:pPr>
               <w:pStyle w:val="Compact"/>
@@ -18119,7 +18355,14 @@
           </w:p>
         </w:tc>
         <w:tc>
-          <w:tcPr/>
+          <w:tcPr>
+            <w:tcBorders>
+              <w:top w:val="single" w:sz="8" w:color="000000"/>
+              <w:left w:val="nil"/>
+              <w:bottom w:val="single" w:sz="6" w:color="000000"/>
+              <w:right w:val="nil"/>
+            </w:tcBorders>
+          </w:tcPr>
           <w:p>
             <w:pPr>
               <w:pStyle w:val="Compact"/>
@@ -18166,7 +18409,7 @@
               <w:pStyle w:val="Compact"/>
               <w:spacing w:line="240" w:lineRule="auto" w:after="0"/>
               <w:ind w:firstLine="0"/>
-              <w:jc w:val="center"/>
+              <w:jc w:val="right"/>
             </w:pPr>
             <w:r>
               <w:rPr>
@@ -18185,7 +18428,7 @@
               <w:pStyle w:val="Compact"/>
               <w:spacing w:line="240" w:lineRule="auto" w:after="0"/>
               <w:ind w:firstLine="0"/>
-              <w:jc w:val="center"/>
+              <w:jc w:val="right"/>
             </w:pPr>
             <w:r>
               <w:rPr>
@@ -18204,7 +18447,7 @@
               <w:pStyle w:val="Compact"/>
               <w:spacing w:line="240" w:lineRule="auto" w:after="0"/>
               <w:ind w:firstLine="0"/>
-              <w:jc w:val="center"/>
+              <w:jc w:val="right"/>
             </w:pPr>
             <w:r>
               <w:rPr>
@@ -18223,7 +18466,7 @@
               <w:pStyle w:val="Compact"/>
               <w:spacing w:line="240" w:lineRule="auto" w:after="0"/>
               <w:ind w:firstLine="0"/>
-              <w:jc w:val="center"/>
+              <w:jc w:val="right"/>
             </w:pPr>
             <w:r>
               <w:rPr>
@@ -18264,7 +18507,7 @@
               <w:pStyle w:val="Compact"/>
               <w:spacing w:line="240" w:lineRule="auto" w:after="0"/>
               <w:ind w:firstLine="0"/>
-              <w:jc w:val="center"/>
+              <w:jc w:val="right"/>
             </w:pPr>
             <w:r>
               <w:rPr>
@@ -18284,7 +18527,7 @@
               <w:pStyle w:val="Compact"/>
               <w:spacing w:line="240" w:lineRule="auto" w:after="0"/>
               <w:ind w:firstLine="0"/>
-              <w:jc w:val="center"/>
+              <w:jc w:val="right"/>
             </w:pPr>
             <w:r>
               <w:rPr>
@@ -18304,7 +18547,7 @@
               <w:pStyle w:val="Compact"/>
               <w:spacing w:line="240" w:lineRule="auto" w:after="0"/>
               <w:ind w:firstLine="0"/>
-              <w:jc w:val="center"/>
+              <w:jc w:val="right"/>
             </w:pPr>
             <w:r>
               <w:rPr>
@@ -18324,7 +18567,7 @@
               <w:pStyle w:val="Compact"/>
               <w:spacing w:line="240" w:lineRule="auto" w:after="0"/>
               <w:ind w:firstLine="0"/>
-              <w:jc w:val="center"/>
+              <w:jc w:val="right"/>
             </w:pPr>
             <w:r>
               <w:rPr>
@@ -18340,7 +18583,14 @@
       </w:tr>
       <w:tr>
         <w:tc>
-          <w:tcPr/>
+          <w:tcPr>
+            <w:tcBorders>
+              <w:top w:val="nil"/>
+              <w:left w:val="nil"/>
+              <w:bottom w:val="single" w:sz="8" w:color="000000"/>
+              <w:right w:val="nil"/>
+            </w:tcBorders>
+          </w:tcPr>
           <w:p>
             <w:pPr>
               <w:pStyle w:val="Compact"/>
@@ -18359,13 +18609,20 @@
           </w:p>
         </w:tc>
         <w:tc>
-          <w:tcPr/>
-          <w:p>
-            <w:pPr>
-              <w:pStyle w:val="Compact"/>
-              <w:spacing w:line="240" w:lineRule="auto" w:after="0"/>
-              <w:ind w:firstLine="0"/>
-              <w:jc w:val="center"/>
+          <w:tcPr>
+            <w:tcBorders>
+              <w:top w:val="nil"/>
+              <w:left w:val="nil"/>
+              <w:bottom w:val="single" w:sz="8" w:color="000000"/>
+              <w:right w:val="nil"/>
+            </w:tcBorders>
+          </w:tcPr>
+          <w:p>
+            <w:pPr>
+              <w:pStyle w:val="Compact"/>
+              <w:spacing w:line="240" w:lineRule="auto" w:after="0"/>
+              <w:ind w:firstLine="0"/>
+              <w:jc w:val="right"/>
             </w:pPr>
             <w:r>
               <w:rPr>
@@ -18378,13 +18635,20 @@
           </w:p>
         </w:tc>
         <w:tc>
-          <w:tcPr/>
-          <w:p>
-            <w:pPr>
-              <w:pStyle w:val="Compact"/>
-              <w:spacing w:line="240" w:lineRule="auto" w:after="0"/>
-              <w:ind w:firstLine="0"/>
-              <w:jc w:val="center"/>
+          <w:tcPr>
+            <w:tcBorders>
+              <w:top w:val="nil"/>
+              <w:left w:val="nil"/>
+              <w:bottom w:val="single" w:sz="8" w:color="000000"/>
+              <w:right w:val="nil"/>
+            </w:tcBorders>
+          </w:tcPr>
+          <w:p>
+            <w:pPr>
+              <w:pStyle w:val="Compact"/>
+              <w:spacing w:line="240" w:lineRule="auto" w:after="0"/>
+              <w:ind w:firstLine="0"/>
+              <w:jc w:val="right"/>
             </w:pPr>
             <w:r>
               <w:rPr>
@@ -18397,13 +18661,20 @@
           </w:p>
         </w:tc>
         <w:tc>
-          <w:tcPr/>
-          <w:p>
-            <w:pPr>
-              <w:pStyle w:val="Compact"/>
-              <w:spacing w:line="240" w:lineRule="auto" w:after="0"/>
-              <w:ind w:firstLine="0"/>
-              <w:jc w:val="center"/>
+          <w:tcPr>
+            <w:tcBorders>
+              <w:top w:val="nil"/>
+              <w:left w:val="nil"/>
+              <w:bottom w:val="single" w:sz="8" w:color="000000"/>
+              <w:right w:val="nil"/>
+            </w:tcBorders>
+          </w:tcPr>
+          <w:p>
+            <w:pPr>
+              <w:pStyle w:val="Compact"/>
+              <w:spacing w:line="240" w:lineRule="auto" w:after="0"/>
+              <w:ind w:firstLine="0"/>
+              <w:jc w:val="right"/>
             </w:pPr>
             <w:r>
               <w:rPr>
@@ -18416,13 +18687,20 @@
           </w:p>
         </w:tc>
         <w:tc>
-          <w:tcPr/>
-          <w:p>
-            <w:pPr>
-              <w:pStyle w:val="Compact"/>
-              <w:spacing w:line="240" w:lineRule="auto" w:after="0"/>
-              <w:ind w:firstLine="0"/>
-              <w:jc w:val="center"/>
+          <w:tcPr>
+            <w:tcBorders>
+              <w:top w:val="nil"/>
+              <w:left w:val="nil"/>
+              <w:bottom w:val="single" w:sz="8" w:color="000000"/>
+              <w:right w:val="nil"/>
+            </w:tcBorders>
+          </w:tcPr>
+          <w:p>
+            <w:pPr>
+              <w:pStyle w:val="Compact"/>
+              <w:spacing w:line="240" w:lineRule="auto" w:after="0"/>
+              <w:ind w:firstLine="0"/>
+              <w:jc w:val="right"/>
             </w:pPr>
             <w:r>
               <w:rPr>
@@ -18440,7 +18718,7 @@
     <w:p>
       <w:pPr>
         <w:pStyle w:val="BodyText"/>
-        <w:spacing w:line="240" w:lineRule="auto" w:after="0"/>
+        <w:spacing w:line="240" w:lineRule="auto" w:before="40" w:after="240"/>
         <w:ind w:firstLine="0"/>
         <w:jc w:val="both"/>
       </w:pPr>
@@ -18455,7 +18733,7 @@
     <w:p>
       <w:pPr>
         <w:pStyle w:val="BodyText"/>
-        <w:spacing w:line="240" w:lineRule="auto" w:after="0"/>
+        <w:spacing w:line="240" w:lineRule="auto" w:before="40" w:after="240"/>
         <w:ind w:firstLine="0"/>
         <w:jc w:val="both"/>
       </w:pPr>
@@ -19010,7 +19288,7 @@
     <w:p>
       <w:pPr>
         <w:pStyle w:val="TableCaption"/>
-        <w:spacing w:line="240" w:lineRule="auto" w:after="0"/>
+        <w:spacing w:line="240" w:lineRule="auto" w:before="240" w:after="40"/>
         <w:ind w:firstLine="0"/>
         <w:jc w:val="both"/>
       </w:pPr>
@@ -19200,6 +19478,14 @@
         <w:tblW w:type="auto" w:w="0"/>
         <w:tblLook w:firstRow="1" w:lastRow="0" w:firstColumn="0" w:lastColumn="0" w:noHBand="0" w:noVBand="0" w:val="0020"/>
         <w:tblCaption w:val="Tabela 4. Escolha de hiperparâmetros e validação cruzada do XGBoost (Alencar, 2024; Géron, 2021). Painel A: seis configurações comparadas numa partição de validação dentro do treino — o conjunto de teste permanece intocado. Painel B: validação cruzada k-fold (k=5) no treino completo, com média e desvio-padrão entre folds. População completa: 6.155.355 observações de treino e 1.538.839 de teste; nenhuma amostragem."/>
+        <w:tblBorders>
+          <w:top w:val="nil"/>
+          <w:left w:val="nil"/>
+          <w:bottom w:val="nil"/>
+          <w:right w:val="nil"/>
+          <w:insideH w:val="nil"/>
+          <w:insideV w:val="nil"/>
+        </w:tblBorders>
       </w:tblPr>
       <w:tblGrid>
         <w:gridCol w:w="1320"/>
@@ -19216,13 +19502,19 @@
         <w:tc>
           <w:tcPr>
             <w:gridSpan w:val="6"/>
+            <w:tcBorders>
+              <w:top w:val="single" w:sz="8" w:color="000000"/>
+              <w:left w:val="nil"/>
+              <w:bottom w:val="single" w:sz="6" w:color="000000"/>
+              <w:right w:val="nil"/>
+            </w:tcBorders>
           </w:tcPr>
           <w:p>
             <w:pPr>
               <w:pStyle w:val="Compact"/>
               <w:spacing w:line="240" w:lineRule="auto" w:after="0"/>
               <w:ind w:firstLine="0"/>
-              <w:jc w:val="left"/>
+              <w:jc w:val="center"/>
             </w:pPr>
             <w:r>
               <w:rPr>
@@ -19263,7 +19555,7 @@
               <w:pStyle w:val="Compact"/>
               <w:spacing w:line="240" w:lineRule="auto" w:after="0"/>
               <w:ind w:firstLine="0"/>
-              <w:jc w:val="center"/>
+              <w:jc w:val="both"/>
             </w:pPr>
             <w:r>
               <w:rPr>
@@ -19282,7 +19574,7 @@
               <w:pStyle w:val="Compact"/>
               <w:spacing w:line="240" w:lineRule="auto" w:after="0"/>
               <w:ind w:firstLine="0"/>
-              <w:jc w:val="center"/>
+              <w:jc w:val="both"/>
             </w:pPr>
             <w:r>
               <w:rPr>
@@ -19301,7 +19593,7 @@
               <w:pStyle w:val="Compact"/>
               <w:spacing w:line="240" w:lineRule="auto" w:after="0"/>
               <w:ind w:firstLine="0"/>
-              <w:jc w:val="center"/>
+              <w:jc w:val="both"/>
             </w:pPr>
             <m:oMath>
               <m:sSup>
@@ -19326,7 +19618,7 @@
               <w:pStyle w:val="Compact"/>
               <w:spacing w:line="240" w:lineRule="auto" w:after="0"/>
               <w:ind w:firstLine="0"/>
-              <w:jc w:val="center"/>
+              <w:jc w:val="both"/>
             </w:pPr>
             <w:r>
               <w:rPr>
@@ -19345,7 +19637,7 @@
               <w:pStyle w:val="Compact"/>
               <w:spacing w:line="240" w:lineRule="auto" w:after="0"/>
               <w:ind w:firstLine="0"/>
-              <w:jc w:val="center"/>
+              <w:jc w:val="both"/>
             </w:pPr>
             <w:r>
               <w:rPr>
@@ -19386,7 +19678,7 @@
               <w:pStyle w:val="Compact"/>
               <w:spacing w:line="240" w:lineRule="auto" w:after="0"/>
               <w:ind w:firstLine="0"/>
-              <w:jc w:val="center"/>
+              <w:jc w:val="right"/>
             </w:pPr>
             <w:r>
               <w:rPr>
@@ -19405,7 +19697,7 @@
               <w:pStyle w:val="Compact"/>
               <w:spacing w:line="240" w:lineRule="auto" w:after="0"/>
               <w:ind w:firstLine="0"/>
-              <w:jc w:val="center"/>
+              <w:jc w:val="right"/>
             </w:pPr>
             <w:r>
               <w:rPr>
@@ -19424,7 +19716,7 @@
               <w:pStyle w:val="Compact"/>
               <w:spacing w:line="240" w:lineRule="auto" w:after="0"/>
               <w:ind w:firstLine="0"/>
-              <w:jc w:val="center"/>
+              <w:jc w:val="right"/>
             </w:pPr>
             <w:r>
               <w:rPr>
@@ -19443,7 +19735,7 @@
               <w:pStyle w:val="Compact"/>
               <w:spacing w:line="240" w:lineRule="auto" w:after="0"/>
               <w:ind w:firstLine="0"/>
-              <w:jc w:val="center"/>
+              <w:jc w:val="right"/>
             </w:pPr>
             <w:r>
               <w:rPr>
@@ -19462,7 +19754,7 @@
               <w:pStyle w:val="Compact"/>
               <w:spacing w:line="240" w:lineRule="auto" w:after="0"/>
               <w:ind w:firstLine="0"/>
-              <w:jc w:val="center"/>
+              <w:jc w:val="right"/>
             </w:pPr>
             <w:r>
               <w:rPr>
@@ -19502,7 +19794,7 @@
               <w:pStyle w:val="Compact"/>
               <w:spacing w:line="240" w:lineRule="auto" w:after="0"/>
               <w:ind w:firstLine="0"/>
-              <w:jc w:val="center"/>
+              <w:jc w:val="right"/>
             </w:pPr>
             <w:r>
               <w:rPr>
@@ -19521,7 +19813,7 @@
               <w:pStyle w:val="Compact"/>
               <w:spacing w:line="240" w:lineRule="auto" w:after="0"/>
               <w:ind w:firstLine="0"/>
-              <w:jc w:val="center"/>
+              <w:jc w:val="right"/>
             </w:pPr>
             <w:r>
               <w:rPr>
@@ -19540,7 +19832,7 @@
               <w:pStyle w:val="Compact"/>
               <w:spacing w:line="240" w:lineRule="auto" w:after="0"/>
               <w:ind w:firstLine="0"/>
-              <w:jc w:val="center"/>
+              <w:jc w:val="right"/>
             </w:pPr>
             <w:r>
               <w:rPr>
@@ -19559,7 +19851,7 @@
               <w:pStyle w:val="Compact"/>
               <w:spacing w:line="240" w:lineRule="auto" w:after="0"/>
               <w:ind w:firstLine="0"/>
-              <w:jc w:val="center"/>
+              <w:jc w:val="right"/>
             </w:pPr>
             <w:r>
               <w:rPr>
@@ -19578,7 +19870,7 @@
               <w:pStyle w:val="Compact"/>
               <w:spacing w:line="240" w:lineRule="auto" w:after="0"/>
               <w:ind w:firstLine="0"/>
-              <w:jc w:val="center"/>
+              <w:jc w:val="right"/>
             </w:pPr>
             <w:r>
               <w:rPr>
@@ -19618,7 +19910,7 @@
               <w:pStyle w:val="Compact"/>
               <w:spacing w:line="240" w:lineRule="auto" w:after="0"/>
               <w:ind w:firstLine="0"/>
-              <w:jc w:val="center"/>
+              <w:jc w:val="right"/>
             </w:pPr>
             <w:r>
               <w:rPr>
@@ -19637,7 +19929,7 @@
               <w:pStyle w:val="Compact"/>
               <w:spacing w:line="240" w:lineRule="auto" w:after="0"/>
               <w:ind w:firstLine="0"/>
-              <w:jc w:val="center"/>
+              <w:jc w:val="right"/>
             </w:pPr>
             <w:r>
               <w:rPr>
@@ -19656,7 +19948,7 @@
               <w:pStyle w:val="Compact"/>
               <w:spacing w:line="240" w:lineRule="auto" w:after="0"/>
               <w:ind w:firstLine="0"/>
-              <w:jc w:val="center"/>
+              <w:jc w:val="right"/>
             </w:pPr>
             <w:r>
               <w:rPr>
@@ -19675,7 +19967,7 @@
               <w:pStyle w:val="Compact"/>
               <w:spacing w:line="240" w:lineRule="auto" w:after="0"/>
               <w:ind w:firstLine="0"/>
-              <w:jc w:val="center"/>
+              <w:jc w:val="right"/>
             </w:pPr>
             <w:r>
               <w:rPr>
@@ -19694,7 +19986,7 @@
               <w:pStyle w:val="Compact"/>
               <w:spacing w:line="240" w:lineRule="auto" w:after="0"/>
               <w:ind w:firstLine="0"/>
-              <w:jc w:val="center"/>
+              <w:jc w:val="right"/>
             </w:pPr>
             <w:r>
               <w:rPr>
@@ -19734,7 +20026,7 @@
               <w:pStyle w:val="Compact"/>
               <w:spacing w:line="240" w:lineRule="auto" w:after="0"/>
               <w:ind w:firstLine="0"/>
-              <w:jc w:val="center"/>
+              <w:jc w:val="right"/>
             </w:pPr>
             <w:r>
               <w:rPr>
@@ -19753,7 +20045,7 @@
               <w:pStyle w:val="Compact"/>
               <w:spacing w:line="240" w:lineRule="auto" w:after="0"/>
               <w:ind w:firstLine="0"/>
-              <w:jc w:val="center"/>
+              <w:jc w:val="right"/>
             </w:pPr>
             <w:r>
               <w:rPr>
@@ -19772,7 +20064,7 @@
               <w:pStyle w:val="Compact"/>
               <w:spacing w:line="240" w:lineRule="auto" w:after="0"/>
               <w:ind w:firstLine="0"/>
-              <w:jc w:val="center"/>
+              <w:jc w:val="right"/>
             </w:pPr>
             <w:r>
               <w:rPr>
@@ -19791,7 +20083,7 @@
               <w:pStyle w:val="Compact"/>
               <w:spacing w:line="240" w:lineRule="auto" w:after="0"/>
               <w:ind w:firstLine="0"/>
-              <w:jc w:val="center"/>
+              <w:jc w:val="right"/>
             </w:pPr>
             <w:r>
               <w:rPr>
@@ -19810,7 +20102,7 @@
               <w:pStyle w:val="Compact"/>
               <w:spacing w:line="240" w:lineRule="auto" w:after="0"/>
               <w:ind w:firstLine="0"/>
-              <w:jc w:val="center"/>
+              <w:jc w:val="right"/>
             </w:pPr>
             <w:r>
               <w:rPr>
@@ -19850,7 +20142,7 @@
               <w:pStyle w:val="Compact"/>
               <w:spacing w:line="240" w:lineRule="auto" w:after="0"/>
               <w:ind w:firstLine="0"/>
-              <w:jc w:val="center"/>
+              <w:jc w:val="right"/>
             </w:pPr>
             <w:r>
               <w:rPr>
@@ -19869,7 +20161,7 @@
               <w:pStyle w:val="Compact"/>
               <w:spacing w:line="240" w:lineRule="auto" w:after="0"/>
               <w:ind w:firstLine="0"/>
-              <w:jc w:val="center"/>
+              <w:jc w:val="right"/>
             </w:pPr>
             <w:r>
               <w:rPr>
@@ -19888,7 +20180,7 @@
               <w:pStyle w:val="Compact"/>
               <w:spacing w:line="240" w:lineRule="auto" w:after="0"/>
               <w:ind w:firstLine="0"/>
-              <w:jc w:val="center"/>
+              <w:jc w:val="right"/>
             </w:pPr>
             <w:r>
               <w:rPr>
@@ -19907,7 +20199,7 @@
               <w:pStyle w:val="Compact"/>
               <w:spacing w:line="240" w:lineRule="auto" w:after="0"/>
               <w:ind w:firstLine="0"/>
-              <w:jc w:val="center"/>
+              <w:jc w:val="right"/>
             </w:pPr>
             <w:r>
               <w:rPr>
@@ -19926,7 +20218,7 @@
               <w:pStyle w:val="Compact"/>
               <w:spacing w:line="240" w:lineRule="auto" w:after="0"/>
               <w:ind w:firstLine="0"/>
-              <w:jc w:val="center"/>
+              <w:jc w:val="right"/>
             </w:pPr>
             <w:r>
               <w:rPr>
@@ -19941,7 +20233,14 @@
       </w:tr>
       <w:tr>
         <w:tc>
-          <w:tcPr/>
+          <w:tcPr>
+            <w:tcBorders>
+              <w:top w:val="nil"/>
+              <w:left w:val="nil"/>
+              <w:bottom w:val="single" w:sz="8" w:color="000000"/>
+              <w:right w:val="nil"/>
+            </w:tcBorders>
+          </w:tcPr>
           <w:p>
             <w:pPr>
               <w:pStyle w:val="Compact"/>
@@ -19960,13 +20259,20 @@
           </w:p>
         </w:tc>
         <w:tc>
-          <w:tcPr/>
-          <w:p>
-            <w:pPr>
-              <w:pStyle w:val="Compact"/>
-              <w:spacing w:line="240" w:lineRule="auto" w:after="0"/>
-              <w:ind w:firstLine="0"/>
-              <w:jc w:val="center"/>
+          <w:tcPr>
+            <w:tcBorders>
+              <w:top w:val="nil"/>
+              <w:left w:val="nil"/>
+              <w:bottom w:val="single" w:sz="8" w:color="000000"/>
+              <w:right w:val="nil"/>
+            </w:tcBorders>
+          </w:tcPr>
+          <w:p>
+            <w:pPr>
+              <w:pStyle w:val="Compact"/>
+              <w:spacing w:line="240" w:lineRule="auto" w:after="0"/>
+              <w:ind w:firstLine="0"/>
+              <w:jc w:val="right"/>
             </w:pPr>
             <w:r>
               <w:rPr>
@@ -19979,13 +20285,20 @@
           </w:p>
         </w:tc>
         <w:tc>
-          <w:tcPr/>
-          <w:p>
-            <w:pPr>
-              <w:pStyle w:val="Compact"/>
-              <w:spacing w:line="240" w:lineRule="auto" w:after="0"/>
-              <w:ind w:firstLine="0"/>
-              <w:jc w:val="center"/>
+          <w:tcPr>
+            <w:tcBorders>
+              <w:top w:val="nil"/>
+              <w:left w:val="nil"/>
+              <w:bottom w:val="single" w:sz="8" w:color="000000"/>
+              <w:right w:val="nil"/>
+            </w:tcBorders>
+          </w:tcPr>
+          <w:p>
+            <w:pPr>
+              <w:pStyle w:val="Compact"/>
+              <w:spacing w:line="240" w:lineRule="auto" w:after="0"/>
+              <w:ind w:firstLine="0"/>
+              <w:jc w:val="right"/>
             </w:pPr>
             <w:r>
               <w:rPr>
@@ -19998,13 +20311,20 @@
           </w:p>
         </w:tc>
         <w:tc>
-          <w:tcPr/>
-          <w:p>
-            <w:pPr>
-              <w:pStyle w:val="Compact"/>
-              <w:spacing w:line="240" w:lineRule="auto" w:after="0"/>
-              <w:ind w:firstLine="0"/>
-              <w:jc w:val="center"/>
+          <w:tcPr>
+            <w:tcBorders>
+              <w:top w:val="nil"/>
+              <w:left w:val="nil"/>
+              <w:bottom w:val="single" w:sz="8" w:color="000000"/>
+              <w:right w:val="nil"/>
+            </w:tcBorders>
+          </w:tcPr>
+          <w:p>
+            <w:pPr>
+              <w:pStyle w:val="Compact"/>
+              <w:spacing w:line="240" w:lineRule="auto" w:after="0"/>
+              <w:ind w:firstLine="0"/>
+              <w:jc w:val="right"/>
             </w:pPr>
             <w:r>
               <w:rPr>
@@ -20017,13 +20337,20 @@
           </w:p>
         </w:tc>
         <w:tc>
-          <w:tcPr/>
-          <w:p>
-            <w:pPr>
-              <w:pStyle w:val="Compact"/>
-              <w:spacing w:line="240" w:lineRule="auto" w:after="0"/>
-              <w:ind w:firstLine="0"/>
-              <w:jc w:val="center"/>
+          <w:tcPr>
+            <w:tcBorders>
+              <w:top w:val="nil"/>
+              <w:left w:val="nil"/>
+              <w:bottom w:val="single" w:sz="8" w:color="000000"/>
+              <w:right w:val="nil"/>
+            </w:tcBorders>
+          </w:tcPr>
+          <w:p>
+            <w:pPr>
+              <w:pStyle w:val="Compact"/>
+              <w:spacing w:line="240" w:lineRule="auto" w:after="0"/>
+              <w:ind w:firstLine="0"/>
+              <w:jc w:val="right"/>
             </w:pPr>
             <w:r>
               <w:rPr>
@@ -20036,13 +20363,20 @@
           </w:p>
         </w:tc>
         <w:tc>
-          <w:tcPr/>
-          <w:p>
-            <w:pPr>
-              <w:pStyle w:val="Compact"/>
-              <w:spacing w:line="240" w:lineRule="auto" w:after="0"/>
-              <w:ind w:firstLine="0"/>
-              <w:jc w:val="center"/>
+          <w:tcPr>
+            <w:tcBorders>
+              <w:top w:val="nil"/>
+              <w:left w:val="nil"/>
+              <w:bottom w:val="single" w:sz="8" w:color="000000"/>
+              <w:right w:val="nil"/>
+            </w:tcBorders>
+          </w:tcPr>
+          <w:p>
+            <w:pPr>
+              <w:pStyle w:val="Compact"/>
+              <w:spacing w:line="240" w:lineRule="auto" w:after="0"/>
+              <w:ind w:firstLine="0"/>
+              <w:jc w:val="right"/>
             </w:pPr>
             <w:r>
               <w:rPr>
@@ -20061,7 +20395,7 @@
     <w:p>
       <w:pPr>
         <w:pStyle w:val="TableCaption"/>
-        <w:spacing w:line="240" w:lineRule="auto" w:after="0"/>
+        <w:spacing w:line="240" w:lineRule="auto" w:before="240" w:after="40"/>
         <w:ind w:firstLine="0"/>
         <w:jc w:val="both"/>
       </w:pPr>
@@ -20251,6 +20585,14 @@
         <w:tblW w:type="auto" w:w="0"/>
         <w:tblLook w:firstRow="1" w:lastRow="0" w:firstColumn="0" w:lastColumn="0" w:noHBand="0" w:noVBand="0" w:val="0020"/>
         <w:tblCaption w:val="Tabela 4. Escolha de hiperparâmetros e validação cruzada do XGBoost (Alencar, 2024; Géron, 2021). Painel A: seis configurações comparadas numa partição de validação dentro do treino — o conjunto de teste permanece intocado. Painel B: validação cruzada k-fold (k=5) no treino completo, com média e desvio-padrão entre folds. População completa: 6.155.355 observações de treino e 1.538.839 de teste; nenhuma amostragem."/>
+        <w:tblBorders>
+          <w:top w:val="nil"/>
+          <w:left w:val="nil"/>
+          <w:bottom w:val="nil"/>
+          <w:right w:val="nil"/>
+          <w:insideH w:val="nil"/>
+          <w:insideV w:val="nil"/>
+        </w:tblBorders>
       </w:tblPr>
       <w:tblGrid>
         <w:gridCol w:w="1980"/>
@@ -20265,13 +20607,19 @@
         <w:tc>
           <w:tcPr>
             <w:gridSpan w:val="4"/>
+            <w:tcBorders>
+              <w:top w:val="single" w:sz="8" w:color="000000"/>
+              <w:left w:val="nil"/>
+              <w:bottom w:val="single" w:sz="6" w:color="000000"/>
+              <w:right w:val="nil"/>
+            </w:tcBorders>
           </w:tcPr>
           <w:p>
             <w:pPr>
               <w:pStyle w:val="Compact"/>
               <w:spacing w:line="240" w:lineRule="auto" w:after="0"/>
               <w:ind w:firstLine="0"/>
-              <w:jc w:val="left"/>
+              <w:jc w:val="center"/>
             </w:pPr>
             <w:r>
               <w:rPr>
@@ -20341,7 +20689,7 @@
               <w:pStyle w:val="Compact"/>
               <w:spacing w:line="240" w:lineRule="auto" w:after="0"/>
               <w:ind w:firstLine="0"/>
-              <w:jc w:val="center"/>
+              <w:jc w:val="both"/>
             </w:pPr>
             <m:oMath>
               <m:sSup>
@@ -20414,7 +20762,7 @@
               <w:pStyle w:val="Compact"/>
               <w:spacing w:line="240" w:lineRule="auto" w:after="0"/>
               <w:ind w:firstLine="0"/>
-              <w:jc w:val="center"/>
+              <w:jc w:val="both"/>
             </w:pPr>
             <w:r>
               <w:rPr>
@@ -20433,7 +20781,7 @@
               <w:pStyle w:val="Compact"/>
               <w:spacing w:line="240" w:lineRule="auto" w:after="0"/>
               <w:ind w:firstLine="0"/>
-              <w:jc w:val="center"/>
+              <w:jc w:val="both"/>
             </w:pPr>
             <w:r>
               <w:rPr>
@@ -20473,7 +20821,7 @@
               <w:pStyle w:val="Compact"/>
               <w:spacing w:line="240" w:lineRule="auto" w:after="0"/>
               <w:ind w:firstLine="0"/>
-              <w:jc w:val="center"/>
+              <w:jc w:val="both"/>
             </w:pPr>
             <w:r>
               <w:rPr>
@@ -20524,7 +20872,7 @@
               <w:pStyle w:val="Compact"/>
               <w:spacing w:line="240" w:lineRule="auto" w:after="0"/>
               <w:ind w:firstLine="0"/>
-              <w:jc w:val="center"/>
+              <w:jc w:val="both"/>
             </w:pPr>
             <w:r>
               <w:rPr>
@@ -20575,7 +20923,7 @@
               <w:pStyle w:val="Compact"/>
               <w:spacing w:line="240" w:lineRule="auto" w:after="0"/>
               <w:ind w:firstLine="0"/>
-              <w:jc w:val="center"/>
+              <w:jc w:val="both"/>
             </w:pPr>
             <w:r>
               <w:rPr>
@@ -20622,7 +20970,14 @@
       </w:tr>
       <w:tr>
         <w:tc>
-          <w:tcPr/>
+          <w:tcPr>
+            <w:tcBorders>
+              <w:top w:val="nil"/>
+              <w:left w:val="nil"/>
+              <w:bottom w:val="single" w:sz="8" w:color="000000"/>
+              <w:right w:val="nil"/>
+            </w:tcBorders>
+          </w:tcPr>
           <w:p>
             <w:pPr>
               <w:pStyle w:val="Compact"/>
@@ -20641,13 +20996,20 @@
           </w:p>
         </w:tc>
         <w:tc>
-          <w:tcPr/>
-          <w:p>
-            <w:pPr>
-              <w:pStyle w:val="Compact"/>
-              <w:spacing w:line="240" w:lineRule="auto" w:after="0"/>
-              <w:ind w:firstLine="0"/>
-              <w:jc w:val="center"/>
+          <w:tcPr>
+            <w:tcBorders>
+              <w:top w:val="nil"/>
+              <w:left w:val="nil"/>
+              <w:bottom w:val="single" w:sz="8" w:color="000000"/>
+              <w:right w:val="nil"/>
+            </w:tcBorders>
+          </w:tcPr>
+          <w:p>
+            <w:pPr>
+              <w:pStyle w:val="Compact"/>
+              <w:spacing w:line="240" w:lineRule="auto" w:after="0"/>
+              <w:ind w:firstLine="0"/>
+              <w:jc w:val="both"/>
             </w:pPr>
             <w:r>
               <w:rPr>
@@ -20692,13 +21054,20 @@
           </w:p>
         </w:tc>
         <w:tc>
-          <w:tcPr/>
-          <w:p>
-            <w:pPr>
-              <w:pStyle w:val="Compact"/>
-              <w:spacing w:line="240" w:lineRule="auto" w:after="0"/>
-              <w:ind w:firstLine="0"/>
-              <w:jc w:val="center"/>
+          <w:tcPr>
+            <w:tcBorders>
+              <w:top w:val="nil"/>
+              <w:left w:val="nil"/>
+              <w:bottom w:val="single" w:sz="8" w:color="000000"/>
+              <w:right w:val="nil"/>
+            </w:tcBorders>
+          </w:tcPr>
+          <w:p>
+            <w:pPr>
+              <w:pStyle w:val="Compact"/>
+              <w:spacing w:line="240" w:lineRule="auto" w:after="0"/>
+              <w:ind w:firstLine="0"/>
+              <w:jc w:val="both"/>
             </w:pPr>
             <w:r>
               <w:rPr>
@@ -20743,13 +21112,20 @@
           </w:p>
         </w:tc>
         <w:tc>
-          <w:tcPr/>
-          <w:p>
-            <w:pPr>
-              <w:pStyle w:val="Compact"/>
-              <w:spacing w:line="240" w:lineRule="auto" w:after="0"/>
-              <w:ind w:firstLine="0"/>
-              <w:jc w:val="center"/>
+          <w:tcPr>
+            <w:tcBorders>
+              <w:top w:val="nil"/>
+              <w:left w:val="nil"/>
+              <w:bottom w:val="single" w:sz="8" w:color="000000"/>
+              <w:right w:val="nil"/>
+            </w:tcBorders>
+          </w:tcPr>
+          <w:p>
+            <w:pPr>
+              <w:pStyle w:val="Compact"/>
+              <w:spacing w:line="240" w:lineRule="auto" w:after="0"/>
+              <w:ind w:firstLine="0"/>
+              <w:jc w:val="both"/>
             </w:pPr>
             <w:r>
               <w:rPr>
@@ -21100,7 +21476,7 @@
     <w:p>
       <w:pPr>
         <w:pStyle w:val="BodyText"/>
-        <w:spacing w:line="240" w:lineRule="auto" w:after="0"/>
+        <w:spacing w:line="240" w:lineRule="auto" w:before="40" w:after="240"/>
         <w:ind w:firstLine="0"/>
         <w:jc w:val="both"/>
       </w:pPr>
@@ -21833,7 +22209,7 @@
     <w:p>
       <w:pPr>
         <w:pStyle w:val="TableCaption"/>
-        <w:spacing w:line="240" w:lineRule="auto" w:after="0"/>
+        <w:spacing w:line="240" w:lineRule="auto" w:before="240" w:after="40"/>
         <w:ind w:firstLine="0"/>
         <w:jc w:val="both"/>
       </w:pPr>
@@ -21927,6 +22303,14 @@
         <w:tblW w:type="auto" w:w="0"/>
         <w:tblLook w:firstRow="1" w:lastRow="0" w:firstColumn="0" w:lastColumn="0" w:noHBand="0" w:noVBand="0" w:val="0020"/>
         <w:tblCaption w:val="Tabela 5. Importância SHAP Comparada — Random Forest e XGBoost. Predição de log-rendimento, PNAD 2016–2025 (N_{\text{SHAP}}=50.000). Valores: |\text{SHAP}| médio. Destaque em negrito: variáveis raciais/contextuais."/>
+        <w:tblBorders>
+          <w:top w:val="nil"/>
+          <w:left w:val="nil"/>
+          <w:bottom w:val="nil"/>
+          <w:right w:val="nil"/>
+          <w:insideH w:val="nil"/>
+          <w:insideV w:val="nil"/>
+        </w:tblBorders>
       </w:tblPr>
       <w:tblGrid>
         <w:gridCol w:w="1584"/>
@@ -21940,13 +22324,20 @@
           <w:tblHeader w:val="on"/>
         </w:trPr>
         <w:tc>
-          <w:tcPr/>
-          <w:p>
-            <w:pPr>
-              <w:pStyle w:val="Compact"/>
-              <w:spacing w:line="240" w:lineRule="auto" w:after="0"/>
-              <w:ind w:firstLine="0"/>
-              <w:jc w:val="left"/>
+          <w:tcPr>
+            <w:tcBorders>
+              <w:top w:val="single" w:sz="8" w:color="000000"/>
+              <w:left w:val="nil"/>
+              <w:bottom w:val="single" w:sz="6" w:color="000000"/>
+              <w:right w:val="nil"/>
+            </w:tcBorders>
+          </w:tcPr>
+          <w:p>
+            <w:pPr>
+              <w:pStyle w:val="Compact"/>
+              <w:spacing w:line="240" w:lineRule="auto" w:after="0"/>
+              <w:ind w:firstLine="0"/>
+              <w:jc w:val="center"/>
             </w:pPr>
             <w:r>
               <w:rPr>
@@ -21960,7 +22351,14 @@
           </w:p>
         </w:tc>
         <w:tc>
-          <w:tcPr/>
+          <w:tcPr>
+            <w:tcBorders>
+              <w:top w:val="single" w:sz="8" w:color="000000"/>
+              <w:left w:val="nil"/>
+              <w:bottom w:val="single" w:sz="6" w:color="000000"/>
+              <w:right w:val="nil"/>
+            </w:tcBorders>
+          </w:tcPr>
           <w:p>
             <w:pPr>
               <w:pStyle w:val="Compact"/>
@@ -22010,7 +22408,14 @@
           </w:p>
         </w:tc>
         <w:tc>
-          <w:tcPr/>
+          <w:tcPr>
+            <w:tcBorders>
+              <w:top w:val="single" w:sz="8" w:color="000000"/>
+              <w:left w:val="nil"/>
+              <w:bottom w:val="single" w:sz="6" w:color="000000"/>
+              <w:right w:val="nil"/>
+            </w:tcBorders>
+          </w:tcPr>
           <w:p>
             <w:pPr>
               <w:pStyle w:val="Compact"/>
@@ -22030,7 +22435,14 @@
           </w:p>
         </w:tc>
         <w:tc>
-          <w:tcPr/>
+          <w:tcPr>
+            <w:tcBorders>
+              <w:top w:val="single" w:sz="8" w:color="000000"/>
+              <w:left w:val="nil"/>
+              <w:bottom w:val="single" w:sz="6" w:color="000000"/>
+              <w:right w:val="nil"/>
+            </w:tcBorders>
+          </w:tcPr>
           <w:p>
             <w:pPr>
               <w:pStyle w:val="Compact"/>
@@ -22080,7 +22492,14 @@
           </w:p>
         </w:tc>
         <w:tc>
-          <w:tcPr/>
+          <w:tcPr>
+            <w:tcBorders>
+              <w:top w:val="single" w:sz="8" w:color="000000"/>
+              <w:left w:val="nil"/>
+              <w:bottom w:val="single" w:sz="6" w:color="000000"/>
+              <w:right w:val="nil"/>
+            </w:tcBorders>
+          </w:tcPr>
           <w:p>
             <w:pPr>
               <w:pStyle w:val="Compact"/>
@@ -22127,7 +22546,7 @@
               <w:pStyle w:val="Compact"/>
               <w:spacing w:line="240" w:lineRule="auto" w:after="0"/>
               <w:ind w:firstLine="0"/>
-              <w:jc w:val="center"/>
+              <w:jc w:val="right"/>
             </w:pPr>
             <w:r>
               <w:rPr>
@@ -22146,7 +22565,7 @@
               <w:pStyle w:val="Compact"/>
               <w:spacing w:line="240" w:lineRule="auto" w:after="0"/>
               <w:ind w:firstLine="0"/>
-              <w:jc w:val="center"/>
+              <w:jc w:val="right"/>
             </w:pPr>
             <w:r>
               <w:rPr>
@@ -22165,7 +22584,7 @@
               <w:pStyle w:val="Compact"/>
               <w:spacing w:line="240" w:lineRule="auto" w:after="0"/>
               <w:ind w:firstLine="0"/>
-              <w:jc w:val="center"/>
+              <w:jc w:val="right"/>
             </w:pPr>
             <w:r>
               <w:rPr>
@@ -22184,7 +22603,7 @@
               <w:pStyle w:val="Compact"/>
               <w:spacing w:line="240" w:lineRule="auto" w:after="0"/>
               <w:ind w:firstLine="0"/>
-              <w:jc w:val="center"/>
+              <w:jc w:val="right"/>
             </w:pPr>
             <w:r>
               <w:rPr>
@@ -22224,7 +22643,7 @@
               <w:pStyle w:val="Compact"/>
               <w:spacing w:line="240" w:lineRule="auto" w:after="0"/>
               <w:ind w:firstLine="0"/>
-              <w:jc w:val="center"/>
+              <w:jc w:val="right"/>
             </w:pPr>
             <w:r>
               <w:rPr>
@@ -22243,7 +22662,7 @@
               <w:pStyle w:val="Compact"/>
               <w:spacing w:line="240" w:lineRule="auto" w:after="0"/>
               <w:ind w:firstLine="0"/>
-              <w:jc w:val="center"/>
+              <w:jc w:val="right"/>
             </w:pPr>
             <w:r>
               <w:rPr>
@@ -22262,7 +22681,7 @@
               <w:pStyle w:val="Compact"/>
               <w:spacing w:line="240" w:lineRule="auto" w:after="0"/>
               <w:ind w:firstLine="0"/>
-              <w:jc w:val="center"/>
+              <w:jc w:val="right"/>
             </w:pPr>
             <w:r>
               <w:rPr>
@@ -22281,7 +22700,7 @@
               <w:pStyle w:val="Compact"/>
               <w:spacing w:line="240" w:lineRule="auto" w:after="0"/>
               <w:ind w:firstLine="0"/>
-              <w:jc w:val="center"/>
+              <w:jc w:val="right"/>
             </w:pPr>
             <w:r>
               <w:rPr>
@@ -22321,7 +22740,7 @@
               <w:pStyle w:val="Compact"/>
               <w:spacing w:line="240" w:lineRule="auto" w:after="0"/>
               <w:ind w:firstLine="0"/>
-              <w:jc w:val="center"/>
+              <w:jc w:val="right"/>
             </w:pPr>
             <w:r>
               <w:rPr>
@@ -22340,7 +22759,7 @@
               <w:pStyle w:val="Compact"/>
               <w:spacing w:line="240" w:lineRule="auto" w:after="0"/>
               <w:ind w:firstLine="0"/>
-              <w:jc w:val="center"/>
+              <w:jc w:val="right"/>
             </w:pPr>
             <w:r>
               <w:rPr>
@@ -22359,7 +22778,7 @@
               <w:pStyle w:val="Compact"/>
               <w:spacing w:line="240" w:lineRule="auto" w:after="0"/>
               <w:ind w:firstLine="0"/>
-              <w:jc w:val="center"/>
+              <w:jc w:val="right"/>
             </w:pPr>
             <w:r>
               <w:rPr>
@@ -22378,7 +22797,7 @@
               <w:pStyle w:val="Compact"/>
               <w:spacing w:line="240" w:lineRule="auto" w:after="0"/>
               <w:ind w:firstLine="0"/>
-              <w:jc w:val="center"/>
+              <w:jc w:val="right"/>
             </w:pPr>
             <w:r>
               <w:rPr>
@@ -22418,7 +22837,7 @@
               <w:pStyle w:val="Compact"/>
               <w:spacing w:line="240" w:lineRule="auto" w:after="0"/>
               <w:ind w:firstLine="0"/>
-              <w:jc w:val="center"/>
+              <w:jc w:val="right"/>
             </w:pPr>
             <w:r>
               <w:rPr>
@@ -22437,7 +22856,7 @@
               <w:pStyle w:val="Compact"/>
               <w:spacing w:line="240" w:lineRule="auto" w:after="0"/>
               <w:ind w:firstLine="0"/>
-              <w:jc w:val="center"/>
+              <w:jc w:val="right"/>
             </w:pPr>
             <w:r>
               <w:rPr>
@@ -22456,7 +22875,7 @@
               <w:pStyle w:val="Compact"/>
               <w:spacing w:line="240" w:lineRule="auto" w:after="0"/>
               <w:ind w:firstLine="0"/>
-              <w:jc w:val="center"/>
+              <w:jc w:val="right"/>
             </w:pPr>
             <w:r>
               <w:rPr>
@@ -22475,7 +22894,7 @@
               <w:pStyle w:val="Compact"/>
               <w:spacing w:line="240" w:lineRule="auto" w:after="0"/>
               <w:ind w:firstLine="0"/>
-              <w:jc w:val="center"/>
+              <w:jc w:val="right"/>
             </w:pPr>
             <w:r>
               <w:rPr>
@@ -22515,7 +22934,7 @@
               <w:pStyle w:val="Compact"/>
               <w:spacing w:line="240" w:lineRule="auto" w:after="0"/>
               <w:ind w:firstLine="0"/>
-              <w:jc w:val="center"/>
+              <w:jc w:val="right"/>
             </w:pPr>
             <w:r>
               <w:rPr>
@@ -22534,7 +22953,7 @@
               <w:pStyle w:val="Compact"/>
               <w:spacing w:line="240" w:lineRule="auto" w:after="0"/>
               <w:ind w:firstLine="0"/>
-              <w:jc w:val="center"/>
+              <w:jc w:val="right"/>
             </w:pPr>
             <w:r>
               <w:rPr>
@@ -22553,7 +22972,7 @@
               <w:pStyle w:val="Compact"/>
               <w:spacing w:line="240" w:lineRule="auto" w:after="0"/>
               <w:ind w:firstLine="0"/>
-              <w:jc w:val="center"/>
+              <w:jc w:val="right"/>
             </w:pPr>
             <w:r>
               <w:rPr>
@@ -22572,7 +22991,7 @@
               <w:pStyle w:val="Compact"/>
               <w:spacing w:line="240" w:lineRule="auto" w:after="0"/>
               <w:ind w:firstLine="0"/>
-              <w:jc w:val="center"/>
+              <w:jc w:val="right"/>
             </w:pPr>
             <w:r>
               <w:rPr>
@@ -22612,7 +23031,7 @@
               <w:pStyle w:val="Compact"/>
               <w:spacing w:line="240" w:lineRule="auto" w:after="0"/>
               <w:ind w:firstLine="0"/>
-              <w:jc w:val="center"/>
+              <w:jc w:val="right"/>
             </w:pPr>
             <w:r>
               <w:rPr>
@@ -22631,7 +23050,7 @@
               <w:pStyle w:val="Compact"/>
               <w:spacing w:line="240" w:lineRule="auto" w:after="0"/>
               <w:ind w:firstLine="0"/>
-              <w:jc w:val="center"/>
+              <w:jc w:val="right"/>
             </w:pPr>
             <w:r>
               <w:rPr>
@@ -22650,7 +23069,7 @@
               <w:pStyle w:val="Compact"/>
               <w:spacing w:line="240" w:lineRule="auto" w:after="0"/>
               <w:ind w:firstLine="0"/>
-              <w:jc w:val="center"/>
+              <w:jc w:val="right"/>
             </w:pPr>
             <w:r>
               <w:rPr>
@@ -22669,7 +23088,7 @@
               <w:pStyle w:val="Compact"/>
               <w:spacing w:line="240" w:lineRule="auto" w:after="0"/>
               <w:ind w:firstLine="0"/>
-              <w:jc w:val="center"/>
+              <w:jc w:val="right"/>
             </w:pPr>
             <w:r>
               <w:rPr>
@@ -22709,7 +23128,7 @@
               <w:pStyle w:val="Compact"/>
               <w:spacing w:line="240" w:lineRule="auto" w:after="0"/>
               <w:ind w:firstLine="0"/>
-              <w:jc w:val="center"/>
+              <w:jc w:val="right"/>
             </w:pPr>
             <w:r>
               <w:rPr>
@@ -22728,7 +23147,7 @@
               <w:pStyle w:val="Compact"/>
               <w:spacing w:line="240" w:lineRule="auto" w:after="0"/>
               <w:ind w:firstLine="0"/>
-              <w:jc w:val="center"/>
+              <w:jc w:val="right"/>
             </w:pPr>
             <w:r>
               <w:rPr>
@@ -22747,7 +23166,7 @@
               <w:pStyle w:val="Compact"/>
               <w:spacing w:line="240" w:lineRule="auto" w:after="0"/>
               <w:ind w:firstLine="0"/>
-              <w:jc w:val="center"/>
+              <w:jc w:val="right"/>
             </w:pPr>
             <w:r>
               <w:rPr>
@@ -22766,7 +23185,7 @@
               <w:pStyle w:val="Compact"/>
               <w:spacing w:line="240" w:lineRule="auto" w:after="0"/>
               <w:ind w:firstLine="0"/>
-              <w:jc w:val="center"/>
+              <w:jc w:val="right"/>
             </w:pPr>
             <w:r>
               <w:rPr>
@@ -22806,7 +23225,7 @@
               <w:pStyle w:val="Compact"/>
               <w:spacing w:line="240" w:lineRule="auto" w:after="0"/>
               <w:ind w:firstLine="0"/>
-              <w:jc w:val="center"/>
+              <w:jc w:val="right"/>
             </w:pPr>
             <w:r>
               <w:rPr>
@@ -22825,7 +23244,7 @@
               <w:pStyle w:val="Compact"/>
               <w:spacing w:line="240" w:lineRule="auto" w:after="0"/>
               <w:ind w:firstLine="0"/>
-              <w:jc w:val="center"/>
+              <w:jc w:val="right"/>
             </w:pPr>
             <w:r>
               <w:rPr>
@@ -22844,7 +23263,7 @@
               <w:pStyle w:val="Compact"/>
               <w:spacing w:line="240" w:lineRule="auto" w:after="0"/>
               <w:ind w:firstLine="0"/>
-              <w:jc w:val="center"/>
+              <w:jc w:val="right"/>
             </w:pPr>
             <w:r>
               <w:rPr>
@@ -22863,7 +23282,7 @@
               <w:pStyle w:val="Compact"/>
               <w:spacing w:line="240" w:lineRule="auto" w:after="0"/>
               <w:ind w:firstLine="0"/>
-              <w:jc w:val="center"/>
+              <w:jc w:val="right"/>
             </w:pPr>
             <w:r>
               <w:rPr>
@@ -22903,7 +23322,7 @@
               <w:pStyle w:val="Compact"/>
               <w:spacing w:line="240" w:lineRule="auto" w:after="0"/>
               <w:ind w:firstLine="0"/>
-              <w:jc w:val="center"/>
+              <w:jc w:val="right"/>
             </w:pPr>
             <w:r>
               <w:rPr>
@@ -22922,7 +23341,7 @@
               <w:pStyle w:val="Compact"/>
               <w:spacing w:line="240" w:lineRule="auto" w:after="0"/>
               <w:ind w:firstLine="0"/>
-              <w:jc w:val="center"/>
+              <w:jc w:val="right"/>
             </w:pPr>
             <w:r>
               <w:rPr>
@@ -22941,7 +23360,7 @@
               <w:pStyle w:val="Compact"/>
               <w:spacing w:line="240" w:lineRule="auto" w:after="0"/>
               <w:ind w:firstLine="0"/>
-              <w:jc w:val="center"/>
+              <w:jc w:val="right"/>
             </w:pPr>
             <w:r>
               <w:rPr>
@@ -22960,7 +23379,7 @@
               <w:pStyle w:val="Compact"/>
               <w:spacing w:line="240" w:lineRule="auto" w:after="0"/>
               <w:ind w:firstLine="0"/>
-              <w:jc w:val="center"/>
+              <w:jc w:val="right"/>
             </w:pPr>
             <w:r>
               <w:rPr>
@@ -23000,7 +23419,7 @@
               <w:pStyle w:val="Compact"/>
               <w:spacing w:line="240" w:lineRule="auto" w:after="0"/>
               <w:ind w:firstLine="0"/>
-              <w:jc w:val="center"/>
+              <w:jc w:val="right"/>
             </w:pPr>
             <w:r>
               <w:rPr>
@@ -23019,7 +23438,7 @@
               <w:pStyle w:val="Compact"/>
               <w:spacing w:line="240" w:lineRule="auto" w:after="0"/>
               <w:ind w:firstLine="0"/>
-              <w:jc w:val="center"/>
+              <w:jc w:val="right"/>
             </w:pPr>
             <w:r>
               <w:rPr>
@@ -23038,7 +23457,7 @@
               <w:pStyle w:val="Compact"/>
               <w:spacing w:line="240" w:lineRule="auto" w:after="0"/>
               <w:ind w:firstLine="0"/>
-              <w:jc w:val="center"/>
+              <w:jc w:val="right"/>
             </w:pPr>
             <w:r>
               <w:rPr>
@@ -23057,7 +23476,7 @@
               <w:pStyle w:val="Compact"/>
               <w:spacing w:line="240" w:lineRule="auto" w:after="0"/>
               <w:ind w:firstLine="0"/>
-              <w:jc w:val="center"/>
+              <w:jc w:val="right"/>
             </w:pPr>
             <w:r>
               <w:rPr>
@@ -23098,7 +23517,7 @@
               <w:pStyle w:val="Compact"/>
               <w:spacing w:line="240" w:lineRule="auto" w:after="0"/>
               <w:ind w:firstLine="0"/>
-              <w:jc w:val="center"/>
+              <w:jc w:val="right"/>
             </w:pPr>
             <w:r>
               <w:rPr>
@@ -23117,7 +23536,7 @@
               <w:pStyle w:val="Compact"/>
               <w:spacing w:line="240" w:lineRule="auto" w:after="0"/>
               <w:ind w:firstLine="0"/>
-              <w:jc w:val="center"/>
+              <w:jc w:val="right"/>
             </w:pPr>
             <w:r>
               <w:rPr>
@@ -23136,7 +23555,7 @@
               <w:pStyle w:val="Compact"/>
               <w:spacing w:line="240" w:lineRule="auto" w:after="0"/>
               <w:ind w:firstLine="0"/>
-              <w:jc w:val="center"/>
+              <w:jc w:val="right"/>
             </w:pPr>
             <w:r>
               <w:rPr>
@@ -23155,7 +23574,7 @@
               <w:pStyle w:val="Compact"/>
               <w:spacing w:line="240" w:lineRule="auto" w:after="0"/>
               <w:ind w:firstLine="0"/>
-              <w:jc w:val="center"/>
+              <w:jc w:val="right"/>
             </w:pPr>
             <w:r>
               <w:rPr>
@@ -23195,7 +23614,7 @@
               <w:pStyle w:val="Compact"/>
               <w:spacing w:line="240" w:lineRule="auto" w:after="0"/>
               <w:ind w:firstLine="0"/>
-              <w:jc w:val="center"/>
+              <w:jc w:val="right"/>
             </w:pPr>
             <w:r>
               <w:rPr>
@@ -23214,7 +23633,7 @@
               <w:pStyle w:val="Compact"/>
               <w:spacing w:line="240" w:lineRule="auto" w:after="0"/>
               <w:ind w:firstLine="0"/>
-              <w:jc w:val="center"/>
+              <w:jc w:val="right"/>
             </w:pPr>
             <w:r>
               <w:rPr>
@@ -23233,7 +23652,7 @@
               <w:pStyle w:val="Compact"/>
               <w:spacing w:line="240" w:lineRule="auto" w:after="0"/>
               <w:ind w:firstLine="0"/>
-              <w:jc w:val="center"/>
+              <w:jc w:val="right"/>
             </w:pPr>
             <w:r>
               <w:rPr>
@@ -23252,7 +23671,7 @@
               <w:pStyle w:val="Compact"/>
               <w:spacing w:line="240" w:lineRule="auto" w:after="0"/>
               <w:ind w:firstLine="0"/>
-              <w:jc w:val="center"/>
+              <w:jc w:val="right"/>
             </w:pPr>
             <w:r>
               <w:rPr>
@@ -23293,7 +23712,7 @@
               <w:pStyle w:val="Compact"/>
               <w:spacing w:line="240" w:lineRule="auto" w:after="0"/>
               <w:ind w:firstLine="0"/>
-              <w:jc w:val="center"/>
+              <w:jc w:val="right"/>
             </w:pPr>
             <w:r>
               <w:rPr>
@@ -23312,7 +23731,7 @@
               <w:pStyle w:val="Compact"/>
               <w:spacing w:line="240" w:lineRule="auto" w:after="0"/>
               <w:ind w:firstLine="0"/>
-              <w:jc w:val="center"/>
+              <w:jc w:val="right"/>
             </w:pPr>
             <w:r>
               <w:rPr>
@@ -23331,7 +23750,7 @@
               <w:pStyle w:val="Compact"/>
               <w:spacing w:line="240" w:lineRule="auto" w:after="0"/>
               <w:ind w:firstLine="0"/>
-              <w:jc w:val="center"/>
+              <w:jc w:val="right"/>
             </w:pPr>
             <w:r>
               <w:rPr>
@@ -23350,7 +23769,7 @@
               <w:pStyle w:val="Compact"/>
               <w:spacing w:line="240" w:lineRule="auto" w:after="0"/>
               <w:ind w:firstLine="0"/>
-              <w:jc w:val="center"/>
+              <w:jc w:val="right"/>
             </w:pPr>
             <w:r>
               <w:rPr>
@@ -23391,7 +23810,7 @@
               <w:pStyle w:val="Compact"/>
               <w:spacing w:line="240" w:lineRule="auto" w:after="0"/>
               <w:ind w:firstLine="0"/>
-              <w:jc w:val="center"/>
+              <w:jc w:val="right"/>
             </w:pPr>
             <w:r>
               <w:rPr>
@@ -23410,7 +23829,7 @@
               <w:pStyle w:val="Compact"/>
               <w:spacing w:line="240" w:lineRule="auto" w:after="0"/>
               <w:ind w:firstLine="0"/>
-              <w:jc w:val="center"/>
+              <w:jc w:val="right"/>
             </w:pPr>
             <w:r>
               <w:rPr>
@@ -23429,7 +23848,7 @@
               <w:pStyle w:val="Compact"/>
               <w:spacing w:line="240" w:lineRule="auto" w:after="0"/>
               <w:ind w:firstLine="0"/>
-              <w:jc w:val="center"/>
+              <w:jc w:val="right"/>
             </w:pPr>
             <w:r>
               <w:rPr>
@@ -23448,7 +23867,7 @@
               <w:pStyle w:val="Compact"/>
               <w:spacing w:line="240" w:lineRule="auto" w:after="0"/>
               <w:ind w:firstLine="0"/>
-              <w:jc w:val="center"/>
+              <w:jc w:val="right"/>
             </w:pPr>
             <w:r>
               <w:rPr>
@@ -23488,7 +23907,7 @@
               <w:pStyle w:val="Compact"/>
               <w:spacing w:line="240" w:lineRule="auto" w:after="0"/>
               <w:ind w:firstLine="0"/>
-              <w:jc w:val="center"/>
+              <w:jc w:val="right"/>
             </w:pPr>
             <w:r>
               <w:rPr>
@@ -23507,7 +23926,7 @@
               <w:pStyle w:val="Compact"/>
               <w:spacing w:line="240" w:lineRule="auto" w:after="0"/>
               <w:ind w:firstLine="0"/>
-              <w:jc w:val="center"/>
+              <w:jc w:val="right"/>
             </w:pPr>
             <w:r>
               <w:rPr>
@@ -23526,7 +23945,7 @@
               <w:pStyle w:val="Compact"/>
               <w:spacing w:line="240" w:lineRule="auto" w:after="0"/>
               <w:ind w:firstLine="0"/>
-              <w:jc w:val="center"/>
+              <w:jc w:val="right"/>
             </w:pPr>
             <w:r>
               <w:rPr>
@@ -23545,7 +23964,7 @@
               <w:pStyle w:val="Compact"/>
               <w:spacing w:line="240" w:lineRule="auto" w:after="0"/>
               <w:ind w:firstLine="0"/>
-              <w:jc w:val="center"/>
+              <w:jc w:val="right"/>
             </w:pPr>
             <w:r>
               <w:rPr>
@@ -23585,7 +24004,7 @@
               <w:pStyle w:val="Compact"/>
               <w:spacing w:line="240" w:lineRule="auto" w:after="0"/>
               <w:ind w:firstLine="0"/>
-              <w:jc w:val="center"/>
+              <w:jc w:val="right"/>
             </w:pPr>
             <w:r>
               <w:rPr>
@@ -23604,7 +24023,7 @@
               <w:pStyle w:val="Compact"/>
               <w:spacing w:line="240" w:lineRule="auto" w:after="0"/>
               <w:ind w:firstLine="0"/>
-              <w:jc w:val="center"/>
+              <w:jc w:val="right"/>
             </w:pPr>
             <w:r>
               <w:rPr>
@@ -23623,7 +24042,7 @@
               <w:pStyle w:val="Compact"/>
               <w:spacing w:line="240" w:lineRule="auto" w:after="0"/>
               <w:ind w:firstLine="0"/>
-              <w:jc w:val="center"/>
+              <w:jc w:val="right"/>
             </w:pPr>
             <w:r>
               <w:rPr>
@@ -23642,7 +24061,7 @@
               <w:pStyle w:val="Compact"/>
               <w:spacing w:line="240" w:lineRule="auto" w:after="0"/>
               <w:ind w:firstLine="0"/>
-              <w:jc w:val="center"/>
+              <w:jc w:val="right"/>
             </w:pPr>
             <w:r>
               <w:rPr>
@@ -23682,7 +24101,7 @@
               <w:pStyle w:val="Compact"/>
               <w:spacing w:line="240" w:lineRule="auto" w:after="0"/>
               <w:ind w:firstLine="0"/>
-              <w:jc w:val="center"/>
+              <w:jc w:val="right"/>
             </w:pPr>
             <w:r>
               <w:rPr>
@@ -23701,7 +24120,7 @@
               <w:pStyle w:val="Compact"/>
               <w:spacing w:line="240" w:lineRule="auto" w:after="0"/>
               <w:ind w:firstLine="0"/>
-              <w:jc w:val="center"/>
+              <w:jc w:val="right"/>
             </w:pPr>
             <w:r>
               <w:rPr>
@@ -23720,7 +24139,7 @@
               <w:pStyle w:val="Compact"/>
               <w:spacing w:line="240" w:lineRule="auto" w:after="0"/>
               <w:ind w:firstLine="0"/>
-              <w:jc w:val="center"/>
+              <w:jc w:val="right"/>
             </w:pPr>
             <w:r>
               <w:rPr>
@@ -23739,7 +24158,7 @@
               <w:pStyle w:val="Compact"/>
               <w:spacing w:line="240" w:lineRule="auto" w:after="0"/>
               <w:ind w:firstLine="0"/>
-              <w:jc w:val="center"/>
+              <w:jc w:val="right"/>
             </w:pPr>
             <w:r>
               <w:rPr>
@@ -23779,7 +24198,7 @@
               <w:pStyle w:val="Compact"/>
               <w:spacing w:line="240" w:lineRule="auto" w:after="0"/>
               <w:ind w:firstLine="0"/>
-              <w:jc w:val="center"/>
+              <w:jc w:val="right"/>
             </w:pPr>
             <w:r>
               <w:rPr>
@@ -23798,7 +24217,7 @@
               <w:pStyle w:val="Compact"/>
               <w:spacing w:line="240" w:lineRule="auto" w:after="0"/>
               <w:ind w:firstLine="0"/>
-              <w:jc w:val="center"/>
+              <w:jc w:val="right"/>
             </w:pPr>
             <w:r>
               <w:rPr>
@@ -23817,7 +24236,7 @@
               <w:pStyle w:val="Compact"/>
               <w:spacing w:line="240" w:lineRule="auto" w:after="0"/>
               <w:ind w:firstLine="0"/>
-              <w:jc w:val="center"/>
+              <w:jc w:val="right"/>
             </w:pPr>
             <w:r>
               <w:rPr>
@@ -23836,7 +24255,7 @@
               <w:pStyle w:val="Compact"/>
               <w:spacing w:line="240" w:lineRule="auto" w:after="0"/>
               <w:ind w:firstLine="0"/>
-              <w:jc w:val="center"/>
+              <w:jc w:val="right"/>
             </w:pPr>
             <w:r>
               <w:rPr>
@@ -23877,7 +24296,7 @@
               <w:pStyle w:val="Compact"/>
               <w:spacing w:line="240" w:lineRule="auto" w:after="0"/>
               <w:ind w:firstLine="0"/>
-              <w:jc w:val="center"/>
+              <w:jc w:val="right"/>
             </w:pPr>
             <w:r>
               <w:rPr>
@@ -23896,7 +24315,7 @@
               <w:pStyle w:val="Compact"/>
               <w:spacing w:line="240" w:lineRule="auto" w:after="0"/>
               <w:ind w:firstLine="0"/>
-              <w:jc w:val="center"/>
+              <w:jc w:val="right"/>
             </w:pPr>
             <w:r>
               <w:rPr>
@@ -23915,7 +24334,7 @@
               <w:pStyle w:val="Compact"/>
               <w:spacing w:line="240" w:lineRule="auto" w:after="0"/>
               <w:ind w:firstLine="0"/>
-              <w:jc w:val="center"/>
+              <w:jc w:val="right"/>
             </w:pPr>
             <w:r>
               <w:rPr>
@@ -23934,7 +24353,7 @@
               <w:pStyle w:val="Compact"/>
               <w:spacing w:line="240" w:lineRule="auto" w:after="0"/>
               <w:ind w:firstLine="0"/>
-              <w:jc w:val="center"/>
+              <w:jc w:val="right"/>
             </w:pPr>
             <w:r>
               <w:rPr>
@@ -23974,7 +24393,7 @@
               <w:pStyle w:val="Compact"/>
               <w:spacing w:line="240" w:lineRule="auto" w:after="0"/>
               <w:ind w:firstLine="0"/>
-              <w:jc w:val="center"/>
+              <w:jc w:val="right"/>
             </w:pPr>
             <w:r>
               <w:rPr>
@@ -23993,7 +24412,7 @@
               <w:pStyle w:val="Compact"/>
               <w:spacing w:line="240" w:lineRule="auto" w:after="0"/>
               <w:ind w:firstLine="0"/>
-              <w:jc w:val="center"/>
+              <w:jc w:val="right"/>
             </w:pPr>
             <w:r>
               <w:rPr>
@@ -24012,7 +24431,7 @@
               <w:pStyle w:val="Compact"/>
               <w:spacing w:line="240" w:lineRule="auto" w:after="0"/>
               <w:ind w:firstLine="0"/>
-              <w:jc w:val="center"/>
+              <w:jc w:val="right"/>
             </w:pPr>
             <w:r>
               <w:rPr>
@@ -24031,7 +24450,7 @@
               <w:pStyle w:val="Compact"/>
               <w:spacing w:line="240" w:lineRule="auto" w:after="0"/>
               <w:ind w:firstLine="0"/>
-              <w:jc w:val="center"/>
+              <w:jc w:val="right"/>
             </w:pPr>
             <w:r>
               <w:rPr>
@@ -24071,7 +24490,7 @@
               <w:pStyle w:val="Compact"/>
               <w:spacing w:line="240" w:lineRule="auto" w:after="0"/>
               <w:ind w:firstLine="0"/>
-              <w:jc w:val="center"/>
+              <w:jc w:val="right"/>
             </w:pPr>
             <w:r>
               <w:rPr>
@@ -24090,7 +24509,7 @@
               <w:pStyle w:val="Compact"/>
               <w:spacing w:line="240" w:lineRule="auto" w:after="0"/>
               <w:ind w:firstLine="0"/>
-              <w:jc w:val="center"/>
+              <w:jc w:val="right"/>
             </w:pPr>
             <w:r>
               <w:rPr>
@@ -24109,7 +24528,7 @@
               <w:pStyle w:val="Compact"/>
               <w:spacing w:line="240" w:lineRule="auto" w:after="0"/>
               <w:ind w:firstLine="0"/>
-              <w:jc w:val="center"/>
+              <w:jc w:val="right"/>
             </w:pPr>
             <w:r>
               <w:rPr>
@@ -24128,7 +24547,7 @@
               <w:pStyle w:val="Compact"/>
               <w:spacing w:line="240" w:lineRule="auto" w:after="0"/>
               <w:ind w:firstLine="0"/>
-              <w:jc w:val="center"/>
+              <w:jc w:val="right"/>
             </w:pPr>
             <w:r>
               <w:rPr>
@@ -24169,7 +24588,7 @@
               <w:pStyle w:val="Compact"/>
               <w:spacing w:line="240" w:lineRule="auto" w:after="0"/>
               <w:ind w:firstLine="0"/>
-              <w:jc w:val="center"/>
+              <w:jc w:val="right"/>
             </w:pPr>
             <w:r>
               <w:rPr>
@@ -24188,7 +24607,7 @@
               <w:pStyle w:val="Compact"/>
               <w:spacing w:line="240" w:lineRule="auto" w:after="0"/>
               <w:ind w:firstLine="0"/>
-              <w:jc w:val="center"/>
+              <w:jc w:val="right"/>
             </w:pPr>
             <w:r>
               <w:rPr>
@@ -24207,7 +24626,7 @@
               <w:pStyle w:val="Compact"/>
               <w:spacing w:line="240" w:lineRule="auto" w:after="0"/>
               <w:ind w:firstLine="0"/>
-              <w:jc w:val="center"/>
+              <w:jc w:val="right"/>
             </w:pPr>
             <w:r>
               <w:rPr>
@@ -24226,7 +24645,7 @@
               <w:pStyle w:val="Compact"/>
               <w:spacing w:line="240" w:lineRule="auto" w:after="0"/>
               <w:ind w:firstLine="0"/>
-              <w:jc w:val="center"/>
+              <w:jc w:val="right"/>
             </w:pPr>
             <w:r>
               <w:rPr>
@@ -24266,7 +24685,7 @@
               <w:pStyle w:val="Compact"/>
               <w:spacing w:line="240" w:lineRule="auto" w:after="0"/>
               <w:ind w:firstLine="0"/>
-              <w:jc w:val="center"/>
+              <w:jc w:val="right"/>
             </w:pPr>
             <w:r>
               <w:rPr>
@@ -24285,7 +24704,7 @@
               <w:pStyle w:val="Compact"/>
               <w:spacing w:line="240" w:lineRule="auto" w:after="0"/>
               <w:ind w:firstLine="0"/>
-              <w:jc w:val="center"/>
+              <w:jc w:val="right"/>
             </w:pPr>
             <w:r>
               <w:rPr>
@@ -24304,7 +24723,7 @@
               <w:pStyle w:val="Compact"/>
               <w:spacing w:line="240" w:lineRule="auto" w:after="0"/>
               <w:ind w:firstLine="0"/>
-              <w:jc w:val="center"/>
+              <w:jc w:val="right"/>
             </w:pPr>
             <w:r>
               <w:rPr>
@@ -24323,7 +24742,7 @@
               <w:pStyle w:val="Compact"/>
               <w:spacing w:line="240" w:lineRule="auto" w:after="0"/>
               <w:ind w:firstLine="0"/>
-              <w:jc w:val="center"/>
+              <w:jc w:val="right"/>
             </w:pPr>
             <w:r>
               <w:rPr>
@@ -24363,7 +24782,7 @@
               <w:pStyle w:val="Compact"/>
               <w:spacing w:line="240" w:lineRule="auto" w:after="0"/>
               <w:ind w:firstLine="0"/>
-              <w:jc w:val="center"/>
+              <w:jc w:val="right"/>
             </w:pPr>
             <w:r>
               <w:rPr>
@@ -24382,7 +24801,7 @@
               <w:pStyle w:val="Compact"/>
               <w:spacing w:line="240" w:lineRule="auto" w:after="0"/>
               <w:ind w:firstLine="0"/>
-              <w:jc w:val="center"/>
+              <w:jc w:val="right"/>
             </w:pPr>
             <w:r>
               <w:rPr>
@@ -24401,7 +24820,7 @@
               <w:pStyle w:val="Compact"/>
               <w:spacing w:line="240" w:lineRule="auto" w:after="0"/>
               <w:ind w:firstLine="0"/>
-              <w:jc w:val="center"/>
+              <w:jc w:val="right"/>
             </w:pPr>
             <w:r>
               <w:rPr>
@@ -24420,7 +24839,7 @@
               <w:pStyle w:val="Compact"/>
               <w:spacing w:line="240" w:lineRule="auto" w:after="0"/>
               <w:ind w:firstLine="0"/>
-              <w:jc w:val="center"/>
+              <w:jc w:val="right"/>
             </w:pPr>
             <w:r>
               <w:rPr>
@@ -24460,7 +24879,7 @@
               <w:pStyle w:val="Compact"/>
               <w:spacing w:line="240" w:lineRule="auto" w:after="0"/>
               <w:ind w:firstLine="0"/>
-              <w:jc w:val="center"/>
+              <w:jc w:val="right"/>
             </w:pPr>
             <w:r>
               <w:rPr>
@@ -24479,7 +24898,7 @@
               <w:pStyle w:val="Compact"/>
               <w:spacing w:line="240" w:lineRule="auto" w:after="0"/>
               <w:ind w:firstLine="0"/>
-              <w:jc w:val="center"/>
+              <w:jc w:val="right"/>
             </w:pPr>
             <w:r>
               <w:rPr>
@@ -24498,7 +24917,7 @@
               <w:pStyle w:val="Compact"/>
               <w:spacing w:line="240" w:lineRule="auto" w:after="0"/>
               <w:ind w:firstLine="0"/>
-              <w:jc w:val="center"/>
+              <w:jc w:val="right"/>
             </w:pPr>
             <w:r>
               <w:rPr>
@@ -24517,7 +24936,7 @@
               <w:pStyle w:val="Compact"/>
               <w:spacing w:line="240" w:lineRule="auto" w:after="0"/>
               <w:ind w:firstLine="0"/>
-              <w:jc w:val="center"/>
+              <w:jc w:val="right"/>
             </w:pPr>
             <w:r>
               <w:rPr>
@@ -24557,7 +24976,7 @@
               <w:pStyle w:val="Compact"/>
               <w:spacing w:line="240" w:lineRule="auto" w:after="0"/>
               <w:ind w:firstLine="0"/>
-              <w:jc w:val="center"/>
+              <w:jc w:val="right"/>
             </w:pPr>
             <w:r>
               <w:rPr>
@@ -24576,7 +24995,7 @@
               <w:pStyle w:val="Compact"/>
               <w:spacing w:line="240" w:lineRule="auto" w:after="0"/>
               <w:ind w:firstLine="0"/>
-              <w:jc w:val="center"/>
+              <w:jc w:val="right"/>
             </w:pPr>
             <w:r>
               <w:rPr>
@@ -24595,7 +25014,7 @@
               <w:pStyle w:val="Compact"/>
               <w:spacing w:line="240" w:lineRule="auto" w:after="0"/>
               <w:ind w:firstLine="0"/>
-              <w:jc w:val="center"/>
+              <w:jc w:val="right"/>
             </w:pPr>
             <w:r>
               <w:rPr>
@@ -24614,7 +25033,7 @@
               <w:pStyle w:val="Compact"/>
               <w:spacing w:line="240" w:lineRule="auto" w:after="0"/>
               <w:ind w:firstLine="0"/>
-              <w:jc w:val="center"/>
+              <w:jc w:val="right"/>
             </w:pPr>
             <w:r>
               <w:rPr>
@@ -24654,7 +25073,7 @@
               <w:pStyle w:val="Compact"/>
               <w:spacing w:line="240" w:lineRule="auto" w:after="0"/>
               <w:ind w:firstLine="0"/>
-              <w:jc w:val="center"/>
+              <w:jc w:val="right"/>
             </w:pPr>
             <w:r>
               <w:rPr>
@@ -24673,7 +25092,7 @@
               <w:pStyle w:val="Compact"/>
               <w:spacing w:line="240" w:lineRule="auto" w:after="0"/>
               <w:ind w:firstLine="0"/>
-              <w:jc w:val="center"/>
+              <w:jc w:val="right"/>
             </w:pPr>
             <w:r>
               <w:rPr>
@@ -24692,7 +25111,7 @@
               <w:pStyle w:val="Compact"/>
               <w:spacing w:line="240" w:lineRule="auto" w:after="0"/>
               <w:ind w:firstLine="0"/>
-              <w:jc w:val="center"/>
+              <w:jc w:val="right"/>
             </w:pPr>
             <w:r>
               <w:rPr>
@@ -24711,7 +25130,7 @@
               <w:pStyle w:val="Compact"/>
               <w:spacing w:line="240" w:lineRule="auto" w:after="0"/>
               <w:ind w:firstLine="0"/>
-              <w:jc w:val="center"/>
+              <w:jc w:val="right"/>
             </w:pPr>
             <w:r>
               <w:rPr>
@@ -24751,7 +25170,7 @@
               <w:pStyle w:val="Compact"/>
               <w:spacing w:line="240" w:lineRule="auto" w:after="0"/>
               <w:ind w:firstLine="0"/>
-              <w:jc w:val="center"/>
+              <w:jc w:val="right"/>
             </w:pPr>
             <w:r>
               <w:rPr>
@@ -24770,7 +25189,7 @@
               <w:pStyle w:val="Compact"/>
               <w:spacing w:line="240" w:lineRule="auto" w:after="0"/>
               <w:ind w:firstLine="0"/>
-              <w:jc w:val="center"/>
+              <w:jc w:val="right"/>
             </w:pPr>
             <w:r>
               <w:rPr>
@@ -24789,7 +25208,7 @@
               <w:pStyle w:val="Compact"/>
               <w:spacing w:line="240" w:lineRule="auto" w:after="0"/>
               <w:ind w:firstLine="0"/>
-              <w:jc w:val="center"/>
+              <w:jc w:val="right"/>
             </w:pPr>
             <w:r>
               <w:rPr>
@@ -24808,7 +25227,7 @@
               <w:pStyle w:val="Compact"/>
               <w:spacing w:line="240" w:lineRule="auto" w:after="0"/>
               <w:ind w:firstLine="0"/>
-              <w:jc w:val="center"/>
+              <w:jc w:val="right"/>
             </w:pPr>
             <w:r>
               <w:rPr>
@@ -24823,7 +25242,14 @@
       </w:tr>
       <w:tr>
         <w:tc>
-          <w:tcPr/>
+          <w:tcPr>
+            <w:tcBorders>
+              <w:top w:val="nil"/>
+              <w:left w:val="nil"/>
+              <w:bottom w:val="single" w:sz="8" w:color="000000"/>
+              <w:right w:val="nil"/>
+            </w:tcBorders>
+          </w:tcPr>
           <w:p>
             <w:pPr>
               <w:pStyle w:val="Compact"/>
@@ -24842,13 +25268,20 @@
           </w:p>
         </w:tc>
         <w:tc>
-          <w:tcPr/>
-          <w:p>
-            <w:pPr>
-              <w:pStyle w:val="Compact"/>
-              <w:spacing w:line="240" w:lineRule="auto" w:after="0"/>
-              <w:ind w:firstLine="0"/>
-              <w:jc w:val="center"/>
+          <w:tcPr>
+            <w:tcBorders>
+              <w:top w:val="nil"/>
+              <w:left w:val="nil"/>
+              <w:bottom w:val="single" w:sz="8" w:color="000000"/>
+              <w:right w:val="nil"/>
+            </w:tcBorders>
+          </w:tcPr>
+          <w:p>
+            <w:pPr>
+              <w:pStyle w:val="Compact"/>
+              <w:spacing w:line="240" w:lineRule="auto" w:after="0"/>
+              <w:ind w:firstLine="0"/>
+              <w:jc w:val="right"/>
             </w:pPr>
             <w:r>
               <w:rPr>
@@ -24861,13 +25294,20 @@
           </w:p>
         </w:tc>
         <w:tc>
-          <w:tcPr/>
-          <w:p>
-            <w:pPr>
-              <w:pStyle w:val="Compact"/>
-              <w:spacing w:line="240" w:lineRule="auto" w:after="0"/>
-              <w:ind w:firstLine="0"/>
-              <w:jc w:val="center"/>
+          <w:tcPr>
+            <w:tcBorders>
+              <w:top w:val="nil"/>
+              <w:left w:val="nil"/>
+              <w:bottom w:val="single" w:sz="8" w:color="000000"/>
+              <w:right w:val="nil"/>
+            </w:tcBorders>
+          </w:tcPr>
+          <w:p>
+            <w:pPr>
+              <w:pStyle w:val="Compact"/>
+              <w:spacing w:line="240" w:lineRule="auto" w:after="0"/>
+              <w:ind w:firstLine="0"/>
+              <w:jc w:val="right"/>
             </w:pPr>
             <w:r>
               <w:rPr>
@@ -24880,13 +25320,20 @@
           </w:p>
         </w:tc>
         <w:tc>
-          <w:tcPr/>
-          <w:p>
-            <w:pPr>
-              <w:pStyle w:val="Compact"/>
-              <w:spacing w:line="240" w:lineRule="auto" w:after="0"/>
-              <w:ind w:firstLine="0"/>
-              <w:jc w:val="center"/>
+          <w:tcPr>
+            <w:tcBorders>
+              <w:top w:val="nil"/>
+              <w:left w:val="nil"/>
+              <w:bottom w:val="single" w:sz="8" w:color="000000"/>
+              <w:right w:val="nil"/>
+            </w:tcBorders>
+          </w:tcPr>
+          <w:p>
+            <w:pPr>
+              <w:pStyle w:val="Compact"/>
+              <w:spacing w:line="240" w:lineRule="auto" w:after="0"/>
+              <w:ind w:firstLine="0"/>
+              <w:jc w:val="right"/>
             </w:pPr>
             <w:r>
               <w:rPr>
@@ -24899,13 +25346,20 @@
           </w:p>
         </w:tc>
         <w:tc>
-          <w:tcPr/>
-          <w:p>
-            <w:pPr>
-              <w:pStyle w:val="Compact"/>
-              <w:spacing w:line="240" w:lineRule="auto" w:after="0"/>
-              <w:ind w:firstLine="0"/>
-              <w:jc w:val="center"/>
+          <w:tcPr>
+            <w:tcBorders>
+              <w:top w:val="nil"/>
+              <w:left w:val="nil"/>
+              <w:bottom w:val="single" w:sz="8" w:color="000000"/>
+              <w:right w:val="nil"/>
+            </w:tcBorders>
+          </w:tcPr>
+          <w:p>
+            <w:pPr>
+              <w:pStyle w:val="Compact"/>
+              <w:spacing w:line="240" w:lineRule="auto" w:after="0"/>
+              <w:ind w:firstLine="0"/>
+              <w:jc w:val="right"/>
             </w:pPr>
             <w:r>
               <w:rPr>
@@ -24923,7 +25377,7 @@
     <w:p>
       <w:pPr>
         <w:pStyle w:val="BodyText"/>
-        <w:spacing w:line="240" w:lineRule="auto" w:after="0"/>
+        <w:spacing w:line="240" w:lineRule="auto" w:before="40" w:after="240"/>
         <w:ind w:firstLine="0"/>
         <w:jc w:val="both"/>
       </w:pPr>
@@ -24938,7 +25392,7 @@
     <w:p>
       <w:pPr>
         <w:pStyle w:val="BodyText"/>
-        <w:spacing w:line="240" w:lineRule="auto" w:after="0"/>
+        <w:spacing w:line="240" w:lineRule="auto" w:before="40" w:after="240"/>
         <w:ind w:firstLine="0"/>
         <w:jc w:val="both"/>
       </w:pPr>
@@ -25070,7 +25524,7 @@
     <w:p>
       <w:pPr>
         <w:pStyle w:val="ImageCaption"/>
-        <w:spacing w:line="240" w:lineRule="auto" w:after="0"/>
+        <w:spacing w:line="240" w:lineRule="auto" w:before="240" w:after="40"/>
         <w:ind w:firstLine="0"/>
         <w:jc w:val="both"/>
       </w:pPr>
@@ -25149,7 +25603,7 @@
     <w:p>
       <w:pPr>
         <w:pStyle w:val="BodyText"/>
-        <w:spacing w:line="240" w:lineRule="auto" w:after="0"/>
+        <w:spacing w:line="240" w:lineRule="auto" w:before="40" w:after="240"/>
         <w:ind w:firstLine="0"/>
         <w:jc w:val="both"/>
       </w:pPr>
@@ -25164,7 +25618,7 @@
     <w:p>
       <w:pPr>
         <w:pStyle w:val="BodyText"/>
-        <w:spacing w:line="240" w:lineRule="auto" w:after="0"/>
+        <w:spacing w:line="240" w:lineRule="auto" w:before="40" w:after="240"/>
         <w:ind w:firstLine="0"/>
         <w:jc w:val="both"/>
       </w:pPr>
@@ -25988,7 +26442,7 @@
     <w:p>
       <w:pPr>
         <w:pStyle w:val="ImageCaption"/>
-        <w:spacing w:line="240" w:lineRule="auto" w:after="0"/>
+        <w:spacing w:line="240" w:lineRule="auto" w:before="240" w:after="40"/>
         <w:ind w:firstLine="0"/>
         <w:jc w:val="both"/>
       </w:pPr>
@@ -26046,7 +26500,7 @@
     <w:p>
       <w:pPr>
         <w:pStyle w:val="BodyText"/>
-        <w:spacing w:line="240" w:lineRule="auto" w:after="0"/>
+        <w:spacing w:line="240" w:lineRule="auto" w:before="40" w:after="240"/>
         <w:ind w:firstLine="0"/>
         <w:jc w:val="both"/>
       </w:pPr>
@@ -26061,7 +26515,7 @@
     <w:p>
       <w:pPr>
         <w:pStyle w:val="BodyText"/>
-        <w:spacing w:line="240" w:lineRule="auto" w:after="0"/>
+        <w:spacing w:line="240" w:lineRule="auto" w:before="40" w:after="240"/>
         <w:ind w:firstLine="0"/>
         <w:jc w:val="both"/>
       </w:pPr>
@@ -26292,7 +26746,7 @@
     <w:p>
       <w:pPr>
         <w:pStyle w:val="TableCaption"/>
-        <w:spacing w:line="240" w:lineRule="auto" w:after="0"/>
+        <w:spacing w:line="240" w:lineRule="auto" w:before="240" w:after="40"/>
         <w:ind w:firstLine="0"/>
         <w:jc w:val="both"/>
       </w:pPr>
@@ -26366,6 +26820,14 @@
         <w:tblW w:type="auto" w:w="0"/>
         <w:tblLook w:firstRow="1" w:lastRow="0" w:firstColumn="0" w:lastColumn="0" w:noHBand="0" w:noVBand="0" w:val="0020"/>
         <w:tblCaption w:val="Tabela 6. Decomposição do gap salarial racial por mediação contextual e ocupacional (HLM de dois níveis, indivíduos em UPA, com efeitos fixos de UF; PNAD Contínua 2016–2025, população completa). Cada linha acrescenta um bloco de controles ao anterior; à medida que se adiciona contexto e ocupação, o gap encolhe e a mediação acumulada cresce."/>
+        <w:tblBorders>
+          <w:top w:val="nil"/>
+          <w:left w:val="nil"/>
+          <w:bottom w:val="nil"/>
+          <w:right w:val="nil"/>
+          <w:insideH w:val="nil"/>
+          <w:insideV w:val="nil"/>
+        </w:tblBorders>
       </w:tblPr>
       <w:tblGrid>
         <w:gridCol w:w="1980"/>
@@ -26378,13 +26840,20 @@
           <w:tblHeader w:val="on"/>
         </w:trPr>
         <w:tc>
-          <w:tcPr/>
-          <w:p>
-            <w:pPr>
-              <w:pStyle w:val="Compact"/>
-              <w:spacing w:line="240" w:lineRule="auto" w:after="0"/>
-              <w:ind w:firstLine="0"/>
-              <w:jc w:val="left"/>
+          <w:tcPr>
+            <w:tcBorders>
+              <w:top w:val="single" w:sz="8" w:color="000000"/>
+              <w:left w:val="nil"/>
+              <w:bottom w:val="single" w:sz="6" w:color="000000"/>
+              <w:right w:val="nil"/>
+            </w:tcBorders>
+          </w:tcPr>
+          <w:p>
+            <w:pPr>
+              <w:pStyle w:val="Compact"/>
+              <w:spacing w:line="240" w:lineRule="auto" w:after="0"/>
+              <w:ind w:firstLine="0"/>
+              <w:jc w:val="center"/>
             </w:pPr>
             <w:r>
               <w:rPr>
@@ -26397,13 +26866,20 @@
           </w:p>
         </w:tc>
         <w:tc>
-          <w:tcPr/>
-          <w:p>
-            <w:pPr>
-              <w:pStyle w:val="Compact"/>
-              <w:spacing w:line="240" w:lineRule="auto" w:after="0"/>
-              <w:ind w:firstLine="0"/>
-              <w:jc w:val="right"/>
+          <w:tcPr>
+            <w:tcBorders>
+              <w:top w:val="single" w:sz="8" w:color="000000"/>
+              <w:left w:val="nil"/>
+              <w:bottom w:val="single" w:sz="6" w:color="000000"/>
+              <w:right w:val="nil"/>
+            </w:tcBorders>
+          </w:tcPr>
+          <w:p>
+            <w:pPr>
+              <w:pStyle w:val="Compact"/>
+              <w:spacing w:line="240" w:lineRule="auto" w:after="0"/>
+              <w:ind w:firstLine="0"/>
+              <w:jc w:val="center"/>
             </w:pPr>
             <m:oMath>
               <m:sSub>
@@ -26426,13 +26902,20 @@
           </w:p>
         </w:tc>
         <w:tc>
-          <w:tcPr/>
-          <w:p>
-            <w:pPr>
-              <w:pStyle w:val="Compact"/>
-              <w:spacing w:line="240" w:lineRule="auto" w:after="0"/>
-              <w:ind w:firstLine="0"/>
-              <w:jc w:val="right"/>
+          <w:tcPr>
+            <w:tcBorders>
+              <w:top w:val="single" w:sz="8" w:color="000000"/>
+              <w:left w:val="nil"/>
+              <w:bottom w:val="single" w:sz="6" w:color="000000"/>
+              <w:right w:val="nil"/>
+            </w:tcBorders>
+          </w:tcPr>
+          <w:p>
+            <w:pPr>
+              <w:pStyle w:val="Compact"/>
+              <w:spacing w:line="240" w:lineRule="auto" w:after="0"/>
+              <w:ind w:firstLine="0"/>
+              <w:jc w:val="center"/>
             </w:pPr>
             <w:r>
               <w:rPr>
@@ -26445,13 +26928,20 @@
           </w:p>
         </w:tc>
         <w:tc>
-          <w:tcPr/>
-          <w:p>
-            <w:pPr>
-              <w:pStyle w:val="Compact"/>
-              <w:spacing w:line="240" w:lineRule="auto" w:after="0"/>
-              <w:ind w:firstLine="0"/>
-              <w:jc w:val="right"/>
+          <w:tcPr>
+            <w:tcBorders>
+              <w:top w:val="single" w:sz="8" w:color="000000"/>
+              <w:left w:val="nil"/>
+              <w:bottom w:val="single" w:sz="6" w:color="000000"/>
+              <w:right w:val="nil"/>
+            </w:tcBorders>
+          </w:tcPr>
+          <w:p>
+            <w:pPr>
+              <w:pStyle w:val="Compact"/>
+              <w:spacing w:line="240" w:lineRule="auto" w:after="0"/>
+              <w:ind w:firstLine="0"/>
+              <w:jc w:val="center"/>
             </w:pPr>
             <w:r>
               <w:rPr>
@@ -26529,7 +27019,7 @@
               <w:pStyle w:val="Compact"/>
               <w:spacing w:line="240" w:lineRule="auto" w:after="0"/>
               <w:ind w:firstLine="0"/>
-              <w:jc w:val="right"/>
+              <w:jc w:val="both"/>
             </w:pPr>
             <w:r>
               <w:rPr>
@@ -26778,7 +27268,14 @@
       </w:tr>
       <w:tr>
         <w:tc>
-          <w:tcPr/>
+          <w:tcPr>
+            <w:tcBorders>
+              <w:top w:val="nil"/>
+              <w:left w:val="nil"/>
+              <w:bottom w:val="single" w:sz="8" w:color="000000"/>
+              <w:right w:val="nil"/>
+            </w:tcBorders>
+          </w:tcPr>
           <w:p>
             <w:pPr>
               <w:pStyle w:val="Compact"/>
@@ -26797,7 +27294,14 @@
           </w:p>
         </w:tc>
         <w:tc>
-          <w:tcPr/>
+          <w:tcPr>
+            <w:tcBorders>
+              <w:top w:val="nil"/>
+              <w:left w:val="nil"/>
+              <w:bottom w:val="single" w:sz="8" w:color="000000"/>
+              <w:right w:val="nil"/>
+            </w:tcBorders>
+          </w:tcPr>
           <w:p>
             <w:pPr>
               <w:pStyle w:val="Compact"/>
@@ -26816,7 +27320,14 @@
           </w:p>
         </w:tc>
         <w:tc>
-          <w:tcPr/>
+          <w:tcPr>
+            <w:tcBorders>
+              <w:top w:val="nil"/>
+              <w:left w:val="nil"/>
+              <w:bottom w:val="single" w:sz="8" w:color="000000"/>
+              <w:right w:val="nil"/>
+            </w:tcBorders>
+          </w:tcPr>
           <w:p>
             <w:pPr>
               <w:pStyle w:val="Compact"/>
@@ -26835,7 +27346,14 @@
           </w:p>
         </w:tc>
         <w:tc>
-          <w:tcPr/>
+          <w:tcPr>
+            <w:tcBorders>
+              <w:top w:val="nil"/>
+              <w:left w:val="nil"/>
+              <w:bottom w:val="single" w:sz="8" w:color="000000"/>
+              <w:right w:val="nil"/>
+            </w:tcBorders>
+          </w:tcPr>
           <w:p>
             <w:pPr>
               <w:pStyle w:val="Compact"/>
@@ -27076,7 +27594,7 @@
     <w:p>
       <w:pPr>
         <w:pStyle w:val="BodyText"/>
-        <w:spacing w:line="240" w:lineRule="auto" w:after="0"/>
+        <w:spacing w:line="240" w:lineRule="auto" w:before="40" w:after="240"/>
         <w:ind w:firstLine="0"/>
         <w:jc w:val="both"/>
       </w:pPr>
@@ -27180,7 +27698,7 @@
     <w:p>
       <w:pPr>
         <w:pStyle w:val="ImageCaption"/>
-        <w:spacing w:line="240" w:lineRule="auto" w:after="0"/>
+        <w:spacing w:line="240" w:lineRule="auto" w:before="240" w:after="40"/>
         <w:ind w:firstLine="0"/>
         <w:jc w:val="both"/>
       </w:pPr>
@@ -27296,7 +27814,7 @@
     <w:p>
       <w:pPr>
         <w:pStyle w:val="BodyText"/>
-        <w:spacing w:line="240" w:lineRule="auto" w:after="0"/>
+        <w:spacing w:line="240" w:lineRule="auto" w:before="40" w:after="240"/>
         <w:ind w:firstLine="0"/>
         <w:jc w:val="both"/>
       </w:pPr>
@@ -27311,7 +27829,7 @@
     <w:p>
       <w:pPr>
         <w:pStyle w:val="BodyText"/>
-        <w:spacing w:line="240" w:lineRule="auto" w:after="0"/>
+        <w:spacing w:line="240" w:lineRule="auto" w:before="40" w:after="240"/>
         <w:ind w:firstLine="0"/>
         <w:jc w:val="both"/>
       </w:pPr>
@@ -28008,7 +28526,7 @@
     <w:p>
       <w:pPr>
         <w:pStyle w:val="TableCaption"/>
-        <w:spacing w:line="240" w:lineRule="auto" w:after="0"/>
+        <w:spacing w:line="240" w:lineRule="auto" w:before="240" w:after="40"/>
         <w:ind w:firstLine="0"/>
         <w:jc w:val="both"/>
       </w:pPr>
@@ -28245,6 +28763,14 @@
         <w:tblW w:type="auto" w:w="0"/>
         <w:tblLook w:firstRow="1" w:lastRow="0" w:firstColumn="0" w:lastColumn="0" w:noHBand="0" w:noVBand="0" w:val="0020"/>
         <w:tblCaption w:val="Tabela 7. Decomposição de Oaxaca–Blinder (twofold, referência: estrutura de preços dos brancos) do gap salarial racial em duas especificações. (A) Capital humano + contexto: escolaridade, idade, sexo e contexto de UPA — os mesmos controles do HLM M3; a parcela não explicada é comparável à da literatura. (B) Acesso: (A) + horas, formalidade e grupo CBO tratados como dotações — a parcela não explicada é a discriminação dentro da ocupação, um limite inferior, pois a segregação ocupacional é ela própria discriminatória (Oaxaca &amp; Ransom, 1999; ver o GLMM de acesso, Tabela 11). População completa da PEA com renda positiva (N = 7.694.198; 40.969 UPAs). Erros-padrão entre parênteses: bootstrap em blocos por UPA (500 réplicas)."/>
+        <w:tblBorders>
+          <w:top w:val="nil"/>
+          <w:left w:val="nil"/>
+          <w:bottom w:val="nil"/>
+          <w:right w:val="nil"/>
+          <w:insideH w:val="nil"/>
+          <w:insideV w:val="nil"/>
+        </w:tblBorders>
       </w:tblPr>
       <w:tblGrid>
         <w:gridCol w:w="1584"/>
@@ -28258,18 +28784,32 @@
           <w:tblHeader w:val="on"/>
         </w:trPr>
         <w:tc>
-          <w:tcPr/>
-          <w:p>
-            <w:pPr>
-              <w:pStyle w:val="Compact"/>
-              <w:spacing w:line="240" w:lineRule="auto" w:after="0"/>
-              <w:ind w:firstLine="0"/>
+          <w:tcPr>
+            <w:tcBorders>
+              <w:top w:val="single" w:sz="8" w:color="000000"/>
+              <w:left w:val="nil"/>
+              <w:bottom w:val="single" w:sz="6" w:color="000000"/>
+              <w:right w:val="nil"/>
+            </w:tcBorders>
+          </w:tcPr>
+          <w:p>
+            <w:pPr>
+              <w:pStyle w:val="Compact"/>
+              <w:spacing w:line="240" w:lineRule="auto" w:after="0"/>
+              <w:ind w:firstLine="0"/>
+              <w:jc w:val="center"/>
             </w:pPr>
           </w:p>
         </w:tc>
         <w:tc>
           <w:tcPr>
             <w:gridSpan w:val="2"/>
+            <w:tcBorders>
+              <w:top w:val="single" w:sz="8" w:color="000000"/>
+              <w:left w:val="nil"/>
+              <w:bottom w:val="single" w:sz="6" w:color="000000"/>
+              <w:right w:val="nil"/>
+            </w:tcBorders>
           </w:tcPr>
           <w:p>
             <w:pPr>
@@ -28291,6 +28831,12 @@
         <w:tc>
           <w:tcPr>
             <w:gridSpan w:val="2"/>
+            <w:tcBorders>
+              <w:top w:val="single" w:sz="8" w:color="000000"/>
+              <w:left w:val="nil"/>
+              <w:bottom w:val="single" w:sz="6" w:color="000000"/>
+              <w:right w:val="nil"/>
+            </w:tcBorders>
           </w:tcPr>
           <w:p>
             <w:pPr>
@@ -28369,7 +28915,7 @@
               <w:pStyle w:val="Compact"/>
               <w:spacing w:line="240" w:lineRule="auto" w:after="0"/>
               <w:ind w:firstLine="0"/>
-              <w:jc w:val="center"/>
+              <w:jc w:val="both"/>
             </w:pPr>
             <w:r>
               <w:rPr>
@@ -28388,7 +28934,7 @@
               <w:pStyle w:val="Compact"/>
               <w:spacing w:line="240" w:lineRule="auto" w:after="0"/>
               <w:ind w:firstLine="0"/>
-              <w:jc w:val="center"/>
+              <w:jc w:val="both"/>
             </w:pPr>
             <w:r>
               <w:rPr>
@@ -28407,7 +28953,7 @@
               <w:pStyle w:val="Compact"/>
               <w:spacing w:line="240" w:lineRule="auto" w:after="0"/>
               <w:ind w:firstLine="0"/>
-              <w:jc w:val="center"/>
+              <w:jc w:val="both"/>
             </w:pPr>
             <w:r>
               <w:rPr>
@@ -28426,7 +28972,7 @@
               <w:pStyle w:val="Compact"/>
               <w:spacing w:line="240" w:lineRule="auto" w:after="0"/>
               <w:ind w:firstLine="0"/>
-              <w:jc w:val="center"/>
+              <w:jc w:val="both"/>
             </w:pPr>
             <w:r>
               <w:rPr>
@@ -28498,7 +29044,7 @@
               <w:pStyle w:val="Compact"/>
               <w:spacing w:line="240" w:lineRule="auto" w:after="0"/>
               <w:ind w:firstLine="0"/>
-              <w:jc w:val="center"/>
+              <w:jc w:val="right"/>
             </w:pPr>
             <w:r>
               <w:rPr>
@@ -28517,7 +29063,7 @@
               <w:pStyle w:val="Compact"/>
               <w:spacing w:line="240" w:lineRule="auto" w:after="0"/>
               <w:ind w:firstLine="0"/>
-              <w:jc w:val="center"/>
+              <w:jc w:val="right"/>
             </w:pPr>
             <w:r>
               <w:rPr>
@@ -28536,7 +29082,7 @@
               <w:pStyle w:val="Compact"/>
               <w:spacing w:line="240" w:lineRule="auto" w:after="0"/>
               <w:ind w:firstLine="0"/>
-              <w:jc w:val="center"/>
+              <w:jc w:val="right"/>
             </w:pPr>
             <w:r>
               <w:rPr>
@@ -28555,7 +29101,7 @@
               <w:pStyle w:val="Compact"/>
               <w:spacing w:line="240" w:lineRule="auto" w:after="0"/>
               <w:ind w:firstLine="0"/>
-              <w:jc w:val="center"/>
+              <w:jc w:val="right"/>
             </w:pPr>
             <w:r>
               <w:rPr>
@@ -28595,7 +29141,7 @@
               <w:pStyle w:val="Compact"/>
               <w:spacing w:line="240" w:lineRule="auto" w:after="0"/>
               <w:ind w:firstLine="0"/>
-              <w:jc w:val="center"/>
+              <w:jc w:val="right"/>
             </w:pPr>
             <w:r>
               <w:rPr>
@@ -28614,7 +29160,7 @@
               <w:pStyle w:val="Compact"/>
               <w:spacing w:line="240" w:lineRule="auto" w:after="0"/>
               <w:ind w:firstLine="0"/>
-              <w:jc w:val="center"/>
+              <w:jc w:val="right"/>
             </w:pPr>
             <w:r>
               <w:rPr>
@@ -28633,7 +29179,7 @@
               <w:pStyle w:val="Compact"/>
               <w:spacing w:line="240" w:lineRule="auto" w:after="0"/>
               <w:ind w:firstLine="0"/>
-              <w:jc w:val="center"/>
+              <w:jc w:val="right"/>
             </w:pPr>
             <w:r>
               <w:rPr>
@@ -28652,7 +29198,7 @@
               <w:pStyle w:val="Compact"/>
               <w:spacing w:line="240" w:lineRule="auto" w:after="0"/>
               <w:ind w:firstLine="0"/>
-              <w:jc w:val="center"/>
+              <w:jc w:val="right"/>
             </w:pPr>
             <w:r>
               <w:rPr>
@@ -28667,7 +29213,14 @@
       </w:tr>
       <w:tr>
         <w:tc>
-          <w:tcPr/>
+          <w:tcPr>
+            <w:tcBorders>
+              <w:top w:val="nil"/>
+              <w:left w:val="nil"/>
+              <w:bottom w:val="single" w:sz="8" w:color="000000"/>
+              <w:right w:val="nil"/>
+            </w:tcBorders>
+          </w:tcPr>
           <w:p>
             <w:pPr>
               <w:pStyle w:val="Compact"/>
@@ -28686,13 +29239,20 @@
           </w:p>
         </w:tc>
         <w:tc>
-          <w:tcPr/>
-          <w:p>
-            <w:pPr>
-              <w:pStyle w:val="Compact"/>
-              <w:spacing w:line="240" w:lineRule="auto" w:after="0"/>
-              <w:ind w:firstLine="0"/>
-              <w:jc w:val="center"/>
+          <w:tcPr>
+            <w:tcBorders>
+              <w:top w:val="nil"/>
+              <w:left w:val="nil"/>
+              <w:bottom w:val="single" w:sz="8" w:color="000000"/>
+              <w:right w:val="nil"/>
+            </w:tcBorders>
+          </w:tcPr>
+          <w:p>
+            <w:pPr>
+              <w:pStyle w:val="Compact"/>
+              <w:spacing w:line="240" w:lineRule="auto" w:after="0"/>
+              <w:ind w:firstLine="0"/>
+              <w:jc w:val="right"/>
             </w:pPr>
             <w:r>
               <w:rPr>
@@ -28705,13 +29265,20 @@
           </w:p>
         </w:tc>
         <w:tc>
-          <w:tcPr/>
-          <w:p>
-            <w:pPr>
-              <w:pStyle w:val="Compact"/>
-              <w:spacing w:line="240" w:lineRule="auto" w:after="0"/>
-              <w:ind w:firstLine="0"/>
-              <w:jc w:val="center"/>
+          <w:tcPr>
+            <w:tcBorders>
+              <w:top w:val="nil"/>
+              <w:left w:val="nil"/>
+              <w:bottom w:val="single" w:sz="8" w:color="000000"/>
+              <w:right w:val="nil"/>
+            </w:tcBorders>
+          </w:tcPr>
+          <w:p>
+            <w:pPr>
+              <w:pStyle w:val="Compact"/>
+              <w:spacing w:line="240" w:lineRule="auto" w:after="0"/>
+              <w:ind w:firstLine="0"/>
+              <w:jc w:val="right"/>
             </w:pPr>
             <w:r>
               <w:rPr>
@@ -28724,13 +29291,20 @@
           </w:p>
         </w:tc>
         <w:tc>
-          <w:tcPr/>
-          <w:p>
-            <w:pPr>
-              <w:pStyle w:val="Compact"/>
-              <w:spacing w:line="240" w:lineRule="auto" w:after="0"/>
-              <w:ind w:firstLine="0"/>
-              <w:jc w:val="center"/>
+          <w:tcPr>
+            <w:tcBorders>
+              <w:top w:val="nil"/>
+              <w:left w:val="nil"/>
+              <w:bottom w:val="single" w:sz="8" w:color="000000"/>
+              <w:right w:val="nil"/>
+            </w:tcBorders>
+          </w:tcPr>
+          <w:p>
+            <w:pPr>
+              <w:pStyle w:val="Compact"/>
+              <w:spacing w:line="240" w:lineRule="auto" w:after="0"/>
+              <w:ind w:firstLine="0"/>
+              <w:jc w:val="right"/>
             </w:pPr>
             <w:r>
               <w:rPr>
@@ -28743,13 +29317,20 @@
           </w:p>
         </w:tc>
         <w:tc>
-          <w:tcPr/>
-          <w:p>
-            <w:pPr>
-              <w:pStyle w:val="Compact"/>
-              <w:spacing w:line="240" w:lineRule="auto" w:after="0"/>
-              <w:ind w:firstLine="0"/>
-              <w:jc w:val="center"/>
+          <w:tcPr>
+            <w:tcBorders>
+              <w:top w:val="nil"/>
+              <w:left w:val="nil"/>
+              <w:bottom w:val="single" w:sz="8" w:color="000000"/>
+              <w:right w:val="nil"/>
+            </w:tcBorders>
+          </w:tcPr>
+          <w:p>
+            <w:pPr>
+              <w:pStyle w:val="Compact"/>
+              <w:spacing w:line="240" w:lineRule="auto" w:after="0"/>
+              <w:ind w:firstLine="0"/>
+              <w:jc w:val="right"/>
             </w:pPr>
             <w:r>
               <w:rPr>
@@ -28947,7 +29528,7 @@
     <w:p>
       <w:pPr>
         <w:pStyle w:val="BodyText"/>
-        <w:spacing w:line="240" w:lineRule="auto" w:after="0"/>
+        <w:spacing w:line="240" w:lineRule="auto" w:before="40" w:after="240"/>
         <w:ind w:firstLine="0"/>
         <w:jc w:val="both"/>
       </w:pPr>
@@ -29051,7 +29632,7 @@
     <w:p>
       <w:pPr>
         <w:pStyle w:val="ImageCaption"/>
-        <w:spacing w:line="240" w:lineRule="auto" w:after="0"/>
+        <w:spacing w:line="240" w:lineRule="auto" w:before="240" w:after="40"/>
         <w:ind w:firstLine="0"/>
         <w:jc w:val="both"/>
       </w:pPr>
@@ -29123,7 +29704,7 @@
     <w:p>
       <w:pPr>
         <w:pStyle w:val="BodyText"/>
-        <w:spacing w:line="240" w:lineRule="auto" w:after="0"/>
+        <w:spacing w:line="240" w:lineRule="auto" w:before="40" w:after="240"/>
         <w:ind w:firstLine="0"/>
         <w:jc w:val="both"/>
       </w:pPr>
@@ -29138,7 +29719,7 @@
     <w:p>
       <w:pPr>
         <w:pStyle w:val="BodyText"/>
-        <w:spacing w:line="240" w:lineRule="auto" w:after="0"/>
+        <w:spacing w:line="240" w:lineRule="auto" w:before="40" w:after="240"/>
         <w:ind w:firstLine="0"/>
         <w:jc w:val="both"/>
       </w:pPr>
@@ -30111,7 +30692,7 @@
     <w:p>
       <w:pPr>
         <w:pStyle w:val="TableCaption"/>
-        <w:spacing w:line="240" w:lineRule="auto" w:after="0"/>
+        <w:spacing w:line="240" w:lineRule="auto" w:before="240" w:after="40"/>
         <w:ind w:firstLine="0"/>
         <w:jc w:val="both"/>
       </w:pPr>
@@ -30359,6 +30940,14 @@
         <w:tblW w:type="auto" w:w="0"/>
         <w:tblLook w:firstRow="1" w:lastRow="0" w:firstColumn="0" w:lastColumn="0" w:noHBand="0" w:noVBand="0" w:val="0020"/>
         <w:tblCaption w:val="Tabela 8. Regressão quantílica: coeficiente \hat{\beta}_{\text{negro}} por quantil e sexo. Gap (%) = (e^{\hat{\beta}}-1)\times 100. M3: controles individuais + contexto UPA + UF efeito fixo. População completa. Entre parênteses (coluna Global): erro-padrão por bootstrap em blocos por UPA. ^{***}p&lt;0{,}001 em todos os quantis e grupos."/>
+        <w:tblBorders>
+          <w:top w:val="nil"/>
+          <w:left w:val="nil"/>
+          <w:bottom w:val="nil"/>
+          <w:right w:val="nil"/>
+          <w:insideH w:val="nil"/>
+          <w:insideV w:val="nil"/>
+        </w:tblBorders>
       </w:tblPr>
       <w:tblGrid>
         <w:gridCol w:w="1131"/>
@@ -30374,18 +30963,32 @@
           <w:tblHeader w:val="on"/>
         </w:trPr>
         <w:tc>
-          <w:tcPr/>
-          <w:p>
-            <w:pPr>
-              <w:pStyle w:val="Compact"/>
-              <w:spacing w:line="240" w:lineRule="auto" w:after="0"/>
-              <w:ind w:firstLine="0"/>
+          <w:tcPr>
+            <w:tcBorders>
+              <w:top w:val="single" w:sz="8" w:color="000000"/>
+              <w:left w:val="nil"/>
+              <w:bottom w:val="single" w:sz="6" w:color="000000"/>
+              <w:right w:val="nil"/>
+            </w:tcBorders>
+          </w:tcPr>
+          <w:p>
+            <w:pPr>
+              <w:pStyle w:val="Compact"/>
+              <w:spacing w:line="240" w:lineRule="auto" w:after="0"/>
+              <w:ind w:firstLine="0"/>
+              <w:jc w:val="center"/>
             </w:pPr>
           </w:p>
         </w:tc>
         <w:tc>
           <w:tcPr>
             <w:gridSpan w:val="2"/>
+            <w:tcBorders>
+              <w:top w:val="single" w:sz="8" w:color="000000"/>
+              <w:left w:val="nil"/>
+              <w:bottom w:val="single" w:sz="6" w:color="000000"/>
+              <w:right w:val="nil"/>
+            </w:tcBorders>
           </w:tcPr>
           <w:p>
             <w:pPr>
@@ -30407,6 +31010,12 @@
         <w:tc>
           <w:tcPr>
             <w:gridSpan w:val="2"/>
+            <w:tcBorders>
+              <w:top w:val="single" w:sz="8" w:color="000000"/>
+              <w:left w:val="nil"/>
+              <w:bottom w:val="single" w:sz="6" w:color="000000"/>
+              <w:right w:val="nil"/>
+            </w:tcBorders>
           </w:tcPr>
           <w:p>
             <w:pPr>
@@ -30428,6 +31037,12 @@
         <w:tc>
           <w:tcPr>
             <w:gridSpan w:val="2"/>
+            <w:tcBorders>
+              <w:top w:val="single" w:sz="8" w:color="000000"/>
+              <w:left w:val="nil"/>
+              <w:bottom w:val="single" w:sz="6" w:color="000000"/>
+              <w:right w:val="nil"/>
+            </w:tcBorders>
           </w:tcPr>
           <w:p>
             <w:pPr>
@@ -30522,7 +31137,7 @@
               <w:pStyle w:val="Compact"/>
               <w:spacing w:line="240" w:lineRule="auto" w:after="0"/>
               <w:ind w:firstLine="0"/>
-              <w:jc w:val="right"/>
+              <w:jc w:val="both"/>
             </w:pPr>
             <m:oMath>
               <m:acc>
@@ -30561,7 +31176,7 @@
               <w:pStyle w:val="Compact"/>
               <w:spacing w:line="240" w:lineRule="auto" w:after="0"/>
               <w:ind w:firstLine="0"/>
-              <w:jc w:val="right"/>
+              <w:jc w:val="both"/>
             </w:pPr>
             <w:r>
               <w:rPr>
@@ -30580,7 +31195,7 @@
               <w:pStyle w:val="Compact"/>
               <w:spacing w:line="240" w:lineRule="auto" w:after="0"/>
               <w:ind w:firstLine="0"/>
-              <w:jc w:val="right"/>
+              <w:jc w:val="both"/>
             </w:pPr>
             <m:oMath>
               <m:acc>
@@ -30603,7 +31218,7 @@
               <w:pStyle w:val="Compact"/>
               <w:spacing w:line="240" w:lineRule="auto" w:after="0"/>
               <w:ind w:firstLine="0"/>
-              <w:jc w:val="right"/>
+              <w:jc w:val="both"/>
             </w:pPr>
             <w:r>
               <w:rPr>
@@ -30622,7 +31237,7 @@
               <w:pStyle w:val="Compact"/>
               <w:spacing w:line="240" w:lineRule="auto" w:after="0"/>
               <w:ind w:firstLine="0"/>
-              <w:jc w:val="right"/>
+              <w:jc w:val="both"/>
             </w:pPr>
             <m:oMath>
               <m:acc>
@@ -30645,7 +31260,7 @@
               <w:pStyle w:val="Compact"/>
               <w:spacing w:line="240" w:lineRule="auto" w:after="0"/>
               <w:ind w:firstLine="0"/>
-              <w:jc w:val="right"/>
+              <w:jc w:val="both"/>
             </w:pPr>
             <w:r>
               <w:rPr>
@@ -30691,7 +31306,7 @@
               <w:pStyle w:val="Compact"/>
               <w:spacing w:line="240" w:lineRule="auto" w:after="0"/>
               <w:ind w:firstLine="0"/>
-              <w:jc w:val="right"/>
+              <w:jc w:val="both"/>
             </w:pPr>
             <m:oMath>
               <m:r>
@@ -30729,7 +31344,7 @@
               <w:pStyle w:val="Compact"/>
               <w:spacing w:line="240" w:lineRule="auto" w:after="0"/>
               <w:ind w:firstLine="0"/>
-              <w:jc w:val="right"/>
+              <w:jc w:val="both"/>
             </w:pPr>
             <m:oMath>
               <m:r>
@@ -30757,7 +31372,7 @@
               <w:pStyle w:val="Compact"/>
               <w:spacing w:line="240" w:lineRule="auto" w:after="0"/>
               <w:ind w:firstLine="0"/>
-              <w:jc w:val="right"/>
+              <w:jc w:val="both"/>
             </w:pPr>
             <m:oMath>
               <m:r>
@@ -30779,7 +31394,7 @@
               <w:pStyle w:val="Compact"/>
               <w:spacing w:line="240" w:lineRule="auto" w:after="0"/>
               <w:ind w:firstLine="0"/>
-              <w:jc w:val="right"/>
+              <w:jc w:val="both"/>
             </w:pPr>
             <m:oMath>
               <m:r>
@@ -30807,7 +31422,7 @@
               <w:pStyle w:val="Compact"/>
               <w:spacing w:line="240" w:lineRule="auto" w:after="0"/>
               <w:ind w:firstLine="0"/>
-              <w:jc w:val="right"/>
+              <w:jc w:val="both"/>
             </w:pPr>
             <m:oMath>
               <m:r>
@@ -30829,7 +31444,7 @@
               <w:pStyle w:val="Compact"/>
               <w:spacing w:line="240" w:lineRule="auto" w:after="0"/>
               <w:ind w:firstLine="0"/>
-              <w:jc w:val="right"/>
+              <w:jc w:val="both"/>
             </w:pPr>
             <m:oMath>
               <m:r>
@@ -30884,7 +31499,7 @@
               <w:pStyle w:val="Compact"/>
               <w:spacing w:line="240" w:lineRule="auto" w:after="0"/>
               <w:ind w:firstLine="0"/>
-              <w:jc w:val="right"/>
+              <w:jc w:val="both"/>
             </w:pPr>
             <m:oMath>
               <m:r>
@@ -30922,7 +31537,7 @@
               <w:pStyle w:val="Compact"/>
               <w:spacing w:line="240" w:lineRule="auto" w:after="0"/>
               <w:ind w:firstLine="0"/>
-              <w:jc w:val="right"/>
+              <w:jc w:val="both"/>
             </w:pPr>
             <m:oMath>
               <m:r>
@@ -30950,7 +31565,7 @@
               <w:pStyle w:val="Compact"/>
               <w:spacing w:line="240" w:lineRule="auto" w:after="0"/>
               <w:ind w:firstLine="0"/>
-              <w:jc w:val="right"/>
+              <w:jc w:val="both"/>
             </w:pPr>
             <m:oMath>
               <m:r>
@@ -30972,7 +31587,7 @@
               <w:pStyle w:val="Compact"/>
               <w:spacing w:line="240" w:lineRule="auto" w:after="0"/>
               <w:ind w:firstLine="0"/>
-              <w:jc w:val="right"/>
+              <w:jc w:val="both"/>
             </w:pPr>
             <m:oMath>
               <m:r>
@@ -31000,7 +31615,7 @@
               <w:pStyle w:val="Compact"/>
               <w:spacing w:line="240" w:lineRule="auto" w:after="0"/>
               <w:ind w:firstLine="0"/>
-              <w:jc w:val="right"/>
+              <w:jc w:val="both"/>
             </w:pPr>
             <m:oMath>
               <m:r>
@@ -31022,7 +31637,7 @@
               <w:pStyle w:val="Compact"/>
               <w:spacing w:line="240" w:lineRule="auto" w:after="0"/>
               <w:ind w:firstLine="0"/>
-              <w:jc w:val="right"/>
+              <w:jc w:val="both"/>
             </w:pPr>
             <m:oMath>
               <m:r>
@@ -31077,7 +31692,7 @@
               <w:pStyle w:val="Compact"/>
               <w:spacing w:line="240" w:lineRule="auto" w:after="0"/>
               <w:ind w:firstLine="0"/>
-              <w:jc w:val="right"/>
+              <w:jc w:val="both"/>
             </w:pPr>
             <m:oMath>
               <m:r>
@@ -31115,7 +31730,7 @@
               <w:pStyle w:val="Compact"/>
               <w:spacing w:line="240" w:lineRule="auto" w:after="0"/>
               <w:ind w:firstLine="0"/>
-              <w:jc w:val="right"/>
+              <w:jc w:val="both"/>
             </w:pPr>
             <m:oMath>
               <m:r>
@@ -31143,7 +31758,7 @@
               <w:pStyle w:val="Compact"/>
               <w:spacing w:line="240" w:lineRule="auto" w:after="0"/>
               <w:ind w:firstLine="0"/>
-              <w:jc w:val="right"/>
+              <w:jc w:val="both"/>
             </w:pPr>
             <m:oMath>
               <m:r>
@@ -31165,7 +31780,7 @@
               <w:pStyle w:val="Compact"/>
               <w:spacing w:line="240" w:lineRule="auto" w:after="0"/>
               <w:ind w:firstLine="0"/>
-              <w:jc w:val="right"/>
+              <w:jc w:val="both"/>
             </w:pPr>
             <m:oMath>
               <m:r>
@@ -31193,7 +31808,7 @@
               <w:pStyle w:val="Compact"/>
               <w:spacing w:line="240" w:lineRule="auto" w:after="0"/>
               <w:ind w:firstLine="0"/>
-              <w:jc w:val="right"/>
+              <w:jc w:val="both"/>
             </w:pPr>
             <m:oMath>
               <m:r>
@@ -31215,7 +31830,7 @@
               <w:pStyle w:val="Compact"/>
               <w:spacing w:line="240" w:lineRule="auto" w:after="0"/>
               <w:ind w:firstLine="0"/>
-              <w:jc w:val="right"/>
+              <w:jc w:val="both"/>
             </w:pPr>
             <m:oMath>
               <m:r>
@@ -31270,7 +31885,7 @@
               <w:pStyle w:val="Compact"/>
               <w:spacing w:line="240" w:lineRule="auto" w:after="0"/>
               <w:ind w:firstLine="0"/>
-              <w:jc w:val="right"/>
+              <w:jc w:val="both"/>
             </w:pPr>
             <m:oMath>
               <m:r>
@@ -31308,7 +31923,7 @@
               <w:pStyle w:val="Compact"/>
               <w:spacing w:line="240" w:lineRule="auto" w:after="0"/>
               <w:ind w:firstLine="0"/>
-              <w:jc w:val="right"/>
+              <w:jc w:val="both"/>
             </w:pPr>
             <m:oMath>
               <m:r>
@@ -31336,7 +31951,7 @@
               <w:pStyle w:val="Compact"/>
               <w:spacing w:line="240" w:lineRule="auto" w:after="0"/>
               <w:ind w:firstLine="0"/>
-              <w:jc w:val="right"/>
+              <w:jc w:val="both"/>
             </w:pPr>
             <m:oMath>
               <m:r>
@@ -31358,7 +31973,7 @@
               <w:pStyle w:val="Compact"/>
               <w:spacing w:line="240" w:lineRule="auto" w:after="0"/>
               <w:ind w:firstLine="0"/>
-              <w:jc w:val="right"/>
+              <w:jc w:val="both"/>
             </w:pPr>
             <m:oMath>
               <m:r>
@@ -31386,7 +32001,7 @@
               <w:pStyle w:val="Compact"/>
               <w:spacing w:line="240" w:lineRule="auto" w:after="0"/>
               <w:ind w:firstLine="0"/>
-              <w:jc w:val="right"/>
+              <w:jc w:val="both"/>
             </w:pPr>
             <m:oMath>
               <m:r>
@@ -31408,7 +32023,7 @@
               <w:pStyle w:val="Compact"/>
               <w:spacing w:line="240" w:lineRule="auto" w:after="0"/>
               <w:ind w:firstLine="0"/>
-              <w:jc w:val="right"/>
+              <w:jc w:val="both"/>
             </w:pPr>
             <m:oMath>
               <m:r>
@@ -31463,7 +32078,7 @@
               <w:pStyle w:val="Compact"/>
               <w:spacing w:line="240" w:lineRule="auto" w:after="0"/>
               <w:ind w:firstLine="0"/>
-              <w:jc w:val="right"/>
+              <w:jc w:val="both"/>
             </w:pPr>
             <m:oMath>
               <m:r>
@@ -31501,7 +32116,7 @@
               <w:pStyle w:val="Compact"/>
               <w:spacing w:line="240" w:lineRule="auto" w:after="0"/>
               <w:ind w:firstLine="0"/>
-              <w:jc w:val="right"/>
+              <w:jc w:val="both"/>
             </w:pPr>
             <m:oMath>
               <m:r>
@@ -31529,7 +32144,7 @@
               <w:pStyle w:val="Compact"/>
               <w:spacing w:line="240" w:lineRule="auto" w:after="0"/>
               <w:ind w:firstLine="0"/>
-              <w:jc w:val="right"/>
+              <w:jc w:val="both"/>
             </w:pPr>
             <m:oMath>
               <m:r>
@@ -31551,7 +32166,7 @@
               <w:pStyle w:val="Compact"/>
               <w:spacing w:line="240" w:lineRule="auto" w:after="0"/>
               <w:ind w:firstLine="0"/>
-              <w:jc w:val="right"/>
+              <w:jc w:val="both"/>
             </w:pPr>
             <m:oMath>
               <m:r>
@@ -31579,7 +32194,7 @@
               <w:pStyle w:val="Compact"/>
               <w:spacing w:line="240" w:lineRule="auto" w:after="0"/>
               <w:ind w:firstLine="0"/>
-              <w:jc w:val="right"/>
+              <w:jc w:val="both"/>
             </w:pPr>
             <m:oMath>
               <m:r>
@@ -31601,7 +32216,7 @@
               <w:pStyle w:val="Compact"/>
               <w:spacing w:line="240" w:lineRule="auto" w:after="0"/>
               <w:ind w:firstLine="0"/>
-              <w:jc w:val="right"/>
+              <w:jc w:val="both"/>
             </w:pPr>
             <m:oMath>
               <m:r>
@@ -31656,7 +32271,7 @@
               <w:pStyle w:val="Compact"/>
               <w:spacing w:line="240" w:lineRule="auto" w:after="0"/>
               <w:ind w:firstLine="0"/>
-              <w:jc w:val="right"/>
+              <w:jc w:val="both"/>
             </w:pPr>
             <m:oMath>
               <m:r>
@@ -31694,7 +32309,7 @@
               <w:pStyle w:val="Compact"/>
               <w:spacing w:line="240" w:lineRule="auto" w:after="0"/>
               <w:ind w:firstLine="0"/>
-              <w:jc w:val="right"/>
+              <w:jc w:val="both"/>
             </w:pPr>
             <m:oMath>
               <m:r>
@@ -31722,7 +32337,7 @@
               <w:pStyle w:val="Compact"/>
               <w:spacing w:line="240" w:lineRule="auto" w:after="0"/>
               <w:ind w:firstLine="0"/>
-              <w:jc w:val="right"/>
+              <w:jc w:val="both"/>
             </w:pPr>
             <m:oMath>
               <m:r>
@@ -31744,7 +32359,7 @@
               <w:pStyle w:val="Compact"/>
               <w:spacing w:line="240" w:lineRule="auto" w:after="0"/>
               <w:ind w:firstLine="0"/>
-              <w:jc w:val="right"/>
+              <w:jc w:val="both"/>
             </w:pPr>
             <m:oMath>
               <m:r>
@@ -31772,7 +32387,7 @@
               <w:pStyle w:val="Compact"/>
               <w:spacing w:line="240" w:lineRule="auto" w:after="0"/>
               <w:ind w:firstLine="0"/>
-              <w:jc w:val="right"/>
+              <w:jc w:val="both"/>
             </w:pPr>
             <m:oMath>
               <m:r>
@@ -31794,7 +32409,7 @@
               <w:pStyle w:val="Compact"/>
               <w:spacing w:line="240" w:lineRule="auto" w:after="0"/>
               <w:ind w:firstLine="0"/>
-              <w:jc w:val="right"/>
+              <w:jc w:val="both"/>
             </w:pPr>
             <m:oMath>
               <m:r>
@@ -31818,7 +32433,14 @@
       </w:tr>
       <w:tr>
         <w:tc>
-          <w:tcPr/>
+          <w:tcPr>
+            <w:tcBorders>
+              <w:top w:val="nil"/>
+              <w:left w:val="nil"/>
+              <w:bottom w:val="single" w:sz="8" w:color="000000"/>
+              <w:right w:val="nil"/>
+            </w:tcBorders>
+          </w:tcPr>
           <w:p>
             <w:pPr>
               <w:pStyle w:val="Compact"/>
@@ -31838,13 +32460,20 @@
           </w:p>
         </w:tc>
         <w:tc>
-          <w:tcPr/>
-          <w:p>
-            <w:pPr>
-              <w:pStyle w:val="Compact"/>
-              <w:spacing w:line="240" w:lineRule="auto" w:after="0"/>
-              <w:ind w:firstLine="0"/>
-              <w:jc w:val="right"/>
+          <w:tcPr>
+            <w:tcBorders>
+              <w:top w:val="nil"/>
+              <w:left w:val="nil"/>
+              <w:bottom w:val="single" w:sz="8" w:color="000000"/>
+              <w:right w:val="nil"/>
+            </w:tcBorders>
+          </w:tcPr>
+          <w:p>
+            <w:pPr>
+              <w:pStyle w:val="Compact"/>
+              <w:spacing w:line="240" w:lineRule="auto" w:after="0"/>
+              <w:ind w:firstLine="0"/>
+              <w:jc w:val="both"/>
             </w:pPr>
             <m:oMath>
               <m:r>
@@ -31906,13 +32535,19 @@
         <w:tc>
           <w:tcPr>
             <w:gridSpan w:val="2"/>
+            <w:tcBorders>
+              <w:top w:val="nil"/>
+              <w:left w:val="nil"/>
+              <w:bottom w:val="single" w:sz="8" w:color="000000"/>
+              <w:right w:val="nil"/>
+            </w:tcBorders>
           </w:tcPr>
           <w:p>
             <w:pPr>
               <w:pStyle w:val="Compact"/>
               <w:spacing w:line="240" w:lineRule="auto" w:after="0"/>
               <w:ind w:firstLine="0"/>
-              <w:jc w:val="center"/>
+              <w:jc w:val="both"/>
             </w:pPr>
             <m:oMath>
               <m:r>
@@ -31939,13 +32574,19 @@
         <w:tc>
           <w:tcPr>
             <w:gridSpan w:val="2"/>
+            <w:tcBorders>
+              <w:top w:val="nil"/>
+              <w:left w:val="nil"/>
+              <w:bottom w:val="single" w:sz="8" w:color="000000"/>
+              <w:right w:val="nil"/>
+            </w:tcBorders>
           </w:tcPr>
           <w:p>
             <w:pPr>
               <w:pStyle w:val="Compact"/>
               <w:spacing w:line="240" w:lineRule="auto" w:after="0"/>
               <w:ind w:firstLine="0"/>
-              <w:jc w:val="center"/>
+              <w:jc w:val="both"/>
             </w:pPr>
             <m:oMath>
               <m:r>
@@ -31976,12 +32617,20 @@
           </w:p>
         </w:tc>
         <w:tc>
-          <w:tcPr/>
-          <w:p>
-            <w:pPr>
-              <w:pStyle w:val="Compact"/>
-              <w:spacing w:line="240" w:lineRule="auto" w:after="0"/>
-              <w:ind w:firstLine="0"/>
+          <w:tcPr>
+            <w:tcBorders>
+              <w:top w:val="nil"/>
+              <w:left w:val="nil"/>
+              <w:bottom w:val="single" w:sz="8" w:color="000000"/>
+              <w:right w:val="nil"/>
+            </w:tcBorders>
+          </w:tcPr>
+          <w:p>
+            <w:pPr>
+              <w:pStyle w:val="Compact"/>
+              <w:spacing w:line="240" w:lineRule="auto" w:after="0"/>
+              <w:ind w:firstLine="0"/>
+              <w:jc w:val="both"/>
             </w:pPr>
           </w:p>
         </w:tc>
@@ -31991,7 +32640,7 @@
     <w:p>
       <w:pPr>
         <w:pStyle w:val="BodyText"/>
-        <w:spacing w:line="240" w:lineRule="auto" w:after="0"/>
+        <w:spacing w:line="240" w:lineRule="auto" w:before="40" w:after="240"/>
         <w:ind w:firstLine="0"/>
         <w:jc w:val="both"/>
       </w:pPr>
@@ -32007,7 +32656,7 @@
     <w:p>
       <w:pPr>
         <w:pStyle w:val="TableCaption"/>
-        <w:spacing w:line="240" w:lineRule="auto" w:after="0"/>
+        <w:spacing w:line="240" w:lineRule="auto" w:before="240" w:after="40"/>
         <w:ind w:firstLine="0"/>
         <w:jc w:val="both"/>
       </w:pPr>
@@ -32186,6 +32835,14 @@
         <w:tblW w:type="auto" w:w="0"/>
         <w:tblLook w:firstRow="1" w:lastRow="0" w:firstColumn="0" w:lastColumn="0" w:noHBand="0" w:noVBand="0" w:val="0020"/>
         <w:tblCaption w:val="Tabela 9. Decomposição RIF-OB (Firpo, Fortin &amp; Lemieux, 2018) do gap salarial racial por quantil incondicional, em formato two-fold (referência: estrutura de preços dos brancos). Dotações: diferença de características observáveis (capital humano, ocupação, contexto). Retornos: parcela não explicada (componente discriminatório). Dotações + Retornos =100\% do gap em cada quantil. Padrão sticky floor: o componente de retornos (discriminação de mercado) é maior na base e decresce rumo ao topo. PNAD Contínua 2016–2025, população completa. Entre parênteses: erro-padrão por bootstrap em blocos por UPA."/>
+        <w:tblBorders>
+          <w:top w:val="nil"/>
+          <w:left w:val="nil"/>
+          <w:bottom w:val="nil"/>
+          <w:right w:val="nil"/>
+          <w:insideH w:val="nil"/>
+          <w:insideV w:val="nil"/>
+        </w:tblBorders>
       </w:tblPr>
       <w:tblGrid>
         <w:gridCol w:w="1584"/>
@@ -32199,13 +32856,20 @@
           <w:tblHeader w:val="on"/>
         </w:trPr>
         <w:tc>
-          <w:tcPr/>
-          <w:p>
-            <w:pPr>
-              <w:pStyle w:val="Compact"/>
-              <w:spacing w:line="240" w:lineRule="auto" w:after="0"/>
-              <w:ind w:firstLine="0"/>
-              <w:jc w:val="left"/>
+          <w:tcPr>
+            <w:tcBorders>
+              <w:top w:val="single" w:sz="8" w:color="000000"/>
+              <w:left w:val="nil"/>
+              <w:bottom w:val="single" w:sz="6" w:color="000000"/>
+              <w:right w:val="nil"/>
+            </w:tcBorders>
+          </w:tcPr>
+          <w:p>
+            <w:pPr>
+              <w:pStyle w:val="Compact"/>
+              <w:spacing w:line="240" w:lineRule="auto" w:after="0"/>
+              <w:ind w:firstLine="0"/>
+              <w:jc w:val="center"/>
             </w:pPr>
             <w:r>
               <w:rPr>
@@ -32218,13 +32882,20 @@
           </w:p>
         </w:tc>
         <w:tc>
-          <w:tcPr/>
-          <w:p>
-            <w:pPr>
-              <w:pStyle w:val="Compact"/>
-              <w:spacing w:line="240" w:lineRule="auto" w:after="0"/>
-              <w:ind w:firstLine="0"/>
-              <w:jc w:val="right"/>
+          <w:tcPr>
+            <w:tcBorders>
+              <w:top w:val="single" w:sz="8" w:color="000000"/>
+              <w:left w:val="nil"/>
+              <w:bottom w:val="single" w:sz="6" w:color="000000"/>
+              <w:right w:val="nil"/>
+            </w:tcBorders>
+          </w:tcPr>
+          <w:p>
+            <w:pPr>
+              <w:pStyle w:val="Compact"/>
+              <w:spacing w:line="240" w:lineRule="auto" w:after="0"/>
+              <w:ind w:firstLine="0"/>
+              <w:jc w:val="center"/>
             </w:pPr>
             <w:r>
               <w:rPr>
@@ -32237,13 +32908,20 @@
           </w:p>
         </w:tc>
         <w:tc>
-          <w:tcPr/>
-          <w:p>
-            <w:pPr>
-              <w:pStyle w:val="Compact"/>
-              <w:spacing w:line="240" w:lineRule="auto" w:after="0"/>
-              <w:ind w:firstLine="0"/>
-              <w:jc w:val="right"/>
+          <w:tcPr>
+            <w:tcBorders>
+              <w:top w:val="single" w:sz="8" w:color="000000"/>
+              <w:left w:val="nil"/>
+              <w:bottom w:val="single" w:sz="6" w:color="000000"/>
+              <w:right w:val="nil"/>
+            </w:tcBorders>
+          </w:tcPr>
+          <w:p>
+            <w:pPr>
+              <w:pStyle w:val="Compact"/>
+              <w:spacing w:line="240" w:lineRule="auto" w:after="0"/>
+              <w:ind w:firstLine="0"/>
+              <w:jc w:val="center"/>
             </w:pPr>
             <w:r>
               <w:rPr>
@@ -32256,13 +32934,20 @@
           </w:p>
         </w:tc>
         <w:tc>
-          <w:tcPr/>
-          <w:p>
-            <w:pPr>
-              <w:pStyle w:val="Compact"/>
-              <w:spacing w:line="240" w:lineRule="auto" w:after="0"/>
-              <w:ind w:firstLine="0"/>
-              <w:jc w:val="right"/>
+          <w:tcPr>
+            <w:tcBorders>
+              <w:top w:val="single" w:sz="8" w:color="000000"/>
+              <w:left w:val="nil"/>
+              <w:bottom w:val="single" w:sz="6" w:color="000000"/>
+              <w:right w:val="nil"/>
+            </w:tcBorders>
+          </w:tcPr>
+          <w:p>
+            <w:pPr>
+              <w:pStyle w:val="Compact"/>
+              <w:spacing w:line="240" w:lineRule="auto" w:after="0"/>
+              <w:ind w:firstLine="0"/>
+              <w:jc w:val="center"/>
             </w:pPr>
             <w:r>
               <w:rPr>
@@ -32275,13 +32960,20 @@
           </w:p>
         </w:tc>
         <w:tc>
-          <w:tcPr/>
-          <w:p>
-            <w:pPr>
-              <w:pStyle w:val="Compact"/>
-              <w:spacing w:line="240" w:lineRule="auto" w:after="0"/>
-              <w:ind w:firstLine="0"/>
-              <w:jc w:val="right"/>
+          <w:tcPr>
+            <w:tcBorders>
+              <w:top w:val="single" w:sz="8" w:color="000000"/>
+              <w:left w:val="nil"/>
+              <w:bottom w:val="single" w:sz="6" w:color="000000"/>
+              <w:right w:val="nil"/>
+            </w:tcBorders>
+          </w:tcPr>
+          <w:p>
+            <w:pPr>
+              <w:pStyle w:val="Compact"/>
+              <w:spacing w:line="240" w:lineRule="auto" w:after="0"/>
+              <w:ind w:firstLine="0"/>
+              <w:jc w:val="center"/>
             </w:pPr>
             <m:oMath>
               <m:r>
@@ -32681,7 +33373,14 @@
       </w:tr>
       <w:tr>
         <w:tc>
-          <w:tcPr/>
+          <w:tcPr>
+            <w:tcBorders>
+              <w:top w:val="nil"/>
+              <w:left w:val="nil"/>
+              <w:bottom w:val="single" w:sz="8" w:color="000000"/>
+              <w:right w:val="nil"/>
+            </w:tcBorders>
+          </w:tcPr>
           <w:p>
             <w:pPr>
               <w:pStyle w:val="Compact"/>
@@ -32700,7 +33399,14 @@
           </w:p>
         </w:tc>
         <w:tc>
-          <w:tcPr/>
+          <w:tcPr>
+            <w:tcBorders>
+              <w:top w:val="nil"/>
+              <w:left w:val="nil"/>
+              <w:bottom w:val="single" w:sz="8" w:color="000000"/>
+              <w:right w:val="nil"/>
+            </w:tcBorders>
+          </w:tcPr>
           <w:p>
             <w:pPr>
               <w:pStyle w:val="Compact"/>
@@ -32719,7 +33425,14 @@
           </w:p>
         </w:tc>
         <w:tc>
-          <w:tcPr/>
+          <w:tcPr>
+            <w:tcBorders>
+              <w:top w:val="nil"/>
+              <w:left w:val="nil"/>
+              <w:bottom w:val="single" w:sz="8" w:color="000000"/>
+              <w:right w:val="nil"/>
+            </w:tcBorders>
+          </w:tcPr>
           <w:p>
             <w:pPr>
               <w:pStyle w:val="Compact"/>
@@ -32738,7 +33451,14 @@
           </w:p>
         </w:tc>
         <w:tc>
-          <w:tcPr/>
+          <w:tcPr>
+            <w:tcBorders>
+              <w:top w:val="nil"/>
+              <w:left w:val="nil"/>
+              <w:bottom w:val="single" w:sz="8" w:color="000000"/>
+              <w:right w:val="nil"/>
+            </w:tcBorders>
+          </w:tcPr>
           <w:p>
             <w:pPr>
               <w:pStyle w:val="Compact"/>
@@ -32757,7 +33477,14 @@
           </w:p>
         </w:tc>
         <w:tc>
-          <w:tcPr/>
+          <w:tcPr>
+            <w:tcBorders>
+              <w:top w:val="nil"/>
+              <w:left w:val="nil"/>
+              <w:bottom w:val="single" w:sz="8" w:color="000000"/>
+              <w:right w:val="nil"/>
+            </w:tcBorders>
+          </w:tcPr>
           <w:p>
             <w:pPr>
               <w:pStyle w:val="Compact"/>
@@ -32781,7 +33508,7 @@
     <w:p>
       <w:pPr>
         <w:pStyle w:val="BodyText"/>
-        <w:spacing w:line="240" w:lineRule="auto" w:after="0"/>
+        <w:spacing w:line="240" w:lineRule="auto" w:before="40" w:after="240"/>
         <w:ind w:firstLine="0"/>
         <w:jc w:val="both"/>
       </w:pPr>
@@ -32885,7 +33612,7 @@
     <w:p>
       <w:pPr>
         <w:pStyle w:val="ImageCaption"/>
-        <w:spacing w:line="240" w:lineRule="auto" w:after="0"/>
+        <w:spacing w:line="240" w:lineRule="auto" w:before="240" w:after="40"/>
         <w:ind w:firstLine="0"/>
         <w:jc w:val="both"/>
       </w:pPr>
@@ -32985,7 +33712,7 @@
     <w:p>
       <w:pPr>
         <w:pStyle w:val="BodyText"/>
-        <w:spacing w:line="240" w:lineRule="auto" w:after="0"/>
+        <w:spacing w:line="240" w:lineRule="auto" w:before="40" w:after="240"/>
         <w:ind w:firstLine="0"/>
         <w:jc w:val="both"/>
       </w:pPr>
@@ -33000,7 +33727,7 @@
     <w:p>
       <w:pPr>
         <w:pStyle w:val="BodyText"/>
-        <w:spacing w:line="240" w:lineRule="auto" w:after="0"/>
+        <w:spacing w:line="240" w:lineRule="auto" w:before="40" w:after="240"/>
         <w:ind w:firstLine="0"/>
         <w:jc w:val="both"/>
       </w:pPr>
@@ -34229,7 +34956,7 @@
     <w:p>
       <w:pPr>
         <w:pStyle w:val="ImageCaption"/>
-        <w:spacing w:line="240" w:lineRule="auto" w:after="0"/>
+        <w:spacing w:line="240" w:lineRule="auto" w:before="240" w:after="40"/>
         <w:ind w:firstLine="0"/>
         <w:jc w:val="both"/>
       </w:pPr>
@@ -34294,7 +35021,7 @@
     <w:p>
       <w:pPr>
         <w:pStyle w:val="BodyText"/>
-        <w:spacing w:line="240" w:lineRule="auto" w:after="0"/>
+        <w:spacing w:line="240" w:lineRule="auto" w:before="40" w:after="240"/>
         <w:ind w:firstLine="0"/>
         <w:jc w:val="both"/>
       </w:pPr>
@@ -34309,7 +35036,7 @@
     <w:p>
       <w:pPr>
         <w:pStyle w:val="BodyText"/>
-        <w:spacing w:line="240" w:lineRule="auto" w:after="0"/>
+        <w:spacing w:line="240" w:lineRule="auto" w:before="40" w:after="240"/>
         <w:ind w:firstLine="0"/>
         <w:jc w:val="both"/>
       </w:pPr>
@@ -34340,7 +35067,7 @@
     <w:p>
       <w:pPr>
         <w:pStyle w:val="TableCaption"/>
-        <w:spacing w:line="240" w:lineRule="auto" w:after="0"/>
+        <w:spacing w:line="240" w:lineRule="auto" w:before="240" w:after="40"/>
         <w:ind w:firstLine="0"/>
         <w:jc w:val="both"/>
       </w:pPr>
@@ -34617,6 +35344,14 @@
         <w:tblW w:type="auto" w:w="0"/>
         <w:tblLook w:firstRow="1" w:lastRow="0" w:firstColumn="0" w:lastColumn="0" w:noHBand="0" w:noVBand="0" w:val="0020"/>
         <w:tblCaption w:val="Tabela 10. GLMM logístico (lme4::glmer, intercepto aleatório de UPA e efeitos fixos de UF) — teto de vidro ocupacional e salarial. Odds ratio do coeficiente negro com IC 95%, efeito marginal médio (AME: diferença média de probabilidade predita, em pontos percentuais), ICC da UPA =\tau^2/(\tau^2+\pi^2/3) e E-value (VanderWeele &amp; Ding, 2017). Coluna final: OR do logit com efeitos fixos de UF e erro-padrão agrupado por UPA (robustez). População completa da PEA com renda positiva (N = 7.694.198; 40.969 UPAs). M3 acrescenta o vínculo (formalidade, setor público, conta própria, doméstico), que é desfecho da própria discriminação: limite inferior. Todos os OR com p&lt;0{,}001; com N desta ordem, a inferência relevante está nos IC e nos E-values."/>
+        <w:tblBorders>
+          <w:top w:val="nil"/>
+          <w:left w:val="nil"/>
+          <w:bottom w:val="nil"/>
+          <w:right w:val="nil"/>
+          <w:insideH w:val="nil"/>
+          <w:insideV w:val="nil"/>
+        </w:tblBorders>
       </w:tblPr>
       <w:tblGrid>
         <w:gridCol w:w="990"/>
@@ -34633,13 +35368,20 @@
           <w:tblHeader w:val="on"/>
         </w:trPr>
         <w:tc>
-          <w:tcPr/>
-          <w:p>
-            <w:pPr>
-              <w:pStyle w:val="Compact"/>
-              <w:spacing w:line="240" w:lineRule="auto" w:after="0"/>
-              <w:ind w:firstLine="0"/>
-              <w:jc w:val="left"/>
+          <w:tcPr>
+            <w:tcBorders>
+              <w:top w:val="single" w:sz="8" w:color="000000"/>
+              <w:left w:val="nil"/>
+              <w:bottom w:val="single" w:sz="6" w:color="000000"/>
+              <w:right w:val="nil"/>
+            </w:tcBorders>
+          </w:tcPr>
+          <w:p>
+            <w:pPr>
+              <w:pStyle w:val="Compact"/>
+              <w:spacing w:line="240" w:lineRule="auto" w:after="0"/>
+              <w:ind w:firstLine="0"/>
+              <w:jc w:val="center"/>
             </w:pPr>
             <w:r>
               <w:rPr>
@@ -34652,13 +35394,20 @@
           </w:p>
         </w:tc>
         <w:tc>
-          <w:tcPr/>
-          <w:p>
-            <w:pPr>
-              <w:pStyle w:val="Compact"/>
-              <w:spacing w:line="240" w:lineRule="auto" w:after="0"/>
-              <w:ind w:firstLine="0"/>
-              <w:jc w:val="left"/>
+          <w:tcPr>
+            <w:tcBorders>
+              <w:top w:val="single" w:sz="8" w:color="000000"/>
+              <w:left w:val="nil"/>
+              <w:bottom w:val="single" w:sz="6" w:color="000000"/>
+              <w:right w:val="nil"/>
+            </w:tcBorders>
+          </w:tcPr>
+          <w:p>
+            <w:pPr>
+              <w:pStyle w:val="Compact"/>
+              <w:spacing w:line="240" w:lineRule="auto" w:after="0"/>
+              <w:ind w:firstLine="0"/>
+              <w:jc w:val="center"/>
             </w:pPr>
             <w:r>
               <w:rPr>
@@ -34671,7 +35420,14 @@
           </w:p>
         </w:tc>
         <w:tc>
-          <w:tcPr/>
+          <w:tcPr>
+            <w:tcBorders>
+              <w:top w:val="single" w:sz="8" w:color="000000"/>
+              <w:left w:val="nil"/>
+              <w:bottom w:val="single" w:sz="6" w:color="000000"/>
+              <w:right w:val="nil"/>
+            </w:tcBorders>
+          </w:tcPr>
           <w:p>
             <w:pPr>
               <w:pStyle w:val="Compact"/>
@@ -34690,7 +35446,14 @@
           </w:p>
         </w:tc>
         <w:tc>
-          <w:tcPr/>
+          <w:tcPr>
+            <w:tcBorders>
+              <w:top w:val="single" w:sz="8" w:color="000000"/>
+              <w:left w:val="nil"/>
+              <w:bottom w:val="single" w:sz="6" w:color="000000"/>
+              <w:right w:val="nil"/>
+            </w:tcBorders>
+          </w:tcPr>
           <w:p>
             <w:pPr>
               <w:pStyle w:val="Compact"/>
@@ -34709,7 +35472,14 @@
           </w:p>
         </w:tc>
         <w:tc>
-          <w:tcPr/>
+          <w:tcPr>
+            <w:tcBorders>
+              <w:top w:val="single" w:sz="8" w:color="000000"/>
+              <w:left w:val="nil"/>
+              <w:bottom w:val="single" w:sz="6" w:color="000000"/>
+              <w:right w:val="nil"/>
+            </w:tcBorders>
+          </w:tcPr>
           <w:p>
             <w:pPr>
               <w:pStyle w:val="Compact"/>
@@ -34746,7 +35516,14 @@
           </w:p>
         </w:tc>
         <w:tc>
-          <w:tcPr/>
+          <w:tcPr>
+            <w:tcBorders>
+              <w:top w:val="single" w:sz="8" w:color="000000"/>
+              <w:left w:val="nil"/>
+              <w:bottom w:val="single" w:sz="6" w:color="000000"/>
+              <w:right w:val="nil"/>
+            </w:tcBorders>
+          </w:tcPr>
           <w:p>
             <w:pPr>
               <w:pStyle w:val="Compact"/>
@@ -34765,7 +35542,14 @@
           </w:p>
         </w:tc>
         <w:tc>
-          <w:tcPr/>
+          <w:tcPr>
+            <w:tcBorders>
+              <w:top w:val="single" w:sz="8" w:color="000000"/>
+              <w:left w:val="nil"/>
+              <w:bottom w:val="single" w:sz="6" w:color="000000"/>
+              <w:right w:val="nil"/>
+            </w:tcBorders>
+          </w:tcPr>
           <w:p>
             <w:pPr>
               <w:pStyle w:val="Compact"/>
@@ -34784,7 +35568,14 @@
           </w:p>
         </w:tc>
         <w:tc>
-          <w:tcPr/>
+          <w:tcPr>
+            <w:tcBorders>
+              <w:top w:val="single" w:sz="8" w:color="000000"/>
+              <w:left w:val="nil"/>
+              <w:bottom w:val="single" w:sz="6" w:color="000000"/>
+              <w:right w:val="nil"/>
+            </w:tcBorders>
+          </w:tcPr>
           <w:p>
             <w:pPr>
               <w:pStyle w:val="Compact"/>
@@ -34830,7 +35621,7 @@
               <w:pStyle w:val="Compact"/>
               <w:spacing w:line="240" w:lineRule="auto" w:after="0"/>
               <w:ind w:firstLine="0"/>
-              <w:jc w:val="left"/>
+              <w:jc w:val="both"/>
             </w:pPr>
             <w:r>
               <w:rPr>
@@ -34849,7 +35640,7 @@
               <w:pStyle w:val="Compact"/>
               <w:spacing w:line="240" w:lineRule="auto" w:after="0"/>
               <w:ind w:firstLine="0"/>
-              <w:jc w:val="center"/>
+              <w:jc w:val="both"/>
             </w:pPr>
             <w:r>
               <w:rPr>
@@ -34868,7 +35659,7 @@
               <w:pStyle w:val="Compact"/>
               <w:spacing w:line="240" w:lineRule="auto" w:after="0"/>
               <w:ind w:firstLine="0"/>
-              <w:jc w:val="center"/>
+              <w:jc w:val="right"/>
             </w:pPr>
             <w:r>
               <w:rPr>
@@ -34887,7 +35678,7 @@
               <w:pStyle w:val="Compact"/>
               <w:spacing w:line="240" w:lineRule="auto" w:after="0"/>
               <w:ind w:firstLine="0"/>
-              <w:jc w:val="center"/>
+              <w:jc w:val="right"/>
             </w:pPr>
             <w:r>
               <w:rPr>
@@ -34906,7 +35697,7 @@
               <w:pStyle w:val="Compact"/>
               <w:spacing w:line="240" w:lineRule="auto" w:after="0"/>
               <w:ind w:firstLine="0"/>
-              <w:jc w:val="center"/>
+              <w:jc w:val="right"/>
             </w:pPr>
             <w:r>
               <w:rPr>
@@ -34925,7 +35716,7 @@
               <w:pStyle w:val="Compact"/>
               <w:spacing w:line="240" w:lineRule="auto" w:after="0"/>
               <w:ind w:firstLine="0"/>
-              <w:jc w:val="center"/>
+              <w:jc w:val="right"/>
             </w:pPr>
             <w:r>
               <w:rPr>
@@ -34944,7 +35735,7 @@
               <w:pStyle w:val="Compact"/>
               <w:spacing w:line="240" w:lineRule="auto" w:after="0"/>
               <w:ind w:firstLine="0"/>
-              <w:jc w:val="center"/>
+              <w:jc w:val="right"/>
             </w:pPr>
             <w:r>
               <w:rPr>
@@ -34965,18 +35756,19 @@
               <w:pStyle w:val="Compact"/>
               <w:spacing w:line="240" w:lineRule="auto" w:after="0"/>
               <w:ind w:firstLine="0"/>
-            </w:pPr>
-          </w:p>
-        </w:tc>
-        <w:tc>
-          <w:tcPr/>
-          <w:p>
-            <w:pPr>
-              <w:pStyle w:val="Compact"/>
-              <w:spacing w:line="240" w:lineRule="auto" w:after="0"/>
-              <w:ind w:firstLine="0"/>
               <w:jc w:val="left"/>
             </w:pPr>
+          </w:p>
+        </w:tc>
+        <w:tc>
+          <w:tcPr/>
+          <w:p>
+            <w:pPr>
+              <w:pStyle w:val="Compact"/>
+              <w:spacing w:line="240" w:lineRule="auto" w:after="0"/>
+              <w:ind w:firstLine="0"/>
+              <w:jc w:val="both"/>
+            </w:pPr>
             <w:r>
               <w:rPr>
                 <w:rFonts w:ascii="Arial" w:hAnsi="Arial"/>
@@ -34994,7 +35786,7 @@
               <w:pStyle w:val="Compact"/>
               <w:spacing w:line="240" w:lineRule="auto" w:after="0"/>
               <w:ind w:firstLine="0"/>
-              <w:jc w:val="center"/>
+              <w:jc w:val="both"/>
             </w:pPr>
             <w:r>
               <w:rPr>
@@ -35013,7 +35805,7 @@
               <w:pStyle w:val="Compact"/>
               <w:spacing w:line="240" w:lineRule="auto" w:after="0"/>
               <w:ind w:firstLine="0"/>
-              <w:jc w:val="center"/>
+              <w:jc w:val="right"/>
             </w:pPr>
             <w:r>
               <w:rPr>
@@ -35032,7 +35824,7 @@
               <w:pStyle w:val="Compact"/>
               <w:spacing w:line="240" w:lineRule="auto" w:after="0"/>
               <w:ind w:firstLine="0"/>
-              <w:jc w:val="center"/>
+              <w:jc w:val="right"/>
             </w:pPr>
             <w:r>
               <w:rPr>
@@ -35051,7 +35843,7 @@
               <w:pStyle w:val="Compact"/>
               <w:spacing w:line="240" w:lineRule="auto" w:after="0"/>
               <w:ind w:firstLine="0"/>
-              <w:jc w:val="center"/>
+              <w:jc w:val="right"/>
             </w:pPr>
             <w:r>
               <w:rPr>
@@ -35070,7 +35862,7 @@
               <w:pStyle w:val="Compact"/>
               <w:spacing w:line="240" w:lineRule="auto" w:after="0"/>
               <w:ind w:firstLine="0"/>
-              <w:jc w:val="center"/>
+              <w:jc w:val="right"/>
             </w:pPr>
             <w:r>
               <w:rPr>
@@ -35089,7 +35881,7 @@
               <w:pStyle w:val="Compact"/>
               <w:spacing w:line="240" w:lineRule="auto" w:after="0"/>
               <w:ind w:firstLine="0"/>
-              <w:jc w:val="center"/>
+              <w:jc w:val="right"/>
             </w:pPr>
             <w:r>
               <w:rPr>
@@ -35110,18 +35902,19 @@
               <w:pStyle w:val="Compact"/>
               <w:spacing w:line="240" w:lineRule="auto" w:after="0"/>
               <w:ind w:firstLine="0"/>
-            </w:pPr>
-          </w:p>
-        </w:tc>
-        <w:tc>
-          <w:tcPr/>
-          <w:p>
-            <w:pPr>
-              <w:pStyle w:val="Compact"/>
-              <w:spacing w:line="240" w:lineRule="auto" w:after="0"/>
-              <w:ind w:firstLine="0"/>
               <w:jc w:val="left"/>
             </w:pPr>
+          </w:p>
+        </w:tc>
+        <w:tc>
+          <w:tcPr/>
+          <w:p>
+            <w:pPr>
+              <w:pStyle w:val="Compact"/>
+              <w:spacing w:line="240" w:lineRule="auto" w:after="0"/>
+              <w:ind w:firstLine="0"/>
+              <w:jc w:val="both"/>
+            </w:pPr>
             <w:r>
               <w:rPr>
                 <w:rFonts w:ascii="Arial" w:hAnsi="Arial"/>
@@ -35139,7 +35932,7 @@
               <w:pStyle w:val="Compact"/>
               <w:spacing w:line="240" w:lineRule="auto" w:after="0"/>
               <w:ind w:firstLine="0"/>
-              <w:jc w:val="center"/>
+              <w:jc w:val="both"/>
             </w:pPr>
             <w:r>
               <w:rPr>
@@ -35158,7 +35951,7 @@
               <w:pStyle w:val="Compact"/>
               <w:spacing w:line="240" w:lineRule="auto" w:after="0"/>
               <w:ind w:firstLine="0"/>
-              <w:jc w:val="center"/>
+              <w:jc w:val="right"/>
             </w:pPr>
             <w:r>
               <w:rPr>
@@ -35177,7 +35970,7 @@
               <w:pStyle w:val="Compact"/>
               <w:spacing w:line="240" w:lineRule="auto" w:after="0"/>
               <w:ind w:firstLine="0"/>
-              <w:jc w:val="center"/>
+              <w:jc w:val="right"/>
             </w:pPr>
             <w:r>
               <w:rPr>
@@ -35196,7 +35989,7 @@
               <w:pStyle w:val="Compact"/>
               <w:spacing w:line="240" w:lineRule="auto" w:after="0"/>
               <w:ind w:firstLine="0"/>
-              <w:jc w:val="center"/>
+              <w:jc w:val="right"/>
             </w:pPr>
             <w:r>
               <w:rPr>
@@ -35215,7 +36008,7 @@
               <w:pStyle w:val="Compact"/>
               <w:spacing w:line="240" w:lineRule="auto" w:after="0"/>
               <w:ind w:firstLine="0"/>
-              <w:jc w:val="center"/>
+              <w:jc w:val="right"/>
             </w:pPr>
             <w:r>
               <w:rPr>
@@ -35234,7 +36027,7 @@
               <w:pStyle w:val="Compact"/>
               <w:spacing w:line="240" w:lineRule="auto" w:after="0"/>
               <w:ind w:firstLine="0"/>
-              <w:jc w:val="center"/>
+              <w:jc w:val="right"/>
             </w:pPr>
             <w:r>
               <w:rPr>
@@ -35255,17 +36048,18 @@
               <w:pStyle w:val="Compact"/>
               <w:spacing w:line="240" w:lineRule="auto" w:after="0"/>
               <w:ind w:firstLine="0"/>
-            </w:pPr>
-          </w:p>
-        </w:tc>
-        <w:tc>
-          <w:tcPr/>
-          <w:p>
-            <w:pPr>
-              <w:pStyle w:val="Compact"/>
-              <w:spacing w:line="240" w:lineRule="auto" w:after="0"/>
-              <w:ind w:firstLine="0"/>
               <w:jc w:val="left"/>
+            </w:pPr>
+          </w:p>
+        </w:tc>
+        <w:tc>
+          <w:tcPr/>
+          <w:p>
+            <w:pPr>
+              <w:pStyle w:val="Compact"/>
+              <w:spacing w:line="240" w:lineRule="auto" w:after="0"/>
+              <w:ind w:firstLine="0"/>
+              <w:jc w:val="both"/>
             </w:pPr>
             <w:r>
               <w:rPr>
@@ -35300,7 +36094,7 @@
               <w:pStyle w:val="Compact"/>
               <w:spacing w:line="240" w:lineRule="auto" w:after="0"/>
               <w:ind w:firstLine="0"/>
-              <w:jc w:val="center"/>
+              <w:jc w:val="both"/>
             </w:pPr>
             <w:r>
               <w:rPr>
@@ -35319,7 +36113,7 @@
               <w:pStyle w:val="Compact"/>
               <w:spacing w:line="240" w:lineRule="auto" w:after="0"/>
               <w:ind w:firstLine="0"/>
-              <w:jc w:val="center"/>
+              <w:jc w:val="right"/>
             </w:pPr>
             <w:r>
               <w:rPr>
@@ -35338,7 +36132,7 @@
               <w:pStyle w:val="Compact"/>
               <w:spacing w:line="240" w:lineRule="auto" w:after="0"/>
               <w:ind w:firstLine="0"/>
-              <w:jc w:val="center"/>
+              <w:jc w:val="right"/>
             </w:pPr>
             <w:r>
               <w:rPr>
@@ -35357,7 +36151,7 @@
               <w:pStyle w:val="Compact"/>
               <w:spacing w:line="240" w:lineRule="auto" w:after="0"/>
               <w:ind w:firstLine="0"/>
-              <w:jc w:val="center"/>
+              <w:jc w:val="right"/>
             </w:pPr>
             <w:r>
               <w:rPr>
@@ -35376,7 +36170,7 @@
               <w:pStyle w:val="Compact"/>
               <w:spacing w:line="240" w:lineRule="auto" w:after="0"/>
               <w:ind w:firstLine="0"/>
-              <w:jc w:val="center"/>
+              <w:jc w:val="right"/>
             </w:pPr>
             <w:r>
               <w:rPr>
@@ -35395,7 +36189,7 @@
               <w:pStyle w:val="Compact"/>
               <w:spacing w:line="240" w:lineRule="auto" w:after="0"/>
               <w:ind w:firstLine="0"/>
-              <w:jc w:val="center"/>
+              <w:jc w:val="right"/>
             </w:pPr>
             <w:r>
               <w:rPr>
@@ -35435,7 +36229,7 @@
               <w:pStyle w:val="Compact"/>
               <w:spacing w:line="240" w:lineRule="auto" w:after="0"/>
               <w:ind w:firstLine="0"/>
-              <w:jc w:val="left"/>
+              <w:jc w:val="both"/>
             </w:pPr>
             <w:r>
               <w:rPr>
@@ -35454,7 +36248,7 @@
               <w:pStyle w:val="Compact"/>
               <w:spacing w:line="240" w:lineRule="auto" w:after="0"/>
               <w:ind w:firstLine="0"/>
-              <w:jc w:val="center"/>
+              <w:jc w:val="both"/>
             </w:pPr>
             <w:r>
               <w:rPr>
@@ -35473,7 +36267,7 @@
               <w:pStyle w:val="Compact"/>
               <w:spacing w:line="240" w:lineRule="auto" w:after="0"/>
               <w:ind w:firstLine="0"/>
-              <w:jc w:val="center"/>
+              <w:jc w:val="right"/>
             </w:pPr>
             <w:r>
               <w:rPr>
@@ -35492,7 +36286,7 @@
               <w:pStyle w:val="Compact"/>
               <w:spacing w:line="240" w:lineRule="auto" w:after="0"/>
               <w:ind w:firstLine="0"/>
-              <w:jc w:val="center"/>
+              <w:jc w:val="right"/>
             </w:pPr>
             <w:r>
               <w:rPr>
@@ -35511,7 +36305,7 @@
               <w:pStyle w:val="Compact"/>
               <w:spacing w:line="240" w:lineRule="auto" w:after="0"/>
               <w:ind w:firstLine="0"/>
-              <w:jc w:val="center"/>
+              <w:jc w:val="right"/>
             </w:pPr>
             <w:r>
               <w:rPr>
@@ -35530,7 +36324,7 @@
               <w:pStyle w:val="Compact"/>
               <w:spacing w:line="240" w:lineRule="auto" w:after="0"/>
               <w:ind w:firstLine="0"/>
-              <w:jc w:val="center"/>
+              <w:jc w:val="right"/>
             </w:pPr>
             <w:r>
               <w:rPr>
@@ -35549,7 +36343,7 @@
               <w:pStyle w:val="Compact"/>
               <w:spacing w:line="240" w:lineRule="auto" w:after="0"/>
               <w:ind w:firstLine="0"/>
-              <w:jc w:val="center"/>
+              <w:jc w:val="right"/>
             </w:pPr>
             <w:r>
               <w:rPr>
@@ -35570,18 +36364,19 @@
               <w:pStyle w:val="Compact"/>
               <w:spacing w:line="240" w:lineRule="auto" w:after="0"/>
               <w:ind w:firstLine="0"/>
-            </w:pPr>
-          </w:p>
-        </w:tc>
-        <w:tc>
-          <w:tcPr/>
-          <w:p>
-            <w:pPr>
-              <w:pStyle w:val="Compact"/>
-              <w:spacing w:line="240" w:lineRule="auto" w:after="0"/>
-              <w:ind w:firstLine="0"/>
               <w:jc w:val="left"/>
             </w:pPr>
+          </w:p>
+        </w:tc>
+        <w:tc>
+          <w:tcPr/>
+          <w:p>
+            <w:pPr>
+              <w:pStyle w:val="Compact"/>
+              <w:spacing w:line="240" w:lineRule="auto" w:after="0"/>
+              <w:ind w:firstLine="0"/>
+              <w:jc w:val="both"/>
+            </w:pPr>
             <w:r>
               <w:rPr>
                 <w:rFonts w:ascii="Arial" w:hAnsi="Arial"/>
@@ -35599,7 +36394,7 @@
               <w:pStyle w:val="Compact"/>
               <w:spacing w:line="240" w:lineRule="auto" w:after="0"/>
               <w:ind w:firstLine="0"/>
-              <w:jc w:val="center"/>
+              <w:jc w:val="both"/>
             </w:pPr>
             <w:r>
               <w:rPr>
@@ -35618,7 +36413,7 @@
               <w:pStyle w:val="Compact"/>
               <w:spacing w:line="240" w:lineRule="auto" w:after="0"/>
               <w:ind w:firstLine="0"/>
-              <w:jc w:val="center"/>
+              <w:jc w:val="right"/>
             </w:pPr>
             <w:r>
               <w:rPr>
@@ -35637,7 +36432,7 @@
               <w:pStyle w:val="Compact"/>
               <w:spacing w:line="240" w:lineRule="auto" w:after="0"/>
               <w:ind w:firstLine="0"/>
-              <w:jc w:val="center"/>
+              <w:jc w:val="right"/>
             </w:pPr>
             <w:r>
               <w:rPr>
@@ -35656,7 +36451,7 @@
               <w:pStyle w:val="Compact"/>
               <w:spacing w:line="240" w:lineRule="auto" w:after="0"/>
               <w:ind w:firstLine="0"/>
-              <w:jc w:val="center"/>
+              <w:jc w:val="right"/>
             </w:pPr>
             <w:r>
               <w:rPr>
@@ -35675,7 +36470,7 @@
               <w:pStyle w:val="Compact"/>
               <w:spacing w:line="240" w:lineRule="auto" w:after="0"/>
               <w:ind w:firstLine="0"/>
-              <w:jc w:val="center"/>
+              <w:jc w:val="right"/>
             </w:pPr>
             <w:r>
               <w:rPr>
@@ -35694,7 +36489,7 @@
               <w:pStyle w:val="Compact"/>
               <w:spacing w:line="240" w:lineRule="auto" w:after="0"/>
               <w:ind w:firstLine="0"/>
-              <w:jc w:val="center"/>
+              <w:jc w:val="right"/>
             </w:pPr>
             <w:r>
               <w:rPr>
@@ -35715,18 +36510,19 @@
               <w:pStyle w:val="Compact"/>
               <w:spacing w:line="240" w:lineRule="auto" w:after="0"/>
               <w:ind w:firstLine="0"/>
-            </w:pPr>
-          </w:p>
-        </w:tc>
-        <w:tc>
-          <w:tcPr/>
-          <w:p>
-            <w:pPr>
-              <w:pStyle w:val="Compact"/>
-              <w:spacing w:line="240" w:lineRule="auto" w:after="0"/>
-              <w:ind w:firstLine="0"/>
               <w:jc w:val="left"/>
             </w:pPr>
+          </w:p>
+        </w:tc>
+        <w:tc>
+          <w:tcPr/>
+          <w:p>
+            <w:pPr>
+              <w:pStyle w:val="Compact"/>
+              <w:spacing w:line="240" w:lineRule="auto" w:after="0"/>
+              <w:ind w:firstLine="0"/>
+              <w:jc w:val="both"/>
+            </w:pPr>
             <w:r>
               <w:rPr>
                 <w:rFonts w:ascii="Arial" w:hAnsi="Arial"/>
@@ -35744,7 +36540,7 @@
               <w:pStyle w:val="Compact"/>
               <w:spacing w:line="240" w:lineRule="auto" w:after="0"/>
               <w:ind w:firstLine="0"/>
-              <w:jc w:val="center"/>
+              <w:jc w:val="both"/>
             </w:pPr>
             <w:r>
               <w:rPr>
@@ -35763,7 +36559,7 @@
               <w:pStyle w:val="Compact"/>
               <w:spacing w:line="240" w:lineRule="auto" w:after="0"/>
               <w:ind w:firstLine="0"/>
-              <w:jc w:val="center"/>
+              <w:jc w:val="right"/>
             </w:pPr>
             <w:r>
               <w:rPr>
@@ -35782,7 +36578,7 @@
               <w:pStyle w:val="Compact"/>
               <w:spacing w:line="240" w:lineRule="auto" w:after="0"/>
               <w:ind w:firstLine="0"/>
-              <w:jc w:val="center"/>
+              <w:jc w:val="right"/>
             </w:pPr>
             <w:r>
               <w:rPr>
@@ -35801,7 +36597,7 @@
               <w:pStyle w:val="Compact"/>
               <w:spacing w:line="240" w:lineRule="auto" w:after="0"/>
               <w:ind w:firstLine="0"/>
-              <w:jc w:val="center"/>
+              <w:jc w:val="right"/>
             </w:pPr>
             <w:r>
               <w:rPr>
@@ -35820,7 +36616,7 @@
               <w:pStyle w:val="Compact"/>
               <w:spacing w:line="240" w:lineRule="auto" w:after="0"/>
               <w:ind w:firstLine="0"/>
-              <w:jc w:val="center"/>
+              <w:jc w:val="right"/>
             </w:pPr>
             <w:r>
               <w:rPr>
@@ -35839,7 +36635,7 @@
               <w:pStyle w:val="Compact"/>
               <w:spacing w:line="240" w:lineRule="auto" w:after="0"/>
               <w:ind w:firstLine="0"/>
-              <w:jc w:val="center"/>
+              <w:jc w:val="right"/>
             </w:pPr>
             <w:r>
               <w:rPr>
@@ -35860,17 +36656,18 @@
               <w:pStyle w:val="Compact"/>
               <w:spacing w:line="240" w:lineRule="auto" w:after="0"/>
               <w:ind w:firstLine="0"/>
-            </w:pPr>
-          </w:p>
-        </w:tc>
-        <w:tc>
-          <w:tcPr/>
-          <w:p>
-            <w:pPr>
-              <w:pStyle w:val="Compact"/>
-              <w:spacing w:line="240" w:lineRule="auto" w:after="0"/>
-              <w:ind w:firstLine="0"/>
               <w:jc w:val="left"/>
+            </w:pPr>
+          </w:p>
+        </w:tc>
+        <w:tc>
+          <w:tcPr/>
+          <w:p>
+            <w:pPr>
+              <w:pStyle w:val="Compact"/>
+              <w:spacing w:line="240" w:lineRule="auto" w:after="0"/>
+              <w:ind w:firstLine="0"/>
+              <w:jc w:val="both"/>
             </w:pPr>
             <w:r>
               <w:rPr>
@@ -35905,7 +36702,7 @@
               <w:pStyle w:val="Compact"/>
               <w:spacing w:line="240" w:lineRule="auto" w:after="0"/>
               <w:ind w:firstLine="0"/>
-              <w:jc w:val="center"/>
+              <w:jc w:val="both"/>
             </w:pPr>
             <w:r>
               <w:rPr>
@@ -35924,7 +36721,7 @@
               <w:pStyle w:val="Compact"/>
               <w:spacing w:line="240" w:lineRule="auto" w:after="0"/>
               <w:ind w:firstLine="0"/>
-              <w:jc w:val="center"/>
+              <w:jc w:val="right"/>
             </w:pPr>
             <w:r>
               <w:rPr>
@@ -35943,7 +36740,7 @@
               <w:pStyle w:val="Compact"/>
               <w:spacing w:line="240" w:lineRule="auto" w:after="0"/>
               <w:ind w:firstLine="0"/>
-              <w:jc w:val="center"/>
+              <w:jc w:val="right"/>
             </w:pPr>
             <w:r>
               <w:rPr>
@@ -35962,7 +36759,7 @@
               <w:pStyle w:val="Compact"/>
               <w:spacing w:line="240" w:lineRule="auto" w:after="0"/>
               <w:ind w:firstLine="0"/>
-              <w:jc w:val="center"/>
+              <w:jc w:val="right"/>
             </w:pPr>
             <w:r>
               <w:rPr>
@@ -35981,7 +36778,7 @@
               <w:pStyle w:val="Compact"/>
               <w:spacing w:line="240" w:lineRule="auto" w:after="0"/>
               <w:ind w:firstLine="0"/>
-              <w:jc w:val="center"/>
+              <w:jc w:val="right"/>
             </w:pPr>
             <w:r>
               <w:rPr>
@@ -36000,7 +36797,7 @@
               <w:pStyle w:val="Compact"/>
               <w:spacing w:line="240" w:lineRule="auto" w:after="0"/>
               <w:ind w:firstLine="0"/>
-              <w:jc w:val="center"/>
+              <w:jc w:val="right"/>
             </w:pPr>
             <w:r>
               <w:rPr>
@@ -36040,7 +36837,7 @@
               <w:pStyle w:val="Compact"/>
               <w:spacing w:line="240" w:lineRule="auto" w:after="0"/>
               <w:ind w:firstLine="0"/>
-              <w:jc w:val="left"/>
+              <w:jc w:val="both"/>
             </w:pPr>
             <w:r>
               <w:rPr>
@@ -36059,7 +36856,7 @@
               <w:pStyle w:val="Compact"/>
               <w:spacing w:line="240" w:lineRule="auto" w:after="0"/>
               <w:ind w:firstLine="0"/>
-              <w:jc w:val="center"/>
+              <w:jc w:val="both"/>
             </w:pPr>
             <w:r>
               <w:rPr>
@@ -36078,7 +36875,7 @@
               <w:pStyle w:val="Compact"/>
               <w:spacing w:line="240" w:lineRule="auto" w:after="0"/>
               <w:ind w:firstLine="0"/>
-              <w:jc w:val="center"/>
+              <w:jc w:val="right"/>
             </w:pPr>
             <w:r>
               <w:rPr>
@@ -36097,7 +36894,7 @@
               <w:pStyle w:val="Compact"/>
               <w:spacing w:line="240" w:lineRule="auto" w:after="0"/>
               <w:ind w:firstLine="0"/>
-              <w:jc w:val="center"/>
+              <w:jc w:val="right"/>
             </w:pPr>
             <w:r>
               <w:rPr>
@@ -36116,7 +36913,7 @@
               <w:pStyle w:val="Compact"/>
               <w:spacing w:line="240" w:lineRule="auto" w:after="0"/>
               <w:ind w:firstLine="0"/>
-              <w:jc w:val="center"/>
+              <w:jc w:val="right"/>
             </w:pPr>
             <w:r>
               <w:rPr>
@@ -36135,7 +36932,7 @@
               <w:pStyle w:val="Compact"/>
               <w:spacing w:line="240" w:lineRule="auto" w:after="0"/>
               <w:ind w:firstLine="0"/>
-              <w:jc w:val="center"/>
+              <w:jc w:val="right"/>
             </w:pPr>
             <w:r>
               <w:rPr>
@@ -36154,7 +36951,7 @@
               <w:pStyle w:val="Compact"/>
               <w:spacing w:line="240" w:lineRule="auto" w:after="0"/>
               <w:ind w:firstLine="0"/>
-              <w:jc w:val="center"/>
+              <w:jc w:val="right"/>
             </w:pPr>
             <w:r>
               <w:rPr>
@@ -36175,18 +36972,19 @@
               <w:pStyle w:val="Compact"/>
               <w:spacing w:line="240" w:lineRule="auto" w:after="0"/>
               <w:ind w:firstLine="0"/>
-            </w:pPr>
-          </w:p>
-        </w:tc>
-        <w:tc>
-          <w:tcPr/>
-          <w:p>
-            <w:pPr>
-              <w:pStyle w:val="Compact"/>
-              <w:spacing w:line="240" w:lineRule="auto" w:after="0"/>
-              <w:ind w:firstLine="0"/>
               <w:jc w:val="left"/>
             </w:pPr>
+          </w:p>
+        </w:tc>
+        <w:tc>
+          <w:tcPr/>
+          <w:p>
+            <w:pPr>
+              <w:pStyle w:val="Compact"/>
+              <w:spacing w:line="240" w:lineRule="auto" w:after="0"/>
+              <w:ind w:firstLine="0"/>
+              <w:jc w:val="both"/>
+            </w:pPr>
             <w:r>
               <w:rPr>
                 <w:rFonts w:ascii="Arial" w:hAnsi="Arial"/>
@@ -36204,7 +37002,7 @@
               <w:pStyle w:val="Compact"/>
               <w:spacing w:line="240" w:lineRule="auto" w:after="0"/>
               <w:ind w:firstLine="0"/>
-              <w:jc w:val="center"/>
+              <w:jc w:val="both"/>
             </w:pPr>
             <w:r>
               <w:rPr>
@@ -36223,7 +37021,7 @@
               <w:pStyle w:val="Compact"/>
               <w:spacing w:line="240" w:lineRule="auto" w:after="0"/>
               <w:ind w:firstLine="0"/>
-              <w:jc w:val="center"/>
+              <w:jc w:val="right"/>
             </w:pPr>
             <w:r>
               <w:rPr>
@@ -36242,7 +37040,7 @@
               <w:pStyle w:val="Compact"/>
               <w:spacing w:line="240" w:lineRule="auto" w:after="0"/>
               <w:ind w:firstLine="0"/>
-              <w:jc w:val="center"/>
+              <w:jc w:val="right"/>
             </w:pPr>
             <w:r>
               <w:rPr>
@@ -36261,7 +37059,7 @@
               <w:pStyle w:val="Compact"/>
               <w:spacing w:line="240" w:lineRule="auto" w:after="0"/>
               <w:ind w:firstLine="0"/>
-              <w:jc w:val="center"/>
+              <w:jc w:val="right"/>
             </w:pPr>
             <w:r>
               <w:rPr>
@@ -36280,7 +37078,7 @@
               <w:pStyle w:val="Compact"/>
               <w:spacing w:line="240" w:lineRule="auto" w:after="0"/>
               <w:ind w:firstLine="0"/>
-              <w:jc w:val="center"/>
+              <w:jc w:val="right"/>
             </w:pPr>
             <w:r>
               <w:rPr>
@@ -36299,7 +37097,7 @@
               <w:pStyle w:val="Compact"/>
               <w:spacing w:line="240" w:lineRule="auto" w:after="0"/>
               <w:ind w:firstLine="0"/>
-              <w:jc w:val="center"/>
+              <w:jc w:val="right"/>
             </w:pPr>
             <w:r>
               <w:rPr>
@@ -36320,18 +37118,19 @@
               <w:pStyle w:val="Compact"/>
               <w:spacing w:line="240" w:lineRule="auto" w:after="0"/>
               <w:ind w:firstLine="0"/>
-            </w:pPr>
-          </w:p>
-        </w:tc>
-        <w:tc>
-          <w:tcPr/>
-          <w:p>
-            <w:pPr>
-              <w:pStyle w:val="Compact"/>
-              <w:spacing w:line="240" w:lineRule="auto" w:after="0"/>
-              <w:ind w:firstLine="0"/>
               <w:jc w:val="left"/>
             </w:pPr>
+          </w:p>
+        </w:tc>
+        <w:tc>
+          <w:tcPr/>
+          <w:p>
+            <w:pPr>
+              <w:pStyle w:val="Compact"/>
+              <w:spacing w:line="240" w:lineRule="auto" w:after="0"/>
+              <w:ind w:firstLine="0"/>
+              <w:jc w:val="both"/>
+            </w:pPr>
             <w:r>
               <w:rPr>
                 <w:rFonts w:ascii="Arial" w:hAnsi="Arial"/>
@@ -36349,7 +37148,7 @@
               <w:pStyle w:val="Compact"/>
               <w:spacing w:line="240" w:lineRule="auto" w:after="0"/>
               <w:ind w:firstLine="0"/>
-              <w:jc w:val="center"/>
+              <w:jc w:val="both"/>
             </w:pPr>
             <w:r>
               <w:rPr>
@@ -36368,7 +37167,7 @@
               <w:pStyle w:val="Compact"/>
               <w:spacing w:line="240" w:lineRule="auto" w:after="0"/>
               <w:ind w:firstLine="0"/>
-              <w:jc w:val="center"/>
+              <w:jc w:val="right"/>
             </w:pPr>
             <w:r>
               <w:rPr>
@@ -36387,7 +37186,7 @@
               <w:pStyle w:val="Compact"/>
               <w:spacing w:line="240" w:lineRule="auto" w:after="0"/>
               <w:ind w:firstLine="0"/>
-              <w:jc w:val="center"/>
+              <w:jc w:val="right"/>
             </w:pPr>
             <w:r>
               <w:rPr>
@@ -36406,7 +37205,7 @@
               <w:pStyle w:val="Compact"/>
               <w:spacing w:line="240" w:lineRule="auto" w:after="0"/>
               <w:ind w:firstLine="0"/>
-              <w:jc w:val="center"/>
+              <w:jc w:val="right"/>
             </w:pPr>
             <w:r>
               <w:rPr>
@@ -36425,7 +37224,7 @@
               <w:pStyle w:val="Compact"/>
               <w:spacing w:line="240" w:lineRule="auto" w:after="0"/>
               <w:ind w:firstLine="0"/>
-              <w:jc w:val="center"/>
+              <w:jc w:val="right"/>
             </w:pPr>
             <w:r>
               <w:rPr>
@@ -36444,7 +37243,7 @@
               <w:pStyle w:val="Compact"/>
               <w:spacing w:line="240" w:lineRule="auto" w:after="0"/>
               <w:ind w:firstLine="0"/>
-              <w:jc w:val="center"/>
+              <w:jc w:val="right"/>
             </w:pPr>
             <w:r>
               <w:rPr>
@@ -36459,23 +37258,38 @@
       </w:tr>
       <w:tr>
         <w:tc>
-          <w:tcPr/>
-          <w:p>
-            <w:pPr>
-              <w:pStyle w:val="Compact"/>
-              <w:spacing w:line="240" w:lineRule="auto" w:after="0"/>
-              <w:ind w:firstLine="0"/>
-            </w:pPr>
-          </w:p>
-        </w:tc>
-        <w:tc>
-          <w:tcPr/>
+          <w:tcPr>
+            <w:tcBorders>
+              <w:top w:val="nil"/>
+              <w:left w:val="nil"/>
+              <w:bottom w:val="single" w:sz="8" w:color="000000"/>
+              <w:right w:val="nil"/>
+            </w:tcBorders>
+          </w:tcPr>
           <w:p>
             <w:pPr>
               <w:pStyle w:val="Compact"/>
               <w:spacing w:line="240" w:lineRule="auto" w:after="0"/>
               <w:ind w:firstLine="0"/>
               <w:jc w:val="left"/>
+            </w:pPr>
+          </w:p>
+        </w:tc>
+        <w:tc>
+          <w:tcPr>
+            <w:tcBorders>
+              <w:top w:val="nil"/>
+              <w:left w:val="nil"/>
+              <w:bottom w:val="single" w:sz="8" w:color="000000"/>
+              <w:right w:val="nil"/>
+            </w:tcBorders>
+          </w:tcPr>
+          <w:p>
+            <w:pPr>
+              <w:pStyle w:val="Compact"/>
+              <w:spacing w:line="240" w:lineRule="auto" w:after="0"/>
+              <w:ind w:firstLine="0"/>
+              <w:jc w:val="both"/>
             </w:pPr>
             <w:r>
               <w:rPr>
@@ -36504,13 +37318,20 @@
           </w:p>
         </w:tc>
         <w:tc>
-          <w:tcPr/>
-          <w:p>
-            <w:pPr>
-              <w:pStyle w:val="Compact"/>
-              <w:spacing w:line="240" w:lineRule="auto" w:after="0"/>
-              <w:ind w:firstLine="0"/>
-              <w:jc w:val="center"/>
+          <w:tcPr>
+            <w:tcBorders>
+              <w:top w:val="nil"/>
+              <w:left w:val="nil"/>
+              <w:bottom w:val="single" w:sz="8" w:color="000000"/>
+              <w:right w:val="nil"/>
+            </w:tcBorders>
+          </w:tcPr>
+          <w:p>
+            <w:pPr>
+              <w:pStyle w:val="Compact"/>
+              <w:spacing w:line="240" w:lineRule="auto" w:after="0"/>
+              <w:ind w:firstLine="0"/>
+              <w:jc w:val="both"/>
             </w:pPr>
             <w:r>
               <w:rPr>
@@ -36523,13 +37344,20 @@
           </w:p>
         </w:tc>
         <w:tc>
-          <w:tcPr/>
-          <w:p>
-            <w:pPr>
-              <w:pStyle w:val="Compact"/>
-              <w:spacing w:line="240" w:lineRule="auto" w:after="0"/>
-              <w:ind w:firstLine="0"/>
-              <w:jc w:val="center"/>
+          <w:tcPr>
+            <w:tcBorders>
+              <w:top w:val="nil"/>
+              <w:left w:val="nil"/>
+              <w:bottom w:val="single" w:sz="8" w:color="000000"/>
+              <w:right w:val="nil"/>
+            </w:tcBorders>
+          </w:tcPr>
+          <w:p>
+            <w:pPr>
+              <w:pStyle w:val="Compact"/>
+              <w:spacing w:line="240" w:lineRule="auto" w:after="0"/>
+              <w:ind w:firstLine="0"/>
+              <w:jc w:val="right"/>
             </w:pPr>
             <w:r>
               <w:rPr>
@@ -36542,13 +37370,20 @@
           </w:p>
         </w:tc>
         <w:tc>
-          <w:tcPr/>
-          <w:p>
-            <w:pPr>
-              <w:pStyle w:val="Compact"/>
-              <w:spacing w:line="240" w:lineRule="auto" w:after="0"/>
-              <w:ind w:firstLine="0"/>
-              <w:jc w:val="center"/>
+          <w:tcPr>
+            <w:tcBorders>
+              <w:top w:val="nil"/>
+              <w:left w:val="nil"/>
+              <w:bottom w:val="single" w:sz="8" w:color="000000"/>
+              <w:right w:val="nil"/>
+            </w:tcBorders>
+          </w:tcPr>
+          <w:p>
+            <w:pPr>
+              <w:pStyle w:val="Compact"/>
+              <w:spacing w:line="240" w:lineRule="auto" w:after="0"/>
+              <w:ind w:firstLine="0"/>
+              <w:jc w:val="right"/>
             </w:pPr>
             <w:r>
               <w:rPr>
@@ -36561,13 +37396,20 @@
           </w:p>
         </w:tc>
         <w:tc>
-          <w:tcPr/>
-          <w:p>
-            <w:pPr>
-              <w:pStyle w:val="Compact"/>
-              <w:spacing w:line="240" w:lineRule="auto" w:after="0"/>
-              <w:ind w:firstLine="0"/>
-              <w:jc w:val="center"/>
+          <w:tcPr>
+            <w:tcBorders>
+              <w:top w:val="nil"/>
+              <w:left w:val="nil"/>
+              <w:bottom w:val="single" w:sz="8" w:color="000000"/>
+              <w:right w:val="nil"/>
+            </w:tcBorders>
+          </w:tcPr>
+          <w:p>
+            <w:pPr>
+              <w:pStyle w:val="Compact"/>
+              <w:spacing w:line="240" w:lineRule="auto" w:after="0"/>
+              <w:ind w:firstLine="0"/>
+              <w:jc w:val="right"/>
             </w:pPr>
             <w:r>
               <w:rPr>
@@ -36580,13 +37422,20 @@
           </w:p>
         </w:tc>
         <w:tc>
-          <w:tcPr/>
-          <w:p>
-            <w:pPr>
-              <w:pStyle w:val="Compact"/>
-              <w:spacing w:line="240" w:lineRule="auto" w:after="0"/>
-              <w:ind w:firstLine="0"/>
-              <w:jc w:val="center"/>
+          <w:tcPr>
+            <w:tcBorders>
+              <w:top w:val="nil"/>
+              <w:left w:val="nil"/>
+              <w:bottom w:val="single" w:sz="8" w:color="000000"/>
+              <w:right w:val="nil"/>
+            </w:tcBorders>
+          </w:tcPr>
+          <w:p>
+            <w:pPr>
+              <w:pStyle w:val="Compact"/>
+              <w:spacing w:line="240" w:lineRule="auto" w:after="0"/>
+              <w:ind w:firstLine="0"/>
+              <w:jc w:val="right"/>
             </w:pPr>
             <w:r>
               <w:rPr>
@@ -36599,13 +37448,20 @@
           </w:p>
         </w:tc>
         <w:tc>
-          <w:tcPr/>
-          <w:p>
-            <w:pPr>
-              <w:pStyle w:val="Compact"/>
-              <w:spacing w:line="240" w:lineRule="auto" w:after="0"/>
-              <w:ind w:firstLine="0"/>
-              <w:jc w:val="center"/>
+          <w:tcPr>
+            <w:tcBorders>
+              <w:top w:val="nil"/>
+              <w:left w:val="nil"/>
+              <w:bottom w:val="single" w:sz="8" w:color="000000"/>
+              <w:right w:val="nil"/>
+            </w:tcBorders>
+          </w:tcPr>
+          <w:p>
+            <w:pPr>
+              <w:pStyle w:val="Compact"/>
+              <w:spacing w:line="240" w:lineRule="auto" w:after="0"/>
+              <w:ind w:firstLine="0"/>
+              <w:jc w:val="right"/>
             </w:pPr>
             <w:r>
               <w:rPr>
@@ -36723,7 +37579,7 @@
     <w:p>
       <w:pPr>
         <w:pStyle w:val="BodyText"/>
-        <w:spacing w:line="240" w:lineRule="auto" w:after="0"/>
+        <w:spacing w:line="240" w:lineRule="auto" w:before="40" w:after="240"/>
         <w:ind w:firstLine="0"/>
         <w:jc w:val="both"/>
       </w:pPr>
@@ -36739,7 +37595,7 @@
     <w:p>
       <w:pPr>
         <w:pStyle w:val="TableCaption"/>
-        <w:spacing w:line="240" w:lineRule="auto" w:after="0"/>
+        <w:spacing w:line="240" w:lineRule="auto" w:before="240" w:after="40"/>
         <w:ind w:firstLine="0"/>
         <w:jc w:val="both"/>
       </w:pPr>
@@ -36944,6 +37800,14 @@
         <w:tblW w:type="auto" w:w="0"/>
         <w:tblLook w:firstRow="1" w:lastRow="0" w:firstColumn="0" w:lastColumn="0" w:noHBand="0" w:noVBand="0" w:val="0020"/>
         <w:tblCaption w:val="Tabela 11. GLMM logístico — ajuste e desempenho de classificação por degrau. LR vs. pooled: teste de razão de verossimilhança do M2 contra o logit sem efeito aleatório (fronteira, p/2); AUC com efeitos aleatórios (ajuste na amostra) e só com efeitos fixos; cutoff de Youden (maximiza sensibilidade + especificidade) com as taxas correspondentes; Hosmer–Lemeshow em 10 decis. Com N = 7{,}7 milhões qualquer desvio de calibração é “significativo” — o \chi^2 deve ser lido como magnitude relativa entre degraus, não como teste (MHE, cap. 8)."/>
+        <w:tblBorders>
+          <w:top w:val="nil"/>
+          <w:left w:val="nil"/>
+          <w:bottom w:val="nil"/>
+          <w:right w:val="nil"/>
+          <w:insideH w:val="nil"/>
+          <w:insideV w:val="nil"/>
+        </w:tblBorders>
       </w:tblPr>
       <w:tblGrid>
         <w:gridCol w:w="792"/>
@@ -36962,13 +37826,20 @@
           <w:tblHeader w:val="on"/>
         </w:trPr>
         <w:tc>
-          <w:tcPr/>
-          <w:p>
-            <w:pPr>
-              <w:pStyle w:val="Compact"/>
-              <w:spacing w:line="240" w:lineRule="auto" w:after="0"/>
-              <w:ind w:firstLine="0"/>
-              <w:jc w:val="left"/>
+          <w:tcPr>
+            <w:tcBorders>
+              <w:top w:val="single" w:sz="8" w:color="000000"/>
+              <w:left w:val="nil"/>
+              <w:bottom w:val="single" w:sz="6" w:color="000000"/>
+              <w:right w:val="nil"/>
+            </w:tcBorders>
+          </w:tcPr>
+          <w:p>
+            <w:pPr>
+              <w:pStyle w:val="Compact"/>
+              <w:spacing w:line="240" w:lineRule="auto" w:after="0"/>
+              <w:ind w:firstLine="0"/>
+              <w:jc w:val="center"/>
             </w:pPr>
             <w:r>
               <w:rPr>
@@ -36981,13 +37852,20 @@
           </w:p>
         </w:tc>
         <w:tc>
-          <w:tcPr/>
-          <w:p>
-            <w:pPr>
-              <w:pStyle w:val="Compact"/>
-              <w:spacing w:line="240" w:lineRule="auto" w:after="0"/>
-              <w:ind w:firstLine="0"/>
-              <w:jc w:val="left"/>
+          <w:tcPr>
+            <w:tcBorders>
+              <w:top w:val="single" w:sz="8" w:color="000000"/>
+              <w:left w:val="nil"/>
+              <w:bottom w:val="single" w:sz="6" w:color="000000"/>
+              <w:right w:val="nil"/>
+            </w:tcBorders>
+          </w:tcPr>
+          <w:p>
+            <w:pPr>
+              <w:pStyle w:val="Compact"/>
+              <w:spacing w:line="240" w:lineRule="auto" w:after="0"/>
+              <w:ind w:firstLine="0"/>
+              <w:jc w:val="center"/>
             </w:pPr>
             <w:r>
               <w:rPr>
@@ -37000,7 +37878,14 @@
           </w:p>
         </w:tc>
         <w:tc>
-          <w:tcPr/>
+          <w:tcPr>
+            <w:tcBorders>
+              <w:top w:val="single" w:sz="8" w:color="000000"/>
+              <w:left w:val="nil"/>
+              <w:bottom w:val="single" w:sz="6" w:color="000000"/>
+              <w:right w:val="nil"/>
+            </w:tcBorders>
+          </w:tcPr>
           <w:p>
             <w:pPr>
               <w:pStyle w:val="Compact"/>
@@ -37033,7 +37918,14 @@
           </w:p>
         </w:tc>
         <w:tc>
-          <w:tcPr/>
+          <w:tcPr>
+            <w:tcBorders>
+              <w:top w:val="single" w:sz="8" w:color="000000"/>
+              <w:left w:val="nil"/>
+              <w:bottom w:val="single" w:sz="6" w:color="000000"/>
+              <w:right w:val="nil"/>
+            </w:tcBorders>
+          </w:tcPr>
           <w:p>
             <w:pPr>
               <w:pStyle w:val="Compact"/>
@@ -37052,7 +37944,14 @@
           </w:p>
         </w:tc>
         <w:tc>
-          <w:tcPr/>
+          <w:tcPr>
+            <w:tcBorders>
+              <w:top w:val="single" w:sz="8" w:color="000000"/>
+              <w:left w:val="nil"/>
+              <w:bottom w:val="single" w:sz="6" w:color="000000"/>
+              <w:right w:val="nil"/>
+            </w:tcBorders>
+          </w:tcPr>
           <w:p>
             <w:pPr>
               <w:pStyle w:val="Compact"/>
@@ -37071,7 +37970,14 @@
           </w:p>
         </w:tc>
         <w:tc>
-          <w:tcPr/>
+          <w:tcPr>
+            <w:tcBorders>
+              <w:top w:val="single" w:sz="8" w:color="000000"/>
+              <w:left w:val="nil"/>
+              <w:bottom w:val="single" w:sz="6" w:color="000000"/>
+              <w:right w:val="nil"/>
+            </w:tcBorders>
+          </w:tcPr>
           <w:p>
             <w:pPr>
               <w:pStyle w:val="Compact"/>
@@ -37090,7 +37996,14 @@
           </w:p>
         </w:tc>
         <w:tc>
-          <w:tcPr/>
+          <w:tcPr>
+            <w:tcBorders>
+              <w:top w:val="single" w:sz="8" w:color="000000"/>
+              <w:left w:val="nil"/>
+              <w:bottom w:val="single" w:sz="6" w:color="000000"/>
+              <w:right w:val="nil"/>
+            </w:tcBorders>
+          </w:tcPr>
           <w:p>
             <w:pPr>
               <w:pStyle w:val="Compact"/>
@@ -37109,7 +38022,14 @@
           </w:p>
         </w:tc>
         <w:tc>
-          <w:tcPr/>
+          <w:tcPr>
+            <w:tcBorders>
+              <w:top w:val="single" w:sz="8" w:color="000000"/>
+              <w:left w:val="nil"/>
+              <w:bottom w:val="single" w:sz="6" w:color="000000"/>
+              <w:right w:val="nil"/>
+            </w:tcBorders>
+          </w:tcPr>
           <w:p>
             <w:pPr>
               <w:pStyle w:val="Compact"/>
@@ -37128,7 +38048,14 @@
           </w:p>
         </w:tc>
         <w:tc>
-          <w:tcPr/>
+          <w:tcPr>
+            <w:tcBorders>
+              <w:top w:val="single" w:sz="8" w:color="000000"/>
+              <w:left w:val="nil"/>
+              <w:bottom w:val="single" w:sz="6" w:color="000000"/>
+              <w:right w:val="nil"/>
+            </w:tcBorders>
+          </w:tcPr>
           <w:p>
             <w:pPr>
               <w:pStyle w:val="Compact"/>
@@ -37147,7 +38074,14 @@
           </w:p>
         </w:tc>
         <w:tc>
-          <w:tcPr/>
+          <w:tcPr>
+            <w:tcBorders>
+              <w:top w:val="single" w:sz="8" w:color="000000"/>
+              <w:left w:val="nil"/>
+              <w:bottom w:val="single" w:sz="6" w:color="000000"/>
+              <w:right w:val="nil"/>
+            </w:tcBorders>
+          </w:tcPr>
           <w:p>
             <w:pPr>
               <w:pStyle w:val="Compact"/>
@@ -37215,7 +38149,7 @@
               <w:pStyle w:val="Compact"/>
               <w:spacing w:line="240" w:lineRule="auto" w:after="0"/>
               <w:ind w:firstLine="0"/>
-              <w:jc w:val="left"/>
+              <w:jc w:val="both"/>
             </w:pPr>
             <w:r>
               <w:rPr>
@@ -37234,7 +38168,7 @@
               <w:pStyle w:val="Compact"/>
               <w:spacing w:line="240" w:lineRule="auto" w:after="0"/>
               <w:ind w:firstLine="0"/>
-              <w:jc w:val="center"/>
+              <w:jc w:val="right"/>
             </w:pPr>
             <w:r>
               <w:rPr>
@@ -37253,7 +38187,7 @@
               <w:pStyle w:val="Compact"/>
               <w:spacing w:line="240" w:lineRule="auto" w:after="0"/>
               <w:ind w:firstLine="0"/>
-              <w:jc w:val="center"/>
+              <w:jc w:val="right"/>
             </w:pPr>
             <w:r>
               <w:rPr>
@@ -37272,7 +38206,7 @@
               <w:pStyle w:val="Compact"/>
               <w:spacing w:line="240" w:lineRule="auto" w:after="0"/>
               <w:ind w:firstLine="0"/>
-              <w:jc w:val="center"/>
+              <w:jc w:val="both"/>
             </w:pPr>
             <w:r>
               <w:rPr>
@@ -37291,7 +38225,7 @@
               <w:pStyle w:val="Compact"/>
               <w:spacing w:line="240" w:lineRule="auto" w:after="0"/>
               <w:ind w:firstLine="0"/>
-              <w:jc w:val="center"/>
+              <w:jc w:val="right"/>
             </w:pPr>
             <w:r>
               <w:rPr>
@@ -37310,7 +38244,7 @@
               <w:pStyle w:val="Compact"/>
               <w:spacing w:line="240" w:lineRule="auto" w:after="0"/>
               <w:ind w:firstLine="0"/>
-              <w:jc w:val="center"/>
+              <w:jc w:val="right"/>
             </w:pPr>
             <w:r>
               <w:rPr>
@@ -37329,7 +38263,7 @@
               <w:pStyle w:val="Compact"/>
               <w:spacing w:line="240" w:lineRule="auto" w:after="0"/>
               <w:ind w:firstLine="0"/>
-              <w:jc w:val="center"/>
+              <w:jc w:val="right"/>
             </w:pPr>
             <w:r>
               <w:rPr>
@@ -37348,7 +38282,7 @@
               <w:pStyle w:val="Compact"/>
               <w:spacing w:line="240" w:lineRule="auto" w:after="0"/>
               <w:ind w:firstLine="0"/>
-              <w:jc w:val="center"/>
+              <w:jc w:val="both"/>
             </w:pPr>
             <w:r>
               <w:rPr>
@@ -37367,7 +38301,7 @@
               <w:pStyle w:val="Compact"/>
               <w:spacing w:line="240" w:lineRule="auto" w:after="0"/>
               <w:ind w:firstLine="0"/>
-              <w:jc w:val="center"/>
+              <w:jc w:val="right"/>
             </w:pPr>
             <w:r>
               <w:rPr>
@@ -37388,18 +38322,19 @@
               <w:pStyle w:val="Compact"/>
               <w:spacing w:line="240" w:lineRule="auto" w:after="0"/>
               <w:ind w:firstLine="0"/>
-            </w:pPr>
-          </w:p>
-        </w:tc>
-        <w:tc>
-          <w:tcPr/>
-          <w:p>
-            <w:pPr>
-              <w:pStyle w:val="Compact"/>
-              <w:spacing w:line="240" w:lineRule="auto" w:after="0"/>
-              <w:ind w:firstLine="0"/>
               <w:jc w:val="left"/>
             </w:pPr>
+          </w:p>
+        </w:tc>
+        <w:tc>
+          <w:tcPr/>
+          <w:p>
+            <w:pPr>
+              <w:pStyle w:val="Compact"/>
+              <w:spacing w:line="240" w:lineRule="auto" w:after="0"/>
+              <w:ind w:firstLine="0"/>
+              <w:jc w:val="both"/>
+            </w:pPr>
             <w:r>
               <w:rPr>
                 <w:rFonts w:ascii="Arial" w:hAnsi="Arial"/>
@@ -37417,7 +38352,7 @@
               <w:pStyle w:val="Compact"/>
               <w:spacing w:line="240" w:lineRule="auto" w:after="0"/>
               <w:ind w:firstLine="0"/>
-              <w:jc w:val="center"/>
+              <w:jc w:val="right"/>
             </w:pPr>
             <w:r>
               <w:rPr>
@@ -37436,7 +38371,7 @@
               <w:pStyle w:val="Compact"/>
               <w:spacing w:line="240" w:lineRule="auto" w:after="0"/>
               <w:ind w:firstLine="0"/>
-              <w:jc w:val="center"/>
+              <w:jc w:val="right"/>
             </w:pPr>
             <w:r>
               <w:rPr>
@@ -37455,7 +38390,7 @@
               <w:pStyle w:val="Compact"/>
               <w:spacing w:line="240" w:lineRule="auto" w:after="0"/>
               <w:ind w:firstLine="0"/>
-              <w:jc w:val="center"/>
+              <w:jc w:val="right"/>
             </w:pPr>
             <w:r>
               <w:rPr>
@@ -37474,7 +38409,7 @@
               <w:pStyle w:val="Compact"/>
               <w:spacing w:line="240" w:lineRule="auto" w:after="0"/>
               <w:ind w:firstLine="0"/>
-              <w:jc w:val="center"/>
+              <w:jc w:val="right"/>
             </w:pPr>
             <w:r>
               <w:rPr>
@@ -37493,7 +38428,7 @@
               <w:pStyle w:val="Compact"/>
               <w:spacing w:line="240" w:lineRule="auto" w:after="0"/>
               <w:ind w:firstLine="0"/>
-              <w:jc w:val="center"/>
+              <w:jc w:val="right"/>
             </w:pPr>
             <w:r>
               <w:rPr>
@@ -37512,7 +38447,7 @@
               <w:pStyle w:val="Compact"/>
               <w:spacing w:line="240" w:lineRule="auto" w:after="0"/>
               <w:ind w:firstLine="0"/>
-              <w:jc w:val="center"/>
+              <w:jc w:val="right"/>
             </w:pPr>
             <w:r>
               <w:rPr>
@@ -37531,7 +38466,7 @@
               <w:pStyle w:val="Compact"/>
               <w:spacing w:line="240" w:lineRule="auto" w:after="0"/>
               <w:ind w:firstLine="0"/>
-              <w:jc w:val="center"/>
+              <w:jc w:val="both"/>
             </w:pPr>
             <w:r>
               <w:rPr>
@@ -37550,7 +38485,7 @@
               <w:pStyle w:val="Compact"/>
               <w:spacing w:line="240" w:lineRule="auto" w:after="0"/>
               <w:ind w:firstLine="0"/>
-              <w:jc w:val="center"/>
+              <w:jc w:val="right"/>
             </w:pPr>
             <w:r>
               <w:rPr>
@@ -37571,18 +38506,19 @@
               <w:pStyle w:val="Compact"/>
               <w:spacing w:line="240" w:lineRule="auto" w:after="0"/>
               <w:ind w:firstLine="0"/>
-            </w:pPr>
-          </w:p>
-        </w:tc>
-        <w:tc>
-          <w:tcPr/>
-          <w:p>
-            <w:pPr>
-              <w:pStyle w:val="Compact"/>
-              <w:spacing w:line="240" w:lineRule="auto" w:after="0"/>
-              <w:ind w:firstLine="0"/>
               <w:jc w:val="left"/>
             </w:pPr>
+          </w:p>
+        </w:tc>
+        <w:tc>
+          <w:tcPr/>
+          <w:p>
+            <w:pPr>
+              <w:pStyle w:val="Compact"/>
+              <w:spacing w:line="240" w:lineRule="auto" w:after="0"/>
+              <w:ind w:firstLine="0"/>
+              <w:jc w:val="both"/>
+            </w:pPr>
             <w:r>
               <w:rPr>
                 <w:rFonts w:ascii="Arial" w:hAnsi="Arial"/>
@@ -37600,7 +38536,7 @@
               <w:pStyle w:val="Compact"/>
               <w:spacing w:line="240" w:lineRule="auto" w:after="0"/>
               <w:ind w:firstLine="0"/>
-              <w:jc w:val="center"/>
+              <w:jc w:val="right"/>
             </w:pPr>
             <w:r>
               <w:rPr>
@@ -37619,7 +38555,7 @@
               <w:pStyle w:val="Compact"/>
               <w:spacing w:line="240" w:lineRule="auto" w:after="0"/>
               <w:ind w:firstLine="0"/>
-              <w:jc w:val="center"/>
+              <w:jc w:val="right"/>
             </w:pPr>
             <w:r>
               <w:rPr>
@@ -37638,7 +38574,7 @@
               <w:pStyle w:val="Compact"/>
               <w:spacing w:line="240" w:lineRule="auto" w:after="0"/>
               <w:ind w:firstLine="0"/>
-              <w:jc w:val="center"/>
+              <w:jc w:val="both"/>
             </w:pPr>
             <w:r>
               <w:rPr>
@@ -37657,7 +38593,7 @@
               <w:pStyle w:val="Compact"/>
               <w:spacing w:line="240" w:lineRule="auto" w:after="0"/>
               <w:ind w:firstLine="0"/>
-              <w:jc w:val="center"/>
+              <w:jc w:val="right"/>
             </w:pPr>
             <w:r>
               <w:rPr>
@@ -37676,7 +38612,7 @@
               <w:pStyle w:val="Compact"/>
               <w:spacing w:line="240" w:lineRule="auto" w:after="0"/>
               <w:ind w:firstLine="0"/>
-              <w:jc w:val="center"/>
+              <w:jc w:val="right"/>
             </w:pPr>
             <w:r>
               <w:rPr>
@@ -37695,7 +38631,7 @@
               <w:pStyle w:val="Compact"/>
               <w:spacing w:line="240" w:lineRule="auto" w:after="0"/>
               <w:ind w:firstLine="0"/>
-              <w:jc w:val="center"/>
+              <w:jc w:val="right"/>
             </w:pPr>
             <w:r>
               <w:rPr>
@@ -37714,7 +38650,7 @@
               <w:pStyle w:val="Compact"/>
               <w:spacing w:line="240" w:lineRule="auto" w:after="0"/>
               <w:ind w:firstLine="0"/>
-              <w:jc w:val="center"/>
+              <w:jc w:val="both"/>
             </w:pPr>
             <w:r>
               <w:rPr>
@@ -37733,7 +38669,7 @@
               <w:pStyle w:val="Compact"/>
               <w:spacing w:line="240" w:lineRule="auto" w:after="0"/>
               <w:ind w:firstLine="0"/>
-              <w:jc w:val="center"/>
+              <w:jc w:val="right"/>
             </w:pPr>
             <w:r>
               <w:rPr>
@@ -37754,17 +38690,18 @@
               <w:pStyle w:val="Compact"/>
               <w:spacing w:line="240" w:lineRule="auto" w:after="0"/>
               <w:ind w:firstLine="0"/>
-            </w:pPr>
-          </w:p>
-        </w:tc>
-        <w:tc>
-          <w:tcPr/>
-          <w:p>
-            <w:pPr>
-              <w:pStyle w:val="Compact"/>
-              <w:spacing w:line="240" w:lineRule="auto" w:after="0"/>
-              <w:ind w:firstLine="0"/>
               <w:jc w:val="left"/>
+            </w:pPr>
+          </w:p>
+        </w:tc>
+        <w:tc>
+          <w:tcPr/>
+          <w:p>
+            <w:pPr>
+              <w:pStyle w:val="Compact"/>
+              <w:spacing w:line="240" w:lineRule="auto" w:after="0"/>
+              <w:ind w:firstLine="0"/>
+              <w:jc w:val="both"/>
             </w:pPr>
             <w:r>
               <w:rPr>
@@ -37799,7 +38736,7 @@
               <w:pStyle w:val="Compact"/>
               <w:spacing w:line="240" w:lineRule="auto" w:after="0"/>
               <w:ind w:firstLine="0"/>
-              <w:jc w:val="center"/>
+              <w:jc w:val="right"/>
             </w:pPr>
             <w:r>
               <w:rPr>
@@ -37818,7 +38755,7 @@
               <w:pStyle w:val="Compact"/>
               <w:spacing w:line="240" w:lineRule="auto" w:after="0"/>
               <w:ind w:firstLine="0"/>
-              <w:jc w:val="center"/>
+              <w:jc w:val="right"/>
             </w:pPr>
             <w:r>
               <w:rPr>
@@ -37837,7 +38774,7 @@
               <w:pStyle w:val="Compact"/>
               <w:spacing w:line="240" w:lineRule="auto" w:after="0"/>
               <w:ind w:firstLine="0"/>
-              <w:jc w:val="center"/>
+              <w:jc w:val="both"/>
             </w:pPr>
             <w:r>
               <w:rPr>
@@ -37856,7 +38793,7 @@
               <w:pStyle w:val="Compact"/>
               <w:spacing w:line="240" w:lineRule="auto" w:after="0"/>
               <w:ind w:firstLine="0"/>
-              <w:jc w:val="center"/>
+              <w:jc w:val="right"/>
             </w:pPr>
             <w:r>
               <w:rPr>
@@ -37875,7 +38812,7 @@
               <w:pStyle w:val="Compact"/>
               <w:spacing w:line="240" w:lineRule="auto" w:after="0"/>
               <w:ind w:firstLine="0"/>
-              <w:jc w:val="center"/>
+              <w:jc w:val="right"/>
             </w:pPr>
             <w:r>
               <w:rPr>
@@ -37894,7 +38831,7 @@
               <w:pStyle w:val="Compact"/>
               <w:spacing w:line="240" w:lineRule="auto" w:after="0"/>
               <w:ind w:firstLine="0"/>
-              <w:jc w:val="center"/>
+              <w:jc w:val="right"/>
             </w:pPr>
             <w:r>
               <w:rPr>
@@ -37913,7 +38850,7 @@
               <w:pStyle w:val="Compact"/>
               <w:spacing w:line="240" w:lineRule="auto" w:after="0"/>
               <w:ind w:firstLine="0"/>
-              <w:jc w:val="center"/>
+              <w:jc w:val="both"/>
             </w:pPr>
             <w:r>
               <w:rPr>
@@ -37932,7 +38869,7 @@
               <w:pStyle w:val="Compact"/>
               <w:spacing w:line="240" w:lineRule="auto" w:after="0"/>
               <w:ind w:firstLine="0"/>
-              <w:jc w:val="center"/>
+              <w:jc w:val="right"/>
             </w:pPr>
             <w:r>
               <w:rPr>
@@ -37972,7 +38909,7 @@
               <w:pStyle w:val="Compact"/>
               <w:spacing w:line="240" w:lineRule="auto" w:after="0"/>
               <w:ind w:firstLine="0"/>
-              <w:jc w:val="left"/>
+              <w:jc w:val="both"/>
             </w:pPr>
             <w:r>
               <w:rPr>
@@ -37991,7 +38928,7 @@
               <w:pStyle w:val="Compact"/>
               <w:spacing w:line="240" w:lineRule="auto" w:after="0"/>
               <w:ind w:firstLine="0"/>
-              <w:jc w:val="center"/>
+              <w:jc w:val="right"/>
             </w:pPr>
             <w:r>
               <w:rPr>
@@ -38010,7 +38947,7 @@
               <w:pStyle w:val="Compact"/>
               <w:spacing w:line="240" w:lineRule="auto" w:after="0"/>
               <w:ind w:firstLine="0"/>
-              <w:jc w:val="center"/>
+              <w:jc w:val="right"/>
             </w:pPr>
             <w:r>
               <w:rPr>
@@ -38029,7 +38966,7 @@
               <w:pStyle w:val="Compact"/>
               <w:spacing w:line="240" w:lineRule="auto" w:after="0"/>
               <w:ind w:firstLine="0"/>
-              <w:jc w:val="center"/>
+              <w:jc w:val="both"/>
             </w:pPr>
             <w:r>
               <w:rPr>
@@ -38048,7 +38985,7 @@
               <w:pStyle w:val="Compact"/>
               <w:spacing w:line="240" w:lineRule="auto" w:after="0"/>
               <w:ind w:firstLine="0"/>
-              <w:jc w:val="center"/>
+              <w:jc w:val="right"/>
             </w:pPr>
             <w:r>
               <w:rPr>
@@ -38067,7 +39004,7 @@
               <w:pStyle w:val="Compact"/>
               <w:spacing w:line="240" w:lineRule="auto" w:after="0"/>
               <w:ind w:firstLine="0"/>
-              <w:jc w:val="center"/>
+              <w:jc w:val="right"/>
             </w:pPr>
             <w:r>
               <w:rPr>
@@ -38086,7 +39023,7 @@
               <w:pStyle w:val="Compact"/>
               <w:spacing w:line="240" w:lineRule="auto" w:after="0"/>
               <w:ind w:firstLine="0"/>
-              <w:jc w:val="center"/>
+              <w:jc w:val="right"/>
             </w:pPr>
             <w:r>
               <w:rPr>
@@ -38105,7 +39042,7 @@
               <w:pStyle w:val="Compact"/>
               <w:spacing w:line="240" w:lineRule="auto" w:after="0"/>
               <w:ind w:firstLine="0"/>
-              <w:jc w:val="center"/>
+              <w:jc w:val="both"/>
             </w:pPr>
             <w:r>
               <w:rPr>
@@ -38124,7 +39061,7 @@
               <w:pStyle w:val="Compact"/>
               <w:spacing w:line="240" w:lineRule="auto" w:after="0"/>
               <w:ind w:firstLine="0"/>
-              <w:jc w:val="center"/>
+              <w:jc w:val="right"/>
             </w:pPr>
             <w:r>
               <w:rPr>
@@ -38145,18 +39082,19 @@
               <w:pStyle w:val="Compact"/>
               <w:spacing w:line="240" w:lineRule="auto" w:after="0"/>
               <w:ind w:firstLine="0"/>
-            </w:pPr>
-          </w:p>
-        </w:tc>
-        <w:tc>
-          <w:tcPr/>
-          <w:p>
-            <w:pPr>
-              <w:pStyle w:val="Compact"/>
-              <w:spacing w:line="240" w:lineRule="auto" w:after="0"/>
-              <w:ind w:firstLine="0"/>
               <w:jc w:val="left"/>
             </w:pPr>
+          </w:p>
+        </w:tc>
+        <w:tc>
+          <w:tcPr/>
+          <w:p>
+            <w:pPr>
+              <w:pStyle w:val="Compact"/>
+              <w:spacing w:line="240" w:lineRule="auto" w:after="0"/>
+              <w:ind w:firstLine="0"/>
+              <w:jc w:val="both"/>
+            </w:pPr>
             <w:r>
               <w:rPr>
                 <w:rFonts w:ascii="Arial" w:hAnsi="Arial"/>
@@ -38174,7 +39112,7 @@
               <w:pStyle w:val="Compact"/>
               <w:spacing w:line="240" w:lineRule="auto" w:after="0"/>
               <w:ind w:firstLine="0"/>
-              <w:jc w:val="center"/>
+              <w:jc w:val="right"/>
             </w:pPr>
             <w:r>
               <w:rPr>
@@ -38193,7 +39131,7 @@
               <w:pStyle w:val="Compact"/>
               <w:spacing w:line="240" w:lineRule="auto" w:after="0"/>
               <w:ind w:firstLine="0"/>
-              <w:jc w:val="center"/>
+              <w:jc w:val="right"/>
             </w:pPr>
             <w:r>
               <w:rPr>
@@ -38212,7 +39150,7 @@
               <w:pStyle w:val="Compact"/>
               <w:spacing w:line="240" w:lineRule="auto" w:after="0"/>
               <w:ind w:firstLine="0"/>
-              <w:jc w:val="center"/>
+              <w:jc w:val="right"/>
             </w:pPr>
             <w:r>
               <w:rPr>
@@ -38231,7 +39169,7 @@
               <w:pStyle w:val="Compact"/>
               <w:spacing w:line="240" w:lineRule="auto" w:after="0"/>
               <w:ind w:firstLine="0"/>
-              <w:jc w:val="center"/>
+              <w:jc w:val="right"/>
             </w:pPr>
             <w:r>
               <w:rPr>
@@ -38250,7 +39188,7 @@
               <w:pStyle w:val="Compact"/>
               <w:spacing w:line="240" w:lineRule="auto" w:after="0"/>
               <w:ind w:firstLine="0"/>
-              <w:jc w:val="center"/>
+              <w:jc w:val="right"/>
             </w:pPr>
             <w:r>
               <w:rPr>
@@ -38269,7 +39207,7 @@
               <w:pStyle w:val="Compact"/>
               <w:spacing w:line="240" w:lineRule="auto" w:after="0"/>
               <w:ind w:firstLine="0"/>
-              <w:jc w:val="center"/>
+              <w:jc w:val="right"/>
             </w:pPr>
             <w:r>
               <w:rPr>
@@ -38288,7 +39226,7 @@
               <w:pStyle w:val="Compact"/>
               <w:spacing w:line="240" w:lineRule="auto" w:after="0"/>
               <w:ind w:firstLine="0"/>
-              <w:jc w:val="center"/>
+              <w:jc w:val="both"/>
             </w:pPr>
             <w:r>
               <w:rPr>
@@ -38307,7 +39245,7 @@
               <w:pStyle w:val="Compact"/>
               <w:spacing w:line="240" w:lineRule="auto" w:after="0"/>
               <w:ind w:firstLine="0"/>
-              <w:jc w:val="center"/>
+              <w:jc w:val="right"/>
             </w:pPr>
             <w:r>
               <w:rPr>
@@ -38328,18 +39266,19 @@
               <w:pStyle w:val="Compact"/>
               <w:spacing w:line="240" w:lineRule="auto" w:after="0"/>
               <w:ind w:firstLine="0"/>
-            </w:pPr>
-          </w:p>
-        </w:tc>
-        <w:tc>
-          <w:tcPr/>
-          <w:p>
-            <w:pPr>
-              <w:pStyle w:val="Compact"/>
-              <w:spacing w:line="240" w:lineRule="auto" w:after="0"/>
-              <w:ind w:firstLine="0"/>
               <w:jc w:val="left"/>
             </w:pPr>
+          </w:p>
+        </w:tc>
+        <w:tc>
+          <w:tcPr/>
+          <w:p>
+            <w:pPr>
+              <w:pStyle w:val="Compact"/>
+              <w:spacing w:line="240" w:lineRule="auto" w:after="0"/>
+              <w:ind w:firstLine="0"/>
+              <w:jc w:val="both"/>
+            </w:pPr>
             <w:r>
               <w:rPr>
                 <w:rFonts w:ascii="Arial" w:hAnsi="Arial"/>
@@ -38357,7 +39296,7 @@
               <w:pStyle w:val="Compact"/>
               <w:spacing w:line="240" w:lineRule="auto" w:after="0"/>
               <w:ind w:firstLine="0"/>
-              <w:jc w:val="center"/>
+              <w:jc w:val="right"/>
             </w:pPr>
             <w:r>
               <w:rPr>
@@ -38376,7 +39315,7 @@
               <w:pStyle w:val="Compact"/>
               <w:spacing w:line="240" w:lineRule="auto" w:after="0"/>
               <w:ind w:firstLine="0"/>
-              <w:jc w:val="center"/>
+              <w:jc w:val="right"/>
             </w:pPr>
             <w:r>
               <w:rPr>
@@ -38395,7 +39334,7 @@
               <w:pStyle w:val="Compact"/>
               <w:spacing w:line="240" w:lineRule="auto" w:after="0"/>
               <w:ind w:firstLine="0"/>
-              <w:jc w:val="center"/>
+              <w:jc w:val="both"/>
             </w:pPr>
             <w:r>
               <w:rPr>
@@ -38414,7 +39353,7 @@
               <w:pStyle w:val="Compact"/>
               <w:spacing w:line="240" w:lineRule="auto" w:after="0"/>
               <w:ind w:firstLine="0"/>
-              <w:jc w:val="center"/>
+              <w:jc w:val="right"/>
             </w:pPr>
             <w:r>
               <w:rPr>
@@ -38433,7 +39372,7 @@
               <w:pStyle w:val="Compact"/>
               <w:spacing w:line="240" w:lineRule="auto" w:after="0"/>
               <w:ind w:firstLine="0"/>
-              <w:jc w:val="center"/>
+              <w:jc w:val="right"/>
             </w:pPr>
             <w:r>
               <w:rPr>
@@ -38452,7 +39391,7 @@
               <w:pStyle w:val="Compact"/>
               <w:spacing w:line="240" w:lineRule="auto" w:after="0"/>
               <w:ind w:firstLine="0"/>
-              <w:jc w:val="center"/>
+              <w:jc w:val="right"/>
             </w:pPr>
             <w:r>
               <w:rPr>
@@ -38471,7 +39410,7 @@
               <w:pStyle w:val="Compact"/>
               <w:spacing w:line="240" w:lineRule="auto" w:after="0"/>
               <w:ind w:firstLine="0"/>
-              <w:jc w:val="center"/>
+              <w:jc w:val="both"/>
             </w:pPr>
             <w:r>
               <w:rPr>
@@ -38490,7 +39429,7 @@
               <w:pStyle w:val="Compact"/>
               <w:spacing w:line="240" w:lineRule="auto" w:after="0"/>
               <w:ind w:firstLine="0"/>
-              <w:jc w:val="center"/>
+              <w:jc w:val="right"/>
             </w:pPr>
             <w:r>
               <w:rPr>
@@ -38511,17 +39450,18 @@
               <w:pStyle w:val="Compact"/>
               <w:spacing w:line="240" w:lineRule="auto" w:after="0"/>
               <w:ind w:firstLine="0"/>
-            </w:pPr>
-          </w:p>
-        </w:tc>
-        <w:tc>
-          <w:tcPr/>
-          <w:p>
-            <w:pPr>
-              <w:pStyle w:val="Compact"/>
-              <w:spacing w:line="240" w:lineRule="auto" w:after="0"/>
-              <w:ind w:firstLine="0"/>
               <w:jc w:val="left"/>
+            </w:pPr>
+          </w:p>
+        </w:tc>
+        <w:tc>
+          <w:tcPr/>
+          <w:p>
+            <w:pPr>
+              <w:pStyle w:val="Compact"/>
+              <w:spacing w:line="240" w:lineRule="auto" w:after="0"/>
+              <w:ind w:firstLine="0"/>
+              <w:jc w:val="both"/>
             </w:pPr>
             <w:r>
               <w:rPr>
@@ -38556,7 +39496,7 @@
               <w:pStyle w:val="Compact"/>
               <w:spacing w:line="240" w:lineRule="auto" w:after="0"/>
               <w:ind w:firstLine="0"/>
-              <w:jc w:val="center"/>
+              <w:jc w:val="right"/>
             </w:pPr>
             <w:r>
               <w:rPr>
@@ -38575,7 +39515,7 @@
               <w:pStyle w:val="Compact"/>
               <w:spacing w:line="240" w:lineRule="auto" w:after="0"/>
               <w:ind w:firstLine="0"/>
-              <w:jc w:val="center"/>
+              <w:jc w:val="right"/>
             </w:pPr>
             <w:r>
               <w:rPr>
@@ -38594,7 +39534,7 @@
               <w:pStyle w:val="Compact"/>
               <w:spacing w:line="240" w:lineRule="auto" w:after="0"/>
               <w:ind w:firstLine="0"/>
-              <w:jc w:val="center"/>
+              <w:jc w:val="both"/>
             </w:pPr>
             <w:r>
               <w:rPr>
@@ -38613,7 +39553,7 @@
               <w:pStyle w:val="Compact"/>
               <w:spacing w:line="240" w:lineRule="auto" w:after="0"/>
               <w:ind w:firstLine="0"/>
-              <w:jc w:val="center"/>
+              <w:jc w:val="right"/>
             </w:pPr>
             <w:r>
               <w:rPr>
@@ -38632,7 +39572,7 @@
               <w:pStyle w:val="Compact"/>
               <w:spacing w:line="240" w:lineRule="auto" w:after="0"/>
               <w:ind w:firstLine="0"/>
-              <w:jc w:val="center"/>
+              <w:jc w:val="right"/>
             </w:pPr>
             <w:r>
               <w:rPr>
@@ -38651,7 +39591,7 @@
               <w:pStyle w:val="Compact"/>
               <w:spacing w:line="240" w:lineRule="auto" w:after="0"/>
               <w:ind w:firstLine="0"/>
-              <w:jc w:val="center"/>
+              <w:jc w:val="right"/>
             </w:pPr>
             <w:r>
               <w:rPr>
@@ -38670,7 +39610,7 @@
               <w:pStyle w:val="Compact"/>
               <w:spacing w:line="240" w:lineRule="auto" w:after="0"/>
               <w:ind w:firstLine="0"/>
-              <w:jc w:val="center"/>
+              <w:jc w:val="both"/>
             </w:pPr>
             <w:r>
               <w:rPr>
@@ -38689,7 +39629,7 @@
               <w:pStyle w:val="Compact"/>
               <w:spacing w:line="240" w:lineRule="auto" w:after="0"/>
               <w:ind w:firstLine="0"/>
-              <w:jc w:val="center"/>
+              <w:jc w:val="right"/>
             </w:pPr>
             <w:r>
               <w:rPr>
@@ -38729,7 +39669,7 @@
               <w:pStyle w:val="Compact"/>
               <w:spacing w:line="240" w:lineRule="auto" w:after="0"/>
               <w:ind w:firstLine="0"/>
-              <w:jc w:val="left"/>
+              <w:jc w:val="both"/>
             </w:pPr>
             <w:r>
               <w:rPr>
@@ -38748,7 +39688,7 @@
               <w:pStyle w:val="Compact"/>
               <w:spacing w:line="240" w:lineRule="auto" w:after="0"/>
               <w:ind w:firstLine="0"/>
-              <w:jc w:val="center"/>
+              <w:jc w:val="right"/>
             </w:pPr>
             <w:r>
               <w:rPr>
@@ -38767,7 +39707,7 @@
               <w:pStyle w:val="Compact"/>
               <w:spacing w:line="240" w:lineRule="auto" w:after="0"/>
               <w:ind w:firstLine="0"/>
-              <w:jc w:val="center"/>
+              <w:jc w:val="right"/>
             </w:pPr>
             <w:r>
               <w:rPr>
@@ -38786,7 +39726,7 @@
               <w:pStyle w:val="Compact"/>
               <w:spacing w:line="240" w:lineRule="auto" w:after="0"/>
               <w:ind w:firstLine="0"/>
-              <w:jc w:val="center"/>
+              <w:jc w:val="both"/>
             </w:pPr>
             <w:r>
               <w:rPr>
@@ -38805,7 +39745,7 @@
               <w:pStyle w:val="Compact"/>
               <w:spacing w:line="240" w:lineRule="auto" w:after="0"/>
               <w:ind w:firstLine="0"/>
-              <w:jc w:val="center"/>
+              <w:jc w:val="right"/>
             </w:pPr>
             <w:r>
               <w:rPr>
@@ -38824,7 +39764,7 @@
               <w:pStyle w:val="Compact"/>
               <w:spacing w:line="240" w:lineRule="auto" w:after="0"/>
               <w:ind w:firstLine="0"/>
-              <w:jc w:val="center"/>
+              <w:jc w:val="right"/>
             </w:pPr>
             <w:r>
               <w:rPr>
@@ -38843,7 +39783,7 @@
               <w:pStyle w:val="Compact"/>
               <w:spacing w:line="240" w:lineRule="auto" w:after="0"/>
               <w:ind w:firstLine="0"/>
-              <w:jc w:val="center"/>
+              <w:jc w:val="right"/>
             </w:pPr>
             <w:r>
               <w:rPr>
@@ -38862,7 +39802,7 @@
               <w:pStyle w:val="Compact"/>
               <w:spacing w:line="240" w:lineRule="auto" w:after="0"/>
               <w:ind w:firstLine="0"/>
-              <w:jc w:val="center"/>
+              <w:jc w:val="both"/>
             </w:pPr>
             <w:r>
               <w:rPr>
@@ -38881,7 +39821,7 @@
               <w:pStyle w:val="Compact"/>
               <w:spacing w:line="240" w:lineRule="auto" w:after="0"/>
               <w:ind w:firstLine="0"/>
-              <w:jc w:val="center"/>
+              <w:jc w:val="right"/>
             </w:pPr>
             <w:r>
               <w:rPr>
@@ -38902,18 +39842,19 @@
               <w:pStyle w:val="Compact"/>
               <w:spacing w:line="240" w:lineRule="auto" w:after="0"/>
               <w:ind w:firstLine="0"/>
-            </w:pPr>
-          </w:p>
-        </w:tc>
-        <w:tc>
-          <w:tcPr/>
-          <w:p>
-            <w:pPr>
-              <w:pStyle w:val="Compact"/>
-              <w:spacing w:line="240" w:lineRule="auto" w:after="0"/>
-              <w:ind w:firstLine="0"/>
               <w:jc w:val="left"/>
             </w:pPr>
+          </w:p>
+        </w:tc>
+        <w:tc>
+          <w:tcPr/>
+          <w:p>
+            <w:pPr>
+              <w:pStyle w:val="Compact"/>
+              <w:spacing w:line="240" w:lineRule="auto" w:after="0"/>
+              <w:ind w:firstLine="0"/>
+              <w:jc w:val="both"/>
+            </w:pPr>
             <w:r>
               <w:rPr>
                 <w:rFonts w:ascii="Arial" w:hAnsi="Arial"/>
@@ -38931,7 +39872,7 @@
               <w:pStyle w:val="Compact"/>
               <w:spacing w:line="240" w:lineRule="auto" w:after="0"/>
               <w:ind w:firstLine="0"/>
-              <w:jc w:val="center"/>
+              <w:jc w:val="right"/>
             </w:pPr>
             <w:r>
               <w:rPr>
@@ -38950,7 +39891,7 @@
               <w:pStyle w:val="Compact"/>
               <w:spacing w:line="240" w:lineRule="auto" w:after="0"/>
               <w:ind w:firstLine="0"/>
-              <w:jc w:val="center"/>
+              <w:jc w:val="right"/>
             </w:pPr>
             <w:r>
               <w:rPr>
@@ -38969,7 +39910,7 @@
               <w:pStyle w:val="Compact"/>
               <w:spacing w:line="240" w:lineRule="auto" w:after="0"/>
               <w:ind w:firstLine="0"/>
-              <w:jc w:val="center"/>
+              <w:jc w:val="right"/>
             </w:pPr>
             <w:r>
               <w:rPr>
@@ -38988,7 +39929,7 @@
               <w:pStyle w:val="Compact"/>
               <w:spacing w:line="240" w:lineRule="auto" w:after="0"/>
               <w:ind w:firstLine="0"/>
-              <w:jc w:val="center"/>
+              <w:jc w:val="right"/>
             </w:pPr>
             <w:r>
               <w:rPr>
@@ -39007,7 +39948,7 @@
               <w:pStyle w:val="Compact"/>
               <w:spacing w:line="240" w:lineRule="auto" w:after="0"/>
               <w:ind w:firstLine="0"/>
-              <w:jc w:val="center"/>
+              <w:jc w:val="right"/>
             </w:pPr>
             <w:r>
               <w:rPr>
@@ -39026,7 +39967,7 @@
               <w:pStyle w:val="Compact"/>
               <w:spacing w:line="240" w:lineRule="auto" w:after="0"/>
               <w:ind w:firstLine="0"/>
-              <w:jc w:val="center"/>
+              <w:jc w:val="right"/>
             </w:pPr>
             <w:r>
               <w:rPr>
@@ -39045,7 +39986,7 @@
               <w:pStyle w:val="Compact"/>
               <w:spacing w:line="240" w:lineRule="auto" w:after="0"/>
               <w:ind w:firstLine="0"/>
-              <w:jc w:val="center"/>
+              <w:jc w:val="both"/>
             </w:pPr>
             <w:r>
               <w:rPr>
@@ -39064,7 +40005,7 @@
               <w:pStyle w:val="Compact"/>
               <w:spacing w:line="240" w:lineRule="auto" w:after="0"/>
               <w:ind w:firstLine="0"/>
-              <w:jc w:val="center"/>
+              <w:jc w:val="right"/>
             </w:pPr>
             <w:r>
               <w:rPr>
@@ -39085,18 +40026,19 @@
               <w:pStyle w:val="Compact"/>
               <w:spacing w:line="240" w:lineRule="auto" w:after="0"/>
               <w:ind w:firstLine="0"/>
-            </w:pPr>
-          </w:p>
-        </w:tc>
-        <w:tc>
-          <w:tcPr/>
-          <w:p>
-            <w:pPr>
-              <w:pStyle w:val="Compact"/>
-              <w:spacing w:line="240" w:lineRule="auto" w:after="0"/>
-              <w:ind w:firstLine="0"/>
               <w:jc w:val="left"/>
             </w:pPr>
+          </w:p>
+        </w:tc>
+        <w:tc>
+          <w:tcPr/>
+          <w:p>
+            <w:pPr>
+              <w:pStyle w:val="Compact"/>
+              <w:spacing w:line="240" w:lineRule="auto" w:after="0"/>
+              <w:ind w:firstLine="0"/>
+              <w:jc w:val="both"/>
+            </w:pPr>
             <w:r>
               <w:rPr>
                 <w:rFonts w:ascii="Arial" w:hAnsi="Arial"/>
@@ -39114,7 +40056,7 @@
               <w:pStyle w:val="Compact"/>
               <w:spacing w:line="240" w:lineRule="auto" w:after="0"/>
               <w:ind w:firstLine="0"/>
-              <w:jc w:val="center"/>
+              <w:jc w:val="right"/>
             </w:pPr>
             <w:r>
               <w:rPr>
@@ -39133,7 +40075,7 @@
               <w:pStyle w:val="Compact"/>
               <w:spacing w:line="240" w:lineRule="auto" w:after="0"/>
               <w:ind w:firstLine="0"/>
-              <w:jc w:val="center"/>
+              <w:jc w:val="right"/>
             </w:pPr>
             <w:r>
               <w:rPr>
@@ -39152,7 +40094,7 @@
               <w:pStyle w:val="Compact"/>
               <w:spacing w:line="240" w:lineRule="auto" w:after="0"/>
               <w:ind w:firstLine="0"/>
-              <w:jc w:val="center"/>
+              <w:jc w:val="both"/>
             </w:pPr>
             <w:r>
               <w:rPr>
@@ -39171,7 +40113,7 @@
               <w:pStyle w:val="Compact"/>
               <w:spacing w:line="240" w:lineRule="auto" w:after="0"/>
               <w:ind w:firstLine="0"/>
-              <w:jc w:val="center"/>
+              <w:jc w:val="right"/>
             </w:pPr>
             <w:r>
               <w:rPr>
@@ -39190,7 +40132,7 @@
               <w:pStyle w:val="Compact"/>
               <w:spacing w:line="240" w:lineRule="auto" w:after="0"/>
               <w:ind w:firstLine="0"/>
-              <w:jc w:val="center"/>
+              <w:jc w:val="right"/>
             </w:pPr>
             <w:r>
               <w:rPr>
@@ -39209,7 +40151,7 @@
               <w:pStyle w:val="Compact"/>
               <w:spacing w:line="240" w:lineRule="auto" w:after="0"/>
               <w:ind w:firstLine="0"/>
-              <w:jc w:val="center"/>
+              <w:jc w:val="right"/>
             </w:pPr>
             <w:r>
               <w:rPr>
@@ -39228,7 +40170,7 @@
               <w:pStyle w:val="Compact"/>
               <w:spacing w:line="240" w:lineRule="auto" w:after="0"/>
               <w:ind w:firstLine="0"/>
-              <w:jc w:val="center"/>
+              <w:jc w:val="both"/>
             </w:pPr>
             <w:r>
               <w:rPr>
@@ -39247,7 +40189,7 @@
               <w:pStyle w:val="Compact"/>
               <w:spacing w:line="240" w:lineRule="auto" w:after="0"/>
               <w:ind w:firstLine="0"/>
-              <w:jc w:val="center"/>
+              <w:jc w:val="right"/>
             </w:pPr>
             <w:r>
               <w:rPr>
@@ -39262,23 +40204,38 @@
       </w:tr>
       <w:tr>
         <w:tc>
-          <w:tcPr/>
-          <w:p>
-            <w:pPr>
-              <w:pStyle w:val="Compact"/>
-              <w:spacing w:line="240" w:lineRule="auto" w:after="0"/>
-              <w:ind w:firstLine="0"/>
-            </w:pPr>
-          </w:p>
-        </w:tc>
-        <w:tc>
-          <w:tcPr/>
+          <w:tcPr>
+            <w:tcBorders>
+              <w:top w:val="nil"/>
+              <w:left w:val="nil"/>
+              <w:bottom w:val="single" w:sz="8" w:color="000000"/>
+              <w:right w:val="nil"/>
+            </w:tcBorders>
+          </w:tcPr>
           <w:p>
             <w:pPr>
               <w:pStyle w:val="Compact"/>
               <w:spacing w:line="240" w:lineRule="auto" w:after="0"/>
               <w:ind w:firstLine="0"/>
               <w:jc w:val="left"/>
+            </w:pPr>
+          </w:p>
+        </w:tc>
+        <w:tc>
+          <w:tcPr>
+            <w:tcBorders>
+              <w:top w:val="nil"/>
+              <w:left w:val="nil"/>
+              <w:bottom w:val="single" w:sz="8" w:color="000000"/>
+              <w:right w:val="nil"/>
+            </w:tcBorders>
+          </w:tcPr>
+          <w:p>
+            <w:pPr>
+              <w:pStyle w:val="Compact"/>
+              <w:spacing w:line="240" w:lineRule="auto" w:after="0"/>
+              <w:ind w:firstLine="0"/>
+              <w:jc w:val="both"/>
             </w:pPr>
             <w:r>
               <w:rPr>
@@ -39307,13 +40264,20 @@
           </w:p>
         </w:tc>
         <w:tc>
-          <w:tcPr/>
-          <w:p>
-            <w:pPr>
-              <w:pStyle w:val="Compact"/>
-              <w:spacing w:line="240" w:lineRule="auto" w:after="0"/>
-              <w:ind w:firstLine="0"/>
-              <w:jc w:val="center"/>
+          <w:tcPr>
+            <w:tcBorders>
+              <w:top w:val="nil"/>
+              <w:left w:val="nil"/>
+              <w:bottom w:val="single" w:sz="8" w:color="000000"/>
+              <w:right w:val="nil"/>
+            </w:tcBorders>
+          </w:tcPr>
+          <w:p>
+            <w:pPr>
+              <w:pStyle w:val="Compact"/>
+              <w:spacing w:line="240" w:lineRule="auto" w:after="0"/>
+              <w:ind w:firstLine="0"/>
+              <w:jc w:val="right"/>
             </w:pPr>
             <w:r>
               <w:rPr>
@@ -39326,13 +40290,20 @@
           </w:p>
         </w:tc>
         <w:tc>
-          <w:tcPr/>
-          <w:p>
-            <w:pPr>
-              <w:pStyle w:val="Compact"/>
-              <w:spacing w:line="240" w:lineRule="auto" w:after="0"/>
-              <w:ind w:firstLine="0"/>
-              <w:jc w:val="center"/>
+          <w:tcPr>
+            <w:tcBorders>
+              <w:top w:val="nil"/>
+              <w:left w:val="nil"/>
+              <w:bottom w:val="single" w:sz="8" w:color="000000"/>
+              <w:right w:val="nil"/>
+            </w:tcBorders>
+          </w:tcPr>
+          <w:p>
+            <w:pPr>
+              <w:pStyle w:val="Compact"/>
+              <w:spacing w:line="240" w:lineRule="auto" w:after="0"/>
+              <w:ind w:firstLine="0"/>
+              <w:jc w:val="right"/>
             </w:pPr>
             <w:r>
               <w:rPr>
@@ -39345,13 +40316,20 @@
           </w:p>
         </w:tc>
         <w:tc>
-          <w:tcPr/>
-          <w:p>
-            <w:pPr>
-              <w:pStyle w:val="Compact"/>
-              <w:spacing w:line="240" w:lineRule="auto" w:after="0"/>
-              <w:ind w:firstLine="0"/>
-              <w:jc w:val="center"/>
+          <w:tcPr>
+            <w:tcBorders>
+              <w:top w:val="nil"/>
+              <w:left w:val="nil"/>
+              <w:bottom w:val="single" w:sz="8" w:color="000000"/>
+              <w:right w:val="nil"/>
+            </w:tcBorders>
+          </w:tcPr>
+          <w:p>
+            <w:pPr>
+              <w:pStyle w:val="Compact"/>
+              <w:spacing w:line="240" w:lineRule="auto" w:after="0"/>
+              <w:ind w:firstLine="0"/>
+              <w:jc w:val="both"/>
             </w:pPr>
             <w:r>
               <w:rPr>
@@ -39364,13 +40342,20 @@
           </w:p>
         </w:tc>
         <w:tc>
-          <w:tcPr/>
-          <w:p>
-            <w:pPr>
-              <w:pStyle w:val="Compact"/>
-              <w:spacing w:line="240" w:lineRule="auto" w:after="0"/>
-              <w:ind w:firstLine="0"/>
-              <w:jc w:val="center"/>
+          <w:tcPr>
+            <w:tcBorders>
+              <w:top w:val="nil"/>
+              <w:left w:val="nil"/>
+              <w:bottom w:val="single" w:sz="8" w:color="000000"/>
+              <w:right w:val="nil"/>
+            </w:tcBorders>
+          </w:tcPr>
+          <w:p>
+            <w:pPr>
+              <w:pStyle w:val="Compact"/>
+              <w:spacing w:line="240" w:lineRule="auto" w:after="0"/>
+              <w:ind w:firstLine="0"/>
+              <w:jc w:val="right"/>
             </w:pPr>
             <w:r>
               <w:rPr>
@@ -39383,13 +40368,20 @@
           </w:p>
         </w:tc>
         <w:tc>
-          <w:tcPr/>
-          <w:p>
-            <w:pPr>
-              <w:pStyle w:val="Compact"/>
-              <w:spacing w:line="240" w:lineRule="auto" w:after="0"/>
-              <w:ind w:firstLine="0"/>
-              <w:jc w:val="center"/>
+          <w:tcPr>
+            <w:tcBorders>
+              <w:top w:val="nil"/>
+              <w:left w:val="nil"/>
+              <w:bottom w:val="single" w:sz="8" w:color="000000"/>
+              <w:right w:val="nil"/>
+            </w:tcBorders>
+          </w:tcPr>
+          <w:p>
+            <w:pPr>
+              <w:pStyle w:val="Compact"/>
+              <w:spacing w:line="240" w:lineRule="auto" w:after="0"/>
+              <w:ind w:firstLine="0"/>
+              <w:jc w:val="right"/>
             </w:pPr>
             <w:r>
               <w:rPr>
@@ -39402,13 +40394,20 @@
           </w:p>
         </w:tc>
         <w:tc>
-          <w:tcPr/>
-          <w:p>
-            <w:pPr>
-              <w:pStyle w:val="Compact"/>
-              <w:spacing w:line="240" w:lineRule="auto" w:after="0"/>
-              <w:ind w:firstLine="0"/>
-              <w:jc w:val="center"/>
+          <w:tcPr>
+            <w:tcBorders>
+              <w:top w:val="nil"/>
+              <w:left w:val="nil"/>
+              <w:bottom w:val="single" w:sz="8" w:color="000000"/>
+              <w:right w:val="nil"/>
+            </w:tcBorders>
+          </w:tcPr>
+          <w:p>
+            <w:pPr>
+              <w:pStyle w:val="Compact"/>
+              <w:spacing w:line="240" w:lineRule="auto" w:after="0"/>
+              <w:ind w:firstLine="0"/>
+              <w:jc w:val="right"/>
             </w:pPr>
             <w:r>
               <w:rPr>
@@ -39421,13 +40420,20 @@
           </w:p>
         </w:tc>
         <w:tc>
-          <w:tcPr/>
-          <w:p>
-            <w:pPr>
-              <w:pStyle w:val="Compact"/>
-              <w:spacing w:line="240" w:lineRule="auto" w:after="0"/>
-              <w:ind w:firstLine="0"/>
-              <w:jc w:val="center"/>
+          <w:tcPr>
+            <w:tcBorders>
+              <w:top w:val="nil"/>
+              <w:left w:val="nil"/>
+              <w:bottom w:val="single" w:sz="8" w:color="000000"/>
+              <w:right w:val="nil"/>
+            </w:tcBorders>
+          </w:tcPr>
+          <w:p>
+            <w:pPr>
+              <w:pStyle w:val="Compact"/>
+              <w:spacing w:line="240" w:lineRule="auto" w:after="0"/>
+              <w:ind w:firstLine="0"/>
+              <w:jc w:val="both"/>
             </w:pPr>
             <w:r>
               <w:rPr>
@@ -39440,13 +40446,20 @@
           </w:p>
         </w:tc>
         <w:tc>
-          <w:tcPr/>
-          <w:p>
-            <w:pPr>
-              <w:pStyle w:val="Compact"/>
-              <w:spacing w:line="240" w:lineRule="auto" w:after="0"/>
-              <w:ind w:firstLine="0"/>
-              <w:jc w:val="center"/>
+          <w:tcPr>
+            <w:tcBorders>
+              <w:top w:val="nil"/>
+              <w:left w:val="nil"/>
+              <w:bottom w:val="single" w:sz="8" w:color="000000"/>
+              <w:right w:val="nil"/>
+            </w:tcBorders>
+          </w:tcPr>
+          <w:p>
+            <w:pPr>
+              <w:pStyle w:val="Compact"/>
+              <w:spacing w:line="240" w:lineRule="auto" w:after="0"/>
+              <w:ind w:firstLine="0"/>
+              <w:jc w:val="right"/>
             </w:pPr>
             <w:r>
               <w:rPr>
@@ -39464,7 +40477,7 @@
     <w:p>
       <w:pPr>
         <w:pStyle w:val="BodyText"/>
-        <w:spacing w:line="240" w:lineRule="auto" w:after="0"/>
+        <w:spacing w:line="240" w:lineRule="auto" w:before="40" w:after="240"/>
         <w:ind w:firstLine="0"/>
         <w:jc w:val="both"/>
       </w:pPr>
@@ -39534,7 +40547,7 @@
     <w:p>
       <w:pPr>
         <w:pStyle w:val="TableCaption"/>
-        <w:spacing w:line="240" w:lineRule="auto" w:after="0"/>
+        <w:spacing w:line="240" w:lineRule="auto" w:before="240" w:after="40"/>
         <w:ind w:firstLine="0"/>
         <w:jc w:val="both"/>
       </w:pPr>
@@ -39693,6 +40706,14 @@
         <w:tblW w:type="auto" w:w="0"/>
         <w:tblLook w:firstRow="1" w:lastRow="0" w:firstColumn="0" w:lastColumn="0" w:noHBand="0" w:noVBand="0" w:val="0020"/>
         <w:tblCaption w:val="Tabela 12. Decomposição interseccional (raça \times gênero) do gap de rendimento vs. o Homem Branco (grupo de referência). Dotações: parcela explicada por características observáveis; Retornos: parcela não explicada (discriminação). Penalidade extra: o quanto o gap da Mulher Negra excede a soma das penalidades de raça e de gênero isoladas (efeito interseccional puro, Crenshaw, 1989). PNAD Contínua, população completa (N do grupo de referência — homens brancos — na última linha da nota). Entre parênteses: erro-padrão por bootstrap em blocos por UPA."/>
+        <w:tblBorders>
+          <w:top w:val="nil"/>
+          <w:left w:val="nil"/>
+          <w:bottom w:val="nil"/>
+          <w:right w:val="nil"/>
+          <w:insideH w:val="nil"/>
+          <w:insideV w:val="nil"/>
+        </w:tblBorders>
       </w:tblPr>
       <w:tblGrid>
         <w:gridCol w:w="1320"/>
@@ -39707,13 +40728,20 @@
           <w:tblHeader w:val="on"/>
         </w:trPr>
         <w:tc>
-          <w:tcPr/>
-          <w:p>
-            <w:pPr>
-              <w:pStyle w:val="Compact"/>
-              <w:spacing w:line="240" w:lineRule="auto" w:after="0"/>
-              <w:ind w:firstLine="0"/>
-              <w:jc w:val="left"/>
+          <w:tcPr>
+            <w:tcBorders>
+              <w:top w:val="single" w:sz="8" w:color="000000"/>
+              <w:left w:val="nil"/>
+              <w:bottom w:val="single" w:sz="6" w:color="000000"/>
+              <w:right w:val="nil"/>
+            </w:tcBorders>
+          </w:tcPr>
+          <w:p>
+            <w:pPr>
+              <w:pStyle w:val="Compact"/>
+              <w:spacing w:line="240" w:lineRule="auto" w:after="0"/>
+              <w:ind w:firstLine="0"/>
+              <w:jc w:val="center"/>
             </w:pPr>
             <w:r>
               <w:rPr>
@@ -39726,13 +40754,20 @@
           </w:p>
         </w:tc>
         <w:tc>
-          <w:tcPr/>
-          <w:p>
-            <w:pPr>
-              <w:pStyle w:val="Compact"/>
-              <w:spacing w:line="240" w:lineRule="auto" w:after="0"/>
-              <w:ind w:firstLine="0"/>
-              <w:jc w:val="right"/>
+          <w:tcPr>
+            <w:tcBorders>
+              <w:top w:val="single" w:sz="8" w:color="000000"/>
+              <w:left w:val="nil"/>
+              <w:bottom w:val="single" w:sz="6" w:color="000000"/>
+              <w:right w:val="nil"/>
+            </w:tcBorders>
+          </w:tcPr>
+          <w:p>
+            <w:pPr>
+              <w:pStyle w:val="Compact"/>
+              <w:spacing w:line="240" w:lineRule="auto" w:after="0"/>
+              <w:ind w:firstLine="0"/>
+              <w:jc w:val="center"/>
             </w:pPr>
             <w:r>
               <w:rPr>
@@ -39745,13 +40780,20 @@
           </w:p>
         </w:tc>
         <w:tc>
-          <w:tcPr/>
-          <w:p>
-            <w:pPr>
-              <w:pStyle w:val="Compact"/>
-              <w:spacing w:line="240" w:lineRule="auto" w:after="0"/>
-              <w:ind w:firstLine="0"/>
-              <w:jc w:val="right"/>
+          <w:tcPr>
+            <w:tcBorders>
+              <w:top w:val="single" w:sz="8" w:color="000000"/>
+              <w:left w:val="nil"/>
+              <w:bottom w:val="single" w:sz="6" w:color="000000"/>
+              <w:right w:val="nil"/>
+            </w:tcBorders>
+          </w:tcPr>
+          <w:p>
+            <w:pPr>
+              <w:pStyle w:val="Compact"/>
+              <w:spacing w:line="240" w:lineRule="auto" w:after="0"/>
+              <w:ind w:firstLine="0"/>
+              <w:jc w:val="center"/>
             </w:pPr>
             <w:r>
               <w:rPr>
@@ -39764,13 +40806,20 @@
           </w:p>
         </w:tc>
         <w:tc>
-          <w:tcPr/>
-          <w:p>
-            <w:pPr>
-              <w:pStyle w:val="Compact"/>
-              <w:spacing w:line="240" w:lineRule="auto" w:after="0"/>
-              <w:ind w:firstLine="0"/>
-              <w:jc w:val="right"/>
+          <w:tcPr>
+            <w:tcBorders>
+              <w:top w:val="single" w:sz="8" w:color="000000"/>
+              <w:left w:val="nil"/>
+              <w:bottom w:val="single" w:sz="6" w:color="000000"/>
+              <w:right w:val="nil"/>
+            </w:tcBorders>
+          </w:tcPr>
+          <w:p>
+            <w:pPr>
+              <w:pStyle w:val="Compact"/>
+              <w:spacing w:line="240" w:lineRule="auto" w:after="0"/>
+              <w:ind w:firstLine="0"/>
+              <w:jc w:val="center"/>
             </w:pPr>
             <w:r>
               <w:rPr>
@@ -39783,13 +40832,20 @@
           </w:p>
         </w:tc>
         <w:tc>
-          <w:tcPr/>
-          <w:p>
-            <w:pPr>
-              <w:pStyle w:val="Compact"/>
-              <w:spacing w:line="240" w:lineRule="auto" w:after="0"/>
-              <w:ind w:firstLine="0"/>
-              <w:jc w:val="right"/>
+          <w:tcPr>
+            <w:tcBorders>
+              <w:top w:val="single" w:sz="8" w:color="000000"/>
+              <w:left w:val="nil"/>
+              <w:bottom w:val="single" w:sz="6" w:color="000000"/>
+              <w:right w:val="nil"/>
+            </w:tcBorders>
+          </w:tcPr>
+          <w:p>
+            <w:pPr>
+              <w:pStyle w:val="Compact"/>
+              <w:spacing w:line="240" w:lineRule="auto" w:after="0"/>
+              <w:ind w:firstLine="0"/>
+              <w:jc w:val="center"/>
             </w:pPr>
             <w:r>
               <w:rPr>
@@ -39802,13 +40858,20 @@
           </w:p>
         </w:tc>
         <w:tc>
-          <w:tcPr/>
-          <w:p>
-            <w:pPr>
-              <w:pStyle w:val="Compact"/>
-              <w:spacing w:line="240" w:lineRule="auto" w:after="0"/>
-              <w:ind w:firstLine="0"/>
-              <w:jc w:val="right"/>
+          <w:tcPr>
+            <w:tcBorders>
+              <w:top w:val="single" w:sz="8" w:color="000000"/>
+              <w:left w:val="nil"/>
+              <w:bottom w:val="single" w:sz="6" w:color="000000"/>
+              <w:right w:val="nil"/>
+            </w:tcBorders>
+          </w:tcPr>
+          <w:p>
+            <w:pPr>
+              <w:pStyle w:val="Compact"/>
+              <w:spacing w:line="240" w:lineRule="auto" w:after="0"/>
+              <w:ind w:firstLine="0"/>
+              <w:jc w:val="center"/>
             </w:pPr>
             <m:oMath>
               <m:r>
@@ -39918,7 +40981,7 @@
               <w:pStyle w:val="Compact"/>
               <w:spacing w:line="240" w:lineRule="auto" w:after="0"/>
               <w:ind w:firstLine="0"/>
-              <w:jc w:val="right"/>
+              <w:jc w:val="both"/>
             </w:pPr>
             <w:r>
               <w:rPr>
@@ -40034,7 +41097,7 @@
               <w:pStyle w:val="Compact"/>
               <w:spacing w:line="240" w:lineRule="auto" w:after="0"/>
               <w:ind w:firstLine="0"/>
-              <w:jc w:val="right"/>
+              <w:jc w:val="both"/>
             </w:pPr>
             <w:r>
               <w:rPr>
@@ -40068,7 +41131,14 @@
       </w:tr>
       <w:tr>
         <w:tc>
-          <w:tcPr/>
+          <w:tcPr>
+            <w:tcBorders>
+              <w:top w:val="nil"/>
+              <w:left w:val="nil"/>
+              <w:bottom w:val="single" w:sz="8" w:color="000000"/>
+              <w:right w:val="nil"/>
+            </w:tcBorders>
+          </w:tcPr>
           <w:p>
             <w:pPr>
               <w:pStyle w:val="Compact"/>
@@ -40087,7 +41157,14 @@
           </w:p>
         </w:tc>
         <w:tc>
-          <w:tcPr/>
+          <w:tcPr>
+            <w:tcBorders>
+              <w:top w:val="nil"/>
+              <w:left w:val="nil"/>
+              <w:bottom w:val="single" w:sz="8" w:color="000000"/>
+              <w:right w:val="nil"/>
+            </w:tcBorders>
+          </w:tcPr>
           <w:p>
             <w:pPr>
               <w:pStyle w:val="Compact"/>
@@ -40106,7 +41183,14 @@
           </w:p>
         </w:tc>
         <w:tc>
-          <w:tcPr/>
+          <w:tcPr>
+            <w:tcBorders>
+              <w:top w:val="nil"/>
+              <w:left w:val="nil"/>
+              <w:bottom w:val="single" w:sz="8" w:color="000000"/>
+              <w:right w:val="nil"/>
+            </w:tcBorders>
+          </w:tcPr>
           <w:p>
             <w:pPr>
               <w:pStyle w:val="Compact"/>
@@ -40125,7 +41209,14 @@
           </w:p>
         </w:tc>
         <w:tc>
-          <w:tcPr/>
+          <w:tcPr>
+            <w:tcBorders>
+              <w:top w:val="nil"/>
+              <w:left w:val="nil"/>
+              <w:bottom w:val="single" w:sz="8" w:color="000000"/>
+              <w:right w:val="nil"/>
+            </w:tcBorders>
+          </w:tcPr>
           <w:p>
             <w:pPr>
               <w:pStyle w:val="Compact"/>
@@ -40144,7 +41235,14 @@
           </w:p>
         </w:tc>
         <w:tc>
-          <w:tcPr/>
+          <w:tcPr>
+            <w:tcBorders>
+              <w:top w:val="nil"/>
+              <w:left w:val="nil"/>
+              <w:bottom w:val="single" w:sz="8" w:color="000000"/>
+              <w:right w:val="nil"/>
+            </w:tcBorders>
+          </w:tcPr>
           <w:p>
             <w:pPr>
               <w:pStyle w:val="Compact"/>
@@ -40163,7 +41261,14 @@
           </w:p>
         </w:tc>
         <w:tc>
-          <w:tcPr/>
+          <w:tcPr>
+            <w:tcBorders>
+              <w:top w:val="nil"/>
+              <w:left w:val="nil"/>
+              <w:bottom w:val="single" w:sz="8" w:color="000000"/>
+              <w:right w:val="nil"/>
+            </w:tcBorders>
+          </w:tcPr>
           <w:p>
             <w:pPr>
               <w:pStyle w:val="Compact"/>
@@ -40478,7 +41583,7 @@
     <w:p>
       <w:pPr>
         <w:pStyle w:val="BodyText"/>
-        <w:spacing w:line="240" w:lineRule="auto" w:after="0"/>
+        <w:spacing w:line="240" w:lineRule="auto" w:before="40" w:after="240"/>
         <w:ind w:firstLine="0"/>
         <w:jc w:val="both"/>
       </w:pPr>
@@ -40769,7 +41874,7 @@
     <w:p>
       <w:pPr>
         <w:pStyle w:val="ImageCaption"/>
-        <w:spacing w:line="240" w:lineRule="auto" w:after="0"/>
+        <w:spacing w:line="240" w:lineRule="auto" w:before="240" w:after="40"/>
         <w:ind w:firstLine="0"/>
         <w:jc w:val="both"/>
       </w:pPr>
@@ -40905,7 +42010,7 @@
     <w:p>
       <w:pPr>
         <w:pStyle w:val="BodyText"/>
-        <w:spacing w:line="240" w:lineRule="auto" w:after="0"/>
+        <w:spacing w:line="240" w:lineRule="auto" w:before="40" w:after="240"/>
         <w:ind w:firstLine="0"/>
         <w:jc w:val="both"/>
       </w:pPr>
@@ -40920,7 +42025,7 @@
     <w:p>
       <w:pPr>
         <w:pStyle w:val="BodyText"/>
-        <w:spacing w:line="240" w:lineRule="auto" w:after="0"/>
+        <w:spacing w:line="240" w:lineRule="auto" w:before="40" w:after="240"/>
         <w:ind w:firstLine="0"/>
         <w:jc w:val="both"/>
       </w:pPr>

--- a/entregaveis/TCC_Ricardo_Calheiros_MBA_USP_Esalq.docx
+++ b/entregaveis/TCC_Ricardo_Calheiros_MBA_USP_Esalq.docx
@@ -2158,7 +2158,7 @@
           <w:rFonts w:ascii="Arial" w:hAnsi="Arial"/>
           <w:sz w:val="22"/>
         </w:rPr>
-        <w:t xml:space="preserve">mostra a Tabela Tabela 1. O maior desequilíbrio não está em escolaridade</w:t>
+        <w:t xml:space="preserve">mostra a Tabela 1. O maior desequilíbrio não está em escolaridade</w:t>
       </w:r>
       <w:r>
         <w:rPr>
@@ -9365,7 +9365,7 @@
           <w:rFonts w:ascii="Arial" w:hAnsi="Arial"/>
           <w:sz w:val="22"/>
         </w:rPr>
-        <w:t xml:space="preserve">foi escolhida por validação cruzada (Tabela Tabela 4), e não por conveniência;</w:t>
+        <w:t xml:space="preserve">foi escolhida por validação cruzada (Tabela 4), e não por conveniência;</w:t>
       </w:r>
       <w:r>
         <w:rPr>
@@ -9496,7 +9496,7 @@
     </w:p>
     <w:bookmarkEnd w:id="31"/>
     <w:bookmarkEnd w:id="32"/>
-    <w:bookmarkStart w:id="89" w:name="resultados-e-discussão"/>
+    <w:bookmarkStart w:id="90" w:name="resultados-e-discussão"/>
     <w:p>
       <w:pPr>
         <w:pStyle w:val="Heading1"/>
@@ -9512,7 +9512,7 @@
         <w:t xml:space="preserve">Resultados e Discussão</w:t>
       </w:r>
     </w:p>
-    <w:bookmarkStart w:id="38" w:name="subsec:hlm_resultados"/>
+    <w:bookmarkStart w:id="39" w:name="subsec:hlm_resultados"/>
     <w:p>
       <w:pPr>
         <w:pStyle w:val="Ttulo2"/>
@@ -9569,7 +9569,7 @@
           <w:rFonts w:ascii="Arial" w:hAnsi="Arial"/>
           <w:sz w:val="22"/>
         </w:rPr>
-        <w:t xml:space="preserve">A Tabela Tabela 2 apresenta os cinco degraus da estratégia</w:t>
+        <w:t xml:space="preserve">A Tabela 2 apresenta os cinco degraus da estratégia</w:t>
       </w:r>
       <w:r>
         <w:rPr>
@@ -10147,7 +10147,7 @@
           <w:rFonts w:ascii="Arial" w:hAnsi="Arial"/>
           <w:sz w:val="22"/>
         </w:rPr>
-        <w:t xml:space="preserve">efeito de bairro (OLS com efeitos fixos de UF, Inferência: erros-padrão agrupados, poucos clusters e pesos),</w:t>
+        <w:t xml:space="preserve">efeito de bairro (OLS com efeitos fixos de UF; ver a seção Inferência),</w:t>
       </w:r>
       <w:r>
         <w:rPr>
@@ -10218,7 +10218,22 @@
           <w:rFonts w:ascii="Arial" w:hAnsi="Arial"/>
           <w:sz w:val="22"/>
         </w:rPr>
-        <w:t xml:space="preserve">). O M1 acrescenta o intercepto aleatório de UPA e passa a</w:t>
+        <w:t xml:space="preserve">)</w:t>
+      </w:r>
+      <w:r>
+        <w:rPr>
+          <w:rStyle w:val="FootnoteReference"/>
+          <w:rFonts w:ascii="Arial" w:hAnsi="Arial"/>
+          <w:sz w:val="22"/>
+        </w:rPr>
+        <w:footnoteReference w:id="33"/>
+      </w:r>
+      <w:r>
+        <w:rPr>
+          <w:rFonts w:ascii="Arial" w:hAnsi="Arial"/>
+          <w:sz w:val="22"/>
+        </w:rPr>
+        <w:t xml:space="preserve">. O M1 acrescenta o intercepto aleatório de UPA e passa a</w:t>
       </w:r>
       <w:r>
         <w:rPr>
@@ -11265,7 +11280,7 @@
           <w:rFonts w:ascii="Arial" w:hAnsi="Arial"/>
           <w:sz w:val="22"/>
         </w:rPr>
-        <w:t xml:space="preserve">(GLMM logístico: o teto de vidro no acesso), por isso o M4 é um limite inferior descritivo.</w:t>
+        <w:t xml:space="preserve">(ver a seção GLMM logístico), por isso o M4 é um limite inferior descritivo.</w:t>
       </w:r>
     </w:p>
     <w:p>
@@ -11519,10 +11534,10 @@
           <w:rFonts w:ascii="Arial" w:hAnsi="Arial"/>
           <w:sz w:val="22"/>
         </w:rPr>
-        <w:t xml:space="preserve">maior nos bairros de renda-base mais alta. A Figura Figura 1 contrasta os efeitos fixos de estado com os interceptos estimados para os bairros.</w:t>
+        <w:t xml:space="preserve">maior nos bairros de renda-base mais alta. A Figura 1 contrasta os efeitos fixos de estado com os interceptos estimados para os bairros.</w:t>
       </w:r>
     </w:p>
-    <w:bookmarkStart w:id="36" w:name="fig:hlm_blups"/>
+    <w:bookmarkStart w:id="37" w:name="fig:hlm_blups"/>
     <w:p>
       <w:pPr>
         <w:pStyle w:val="CaptionedFigure"/>
@@ -11536,18 +11551,18 @@
           <wp:inline>
             <wp:extent cx="5753100" cy="2573415"/>
             <wp:effectExtent b="0" l="0" r="0" t="0"/>
-            <wp:docPr descr="" title="" id="34" name="Picture"/>
+            <wp:docPr descr="" title="" id="35" name="Picture"/>
             <a:graphic>
               <a:graphicData uri="http://schemas.openxmlformats.org/drawingml/2006/picture">
                 <pic:pic>
                   <pic:nvPicPr>
-                    <pic:cNvPr descr="outputs/figures/hlm_efeitos_uf_blup_upa.png" id="35" name="Picture"/>
+                    <pic:cNvPr descr="outputs/figures/hlm_efeitos_uf_blup_upa.png" id="36" name="Picture"/>
                     <pic:cNvPicPr>
                       <a:picLocks noChangeArrowheads="1" noChangeAspect="1"/>
                     </pic:cNvPicPr>
                   </pic:nvPicPr>
                   <pic:blipFill>
-                    <a:blip r:embed="rId33"/>
+                    <a:blip r:embed="rId34"/>
                     <a:stretch>
                       <a:fillRect/>
                     </a:stretch>
@@ -11641,7 +11656,7 @@
         <w:t xml:space="preserve">, BLUPs do M3).</w:t>
       </w:r>
     </w:p>
-    <w:bookmarkEnd w:id="36"/>
+    <w:bookmarkEnd w:id="37"/>
     <w:p>
       <w:pPr>
         <w:pStyle w:val="BodyText"/>
@@ -11669,7 +11684,7 @@
           <w:rFonts w:ascii="Arial" w:hAnsi="Arial"/>
           <w:sz w:val="22"/>
         </w:rPr>
-        <w:t xml:space="preserve">Nota: como ler a Figura Figura 1: cada ponto à esquerda é um estado;</w:t>
+        <w:t xml:space="preserve">Nota: como ler a Figura 1: cada ponto à esquerda é um estado;</w:t>
       </w:r>
       <w:r>
         <w:rPr>
@@ -12055,7 +12070,7 @@
           <w:rFonts w:ascii="Arial" w:hAnsi="Arial"/>
           <w:sz w:val="22"/>
         </w:rPr>
-        <w:t xml:space="preserve">E-value do modelo de acesso (Tabela Tabela 10) exige um confundidor</w:t>
+        <w:t xml:space="preserve">E-value do modelo de acesso (Tabela 10) exige um confundidor</w:t>
       </w:r>
       <w:r>
         <w:rPr>
@@ -12127,7 +12142,7 @@
         <w:t xml:space="preserve">qualquer covariável observada.</w:t>
       </w:r>
     </w:p>
-    <w:bookmarkStart w:id="37" w:name="tab:hlm_resultados"/>
+    <w:bookmarkStart w:id="38" w:name="tab:hlm_resultados"/>
     <w:p>
       <w:pPr>
         <w:pStyle w:val="TableCaption"/>
@@ -18177,7 +18192,7 @@
         </w:tc>
       </w:tr>
     </w:tbl>
-    <w:bookmarkEnd w:id="37"/>
+    <w:bookmarkEnd w:id="38"/>
     <w:p>
       <w:pPr>
         <w:pStyle w:val="BodyText"/>
@@ -18618,8 +18633,8 @@
         <w:t xml:space="preserve">Fonte: Resultados originais da pesquisa.</w:t>
       </w:r>
     </w:p>
-    <w:bookmarkEnd w:id="38"/>
-    <w:bookmarkStart w:id="51" w:name="subsec:ml"/>
+    <w:bookmarkEnd w:id="39"/>
+    <w:bookmarkStart w:id="52" w:name="subsec:ml"/>
     <w:p>
       <w:pPr>
         <w:pStyle w:val="Ttulo2"/>
@@ -18647,7 +18662,7 @@
           <w:rFonts w:ascii="Arial" w:hAnsi="Arial"/>
           <w:sz w:val="22"/>
         </w:rPr>
-        <w:t xml:space="preserve">A Tabela Tabela 3 apresenta o desempenho preditivo dos dois modelos</w:t>
+        <w:t xml:space="preserve">A Tabela 3 apresenta o desempenho preditivo dos dois modelos</w:t>
       </w:r>
       <w:r>
         <w:rPr>
@@ -18685,7 +18700,7 @@
         <w:t xml:space="preserve">20%).</w:t>
       </w:r>
     </w:p>
-    <w:bookmarkStart w:id="39" w:name="tab:ml_perf"/>
+    <w:bookmarkStart w:id="40" w:name="tab:ml_perf"/>
     <w:p>
       <w:pPr>
         <w:pStyle w:val="TableCaption"/>
@@ -19309,7 +19324,7 @@
         </w:tc>
       </w:tr>
     </w:tbl>
-    <w:bookmarkEnd w:id="39"/>
+    <w:bookmarkEnd w:id="40"/>
     <w:p>
       <w:pPr>
         <w:pStyle w:val="BodyText"/>
@@ -19337,7 +19352,7 @@
           <w:rFonts w:ascii="Arial" w:hAnsi="Arial"/>
           <w:sz w:val="22"/>
         </w:rPr>
-        <w:t xml:space="preserve">Nota: como ler a Tabela Tabela 3: R</w:t>
+        <w:t xml:space="preserve">Nota: como ler a Tabela 3: R</w:t>
       </w:r>
       <w:r>
         <w:rPr>
@@ -19627,7 +19642,7 @@
           <w:rFonts w:ascii="Arial" w:hAnsi="Arial"/>
           <w:sz w:val="22"/>
         </w:rPr>
-        <w:t xml:space="preserve">(Tabela Tabela 4). A configuração escolhida (profundidade 10) alcança</w:t>
+        <w:t xml:space="preserve">(Tabela 4). A configuração escolhida (profundidade 10) alcança</w:t>
       </w:r>
       <w:r>
         <w:rPr>
@@ -19849,7 +19864,7 @@
         <w:t xml:space="preserve">estimar incerteza e mais para justificar a especificação.</w:t>
       </w:r>
     </w:p>
-    <w:bookmarkStart w:id="40" w:name="tab:ml_cv"/>
+    <w:bookmarkStart w:id="41" w:name="tab:ml_cv"/>
     <w:p>
       <w:pPr>
         <w:pStyle w:val="TableCaption"/>
@@ -21035,8 +21050,8 @@
         </w:tc>
       </w:tr>
     </w:tbl>
-    <w:bookmarkEnd w:id="40"/>
-    <w:bookmarkStart w:id="41" w:name="tab:ml_cv"/>
+    <w:bookmarkEnd w:id="41"/>
+    <w:bookmarkStart w:id="42" w:name="tab:ml_cv"/>
     <w:p>
       <w:pPr>
         <w:pStyle w:val="TableCaption"/>
@@ -21838,7 +21853,7 @@
         </w:tc>
       </w:tr>
     </w:tbl>
-    <w:bookmarkEnd w:id="41"/>
+    <w:bookmarkEnd w:id="42"/>
     <w:p>
       <w:pPr>
         <w:pStyle w:val="BodyText"/>
@@ -22847,10 +22862,10 @@
           <w:rFonts w:ascii="Arial" w:hAnsi="Arial"/>
           <w:sz w:val="22"/>
         </w:rPr>
-        <w:t xml:space="preserve">— não aumenta — o risco de sobreajuste. A Tabela Tabela 5 traz o ranking completo das variáveis nos dois modelos.</w:t>
+        <w:t xml:space="preserve">— não aumenta — o risco de sobreajuste. A Tabela 5 traz o ranking completo das variáveis nos dois modelos.</w:t>
       </w:r>
     </w:p>
-    <w:bookmarkStart w:id="42" w:name="tab:shap_importance"/>
+    <w:bookmarkStart w:id="43" w:name="tab:shap_importance"/>
     <w:p>
       <w:pPr>
         <w:pStyle w:val="TableCaption"/>
@@ -26309,7 +26324,7 @@
         </w:tc>
       </w:tr>
     </w:tbl>
-    <w:bookmarkEnd w:id="42"/>
+    <w:bookmarkEnd w:id="43"/>
     <w:p>
       <w:pPr>
         <w:pStyle w:val="BodyText"/>
@@ -26337,7 +26352,7 @@
           <w:rFonts w:ascii="Arial" w:hAnsi="Arial"/>
           <w:sz w:val="22"/>
         </w:rPr>
-        <w:t xml:space="preserve">Nota: como ler a Tabela Tabela 5: variáveis ordenadas pela importância média (</w:t>
+        <w:t xml:space="preserve">Nota: como ler a Tabela 5: variáveis ordenadas pela importância média (</w:t>
       </w:r>
       <m:oMath>
         <m:r>
@@ -26365,10 +26380,10 @@
           <w:rFonts w:ascii="Arial" w:hAnsi="Arial"/>
           <w:sz w:val="22"/>
         </w:rPr>
-        <w:t xml:space="preserve">); valores maiores = maior peso na previsão da renda. A Figura  mostra a distribuição dos valores de contribuição por variável.</w:t>
+        <w:t xml:space="preserve">); valores maiores = maior peso na previsão da renda.</w:t>
       </w:r>
     </w:p>
-    <w:bookmarkStart w:id="46" w:name="fig:shap"/>
+    <w:bookmarkStart w:id="47" w:name="fig:shap"/>
     <w:p>
       <w:pPr>
         <w:pStyle w:val="CaptionedFigure"/>
@@ -26382,18 +26397,18 @@
           <wp:inline>
             <wp:extent cx="5753100" cy="4528105"/>
             <wp:effectExtent b="0" l="0" r="0" t="0"/>
-            <wp:docPr descr="" title="" id="44" name="Picture"/>
+            <wp:docPr descr="" title="" id="45" name="Picture"/>
             <a:graphic>
               <a:graphicData uri="http://schemas.openxmlformats.org/drawingml/2006/picture">
                 <pic:pic>
                   <pic:nvPicPr>
-                    <pic:cNvPr descr="outputs/figures/shap_beeswarm_xgb.png" id="45" name="Picture"/>
+                    <pic:cNvPr descr="outputs/figures/shap_beeswarm_xgb.png" id="46" name="Picture"/>
                     <pic:cNvPicPr>
                       <a:picLocks noChangeArrowheads="1" noChangeAspect="1"/>
                     </pic:cNvPicPr>
                   </pic:nvPicPr>
                   <pic:blipFill>
-                    <a:blip r:embed="rId43"/>
+                    <a:blip r:embed="rId44"/>
                     <a:stretch>
                       <a:fillRect/>
                     </a:stretch>
@@ -26498,7 +26513,7 @@
         <w:t xml:space="preserve">).</w:t>
       </w:r>
     </w:p>
-    <w:bookmarkEnd w:id="46"/>
+    <w:bookmarkEnd w:id="47"/>
     <w:p>
       <w:pPr>
         <w:pStyle w:val="BodyText"/>
@@ -26526,7 +26541,7 @@
           <w:rFonts w:ascii="Arial" w:hAnsi="Arial"/>
           <w:sz w:val="22"/>
         </w:rPr>
-        <w:t xml:space="preserve">Nota: como ler a Figura Figura 2: cada ponto é um trabalhador; quanto mais à direita (ou maior a barra), maior o efeito da variável na renda prevista. A cor indica se o valor da variável é alto ou baixo.</w:t>
+        <w:t xml:space="preserve">Nota: como ler a Figura 2: cada ponto é um trabalhador; quanto mais à direita (ou maior a barra), maior o efeito da variável na renda prevista. A cor indica se o valor da variável é alto ou baixo.</w:t>
       </w:r>
     </w:p>
     <w:p>
@@ -26541,7 +26556,7 @@
           <w:rFonts w:ascii="Arial" w:hAnsi="Arial"/>
           <w:sz w:val="22"/>
         </w:rPr>
-        <w:t xml:space="preserve">A Tabela Tabela 5 mostra o</w:t>
+        <w:t xml:space="preserve">A Tabela 5 mostra o</w:t>
       </w:r>
       <w:r>
         <w:rPr>
@@ -27224,10 +27239,10 @@
           <w:rFonts w:ascii="Arial" w:hAnsi="Arial"/>
           <w:sz w:val="22"/>
         </w:rPr>
-        <w:t xml:space="preserve">a diferenças em educação, experiência, gênero ou contexto de moradia. A Figura Figura 3 ilustra como a previsão de um caso individual é composta.</w:t>
+        <w:t xml:space="preserve">a diferenças em educação, experiência, gênero ou contexto de moradia. A Figura 3 ilustra como a previsão de um caso individual é composta.</w:t>
       </w:r>
     </w:p>
-    <w:bookmarkStart w:id="50" w:name="fig:shap_wf"/>
+    <w:bookmarkStart w:id="51" w:name="fig:shap_wf"/>
     <w:p>
       <w:pPr>
         <w:pStyle w:val="CaptionedFigure"/>
@@ -27241,18 +27256,18 @@
           <wp:inline>
             <wp:extent cx="3566922" cy="3237305"/>
             <wp:effectExtent b="0" l="0" r="0" t="0"/>
-            <wp:docPr descr="" title="" id="48" name="Picture"/>
+            <wp:docPr descr="" title="" id="49" name="Picture"/>
             <a:graphic>
               <a:graphicData uri="http://schemas.openxmlformats.org/drawingml/2006/picture">
                 <pic:pic>
                   <pic:nvPicPr>
-                    <pic:cNvPr descr="outputs/figures/shap_waterfall_C_negro_baixa_renda_xgb.png" id="49" name="Picture"/>
+                    <pic:cNvPr descr="outputs/figures/shap_waterfall_C_negro_baixa_renda_xgb.png" id="50" name="Picture"/>
                     <pic:cNvPicPr>
                       <a:picLocks noChangeArrowheads="1" noChangeAspect="1"/>
                     </pic:cNvPicPr>
                   </pic:nvPicPr>
                   <pic:blipFill>
-                    <a:blip r:embed="rId47"/>
+                    <a:blip r:embed="rId48"/>
                     <a:stretch>
                       <a:fillRect/>
                     </a:stretch>
@@ -27336,7 +27351,7 @@
         <w:t xml:space="preserve">contribuição da variável racial aparece isolada das demais.</w:t>
       </w:r>
     </w:p>
-    <w:bookmarkEnd w:id="50"/>
+    <w:bookmarkEnd w:id="51"/>
     <w:p>
       <w:pPr>
         <w:pStyle w:val="BodyText"/>
@@ -27364,7 +27379,7 @@
           <w:rFonts w:ascii="Arial" w:hAnsi="Arial"/>
           <w:sz w:val="22"/>
         </w:rPr>
-        <w:t xml:space="preserve">Nota: como ler a Figura Figura 3: cada linha é uma variável de</w:t>
+        <w:t xml:space="preserve">Nota: como ler a Figura 3: cada linha é uma variável de</w:t>
       </w:r>
       <w:r>
         <w:rPr>
@@ -27397,8 +27412,8 @@
         <w:t xml:space="preserve">trabalhador — não de uma média. A barra mostra quanto aquela variável empurra a previsão para cima ou para baixo, partindo da previsão média da base até a previsão final do caso. Serve para ver como o modelo compõe uma decisão, não para generalizar.</w:t>
       </w:r>
     </w:p>
-    <w:bookmarkEnd w:id="51"/>
-    <w:bookmarkStart w:id="57" w:name="X03c9c993697b2951d32c364cc1a724101cab21e"/>
+    <w:bookmarkEnd w:id="52"/>
+    <w:bookmarkStart w:id="58" w:name="X03c9c993697b2951d32c364cc1a724101cab21e"/>
     <w:p>
       <w:pPr>
         <w:pStyle w:val="Ttulo2"/>
@@ -27426,7 +27441,7 @@
           <w:rFonts w:ascii="Arial" w:hAnsi="Arial"/>
           <w:sz w:val="22"/>
         </w:rPr>
-        <w:t xml:space="preserve">A Tabela Tabela 6 resume o resultado central dos modelos HLM: à medida</w:t>
+        <w:t xml:space="preserve">A Tabela 6 resume o resultado central dos modelos HLM: à medida</w:t>
       </w:r>
       <w:r>
         <w:rPr>
@@ -27545,7 +27560,7 @@
         <w:t xml:space="preserve">nenhum atributo observável explica.</w:t>
       </w:r>
     </w:p>
-    <w:bookmarkStart w:id="52" w:name="tab:mediacao"/>
+    <w:bookmarkStart w:id="53" w:name="tab:mediacao"/>
     <w:p>
       <w:pPr>
         <w:pStyle w:val="TableCaption"/>
@@ -28217,7 +28232,7 @@
         </w:tc>
       </w:tr>
     </w:tbl>
-    <w:bookmarkEnd w:id="52"/>
+    <w:bookmarkEnd w:id="53"/>
     <w:p>
       <w:pPr>
         <w:pStyle w:val="BodyText"/>
@@ -28462,10 +28477,10 @@
           <w:rFonts w:ascii="Arial" w:hAnsi="Arial"/>
           <w:sz w:val="22"/>
         </w:rPr>
-        <w:t xml:space="preserve">A Figura Figura 4 resume a sequência de degraus em barras.</w:t>
+        <w:t xml:space="preserve">A Figura 4 resume a sequência de degraus em barras.</w:t>
       </w:r>
     </w:p>
-    <w:bookmarkStart w:id="56" w:name="fig:hlm_gap"/>
+    <w:bookmarkStart w:id="57" w:name="fig:hlm_gap"/>
     <w:p>
       <w:pPr>
         <w:pStyle w:val="CaptionedFigure"/>
@@ -28479,18 +28494,18 @@
           <wp:inline>
             <wp:extent cx="5292852" cy="2571773"/>
             <wp:effectExtent b="0" l="0" r="0" t="0"/>
-            <wp:docPr descr="" title="" id="54" name="Picture"/>
+            <wp:docPr descr="" title="" id="55" name="Picture"/>
             <a:graphic>
               <a:graphicData uri="http://schemas.openxmlformats.org/drawingml/2006/picture">
                 <pic:pic>
                   <pic:nvPicPr>
-                    <pic:cNvPr descr="outputs/figures/fig_hlm_gap.png" id="55" name="Picture"/>
+                    <pic:cNvPr descr="outputs/figures/fig_hlm_gap.png" id="56" name="Picture"/>
                     <pic:cNvPicPr>
                       <a:picLocks noChangeArrowheads="1" noChangeAspect="1"/>
                     </pic:cNvPicPr>
                   </pic:nvPicPr>
                   <pic:blipFill>
-                    <a:blip r:embed="rId53"/>
+                    <a:blip r:embed="rId54"/>
                     <a:stretch>
                       <a:fillRect/>
                     </a:stretch>
@@ -28632,7 +28647,7 @@
         <w:t xml:space="preserve">rótulo: gap em % de renda. Em azul, o M3 (gap líquido).</w:t>
       </w:r>
     </w:p>
-    <w:bookmarkEnd w:id="56"/>
+    <w:bookmarkEnd w:id="57"/>
     <w:p>
       <w:pPr>
         <w:pStyle w:val="BodyText"/>
@@ -28660,11 +28675,11 @@
           <w:rFonts w:ascii="Arial" w:hAnsi="Arial"/>
           <w:sz w:val="22"/>
         </w:rPr>
-        <w:t xml:space="preserve">Nota: como ler a Figura Figura 4: cada barra é um modelo da sequência e, de cima para baixo, acrescenta-se um bloco de controles ao anterior. O comprimento da barra é a penalidade racial em log-rendimento e o rótulo dentro dela, a mesma penalidade em % de renda; o traço fino é o intervalo de confiança de 95% com erro-padrão agrupado por UPA. Em azul, o M3 — o gap líquido.</w:t>
+        <w:t xml:space="preserve">Nota: como ler a Figura 4: cada barra é um modelo da sequência e, de cima para baixo, acrescenta-se um bloco de controles ao anterior. O comprimento da barra é a penalidade racial em log-rendimento e o rótulo dentro dela, a mesma penalidade em % de renda; o traço fino é o intervalo de confiança de 95% com erro-padrão agrupado por UPA. Em azul, o M3 — o gap líquido.</w:t>
       </w:r>
     </w:p>
-    <w:bookmarkEnd w:id="57"/>
-    <w:bookmarkStart w:id="63" w:name="X0e69078f56ff2fc58d4b5157c72cc4a5dec12bc"/>
+    <w:bookmarkEnd w:id="58"/>
+    <w:bookmarkStart w:id="64" w:name="X0e69078f56ff2fc58d4b5157c72cc4a5dec12bc"/>
     <w:p>
       <w:pPr>
         <w:pStyle w:val="Ttulo2"/>
@@ -28755,7 +28770,7 @@
           <w:rFonts w:ascii="Arial" w:hAnsi="Arial"/>
           <w:sz w:val="22"/>
         </w:rPr>
-        <w:t xml:space="preserve">discriminação). A Tabela Tabela 7 apresenta duas especificações,</w:t>
+        <w:t xml:space="preserve">discriminação). A Tabela 7 apresenta duas especificações,</w:t>
       </w:r>
       <w:r>
         <w:rPr>
@@ -29307,7 +29322,7 @@
         <w:t xml:space="preserve">.</w:t>
       </w:r>
     </w:p>
-    <w:bookmarkStart w:id="58" w:name="tab:oaxaca_blinder"/>
+    <w:bookmarkStart w:id="59" w:name="tab:oaxaca_blinder"/>
     <w:p>
       <w:pPr>
         <w:pStyle w:val="TableCaption"/>
@@ -29472,7 +29487,7 @@
           <w:rFonts w:ascii="Arial" w:hAnsi="Arial"/>
           <w:sz w:val="22"/>
         </w:rPr>
-        <w:t xml:space="preserve">discriminatória (Oaxaca &amp; Ransom, 1999; ver o GLMM de acesso, Tabela Tabela 10).</w:t>
+        <w:t xml:space="preserve">discriminatória (Oaxaca &amp; Ransom, 1999; ver o GLMM de acesso, Tabela 10).</w:t>
       </w:r>
       <w:r>
         <w:rPr>
@@ -29533,7 +29548,7 @@
         <w:tblW w:type="auto" w:w="0"/>
         <w:tblLayout w:type="fixed"/>
         <w:tblLook w:firstRow="1" w:lastRow="0" w:firstColumn="0" w:lastColumn="0" w:noHBand="0" w:noVBand="0" w:val="0020"/>
-        <w:tblCaption w:val="Tabela 7. Decomposição de Oaxaca–Blinder (twofold, referência: estrutura de preços dos brancos) do gap salarial racial em duas especificações. (A) Capital humano + contexto: escolaridade, idade, sexo e contexto de UPA — os mesmos controles do HLM M3; a parcela não explicada é comparável à da literatura. (B) Acesso: (A) + horas, formalidade e grupo CBO tratados como dotações — a parcela não explicada é a discriminação dentro da ocupação, um limite inferior, pois a segregação ocupacional é ela própria discriminatória (Oaxaca &amp; Ransom, 1999; ver o GLMM de acesso, Tabela Tabela 10). População completa da PEA com renda positiva (N = 7.694.198; 40.969 UPAs). Erros-padrão entre parênteses: bootstrap em blocos por UPA (500 réplicas)."/>
+        <w:tblCaption w:val="Tabela 7. Decomposição de Oaxaca–Blinder (twofold, referência: estrutura de preços dos brancos) do gap salarial racial em duas especificações. (A) Capital humano + contexto: escolaridade, idade, sexo e contexto de UPA — os mesmos controles do HLM M3; a parcela não explicada é comparável à da literatura. (B) Acesso: (A) + horas, formalidade e grupo CBO tratados como dotações — a parcela não explicada é a discriminação dentro da ocupação, um limite inferior, pois a segregação ocupacional é ela própria discriminatória (Oaxaca &amp; Ransom, 1999; ver o GLMM de acesso, Tabela 10). População completa da PEA com renda positiva (N = 7.694.198; 40.969 UPAs). Erros-padrão entre parênteses: bootstrap em blocos por UPA (500 réplicas)."/>
         <w:tblBorders>
           <w:top w:val="nil"/>
           <w:left w:val="nil"/>
@@ -30153,7 +30168,7 @@
         </w:tc>
       </w:tr>
     </w:tbl>
-    <w:bookmarkEnd w:id="58"/>
+    <w:bookmarkEnd w:id="59"/>
     <w:p>
       <w:pPr>
         <w:pStyle w:val="BodyText"/>
@@ -30361,10 +30376,10 @@
           <w:rFonts w:ascii="Arial" w:hAnsi="Arial"/>
           <w:sz w:val="22"/>
         </w:rPr>
-        <w:t xml:space="preserve">A Figura Figura 5 apresenta as duas especificações em forma de cascata.</w:t>
+        <w:t xml:space="preserve">A Figura 5 apresenta as duas especificações em forma de cascata.</w:t>
       </w:r>
     </w:p>
-    <w:bookmarkStart w:id="62" w:name="fig:ob_cascata"/>
+    <w:bookmarkStart w:id="63" w:name="fig:ob_cascata"/>
     <w:p>
       <w:pPr>
         <w:pStyle w:val="CaptionedFigure"/>
@@ -30378,18 +30393,18 @@
           <wp:inline>
             <wp:extent cx="5465445" cy="2196175"/>
             <wp:effectExtent b="0" l="0" r="0" t="0"/>
-            <wp:docPr descr="" title="" id="60" name="Picture"/>
+            <wp:docPr descr="" title="" id="61" name="Picture"/>
             <a:graphic>
               <a:graphicData uri="http://schemas.openxmlformats.org/drawingml/2006/picture">
                 <pic:pic>
                   <pic:nvPicPr>
-                    <pic:cNvPr descr="outputs/figures/fig_ob_cascata.png" id="61" name="Picture"/>
+                    <pic:cNvPr descr="outputs/figures/fig_ob_cascata.png" id="62" name="Picture"/>
                     <pic:cNvPicPr>
                       <a:picLocks noChangeArrowheads="1" noChangeAspect="1"/>
                     </pic:cNvPicPr>
                   </pic:nvPicPr>
                   <pic:blipFill>
-                    <a:blip r:embed="rId59"/>
+                    <a:blip r:embed="rId60"/>
                     <a:stretch>
                       <a:fillRect/>
                     </a:stretch>
@@ -30487,7 +30502,7 @@
         <w:t xml:space="preserve">na porta de entrada das ocupações — medida adiante pelo modelo de acesso.</w:t>
       </w:r>
     </w:p>
-    <w:bookmarkEnd w:id="62"/>
+    <w:bookmarkEnd w:id="63"/>
     <w:p>
       <w:pPr>
         <w:pStyle w:val="BodyText"/>
@@ -30515,11 +30530,11 @@
           <w:rFonts w:ascii="Arial" w:hAnsi="Arial"/>
           <w:sz w:val="22"/>
         </w:rPr>
-        <w:t xml:space="preserve">Nota: como ler a Figura Figura 5: cada painel é uma cascata lida da esquerda para a direita. A primeira barra é o gap total em log-rendimento; a segunda desconta a parcela atribuída a diferenças de características (dotações); a terceira, em azul, é o que sobra sem explicação. A única diferença entre os painéis é se a ocupação entra ou não como característica.</w:t>
+        <w:t xml:space="preserve">Nota: como ler a Figura 5: cada painel é uma cascata lida da esquerda para a direita. A primeira barra é o gap total em log-rendimento; a segunda desconta a parcela atribuída a diferenças de características (dotações); a terceira, em azul, é o que sobra sem explicação. A única diferença entre os painéis é se a ocupação entra ou não como característica.</w:t>
       </w:r>
     </w:p>
-    <w:bookmarkEnd w:id="63"/>
-    <w:bookmarkStart w:id="70" w:name="subsec:qr_rif"/>
+    <w:bookmarkEnd w:id="64"/>
+    <w:bookmarkStart w:id="71" w:name="subsec:qr_rif"/>
     <w:p>
       <w:pPr>
         <w:pStyle w:val="Ttulo2"/>
@@ -30575,7 +30590,7 @@
           <w:rFonts w:ascii="Arial" w:hAnsi="Arial"/>
           <w:sz w:val="22"/>
         </w:rPr>
-        <w:t xml:space="preserve">RIF-OB separa, por quantil, dotação e retorno. A Tabela Tabela 8</w:t>
+        <w:t xml:space="preserve">RIF-OB separa, por quantil, dotação e retorno. A Tabela 8</w:t>
       </w:r>
       <w:r>
         <w:rPr>
@@ -30603,7 +30618,7 @@
           <w:rFonts w:ascii="Arial" w:hAnsi="Arial"/>
           <w:sz w:val="22"/>
         </w:rPr>
-        <w:t xml:space="preserve">Tabela Tabela 9 revela o padrão complementar: o componente de retorno</w:t>
+        <w:t xml:space="preserve">Tabela 9 revela o padrão complementar: o componente de retorno</w:t>
       </w:r>
       <w:r>
         <w:rPr>
@@ -30673,7 +30688,7 @@
           <w:rFonts w:ascii="Arial" w:hAnsi="Arial"/>
           <w:sz w:val="22"/>
         </w:rPr>
-        <w:t xml:space="preserve">). Nota: na Tabela Tabela 9, Dotações</w:t>
+        <w:t xml:space="preserve">). Nota: na Tabela 9, Dotações</w:t>
       </w:r>
       <w:r>
         <w:rPr>
@@ -31415,7 +31430,7 @@
         <w:t xml:space="preserve">de características.</w:t>
       </w:r>
     </w:p>
-    <w:bookmarkStart w:id="64" w:name="tab:qr_melhorias"/>
+    <w:bookmarkStart w:id="65" w:name="tab:qr_melhorias"/>
     <w:p>
       <w:pPr>
         <w:pStyle w:val="TableCaption"/>
@@ -33471,7 +33486,7 @@
         </w:tc>
       </w:tr>
     </w:tbl>
-    <w:bookmarkEnd w:id="64"/>
+    <w:bookmarkEnd w:id="65"/>
     <w:p>
       <w:pPr>
         <w:pStyle w:val="BodyText"/>
@@ -33487,7 +33502,7 @@
         <w:t xml:space="preserve">Fonte: Resultados originais da pesquisa.</w:t>
       </w:r>
     </w:p>
-    <w:bookmarkStart w:id="65" w:name="tab:rif_ob"/>
+    <w:bookmarkStart w:id="66" w:name="tab:rif_ob"/>
     <w:p>
       <w:pPr>
         <w:pStyle w:val="TableCaption"/>
@@ -34390,7 +34405,7 @@
         </w:tc>
       </w:tr>
     </w:tbl>
-    <w:bookmarkEnd w:id="65"/>
+    <w:bookmarkEnd w:id="66"/>
     <w:p>
       <w:pPr>
         <w:pStyle w:val="BodyText"/>
@@ -34418,10 +34433,10 @@
           <w:rFonts w:ascii="Arial" w:hAnsi="Arial"/>
           <w:sz w:val="22"/>
         </w:rPr>
-        <w:t xml:space="preserve">A Figura Figura 6 põe os dois ângulos lado a lado.</w:t>
+        <w:t xml:space="preserve">A Figura 6 põe os dois ângulos lado a lado.</w:t>
       </w:r>
     </w:p>
-    <w:bookmarkStart w:id="69" w:name="fig:qr_rif"/>
+    <w:bookmarkStart w:id="70" w:name="fig:qr_rif"/>
     <w:p>
       <w:pPr>
         <w:pStyle w:val="CaptionedFigure"/>
@@ -34435,18 +34450,18 @@
           <wp:inline>
             <wp:extent cx="5638038" cy="2163165"/>
             <wp:effectExtent b="0" l="0" r="0" t="0"/>
-            <wp:docPr descr="" title="" id="67" name="Picture"/>
+            <wp:docPr descr="" title="" id="68" name="Picture"/>
             <a:graphic>
               <a:graphicData uri="http://schemas.openxmlformats.org/drawingml/2006/picture">
                 <pic:pic>
                   <pic:nvPicPr>
-                    <pic:cNvPr descr="outputs/figures/fig_qr_rif.png" id="68" name="Picture"/>
+                    <pic:cNvPr descr="outputs/figures/fig_qr_rif.png" id="69" name="Picture"/>
                     <pic:cNvPicPr>
                       <a:picLocks noChangeArrowheads="1" noChangeAspect="1"/>
                     </pic:cNvPicPr>
                   </pic:nvPicPr>
                   <pic:blipFill>
-                    <a:blip r:embed="rId66"/>
+                    <a:blip r:embed="rId67"/>
                     <a:stretch>
                       <a:fillRect/>
                     </a:stretch>
@@ -34572,7 +34587,7 @@
         <w:t xml:space="preserve">da renda é maior na base.</w:t>
       </w:r>
     </w:p>
-    <w:bookmarkEnd w:id="69"/>
+    <w:bookmarkEnd w:id="70"/>
     <w:p>
       <w:pPr>
         <w:pStyle w:val="BodyText"/>
@@ -34600,7 +34615,7 @@
           <w:rFonts w:ascii="Arial" w:hAnsi="Arial"/>
           <w:sz w:val="22"/>
         </w:rPr>
-        <w:t xml:space="preserve">Nota: como ler a Figura Figura 6: à esquerda, cada ponto é a penalidade racial estimada num quantil</w:t>
+        <w:t xml:space="preserve">Nota: como ler a Figura 6: à esquerda, cada ponto é a penalidade racial estimada num quantil</w:t>
       </w:r>
       <w:r>
         <w:rPr>
@@ -34696,8 +34711,8 @@
         <w:t xml:space="preserve">da renda e soma 100%: a parte azul é a parcela não explicada, com o valor escrito dentro.</w:t>
       </w:r>
     </w:p>
-    <w:bookmarkEnd w:id="70"/>
-    <w:bookmarkStart w:id="77" w:name="subsec:glmm_resultados"/>
+    <w:bookmarkEnd w:id="71"/>
+    <w:bookmarkStart w:id="78" w:name="subsec:glmm_resultados"/>
     <w:p>
       <w:pPr>
         <w:pStyle w:val="Ttulo2"/>
@@ -34875,7 +34890,7 @@
           <w:rFonts w:ascii="Arial" w:hAnsi="Arial"/>
           <w:sz w:val="22"/>
         </w:rPr>
-        <w:t xml:space="preserve">Tabela Tabela 10 traz</w:t>
+        <w:t xml:space="preserve">Tabela 10 traz</w:t>
       </w:r>
       <w:r>
         <w:rPr>
@@ -34910,7 +34925,7 @@
           <w:rFonts w:ascii="Arial" w:hAnsi="Arial"/>
           <w:sz w:val="22"/>
         </w:rPr>
-        <w:t xml:space="preserve">E-values; a Tabela Tabela 11, o ajuste e o desempenho de classificação.</w:t>
+        <w:t xml:space="preserve">E-values; a Tabela 11, o ajuste e o desempenho de classificação.</w:t>
       </w:r>
     </w:p>
     <w:p>
@@ -35465,7 +35480,7 @@
           <w:rFonts w:ascii="Arial" w:hAnsi="Arial"/>
           <w:sz w:val="22"/>
         </w:rPr>
-        <w:t xml:space="preserve">completo é 0,735 — a credencial não neutraliza a barreira de acesso. A Figura Figura 7 reúne as razões de chance dos três desfechos e dos modelos de cada um.</w:t>
+        <w:t xml:space="preserve">completo é 0,735 — a credencial não neutraliza a barreira de acesso. A Figura 7 reúne as razões de chance dos três desfechos e dos modelos de cada um.</w:t>
       </w:r>
     </w:p>
     <w:p>
@@ -35659,7 +35674,7 @@
           <w:rFonts w:ascii="Arial" w:hAnsi="Arial"/>
           <w:sz w:val="22"/>
         </w:rPr>
-        <w:t xml:space="preserve">da Tabela Tabela 10) reproduz os OR do GLMM: a conclusão não depende da</w:t>
+        <w:t xml:space="preserve">da Tabela 10) reproduz os OR do GLMM: a conclusão não depende da</w:t>
       </w:r>
       <w:r>
         <w:rPr>
@@ -35676,7 +35691,7 @@
         <w:t xml:space="preserve">hipótese de efeitos aleatórios.</w:t>
       </w:r>
     </w:p>
-    <w:bookmarkStart w:id="74" w:name="fig:glmm_or"/>
+    <w:bookmarkStart w:id="75" w:name="fig:glmm_or"/>
     <w:p>
       <w:pPr>
         <w:pStyle w:val="CaptionedFigure"/>
@@ -35690,18 +35705,18 @@
           <wp:inline>
             <wp:extent cx="5465445" cy="2536151"/>
             <wp:effectExtent b="0" l="0" r="0" t="0"/>
-            <wp:docPr descr="" title="" id="72" name="Picture"/>
+            <wp:docPr descr="" title="" id="73" name="Picture"/>
             <a:graphic>
               <a:graphicData uri="http://schemas.openxmlformats.org/drawingml/2006/picture">
                 <pic:pic>
                   <pic:nvPicPr>
-                    <pic:cNvPr descr="outputs/figures/fig_glmm_or.png" id="73" name="Picture"/>
+                    <pic:cNvPr descr="outputs/figures/fig_glmm_or.png" id="74" name="Picture"/>
                     <pic:cNvPicPr>
                       <a:picLocks noChangeArrowheads="1" noChangeAspect="1"/>
                     </pic:cNvPicPr>
                   </pic:nvPicPr>
                   <pic:blipFill>
-                    <a:blip r:embed="rId71"/>
+                    <a:blip r:embed="rId72"/>
                     <a:stretch>
                       <a:fillRect/>
                     </a:stretch>
@@ -35792,7 +35807,7 @@
         <w:t xml:space="preserve">IC 95%, por desfecho e degrau; em azul, o modelo com contexto de bairro (M2).</w:t>
       </w:r>
     </w:p>
-    <w:bookmarkEnd w:id="74"/>
+    <w:bookmarkEnd w:id="75"/>
     <w:p>
       <w:pPr>
         <w:pStyle w:val="BodyText"/>
@@ -35820,10 +35835,10 @@
           <w:rFonts w:ascii="Arial" w:hAnsi="Arial"/>
           <w:sz w:val="22"/>
         </w:rPr>
-        <w:t xml:space="preserve">Nota: como ler a Figura Figura 7: cada ponto é uma razão de chances e a linha horizontal, seu intervalo de confiança de 95%; a linha tracejada em 1 marca a paridade, de modo que quanto mais à esquerda, maior a desvantagem. Os blocos são os três desfechos e, dentro de cada um, os modelos; em azul, o M2, que compara pessoas do mesmo bairro.</w:t>
+        <w:t xml:space="preserve">Nota: como ler a Figura 7: cada ponto é uma razão de chances e a linha horizontal, seu intervalo de confiança de 95%; a linha tracejada em 1 marca a paridade, de modo que quanto mais à esquerda, maior a desvantagem. Os blocos são os três desfechos e, dentro de cada um, os modelos; em azul, o M2, que compara pessoas do mesmo bairro.</w:t>
       </w:r>
     </w:p>
-    <w:bookmarkStart w:id="75" w:name="tab:glmm_glassceil"/>
+    <w:bookmarkStart w:id="76" w:name="tab:glmm_glassceil"/>
     <w:p>
       <w:pPr>
         <w:pStyle w:val="TableCaption"/>
@@ -38428,7 +38443,7 @@
         </w:tc>
       </w:tr>
     </w:tbl>
-    <w:bookmarkEnd w:id="75"/>
+    <w:bookmarkEnd w:id="76"/>
     <w:p>
       <w:pPr>
         <w:pStyle w:val="BodyText"/>
@@ -38544,7 +38559,7 @@
         <w:t xml:space="preserve">Fonte: Resultados originais da pesquisa.</w:t>
       </w:r>
     </w:p>
-    <w:bookmarkStart w:id="76" w:name="tab:glmm_ajuste"/>
+    <w:bookmarkStart w:id="77" w:name="tab:glmm_ajuste"/>
     <w:p>
       <w:pPr>
         <w:pStyle w:val="TableCaption"/>
@@ -41667,7 +41682,7 @@
         </w:tc>
       </w:tr>
     </w:tbl>
-    <w:bookmarkEnd w:id="76"/>
+    <w:bookmarkEnd w:id="77"/>
     <w:p>
       <w:pPr>
         <w:pStyle w:val="BodyText"/>
@@ -41695,11 +41710,11 @@
           <w:rFonts w:ascii="Arial" w:hAnsi="Arial"/>
           <w:sz w:val="22"/>
         </w:rPr>
-        <w:t xml:space="preserve">A Tabela Tabela 12 decompõe o diferencial de cada grupo contra o homem branco.</w:t>
+        <w:t xml:space="preserve">A Tabela 12 decompõe o diferencial de cada grupo contra o homem branco.</w:t>
       </w:r>
     </w:p>
-    <w:bookmarkEnd w:id="77"/>
-    <w:bookmarkStart w:id="84" w:name="X1df7cc4eb0c7cc9fb7ddad12c1316189c49cc50"/>
+    <w:bookmarkEnd w:id="78"/>
+    <w:bookmarkStart w:id="85" w:name="X1df7cc4eb0c7cc9fb7ddad12c1316189c49cc50"/>
     <w:p>
       <w:pPr>
         <w:pStyle w:val="Ttulo2"/>
@@ -41715,7 +41730,7 @@
         <w:t xml:space="preserve">Interseccionalidade: raça e gênero no acesso e no topo</w:t>
       </w:r>
     </w:p>
-    <w:bookmarkStart w:id="78" w:name="tab:interseccional"/>
+    <w:bookmarkStart w:id="79" w:name="tab:interseccional"/>
     <w:p>
       <w:pPr>
         <w:pStyle w:val="TableCaption"/>
@@ -42497,7 +42512,7 @@
         </w:tc>
       </w:tr>
     </w:tbl>
-    <w:bookmarkEnd w:id="78"/>
+    <w:bookmarkEnd w:id="79"/>
     <w:p>
       <w:pPr>
         <w:pStyle w:val="BodyText"/>
@@ -42808,8 +42823,8 @@
       <w:pPr>
         <w:pStyle w:val="BodyText"/>
       </w:pPr>
-      <w:bookmarkStart w:id="79" w:name="subsec:interseccional"/>
-      <w:bookmarkEnd w:id="79"/>
+      <w:bookmarkStart w:id="80" w:name="subsec:interseccional"/>
+      <w:bookmarkEnd w:id="80"/>
     </w:p>
     <w:p>
       <w:pPr>
@@ -42988,10 +43003,10 @@
           <w:rFonts w:ascii="Arial" w:hAnsi="Arial"/>
           <w:sz w:val="22"/>
         </w:rPr>
-        <w:t xml:space="preserve">ocupação qualificada (CBO 1–4), renda no top 20% e no top 10%. A Tabela Tabela 12 traz a decomposição de Oaxaca–Blinder dos quatro grupos contra o homem branco, e a Figura Figura 8, as razões de chance nos três desfechos.</w:t>
+        <w:t xml:space="preserve">ocupação qualificada (CBO 1–4), renda no top 20% e no top 10%. A Tabela 12 traz a decomposição de Oaxaca–Blinder dos quatro grupos contra o homem branco, e a Figura 8, as razões de chance nos três desfechos.</w:t>
       </w:r>
     </w:p>
-    <w:bookmarkStart w:id="83" w:name="fig:interseccional"/>
+    <w:bookmarkStart w:id="84" w:name="fig:interseccional"/>
     <w:p>
       <w:pPr>
         <w:pStyle w:val="CaptionedFigure"/>
@@ -43005,18 +43020,18 @@
           <wp:inline>
             <wp:extent cx="4717542" cy="3119503"/>
             <wp:effectExtent b="0" l="0" r="0" t="0"/>
-            <wp:docPr descr="" title="" id="81" name="Picture"/>
+            <wp:docPr descr="" title="" id="82" name="Picture"/>
             <a:graphic>
               <a:graphicData uri="http://schemas.openxmlformats.org/drawingml/2006/picture">
                 <pic:pic>
                   <pic:nvPicPr>
-                    <pic:cNvPr descr="outputs/figures/grupo_rg_interseccional.png" id="82" name="Picture"/>
+                    <pic:cNvPr descr="outputs/figures/grupo_rg_interseccional.png" id="83" name="Picture"/>
                     <pic:cNvPicPr>
                       <a:picLocks noChangeArrowheads="1" noChangeAspect="1"/>
                     </pic:cNvPicPr>
                   </pic:nvPicPr>
                   <pic:blipFill>
-                    <a:blip r:embed="rId80"/>
+                    <a:blip r:embed="rId81"/>
                     <a:stretch>
                       <a:fillRect/>
                     </a:stretch>
@@ -43178,7 +43193,7 @@
         <w:t xml:space="preserve">no topo da renda.</w:t>
       </w:r>
     </w:p>
-    <w:bookmarkEnd w:id="83"/>
+    <w:bookmarkEnd w:id="84"/>
     <w:p>
       <w:pPr>
         <w:pStyle w:val="BodyText"/>
@@ -43206,7 +43221,7 @@
           <w:rFonts w:ascii="Arial" w:hAnsi="Arial"/>
           <w:sz w:val="22"/>
         </w:rPr>
-        <w:t xml:space="preserve">Nota: como ler a Figura Figura 8: cada barra é um grupo raça</w:t>
+        <w:t xml:space="preserve">Nota: como ler a Figura 8: cada barra é um grupo raça</w:t>
       </w:r>
       <m:oMath>
         <m:r>
@@ -43266,7 +43281,7 @@
           <w:rFonts w:ascii="Arial" w:hAnsi="Arial"/>
           <w:sz w:val="22"/>
         </w:rPr>
-        <w:t xml:space="preserve">(Figura Figura 8). No</w:t>
+        <w:t xml:space="preserve">(Figura 8). No</w:t>
       </w:r>
       <w:r>
         <w:rPr>
@@ -43981,8 +43996,8 @@
         <w:t xml:space="preserve">da remuneração.</w:t>
       </w:r>
     </w:p>
-    <w:bookmarkEnd w:id="84"/>
-    <w:bookmarkStart w:id="86" w:name="subsec:vif"/>
+    <w:bookmarkEnd w:id="85"/>
+    <w:bookmarkStart w:id="87" w:name="subsec:vif"/>
     <w:p>
       <w:pPr>
         <w:pStyle w:val="Ttulo2"/>
@@ -44680,15 +44695,15 @@
           <w:rFonts w:ascii="Arial" w:hAnsi="Arial"/>
           <w:sz w:val="22"/>
         </w:rPr>
-        <w:t xml:space="preserve">(Modelos Hierárquicos Lineares — Mediação Contextual do Gap).</w:t>
+        <w:t xml:space="preserve">(ver a seção Modelos Hierárquicos Lineares).</w:t>
       </w:r>
     </w:p>
     <w:p>
       <w:pPr>
         <w:pStyle w:val="BodyText"/>
       </w:pPr>
-      <w:bookmarkStart w:id="85" w:name="sec:discussao"/>
-      <w:bookmarkEnd w:id="85"/>
+      <w:bookmarkStart w:id="86" w:name="sec:discussao"/>
+      <w:bookmarkEnd w:id="86"/>
     </w:p>
     <w:p>
       <w:pPr>
@@ -47890,8 +47905,8 @@
         <w:t xml:space="preserve">justifica reforçar.</w:t>
       </w:r>
     </w:p>
-    <w:bookmarkEnd w:id="86"/>
-    <w:bookmarkStart w:id="87" w:name="limitações-e-escopo-de-validade"/>
+    <w:bookmarkEnd w:id="87"/>
+    <w:bookmarkStart w:id="88" w:name="limitações-e-escopo-de-validade"/>
     <w:p>
       <w:pPr>
         <w:pStyle w:val="Ttulo2"/>
@@ -49302,7 +49317,7 @@
           <w:rFonts w:ascii="Arial" w:hAnsi="Arial"/>
           <w:sz w:val="22"/>
         </w:rPr>
-        <w:t xml:space="preserve">conclusões (Inferência: erros-padrão agrupados, poucos clusters e pesos).</w:t>
+        <w:t xml:space="preserve">conclusões (ver a seção Inferência).</w:t>
       </w:r>
     </w:p>
     <w:p>
@@ -49793,8 +49808,8 @@
         <w:t xml:space="preserve">por todo o conteúdo.</w:t>
       </w:r>
     </w:p>
-    <w:bookmarkEnd w:id="87"/>
-    <w:bookmarkStart w:id="88" w:name="X6e5363a2ea64c40705be1be4ad3b57716cacb0d"/>
+    <w:bookmarkEnd w:id="88"/>
+    <w:bookmarkStart w:id="89" w:name="X6e5363a2ea64c40705be1be4ad3b57716cacb0d"/>
     <w:p>
       <w:pPr>
         <w:pStyle w:val="Ttulo2"/>
@@ -49895,9 +49910,9 @@
         <w:t xml:space="preserve">por todo o conteúdo.</w:t>
       </w:r>
     </w:p>
-    <w:bookmarkEnd w:id="88"/>
     <w:bookmarkEnd w:id="89"/>
-    <w:bookmarkStart w:id="121" w:name="conclusão"/>
+    <w:bookmarkEnd w:id="90"/>
+    <w:bookmarkStart w:id="122" w:name="conclusão"/>
     <w:p>
       <w:pPr>
         <w:pStyle w:val="Heading1"/>
@@ -50309,8 +50324,8 @@
         <w:t xml:space="preserve">insuficientes para desmontá-lo.</w:t>
       </w:r>
     </w:p>
-    <w:bookmarkStart w:id="120" w:name="refs"/>
-    <w:bookmarkStart w:id="90" w:name="ref-almeida2019"/>
+    <w:bookmarkStart w:id="121" w:name="refs"/>
+    <w:bookmarkStart w:id="91" w:name="ref-almeida2019"/>
     <w:p>
       <w:pPr>
         <w:pStyle w:val="Bibliography"/>
@@ -50377,8 +50392,8 @@
         <w:t xml:space="preserve">ra, 2019.</w:t>
       </w:r>
     </w:p>
-    <w:bookmarkEnd w:id="90"/>
-    <w:bookmarkStart w:id="91" w:name="ref-angrist2009"/>
+    <w:bookmarkEnd w:id="91"/>
+    <w:bookmarkStart w:id="92" w:name="ref-angrist2009"/>
     <w:p>
       <w:pPr>
         <w:pStyle w:val="Bibliography"/>
@@ -50417,8 +50432,8 @@
         <w:t xml:space="preserve">. Princeton: Princeton University Press, 2009.</w:t>
       </w:r>
     </w:p>
-    <w:bookmarkEnd w:id="91"/>
-    <w:bookmarkStart w:id="92" w:name="ref-arrow1973"/>
+    <w:bookmarkEnd w:id="92"/>
+    <w:bookmarkStart w:id="93" w:name="ref-arrow1973"/>
     <w:p>
       <w:pPr>
         <w:pStyle w:val="Bibliography"/>
@@ -50480,8 +50495,8 @@
         <w:t xml:space="preserve">. Princeton, NJ: Princeton University Press, 1973. p. 3–33.</w:t>
       </w:r>
     </w:p>
-    <w:bookmarkEnd w:id="92"/>
-    <w:bookmarkStart w:id="93" w:name="ref-becker1957"/>
+    <w:bookmarkEnd w:id="93"/>
+    <w:bookmarkStart w:id="94" w:name="ref-becker1957"/>
     <w:p>
       <w:pPr>
         <w:pStyle w:val="Bibliography"/>
@@ -50520,8 +50535,8 @@
         <w:t xml:space="preserve">. Chicago: University of Chicago Press, 1957.</w:t>
       </w:r>
     </w:p>
-    <w:bookmarkEnd w:id="93"/>
-    <w:bookmarkStart w:id="94" w:name="ref-bickel2008"/>
+    <w:bookmarkEnd w:id="94"/>
+    <w:bookmarkStart w:id="95" w:name="ref-bickel2008"/>
     <w:p>
       <w:pPr>
         <w:pStyle w:val="Bibliography"/>
@@ -50638,8 +50653,8 @@
         <w:t xml:space="preserve">, v. 18, n. 3, p. 967–985, 2008.</w:t>
       </w:r>
     </w:p>
-    <w:bookmarkEnd w:id="94"/>
-    <w:bookmarkStart w:id="95" w:name="ref-blinder1973"/>
+    <w:bookmarkEnd w:id="95"/>
+    <w:bookmarkStart w:id="96" w:name="ref-blinder1973"/>
     <w:p>
       <w:pPr>
         <w:pStyle w:val="Bibliography"/>
@@ -50678,8 +50693,8 @@
         <w:t xml:space="preserve">, v. 8, n. 4, p. 436–455, 1973.</w:t>
       </w:r>
     </w:p>
-    <w:bookmarkEnd w:id="95"/>
-    <w:bookmarkStart w:id="96" w:name="ref-breiman2001"/>
+    <w:bookmarkEnd w:id="96"/>
+    <w:bookmarkStart w:id="97" w:name="ref-breiman2001"/>
     <w:p>
       <w:pPr>
         <w:pStyle w:val="Bibliography"/>
@@ -50718,8 +50733,8 @@
         <w:t xml:space="preserve">, v. 45, n. 1, p. 5–32, 2001.</w:t>
       </w:r>
     </w:p>
-    <w:bookmarkEnd w:id="96"/>
-    <w:bookmarkStart w:id="97" w:name="ref-cameron2008"/>
+    <w:bookmarkEnd w:id="97"/>
+    <w:bookmarkStart w:id="98" w:name="ref-cameron2008"/>
     <w:p>
       <w:pPr>
         <w:pStyle w:val="Bibliography"/>
@@ -50758,8 +50773,8 @@
         <w:t xml:space="preserve">, v. 90, n. 3, p. 414–427, 2008.</w:t>
       </w:r>
     </w:p>
-    <w:bookmarkEnd w:id="97"/>
-    <w:bookmarkStart w:id="98" w:name="ref-chen2016"/>
+    <w:bookmarkEnd w:id="98"/>
+    <w:bookmarkStart w:id="99" w:name="ref-chen2016"/>
     <w:p>
       <w:pPr>
         <w:pStyle w:val="Bibliography"/>
@@ -50819,8 +50834,8 @@
         <w:t xml:space="preserve">: 2016.</w:t>
       </w:r>
     </w:p>
-    <w:bookmarkEnd w:id="98"/>
-    <w:bookmarkStart w:id="99" w:name="ref-duan1983"/>
+    <w:bookmarkEnd w:id="99"/>
+    <w:bookmarkStart w:id="100" w:name="ref-duan1983"/>
     <w:p>
       <w:pPr>
         <w:pStyle w:val="Bibliography"/>
@@ -50859,8 +50874,8 @@
         <w:t xml:space="preserve">, v. 78, n. 383, p. 605–610, 1983.</w:t>
       </w:r>
     </w:p>
-    <w:bookmarkEnd w:id="99"/>
-    <w:bookmarkStart w:id="100" w:name="ref-firpo2018"/>
+    <w:bookmarkEnd w:id="100"/>
+    <w:bookmarkStart w:id="101" w:name="ref-firpo2018"/>
     <w:p>
       <w:pPr>
         <w:pStyle w:val="Bibliography"/>
@@ -50899,8 +50914,8 @@
         <w:t xml:space="preserve">, v. 6, n. 2, p. 28, 2018.</w:t>
       </w:r>
     </w:p>
-    <w:bookmarkEnd w:id="100"/>
-    <w:bookmarkStart w:id="101" w:name="ref-frank2013"/>
+    <w:bookmarkEnd w:id="101"/>
+    <w:bookmarkStart w:id="102" w:name="ref-frank2013"/>
     <w:p>
       <w:pPr>
         <w:pStyle w:val="Bibliography"/>
@@ -50962,8 +50977,8 @@
         <w:t xml:space="preserve">, v. 35, n. 4, p. 437–460, 2013.</w:t>
       </w:r>
     </w:p>
-    <w:bookmarkEnd w:id="101"/>
-    <w:bookmarkStart w:id="102" w:name="ref-granovetter1973"/>
+    <w:bookmarkEnd w:id="102"/>
+    <w:bookmarkStart w:id="103" w:name="ref-granovetter1973"/>
     <w:p>
       <w:pPr>
         <w:pStyle w:val="Bibliography"/>
@@ -51002,8 +51017,8 @@
         <w:t xml:space="preserve">, v. 78, n. 6, p. 1360–1380, 1973.</w:t>
       </w:r>
     </w:p>
-    <w:bookmarkEnd w:id="102"/>
-    <w:bookmarkStart w:id="103" w:name="ref-hasenbalg1979"/>
+    <w:bookmarkEnd w:id="103"/>
+    <w:bookmarkStart w:id="104" w:name="ref-hasenbalg1979"/>
     <w:p>
       <w:pPr>
         <w:pStyle w:val="Bibliography"/>
@@ -51042,8 +51057,8 @@
         <w:t xml:space="preserve">. Rio de Janeiro: Graal, 1979.</w:t>
       </w:r>
     </w:p>
-    <w:bookmarkEnd w:id="103"/>
-    <w:bookmarkStart w:id="104" w:name="ref-henriques2001"/>
+    <w:bookmarkEnd w:id="104"/>
+    <w:bookmarkStart w:id="105" w:name="ref-henriques2001"/>
     <w:p>
       <w:pPr>
         <w:pStyle w:val="Bibliography"/>
@@ -51082,8 +51097,8 @@
         <w:t xml:space="preserve">, n. 807, 2001.</w:t>
       </w:r>
     </w:p>
-    <w:bookmarkEnd w:id="104"/>
-    <w:bookmarkStart w:id="105" w:name="ref-ibge_pof_2019"/>
+    <w:bookmarkEnd w:id="105"/>
+    <w:bookmarkStart w:id="106" w:name="ref-ibge_pof_2019"/>
     <w:p>
       <w:pPr>
         <w:pStyle w:val="Bibliography"/>
@@ -51122,8 +51137,8 @@
         <w:t xml:space="preserve">. Rio de Janeiro: Instituto Brasileiro de Geografia e Estatística, 2019.</w:t>
       </w:r>
     </w:p>
-    <w:bookmarkEnd w:id="105"/>
-    <w:bookmarkStart w:id="106" w:name="ref-ibge_pnad_2023"/>
+    <w:bookmarkEnd w:id="106"/>
+    <w:bookmarkStart w:id="107" w:name="ref-ibge_pnad_2023"/>
     <w:p>
       <w:pPr>
         <w:pStyle w:val="Bibliography"/>
@@ -51162,8 +51177,8 @@
         <w:t xml:space="preserve">. Rio de Janeiro: Instituto Brasileiro de Geografia e Estatística, 2023.</w:t>
       </w:r>
     </w:p>
-    <w:bookmarkEnd w:id="106"/>
-    <w:bookmarkStart w:id="107" w:name="ref-ibge_rendimentos_2025"/>
+    <w:bookmarkEnd w:id="107"/>
+    <w:bookmarkStart w:id="108" w:name="ref-ibge_rendimentos_2025"/>
     <w:p>
       <w:pPr>
         <w:pStyle w:val="Bibliography"/>
@@ -51202,8 +51217,8 @@
         <w:t xml:space="preserve">. Rio de Janeiro: Instituto Brasileiro de Geografia e Estatística, 2025.</w:t>
       </w:r>
     </w:p>
-    <w:bookmarkEnd w:id="107"/>
-    <w:bookmarkStart w:id="108" w:name="ref-koenker1978"/>
+    <w:bookmarkEnd w:id="108"/>
+    <w:bookmarkStart w:id="109" w:name="ref-koenker1978"/>
     <w:p>
       <w:pPr>
         <w:pStyle w:val="Bibliography"/>
@@ -51242,8 +51257,8 @@
         <w:t xml:space="preserve">, v. 46, n. 1, p. 33–50, 1978.</w:t>
       </w:r>
     </w:p>
-    <w:bookmarkEnd w:id="108"/>
-    <w:bookmarkStart w:id="109" w:name="ref-lundberg2017"/>
+    <w:bookmarkEnd w:id="109"/>
+    <w:bookmarkStart w:id="110" w:name="ref-lundberg2017"/>
     <w:p>
       <w:pPr>
         <w:pStyle w:val="Bibliography"/>
@@ -51282,8 +51297,8 @@
         <w:t xml:space="preserve">, v. 30, 2017.</w:t>
       </w:r>
     </w:p>
-    <w:bookmarkEnd w:id="109"/>
-    <w:bookmarkStart w:id="110" w:name="ref-manski1993"/>
+    <w:bookmarkEnd w:id="110"/>
+    <w:bookmarkStart w:id="111" w:name="ref-manski1993"/>
     <w:p>
       <w:pPr>
         <w:pStyle w:val="Bibliography"/>
@@ -51322,8 +51337,8 @@
         <w:t xml:space="preserve">, v. 60, n. 3, p. 531–542, 1993.</w:t>
       </w:r>
     </w:p>
-    <w:bookmarkEnd w:id="110"/>
-    <w:bookmarkStart w:id="111" w:name="ref-marques2010"/>
+    <w:bookmarkEnd w:id="111"/>
+    <w:bookmarkStart w:id="112" w:name="ref-marques2010"/>
     <w:p>
       <w:pPr>
         <w:pStyle w:val="Bibliography"/>
@@ -51362,8 +51377,8 @@
         <w:t xml:space="preserve">, v. 53, n. 1, p. 5–50, 2010.</w:t>
       </w:r>
     </w:p>
-    <w:bookmarkEnd w:id="111"/>
-    <w:bookmarkStart w:id="112" w:name="ref-oaxaca1973"/>
+    <w:bookmarkEnd w:id="112"/>
+    <w:bookmarkStart w:id="113" w:name="ref-oaxaca1973"/>
     <w:p>
       <w:pPr>
         <w:pStyle w:val="Bibliography"/>
@@ -51402,8 +51417,8 @@
         <w:t xml:space="preserve">, v. 14, n. 3, p. 693–709, 1973.</w:t>
       </w:r>
     </w:p>
-    <w:bookmarkEnd w:id="112"/>
-    <w:bookmarkStart w:id="113" w:name="ref-oaxaca_ransom1999"/>
+    <w:bookmarkEnd w:id="113"/>
+    <w:bookmarkStart w:id="114" w:name="ref-oaxaca_ransom1999"/>
     <w:p>
       <w:pPr>
         <w:pStyle w:val="Bibliography"/>
@@ -51442,8 +51457,8 @@
         <w:t xml:space="preserve">, v. 81, n. 1, p. 154–157, 1999.</w:t>
       </w:r>
     </w:p>
-    <w:bookmarkEnd w:id="113"/>
-    <w:bookmarkStart w:id="114" w:name="ref-pager2007"/>
+    <w:bookmarkEnd w:id="114"/>
+    <w:bookmarkStart w:id="115" w:name="ref-pager2007"/>
     <w:p>
       <w:pPr>
         <w:pStyle w:val="Bibliography"/>
@@ -51482,8 +51497,8 @@
         <w:t xml:space="preserve">. Chicago: University of Chicago Press, 2007.</w:t>
       </w:r>
     </w:p>
-    <w:bookmarkEnd w:id="114"/>
-    <w:bookmarkStart w:id="115" w:name="ref-raudenbush2002"/>
+    <w:bookmarkEnd w:id="115"/>
+    <w:bookmarkStart w:id="116" w:name="ref-raudenbush2002"/>
     <w:p>
       <w:pPr>
         <w:pStyle w:val="Bibliography"/>
@@ -51522,8 +51537,8 @@
         <w:t xml:space="preserve">. 2. ed. Thousand Oaks, CA: Sage, 2002.</w:t>
       </w:r>
     </w:p>
-    <w:bookmarkEnd w:id="115"/>
-    <w:bookmarkStart w:id="116" w:name="ref-sampson1997"/>
+    <w:bookmarkEnd w:id="116"/>
+    <w:bookmarkStart w:id="117" w:name="ref-sampson1997"/>
     <w:p>
       <w:pPr>
         <w:pStyle w:val="Bibliography"/>
@@ -51562,8 +51577,8 @@
         <w:t xml:space="preserve">, v. 277, p. 918–924, 1997.</w:t>
       </w:r>
     </w:p>
-    <w:bookmarkEnd w:id="116"/>
-    <w:bookmarkStart w:id="117" w:name="ref-soares2009"/>
+    <w:bookmarkEnd w:id="117"/>
+    <w:bookmarkStart w:id="118" w:name="ref-soares2009"/>
     <w:p>
       <w:pPr>
         <w:pStyle w:val="Bibliography"/>
@@ -51602,8 +51617,8 @@
         <w:t xml:space="preserve">, v. 39, n. 4, p. 803–825, 2009.</w:t>
       </w:r>
     </w:p>
-    <w:bookmarkEnd w:id="117"/>
-    <w:bookmarkStart w:id="118" w:name="ref-vanderweele2017"/>
+    <w:bookmarkEnd w:id="118"/>
+    <w:bookmarkStart w:id="119" w:name="ref-vanderweele2017"/>
     <w:p>
       <w:pPr>
         <w:pStyle w:val="Bibliography"/>
@@ -51642,8 +51657,8 @@
         <w:t xml:space="preserve">, v. 167, n. 4, p. 268–274, 2017.</w:t>
       </w:r>
     </w:p>
-    <w:bookmarkEnd w:id="118"/>
-    <w:bookmarkStart w:id="119" w:name="ref-wilson1987"/>
+    <w:bookmarkEnd w:id="119"/>
+    <w:bookmarkStart w:id="120" w:name="ref-wilson1987"/>
     <w:p>
       <w:pPr>
         <w:pStyle w:val="Bibliography"/>
@@ -51682,9 +51697,9 @@
         <w:t xml:space="preserve">. Chicago: University of Chicago Press, 1987.</w:t>
       </w:r>
     </w:p>
-    <w:bookmarkEnd w:id="119"/>
     <w:bookmarkEnd w:id="120"/>
     <w:bookmarkEnd w:id="121"/>
+    <w:bookmarkEnd w:id="122"/>
     <w:sectPr>
       <w:headerReference r:id="rId11" w:type="default"/>
       <w:footerReference r:id="rId12" w:type="default"/>
@@ -51788,6 +51803,215 @@
     <w:p>
       <w:r>
         <w:separator/>
+      </w:r>
+    </w:p>
+  </w:footnote>
+  <w:footnote w:id="33">
+    <w:p>
+      <w:pPr>
+        <w:pStyle w:val="FootnoteText"/>
+      </w:pPr>
+      <w:r>
+        <w:rPr>
+          <w:rStyle w:val="FootnoteReference"/>
+        </w:rPr>
+        <w:footnoteRef/>
+      </w:r>
+      <w:r>
+        <w:t xml:space="preserve"> </w:t>
+      </w:r>
+      <w:r>
+        <w:t xml:space="preserve">Os modelos têm o logaritmo do rendimento como variável dependente, de modo que o coeficiente está em log-pontos. A variação percentual correspondente é</w:t>
+      </w:r>
+      <w:r>
+        <w:t xml:space="preserve"> </w:t>
+      </w:r>
+      <m:oMath>
+        <m:r>
+          <m:rPr>
+            <m:sty m:val="p"/>
+          </m:rPr>
+          <m:t>(</m:t>
+        </m:r>
+        <m:sSup>
+          <m:e>
+            <m:r>
+              <m:t>e</m:t>
+            </m:r>
+          </m:e>
+          <m:sup>
+            <m:acc>
+              <m:accPr>
+                <m:chr m:val="̂"/>
+              </m:accPr>
+              <m:e>
+                <m:r>
+                  <m:t>β</m:t>
+                </m:r>
+              </m:e>
+            </m:acc>
+          </m:sup>
+        </m:sSup>
+        <m:r>
+          <m:rPr>
+            <m:sty m:val="p"/>
+          </m:rPr>
+          <m:t>−</m:t>
+        </m:r>
+        <m:r>
+          <m:t>1</m:t>
+        </m:r>
+        <m:r>
+          <m:rPr>
+            <m:sty m:val="p"/>
+          </m:rPr>
+          <m:t>)</m:t>
+        </m:r>
+        <m:r>
+          <m:rPr>
+            <m:sty m:val="p"/>
+          </m:rPr>
+          <m:t>×</m:t>
+        </m:r>
+        <m:r>
+          <m:t>100</m:t>
+        </m:r>
+      </m:oMath>
+      <w:r>
+        <w:t xml:space="preserve">, e não</w:t>
+      </w:r>
+      <w:r>
+        <w:t xml:space="preserve"> </w:t>
+      </w:r>
+      <m:oMath>
+        <m:acc>
+          <m:accPr>
+            <m:chr m:val="̂"/>
+          </m:accPr>
+          <m:e>
+            <m:r>
+              <m:t>β</m:t>
+            </m:r>
+          </m:e>
+        </m:acc>
+        <m:r>
+          <m:rPr>
+            <m:sty m:val="p"/>
+          </m:rPr>
+          <m:t>×</m:t>
+        </m:r>
+        <m:r>
+          <m:t>100</m:t>
+        </m:r>
+      </m:oMath>
+      <w:r>
+        <w:t xml:space="preserve">: para</w:t>
+      </w:r>
+      <w:r>
+        <w:t xml:space="preserve"> </w:t>
+      </w:r>
+      <m:oMath>
+        <m:acc>
+          <m:accPr>
+            <m:chr m:val="̂"/>
+          </m:accPr>
+          <m:e>
+            <m:r>
+              <m:t>β</m:t>
+            </m:r>
+          </m:e>
+        </m:acc>
+        <m:r>
+          <m:rPr>
+            <m:sty m:val="p"/>
+          </m:rPr>
+          <m:t>=</m:t>
+        </m:r>
+        <m:r>
+          <m:rPr>
+            <m:sty m:val="p"/>
+          </m:rPr>
+          <m:t>−</m:t>
+        </m:r>
+        <m:r>
+          <m:t>0</m:t>
+        </m:r>
+        <m:r>
+          <m:rPr>
+            <m:sty m:val="p"/>
+          </m:rPr>
+          <m:t>,</m:t>
+        </m:r>
+        <m:r>
+          <m:t>2123</m:t>
+        </m:r>
+      </m:oMath>
+      <w:r>
+        <w:t xml:space="preserve">, por exemplo, tem-se</w:t>
+      </w:r>
+      <w:r>
+        <w:t xml:space="preserve"> </w:t>
+      </w:r>
+      <m:oMath>
+        <m:r>
+          <m:rPr>
+            <m:sty m:val="p"/>
+          </m:rPr>
+          <m:t>−</m:t>
+        </m:r>
+        <m:r>
+          <m:t>19</m:t>
+        </m:r>
+        <m:r>
+          <m:rPr>
+            <m:sty m:val="p"/>
+          </m:rPr>
+          <m:t>,</m:t>
+        </m:r>
+        <m:r>
+          <m:t>1</m:t>
+        </m:r>
+        <m:r>
+          <m:rPr>
+            <m:sty m:val="p"/>
+          </m:rPr>
+          <m:t>%</m:t>
+        </m:r>
+      </m:oMath>
+      <w:r>
+        <w:t xml:space="preserve">, e não</w:t>
+      </w:r>
+      <w:r>
+        <w:t xml:space="preserve"> </w:t>
+      </w:r>
+      <m:oMath>
+        <m:r>
+          <m:rPr>
+            <m:sty m:val="p"/>
+          </m:rPr>
+          <m:t>−</m:t>
+        </m:r>
+        <m:r>
+          <m:t>21</m:t>
+        </m:r>
+        <m:r>
+          <m:rPr>
+            <m:sty m:val="p"/>
+          </m:rPr>
+          <m:t>,</m:t>
+        </m:r>
+        <m:r>
+          <m:t>2</m:t>
+        </m:r>
+        <m:r>
+          <m:rPr>
+            <m:sty m:val="p"/>
+          </m:rPr>
+          <m:t>%</m:t>
+        </m:r>
+      </m:oMath>
+      <w:r>
+        <w:t xml:space="preserve">. As duas leituras se aproximam quando o coeficiente é pequeno e divergem à medida que ele cresce em módulo; todos os percentuais de gap deste trabalho usam a primeira forma.</w:t>
       </w:r>
     </w:p>
   </w:footnote>

--- a/entregaveis/TCC_Ricardo_Calheiros_MBA_USP_Esalq.docx
+++ b/entregaveis/TCC_Ricardo_Calheiros_MBA_USP_Esalq.docx
@@ -201,8 +201,8 @@
     <w:p>
       <w:pPr>
         <w:pStyle w:val="BodyText"/>
-        <w:spacing w:line="240" w:lineRule="auto" w:before="240" w:after="120"/>
-        <w:ind w:firstLine="0"/>
+        <w:spacing w:line="360" w:lineRule="auto" w:before="280" w:after="280"/>
+        <w:ind w:firstLine="0" w:left="0"/>
         <w:jc w:val="left"/>
       </w:pPr>
       <w:r>
@@ -213,6 +213,1050 @@
           <w:sz w:val="22"/>
         </w:rPr>
         <w:t xml:space="preserve">Resumo</w:t>
+      </w:r>
+    </w:p>
+    <w:p>
+      <w:pPr>
+        <w:pStyle w:val="BodyText"/>
+        <w:spacing w:line="240" w:lineRule="auto" w:before="0" w:after="0"/>
+        <w:ind w:firstLine="0"/>
+        <w:jc w:val="both"/>
+      </w:pPr>
+      <w:r>
+        <w:rPr>
+          <w:rFonts w:ascii="Arial" w:hAnsi="Arial"/>
+          <w:sz w:val="22"/>
+        </w:rPr>
+        <w:t xml:space="preserve">Este trabalho investigou o diferencial racial de rendimentos e as barreiras de</w:t>
+      </w:r>
+      <w:r>
+        <w:rPr>
+          <w:rFonts w:ascii="Arial" w:hAnsi="Arial"/>
+          <w:sz w:val="22"/>
+        </w:rPr>
+        <w:t xml:space="preserve"> </w:t>
+      </w:r>
+      <w:r>
+        <w:rPr>
+          <w:rFonts w:ascii="Arial" w:hAnsi="Arial"/>
+          <w:sz w:val="22"/>
+        </w:rPr>
+        <w:t xml:space="preserve">acesso ocupacional no Brasil com a série completa da Pesquisa Nacional por</w:t>
+      </w:r>
+      <w:r>
+        <w:rPr>
+          <w:rFonts w:ascii="Arial" w:hAnsi="Arial"/>
+          <w:sz w:val="22"/>
+        </w:rPr>
+        <w:t xml:space="preserve"> </w:t>
+      </w:r>
+      <w:r>
+        <w:rPr>
+          <w:rFonts w:ascii="Arial" w:hAnsi="Arial"/>
+          <w:sz w:val="22"/>
+        </w:rPr>
+        <w:t xml:space="preserve">Amostra de Domicílios Contínua, de 2016 a 2025, sobre 7.694.198</w:t>
+      </w:r>
+      <w:r>
+        <w:rPr>
+          <w:rFonts w:ascii="Arial" w:hAnsi="Arial"/>
+          <w:sz w:val="22"/>
+        </w:rPr>
+        <w:t xml:space="preserve"> </w:t>
+      </w:r>
+      <w:r>
+        <w:rPr>
+          <w:rFonts w:ascii="Arial" w:hAnsi="Arial"/>
+          <w:sz w:val="22"/>
+        </w:rPr>
+        <w:t xml:space="preserve">observações da população ocupada com rendimento positivo em</w:t>
+      </w:r>
+      <w:r>
+        <w:rPr>
+          <w:rFonts w:ascii="Arial" w:hAnsi="Arial"/>
+          <w:sz w:val="22"/>
+        </w:rPr>
+        <w:t xml:space="preserve"> </w:t>
+      </w:r>
+      <w:r>
+        <w:rPr>
+          <w:rFonts w:ascii="Arial" w:hAnsi="Arial"/>
+          <w:sz w:val="22"/>
+        </w:rPr>
+        <w:t xml:space="preserve">40.969 setores de amostragem. Quatro métodos foram aplicados de</w:t>
+      </w:r>
+      <w:r>
+        <w:rPr>
+          <w:rFonts w:ascii="Arial" w:hAnsi="Arial"/>
+          <w:sz w:val="22"/>
+        </w:rPr>
+        <w:t xml:space="preserve"> </w:t>
+      </w:r>
+      <w:r>
+        <w:rPr>
+          <w:rFonts w:ascii="Arial" w:hAnsi="Arial"/>
+          <w:sz w:val="22"/>
+        </w:rPr>
+        <w:t xml:space="preserve">forma articulada: modelo linear hierárquico de dois níveis, com indivíduos</w:t>
+      </w:r>
+      <w:r>
+        <w:rPr>
+          <w:rFonts w:ascii="Arial" w:hAnsi="Arial"/>
+          <w:sz w:val="22"/>
+        </w:rPr>
+        <w:t xml:space="preserve"> </w:t>
+      </w:r>
+      <w:r>
+        <w:rPr>
+          <w:rFonts w:ascii="Arial" w:hAnsi="Arial"/>
+          <w:sz w:val="22"/>
+        </w:rPr>
+        <w:t xml:space="preserve">aninhados em bairros e efeitos fixos de estado; decomposição de</w:t>
+      </w:r>
+      <w:r>
+        <w:rPr>
+          <w:rFonts w:ascii="Arial" w:hAnsi="Arial"/>
+          <w:sz w:val="22"/>
+        </w:rPr>
+        <w:t xml:space="preserve"> </w:t>
+      </w:r>
+      <w:r>
+        <w:rPr>
+          <w:rFonts w:ascii="Arial" w:hAnsi="Arial"/>
+          <w:sz w:val="22"/>
+        </w:rPr>
+        <w:t xml:space="preserve">Oaxaca–Blinder; regressão quantílica com decomposição por função de influência</w:t>
+      </w:r>
+      <w:r>
+        <w:rPr>
+          <w:rFonts w:ascii="Arial" w:hAnsi="Arial"/>
+          <w:sz w:val="22"/>
+        </w:rPr>
+        <w:t xml:space="preserve"> </w:t>
+      </w:r>
+      <w:r>
+        <w:rPr>
+          <w:rFonts w:ascii="Arial" w:hAnsi="Arial"/>
+          <w:sz w:val="22"/>
+        </w:rPr>
+        <w:t xml:space="preserve">recentrada; e modelo logístico multinível de acesso, estimado por máxima</w:t>
+      </w:r>
+      <w:r>
+        <w:rPr>
+          <w:rFonts w:ascii="Arial" w:hAnsi="Arial"/>
+          <w:sz w:val="22"/>
+        </w:rPr>
+        <w:t xml:space="preserve"> </w:t>
+      </w:r>
+      <w:r>
+        <w:rPr>
+          <w:rFonts w:ascii="Arial" w:hAnsi="Arial"/>
+          <w:sz w:val="22"/>
+        </w:rPr>
+        <w:t xml:space="preserve">verossimilhança. Um modelo de aprendizado de máquina interpretável serviu de</w:t>
+      </w:r>
+      <w:r>
+        <w:rPr>
+          <w:rFonts w:ascii="Arial" w:hAnsi="Arial"/>
+          <w:sz w:val="22"/>
+        </w:rPr>
+        <w:t xml:space="preserve"> </w:t>
+      </w:r>
+      <w:r>
+        <w:rPr>
+          <w:rFonts w:ascii="Arial" w:hAnsi="Arial"/>
+          <w:sz w:val="22"/>
+        </w:rPr>
+        <w:t xml:space="preserve">contraprova à forma funcional. O gap agregado foi de 19,1</w:t>
+      </w:r>
+      <w:r>
+        <w:rPr>
+          <w:rFonts w:ascii="Arial" w:hAnsi="Arial"/>
+          <w:sz w:val="22"/>
+        </w:rPr>
+        <w:t xml:space="preserve"> </w:t>
+      </w:r>
+      <w:r>
+        <w:rPr>
+          <w:rFonts w:ascii="Arial" w:hAnsi="Arial"/>
+          <w:sz w:val="22"/>
+        </w:rPr>
+        <w:t xml:space="preserve">quais 47,0</w:t>
+      </w:r>
+      <w:r>
+        <w:rPr>
+          <w:rFonts w:ascii="Arial" w:hAnsi="Arial"/>
+          <w:sz w:val="22"/>
+        </w:rPr>
+        <w:t xml:space="preserve"> </w:t>
+      </w:r>
+      <w:r>
+        <w:rPr>
+          <w:rFonts w:ascii="Arial" w:hAnsi="Arial"/>
+          <w:sz w:val="22"/>
+        </w:rPr>
+        <w:t xml:space="preserve">o diferencial que sobreviveu ao controle de capital humano, contexto e estado</w:t>
+      </w:r>
+      <w:r>
+        <w:rPr>
+          <w:rFonts w:ascii="Arial" w:hAnsi="Arial"/>
+          <w:sz w:val="22"/>
+        </w:rPr>
+        <w:t xml:space="preserve"> </w:t>
+      </w:r>
+      <w:r>
+        <w:rPr>
+          <w:rFonts w:ascii="Arial" w:hAnsi="Arial"/>
+          <w:sz w:val="22"/>
+        </w:rPr>
+        <w:t xml:space="preserve">foi de 10,2</w:t>
+      </w:r>
+      <w:r>
+        <w:rPr>
+          <w:rFonts w:ascii="Arial" w:hAnsi="Arial"/>
+          <w:sz w:val="22"/>
+        </w:rPr>
+        <w:t xml:space="preserve"> </w:t>
+      </w:r>
+      <w:r>
+        <w:rPr>
+          <w:rFonts w:ascii="Arial" w:hAnsi="Arial"/>
+          <w:sz w:val="22"/>
+        </w:rPr>
+        <w:t xml:space="preserve">ocupação. A decomposição atribuiu 28,4</w:t>
+      </w:r>
+      <w:r>
+        <w:rPr>
+          <w:rFonts w:ascii="Arial" w:hAnsi="Arial"/>
+          <w:sz w:val="22"/>
+        </w:rPr>
+        <w:t xml:space="preserve"> </w:t>
+      </w:r>
+      <w:r>
+        <w:rPr>
+          <w:rFonts w:ascii="Arial" w:hAnsi="Arial"/>
+          <w:sz w:val="22"/>
+        </w:rPr>
+        <w:t xml:space="preserve">diferenciais. O modelo de acesso estimou razão de chances de 0,699 para</w:t>
+      </w:r>
+      <w:r>
+        <w:rPr>
+          <w:rFonts w:ascii="Arial" w:hAnsi="Arial"/>
+          <w:sz w:val="22"/>
+        </w:rPr>
+        <w:t xml:space="preserve"> </w:t>
+      </w:r>
+      <w:r>
+        <w:rPr>
+          <w:rFonts w:ascii="Arial" w:hAnsi="Arial"/>
+          <w:sz w:val="22"/>
+        </w:rPr>
+        <w:t xml:space="preserve">cargo qualificado e 0,654 para o décimo superior da renda, indicando</w:t>
+      </w:r>
+      <w:r>
+        <w:rPr>
+          <w:rFonts w:ascii="Arial" w:hAnsi="Arial"/>
+          <w:sz w:val="22"/>
+        </w:rPr>
+        <w:t xml:space="preserve"> </w:t>
+      </w:r>
+      <w:r>
+        <w:rPr>
+          <w:rFonts w:ascii="Arial" w:hAnsi="Arial"/>
+          <w:sz w:val="22"/>
+        </w:rPr>
+        <w:t xml:space="preserve">barreira que se agrava no topo. A desvantagem da mulher negra excedeu em</w:t>
+      </w:r>
+      <w:r>
+        <w:rPr>
+          <w:rFonts w:ascii="Arial" w:hAnsi="Arial"/>
+          <w:sz w:val="22"/>
+        </w:rPr>
+        <w:t xml:space="preserve"> </w:t>
+      </w:r>
+      <w:r>
+        <w:rPr>
+          <w:rFonts w:ascii="Arial" w:hAnsi="Arial"/>
+          <w:sz w:val="22"/>
+        </w:rPr>
+        <w:t xml:space="preserve">4,6 pontos percentuais a soma das penalidades de raça</w:t>
+      </w:r>
+      <w:r>
+        <w:rPr>
+          <w:rFonts w:ascii="Arial" w:hAnsi="Arial"/>
+          <w:sz w:val="22"/>
+        </w:rPr>
+        <w:t xml:space="preserve"> </w:t>
+      </w:r>
+      <w:r>
+        <w:rPr>
+          <w:rFonts w:ascii="Arial" w:hAnsi="Arial"/>
+          <w:sz w:val="22"/>
+        </w:rPr>
+        <w:t xml:space="preserve">e de gênero isoladas. Concluiu-se que a discriminação operou sobretudo no</w:t>
+      </w:r>
+      <w:r>
+        <w:rPr>
+          <w:rFonts w:ascii="Arial" w:hAnsi="Arial"/>
+          <w:sz w:val="22"/>
+        </w:rPr>
+        <w:t xml:space="preserve"> </w:t>
+      </w:r>
+      <w:r>
+        <w:rPr>
+          <w:rFonts w:ascii="Arial" w:hAnsi="Arial"/>
+          <w:sz w:val="22"/>
+        </w:rPr>
+        <w:t xml:space="preserve">acesso à ocupação, e não apenas no salário, de modo que políticas centradas</w:t>
+      </w:r>
+      <w:r>
+        <w:rPr>
+          <w:rFonts w:ascii="Arial" w:hAnsi="Arial"/>
+          <w:sz w:val="22"/>
+        </w:rPr>
+        <w:t xml:space="preserve"> </w:t>
+      </w:r>
+      <w:r>
+        <w:rPr>
+          <w:rFonts w:ascii="Arial" w:hAnsi="Arial"/>
+          <w:sz w:val="22"/>
+        </w:rPr>
+        <w:t xml:space="preserve">apenas em escolaridade se mostraram insuficientes.</w:t>
+      </w:r>
+    </w:p>
+    <w:p>
+      <w:pPr>
+        <w:pStyle w:val="BodyText"/>
+        <w:spacing w:line="240" w:lineRule="auto" w:before="0" w:after="280"/>
+        <w:ind w:firstLine="0"/>
+        <w:jc w:val="both"/>
+      </w:pPr>
+      <w:r>
+        <w:rPr>
+          <w:rFonts w:ascii="Arial" w:hAnsi="Arial"/>
+          <w:b/>
+          <w:bCs/>
+          <w:sz w:val="22"/>
+        </w:rPr>
+        <w:t xml:space="preserve">Palavras-chave</w:t>
+      </w:r>
+      <w:r>
+        <w:rPr>
+          <w:rFonts w:ascii="Arial" w:hAnsi="Arial"/>
+          <w:sz w:val="22"/>
+        </w:rPr>
+        <w:t xml:space="preserve">: diferencial racial de rendimentos;</w:t>
+      </w:r>
+      <w:r>
+        <w:rPr>
+          <w:rFonts w:ascii="Arial" w:hAnsi="Arial"/>
+          <w:sz w:val="22"/>
+        </w:rPr>
+        <w:t xml:space="preserve"> </w:t>
+      </w:r>
+      <w:r>
+        <w:rPr>
+          <w:rFonts w:ascii="Arial" w:hAnsi="Arial"/>
+          <w:sz w:val="22"/>
+        </w:rPr>
+        <w:t xml:space="preserve">segregação residencial; teto de vidro; decomposição de Oaxaca–Blinder;</w:t>
+      </w:r>
+      <w:r>
+        <w:rPr>
+          <w:rFonts w:ascii="Arial" w:hAnsi="Arial"/>
+          <w:sz w:val="22"/>
+        </w:rPr>
+        <w:t xml:space="preserve"> </w:t>
+      </w:r>
+      <w:r>
+        <w:rPr>
+          <w:rFonts w:ascii="Arial" w:hAnsi="Arial"/>
+          <w:sz w:val="22"/>
+        </w:rPr>
+        <w:t xml:space="preserve">interseccionalidade.</w:t>
+      </w:r>
+    </w:p>
+    <w:p>
+      <w:pPr>
+        <w:pStyle w:val="BodyText"/>
+        <w:spacing w:line="240" w:lineRule="auto" w:before="0" w:after="0"/>
+        <w:ind w:firstLine="0"/>
+        <w:jc w:val="both"/>
+      </w:pPr>
+      <w:r>
+        <w:rPr>
+          <w:rFonts w:ascii="Arial" w:hAnsi="Arial"/>
+          <w:b/>
+          <w:bCs/>
+          <w:sz w:val="22"/>
+        </w:rPr>
+        <w:t xml:space="preserve">Structural racism in the Brazilian labour market: a multilevel and</w:t>
+      </w:r>
+      <w:r>
+        <w:rPr>
+          <w:rFonts w:ascii="Arial" w:hAnsi="Arial"/>
+          <w:b/>
+          <w:bCs/>
+          <w:sz w:val="22"/>
+        </w:rPr>
+        <w:t xml:space="preserve"> </w:t>
+      </w:r>
+      <w:r>
+        <w:rPr>
+          <w:rFonts w:ascii="Arial" w:hAnsi="Arial"/>
+          <w:b/>
+          <w:bCs/>
+          <w:sz w:val="22"/>
+        </w:rPr>
+        <w:t xml:space="preserve">wage-decomposition approach</w:t>
+      </w:r>
+    </w:p>
+    <w:p>
+      <w:pPr>
+        <w:pStyle w:val="BodyText"/>
+        <w:spacing w:line="360" w:lineRule="auto" w:before="280" w:after="280"/>
+        <w:ind w:firstLine="0" w:left="0"/>
+        <w:jc w:val="left"/>
+      </w:pPr>
+      <w:r>
+        <w:rPr>
+          <w:rFonts w:ascii="Arial" w:hAnsi="Arial"/>
+          <w:b/>
+          <w:bCs/>
+          <w:sz w:val="22"/>
+        </w:rPr>
+        <w:t xml:space="preserve">Abstract</w:t>
+      </w:r>
+    </w:p>
+    <w:p>
+      <w:pPr>
+        <w:pStyle w:val="BodyText"/>
+        <w:spacing w:line="240" w:lineRule="auto" w:before="0" w:after="0"/>
+        <w:ind w:firstLine="0"/>
+        <w:jc w:val="both"/>
+      </w:pPr>
+      <w:r>
+        <w:rPr>
+          <w:rFonts w:ascii="Arial" w:hAnsi="Arial"/>
+          <w:sz w:val="22"/>
+        </w:rPr>
+        <w:t xml:space="preserve">This study examined the racial earnings differential and occupational access</w:t>
+      </w:r>
+      <w:r>
+        <w:rPr>
+          <w:rFonts w:ascii="Arial" w:hAnsi="Arial"/>
+          <w:sz w:val="22"/>
+        </w:rPr>
+        <w:t xml:space="preserve"> </w:t>
+      </w:r>
+      <w:r>
+        <w:rPr>
+          <w:rFonts w:ascii="Arial" w:hAnsi="Arial"/>
+          <w:sz w:val="22"/>
+        </w:rPr>
+        <w:t xml:space="preserve">barriers in Brazil using the complete series of the Brazilian Continuous</w:t>
+      </w:r>
+      <w:r>
+        <w:rPr>
+          <w:rFonts w:ascii="Arial" w:hAnsi="Arial"/>
+          <w:sz w:val="22"/>
+        </w:rPr>
+        <w:t xml:space="preserve"> </w:t>
+      </w:r>
+      <w:r>
+        <w:rPr>
+          <w:rFonts w:ascii="Arial" w:hAnsi="Arial"/>
+          <w:sz w:val="22"/>
+        </w:rPr>
+        <w:t xml:space="preserve">National Household Sample Survey, from 2016 to 2025, covering</w:t>
+      </w:r>
+      <w:r>
+        <w:rPr>
+          <w:rFonts w:ascii="Arial" w:hAnsi="Arial"/>
+          <w:sz w:val="22"/>
+        </w:rPr>
+        <w:t xml:space="preserve"> </w:t>
+      </w:r>
+      <w:r>
+        <w:rPr>
+          <w:rFonts w:ascii="Arial" w:hAnsi="Arial"/>
+          <w:sz w:val="22"/>
+        </w:rPr>
+        <w:t xml:space="preserve">7.694.198 observations of employed workers with positive earnings</w:t>
+      </w:r>
+      <w:r>
+        <w:rPr>
+          <w:rFonts w:ascii="Arial" w:hAnsi="Arial"/>
+          <w:sz w:val="22"/>
+        </w:rPr>
+        <w:t xml:space="preserve"> </w:t>
+      </w:r>
+      <w:r>
+        <w:rPr>
+          <w:rFonts w:ascii="Arial" w:hAnsi="Arial"/>
+          <w:sz w:val="22"/>
+        </w:rPr>
+        <w:t xml:space="preserve">in 40.969 sampling units. Four methods were jointly applied: a</w:t>
+      </w:r>
+      <w:r>
+        <w:rPr>
+          <w:rFonts w:ascii="Arial" w:hAnsi="Arial"/>
+          <w:sz w:val="22"/>
+        </w:rPr>
+        <w:t xml:space="preserve"> </w:t>
+      </w:r>
+      <w:r>
+        <w:rPr>
+          <w:rFonts w:ascii="Arial" w:hAnsi="Arial"/>
+          <w:sz w:val="22"/>
+        </w:rPr>
+        <w:t xml:space="preserve">two-level hierarchical linear model, with individuals nested in neighbourhoods</w:t>
+      </w:r>
+      <w:r>
+        <w:rPr>
+          <w:rFonts w:ascii="Arial" w:hAnsi="Arial"/>
+          <w:sz w:val="22"/>
+        </w:rPr>
+        <w:t xml:space="preserve"> </w:t>
+      </w:r>
+      <w:r>
+        <w:rPr>
+          <w:rFonts w:ascii="Arial" w:hAnsi="Arial"/>
+          <w:sz w:val="22"/>
+        </w:rPr>
+        <w:t xml:space="preserve">and state fixed effects; an Oaxaca–Blinder decomposition; quantile regression</w:t>
+      </w:r>
+      <w:r>
+        <w:rPr>
+          <w:rFonts w:ascii="Arial" w:hAnsi="Arial"/>
+          <w:sz w:val="22"/>
+        </w:rPr>
+        <w:t xml:space="preserve"> </w:t>
+      </w:r>
+      <w:r>
+        <w:rPr>
+          <w:rFonts w:ascii="Arial" w:hAnsi="Arial"/>
+          <w:sz w:val="22"/>
+        </w:rPr>
+        <w:t xml:space="preserve">with recentred influence function decomposition; and a multilevel logistic</w:t>
+      </w:r>
+      <w:r>
+        <w:rPr>
+          <w:rFonts w:ascii="Arial" w:hAnsi="Arial"/>
+          <w:sz w:val="22"/>
+        </w:rPr>
+        <w:t xml:space="preserve"> </w:t>
+      </w:r>
+      <w:r>
+        <w:rPr>
+          <w:rFonts w:ascii="Arial" w:hAnsi="Arial"/>
+          <w:sz w:val="22"/>
+        </w:rPr>
+        <w:t xml:space="preserve">model of occupational access, estimated by maximum likelihood. An interpretable</w:t>
+      </w:r>
+      <w:r>
+        <w:rPr>
+          <w:rFonts w:ascii="Arial" w:hAnsi="Arial"/>
+          <w:sz w:val="22"/>
+        </w:rPr>
+        <w:t xml:space="preserve"> </w:t>
+      </w:r>
+      <w:r>
+        <w:rPr>
+          <w:rFonts w:ascii="Arial" w:hAnsi="Arial"/>
+          <w:sz w:val="22"/>
+        </w:rPr>
+        <w:t xml:space="preserve">machine learning model served as a functional-form check. The aggregate gap was</w:t>
+      </w:r>
+      <w:r>
+        <w:rPr>
+          <w:rFonts w:ascii="Arial" w:hAnsi="Arial"/>
+          <w:sz w:val="22"/>
+        </w:rPr>
+        <w:t xml:space="preserve"> </w:t>
+      </w:r>
+      <w:r>
+        <w:rPr>
+          <w:rFonts w:ascii="Arial" w:hAnsi="Arial"/>
+          <w:sz w:val="22"/>
+        </w:rPr>
+        <w:t xml:space="preserve">19,1</w:t>
+      </w:r>
+      <w:r>
+        <w:rPr>
+          <w:rFonts w:ascii="Arial" w:hAnsi="Arial"/>
+          <w:sz w:val="22"/>
+        </w:rPr>
+        <w:t xml:space="preserve"> </w:t>
+      </w:r>
+      <w:r>
+        <w:rPr>
+          <w:rFonts w:ascii="Arial" w:hAnsi="Arial"/>
+          <w:sz w:val="22"/>
+        </w:rPr>
+        <w:t xml:space="preserve">neighbourhood of residence; the differential surviving controls for human</w:t>
+      </w:r>
+      <w:r>
+        <w:rPr>
+          <w:rFonts w:ascii="Arial" w:hAnsi="Arial"/>
+          <w:sz w:val="22"/>
+        </w:rPr>
+        <w:t xml:space="preserve"> </w:t>
+      </w:r>
+      <w:r>
+        <w:rPr>
+          <w:rFonts w:ascii="Arial" w:hAnsi="Arial"/>
+          <w:sz w:val="22"/>
+        </w:rPr>
+        <w:t xml:space="preserve">capital, context and state was 10,2</w:t>
+      </w:r>
+      <w:r>
+        <w:rPr>
+          <w:rFonts w:ascii="Arial" w:hAnsi="Arial"/>
+          <w:sz w:val="22"/>
+        </w:rPr>
+        <w:t xml:space="preserve"> </w:t>
+      </w:r>
+      <w:r>
+        <w:rPr>
+          <w:rFonts w:ascii="Arial" w:hAnsi="Arial"/>
+          <w:sz w:val="22"/>
+        </w:rPr>
+        <w:t xml:space="preserve">persisted within the same occupation. The decomposition attributed</w:t>
+      </w:r>
+      <w:r>
+        <w:rPr>
+          <w:rFonts w:ascii="Arial" w:hAnsi="Arial"/>
+          <w:sz w:val="22"/>
+        </w:rPr>
+        <w:t xml:space="preserve"> </w:t>
+      </w:r>
+      <w:r>
+        <w:rPr>
+          <w:rFonts w:ascii="Arial" w:hAnsi="Arial"/>
+          <w:sz w:val="22"/>
+        </w:rPr>
+        <w:t xml:space="preserve">28,4</w:t>
+      </w:r>
+      <w:r>
+        <w:rPr>
+          <w:rFonts w:ascii="Arial" w:hAnsi="Arial"/>
+          <w:sz w:val="22"/>
+        </w:rPr>
+        <w:t xml:space="preserve"> </w:t>
+      </w:r>
+      <w:r>
+        <w:rPr>
+          <w:rFonts w:ascii="Arial" w:hAnsi="Arial"/>
+          <w:sz w:val="22"/>
+        </w:rPr>
+        <w:t xml:space="preserve">estimated odds ratios of 0,699 for qualified occupations and 0,654 for</w:t>
+      </w:r>
+      <w:r>
+        <w:rPr>
+          <w:rFonts w:ascii="Arial" w:hAnsi="Arial"/>
+          <w:sz w:val="22"/>
+        </w:rPr>
+        <w:t xml:space="preserve"> </w:t>
+      </w:r>
+      <w:r>
+        <w:rPr>
+          <w:rFonts w:ascii="Arial" w:hAnsi="Arial"/>
+          <w:sz w:val="22"/>
+        </w:rPr>
+        <w:t xml:space="preserve">the top income decile, indicating a barrier that tightens towards the top. The</w:t>
+      </w:r>
+      <w:r>
+        <w:rPr>
+          <w:rFonts w:ascii="Arial" w:hAnsi="Arial"/>
+          <w:sz w:val="22"/>
+        </w:rPr>
+        <w:t xml:space="preserve"> </w:t>
+      </w:r>
+      <w:r>
+        <w:rPr>
+          <w:rFonts w:ascii="Arial" w:hAnsi="Arial"/>
+          <w:sz w:val="22"/>
+        </w:rPr>
+        <w:t xml:space="preserve">disadvantage faced by Black women exceeded the sum of the separate race and</w:t>
+      </w:r>
+      <w:r>
+        <w:rPr>
+          <w:rFonts w:ascii="Arial" w:hAnsi="Arial"/>
+          <w:sz w:val="22"/>
+        </w:rPr>
+        <w:t xml:space="preserve"> </w:t>
+      </w:r>
+      <w:r>
+        <w:rPr>
+          <w:rFonts w:ascii="Arial" w:hAnsi="Arial"/>
+          <w:sz w:val="22"/>
+        </w:rPr>
+        <w:t xml:space="preserve">gender penalties by 4,6 percentage points. It was</w:t>
+      </w:r>
+      <w:r>
+        <w:rPr>
+          <w:rFonts w:ascii="Arial" w:hAnsi="Arial"/>
+          <w:sz w:val="22"/>
+        </w:rPr>
+        <w:t xml:space="preserve"> </w:t>
+      </w:r>
+      <w:r>
+        <w:rPr>
+          <w:rFonts w:ascii="Arial" w:hAnsi="Arial"/>
+          <w:sz w:val="22"/>
+        </w:rPr>
+        <w:t xml:space="preserve">concluded that discrimination operated mainly in access to occupations, not</w:t>
+      </w:r>
+      <w:r>
+        <w:rPr>
+          <w:rFonts w:ascii="Arial" w:hAnsi="Arial"/>
+          <w:sz w:val="22"/>
+        </w:rPr>
+        <w:t xml:space="preserve"> </w:t>
+      </w:r>
+      <w:r>
+        <w:rPr>
+          <w:rFonts w:ascii="Arial" w:hAnsi="Arial"/>
+          <w:sz w:val="22"/>
+        </w:rPr>
+        <w:t xml:space="preserve">only in wages, so that policies centred solely on schooling proved</w:t>
+      </w:r>
+      <w:r>
+        <w:rPr>
+          <w:rFonts w:ascii="Arial" w:hAnsi="Arial"/>
+          <w:sz w:val="22"/>
+        </w:rPr>
+        <w:t xml:space="preserve"> </w:t>
+      </w:r>
+      <w:r>
+        <w:rPr>
+          <w:rFonts w:ascii="Arial" w:hAnsi="Arial"/>
+          <w:sz w:val="22"/>
+        </w:rPr>
+        <w:t xml:space="preserve">insufficient.</w:t>
+      </w:r>
+    </w:p>
+    <w:p>
+      <w:pPr>
+        <w:pStyle w:val="BodyText"/>
+        <w:spacing w:line="240" w:lineRule="auto" w:before="0" w:after="280"/>
+        <w:ind w:firstLine="0"/>
+        <w:jc w:val="both"/>
+      </w:pPr>
+      <w:r>
+        <w:rPr>
+          <w:rFonts w:ascii="Arial" w:hAnsi="Arial"/>
+          <w:b/>
+          <w:bCs/>
+          <w:sz w:val="22"/>
+        </w:rPr>
+        <w:t xml:space="preserve">Keywords</w:t>
+      </w:r>
+      <w:r>
+        <w:rPr>
+          <w:rFonts w:ascii="Arial" w:hAnsi="Arial"/>
+          <w:sz w:val="22"/>
+        </w:rPr>
+        <w:t xml:space="preserve">: racial earnings gap; residential segregation; glass</w:t>
+      </w:r>
+      <w:r>
+        <w:rPr>
+          <w:rFonts w:ascii="Arial" w:hAnsi="Arial"/>
+          <w:sz w:val="22"/>
+        </w:rPr>
+        <w:t xml:space="preserve"> </w:t>
+      </w:r>
+      <w:r>
+        <w:rPr>
+          <w:rFonts w:ascii="Arial" w:hAnsi="Arial"/>
+          <w:sz w:val="22"/>
+        </w:rPr>
+        <w:t xml:space="preserve">ceiling; Oaxaca–Blinder decomposition; intersectionality.</w:t>
+      </w:r>
+    </w:p>
+    <w:bookmarkStart w:id="22" w:name="introdução"/>
+    <w:p>
+      <w:pPr>
+        <w:pStyle w:val="Heading1"/>
+        <w:spacing w:line="360" w:lineRule="auto" w:before="280" w:after="280"/>
+        <w:ind w:firstLine="0" w:left="0"/>
+        <w:jc w:val="left"/>
+      </w:pPr>
+      <w:r>
+        <w:rPr>
+          <w:rFonts w:ascii="Arial" w:hAnsi="Arial"/>
+          <w:b/>
+          <w:sz w:val="22"/>
+        </w:rPr>
+        <w:t xml:space="preserve">Introdução</w:t>
+      </w:r>
+    </w:p>
+    <w:p>
+      <w:pPr>
+        <w:pStyle w:val="FirstParagraph"/>
+        <w:spacing w:line="360" w:lineRule="auto" w:after="0"/>
+        <w:ind w:firstLine="709"/>
+        <w:jc w:val="both"/>
+      </w:pPr>
+      <w:r>
+        <w:rPr>
+          <w:rFonts w:ascii="Arial" w:hAnsi="Arial"/>
+          <w:sz w:val="22"/>
+        </w:rPr>
+        <w:t xml:space="preserve">O Brasil é um dos países com maior desigualdade racial de renda no mundo, e a</w:t>
+      </w:r>
+      <w:r>
+        <w:rPr>
+          <w:rFonts w:ascii="Arial" w:hAnsi="Arial"/>
+          <w:sz w:val="22"/>
+        </w:rPr>
+        <w:t xml:space="preserve"> </w:t>
+      </w:r>
+      <w:r>
+        <w:rPr>
+          <w:rFonts w:ascii="Arial" w:hAnsi="Arial"/>
+          <w:sz w:val="22"/>
+        </w:rPr>
+        <w:t xml:space="preserve">razão entre o rendimento médio de trabalhadores brancos e negros permanece acima</w:t>
+      </w:r>
+      <w:r>
+        <w:rPr>
+          <w:rFonts w:ascii="Arial" w:hAnsi="Arial"/>
+          <w:sz w:val="22"/>
+        </w:rPr>
+        <w:t xml:space="preserve"> </w:t>
+      </w:r>
+      <w:r>
+        <w:rPr>
+          <w:rFonts w:ascii="Arial" w:hAnsi="Arial"/>
+          <w:sz w:val="22"/>
+        </w:rPr>
+        <w:t xml:space="preserve">de 1</w:t>
+      </w:r>
+      <w:r>
+        <w:rPr>
+          <w:rFonts w:ascii="Arial" w:hAnsi="Arial"/>
+          <w:sz w:val="22"/>
+        </w:rPr>
+        <w:t xml:space="preserve">:</w:t>
+      </w:r>
+      <w:r>
+        <w:rPr>
+          <w:rFonts w:ascii="Arial" w:hAnsi="Arial"/>
+          <w:sz w:val="22"/>
+        </w:rPr>
+        <w:t xml:space="preserve">1,5 em toda a série histórica disponível, mesmo quando se controlam</w:t>
+      </w:r>
+      <w:r>
+        <w:rPr>
+          <w:rFonts w:ascii="Arial" w:hAnsi="Arial"/>
+          <w:sz w:val="22"/>
+        </w:rPr>
+        <w:t xml:space="preserve"> </w:t>
+      </w:r>
+      <w:r>
+        <w:rPr>
+          <w:rFonts w:ascii="Arial" w:hAnsi="Arial"/>
+          <w:sz w:val="22"/>
+        </w:rPr>
+        <w:t xml:space="preserve">escolaridade, experiência e setor de atividade</w:t>
+      </w:r>
+      <w:r>
+        <w:rPr>
+          <w:rFonts w:ascii="Arial" w:hAnsi="Arial"/>
+          <w:sz w:val="22"/>
+        </w:rPr>
+        <w:t xml:space="preserve"> </w:t>
+      </w:r>
+      <w:r>
+        <w:rPr>
+          <w:rFonts w:ascii="Arial" w:hAnsi="Arial"/>
+          <w:sz w:val="22"/>
+        </w:rPr>
+        <w:t xml:space="preserve">(IBGE, 2023)</w:t>
+      </w:r>
+      <w:r>
+        <w:rPr>
+          <w:rFonts w:ascii="Arial" w:hAnsi="Arial"/>
+          <w:sz w:val="22"/>
+        </w:rPr>
+        <w:t xml:space="preserve">. A</w:t>
+      </w:r>
+      <w:r>
+        <w:rPr>
+          <w:rFonts w:ascii="Arial" w:hAnsi="Arial"/>
+          <w:sz w:val="22"/>
+        </w:rPr>
+        <w:t xml:space="preserve"> </w:t>
+      </w:r>
+      <w:r>
+        <w:rPr>
+          <w:rFonts w:ascii="Arial" w:hAnsi="Arial"/>
+          <w:sz w:val="22"/>
+        </w:rPr>
+        <w:t xml:space="preserve">explicação usual atribui esse hiato a diferenças de qualificação; se ela fosse</w:t>
+      </w:r>
+      <w:r>
+        <w:rPr>
+          <w:rFonts w:ascii="Arial" w:hAnsi="Arial"/>
+          <w:sz w:val="22"/>
+        </w:rPr>
+        <w:t xml:space="preserve"> </w:t>
+      </w:r>
+      <w:r>
+        <w:rPr>
+          <w:rFonts w:ascii="Arial" w:hAnsi="Arial"/>
+          <w:sz w:val="22"/>
+        </w:rPr>
+        <w:t xml:space="preserve">suficiente, a expansão do acesso ao ensino teria dissolvido o diferencial ao</w:t>
+      </w:r>
+      <w:r>
+        <w:rPr>
+          <w:rFonts w:ascii="Arial" w:hAnsi="Arial"/>
+          <w:sz w:val="22"/>
+        </w:rPr>
+        <w:t xml:space="preserve"> </w:t>
+      </w:r>
+      <w:r>
+        <w:rPr>
+          <w:rFonts w:ascii="Arial" w:hAnsi="Arial"/>
+          <w:sz w:val="22"/>
+        </w:rPr>
+        <w:t xml:space="preserve">longo das últimas décadas, o que não ocorreu</w:t>
+      </w:r>
+      <w:r>
+        <w:rPr>
+          <w:rFonts w:ascii="Arial" w:hAnsi="Arial"/>
+          <w:sz w:val="22"/>
+        </w:rPr>
+        <w:t xml:space="preserve"> </w:t>
+      </w:r>
+      <w:r>
+        <w:rPr>
+          <w:rFonts w:ascii="Arial" w:hAnsi="Arial"/>
+          <w:sz w:val="22"/>
+        </w:rPr>
+        <w:t xml:space="preserve">(Hasenbalg, 1979)</w:t>
+      </w:r>
+      <w:r>
+        <w:rPr>
+          <w:rFonts w:ascii="Arial" w:hAnsi="Arial"/>
+          <w:sz w:val="22"/>
+        </w:rPr>
+        <w:t xml:space="preserve">. O quadro</w:t>
+      </w:r>
+      <w:r>
+        <w:rPr>
+          <w:rFonts w:ascii="Arial" w:hAnsi="Arial"/>
+          <w:sz w:val="22"/>
+        </w:rPr>
+        <w:t xml:space="preserve"> </w:t>
+      </w:r>
+      <w:r>
+        <w:rPr>
+          <w:rFonts w:ascii="Arial" w:hAnsi="Arial"/>
+          <w:sz w:val="22"/>
+        </w:rPr>
+        <w:t xml:space="preserve">recente reforça o ponto: a Pesquisa de Orçamentos Familiares [POF] registrou</w:t>
+      </w:r>
+      <w:r>
+        <w:rPr>
+          <w:rFonts w:ascii="Arial" w:hAnsi="Arial"/>
+          <w:sz w:val="22"/>
+        </w:rPr>
+        <w:t xml:space="preserve"> </w:t>
+      </w:r>
+      <w:r>
+        <w:rPr>
+          <w:rFonts w:ascii="Arial" w:hAnsi="Arial"/>
+          <w:sz w:val="22"/>
+        </w:rPr>
+        <w:t xml:space="preserve">queda de cerca de 30% no Índice de Perda de Qualidade de Vida entre 2008 e</w:t>
+      </w:r>
+      <w:r>
+        <w:rPr>
+          <w:rFonts w:ascii="Arial" w:hAnsi="Arial"/>
+          <w:sz w:val="22"/>
+        </w:rPr>
+        <w:t xml:space="preserve"> </w:t>
+      </w:r>
+      <w:r>
+        <w:rPr>
+          <w:rFonts w:ascii="Arial" w:hAnsi="Arial"/>
+          <w:sz w:val="22"/>
+        </w:rPr>
+        <w:t xml:space="preserve">2018, sem fechar o hiato racial</w:t>
+      </w:r>
+      <w:r>
+        <w:rPr>
+          <w:rFonts w:ascii="Arial" w:hAnsi="Arial"/>
+          <w:sz w:val="22"/>
+        </w:rPr>
+        <w:t xml:space="preserve"> </w:t>
+      </w:r>
+      <w:r>
+        <w:rPr>
+          <w:rFonts w:ascii="Arial" w:hAnsi="Arial"/>
+          <w:sz w:val="22"/>
+        </w:rPr>
+        <w:t xml:space="preserve">(IBGE, 2019)</w:t>
+      </w:r>
+      <w:r>
+        <w:rPr>
+          <w:rFonts w:ascii="Arial" w:hAnsi="Arial"/>
+          <w:sz w:val="22"/>
+        </w:rPr>
+        <w:t xml:space="preserve">, enquanto o índice de</w:t>
+      </w:r>
+      <w:r>
+        <w:rPr>
+          <w:rFonts w:ascii="Arial" w:hAnsi="Arial"/>
+          <w:sz w:val="22"/>
+        </w:rPr>
+        <w:t xml:space="preserve"> </w:t>
+      </w:r>
+      <w:r>
+        <w:rPr>
+          <w:rFonts w:ascii="Arial" w:hAnsi="Arial"/>
+          <w:sz w:val="22"/>
+        </w:rPr>
+        <w:t xml:space="preserve">Gini do rendimento domiciliar per capita voltou a subir em 2025, puxado pelo</w:t>
+      </w:r>
+      <w:r>
+        <w:rPr>
+          <w:rFonts w:ascii="Arial" w:hAnsi="Arial"/>
+          <w:sz w:val="22"/>
+        </w:rPr>
+        <w:t xml:space="preserve"> </w:t>
+      </w:r>
+      <w:r>
+        <w:rPr>
+          <w:rFonts w:ascii="Arial" w:hAnsi="Arial"/>
+          <w:sz w:val="22"/>
+        </w:rPr>
+        <w:t xml:space="preserve">topo da distribuição</w:t>
+      </w:r>
+      <w:r>
+        <w:rPr>
+          <w:rFonts w:ascii="Arial" w:hAnsi="Arial"/>
+          <w:sz w:val="22"/>
+        </w:rPr>
+        <w:t xml:space="preserve"> </w:t>
+      </w:r>
+      <w:r>
+        <w:rPr>
+          <w:rFonts w:ascii="Arial" w:hAnsi="Arial"/>
+          <w:sz w:val="22"/>
+        </w:rPr>
+        <w:t xml:space="preserve">(IBGE, 2025)</w:t>
+      </w:r>
+      <w:r>
+        <w:rPr>
+          <w:rFonts w:ascii="Arial" w:hAnsi="Arial"/>
+          <w:sz w:val="22"/>
+        </w:rPr>
+        <w:t xml:space="preserve">.</w:t>
       </w:r>
     </w:p>
     <w:p>
@@ -227,353 +1271,259 @@
           <w:rFonts w:ascii="Arial" w:hAnsi="Arial"/>
           <w:sz w:val="22"/>
         </w:rPr>
-        <w:t xml:space="preserve">Este trabalho investigou o diferencial racial de rendimentos e as barreiras de</w:t>
-      </w:r>
-      <w:r>
-        <w:rPr>
-          <w:rFonts w:ascii="Arial" w:hAnsi="Arial"/>
-          <w:sz w:val="22"/>
-        </w:rPr>
-        <w:t xml:space="preserve"> </w:t>
-      </w:r>
-      <w:r>
-        <w:rPr>
-          <w:rFonts w:ascii="Arial" w:hAnsi="Arial"/>
-          <w:sz w:val="22"/>
-        </w:rPr>
-        <w:t xml:space="preserve">acesso ocupacional no Brasil com a série completa da Pesquisa Nacional por</w:t>
-      </w:r>
-      <w:r>
-        <w:rPr>
-          <w:rFonts w:ascii="Arial" w:hAnsi="Arial"/>
-          <w:sz w:val="22"/>
-        </w:rPr>
-        <w:t xml:space="preserve"> </w:t>
-      </w:r>
-      <w:r>
-        <w:rPr>
-          <w:rFonts w:ascii="Arial" w:hAnsi="Arial"/>
-          <w:sz w:val="22"/>
-        </w:rPr>
-        <w:t xml:space="preserve">Amostra de Domicílios Contínua, de 2016 a 2025, sobre 7.694.198</w:t>
-      </w:r>
-      <w:r>
-        <w:rPr>
-          <w:rFonts w:ascii="Arial" w:hAnsi="Arial"/>
-          <w:sz w:val="22"/>
-        </w:rPr>
-        <w:t xml:space="preserve"> </w:t>
-      </w:r>
-      <w:r>
-        <w:rPr>
-          <w:rFonts w:ascii="Arial" w:hAnsi="Arial"/>
-          <w:sz w:val="22"/>
-        </w:rPr>
-        <w:t xml:space="preserve">observações da população ocupada com rendimento positivo em</w:t>
-      </w:r>
-      <w:r>
-        <w:rPr>
-          <w:rFonts w:ascii="Arial" w:hAnsi="Arial"/>
-          <w:sz w:val="22"/>
-        </w:rPr>
-        <w:t xml:space="preserve"> </w:t>
-      </w:r>
-      <w:r>
-        <w:rPr>
-          <w:rFonts w:ascii="Arial" w:hAnsi="Arial"/>
-          <w:sz w:val="22"/>
-        </w:rPr>
-        <w:t xml:space="preserve">40.969 setores de amostragem. Quatro métodos foram aplicados de</w:t>
-      </w:r>
-      <w:r>
-        <w:rPr>
-          <w:rFonts w:ascii="Arial" w:hAnsi="Arial"/>
-          <w:sz w:val="22"/>
-        </w:rPr>
-        <w:t xml:space="preserve"> </w:t>
-      </w:r>
-      <w:r>
-        <w:rPr>
-          <w:rFonts w:ascii="Arial" w:hAnsi="Arial"/>
-          <w:sz w:val="22"/>
-        </w:rPr>
-        <w:t xml:space="preserve">forma articulada: modelo linear hierárquico de dois níveis, com indivíduos</w:t>
-      </w:r>
-      <w:r>
-        <w:rPr>
-          <w:rFonts w:ascii="Arial" w:hAnsi="Arial"/>
-          <w:sz w:val="22"/>
-        </w:rPr>
-        <w:t xml:space="preserve"> </w:t>
-      </w:r>
-      <w:r>
-        <w:rPr>
-          <w:rFonts w:ascii="Arial" w:hAnsi="Arial"/>
-          <w:sz w:val="22"/>
-        </w:rPr>
-        <w:t xml:space="preserve">aninhados em bairros e efeitos fixos de estado; decomposição de</w:t>
-      </w:r>
-      <w:r>
-        <w:rPr>
-          <w:rFonts w:ascii="Arial" w:hAnsi="Arial"/>
-          <w:sz w:val="22"/>
-        </w:rPr>
-        <w:t xml:space="preserve"> </w:t>
-      </w:r>
-      <w:r>
-        <w:rPr>
-          <w:rFonts w:ascii="Arial" w:hAnsi="Arial"/>
-          <w:sz w:val="22"/>
-        </w:rPr>
-        <w:t xml:space="preserve">Oaxaca–Blinder; regressão quantílica com decomposição por função de influência</w:t>
-      </w:r>
-      <w:r>
-        <w:rPr>
-          <w:rFonts w:ascii="Arial" w:hAnsi="Arial"/>
-          <w:sz w:val="22"/>
-        </w:rPr>
-        <w:t xml:space="preserve"> </w:t>
-      </w:r>
-      <w:r>
-        <w:rPr>
-          <w:rFonts w:ascii="Arial" w:hAnsi="Arial"/>
-          <w:sz w:val="22"/>
-        </w:rPr>
-        <w:t xml:space="preserve">recentrada; e modelo logístico multinível de acesso, estimado por máxima</w:t>
-      </w:r>
-      <w:r>
-        <w:rPr>
-          <w:rFonts w:ascii="Arial" w:hAnsi="Arial"/>
-          <w:sz w:val="22"/>
-        </w:rPr>
-        <w:t xml:space="preserve"> </w:t>
-      </w:r>
-      <w:r>
-        <w:rPr>
-          <w:rFonts w:ascii="Arial" w:hAnsi="Arial"/>
-          <w:sz w:val="22"/>
-        </w:rPr>
-        <w:t xml:space="preserve">verossimilhança. Um modelo de aprendizado de máquina interpretável serviu de</w:t>
-      </w:r>
-      <w:r>
-        <w:rPr>
-          <w:rFonts w:ascii="Arial" w:hAnsi="Arial"/>
-          <w:sz w:val="22"/>
-        </w:rPr>
-        <w:t xml:space="preserve"> </w:t>
-      </w:r>
-      <w:r>
-        <w:rPr>
-          <w:rFonts w:ascii="Arial" w:hAnsi="Arial"/>
-          <w:sz w:val="22"/>
-        </w:rPr>
-        <w:t xml:space="preserve">contraprova à forma funcional. O gap agregado foi de 19,1</w:t>
-      </w:r>
-      <w:r>
-        <w:rPr>
-          <w:rFonts w:ascii="Arial" w:hAnsi="Arial"/>
-          <w:sz w:val="22"/>
-        </w:rPr>
-        <w:t xml:space="preserve"> </w:t>
-      </w:r>
-      <w:r>
-        <w:rPr>
-          <w:rFonts w:ascii="Arial" w:hAnsi="Arial"/>
-          <w:sz w:val="22"/>
-        </w:rPr>
-        <w:t xml:space="preserve">quais 47,0</w:t>
-      </w:r>
-      <w:r>
-        <w:rPr>
-          <w:rFonts w:ascii="Arial" w:hAnsi="Arial"/>
-          <w:sz w:val="22"/>
-        </w:rPr>
-        <w:t xml:space="preserve"> </w:t>
-      </w:r>
-      <w:r>
-        <w:rPr>
-          <w:rFonts w:ascii="Arial" w:hAnsi="Arial"/>
-          <w:sz w:val="22"/>
-        </w:rPr>
-        <w:t xml:space="preserve">o diferencial que sobreviveu ao controle de capital humano, contexto e estado</w:t>
-      </w:r>
-      <w:r>
-        <w:rPr>
-          <w:rFonts w:ascii="Arial" w:hAnsi="Arial"/>
-          <w:sz w:val="22"/>
-        </w:rPr>
-        <w:t xml:space="preserve"> </w:t>
-      </w:r>
-      <w:r>
-        <w:rPr>
-          <w:rFonts w:ascii="Arial" w:hAnsi="Arial"/>
-          <w:sz w:val="22"/>
-        </w:rPr>
-        <w:t xml:space="preserve">foi de 10,2</w:t>
-      </w:r>
-      <w:r>
-        <w:rPr>
-          <w:rFonts w:ascii="Arial" w:hAnsi="Arial"/>
-          <w:sz w:val="22"/>
-        </w:rPr>
-        <w:t xml:space="preserve"> </w:t>
-      </w:r>
-      <w:r>
-        <w:rPr>
-          <w:rFonts w:ascii="Arial" w:hAnsi="Arial"/>
-          <w:sz w:val="22"/>
-        </w:rPr>
-        <w:t xml:space="preserve">ocupação. A decomposição atribuiu 28,4</w:t>
-      </w:r>
-      <w:r>
-        <w:rPr>
-          <w:rFonts w:ascii="Arial" w:hAnsi="Arial"/>
-          <w:sz w:val="22"/>
-        </w:rPr>
-        <w:t xml:space="preserve"> </w:t>
-      </w:r>
-      <w:r>
-        <w:rPr>
-          <w:rFonts w:ascii="Arial" w:hAnsi="Arial"/>
-          <w:sz w:val="22"/>
-        </w:rPr>
-        <w:t xml:space="preserve">diferenciais. O modelo de acesso estimou razão de chances de 0,699 para</w:t>
-      </w:r>
-      <w:r>
-        <w:rPr>
-          <w:rFonts w:ascii="Arial" w:hAnsi="Arial"/>
-          <w:sz w:val="22"/>
-        </w:rPr>
-        <w:t xml:space="preserve"> </w:t>
-      </w:r>
-      <w:r>
-        <w:rPr>
-          <w:rFonts w:ascii="Arial" w:hAnsi="Arial"/>
-          <w:sz w:val="22"/>
-        </w:rPr>
-        <w:t xml:space="preserve">cargo qualificado e 0,654 para o décimo superior da renda, indicando</w:t>
-      </w:r>
-      <w:r>
-        <w:rPr>
-          <w:rFonts w:ascii="Arial" w:hAnsi="Arial"/>
-          <w:sz w:val="22"/>
-        </w:rPr>
-        <w:t xml:space="preserve"> </w:t>
-      </w:r>
-      <w:r>
-        <w:rPr>
-          <w:rFonts w:ascii="Arial" w:hAnsi="Arial"/>
-          <w:sz w:val="22"/>
-        </w:rPr>
-        <w:t xml:space="preserve">barreira que se agrava no topo. A desvantagem da mulher negra excedeu em</w:t>
-      </w:r>
-      <w:r>
-        <w:rPr>
-          <w:rFonts w:ascii="Arial" w:hAnsi="Arial"/>
-          <w:sz w:val="22"/>
-        </w:rPr>
-        <w:t xml:space="preserve"> </w:t>
-      </w:r>
-      <w:r>
-        <w:rPr>
-          <w:rFonts w:ascii="Arial" w:hAnsi="Arial"/>
-          <w:sz w:val="22"/>
-        </w:rPr>
-        <w:t xml:space="preserve">4,6 pontos percentuais a soma das penalidades de raça</w:t>
-      </w:r>
-      <w:r>
-        <w:rPr>
-          <w:rFonts w:ascii="Arial" w:hAnsi="Arial"/>
-          <w:sz w:val="22"/>
-        </w:rPr>
-        <w:t xml:space="preserve"> </w:t>
-      </w:r>
-      <w:r>
-        <w:rPr>
-          <w:rFonts w:ascii="Arial" w:hAnsi="Arial"/>
-          <w:sz w:val="22"/>
-        </w:rPr>
-        <w:t xml:space="preserve">e de gênero isoladas. Concluiu-se que a discriminação operou sobretudo no</w:t>
-      </w:r>
-      <w:r>
-        <w:rPr>
-          <w:rFonts w:ascii="Arial" w:hAnsi="Arial"/>
-          <w:sz w:val="22"/>
-        </w:rPr>
-        <w:t xml:space="preserve"> </w:t>
-      </w:r>
-      <w:r>
-        <w:rPr>
-          <w:rFonts w:ascii="Arial" w:hAnsi="Arial"/>
-          <w:sz w:val="22"/>
-        </w:rPr>
-        <w:t xml:space="preserve">acesso à ocupação, e não apenas no salário, de modo que políticas centradas</w:t>
-      </w:r>
-      <w:r>
-        <w:rPr>
-          <w:rFonts w:ascii="Arial" w:hAnsi="Arial"/>
-          <w:sz w:val="22"/>
-        </w:rPr>
-        <w:t xml:space="preserve"> </w:t>
-      </w:r>
-      <w:r>
-        <w:rPr>
-          <w:rFonts w:ascii="Arial" w:hAnsi="Arial"/>
-          <w:sz w:val="22"/>
-        </w:rPr>
-        <w:t xml:space="preserve">apenas em escolaridade se mostraram insuficientes.</w:t>
-      </w:r>
-    </w:p>
-    <w:p>
-      <w:pPr>
-        <w:pStyle w:val="BodyText"/>
-        <w:spacing w:line="240" w:lineRule="auto" w:before="240" w:after="120"/>
-        <w:ind w:firstLine="0"/>
-        <w:jc w:val="left"/>
-      </w:pPr>
-      <w:r>
-        <w:rPr>
-          <w:rFonts w:ascii="Arial" w:hAnsi="Arial"/>
-          <w:b/>
-          <w:bCs/>
-          <w:sz w:val="22"/>
-        </w:rPr>
-        <w:t xml:space="preserve">Palavras-chave</w:t>
-      </w:r>
-      <w:r>
-        <w:rPr>
-          <w:rFonts w:ascii="Arial" w:hAnsi="Arial"/>
-          <w:sz w:val="22"/>
-        </w:rPr>
-        <w:t xml:space="preserve">: diferencial racial de rendimentos;</w:t>
-      </w:r>
-      <w:r>
-        <w:rPr>
-          <w:rFonts w:ascii="Arial" w:hAnsi="Arial"/>
-          <w:sz w:val="22"/>
-        </w:rPr>
-        <w:t xml:space="preserve"> </w:t>
-      </w:r>
-      <w:r>
-        <w:rPr>
-          <w:rFonts w:ascii="Arial" w:hAnsi="Arial"/>
-          <w:sz w:val="22"/>
-        </w:rPr>
-        <w:t xml:space="preserve">segregação residencial; teto de vidro; decomposição de Oaxaca–Blinder;</w:t>
-      </w:r>
-      <w:r>
-        <w:rPr>
-          <w:rFonts w:ascii="Arial" w:hAnsi="Arial"/>
-          <w:sz w:val="22"/>
-        </w:rPr>
-        <w:t xml:space="preserve"> </w:t>
-      </w:r>
-      <w:r>
-        <w:rPr>
-          <w:rFonts w:ascii="Arial" w:hAnsi="Arial"/>
-          <w:sz w:val="22"/>
-        </w:rPr>
-        <w:t xml:space="preserve">interseccionalidade.</w:t>
+        <w:t xml:space="preserve">A teoria econômica oferece duas explicações concorrentes para um diferencial que</w:t>
+      </w:r>
+      <w:r>
+        <w:rPr>
+          <w:rFonts w:ascii="Arial" w:hAnsi="Arial"/>
+          <w:sz w:val="22"/>
+        </w:rPr>
+        <w:t xml:space="preserve"> </w:t>
+      </w:r>
+      <w:r>
+        <w:rPr>
+          <w:rFonts w:ascii="Arial" w:hAnsi="Arial"/>
+          <w:sz w:val="22"/>
+        </w:rPr>
+        <w:t xml:space="preserve">sobrevive ao controle da produtividade observável, e elas implicam políticas</w:t>
+      </w:r>
+      <w:r>
+        <w:rPr>
+          <w:rFonts w:ascii="Arial" w:hAnsi="Arial"/>
+          <w:sz w:val="22"/>
+        </w:rPr>
+        <w:t xml:space="preserve"> </w:t>
+      </w:r>
+      <w:r>
+        <w:rPr>
+          <w:rFonts w:ascii="Arial" w:hAnsi="Arial"/>
+          <w:sz w:val="22"/>
+        </w:rPr>
+        <w:t xml:space="preserve">distintas.</w:t>
+      </w:r>
+      <w:r>
+        <w:rPr>
+          <w:rFonts w:ascii="Arial" w:hAnsi="Arial"/>
+          <w:sz w:val="22"/>
+        </w:rPr>
+        <w:t xml:space="preserve"> </w:t>
+      </w:r>
+      <w:r>
+        <w:rPr>
+          <w:rFonts w:ascii="Arial" w:hAnsi="Arial"/>
+          <w:sz w:val="22"/>
+        </w:rPr>
+        <w:t xml:space="preserve">Becker (1957)</w:t>
+      </w:r>
+      <w:r>
+        <w:rPr>
+          <w:rFonts w:ascii="Arial" w:hAnsi="Arial"/>
+          <w:sz w:val="22"/>
+        </w:rPr>
+        <w:t xml:space="preserve"> </w:t>
+      </w:r>
+      <w:r>
+        <w:rPr>
+          <w:rFonts w:ascii="Arial" w:hAnsi="Arial"/>
+          <w:sz w:val="22"/>
+        </w:rPr>
+        <w:t xml:space="preserve">propôs a discriminação por preferência, em</w:t>
+      </w:r>
+      <w:r>
+        <w:rPr>
+          <w:rFonts w:ascii="Arial" w:hAnsi="Arial"/>
+          <w:sz w:val="22"/>
+        </w:rPr>
+        <w:t xml:space="preserve"> </w:t>
+      </w:r>
+      <w:r>
+        <w:rPr>
+          <w:rFonts w:ascii="Arial" w:hAnsi="Arial"/>
+          <w:sz w:val="22"/>
+        </w:rPr>
+        <w:t xml:space="preserve">que o empregador incorre em desutilidade ao contratar o grupo minoritário e, por</w:t>
+      </w:r>
+      <w:r>
+        <w:rPr>
+          <w:rFonts w:ascii="Arial" w:hAnsi="Arial"/>
+          <w:sz w:val="22"/>
+        </w:rPr>
+        <w:t xml:space="preserve"> </w:t>
+      </w:r>
+      <w:r>
+        <w:rPr>
+          <w:rFonts w:ascii="Arial" w:hAnsi="Arial"/>
+          <w:sz w:val="22"/>
+        </w:rPr>
+        <w:t xml:space="preserve">isso, só o faz a salário menor; nesse modelo, a concorrência tende a erodir a</w:t>
+      </w:r>
+      <w:r>
+        <w:rPr>
+          <w:rFonts w:ascii="Arial" w:hAnsi="Arial"/>
+          <w:sz w:val="22"/>
+        </w:rPr>
+        <w:t xml:space="preserve"> </w:t>
+      </w:r>
+      <w:r>
+        <w:rPr>
+          <w:rFonts w:ascii="Arial" w:hAnsi="Arial"/>
+          <w:sz w:val="22"/>
+        </w:rPr>
+        <w:t xml:space="preserve">prática.</w:t>
+      </w:r>
+      <w:r>
+        <w:rPr>
+          <w:rFonts w:ascii="Arial" w:hAnsi="Arial"/>
+          <w:sz w:val="22"/>
+        </w:rPr>
+        <w:t xml:space="preserve"> </w:t>
+      </w:r>
+      <w:r>
+        <w:rPr>
+          <w:rFonts w:ascii="Arial" w:hAnsi="Arial"/>
+          <w:sz w:val="22"/>
+        </w:rPr>
+        <w:t xml:space="preserve">Arrow (1973)</w:t>
+      </w:r>
+      <w:r>
+        <w:rPr>
+          <w:rFonts w:ascii="Arial" w:hAnsi="Arial"/>
+          <w:sz w:val="22"/>
+        </w:rPr>
+        <w:t xml:space="preserve"> </w:t>
+      </w:r>
+      <w:r>
+        <w:rPr>
+          <w:rFonts w:ascii="Arial" w:hAnsi="Arial"/>
+          <w:sz w:val="22"/>
+        </w:rPr>
+        <w:t xml:space="preserve">formalizou a discriminação estatística, em que</w:t>
+      </w:r>
+      <w:r>
+        <w:rPr>
+          <w:rFonts w:ascii="Arial" w:hAnsi="Arial"/>
+          <w:sz w:val="22"/>
+        </w:rPr>
+        <w:t xml:space="preserve"> </w:t>
+      </w:r>
+      <w:r>
+        <w:rPr>
+          <w:rFonts w:ascii="Arial" w:hAnsi="Arial"/>
+          <w:sz w:val="22"/>
+        </w:rPr>
+        <w:t xml:space="preserve">a raça é usada como sinal da produtividade média do grupo sob informação</w:t>
+      </w:r>
+      <w:r>
+        <w:rPr>
+          <w:rFonts w:ascii="Arial" w:hAnsi="Arial"/>
+          <w:sz w:val="22"/>
+        </w:rPr>
+        <w:t xml:space="preserve"> </w:t>
+      </w:r>
+      <w:r>
+        <w:rPr>
+          <w:rFonts w:ascii="Arial" w:hAnsi="Arial"/>
+          <w:sz w:val="22"/>
+        </w:rPr>
+        <w:t xml:space="preserve">imperfeita; aqui o equilíbrio se autoconfirma, porque o menor retorno esperado</w:t>
+      </w:r>
+      <w:r>
+        <w:rPr>
+          <w:rFonts w:ascii="Arial" w:hAnsi="Arial"/>
+          <w:sz w:val="22"/>
+        </w:rPr>
+        <w:t xml:space="preserve"> </w:t>
+      </w:r>
+      <w:r>
+        <w:rPr>
+          <w:rFonts w:ascii="Arial" w:hAnsi="Arial"/>
+          <w:sz w:val="22"/>
+        </w:rPr>
+        <w:t xml:space="preserve">desestimula o investimento em qualificação. A tradição brasileira acrescenta uma</w:t>
+      </w:r>
+      <w:r>
+        <w:rPr>
+          <w:rFonts w:ascii="Arial" w:hAnsi="Arial"/>
+          <w:sz w:val="22"/>
+        </w:rPr>
+        <w:t xml:space="preserve"> </w:t>
+      </w:r>
+      <w:r>
+        <w:rPr>
+          <w:rFonts w:ascii="Arial" w:hAnsi="Arial"/>
+          <w:sz w:val="22"/>
+        </w:rPr>
+        <w:t xml:space="preserve">terceira leitura, na qual o racismo é processo estrutural reproduzido pelas</w:t>
+      </w:r>
+      <w:r>
+        <w:rPr>
+          <w:rFonts w:ascii="Arial" w:hAnsi="Arial"/>
+          <w:sz w:val="22"/>
+        </w:rPr>
+        <w:t xml:space="preserve"> </w:t>
+      </w:r>
+      <w:r>
+        <w:rPr>
+          <w:rFonts w:ascii="Arial" w:hAnsi="Arial"/>
+          <w:sz w:val="22"/>
+        </w:rPr>
+        <w:t xml:space="preserve">instituições independentemente da intenção dos agentes</w:t>
+      </w:r>
+      <w:r>
+        <w:rPr>
+          <w:rFonts w:ascii="Arial" w:hAnsi="Arial"/>
+          <w:sz w:val="22"/>
+        </w:rPr>
+        <w:t xml:space="preserve"> </w:t>
+      </w:r>
+      <w:r>
+        <w:rPr>
+          <w:rFonts w:ascii="Arial" w:hAnsi="Arial"/>
+          <w:sz w:val="22"/>
+        </w:rPr>
+        <w:t xml:space="preserve">(Almeida, 2019)</w:t>
+      </w:r>
+      <w:r>
+        <w:rPr>
+          <w:rFonts w:ascii="Arial" w:hAnsi="Arial"/>
+          <w:sz w:val="22"/>
+        </w:rPr>
+        <w:t xml:space="preserve"> </w:t>
+      </w:r>
+      <w:r>
+        <w:rPr>
+          <w:rFonts w:ascii="Arial" w:hAnsi="Arial"/>
+          <w:sz w:val="22"/>
+        </w:rPr>
+        <w:t xml:space="preserve">—</w:t>
+      </w:r>
+      <w:r>
+        <w:rPr>
+          <w:rFonts w:ascii="Arial" w:hAnsi="Arial"/>
+          <w:sz w:val="22"/>
+        </w:rPr>
+        <w:t xml:space="preserve"> </w:t>
+      </w:r>
+      <w:r>
+        <w:rPr>
+          <w:rFonts w:ascii="Arial" w:hAnsi="Arial"/>
+          <w:sz w:val="22"/>
+        </w:rPr>
+        <w:t xml:space="preserve">leitura que justifica tratar a segregação residencial e a segregação ocupacional</w:t>
+      </w:r>
+      <w:r>
+        <w:rPr>
+          <w:rFonts w:ascii="Arial" w:hAnsi="Arial"/>
+          <w:sz w:val="22"/>
+        </w:rPr>
+        <w:t xml:space="preserve"> </w:t>
+      </w:r>
+      <w:r>
+        <w:rPr>
+          <w:rFonts w:ascii="Arial" w:hAnsi="Arial"/>
+          <w:sz w:val="22"/>
+        </w:rPr>
+        <w:t xml:space="preserve">como mecanismos, e não como controles estatísticos.</w:t>
       </w:r>
     </w:p>
     <w:p>
@@ -586,46 +1536,156 @@
       <w:r>
         <w:rPr>
           <w:rFonts w:ascii="Arial" w:hAnsi="Arial"/>
-          <w:b/>
-          <w:bCs/>
-          <w:sz w:val="22"/>
-        </w:rPr>
-        <w:t xml:space="preserve">Structural racism in the Brazilian labour market: a multilevel and</w:t>
-      </w:r>
-      <w:r>
-        <w:rPr>
-          <w:rFonts w:ascii="Arial" w:hAnsi="Arial"/>
-          <w:b/>
-          <w:bCs/>
-          <w:sz w:val="22"/>
-        </w:rPr>
-        <w:t xml:space="preserve"> </w:t>
-      </w:r>
-      <w:r>
-        <w:rPr>
-          <w:rFonts w:ascii="Arial" w:hAnsi="Arial"/>
-          <w:b/>
-          <w:bCs/>
-          <w:sz w:val="22"/>
-        </w:rPr>
-        <w:t xml:space="preserve">wage-decomposition approach</w:t>
-      </w:r>
-    </w:p>
-    <w:p>
-      <w:pPr>
-        <w:pStyle w:val="BodyText"/>
-        <w:spacing w:line="240" w:lineRule="auto" w:before="240" w:after="120"/>
-        <w:ind w:firstLine="0"/>
-        <w:jc w:val="left"/>
-      </w:pPr>
-      <w:r>
-        <w:rPr>
-          <w:rFonts w:ascii="Arial" w:hAnsi="Arial"/>
-          <w:b/>
-          <w:bCs/>
-          <w:sz w:val="22"/>
-        </w:rPr>
-        <w:t xml:space="preserve">Abstract</w:t>
+          <w:sz w:val="22"/>
+        </w:rPr>
+        <w:t xml:space="preserve">A literatura empírica identifica três canais de reprodução dessa desigualdade: a</w:t>
+      </w:r>
+      <w:r>
+        <w:rPr>
+          <w:rFonts w:ascii="Arial" w:hAnsi="Arial"/>
+          <w:sz w:val="22"/>
+        </w:rPr>
+        <w:t xml:space="preserve"> </w:t>
+      </w:r>
+      <w:r>
+        <w:rPr>
+          <w:rFonts w:ascii="Arial" w:hAnsi="Arial"/>
+          <w:sz w:val="22"/>
+        </w:rPr>
+        <w:t xml:space="preserve">discriminação direta em processos de seleção e promoção</w:t>
+      </w:r>
+      <w:r>
+        <w:rPr>
+          <w:rFonts w:ascii="Arial" w:hAnsi="Arial"/>
+          <w:sz w:val="22"/>
+        </w:rPr>
+        <w:t xml:space="preserve"> </w:t>
+      </w:r>
+      <w:r>
+        <w:rPr>
+          <w:rFonts w:ascii="Arial" w:hAnsi="Arial"/>
+          <w:sz w:val="22"/>
+        </w:rPr>
+        <w:t xml:space="preserve">(Pager, 2007)</w:t>
+      </w:r>
+      <w:r>
+        <w:rPr>
+          <w:rFonts w:ascii="Arial" w:hAnsi="Arial"/>
+          <w:sz w:val="22"/>
+        </w:rPr>
+        <w:t xml:space="preserve">; os</w:t>
+      </w:r>
+      <w:r>
+        <w:rPr>
+          <w:rFonts w:ascii="Arial" w:hAnsi="Arial"/>
+          <w:sz w:val="22"/>
+        </w:rPr>
+        <w:t xml:space="preserve"> </w:t>
+      </w:r>
+      <w:r>
+        <w:rPr>
+          <w:rFonts w:ascii="Arial" w:hAnsi="Arial"/>
+          <w:sz w:val="22"/>
+        </w:rPr>
+        <w:t xml:space="preserve">efeitos de vizinhança, pelos quais a concentração de pobreza em bairros</w:t>
+      </w:r>
+      <w:r>
+        <w:rPr>
+          <w:rFonts w:ascii="Arial" w:hAnsi="Arial"/>
+          <w:sz w:val="22"/>
+        </w:rPr>
+        <w:t xml:space="preserve"> </w:t>
+      </w:r>
+      <w:r>
+        <w:rPr>
+          <w:rFonts w:ascii="Arial" w:hAnsi="Arial"/>
+          <w:sz w:val="22"/>
+        </w:rPr>
+        <w:t xml:space="preserve">segregados reduz as redes de contato com o mercado formal</w:t>
+      </w:r>
+      <w:r>
+        <w:rPr>
+          <w:rFonts w:ascii="Arial" w:hAnsi="Arial"/>
+          <w:sz w:val="22"/>
+        </w:rPr>
+        <w:t xml:space="preserve"> </w:t>
+      </w:r>
+      <w:r>
+        <w:rPr>
+          <w:rFonts w:ascii="Arial" w:hAnsi="Arial"/>
+          <w:sz w:val="22"/>
+        </w:rPr>
+        <w:t xml:space="preserve">(Marques, 2010; Sampson; Raudenbush; Earls, 1997; Wilson, 1987)</w:t>
+      </w:r>
+      <w:r>
+        <w:rPr>
+          <w:rFonts w:ascii="Arial" w:hAnsi="Arial"/>
+          <w:sz w:val="22"/>
+        </w:rPr>
+        <w:t xml:space="preserve">; e a subvalorização do capital humano negro, pela qual</w:t>
+      </w:r>
+      <w:r>
+        <w:rPr>
+          <w:rFonts w:ascii="Arial" w:hAnsi="Arial"/>
+          <w:sz w:val="22"/>
+        </w:rPr>
+        <w:t xml:space="preserve"> </w:t>
+      </w:r>
+      <w:r>
+        <w:rPr>
+          <w:rFonts w:ascii="Arial" w:hAnsi="Arial"/>
+          <w:sz w:val="22"/>
+        </w:rPr>
+        <w:t xml:space="preserve">um mesmo nível de escolaridade rende menos</w:t>
+      </w:r>
+      <w:r>
+        <w:rPr>
+          <w:rFonts w:ascii="Arial" w:hAnsi="Arial"/>
+          <w:sz w:val="22"/>
+        </w:rPr>
+        <w:t xml:space="preserve"> </w:t>
+      </w:r>
+      <w:r>
+        <w:rPr>
+          <w:rFonts w:ascii="Arial" w:hAnsi="Arial"/>
+          <w:sz w:val="22"/>
+        </w:rPr>
+        <w:t xml:space="preserve">(Henriques, 2001; Soares, 2009)</w:t>
+      </w:r>
+      <w:r>
+        <w:rPr>
+          <w:rFonts w:ascii="Arial" w:hAnsi="Arial"/>
+          <w:sz w:val="22"/>
+        </w:rPr>
+        <w:t xml:space="preserve">.</w:t>
+      </w:r>
+      <w:r>
+        <w:rPr>
+          <w:rFonts w:ascii="Arial" w:hAnsi="Arial"/>
+          <w:sz w:val="22"/>
+        </w:rPr>
+        <w:t xml:space="preserve"> </w:t>
+      </w:r>
+      <w:r>
+        <w:rPr>
+          <w:rFonts w:ascii="Arial" w:hAnsi="Arial"/>
+          <w:sz w:val="22"/>
+        </w:rPr>
+        <w:t xml:space="preserve">Tratados isoladamente, esses mecanismos têm sido difíceis de quantificar de forma</w:t>
+      </w:r>
+      <w:r>
+        <w:rPr>
+          <w:rFonts w:ascii="Arial" w:hAnsi="Arial"/>
+          <w:sz w:val="22"/>
+        </w:rPr>
+        <w:t xml:space="preserve"> </w:t>
+      </w:r>
+      <w:r>
+        <w:rPr>
+          <w:rFonts w:ascii="Arial" w:hAnsi="Arial"/>
+          <w:sz w:val="22"/>
+        </w:rPr>
+        <w:t xml:space="preserve">integrada e em escala nacional, e é essa lacuna que o presente trabalho enfrenta.</w:t>
       </w:r>
     </w:p>
     <w:p>
@@ -640,622 +1700,91 @@
           <w:rFonts w:ascii="Arial" w:hAnsi="Arial"/>
           <w:sz w:val="22"/>
         </w:rPr>
-        <w:t xml:space="preserve">This study examined the racial earnings differential and occupational access</w:t>
-      </w:r>
-      <w:r>
-        <w:rPr>
-          <w:rFonts w:ascii="Arial" w:hAnsi="Arial"/>
-          <w:sz w:val="22"/>
-        </w:rPr>
-        <w:t xml:space="preserve"> </w:t>
-      </w:r>
-      <w:r>
-        <w:rPr>
-          <w:rFonts w:ascii="Arial" w:hAnsi="Arial"/>
-          <w:sz w:val="22"/>
-        </w:rPr>
-        <w:t xml:space="preserve">barriers in Brazil using the complete series of the Brazilian Continuous</w:t>
-      </w:r>
-      <w:r>
-        <w:rPr>
-          <w:rFonts w:ascii="Arial" w:hAnsi="Arial"/>
-          <w:sz w:val="22"/>
-        </w:rPr>
-        <w:t xml:space="preserve"> </w:t>
-      </w:r>
-      <w:r>
-        <w:rPr>
-          <w:rFonts w:ascii="Arial" w:hAnsi="Arial"/>
-          <w:sz w:val="22"/>
-        </w:rPr>
-        <w:t xml:space="preserve">National Household Sample Survey, from 2016 to 2025, covering</w:t>
-      </w:r>
-      <w:r>
-        <w:rPr>
-          <w:rFonts w:ascii="Arial" w:hAnsi="Arial"/>
-          <w:sz w:val="22"/>
-        </w:rPr>
-        <w:t xml:space="preserve"> </w:t>
-      </w:r>
-      <w:r>
-        <w:rPr>
-          <w:rFonts w:ascii="Arial" w:hAnsi="Arial"/>
-          <w:sz w:val="22"/>
-        </w:rPr>
-        <w:t xml:space="preserve">7.694.198 observations of employed workers with positive earnings</w:t>
-      </w:r>
-      <w:r>
-        <w:rPr>
-          <w:rFonts w:ascii="Arial" w:hAnsi="Arial"/>
-          <w:sz w:val="22"/>
-        </w:rPr>
-        <w:t xml:space="preserve"> </w:t>
-      </w:r>
-      <w:r>
-        <w:rPr>
-          <w:rFonts w:ascii="Arial" w:hAnsi="Arial"/>
-          <w:sz w:val="22"/>
-        </w:rPr>
-        <w:t xml:space="preserve">in 40.969 sampling units. Four methods were jointly applied: a</w:t>
-      </w:r>
-      <w:r>
-        <w:rPr>
-          <w:rFonts w:ascii="Arial" w:hAnsi="Arial"/>
-          <w:sz w:val="22"/>
-        </w:rPr>
-        <w:t xml:space="preserve"> </w:t>
-      </w:r>
-      <w:r>
-        <w:rPr>
-          <w:rFonts w:ascii="Arial" w:hAnsi="Arial"/>
-          <w:sz w:val="22"/>
-        </w:rPr>
-        <w:t xml:space="preserve">two-level hierarchical linear model, with individuals nested in neighbourhoods</w:t>
-      </w:r>
-      <w:r>
-        <w:rPr>
-          <w:rFonts w:ascii="Arial" w:hAnsi="Arial"/>
-          <w:sz w:val="22"/>
-        </w:rPr>
-        <w:t xml:space="preserve"> </w:t>
-      </w:r>
-      <w:r>
-        <w:rPr>
-          <w:rFonts w:ascii="Arial" w:hAnsi="Arial"/>
-          <w:sz w:val="22"/>
-        </w:rPr>
-        <w:t xml:space="preserve">and state fixed effects; an Oaxaca–Blinder decomposition; quantile regression</w:t>
-      </w:r>
-      <w:r>
-        <w:rPr>
-          <w:rFonts w:ascii="Arial" w:hAnsi="Arial"/>
-          <w:sz w:val="22"/>
-        </w:rPr>
-        <w:t xml:space="preserve"> </w:t>
-      </w:r>
-      <w:r>
-        <w:rPr>
-          <w:rFonts w:ascii="Arial" w:hAnsi="Arial"/>
-          <w:sz w:val="22"/>
-        </w:rPr>
-        <w:t xml:space="preserve">with recentred influence function decomposition; and a multilevel logistic</w:t>
-      </w:r>
-      <w:r>
-        <w:rPr>
-          <w:rFonts w:ascii="Arial" w:hAnsi="Arial"/>
-          <w:sz w:val="22"/>
-        </w:rPr>
-        <w:t xml:space="preserve"> </w:t>
-      </w:r>
-      <w:r>
-        <w:rPr>
-          <w:rFonts w:ascii="Arial" w:hAnsi="Arial"/>
-          <w:sz w:val="22"/>
-        </w:rPr>
-        <w:t xml:space="preserve">model of occupational access, estimated by maximum likelihood. An interpretable</w:t>
-      </w:r>
-      <w:r>
-        <w:rPr>
-          <w:rFonts w:ascii="Arial" w:hAnsi="Arial"/>
-          <w:sz w:val="22"/>
-        </w:rPr>
-        <w:t xml:space="preserve"> </w:t>
-      </w:r>
-      <w:r>
-        <w:rPr>
-          <w:rFonts w:ascii="Arial" w:hAnsi="Arial"/>
-          <w:sz w:val="22"/>
-        </w:rPr>
-        <w:t xml:space="preserve">machine learning model served as a functional-form check. The aggregate gap was</w:t>
-      </w:r>
-      <w:r>
-        <w:rPr>
-          <w:rFonts w:ascii="Arial" w:hAnsi="Arial"/>
-          <w:sz w:val="22"/>
-        </w:rPr>
-        <w:t xml:space="preserve"> </w:t>
-      </w:r>
-      <w:r>
-        <w:rPr>
-          <w:rFonts w:ascii="Arial" w:hAnsi="Arial"/>
-          <w:sz w:val="22"/>
-        </w:rPr>
-        <w:t xml:space="preserve">19,1</w:t>
-      </w:r>
-      <w:r>
-        <w:rPr>
-          <w:rFonts w:ascii="Arial" w:hAnsi="Arial"/>
-          <w:sz w:val="22"/>
-        </w:rPr>
-        <w:t xml:space="preserve"> </w:t>
-      </w:r>
-      <w:r>
-        <w:rPr>
-          <w:rFonts w:ascii="Arial" w:hAnsi="Arial"/>
-          <w:sz w:val="22"/>
-        </w:rPr>
-        <w:t xml:space="preserve">neighbourhood of residence; the differential surviving controls for human</w:t>
-      </w:r>
-      <w:r>
-        <w:rPr>
-          <w:rFonts w:ascii="Arial" w:hAnsi="Arial"/>
-          <w:sz w:val="22"/>
-        </w:rPr>
-        <w:t xml:space="preserve"> </w:t>
-      </w:r>
-      <w:r>
-        <w:rPr>
-          <w:rFonts w:ascii="Arial" w:hAnsi="Arial"/>
-          <w:sz w:val="22"/>
-        </w:rPr>
-        <w:t xml:space="preserve">capital, context and state was 10,2</w:t>
-      </w:r>
-      <w:r>
-        <w:rPr>
-          <w:rFonts w:ascii="Arial" w:hAnsi="Arial"/>
-          <w:sz w:val="22"/>
-        </w:rPr>
-        <w:t xml:space="preserve"> </w:t>
-      </w:r>
-      <w:r>
-        <w:rPr>
-          <w:rFonts w:ascii="Arial" w:hAnsi="Arial"/>
-          <w:sz w:val="22"/>
-        </w:rPr>
-        <w:t xml:space="preserve">persisted within the same occupation. The decomposition attributed</w:t>
-      </w:r>
-      <w:r>
-        <w:rPr>
-          <w:rFonts w:ascii="Arial" w:hAnsi="Arial"/>
-          <w:sz w:val="22"/>
-        </w:rPr>
-        <w:t xml:space="preserve"> </w:t>
-      </w:r>
-      <w:r>
-        <w:rPr>
-          <w:rFonts w:ascii="Arial" w:hAnsi="Arial"/>
-          <w:sz w:val="22"/>
-        </w:rPr>
-        <w:t xml:space="preserve">28,4</w:t>
-      </w:r>
-      <w:r>
-        <w:rPr>
-          <w:rFonts w:ascii="Arial" w:hAnsi="Arial"/>
-          <w:sz w:val="22"/>
-        </w:rPr>
-        <w:t xml:space="preserve"> </w:t>
-      </w:r>
-      <w:r>
-        <w:rPr>
-          <w:rFonts w:ascii="Arial" w:hAnsi="Arial"/>
-          <w:sz w:val="22"/>
-        </w:rPr>
-        <w:t xml:space="preserve">estimated odds ratios of 0,699 for qualified occupations and 0,654 for</w:t>
-      </w:r>
-      <w:r>
-        <w:rPr>
-          <w:rFonts w:ascii="Arial" w:hAnsi="Arial"/>
-          <w:sz w:val="22"/>
-        </w:rPr>
-        <w:t xml:space="preserve"> </w:t>
-      </w:r>
-      <w:r>
-        <w:rPr>
-          <w:rFonts w:ascii="Arial" w:hAnsi="Arial"/>
-          <w:sz w:val="22"/>
-        </w:rPr>
-        <w:t xml:space="preserve">the top income decile, indicating a barrier that tightens towards the top. The</w:t>
-      </w:r>
-      <w:r>
-        <w:rPr>
-          <w:rFonts w:ascii="Arial" w:hAnsi="Arial"/>
-          <w:sz w:val="22"/>
-        </w:rPr>
-        <w:t xml:space="preserve"> </w:t>
-      </w:r>
-      <w:r>
-        <w:rPr>
-          <w:rFonts w:ascii="Arial" w:hAnsi="Arial"/>
-          <w:sz w:val="22"/>
-        </w:rPr>
-        <w:t xml:space="preserve">disadvantage faced by Black women exceeded the sum of the separate race and</w:t>
-      </w:r>
-      <w:r>
-        <w:rPr>
-          <w:rFonts w:ascii="Arial" w:hAnsi="Arial"/>
-          <w:sz w:val="22"/>
-        </w:rPr>
-        <w:t xml:space="preserve"> </w:t>
-      </w:r>
-      <w:r>
-        <w:rPr>
-          <w:rFonts w:ascii="Arial" w:hAnsi="Arial"/>
-          <w:sz w:val="22"/>
-        </w:rPr>
-        <w:t xml:space="preserve">gender penalties by 4,6 percentage points. It was</w:t>
-      </w:r>
-      <w:r>
-        <w:rPr>
-          <w:rFonts w:ascii="Arial" w:hAnsi="Arial"/>
-          <w:sz w:val="22"/>
-        </w:rPr>
-        <w:t xml:space="preserve"> </w:t>
-      </w:r>
-      <w:r>
-        <w:rPr>
-          <w:rFonts w:ascii="Arial" w:hAnsi="Arial"/>
-          <w:sz w:val="22"/>
-        </w:rPr>
-        <w:t xml:space="preserve">concluded that discrimination operated mainly in access to occupations, not</w:t>
-      </w:r>
-      <w:r>
-        <w:rPr>
-          <w:rFonts w:ascii="Arial" w:hAnsi="Arial"/>
-          <w:sz w:val="22"/>
-        </w:rPr>
-        <w:t xml:space="preserve"> </w:t>
-      </w:r>
-      <w:r>
-        <w:rPr>
-          <w:rFonts w:ascii="Arial" w:hAnsi="Arial"/>
-          <w:sz w:val="22"/>
-        </w:rPr>
-        <w:t xml:space="preserve">only in wages, so that policies centred solely on schooling proved</w:t>
-      </w:r>
-      <w:r>
-        <w:rPr>
-          <w:rFonts w:ascii="Arial" w:hAnsi="Arial"/>
-          <w:sz w:val="22"/>
-        </w:rPr>
-        <w:t xml:space="preserve"> </w:t>
-      </w:r>
-      <w:r>
-        <w:rPr>
-          <w:rFonts w:ascii="Arial" w:hAnsi="Arial"/>
-          <w:sz w:val="22"/>
-        </w:rPr>
-        <w:t xml:space="preserve">insufficient.</w:t>
-      </w:r>
-    </w:p>
-    <w:p>
-      <w:pPr>
-        <w:pStyle w:val="BodyText"/>
-        <w:spacing w:line="240" w:lineRule="auto" w:before="240" w:after="120"/>
-        <w:ind w:firstLine="0"/>
-        <w:jc w:val="left"/>
-      </w:pPr>
-      <w:r>
-        <w:rPr>
-          <w:rFonts w:ascii="Arial" w:hAnsi="Arial"/>
-          <w:b/>
-          <w:bCs/>
-          <w:sz w:val="22"/>
-        </w:rPr>
-        <w:t xml:space="preserve">Keywords</w:t>
-      </w:r>
-      <w:r>
-        <w:rPr>
-          <w:rFonts w:ascii="Arial" w:hAnsi="Arial"/>
-          <w:sz w:val="22"/>
-        </w:rPr>
-        <w:t xml:space="preserve">: racial earnings gap; residential segregation; glass</w:t>
-      </w:r>
-      <w:r>
-        <w:rPr>
-          <w:rFonts w:ascii="Arial" w:hAnsi="Arial"/>
-          <w:sz w:val="22"/>
-        </w:rPr>
-        <w:t xml:space="preserve"> </w:t>
-      </w:r>
-      <w:r>
-        <w:rPr>
-          <w:rFonts w:ascii="Arial" w:hAnsi="Arial"/>
-          <w:sz w:val="22"/>
-        </w:rPr>
-        <w:t xml:space="preserve">ceiling; Oaxaca–Blinder decomposition; intersectionality.</w:t>
-      </w:r>
-    </w:p>
-    <w:bookmarkStart w:id="22" w:name="introdução"/>
-    <w:p>
-      <w:pPr>
-        <w:pStyle w:val="Heading1"/>
-        <w:spacing w:line="360" w:lineRule="auto" w:after="0"/>
-        <w:ind w:firstLine="709"/>
-        <w:jc w:val="both"/>
-      </w:pPr>
-      <w:r>
-        <w:rPr>
-          <w:rFonts w:ascii="Arial" w:hAnsi="Arial"/>
-          <w:sz w:val="22"/>
-        </w:rPr>
-        <w:t xml:space="preserve">Introdução</w:t>
-      </w:r>
-    </w:p>
-    <w:p>
-      <w:pPr>
-        <w:pStyle w:val="FirstParagraph"/>
-        <w:spacing w:line="360" w:lineRule="auto" w:after="0"/>
-        <w:ind w:firstLine="709"/>
-        <w:jc w:val="both"/>
-      </w:pPr>
-      <w:r>
-        <w:rPr>
-          <w:rFonts w:ascii="Arial" w:hAnsi="Arial"/>
-          <w:sz w:val="22"/>
-        </w:rPr>
-        <w:t xml:space="preserve">O Brasil é um dos países com maior desigualdade racial de renda no mundo, e a</w:t>
-      </w:r>
-      <w:r>
-        <w:rPr>
-          <w:rFonts w:ascii="Arial" w:hAnsi="Arial"/>
-          <w:sz w:val="22"/>
-        </w:rPr>
-        <w:t xml:space="preserve"> </w:t>
-      </w:r>
-      <w:r>
-        <w:rPr>
-          <w:rFonts w:ascii="Arial" w:hAnsi="Arial"/>
-          <w:sz w:val="22"/>
-        </w:rPr>
-        <w:t xml:space="preserve">razão entre o rendimento médio de trabalhadores brancos e negros permanece acima</w:t>
-      </w:r>
-      <w:r>
-        <w:rPr>
-          <w:rFonts w:ascii="Arial" w:hAnsi="Arial"/>
-          <w:sz w:val="22"/>
-        </w:rPr>
-        <w:t xml:space="preserve"> </w:t>
-      </w:r>
-      <w:r>
-        <w:rPr>
-          <w:rFonts w:ascii="Arial" w:hAnsi="Arial"/>
-          <w:sz w:val="22"/>
-        </w:rPr>
-        <w:t xml:space="preserve">de 1</w:t>
-      </w:r>
-      <w:r>
-        <w:rPr>
-          <w:rFonts w:ascii="Arial" w:hAnsi="Arial"/>
-          <w:sz w:val="22"/>
-        </w:rPr>
-        <w:t xml:space="preserve">:</w:t>
-      </w:r>
-      <w:r>
-        <w:rPr>
-          <w:rFonts w:ascii="Arial" w:hAnsi="Arial"/>
-          <w:sz w:val="22"/>
-        </w:rPr>
-        <w:t xml:space="preserve">1,5 em toda a série histórica disponível, mesmo quando se controlam</w:t>
-      </w:r>
-      <w:r>
-        <w:rPr>
-          <w:rFonts w:ascii="Arial" w:hAnsi="Arial"/>
-          <w:sz w:val="22"/>
-        </w:rPr>
-        <w:t xml:space="preserve"> </w:t>
-      </w:r>
-      <w:r>
-        <w:rPr>
-          <w:rFonts w:ascii="Arial" w:hAnsi="Arial"/>
-          <w:sz w:val="22"/>
-        </w:rPr>
-        <w:t xml:space="preserve">escolaridade, experiência e setor de atividade</w:t>
-      </w:r>
-      <w:r>
-        <w:rPr>
-          <w:rFonts w:ascii="Arial" w:hAnsi="Arial"/>
-          <w:sz w:val="22"/>
-        </w:rPr>
-        <w:t xml:space="preserve"> </w:t>
-      </w:r>
-      <w:r>
-        <w:rPr>
-          <w:rFonts w:ascii="Arial" w:hAnsi="Arial"/>
-          <w:sz w:val="22"/>
-        </w:rPr>
-        <w:t xml:space="preserve">(IBGE, 2023)</w:t>
-      </w:r>
-      <w:r>
-        <w:rPr>
-          <w:rFonts w:ascii="Arial" w:hAnsi="Arial"/>
-          <w:sz w:val="22"/>
-        </w:rPr>
-        <w:t xml:space="preserve">. A</w:t>
-      </w:r>
-      <w:r>
-        <w:rPr>
-          <w:rFonts w:ascii="Arial" w:hAnsi="Arial"/>
-          <w:sz w:val="22"/>
-        </w:rPr>
-        <w:t xml:space="preserve"> </w:t>
-      </w:r>
-      <w:r>
-        <w:rPr>
-          <w:rFonts w:ascii="Arial" w:hAnsi="Arial"/>
-          <w:sz w:val="22"/>
-        </w:rPr>
-        <w:t xml:space="preserve">explicação usual atribui esse hiato a diferenças de qualificação; se ela fosse</w:t>
-      </w:r>
-      <w:r>
-        <w:rPr>
-          <w:rFonts w:ascii="Arial" w:hAnsi="Arial"/>
-          <w:sz w:val="22"/>
-        </w:rPr>
-        <w:t xml:space="preserve"> </w:t>
-      </w:r>
-      <w:r>
-        <w:rPr>
-          <w:rFonts w:ascii="Arial" w:hAnsi="Arial"/>
-          <w:sz w:val="22"/>
-        </w:rPr>
-        <w:t xml:space="preserve">suficiente, a expansão do acesso ao ensino teria dissolvido o diferencial ao</w:t>
-      </w:r>
-      <w:r>
-        <w:rPr>
-          <w:rFonts w:ascii="Arial" w:hAnsi="Arial"/>
-          <w:sz w:val="22"/>
-        </w:rPr>
-        <w:t xml:space="preserve"> </w:t>
-      </w:r>
-      <w:r>
-        <w:rPr>
-          <w:rFonts w:ascii="Arial" w:hAnsi="Arial"/>
-          <w:sz w:val="22"/>
-        </w:rPr>
-        <w:t xml:space="preserve">longo das últimas décadas, o que não ocorreu</w:t>
-      </w:r>
-      <w:r>
-        <w:rPr>
-          <w:rFonts w:ascii="Arial" w:hAnsi="Arial"/>
-          <w:sz w:val="22"/>
-        </w:rPr>
-        <w:t xml:space="preserve"> </w:t>
-      </w:r>
-      <w:r>
-        <w:rPr>
-          <w:rFonts w:ascii="Arial" w:hAnsi="Arial"/>
-          <w:sz w:val="22"/>
-        </w:rPr>
-        <w:t xml:space="preserve">(Hasenbalg, 1979)</w:t>
-      </w:r>
-      <w:r>
-        <w:rPr>
-          <w:rFonts w:ascii="Arial" w:hAnsi="Arial"/>
-          <w:sz w:val="22"/>
-        </w:rPr>
-        <w:t xml:space="preserve">. O quadro</w:t>
-      </w:r>
-      <w:r>
-        <w:rPr>
-          <w:rFonts w:ascii="Arial" w:hAnsi="Arial"/>
-          <w:sz w:val="22"/>
-        </w:rPr>
-        <w:t xml:space="preserve"> </w:t>
-      </w:r>
-      <w:r>
-        <w:rPr>
-          <w:rFonts w:ascii="Arial" w:hAnsi="Arial"/>
-          <w:sz w:val="22"/>
-        </w:rPr>
-        <w:t xml:space="preserve">recente reforça o ponto: a Pesquisa de Orçamentos Familiares [POF] registrou</w:t>
-      </w:r>
-      <w:r>
-        <w:rPr>
-          <w:rFonts w:ascii="Arial" w:hAnsi="Arial"/>
-          <w:sz w:val="22"/>
-        </w:rPr>
-        <w:t xml:space="preserve"> </w:t>
-      </w:r>
-      <w:r>
-        <w:rPr>
-          <w:rFonts w:ascii="Arial" w:hAnsi="Arial"/>
-          <w:sz w:val="22"/>
-        </w:rPr>
-        <w:t xml:space="preserve">queda de cerca de 30% no Índice de Perda de Qualidade de Vida entre 2008 e</w:t>
-      </w:r>
-      <w:r>
-        <w:rPr>
-          <w:rFonts w:ascii="Arial" w:hAnsi="Arial"/>
-          <w:sz w:val="22"/>
-        </w:rPr>
-        <w:t xml:space="preserve"> </w:t>
-      </w:r>
-      <w:r>
-        <w:rPr>
-          <w:rFonts w:ascii="Arial" w:hAnsi="Arial"/>
-          <w:sz w:val="22"/>
-        </w:rPr>
-        <w:t xml:space="preserve">2018, sem fechar o hiato racial</w:t>
-      </w:r>
-      <w:r>
-        <w:rPr>
-          <w:rFonts w:ascii="Arial" w:hAnsi="Arial"/>
-          <w:sz w:val="22"/>
-        </w:rPr>
-        <w:t xml:space="preserve"> </w:t>
-      </w:r>
-      <w:r>
-        <w:rPr>
-          <w:rFonts w:ascii="Arial" w:hAnsi="Arial"/>
-          <w:sz w:val="22"/>
-        </w:rPr>
-        <w:t xml:space="preserve">(IBGE, 2019)</w:t>
-      </w:r>
-      <w:r>
-        <w:rPr>
-          <w:rFonts w:ascii="Arial" w:hAnsi="Arial"/>
-          <w:sz w:val="22"/>
-        </w:rPr>
-        <w:t xml:space="preserve">, enquanto o índice de</w:t>
-      </w:r>
-      <w:r>
-        <w:rPr>
-          <w:rFonts w:ascii="Arial" w:hAnsi="Arial"/>
-          <w:sz w:val="22"/>
-        </w:rPr>
-        <w:t xml:space="preserve"> </w:t>
-      </w:r>
-      <w:r>
-        <w:rPr>
-          <w:rFonts w:ascii="Arial" w:hAnsi="Arial"/>
-          <w:sz w:val="22"/>
-        </w:rPr>
-        <w:t xml:space="preserve">Gini do rendimento domiciliar per capita voltou a subir em 2025, puxado pelo</w:t>
-      </w:r>
-      <w:r>
-        <w:rPr>
-          <w:rFonts w:ascii="Arial" w:hAnsi="Arial"/>
-          <w:sz w:val="22"/>
-        </w:rPr>
-        <w:t xml:space="preserve"> </w:t>
-      </w:r>
-      <w:r>
-        <w:rPr>
-          <w:rFonts w:ascii="Arial" w:hAnsi="Arial"/>
-          <w:sz w:val="22"/>
-        </w:rPr>
-        <w:t xml:space="preserve">topo da distribuição</w:t>
-      </w:r>
-      <w:r>
-        <w:rPr>
-          <w:rFonts w:ascii="Arial" w:hAnsi="Arial"/>
-          <w:sz w:val="22"/>
-        </w:rPr>
-        <w:t xml:space="preserve"> </w:t>
-      </w:r>
-      <w:r>
-        <w:rPr>
-          <w:rFonts w:ascii="Arial" w:hAnsi="Arial"/>
-          <w:sz w:val="22"/>
-        </w:rPr>
-        <w:t xml:space="preserve">(IBGE, 2025)</w:t>
-      </w:r>
-      <w:r>
-        <w:rPr>
-          <w:rFonts w:ascii="Arial" w:hAnsi="Arial"/>
-          <w:sz w:val="22"/>
-        </w:rPr>
-        <w:t xml:space="preserve">.</w:t>
+        <w:t xml:space="preserve">Três hipóteses orientaram a investigação. A primeira supôs que parte relevante do</w:t>
+      </w:r>
+      <w:r>
+        <w:rPr>
+          <w:rFonts w:ascii="Arial" w:hAnsi="Arial"/>
+          <w:sz w:val="22"/>
+        </w:rPr>
+        <w:t xml:space="preserve"> </w:t>
+      </w:r>
+      <w:r>
+        <w:rPr>
+          <w:rFonts w:ascii="Arial" w:hAnsi="Arial"/>
+          <w:sz w:val="22"/>
+        </w:rPr>
+        <w:t xml:space="preserve">diferencial racial de rendimentos é mediada pelo contexto do bairro de moradia, e</w:t>
+      </w:r>
+      <w:r>
+        <w:rPr>
+          <w:rFonts w:ascii="Arial" w:hAnsi="Arial"/>
+          <w:sz w:val="22"/>
+        </w:rPr>
+        <w:t xml:space="preserve"> </w:t>
+      </w:r>
+      <w:r>
+        <w:rPr>
+          <w:rFonts w:ascii="Arial" w:hAnsi="Arial"/>
+          <w:sz w:val="22"/>
+        </w:rPr>
+        <w:t xml:space="preserve">não apenas por atributos individuais. A segunda supôs que a penalidade racial não</w:t>
+      </w:r>
+      <w:r>
+        <w:rPr>
+          <w:rFonts w:ascii="Arial" w:hAnsi="Arial"/>
+          <w:sz w:val="22"/>
+        </w:rPr>
+        <w:t xml:space="preserve"> </w:t>
+      </w:r>
+      <w:r>
+        <w:rPr>
+          <w:rFonts w:ascii="Arial" w:hAnsi="Arial"/>
+          <w:sz w:val="22"/>
+        </w:rPr>
+        <w:t xml:space="preserve">é uniforme ao longo da distribuição de renda, mas se agrava no topo, configurando</w:t>
+      </w:r>
+      <w:r>
+        <w:rPr>
+          <w:rFonts w:ascii="Arial" w:hAnsi="Arial"/>
+          <w:sz w:val="22"/>
+        </w:rPr>
+        <w:t xml:space="preserve"> </w:t>
+      </w:r>
+      <w:r>
+        <w:rPr>
+          <w:rFonts w:ascii="Arial" w:hAnsi="Arial"/>
+          <w:sz w:val="22"/>
+        </w:rPr>
+        <w:t xml:space="preserve">teto de vidro. A terceira supôs que a barreira opera antes do salário, no acesso</w:t>
+      </w:r>
+      <w:r>
+        <w:rPr>
+          <w:rFonts w:ascii="Arial" w:hAnsi="Arial"/>
+          <w:sz w:val="22"/>
+        </w:rPr>
+        <w:t xml:space="preserve"> </w:t>
+      </w:r>
+      <w:r>
+        <w:rPr>
+          <w:rFonts w:ascii="Arial" w:hAnsi="Arial"/>
+          <w:sz w:val="22"/>
+        </w:rPr>
+        <w:t xml:space="preserve">às ocupações qualificadas, de modo que trabalhadores negros com o mesmo perfil</w:t>
+      </w:r>
+      <w:r>
+        <w:rPr>
+          <w:rFonts w:ascii="Arial" w:hAnsi="Arial"/>
+          <w:sz w:val="22"/>
+        </w:rPr>
+        <w:t xml:space="preserve"> </w:t>
+      </w:r>
+      <w:r>
+        <w:rPr>
+          <w:rFonts w:ascii="Arial" w:hAnsi="Arial"/>
+          <w:sz w:val="22"/>
+        </w:rPr>
+        <w:t xml:space="preserve">observável enfrentam menor probabilidade de nelas ingressar.</w:t>
       </w:r>
     </w:p>
     <w:p>
@@ -1270,534 +1799,6 @@
           <w:rFonts w:ascii="Arial" w:hAnsi="Arial"/>
           <w:sz w:val="22"/>
         </w:rPr>
-        <w:t xml:space="preserve">A teoria econômica oferece duas explicações concorrentes para um diferencial que</w:t>
-      </w:r>
-      <w:r>
-        <w:rPr>
-          <w:rFonts w:ascii="Arial" w:hAnsi="Arial"/>
-          <w:sz w:val="22"/>
-        </w:rPr>
-        <w:t xml:space="preserve"> </w:t>
-      </w:r>
-      <w:r>
-        <w:rPr>
-          <w:rFonts w:ascii="Arial" w:hAnsi="Arial"/>
-          <w:sz w:val="22"/>
-        </w:rPr>
-        <w:t xml:space="preserve">sobrevive ao controle da produtividade observável, e elas implicam políticas</w:t>
-      </w:r>
-      <w:r>
-        <w:rPr>
-          <w:rFonts w:ascii="Arial" w:hAnsi="Arial"/>
-          <w:sz w:val="22"/>
-        </w:rPr>
-        <w:t xml:space="preserve"> </w:t>
-      </w:r>
-      <w:r>
-        <w:rPr>
-          <w:rFonts w:ascii="Arial" w:hAnsi="Arial"/>
-          <w:sz w:val="22"/>
-        </w:rPr>
-        <w:t xml:space="preserve">distintas.</w:t>
-      </w:r>
-      <w:r>
-        <w:rPr>
-          <w:rFonts w:ascii="Arial" w:hAnsi="Arial"/>
-          <w:sz w:val="22"/>
-        </w:rPr>
-        <w:t xml:space="preserve"> </w:t>
-      </w:r>
-      <w:r>
-        <w:rPr>
-          <w:rFonts w:ascii="Arial" w:hAnsi="Arial"/>
-          <w:sz w:val="22"/>
-        </w:rPr>
-        <w:t xml:space="preserve">Becker (1957)</w:t>
-      </w:r>
-      <w:r>
-        <w:rPr>
-          <w:rFonts w:ascii="Arial" w:hAnsi="Arial"/>
-          <w:sz w:val="22"/>
-        </w:rPr>
-        <w:t xml:space="preserve"> </w:t>
-      </w:r>
-      <w:r>
-        <w:rPr>
-          <w:rFonts w:ascii="Arial" w:hAnsi="Arial"/>
-          <w:sz w:val="22"/>
-        </w:rPr>
-        <w:t xml:space="preserve">propôs a discriminação por preferência, em</w:t>
-      </w:r>
-      <w:r>
-        <w:rPr>
-          <w:rFonts w:ascii="Arial" w:hAnsi="Arial"/>
-          <w:sz w:val="22"/>
-        </w:rPr>
-        <w:t xml:space="preserve"> </w:t>
-      </w:r>
-      <w:r>
-        <w:rPr>
-          <w:rFonts w:ascii="Arial" w:hAnsi="Arial"/>
-          <w:sz w:val="22"/>
-        </w:rPr>
-        <w:t xml:space="preserve">que o empregador incorre em desutilidade ao contratar o grupo minoritário e, por</w:t>
-      </w:r>
-      <w:r>
-        <w:rPr>
-          <w:rFonts w:ascii="Arial" w:hAnsi="Arial"/>
-          <w:sz w:val="22"/>
-        </w:rPr>
-        <w:t xml:space="preserve"> </w:t>
-      </w:r>
-      <w:r>
-        <w:rPr>
-          <w:rFonts w:ascii="Arial" w:hAnsi="Arial"/>
-          <w:sz w:val="22"/>
-        </w:rPr>
-        <w:t xml:space="preserve">isso, só o faz a salário menor; nesse modelo, a concorrência tende a erodir a</w:t>
-      </w:r>
-      <w:r>
-        <w:rPr>
-          <w:rFonts w:ascii="Arial" w:hAnsi="Arial"/>
-          <w:sz w:val="22"/>
-        </w:rPr>
-        <w:t xml:space="preserve"> </w:t>
-      </w:r>
-      <w:r>
-        <w:rPr>
-          <w:rFonts w:ascii="Arial" w:hAnsi="Arial"/>
-          <w:sz w:val="22"/>
-        </w:rPr>
-        <w:t xml:space="preserve">prática.</w:t>
-      </w:r>
-      <w:r>
-        <w:rPr>
-          <w:rFonts w:ascii="Arial" w:hAnsi="Arial"/>
-          <w:sz w:val="22"/>
-        </w:rPr>
-        <w:t xml:space="preserve"> </w:t>
-      </w:r>
-      <w:r>
-        <w:rPr>
-          <w:rFonts w:ascii="Arial" w:hAnsi="Arial"/>
-          <w:sz w:val="22"/>
-        </w:rPr>
-        <w:t xml:space="preserve">Arrow (1973)</w:t>
-      </w:r>
-      <w:r>
-        <w:rPr>
-          <w:rFonts w:ascii="Arial" w:hAnsi="Arial"/>
-          <w:sz w:val="22"/>
-        </w:rPr>
-        <w:t xml:space="preserve"> </w:t>
-      </w:r>
-      <w:r>
-        <w:rPr>
-          <w:rFonts w:ascii="Arial" w:hAnsi="Arial"/>
-          <w:sz w:val="22"/>
-        </w:rPr>
-        <w:t xml:space="preserve">formalizou a discriminação estatística, em que</w:t>
-      </w:r>
-      <w:r>
-        <w:rPr>
-          <w:rFonts w:ascii="Arial" w:hAnsi="Arial"/>
-          <w:sz w:val="22"/>
-        </w:rPr>
-        <w:t xml:space="preserve"> </w:t>
-      </w:r>
-      <w:r>
-        <w:rPr>
-          <w:rFonts w:ascii="Arial" w:hAnsi="Arial"/>
-          <w:sz w:val="22"/>
-        </w:rPr>
-        <w:t xml:space="preserve">a raça é usada como sinal da produtividade média do grupo sob informação</w:t>
-      </w:r>
-      <w:r>
-        <w:rPr>
-          <w:rFonts w:ascii="Arial" w:hAnsi="Arial"/>
-          <w:sz w:val="22"/>
-        </w:rPr>
-        <w:t xml:space="preserve"> </w:t>
-      </w:r>
-      <w:r>
-        <w:rPr>
-          <w:rFonts w:ascii="Arial" w:hAnsi="Arial"/>
-          <w:sz w:val="22"/>
-        </w:rPr>
-        <w:t xml:space="preserve">imperfeita; aqui o equilíbrio se autoconfirma, porque o menor retorno esperado</w:t>
-      </w:r>
-      <w:r>
-        <w:rPr>
-          <w:rFonts w:ascii="Arial" w:hAnsi="Arial"/>
-          <w:sz w:val="22"/>
-        </w:rPr>
-        <w:t xml:space="preserve"> </w:t>
-      </w:r>
-      <w:r>
-        <w:rPr>
-          <w:rFonts w:ascii="Arial" w:hAnsi="Arial"/>
-          <w:sz w:val="22"/>
-        </w:rPr>
-        <w:t xml:space="preserve">desestimula o investimento em qualificação. A tradição brasileira acrescenta uma</w:t>
-      </w:r>
-      <w:r>
-        <w:rPr>
-          <w:rFonts w:ascii="Arial" w:hAnsi="Arial"/>
-          <w:sz w:val="22"/>
-        </w:rPr>
-        <w:t xml:space="preserve"> </w:t>
-      </w:r>
-      <w:r>
-        <w:rPr>
-          <w:rFonts w:ascii="Arial" w:hAnsi="Arial"/>
-          <w:sz w:val="22"/>
-        </w:rPr>
-        <w:t xml:space="preserve">terceira leitura, na qual o racismo é processo estrutural reproduzido pelas</w:t>
-      </w:r>
-      <w:r>
-        <w:rPr>
-          <w:rFonts w:ascii="Arial" w:hAnsi="Arial"/>
-          <w:sz w:val="22"/>
-        </w:rPr>
-        <w:t xml:space="preserve"> </w:t>
-      </w:r>
-      <w:r>
-        <w:rPr>
-          <w:rFonts w:ascii="Arial" w:hAnsi="Arial"/>
-          <w:sz w:val="22"/>
-        </w:rPr>
-        <w:t xml:space="preserve">instituições independentemente da intenção dos agentes</w:t>
-      </w:r>
-      <w:r>
-        <w:rPr>
-          <w:rFonts w:ascii="Arial" w:hAnsi="Arial"/>
-          <w:sz w:val="22"/>
-        </w:rPr>
-        <w:t xml:space="preserve"> </w:t>
-      </w:r>
-      <w:r>
-        <w:rPr>
-          <w:rFonts w:ascii="Arial" w:hAnsi="Arial"/>
-          <w:sz w:val="22"/>
-        </w:rPr>
-        <w:t xml:space="preserve">(Almeida, 2019)</w:t>
-      </w:r>
-      <w:r>
-        <w:rPr>
-          <w:rFonts w:ascii="Arial" w:hAnsi="Arial"/>
-          <w:sz w:val="22"/>
-        </w:rPr>
-        <w:t xml:space="preserve"> </w:t>
-      </w:r>
-      <w:r>
-        <w:rPr>
-          <w:rFonts w:ascii="Arial" w:hAnsi="Arial"/>
-          <w:sz w:val="22"/>
-        </w:rPr>
-        <w:t xml:space="preserve">—</w:t>
-      </w:r>
-      <w:r>
-        <w:rPr>
-          <w:rFonts w:ascii="Arial" w:hAnsi="Arial"/>
-          <w:sz w:val="22"/>
-        </w:rPr>
-        <w:t xml:space="preserve"> </w:t>
-      </w:r>
-      <w:r>
-        <w:rPr>
-          <w:rFonts w:ascii="Arial" w:hAnsi="Arial"/>
-          <w:sz w:val="22"/>
-        </w:rPr>
-        <w:t xml:space="preserve">leitura que justifica tratar a segregação residencial e a segregação ocupacional</w:t>
-      </w:r>
-      <w:r>
-        <w:rPr>
-          <w:rFonts w:ascii="Arial" w:hAnsi="Arial"/>
-          <w:sz w:val="22"/>
-        </w:rPr>
-        <w:t xml:space="preserve"> </w:t>
-      </w:r>
-      <w:r>
-        <w:rPr>
-          <w:rFonts w:ascii="Arial" w:hAnsi="Arial"/>
-          <w:sz w:val="22"/>
-        </w:rPr>
-        <w:t xml:space="preserve">como mecanismos, e não como controles estatísticos.</w:t>
-      </w:r>
-    </w:p>
-    <w:p>
-      <w:pPr>
-        <w:pStyle w:val="BodyText"/>
-        <w:spacing w:line="360" w:lineRule="auto" w:after="0"/>
-        <w:ind w:firstLine="709"/>
-        <w:jc w:val="both"/>
-      </w:pPr>
-      <w:r>
-        <w:rPr>
-          <w:rFonts w:ascii="Arial" w:hAnsi="Arial"/>
-          <w:sz w:val="22"/>
-        </w:rPr>
-        <w:t xml:space="preserve">A literatura empírica identifica três canais de reprodução dessa desigualdade: a</w:t>
-      </w:r>
-      <w:r>
-        <w:rPr>
-          <w:rFonts w:ascii="Arial" w:hAnsi="Arial"/>
-          <w:sz w:val="22"/>
-        </w:rPr>
-        <w:t xml:space="preserve"> </w:t>
-      </w:r>
-      <w:r>
-        <w:rPr>
-          <w:rFonts w:ascii="Arial" w:hAnsi="Arial"/>
-          <w:sz w:val="22"/>
-        </w:rPr>
-        <w:t xml:space="preserve">discriminação direta em processos de seleção e promoção</w:t>
-      </w:r>
-      <w:r>
-        <w:rPr>
-          <w:rFonts w:ascii="Arial" w:hAnsi="Arial"/>
-          <w:sz w:val="22"/>
-        </w:rPr>
-        <w:t xml:space="preserve"> </w:t>
-      </w:r>
-      <w:r>
-        <w:rPr>
-          <w:rFonts w:ascii="Arial" w:hAnsi="Arial"/>
-          <w:sz w:val="22"/>
-        </w:rPr>
-        <w:t xml:space="preserve">(Pager, 2007)</w:t>
-      </w:r>
-      <w:r>
-        <w:rPr>
-          <w:rFonts w:ascii="Arial" w:hAnsi="Arial"/>
-          <w:sz w:val="22"/>
-        </w:rPr>
-        <w:t xml:space="preserve">; os</w:t>
-      </w:r>
-      <w:r>
-        <w:rPr>
-          <w:rFonts w:ascii="Arial" w:hAnsi="Arial"/>
-          <w:sz w:val="22"/>
-        </w:rPr>
-        <w:t xml:space="preserve"> </w:t>
-      </w:r>
-      <w:r>
-        <w:rPr>
-          <w:rFonts w:ascii="Arial" w:hAnsi="Arial"/>
-          <w:sz w:val="22"/>
-        </w:rPr>
-        <w:t xml:space="preserve">efeitos de vizinhança, pelos quais a concentração de pobreza em bairros</w:t>
-      </w:r>
-      <w:r>
-        <w:rPr>
-          <w:rFonts w:ascii="Arial" w:hAnsi="Arial"/>
-          <w:sz w:val="22"/>
-        </w:rPr>
-        <w:t xml:space="preserve"> </w:t>
-      </w:r>
-      <w:r>
-        <w:rPr>
-          <w:rFonts w:ascii="Arial" w:hAnsi="Arial"/>
-          <w:sz w:val="22"/>
-        </w:rPr>
-        <w:t xml:space="preserve">segregados reduz as redes de contato com o mercado formal</w:t>
-      </w:r>
-      <w:r>
-        <w:rPr>
-          <w:rFonts w:ascii="Arial" w:hAnsi="Arial"/>
-          <w:sz w:val="22"/>
-        </w:rPr>
-        <w:t xml:space="preserve"> </w:t>
-      </w:r>
-      <w:r>
-        <w:rPr>
-          <w:rFonts w:ascii="Arial" w:hAnsi="Arial"/>
-          <w:sz w:val="22"/>
-        </w:rPr>
-        <w:t xml:space="preserve">(Marques, 2010; Sampson; Raudenbush; Earls, 1997; Wilson, 1987)</w:t>
-      </w:r>
-      <w:r>
-        <w:rPr>
-          <w:rFonts w:ascii="Arial" w:hAnsi="Arial"/>
-          <w:sz w:val="22"/>
-        </w:rPr>
-        <w:t xml:space="preserve">; e a subvalorização do capital humano negro, pela qual</w:t>
-      </w:r>
-      <w:r>
-        <w:rPr>
-          <w:rFonts w:ascii="Arial" w:hAnsi="Arial"/>
-          <w:sz w:val="22"/>
-        </w:rPr>
-        <w:t xml:space="preserve"> </w:t>
-      </w:r>
-      <w:r>
-        <w:rPr>
-          <w:rFonts w:ascii="Arial" w:hAnsi="Arial"/>
-          <w:sz w:val="22"/>
-        </w:rPr>
-        <w:t xml:space="preserve">um mesmo nível de escolaridade rende menos</w:t>
-      </w:r>
-      <w:r>
-        <w:rPr>
-          <w:rFonts w:ascii="Arial" w:hAnsi="Arial"/>
-          <w:sz w:val="22"/>
-        </w:rPr>
-        <w:t xml:space="preserve"> </w:t>
-      </w:r>
-      <w:r>
-        <w:rPr>
-          <w:rFonts w:ascii="Arial" w:hAnsi="Arial"/>
-          <w:sz w:val="22"/>
-        </w:rPr>
-        <w:t xml:space="preserve">(Henriques, 2001; Soares, 2009)</w:t>
-      </w:r>
-      <w:r>
-        <w:rPr>
-          <w:rFonts w:ascii="Arial" w:hAnsi="Arial"/>
-          <w:sz w:val="22"/>
-        </w:rPr>
-        <w:t xml:space="preserve">.</w:t>
-      </w:r>
-      <w:r>
-        <w:rPr>
-          <w:rFonts w:ascii="Arial" w:hAnsi="Arial"/>
-          <w:sz w:val="22"/>
-        </w:rPr>
-        <w:t xml:space="preserve"> </w:t>
-      </w:r>
-      <w:r>
-        <w:rPr>
-          <w:rFonts w:ascii="Arial" w:hAnsi="Arial"/>
-          <w:sz w:val="22"/>
-        </w:rPr>
-        <w:t xml:space="preserve">Tratados isoladamente, esses mecanismos têm sido difíceis de quantificar de forma</w:t>
-      </w:r>
-      <w:r>
-        <w:rPr>
-          <w:rFonts w:ascii="Arial" w:hAnsi="Arial"/>
-          <w:sz w:val="22"/>
-        </w:rPr>
-        <w:t xml:space="preserve"> </w:t>
-      </w:r>
-      <w:r>
-        <w:rPr>
-          <w:rFonts w:ascii="Arial" w:hAnsi="Arial"/>
-          <w:sz w:val="22"/>
-        </w:rPr>
-        <w:t xml:space="preserve">integrada e em escala nacional, e é essa lacuna que o presente trabalho enfrenta.</w:t>
-      </w:r>
-    </w:p>
-    <w:p>
-      <w:pPr>
-        <w:pStyle w:val="BodyText"/>
-        <w:spacing w:line="360" w:lineRule="auto" w:after="0"/>
-        <w:ind w:firstLine="709"/>
-        <w:jc w:val="both"/>
-      </w:pPr>
-      <w:r>
-        <w:rPr>
-          <w:rFonts w:ascii="Arial" w:hAnsi="Arial"/>
-          <w:sz w:val="22"/>
-        </w:rPr>
-        <w:t xml:space="preserve">Três hipóteses orientaram a investigação. A primeira supôs que parte relevante do</w:t>
-      </w:r>
-      <w:r>
-        <w:rPr>
-          <w:rFonts w:ascii="Arial" w:hAnsi="Arial"/>
-          <w:sz w:val="22"/>
-        </w:rPr>
-        <w:t xml:space="preserve"> </w:t>
-      </w:r>
-      <w:r>
-        <w:rPr>
-          <w:rFonts w:ascii="Arial" w:hAnsi="Arial"/>
-          <w:sz w:val="22"/>
-        </w:rPr>
-        <w:t xml:space="preserve">diferencial racial de rendimentos é mediada pelo contexto do bairro de moradia, e</w:t>
-      </w:r>
-      <w:r>
-        <w:rPr>
-          <w:rFonts w:ascii="Arial" w:hAnsi="Arial"/>
-          <w:sz w:val="22"/>
-        </w:rPr>
-        <w:t xml:space="preserve"> </w:t>
-      </w:r>
-      <w:r>
-        <w:rPr>
-          <w:rFonts w:ascii="Arial" w:hAnsi="Arial"/>
-          <w:sz w:val="22"/>
-        </w:rPr>
-        <w:t xml:space="preserve">não apenas por atributos individuais. A segunda supôs que a penalidade racial não</w:t>
-      </w:r>
-      <w:r>
-        <w:rPr>
-          <w:rFonts w:ascii="Arial" w:hAnsi="Arial"/>
-          <w:sz w:val="22"/>
-        </w:rPr>
-        <w:t xml:space="preserve"> </w:t>
-      </w:r>
-      <w:r>
-        <w:rPr>
-          <w:rFonts w:ascii="Arial" w:hAnsi="Arial"/>
-          <w:sz w:val="22"/>
-        </w:rPr>
-        <w:t xml:space="preserve">é uniforme ao longo da distribuição de renda, mas se agrava no topo, configurando</w:t>
-      </w:r>
-      <w:r>
-        <w:rPr>
-          <w:rFonts w:ascii="Arial" w:hAnsi="Arial"/>
-          <w:sz w:val="22"/>
-        </w:rPr>
-        <w:t xml:space="preserve"> </w:t>
-      </w:r>
-      <w:r>
-        <w:rPr>
-          <w:rFonts w:ascii="Arial" w:hAnsi="Arial"/>
-          <w:sz w:val="22"/>
-        </w:rPr>
-        <w:t xml:space="preserve">teto de vidro. A terceira supôs que a barreira opera antes do salário, no acesso</w:t>
-      </w:r>
-      <w:r>
-        <w:rPr>
-          <w:rFonts w:ascii="Arial" w:hAnsi="Arial"/>
-          <w:sz w:val="22"/>
-        </w:rPr>
-        <w:t xml:space="preserve"> </w:t>
-      </w:r>
-      <w:r>
-        <w:rPr>
-          <w:rFonts w:ascii="Arial" w:hAnsi="Arial"/>
-          <w:sz w:val="22"/>
-        </w:rPr>
-        <w:t xml:space="preserve">às ocupações qualificadas, de modo que trabalhadores negros com o mesmo perfil</w:t>
-      </w:r>
-      <w:r>
-        <w:rPr>
-          <w:rFonts w:ascii="Arial" w:hAnsi="Arial"/>
-          <w:sz w:val="22"/>
-        </w:rPr>
-        <w:t xml:space="preserve"> </w:t>
-      </w:r>
-      <w:r>
-        <w:rPr>
-          <w:rFonts w:ascii="Arial" w:hAnsi="Arial"/>
-          <w:sz w:val="22"/>
-        </w:rPr>
-        <w:t xml:space="preserve">observável enfrentam menor probabilidade de nelas ingressar.</w:t>
-      </w:r>
-    </w:p>
-    <w:p>
-      <w:pPr>
-        <w:pStyle w:val="BodyText"/>
-        <w:spacing w:line="360" w:lineRule="auto" w:after="0"/>
-        <w:ind w:firstLine="709"/>
-        <w:jc w:val="both"/>
-      </w:pPr>
-      <w:r>
-        <w:rPr>
-          <w:rFonts w:ascii="Arial" w:hAnsi="Arial"/>
-          <w:sz w:val="22"/>
-        </w:rPr>
         <w:t xml:space="preserve">O objetivo deste trabalho foi identificar, isolar e quantificar os mecanismos da</w:t>
       </w:r>
       <w:r>
@@ -1862,13 +1863,14 @@
     <w:p>
       <w:pPr>
         <w:pStyle w:val="Heading1"/>
-        <w:spacing w:line="360" w:lineRule="auto" w:after="0"/>
-        <w:ind w:firstLine="709"/>
-        <w:jc w:val="both"/>
+        <w:spacing w:line="360" w:lineRule="auto" w:before="280" w:after="280"/>
+        <w:ind w:firstLine="0" w:left="0"/>
+        <w:jc w:val="left"/>
       </w:pPr>
       <w:r>
         <w:rPr>
           <w:rFonts w:ascii="Arial" w:hAnsi="Arial"/>
+          <w:b/>
           <w:sz w:val="22"/>
         </w:rPr>
         <w:t xml:space="preserve">Implementação de Algoritmo(s) de Machine Learning</w:t>
@@ -1878,13 +1880,14 @@
     <w:p>
       <w:pPr>
         <w:pStyle w:val="Ttulo2"/>
-        <w:spacing w:line="240" w:lineRule="auto" w:before="240" w:after="120"/>
-        <w:ind w:firstLine="0"/>
+        <w:spacing w:line="360" w:lineRule="auto" w:before="280" w:after="280"/>
+        <w:ind w:firstLine="709"/>
         <w:jc w:val="left"/>
       </w:pPr>
       <w:r>
         <w:rPr>
           <w:rFonts w:ascii="Arial" w:hAnsi="Arial"/>
+          <w:b/>
           <w:sz w:val="22"/>
         </w:rPr>
         <w:t xml:space="preserve">Base de dados: PNAD Contínua (2016–2025)</w:t>
@@ -5104,13 +5107,14 @@
     <w:p>
       <w:pPr>
         <w:pStyle w:val="Ttulo2"/>
-        <w:spacing w:line="240" w:lineRule="auto" w:before="240" w:after="120"/>
-        <w:ind w:firstLine="0"/>
+        <w:spacing w:line="360" w:lineRule="auto" w:before="280" w:after="280"/>
+        <w:ind w:firstLine="709"/>
         <w:jc w:val="left"/>
       </w:pPr>
       <w:r>
         <w:rPr>
           <w:rFonts w:ascii="Arial" w:hAnsi="Arial"/>
+          <w:b/>
           <w:sz w:val="22"/>
         </w:rPr>
         <w:t xml:space="preserve">Modelo Linear Hierárquico: indivíduos em bairros (UPA), com efeitos fixos de UF</w:t>
@@ -7193,13 +7197,14 @@
     <w:p>
       <w:pPr>
         <w:pStyle w:val="Ttulo2"/>
-        <w:spacing w:line="240" w:lineRule="auto" w:before="240" w:after="120"/>
-        <w:ind w:firstLine="0"/>
+        <w:spacing w:line="360" w:lineRule="auto" w:before="280" w:after="280"/>
+        <w:ind w:firstLine="709"/>
         <w:jc w:val="left"/>
       </w:pPr>
       <w:r>
         <w:rPr>
           <w:rFonts w:ascii="Arial" w:hAnsi="Arial"/>
+          <w:b/>
           <w:sz w:val="22"/>
         </w:rPr>
         <w:t xml:space="preserve">Decomposição de Oaxaca–Blinder</w:t>
@@ -7696,13 +7701,14 @@
     <w:p>
       <w:pPr>
         <w:pStyle w:val="Ttulo2"/>
-        <w:spacing w:line="240" w:lineRule="auto" w:before="240" w:after="120"/>
-        <w:ind w:firstLine="0"/>
+        <w:spacing w:line="360" w:lineRule="auto" w:before="280" w:after="280"/>
+        <w:ind w:firstLine="709"/>
         <w:jc w:val="left"/>
       </w:pPr>
       <w:r>
         <w:rPr>
           <w:rFonts w:ascii="Arial" w:hAnsi="Arial"/>
+          <w:b/>
           <w:sz w:val="22"/>
         </w:rPr>
         <w:t xml:space="preserve">Regressão quantílica e decomposição RIF</w:t>
@@ -8141,13 +8147,14 @@
     <w:p>
       <w:pPr>
         <w:pStyle w:val="Ttulo2"/>
-        <w:spacing w:line="240" w:lineRule="auto" w:before="240" w:after="120"/>
-        <w:ind w:firstLine="0"/>
+        <w:spacing w:line="360" w:lineRule="auto" w:before="280" w:after="280"/>
+        <w:ind w:firstLine="709"/>
         <w:jc w:val="left"/>
       </w:pPr>
       <w:r>
         <w:rPr>
           <w:rFonts w:ascii="Arial" w:hAnsi="Arial"/>
+          <w:b/>
           <w:sz w:val="22"/>
         </w:rPr>
         <w:t xml:space="preserve">Modelo logístico multinível de acesso</w:t>
@@ -8406,13 +8413,14 @@
     <w:p>
       <w:pPr>
         <w:pStyle w:val="Ttulo2"/>
-        <w:spacing w:line="240" w:lineRule="auto" w:before="240" w:after="120"/>
-        <w:ind w:firstLine="0"/>
+        <w:spacing w:line="360" w:lineRule="auto" w:before="280" w:after="280"/>
+        <w:ind w:firstLine="709"/>
         <w:jc w:val="left"/>
       </w:pPr>
       <w:r>
         <w:rPr>
           <w:rFonts w:ascii="Arial" w:hAnsi="Arial"/>
+          <w:b/>
           <w:sz w:val="22"/>
         </w:rPr>
         <w:t xml:space="preserve">Sensibilidade a variáveis omitidas</w:t>
@@ -8578,13 +8586,14 @@
     <w:p>
       <w:pPr>
         <w:pStyle w:val="Ttulo2"/>
-        <w:spacing w:line="240" w:lineRule="auto" w:before="240" w:after="120"/>
-        <w:ind w:firstLine="0"/>
+        <w:spacing w:line="360" w:lineRule="auto" w:before="280" w:after="280"/>
+        <w:ind w:firstLine="709"/>
         <w:jc w:val="left"/>
       </w:pPr>
       <w:r>
         <w:rPr>
           <w:rFonts w:ascii="Arial" w:hAnsi="Arial"/>
+          <w:b/>
           <w:sz w:val="22"/>
         </w:rPr>
         <w:t xml:space="preserve">Inferência: erros-padrão agrupados, poucos clusters e pesos</w:t>
@@ -9155,13 +9164,14 @@
     <w:p>
       <w:pPr>
         <w:pStyle w:val="Ttulo2"/>
-        <w:spacing w:line="240" w:lineRule="auto" w:before="240" w:after="120"/>
-        <w:ind w:firstLine="0"/>
+        <w:spacing w:line="360" w:lineRule="auto" w:before="280" w:after="280"/>
+        <w:ind w:firstLine="709"/>
         <w:jc w:val="left"/>
       </w:pPr>
       <w:r>
         <w:rPr>
           <w:rFonts w:ascii="Arial" w:hAnsi="Arial"/>
+          <w:b/>
           <w:sz w:val="22"/>
         </w:rPr>
         <w:t xml:space="preserve">Random Forest, XGBoost e SHAP Values</w:t>
@@ -9500,13 +9510,14 @@
     <w:p>
       <w:pPr>
         <w:pStyle w:val="Heading1"/>
-        <w:spacing w:line="360" w:lineRule="auto" w:after="0"/>
-        <w:ind w:firstLine="709"/>
-        <w:jc w:val="both"/>
+        <w:spacing w:line="360" w:lineRule="auto" w:before="280" w:after="280"/>
+        <w:ind w:firstLine="0" w:left="0"/>
+        <w:jc w:val="left"/>
       </w:pPr>
       <w:r>
         <w:rPr>
           <w:rFonts w:ascii="Arial" w:hAnsi="Arial"/>
+          <w:b/>
           <w:sz w:val="22"/>
         </w:rPr>
         <w:t xml:space="preserve">Resultados e Discussão</w:t>
@@ -9516,13 +9527,14 @@
     <w:p>
       <w:pPr>
         <w:pStyle w:val="Ttulo2"/>
-        <w:spacing w:line="240" w:lineRule="auto" w:before="240" w:after="120"/>
-        <w:ind w:firstLine="0"/>
+        <w:spacing w:line="360" w:lineRule="auto" w:before="280" w:after="280"/>
+        <w:ind w:firstLine="709"/>
         <w:jc w:val="left"/>
       </w:pPr>
       <w:r>
         <w:rPr>
           <w:rFonts w:ascii="Arial" w:hAnsi="Arial"/>
+          <w:b/>
           <w:sz w:val="22"/>
         </w:rPr>
         <w:t xml:space="preserve">Modelos Hierárquicos Lineares — Mediação Contextual do Gap</w:t>
@@ -18638,13 +18650,14 @@
     <w:p>
       <w:pPr>
         <w:pStyle w:val="Ttulo2"/>
-        <w:spacing w:line="240" w:lineRule="auto" w:before="240" w:after="120"/>
-        <w:ind w:firstLine="0"/>
+        <w:spacing w:line="360" w:lineRule="auto" w:before="280" w:after="280"/>
+        <w:ind w:firstLine="709"/>
         <w:jc w:val="left"/>
       </w:pPr>
       <w:r>
         <w:rPr>
           <w:rFonts w:ascii="Arial" w:hAnsi="Arial"/>
+          <w:b/>
           <w:sz w:val="22"/>
         </w:rPr>
         <w:t xml:space="preserve">Modelos de Machine Learning e SHAP Values</w:t>
@@ -27417,13 +27430,14 @@
     <w:p>
       <w:pPr>
         <w:pStyle w:val="Ttulo2"/>
-        <w:spacing w:line="240" w:lineRule="auto" w:before="240" w:after="120"/>
-        <w:ind w:firstLine="0"/>
+        <w:spacing w:line="360" w:lineRule="auto" w:before="280" w:after="280"/>
+        <w:ind w:firstLine="709"/>
         <w:jc w:val="left"/>
       </w:pPr>
       <w:r>
         <w:rPr>
           <w:rFonts w:ascii="Arial" w:hAnsi="Arial"/>
+          <w:b/>
           <w:sz w:val="22"/>
         </w:rPr>
         <w:t xml:space="preserve">Decomposição do gap por mediação contextual e ocupacional</w:t>
@@ -28683,13 +28697,14 @@
     <w:p>
       <w:pPr>
         <w:pStyle w:val="Ttulo2"/>
-        <w:spacing w:line="240" w:lineRule="auto" w:before="240" w:after="120"/>
-        <w:ind w:firstLine="0"/>
+        <w:spacing w:line="360" w:lineRule="auto" w:before="280" w:after="280"/>
+        <w:ind w:firstLine="709"/>
         <w:jc w:val="left"/>
       </w:pPr>
       <w:r>
         <w:rPr>
           <w:rFonts w:ascii="Arial" w:hAnsi="Arial"/>
+          <w:b/>
           <w:sz w:val="22"/>
         </w:rPr>
         <w:t xml:space="preserve">Decomposição de Oaxaca–Blinder: composição</w:t>
@@ -28697,13 +28712,15 @@
       <w:r>
         <w:rPr>
           <w:rFonts w:ascii="Arial" w:hAnsi="Arial"/>
-          <w:sz w:val="22"/>
-        </w:rPr>
-        <w:t xml:space="preserve"> </w:t>
-      </w:r>
-      <w:r>
-        <w:rPr>
-          <w:rFonts w:ascii="Arial" w:hAnsi="Arial"/>
+          <w:b/>
+          <w:sz w:val="22"/>
+        </w:rPr>
+        <w:t xml:space="preserve"> </w:t>
+      </w:r>
+      <w:r>
+        <w:rPr>
+          <w:rFonts w:ascii="Arial" w:hAnsi="Arial"/>
+          <w:b/>
           <w:sz w:val="22"/>
         </w:rPr>
         <w:t xml:space="preserve">vs.</w:t>
@@ -28711,6 +28728,7 @@
       <w:r>
         <w:rPr>
           <w:rFonts w:ascii="Arial" w:hAnsi="Arial"/>
+          <w:b/>
           <w:sz w:val="22"/>
         </w:rPr>
         <w:t xml:space="preserve"> discriminação</w:t>
@@ -30538,13 +30556,14 @@
     <w:p>
       <w:pPr>
         <w:pStyle w:val="Ttulo2"/>
-        <w:spacing w:line="240" w:lineRule="auto" w:before="240" w:after="120"/>
-        <w:ind w:firstLine="0"/>
+        <w:spacing w:line="360" w:lineRule="auto" w:before="280" w:after="280"/>
+        <w:ind w:firstLine="709"/>
         <w:jc w:val="left"/>
       </w:pPr>
       <w:r>
         <w:rPr>
           <w:rFonts w:ascii="Arial" w:hAnsi="Arial"/>
+          <w:b/>
           <w:sz w:val="22"/>
         </w:rPr>
         <w:t xml:space="preserve">Regressão Quantílica e RIF-OB: teto de vidro e</w:t>
@@ -30552,13 +30571,15 @@
       <w:r>
         <w:rPr>
           <w:rFonts w:ascii="Arial" w:hAnsi="Arial"/>
-          <w:sz w:val="22"/>
-        </w:rPr>
-        <w:t xml:space="preserve"> </w:t>
-      </w:r>
-      <w:r>
-        <w:rPr>
-          <w:rFonts w:ascii="Arial" w:hAnsi="Arial"/>
+          <w:b/>
+          <w:sz w:val="22"/>
+        </w:rPr>
+        <w:t xml:space="preserve"> </w:t>
+      </w:r>
+      <w:r>
+        <w:rPr>
+          <w:rFonts w:ascii="Arial" w:hAnsi="Arial"/>
+          <w:b/>
           <w:sz w:val="22"/>
         </w:rPr>
         <w:t xml:space="preserve">sticky floor</w:t>
@@ -34716,13 +34737,14 @@
     <w:p>
       <w:pPr>
         <w:pStyle w:val="Ttulo2"/>
-        <w:spacing w:line="240" w:lineRule="auto" w:before="240" w:after="120"/>
-        <w:ind w:firstLine="0"/>
+        <w:spacing w:line="360" w:lineRule="auto" w:before="280" w:after="280"/>
+        <w:ind w:firstLine="709"/>
         <w:jc w:val="left"/>
       </w:pPr>
       <w:r>
         <w:rPr>
           <w:rFonts w:ascii="Arial" w:hAnsi="Arial"/>
+          <w:b/>
           <w:sz w:val="22"/>
         </w:rPr>
         <w:t xml:space="preserve">GLMM logístico: o teto de vidro no acesso</w:t>
@@ -41718,13 +41740,14 @@
     <w:p>
       <w:pPr>
         <w:pStyle w:val="Ttulo2"/>
-        <w:spacing w:line="240" w:lineRule="auto" w:before="240" w:after="120"/>
-        <w:ind w:firstLine="0"/>
+        <w:spacing w:line="360" w:lineRule="auto" w:before="280" w:after="280"/>
+        <w:ind w:firstLine="709"/>
         <w:jc w:val="left"/>
       </w:pPr>
       <w:r>
         <w:rPr>
           <w:rFonts w:ascii="Arial" w:hAnsi="Arial"/>
+          <w:b/>
           <w:sz w:val="22"/>
         </w:rPr>
         <w:t xml:space="preserve">Interseccionalidade: raça e gênero no acesso e no topo</w:t>
@@ -44001,13 +44024,14 @@
     <w:p>
       <w:pPr>
         <w:pStyle w:val="Ttulo2"/>
-        <w:spacing w:line="240" w:lineRule="auto" w:before="240" w:after="120"/>
-        <w:ind w:firstLine="0"/>
+        <w:spacing w:line="360" w:lineRule="auto" w:before="280" w:after="280"/>
+        <w:ind w:firstLine="709"/>
         <w:jc w:val="left"/>
       </w:pPr>
       <w:r>
         <w:rPr>
           <w:rFonts w:ascii="Arial" w:hAnsi="Arial"/>
+          <w:b/>
           <w:sz w:val="22"/>
         </w:rPr>
         <w:t xml:space="preserve">Multicolinearidade do Modelo M4: Análise VIF</w:t>
@@ -47910,13 +47934,14 @@
     <w:p>
       <w:pPr>
         <w:pStyle w:val="Ttulo2"/>
-        <w:spacing w:line="240" w:lineRule="auto" w:before="240" w:after="120"/>
-        <w:ind w:firstLine="0"/>
+        <w:spacing w:line="360" w:lineRule="auto" w:before="280" w:after="280"/>
+        <w:ind w:firstLine="709"/>
         <w:jc w:val="left"/>
       </w:pPr>
       <w:r>
         <w:rPr>
           <w:rFonts w:ascii="Arial" w:hAnsi="Arial"/>
+          <w:b/>
           <w:sz w:val="22"/>
         </w:rPr>
         <w:t xml:space="preserve">Limitações e escopo de validade</w:t>
@@ -49813,13 +49838,14 @@
     <w:p>
       <w:pPr>
         <w:pStyle w:val="Ttulo2"/>
-        <w:spacing w:line="240" w:lineRule="auto" w:before="240" w:after="120"/>
-        <w:ind w:firstLine="0"/>
+        <w:spacing w:line="360" w:lineRule="auto" w:before="280" w:after="280"/>
+        <w:ind w:firstLine="709"/>
         <w:jc w:val="left"/>
       </w:pPr>
       <w:r>
         <w:rPr>
           <w:rFonts w:ascii="Arial" w:hAnsi="Arial"/>
+          <w:b/>
           <w:sz w:val="22"/>
         </w:rPr>
         <w:t xml:space="preserve">Declaração de uso de inteligência artificial</w:t>
@@ -49916,13 +49942,14 @@
     <w:p>
       <w:pPr>
         <w:pStyle w:val="Heading1"/>
-        <w:spacing w:line="360" w:lineRule="auto" w:after="0"/>
-        <w:ind w:firstLine="709"/>
-        <w:jc w:val="both"/>
+        <w:spacing w:line="360" w:lineRule="auto" w:before="280" w:after="280"/>
+        <w:ind w:firstLine="0" w:left="0"/>
+        <w:jc w:val="left"/>
       </w:pPr>
       <w:r>
         <w:rPr>
           <w:rFonts w:ascii="Arial" w:hAnsi="Arial"/>
+          <w:b/>
           <w:sz w:val="22"/>
         </w:rPr>
         <w:t xml:space="preserve">Conclusão</w:t>
@@ -50329,9 +50356,9 @@
     <w:p>
       <w:pPr>
         <w:pStyle w:val="Bibliography"/>
-        <w:spacing w:line="360" w:lineRule="auto" w:after="0"/>
-        <w:ind w:firstLine="709"/>
-        <w:jc w:val="both"/>
+        <w:spacing w:line="240" w:lineRule="auto" w:before="0" w:after="120"/>
+        <w:ind w:firstLine="0" w:left="0"/>
+        <w:jc w:val="left"/>
       </w:pPr>
       <w:r>
         <w:rPr>
@@ -50397,9 +50424,9 @@
     <w:p>
       <w:pPr>
         <w:pStyle w:val="Bibliography"/>
-        <w:spacing w:line="360" w:lineRule="auto" w:after="0"/>
-        <w:ind w:firstLine="709"/>
-        <w:jc w:val="both"/>
+        <w:spacing w:line="240" w:lineRule="auto" w:before="0" w:after="120"/>
+        <w:ind w:firstLine="0" w:left="0"/>
+        <w:jc w:val="left"/>
       </w:pPr>
       <w:r>
         <w:rPr>
@@ -50437,9 +50464,9 @@
     <w:p>
       <w:pPr>
         <w:pStyle w:val="Bibliography"/>
-        <w:spacing w:line="360" w:lineRule="auto" w:after="0"/>
-        <w:ind w:firstLine="709"/>
-        <w:jc w:val="both"/>
+        <w:spacing w:line="240" w:lineRule="auto" w:before="0" w:after="120"/>
+        <w:ind w:firstLine="0" w:left="0"/>
+        <w:jc w:val="left"/>
       </w:pPr>
       <w:r>
         <w:rPr>
@@ -50500,9 +50527,9 @@
     <w:p>
       <w:pPr>
         <w:pStyle w:val="Bibliography"/>
-        <w:spacing w:line="360" w:lineRule="auto" w:after="0"/>
-        <w:ind w:firstLine="709"/>
-        <w:jc w:val="both"/>
+        <w:spacing w:line="240" w:lineRule="auto" w:before="0" w:after="120"/>
+        <w:ind w:firstLine="0" w:left="0"/>
+        <w:jc w:val="left"/>
       </w:pPr>
       <w:r>
         <w:rPr>
@@ -50540,9 +50567,9 @@
     <w:p>
       <w:pPr>
         <w:pStyle w:val="Bibliography"/>
-        <w:spacing w:line="360" w:lineRule="auto" w:after="0"/>
-        <w:ind w:firstLine="709"/>
-        <w:jc w:val="both"/>
+        <w:spacing w:line="240" w:lineRule="auto" w:before="0" w:after="120"/>
+        <w:ind w:firstLine="0" w:left="0"/>
+        <w:jc w:val="left"/>
       </w:pPr>
       <w:r>
         <w:rPr>
@@ -50658,9 +50685,9 @@
     <w:p>
       <w:pPr>
         <w:pStyle w:val="Bibliography"/>
-        <w:spacing w:line="360" w:lineRule="auto" w:after="0"/>
-        <w:ind w:firstLine="709"/>
-        <w:jc w:val="both"/>
+        <w:spacing w:line="240" w:lineRule="auto" w:before="0" w:after="120"/>
+        <w:ind w:firstLine="0" w:left="0"/>
+        <w:jc w:val="left"/>
       </w:pPr>
       <w:r>
         <w:rPr>
@@ -50698,9 +50725,9 @@
     <w:p>
       <w:pPr>
         <w:pStyle w:val="Bibliography"/>
-        <w:spacing w:line="360" w:lineRule="auto" w:after="0"/>
-        <w:ind w:firstLine="709"/>
-        <w:jc w:val="both"/>
+        <w:spacing w:line="240" w:lineRule="auto" w:before="0" w:after="120"/>
+        <w:ind w:firstLine="0" w:left="0"/>
+        <w:jc w:val="left"/>
       </w:pPr>
       <w:r>
         <w:rPr>
@@ -50738,9 +50765,9 @@
     <w:p>
       <w:pPr>
         <w:pStyle w:val="Bibliography"/>
-        <w:spacing w:line="360" w:lineRule="auto" w:after="0"/>
-        <w:ind w:firstLine="709"/>
-        <w:jc w:val="both"/>
+        <w:spacing w:line="240" w:lineRule="auto" w:before="0" w:after="120"/>
+        <w:ind w:firstLine="0" w:left="0"/>
+        <w:jc w:val="left"/>
       </w:pPr>
       <w:r>
         <w:rPr>
@@ -50778,9 +50805,9 @@
     <w:p>
       <w:pPr>
         <w:pStyle w:val="Bibliography"/>
-        <w:spacing w:line="360" w:lineRule="auto" w:after="0"/>
-        <w:ind w:firstLine="709"/>
-        <w:jc w:val="both"/>
+        <w:spacing w:line="240" w:lineRule="auto" w:before="0" w:after="120"/>
+        <w:ind w:firstLine="0" w:left="0"/>
+        <w:jc w:val="left"/>
       </w:pPr>
       <w:r>
         <w:rPr>
@@ -50839,9 +50866,9 @@
     <w:p>
       <w:pPr>
         <w:pStyle w:val="Bibliography"/>
-        <w:spacing w:line="360" w:lineRule="auto" w:after="0"/>
-        <w:ind w:firstLine="709"/>
-        <w:jc w:val="both"/>
+        <w:spacing w:line="240" w:lineRule="auto" w:before="0" w:after="120"/>
+        <w:ind w:firstLine="0" w:left="0"/>
+        <w:jc w:val="left"/>
       </w:pPr>
       <w:r>
         <w:rPr>
@@ -50879,9 +50906,9 @@
     <w:p>
       <w:pPr>
         <w:pStyle w:val="Bibliography"/>
-        <w:spacing w:line="360" w:lineRule="auto" w:after="0"/>
-        <w:ind w:firstLine="709"/>
-        <w:jc w:val="both"/>
+        <w:spacing w:line="240" w:lineRule="auto" w:before="0" w:after="120"/>
+        <w:ind w:firstLine="0" w:left="0"/>
+        <w:jc w:val="left"/>
       </w:pPr>
       <w:r>
         <w:rPr>
@@ -50919,9 +50946,9 @@
     <w:p>
       <w:pPr>
         <w:pStyle w:val="Bibliography"/>
-        <w:spacing w:line="360" w:lineRule="auto" w:after="0"/>
-        <w:ind w:firstLine="709"/>
-        <w:jc w:val="both"/>
+        <w:spacing w:line="240" w:lineRule="auto" w:before="0" w:after="120"/>
+        <w:ind w:firstLine="0" w:left="0"/>
+        <w:jc w:val="left"/>
       </w:pPr>
       <w:r>
         <w:rPr>
@@ -50982,9 +51009,9 @@
     <w:p>
       <w:pPr>
         <w:pStyle w:val="Bibliography"/>
-        <w:spacing w:line="360" w:lineRule="auto" w:after="0"/>
-        <w:ind w:firstLine="709"/>
-        <w:jc w:val="both"/>
+        <w:spacing w:line="240" w:lineRule="auto" w:before="0" w:after="120"/>
+        <w:ind w:firstLine="0" w:left="0"/>
+        <w:jc w:val="left"/>
       </w:pPr>
       <w:r>
         <w:rPr>
@@ -51022,9 +51049,9 @@
     <w:p>
       <w:pPr>
         <w:pStyle w:val="Bibliography"/>
-        <w:spacing w:line="360" w:lineRule="auto" w:after="0"/>
-        <w:ind w:firstLine="709"/>
-        <w:jc w:val="both"/>
+        <w:spacing w:line="240" w:lineRule="auto" w:before="0" w:after="120"/>
+        <w:ind w:firstLine="0" w:left="0"/>
+        <w:jc w:val="left"/>
       </w:pPr>
       <w:r>
         <w:rPr>
@@ -51062,9 +51089,9 @@
     <w:p>
       <w:pPr>
         <w:pStyle w:val="Bibliography"/>
-        <w:spacing w:line="360" w:lineRule="auto" w:after="0"/>
-        <w:ind w:firstLine="709"/>
-        <w:jc w:val="both"/>
+        <w:spacing w:line="240" w:lineRule="auto" w:before="0" w:after="120"/>
+        <w:ind w:firstLine="0" w:left="0"/>
+        <w:jc w:val="left"/>
       </w:pPr>
       <w:r>
         <w:rPr>
@@ -51222,9 +51249,9 @@
     <w:p>
       <w:pPr>
         <w:pStyle w:val="Bibliography"/>
-        <w:spacing w:line="360" w:lineRule="auto" w:after="0"/>
-        <w:ind w:firstLine="709"/>
-        <w:jc w:val="both"/>
+        <w:spacing w:line="240" w:lineRule="auto" w:before="0" w:after="120"/>
+        <w:ind w:firstLine="0" w:left="0"/>
+        <w:jc w:val="left"/>
       </w:pPr>
       <w:r>
         <w:rPr>
@@ -51262,9 +51289,9 @@
     <w:p>
       <w:pPr>
         <w:pStyle w:val="Bibliography"/>
-        <w:spacing w:line="360" w:lineRule="auto" w:after="0"/>
-        <w:ind w:firstLine="709"/>
-        <w:jc w:val="both"/>
+        <w:spacing w:line="240" w:lineRule="auto" w:before="0" w:after="120"/>
+        <w:ind w:firstLine="0" w:left="0"/>
+        <w:jc w:val="left"/>
       </w:pPr>
       <w:r>
         <w:rPr>
@@ -51302,9 +51329,9 @@
     <w:p>
       <w:pPr>
         <w:pStyle w:val="Bibliography"/>
-        <w:spacing w:line="360" w:lineRule="auto" w:after="0"/>
-        <w:ind w:firstLine="709"/>
-        <w:jc w:val="both"/>
+        <w:spacing w:line="240" w:lineRule="auto" w:before="0" w:after="120"/>
+        <w:ind w:firstLine="0" w:left="0"/>
+        <w:jc w:val="left"/>
       </w:pPr>
       <w:r>
         <w:rPr>
@@ -51342,9 +51369,9 @@
     <w:p>
       <w:pPr>
         <w:pStyle w:val="Bibliography"/>
-        <w:spacing w:line="360" w:lineRule="auto" w:after="0"/>
-        <w:ind w:firstLine="709"/>
-        <w:jc w:val="both"/>
+        <w:spacing w:line="240" w:lineRule="auto" w:before="0" w:after="120"/>
+        <w:ind w:firstLine="0" w:left="0"/>
+        <w:jc w:val="left"/>
       </w:pPr>
       <w:r>
         <w:rPr>
@@ -51382,9 +51409,9 @@
     <w:p>
       <w:pPr>
         <w:pStyle w:val="Bibliography"/>
-        <w:spacing w:line="360" w:lineRule="auto" w:after="0"/>
-        <w:ind w:firstLine="709"/>
-        <w:jc w:val="both"/>
+        <w:spacing w:line="240" w:lineRule="auto" w:before="0" w:after="120"/>
+        <w:ind w:firstLine="0" w:left="0"/>
+        <w:jc w:val="left"/>
       </w:pPr>
       <w:r>
         <w:rPr>
@@ -51422,9 +51449,9 @@
     <w:p>
       <w:pPr>
         <w:pStyle w:val="Bibliography"/>
-        <w:spacing w:line="360" w:lineRule="auto" w:after="0"/>
-        <w:ind w:firstLine="709"/>
-        <w:jc w:val="both"/>
+        <w:spacing w:line="240" w:lineRule="auto" w:before="0" w:after="120"/>
+        <w:ind w:firstLine="0" w:left="0"/>
+        <w:jc w:val="left"/>
       </w:pPr>
       <w:r>
         <w:rPr>
@@ -51462,9 +51489,9 @@
     <w:p>
       <w:pPr>
         <w:pStyle w:val="Bibliography"/>
-        <w:spacing w:line="360" w:lineRule="auto" w:after="0"/>
-        <w:ind w:firstLine="709"/>
-        <w:jc w:val="both"/>
+        <w:spacing w:line="240" w:lineRule="auto" w:before="0" w:after="120"/>
+        <w:ind w:firstLine="0" w:left="0"/>
+        <w:jc w:val="left"/>
       </w:pPr>
       <w:r>
         <w:rPr>
@@ -51502,9 +51529,9 @@
     <w:p>
       <w:pPr>
         <w:pStyle w:val="Bibliography"/>
-        <w:spacing w:line="360" w:lineRule="auto" w:after="0"/>
-        <w:ind w:firstLine="709"/>
-        <w:jc w:val="both"/>
+        <w:spacing w:line="240" w:lineRule="auto" w:before="0" w:after="120"/>
+        <w:ind w:firstLine="0" w:left="0"/>
+        <w:jc w:val="left"/>
       </w:pPr>
       <w:r>
         <w:rPr>
@@ -51542,9 +51569,9 @@
     <w:p>
       <w:pPr>
         <w:pStyle w:val="Bibliography"/>
-        <w:spacing w:line="360" w:lineRule="auto" w:after="0"/>
-        <w:ind w:firstLine="709"/>
-        <w:jc w:val="both"/>
+        <w:spacing w:line="240" w:lineRule="auto" w:before="0" w:after="120"/>
+        <w:ind w:firstLine="0" w:left="0"/>
+        <w:jc w:val="left"/>
       </w:pPr>
       <w:r>
         <w:rPr>
@@ -51582,9 +51609,9 @@
     <w:p>
       <w:pPr>
         <w:pStyle w:val="Bibliography"/>
-        <w:spacing w:line="360" w:lineRule="auto" w:after="0"/>
-        <w:ind w:firstLine="709"/>
-        <w:jc w:val="both"/>
+        <w:spacing w:line="240" w:lineRule="auto" w:before="0" w:after="120"/>
+        <w:ind w:firstLine="0" w:left="0"/>
+        <w:jc w:val="left"/>
       </w:pPr>
       <w:r>
         <w:rPr>
@@ -51622,9 +51649,9 @@
     <w:p>
       <w:pPr>
         <w:pStyle w:val="Bibliography"/>
-        <w:spacing w:line="360" w:lineRule="auto" w:after="0"/>
-        <w:ind w:firstLine="709"/>
-        <w:jc w:val="both"/>
+        <w:spacing w:line="240" w:lineRule="auto" w:before="0" w:after="120"/>
+        <w:ind w:firstLine="0" w:left="0"/>
+        <w:jc w:val="left"/>
       </w:pPr>
       <w:r>
         <w:rPr>
@@ -51662,9 +51689,9 @@
     <w:p>
       <w:pPr>
         <w:pStyle w:val="Bibliography"/>
-        <w:spacing w:line="360" w:lineRule="auto" w:after="0"/>
-        <w:ind w:firstLine="709"/>
-        <w:jc w:val="both"/>
+        <w:spacing w:line="240" w:lineRule="auto" w:before="0" w:after="120"/>
+        <w:ind w:firstLine="0" w:left="0"/>
+        <w:jc w:val="left"/>
       </w:pPr>
       <w:r>
         <w:rPr>
@@ -51704,6 +51731,8 @@
       <w:headerReference r:id="rId11" w:type="default"/>
       <w:footerReference r:id="rId12" w:type="default"/>
       <w:footerReference r:id="rId13" w:type="first"/>
+      <w:headerReference w:type="first" r:id="rId1"/>
+      <w:headerReference w:type="even" r:id="rId2"/>
       <w:pgSz w:code="9" w:h="16838" w:w="11906"/>
       <w:pgMar w:bottom="1417" w:footer="709" w:gutter="0" w:header="709" w:left="1417" w:right="1417" w:top="1417"/>
       <w:pgNumType w:start="1"/>
@@ -52031,131 +52060,55 @@
     </w:pPr>
     <w:r>
       <w:rPr>
+        <w:rFonts w:ascii="Arial" w:hAnsi="Arial"/>
         <w:noProof/>
+        <w:sz w:val="16"/>
       </w:rPr>
-      <w:drawing>
-        <wp:anchor distT="0" distB="0" distL="114300" distR="114300" simplePos="0" relativeHeight="251676672" behindDoc="0" locked="0" layoutInCell="1" allowOverlap="1" wp14:anchorId="15F5FC70" wp14:editId="18E219A0">
-          <wp:simplePos x="0" y="0"/>
-          <wp:positionH relativeFrom="margin">
-            <wp:posOffset>5029200</wp:posOffset>
-          </wp:positionH>
-          <wp:positionV relativeFrom="paragraph">
-            <wp:posOffset>-10160</wp:posOffset>
-          </wp:positionV>
-          <wp:extent cx="723900" cy="298450"/>
-          <wp:effectExtent l="0" t="0" r="0" b="6350"/>
-          <wp:wrapThrough wrapText="bothSides">
-            <wp:wrapPolygon edited="0">
-              <wp:start x="0" y="0"/>
-              <wp:lineTo x="0" y="20681"/>
-              <wp:lineTo x="21032" y="20681"/>
-              <wp:lineTo x="21032" y="0"/>
-              <wp:lineTo x="0" y="0"/>
-            </wp:wrapPolygon>
-          </wp:wrapThrough>
-          <wp:docPr id="1803984902" name="Imagem 1803984902" descr="Desenho com traços pretos em fundo branco&#10;&#10;Descrição gerada automaticamente com confiança média"/>
-          <wp:cNvGraphicFramePr>
-            <a:graphicFrameLocks xmlns:a="http://schemas.openxmlformats.org/drawingml/2006/main" noChangeAspect="1"/>
-          </wp:cNvGraphicFramePr>
-          <a:graphic xmlns:a="http://schemas.openxmlformats.org/drawingml/2006/main">
-            <a:graphicData uri="http://schemas.openxmlformats.org/drawingml/2006/picture">
-              <pic:pic xmlns:pic="http://schemas.openxmlformats.org/drawingml/2006/picture">
-                <pic:nvPicPr>
-                  <pic:cNvPr id="1667734149" name="Imagem 3" descr="Desenho com traços pretos em fundo branco&#10;&#10;Descrição gerada automaticamente com confiança média"/>
-                  <pic:cNvPicPr>
-                    <a:picLocks noChangeAspect="1" noChangeArrowheads="1"/>
-                  </pic:cNvPicPr>
-                </pic:nvPicPr>
-                <pic:blipFill>
-                  <a:blip r:embed="rId1">
-                    <a:extLst>
-                      <a:ext uri="{28A0092B-C50C-407E-A947-70E740481C1C}">
-                        <a14:useLocalDpi xmlns:a14="http://schemas.microsoft.com/office/drawing/2010/main" val="0"/>
-                      </a:ext>
-                    </a:extLst>
-                  </a:blip>
-                  <a:srcRect/>
-                  <a:stretch>
-                    <a:fillRect/>
-                  </a:stretch>
-                </pic:blipFill>
-                <pic:spPr bwMode="auto">
-                  <a:xfrm>
-                    <a:off x="0" y="0"/>
-                    <a:ext cx="723900" cy="298450"/>
-                  </a:xfrm>
-                  <a:prstGeom prst="rect">
-                    <a:avLst/>
-                  </a:prstGeom>
-                  <a:noFill/>
-                  <a:ln>
-                    <a:noFill/>
-                  </a:ln>
-                </pic:spPr>
-              </pic:pic>
-            </a:graphicData>
-          </a:graphic>
-          <wp14:sizeRelH relativeFrom="page">
-            <wp14:pctWidth>0</wp14:pctWidth>
-          </wp14:sizeRelH>
-          <wp14:sizeRelV relativeFrom="page">
-            <wp14:pctHeight>0</wp14:pctHeight>
-          </wp14:sizeRelV>
-        </wp:anchor>
-      </w:drawing>
+      <w:t>Trabalho de Conclusão de Curso apresentado para obtenção do título de especialista em Data Science e Analytics – 2026</w:t>
     </w:r>
     <w:r>
       <w:rPr>
         <w:sz w:val="16"/>
         <w:szCs w:val="17"/>
       </w:rPr>
-      <w:t>Trabalho</w:t>
     </w:r>
     <w:r>
       <w:rPr>
         <w:sz w:val="16"/>
         <w:szCs w:val="17"/>
       </w:rPr>
-      <w:t xml:space="preserve"> </w:t>
     </w:r>
     <w:r>
       <w:rPr>
         <w:sz w:val="16"/>
         <w:szCs w:val="17"/>
       </w:rPr>
-      <w:t xml:space="preserve">de Conclusão de Curso </w:t>
     </w:r>
     <w:r>
       <w:rPr>
         <w:sz w:val="16"/>
         <w:szCs w:val="17"/>
       </w:rPr>
-      <w:t>apresentad</w:t>
     </w:r>
     <w:r>
       <w:rPr>
         <w:sz w:val="16"/>
         <w:szCs w:val="17"/>
       </w:rPr>
-      <w:t>o</w:t>
     </w:r>
     <w:r>
       <w:rPr>
         <w:sz w:val="16"/>
         <w:szCs w:val="17"/>
       </w:rPr>
-      <w:t xml:space="preserve"> para obtenção do título de especialista em</w:t>
     </w:r>
     <w:r>
       <w:rPr>
         <w:sz w:val="16"/>
         <w:szCs w:val="17"/>
       </w:rPr>
-      <w:t xml:space="preserve"> _________ (Nome do curso) – ____ (ano da defesa)</w:t>
     </w:r>
-    <w:r>
-      <w:t xml:space="preserve"> </w:t>
-    </w:r>
+    <w:r/>
   </w:p>
   <w:p>
     <w:pPr>
@@ -52251,6 +52204,26 @@
   <w:p>
     <w:pPr>
       <w:pStyle w:val="Cabealho"/>
+    </w:pPr>
+  </w:p>
+</w:hdr>
+</file>
+
+<file path=word/header2.xml><?xml version="1.0" encoding="utf-8"?>
+<w:hdr xmlns:m="http://schemas.openxmlformats.org/officeDocument/2006/math" xmlns:mc="http://schemas.openxmlformats.org/markup-compatibility/2006" xmlns:mo="http://schemas.microsoft.com/office/mac/office/2008/main" xmlns:mv="urn:schemas-microsoft-com:mac:vml" xmlns:o="urn:schemas-microsoft-com:office:office" xmlns:r="http://schemas.openxmlformats.org/officeDocument/2006/relationships" xmlns:v="urn:schemas-microsoft-com:vml" xmlns:w10="urn:schemas-microsoft-com:office:word" xmlns:w14="http://schemas.microsoft.com/office/word/2010/wordml" xmlns:w="http://schemas.openxmlformats.org/wordprocessingml/2006/main" xmlns:wne="http://schemas.microsoft.com/office/word/2006/wordml" xmlns:wp14="http://schemas.microsoft.com/office/word/2010/wordprocessingDrawing" xmlns:wp="http://schemas.openxmlformats.org/drawingml/2006/wordprocessingDrawing" xmlns:wpc="http://schemas.microsoft.com/office/word/2010/wordprocessingCanvas" xmlns:wpg="http://schemas.microsoft.com/office/word/2010/wordprocessingGroup" xmlns:wpi="http://schemas.microsoft.com/office/word/2010/wordprocessingInk" xmlns:wps="http://schemas.microsoft.com/office/word/2010/wordprocessingShape" mc:Ignorable="w14 wp14">
+  <w:p>
+    <w:pPr>
+      <w:pStyle w:val="Header"/>
+    </w:pPr>
+  </w:p>
+</w:hdr>
+</file>
+
+<file path=word/header3.xml><?xml version="1.0" encoding="utf-8"?>
+<w:hdr xmlns:m="http://schemas.openxmlformats.org/officeDocument/2006/math" xmlns:mc="http://schemas.openxmlformats.org/markup-compatibility/2006" xmlns:mo="http://schemas.microsoft.com/office/mac/office/2008/main" xmlns:mv="urn:schemas-microsoft-com:mac:vml" xmlns:o="urn:schemas-microsoft-com:office:office" xmlns:r="http://schemas.openxmlformats.org/officeDocument/2006/relationships" xmlns:v="urn:schemas-microsoft-com:vml" xmlns:w10="urn:schemas-microsoft-com:office:word" xmlns:w14="http://schemas.microsoft.com/office/word/2010/wordml" xmlns:w="http://schemas.openxmlformats.org/wordprocessingml/2006/main" xmlns:wne="http://schemas.microsoft.com/office/word/2006/wordml" xmlns:wp14="http://schemas.microsoft.com/office/word/2010/wordprocessingDrawing" xmlns:wp="http://schemas.openxmlformats.org/drawingml/2006/wordprocessingDrawing" xmlns:wpc="http://schemas.microsoft.com/office/word/2010/wordprocessingCanvas" xmlns:wpg="http://schemas.microsoft.com/office/word/2010/wordprocessingGroup" xmlns:wpi="http://schemas.microsoft.com/office/word/2010/wordprocessingInk" xmlns:wps="http://schemas.microsoft.com/office/word/2010/wordprocessingShape" mc:Ignorable="w14 wp14">
+  <w:p>
+    <w:pPr>
+      <w:pStyle w:val="Header"/>
     </w:pPr>
   </w:p>
 </w:hdr>

--- a/entregaveis/TCC_Ricardo_Calheiros_MBA_USP_Esalq.docx
+++ b/entregaveis/TCC_Ricardo_Calheiros_MBA_USP_Esalq.docx
@@ -52052,6 +52052,9 @@
   <w:p>
     <w:pPr>
       <w:pStyle w:val="SemEspaamento"/>
+      <w:tabs>
+        <w:tab w:pos="9072" w:val="right"/>
+      </w:tabs>
       <w:ind w:right="3968"/>
       <w:rPr>
         <w:sz w:val="16"/>
@@ -52109,6 +52112,41 @@
       </w:rPr>
     </w:r>
     <w:r/>
+    <w:r>
+      <w:tab/>
+      <w:drawing>
+        <wp:inline xmlns:a="http://schemas.openxmlformats.org/drawingml/2006/main" xmlns:pic="http://schemas.openxmlformats.org/drawingml/2006/picture">
+          <wp:extent cx="783194" cy="324000"/>
+          <wp:docPr id="844941521" name="Picture 844941521"/>
+          <wp:cNvGraphicFramePr>
+            <a:graphicFrameLocks noChangeAspect="1"/>
+          </wp:cNvGraphicFramePr>
+          <a:graphic>
+            <a:graphicData uri="http://schemas.openxmlformats.org/drawingml/2006/picture">
+              <pic:pic>
+                <pic:nvPicPr>
+                  <pic:cNvPr id="0" name="image.png"/>
+                  <pic:cNvPicPr/>
+                </pic:nvPicPr>
+                <pic:blipFill>
+                  <a:blip r:embed="rId1"/>
+                  <a:stretch>
+                    <a:fillRect/>
+                  </a:stretch>
+                </pic:blipFill>
+                <pic:spPr>
+                  <a:xfrm>
+                    <a:off x="0" y="0"/>
+                    <a:ext cx="783194" cy="324000"/>
+                  </a:xfrm>
+                  <a:prstGeom prst="rect"/>
+                </pic:spPr>
+              </pic:pic>
+            </a:graphicData>
+          </a:graphic>
+        </wp:inline>
+      </w:drawing>
+    </w:r>
   </w:p>
   <w:p>
     <w:pPr>

--- a/entregaveis/TCC_Ricardo_Calheiros_MBA_USP_Esalq.docx
+++ b/entregaveis/TCC_Ricardo_Calheiros_MBA_USP_Esalq.docx
@@ -171,6 +171,7 @@
         <w:jc w:val="both"/>
       </w:pPr>
       <w:r>
+        <w:br w:type="page"/>
         <w:rPr>
           <w:rFonts w:ascii="Arial" w:hAnsi="Arial"/>
           <w:b/>
@@ -584,6 +585,7 @@
         <w:jc w:val="both"/>
       </w:pPr>
       <w:r>
+        <w:br w:type="page"/>
         <w:rPr>
           <w:rFonts w:ascii="Arial" w:hAnsi="Arial"/>
           <w:b/>
@@ -52052,9 +52054,6 @@
   <w:p>
     <w:pPr>
       <w:pStyle w:val="SemEspaamento"/>
-      <w:tabs>
-        <w:tab w:pos="9072" w:val="right"/>
-      </w:tabs>
       <w:ind w:right="3968"/>
       <w:rPr>
         <w:sz w:val="16"/>
@@ -52063,89 +52062,130 @@
     </w:pPr>
     <w:r>
       <w:rPr>
-        <w:rFonts w:ascii="Arial" w:hAnsi="Arial"/>
         <w:noProof/>
-        <w:sz w:val="16"/>
       </w:rPr>
-      <w:t>Trabalho de Conclusão de Curso apresentado para obtenção do título de especialista em Data Science e Analytics – 2026</w:t>
+      <w:drawing>
+        <wp:anchor distT="0" distB="0" distL="114300" distR="114300" simplePos="0" relativeHeight="251676672" behindDoc="0" locked="0" layoutInCell="1" allowOverlap="1" wp14:anchorId="15F5FC70" wp14:editId="18E219A0">
+          <wp:simplePos x="0" y="0"/>
+          <wp:positionH relativeFrom="margin">
+            <wp:posOffset>5029200</wp:posOffset>
+          </wp:positionH>
+          <wp:positionV relativeFrom="paragraph">
+            <wp:posOffset>-10160</wp:posOffset>
+          </wp:positionV>
+          <wp:extent cx="723900" cy="298450"/>
+          <wp:effectExtent l="0" t="0" r="0" b="6350"/>
+          <wp:wrapThrough wrapText="bothSides">
+            <wp:wrapPolygon edited="0">
+              <wp:start x="0" y="0"/>
+              <wp:lineTo x="0" y="20681"/>
+              <wp:lineTo x="21032" y="20681"/>
+              <wp:lineTo x="21032" y="0"/>
+              <wp:lineTo x="0" y="0"/>
+            </wp:wrapPolygon>
+          </wp:wrapThrough>
+          <wp:docPr id="1803984902" name="Imagem 1803984902" descr="Desenho com traços pretos em fundo branco&#10;&#10;Descrição gerada automaticamente com confiança média"/>
+          <wp:cNvGraphicFramePr>
+            <a:graphicFrameLocks xmlns:a="http://schemas.openxmlformats.org/drawingml/2006/main" noChangeAspect="1"/>
+          </wp:cNvGraphicFramePr>
+          <a:graphic xmlns:a="http://schemas.openxmlformats.org/drawingml/2006/main">
+            <a:graphicData uri="http://schemas.openxmlformats.org/drawingml/2006/picture">
+              <pic:pic xmlns:pic="http://schemas.openxmlformats.org/drawingml/2006/picture">
+                <pic:nvPicPr>
+                  <pic:cNvPr id="1667734149" name="Imagem 3" descr="Desenho com traços pretos em fundo branco&#10;&#10;Descrição gerada automaticamente com confiança média"/>
+                  <pic:cNvPicPr>
+                    <a:picLocks noChangeAspect="1" noChangeArrowheads="1"/>
+                  </pic:cNvPicPr>
+                </pic:nvPicPr>
+                <pic:blipFill>
+                  <a:blip r:embed="rId1">
+                    <a:extLst>
+                      <a:ext uri="{28A0092B-C50C-407E-A947-70E740481C1C}">
+                        <a14:useLocalDpi xmlns:a14="http://schemas.microsoft.com/office/drawing/2010/main" val="0"/>
+                      </a:ext>
+                    </a:extLst>
+                  </a:blip>
+                  <a:srcRect/>
+                  <a:stretch>
+                    <a:fillRect/>
+                  </a:stretch>
+                </pic:blipFill>
+                <pic:spPr bwMode="auto">
+                  <a:xfrm>
+                    <a:off x="0" y="0"/>
+                    <a:ext cx="723900" cy="298450"/>
+                  </a:xfrm>
+                  <a:prstGeom prst="rect">
+                    <a:avLst/>
+                  </a:prstGeom>
+                  <a:noFill/>
+                  <a:ln>
+                    <a:noFill/>
+                  </a:ln>
+                </pic:spPr>
+              </pic:pic>
+            </a:graphicData>
+          </a:graphic>
+          <wp14:sizeRelH relativeFrom="page">
+            <wp14:pctWidth>0</wp14:pctWidth>
+          </wp14:sizeRelH>
+          <wp14:sizeRelV relativeFrom="page">
+            <wp14:pctHeight>0</wp14:pctHeight>
+          </wp14:sizeRelV>
+        </wp:anchor>
+      </w:drawing>
     </w:r>
     <w:r>
       <w:rPr>
         <w:sz w:val="16"/>
         <w:szCs w:val="17"/>
       </w:rPr>
+      <w:t>Trabalho</w:t>
     </w:r>
     <w:r>
       <w:rPr>
         <w:sz w:val="16"/>
         <w:szCs w:val="17"/>
       </w:rPr>
+      <w:t xml:space="preserve"> </w:t>
     </w:r>
     <w:r>
       <w:rPr>
         <w:sz w:val="16"/>
         <w:szCs w:val="17"/>
       </w:rPr>
+      <w:t xml:space="preserve">de Conclusão de Curso </w:t>
     </w:r>
     <w:r>
       <w:rPr>
         <w:sz w:val="16"/>
         <w:szCs w:val="17"/>
       </w:rPr>
+      <w:t>apresentad</w:t>
     </w:r>
     <w:r>
       <w:rPr>
         <w:sz w:val="16"/>
         <w:szCs w:val="17"/>
       </w:rPr>
+      <w:t>o</w:t>
     </w:r>
     <w:r>
       <w:rPr>
         <w:sz w:val="16"/>
         <w:szCs w:val="17"/>
       </w:rPr>
+      <w:t xml:space="preserve"> para obtenção do título de especialista em</w:t>
     </w:r>
     <w:r>
       <w:rPr>
         <w:sz w:val="16"/>
         <w:szCs w:val="17"/>
       </w:rPr>
+      <w:t xml:space="preserve"> Data Science e Analytics – 2026</w:t>
     </w:r>
-    <w:r/>
     <w:r>
-      <w:tab/>
-      <w:drawing>
-        <wp:inline xmlns:a="http://schemas.openxmlformats.org/drawingml/2006/main" xmlns:pic="http://schemas.openxmlformats.org/drawingml/2006/picture">
-          <wp:extent cx="783194" cy="324000"/>
-          <wp:docPr id="844941521" name="Picture 844941521"/>
-          <wp:cNvGraphicFramePr>
-            <a:graphicFrameLocks noChangeAspect="1"/>
-          </wp:cNvGraphicFramePr>
-          <a:graphic>
-            <a:graphicData uri="http://schemas.openxmlformats.org/drawingml/2006/picture">
-              <pic:pic>
-                <pic:nvPicPr>
-                  <pic:cNvPr id="0" name="image.png"/>
-                  <pic:cNvPicPr/>
-                </pic:nvPicPr>
-                <pic:blipFill>
-                  <a:blip r:embed="rId1"/>
-                  <a:stretch>
-                    <a:fillRect/>
-                  </a:stretch>
-                </pic:blipFill>
-                <pic:spPr>
-                  <a:xfrm>
-                    <a:off x="0" y="0"/>
-                    <a:ext cx="783194" cy="324000"/>
-                  </a:xfrm>
-                  <a:prstGeom prst="rect"/>
-                </pic:spPr>
-              </pic:pic>
-            </a:graphicData>
-          </a:graphic>
-        </wp:inline>
-      </w:drawing>
+      <w:t xml:space="preserve"> </w:t>
     </w:r>
   </w:p>
   <w:p>

--- a/entregaveis/TCC_Ricardo_Calheiros_MBA_USP_Esalq.docx
+++ b/entregaveis/TCC_Ricardo_Calheiros_MBA_USP_Esalq.docx
@@ -203,8 +203,8 @@
       <w:pPr>
         <w:pStyle w:val="BodyText"/>
         <w:spacing w:line="360" w:lineRule="auto" w:before="280" w:after="280"/>
-        <w:ind w:firstLine="0" w:left="0"/>
-        <w:jc w:val="center"/>
+        <w:ind w:left="0" w:firstLine="0"/>
+        <w:jc w:val="left"/>
       </w:pPr>
       <w:r>
         <w:rPr>
@@ -505,8 +505,8 @@
       <w:pPr>
         <w:pStyle w:val="BodyText"/>
         <w:spacing w:line="360" w:lineRule="auto" w:before="280" w:after="280"/>
-        <w:ind w:firstLine="0" w:left="0"/>
-        <w:jc w:val="center"/>
+        <w:ind w:left="0" w:firstLine="0"/>
+        <w:jc w:val="left"/>
       </w:pPr>
       <w:r>
         <w:rPr>
@@ -9805,7 +9805,133 @@
           <w:rFonts w:ascii="Arial" w:hAnsi="Arial"/>
           <w:sz w:val="22"/>
         </w:rPr>
-        <w:t xml:space="preserve">passa de -0,0630 (MQO equivalente, sem pesos) para -0,0575 (gap de 6,1% para 5,6%), diferença sem relevância econômica; os demais resultados são não ponderados.</w:t>
+        <w:t xml:space="preserve">passa de -0,0630 (MQO equivalente, sem pesos) para -0,0575 (gap de 6,1% para 5,6%), diferença sem relevância econômica. O mesmo vale para o acesso e para a decomposição: com o peso V1028 e erro agrupado por UPA, o OR do acesso vai de</w:t>
+      </w:r>
+      <w:r>
+        <w:rPr>
+          <w:rFonts w:ascii="Arial" w:hAnsi="Arial"/>
+          <w:sz w:val="22"/>
+        </w:rPr>
+        <w:t xml:space="preserve"> </w:t>
+      </w:r>
+      <m:oMath>
+        <m:r>
+          <m:t>0</m:t>
+        </m:r>
+        <m:r>
+          <m:rPr>
+            <m:sty m:val="p"/>
+          </m:rPr>
+          <m:t>,</m:t>
+        </m:r>
+        <m:r>
+          <m:t>820</m:t>
+        </m:r>
+      </m:oMath>
+      <w:r>
+        <w:rPr>
+          <w:rFonts w:ascii="Arial" w:hAnsi="Arial"/>
+          <w:sz w:val="22"/>
+        </w:rPr>
+        <w:t xml:space="preserve"> </w:t>
+      </w:r>
+      <w:r>
+        <w:rPr>
+          <w:rFonts w:ascii="Arial" w:hAnsi="Arial"/>
+          <w:sz w:val="22"/>
+        </w:rPr>
+        <w:t xml:space="preserve">a</w:t>
+      </w:r>
+      <w:r>
+        <w:rPr>
+          <w:rFonts w:ascii="Arial" w:hAnsi="Arial"/>
+          <w:sz w:val="22"/>
+        </w:rPr>
+        <w:t xml:space="preserve"> </w:t>
+      </w:r>
+      <m:oMath>
+        <m:r>
+          <m:t>0</m:t>
+        </m:r>
+        <m:r>
+          <m:rPr>
+            <m:sty m:val="p"/>
+          </m:rPr>
+          <m:t>,</m:t>
+        </m:r>
+        <m:r>
+          <m:t>808</m:t>
+        </m:r>
+      </m:oMath>
+      <w:r>
+        <w:rPr>
+          <w:rFonts w:ascii="Arial" w:hAnsi="Arial"/>
+          <w:sz w:val="22"/>
+        </w:rPr>
+        <w:t xml:space="preserve">, o do décimo mais rico de</w:t>
+      </w:r>
+      <w:r>
+        <w:rPr>
+          <w:rFonts w:ascii="Arial" w:hAnsi="Arial"/>
+          <w:sz w:val="22"/>
+        </w:rPr>
+        <w:t xml:space="preserve"> </w:t>
+      </w:r>
+      <m:oMath>
+        <m:r>
+          <m:t>0</m:t>
+        </m:r>
+        <m:r>
+          <m:rPr>
+            <m:sty m:val="p"/>
+          </m:rPr>
+          <m:t>,</m:t>
+        </m:r>
+        <m:r>
+          <m:t>758</m:t>
+        </m:r>
+      </m:oMath>
+      <w:r>
+        <w:rPr>
+          <w:rFonts w:ascii="Arial" w:hAnsi="Arial"/>
+          <w:sz w:val="22"/>
+        </w:rPr>
+        <w:t xml:space="preserve"> </w:t>
+      </w:r>
+      <w:r>
+        <w:rPr>
+          <w:rFonts w:ascii="Arial" w:hAnsi="Arial"/>
+          <w:sz w:val="22"/>
+        </w:rPr>
+        <w:t xml:space="preserve">a</w:t>
+      </w:r>
+      <w:r>
+        <w:rPr>
+          <w:rFonts w:ascii="Arial" w:hAnsi="Arial"/>
+          <w:sz w:val="22"/>
+        </w:rPr>
+        <w:t xml:space="preserve"> </w:t>
+      </w:r>
+      <m:oMath>
+        <m:r>
+          <m:t>0</m:t>
+        </m:r>
+        <m:r>
+          <m:rPr>
+            <m:sty m:val="p"/>
+          </m:rPr>
+          <m:t>,</m:t>
+        </m:r>
+        <m:r>
+          <m:t>777</m:t>
+        </m:r>
+      </m:oMath>
+      <w:r>
+        <w:rPr>
+          <w:rFonts w:ascii="Arial" w:hAnsi="Arial"/>
+          <w:sz w:val="22"/>
+        </w:rPr>
+        <w:t xml:space="preserve">, e a parcela de preço da Oaxaca–Blinder (A) de 17,9% a 15,3%. O modelo multinível ponderado (WeMix) mostrou-se computacionalmente inviável com 41 mil UPAs e fica como agenda; os demais resultados são não ponderados.</w:t>
       </w:r>
     </w:p>
     <w:p>
@@ -9903,8 +10029,8 @@
       </w:tblPr>
       <w:tblGrid>
         <w:gridCol w:w="2680"/>
-        <w:gridCol w:w="2839"/>
-        <w:gridCol w:w="3552"/>
+        <w:gridCol w:w="2875"/>
+        <w:gridCol w:w="3516"/>
       </w:tblGrid>
       <w:tr>
         <w:trPr>
@@ -9941,7 +10067,7 @@
         </w:tc>
         <w:tc>
           <w:tcPr>
-            <w:tcW w:type="dxa" w:w="2839"/>
+            <w:tcW w:type="dxa" w:w="2875"/>
             <w:tcBorders>
               <w:top w:val="single" w:sz="8" w:color="000000"/>
               <w:left w:val="nil"/>
@@ -9969,7 +10095,7 @@
         </w:tc>
         <w:tc>
           <w:tcPr>
-            <w:tcW w:type="dxa" w:w="3552"/>
+            <w:tcW w:type="dxa" w:w="3516"/>
             <w:tcBorders>
               <w:top w:val="single" w:sz="8" w:color="000000"/>
               <w:left w:val="nil"/>
@@ -10024,7 +10150,7 @@
         </w:tc>
         <w:tc>
           <w:tcPr>
-            <w:tcW w:type="dxa" w:w="2839"/>
+            <w:tcW w:type="dxa" w:w="2875"/>
           </w:tcPr>
           <w:p>
             <w:pPr>
@@ -10105,7 +10231,7 @@
         </w:tc>
         <w:tc>
           <w:tcPr>
-            <w:tcW w:type="dxa" w:w="3552"/>
+            <w:tcW w:type="dxa" w:w="3516"/>
           </w:tcPr>
           <w:p>
             <w:pPr>
@@ -10154,7 +10280,7 @@
         </w:tc>
         <w:tc>
           <w:tcPr>
-            <w:tcW w:type="dxa" w:w="2839"/>
+            <w:tcW w:type="dxa" w:w="2875"/>
           </w:tcPr>
           <w:p>
             <w:pPr>
@@ -10251,7 +10377,7 @@
         </w:tc>
         <w:tc>
           <w:tcPr>
-            <w:tcW w:type="dxa" w:w="3552"/>
+            <w:tcW w:type="dxa" w:w="3516"/>
           </w:tcPr>
           <w:p>
             <w:pPr>
@@ -10300,7 +10426,7 @@
         </w:tc>
         <w:tc>
           <w:tcPr>
-            <w:tcW w:type="dxa" w:w="2839"/>
+            <w:tcW w:type="dxa" w:w="2875"/>
           </w:tcPr>
           <w:p>
             <w:pPr>
@@ -10371,7 +10497,7 @@
         </w:tc>
         <w:tc>
           <w:tcPr>
-            <w:tcW w:type="dxa" w:w="3552"/>
+            <w:tcW w:type="dxa" w:w="3516"/>
           </w:tcPr>
           <w:p>
             <w:pPr>
@@ -10420,7 +10546,7 @@
         </w:tc>
         <w:tc>
           <w:tcPr>
-            <w:tcW w:type="dxa" w:w="2839"/>
+            <w:tcW w:type="dxa" w:w="2875"/>
           </w:tcPr>
           <w:p>
             <w:pPr>
@@ -10458,7 +10584,7 @@
         </w:tc>
         <w:tc>
           <w:tcPr>
-            <w:tcW w:type="dxa" w:w="3552"/>
+            <w:tcW w:type="dxa" w:w="3516"/>
           </w:tcPr>
           <w:p>
             <w:pPr>
@@ -10507,7 +10633,7 @@
         </w:tc>
         <w:tc>
           <w:tcPr>
-            <w:tcW w:type="dxa" w:w="2839"/>
+            <w:tcW w:type="dxa" w:w="2875"/>
           </w:tcPr>
           <w:p>
             <w:pPr>
@@ -10590,7 +10716,7 @@
         </w:tc>
         <w:tc>
           <w:tcPr>
-            <w:tcW w:type="dxa" w:w="3552"/>
+            <w:tcW w:type="dxa" w:w="3516"/>
           </w:tcPr>
           <w:p>
             <w:pPr>
@@ -10673,7 +10799,7 @@
         </w:tc>
         <w:tc>
           <w:tcPr>
-            <w:tcW w:type="dxa" w:w="2839"/>
+            <w:tcW w:type="dxa" w:w="2875"/>
           </w:tcPr>
           <w:p>
             <w:pPr>
@@ -10711,7 +10837,7 @@
         </w:tc>
         <w:tc>
           <w:tcPr>
-            <w:tcW w:type="dxa" w:w="3552"/>
+            <w:tcW w:type="dxa" w:w="3516"/>
           </w:tcPr>
           <w:p>
             <w:pPr>
@@ -10760,7 +10886,7 @@
         </w:tc>
         <w:tc>
           <w:tcPr>
-            <w:tcW w:type="dxa" w:w="2839"/>
+            <w:tcW w:type="dxa" w:w="2875"/>
           </w:tcPr>
           <w:p>
             <w:pPr>
@@ -10814,7 +10940,7 @@
         </w:tc>
         <w:tc>
           <w:tcPr>
-            <w:tcW w:type="dxa" w:w="3552"/>
+            <w:tcW w:type="dxa" w:w="3516"/>
           </w:tcPr>
           <w:p>
             <w:pPr>
@@ -10863,7 +10989,7 @@
         </w:tc>
         <w:tc>
           <w:tcPr>
-            <w:tcW w:type="dxa" w:w="2839"/>
+            <w:tcW w:type="dxa" w:w="2875"/>
           </w:tcPr>
           <w:p>
             <w:pPr>
@@ -10936,7 +11062,7 @@
         </w:tc>
         <w:tc>
           <w:tcPr>
-            <w:tcW w:type="dxa" w:w="3552"/>
+            <w:tcW w:type="dxa" w:w="3516"/>
           </w:tcPr>
           <w:p>
             <w:pPr>
@@ -10987,6 +11113,351 @@
                 <w:sz w:val="22"/>
               </w:rPr>
               <w:t xml:space="preserve">fold</w:t>
+            </w:r>
+          </w:p>
+        </w:tc>
+      </w:tr>
+      <w:tr>
+        <w:trPr>
+          <w:cantSplit/>
+        </w:trPr>
+        <w:tc>
+          <w:tcPr>
+            <w:tcW w:type="dxa" w:w="2680"/>
+          </w:tcPr>
+          <w:p>
+            <w:pPr>
+              <w:pStyle w:val="Compact"/>
+              <w:keepNext/>
+              <w:spacing w:line="240" w:lineRule="auto" w:after="0"/>
+              <w:ind w:firstLine="0"/>
+              <w:jc w:val="left"/>
+            </w:pPr>
+            <w:r>
+              <w:rPr>
+                <w:rFonts w:ascii="Arial" w:hAnsi="Arial"/>
+                <w:b w:val="0"/>
+                <w:sz w:val="22"/>
+              </w:rPr>
+              <w:t xml:space="preserve">Ganho do ML sobre o linear</w:t>
+            </w:r>
+          </w:p>
+        </w:tc>
+        <w:tc>
+          <w:tcPr>
+            <w:tcW w:type="dxa" w:w="2875"/>
+          </w:tcPr>
+          <w:p>
+            <w:pPr>
+              <w:pStyle w:val="Compact"/>
+              <w:keepNext/>
+              <w:spacing w:line="240" w:lineRule="auto" w:after="0"/>
+              <w:ind w:firstLine="0"/>
+              <w:jc w:val="left"/>
+            </w:pPr>
+            <w:r>
+              <w:rPr>
+                <w:rFonts w:ascii="Arial" w:hAnsi="Arial"/>
+                <w:b w:val="0"/>
+                <w:i/>
+                <w:iCs/>
+                <w:sz w:val="22"/>
+              </w:rPr>
+              <w:t xml:space="preserve">R</w:t>
+            </w:r>
+            <w:r>
+              <w:rPr>
+                <w:rFonts w:ascii="Arial" w:hAnsi="Arial"/>
+                <w:b w:val="0"/>
+                <w:sz w:val="22"/>
+                <w:vertAlign w:val="superscript"/>
+              </w:rPr>
+              <w:t xml:space="preserve">2</w:t>
+            </w:r>
+            <w:r>
+              <w:rPr>
+                <w:rFonts w:ascii="Arial" w:hAnsi="Arial"/>
+                <w:b w:val="0"/>
+                <w:sz w:val="22"/>
+              </w:rPr>
+              <w:t xml:space="preserve"> </w:t>
+            </w:r>
+            <w:r>
+              <w:rPr>
+                <w:rFonts w:ascii="Arial" w:hAnsi="Arial"/>
+                <w:b w:val="0"/>
+                <w:sz w:val="22"/>
+              </w:rPr>
+              <w:t xml:space="preserve">de teste: MQO 0</w:t>
+            </w:r>
+            <w:r>
+              <w:rPr>
+                <w:rFonts w:ascii="Arial" w:hAnsi="Arial"/>
+                <w:b w:val="0"/>
+                <w:sz w:val="22"/>
+              </w:rPr>
+              <w:t xml:space="preserve">,</w:t>
+            </w:r>
+            <w:r>
+              <w:rPr>
+                <w:rFonts w:ascii="Arial" w:hAnsi="Arial"/>
+                <w:b w:val="0"/>
+                <w:sz w:val="22"/>
+              </w:rPr>
+              <w:t xml:space="preserve">587; RF 0</w:t>
+            </w:r>
+            <w:r>
+              <w:rPr>
+                <w:rFonts w:ascii="Arial" w:hAnsi="Arial"/>
+                <w:b w:val="0"/>
+                <w:sz w:val="22"/>
+              </w:rPr>
+              <w:t xml:space="preserve">,</w:t>
+            </w:r>
+            <w:r>
+              <w:rPr>
+                <w:rFonts w:ascii="Arial" w:hAnsi="Arial"/>
+                <w:b w:val="0"/>
+                <w:sz w:val="22"/>
+              </w:rPr>
+              <w:t xml:space="preserve">589; XGBoost 0</w:t>
+            </w:r>
+            <w:r>
+              <w:rPr>
+                <w:rFonts w:ascii="Arial" w:hAnsi="Arial"/>
+                <w:b w:val="0"/>
+                <w:sz w:val="22"/>
+              </w:rPr>
+              <w:t xml:space="preserve">,</w:t>
+            </w:r>
+            <w:r>
+              <w:rPr>
+                <w:rFonts w:ascii="Arial" w:hAnsi="Arial"/>
+                <w:b w:val="0"/>
+                <w:sz w:val="22"/>
+              </w:rPr>
+              <w:t xml:space="preserve">644</w:t>
+            </w:r>
+          </w:p>
+        </w:tc>
+        <w:tc>
+          <w:tcPr>
+            <w:tcW w:type="dxa" w:w="3516"/>
+          </w:tcPr>
+          <w:p>
+            <w:pPr>
+              <w:pStyle w:val="Compact"/>
+              <w:keepNext/>
+              <w:spacing w:line="240" w:lineRule="auto" w:after="0"/>
+              <w:ind w:firstLine="0"/>
+              <w:jc w:val="left"/>
+            </w:pPr>
+            <w:r>
+              <w:rPr>
+                <w:rFonts w:ascii="Arial" w:hAnsi="Arial"/>
+                <w:b w:val="0"/>
+                <w:sz w:val="22"/>
+              </w:rPr>
+              <w:t xml:space="preserve">mesmo treino e teste; o ganho real está no XGBoost</w:t>
+            </w:r>
+          </w:p>
+        </w:tc>
+      </w:tr>
+      <w:tr>
+        <w:trPr>
+          <w:cantSplit/>
+        </w:trPr>
+        <w:tc>
+          <w:tcPr>
+            <w:tcW w:type="dxa" w:w="2680"/>
+          </w:tcPr>
+          <w:p>
+            <w:pPr>
+              <w:pStyle w:val="Compact"/>
+              <w:keepNext/>
+              <w:spacing w:line="240" w:lineRule="auto" w:after="0"/>
+              <w:ind w:firstLine="0"/>
+              <w:jc w:val="left"/>
+            </w:pPr>
+            <w:r>
+              <w:rPr>
+                <w:rFonts w:ascii="Arial" w:hAnsi="Arial"/>
+                <w:b w:val="0"/>
+                <w:sz w:val="22"/>
+              </w:rPr>
+              <w:t xml:space="preserve">Peso amostral (V1028) no acesso e na decomposição</w:t>
+            </w:r>
+          </w:p>
+        </w:tc>
+        <w:tc>
+          <w:tcPr>
+            <w:tcW w:type="dxa" w:w="2875"/>
+          </w:tcPr>
+          <w:p>
+            <w:pPr>
+              <w:pStyle w:val="Compact"/>
+              <w:keepNext/>
+              <w:spacing w:line="240" w:lineRule="auto" w:after="0"/>
+              <w:ind w:firstLine="0"/>
+              <w:jc w:val="left"/>
+            </w:pPr>
+            <w:r>
+              <w:rPr>
+                <w:rFonts w:ascii="Arial" w:hAnsi="Arial"/>
+                <w:b w:val="0"/>
+                <w:sz w:val="22"/>
+              </w:rPr>
+              <w:t xml:space="preserve">OR do acesso 0</w:t>
+            </w:r>
+            <w:r>
+              <w:rPr>
+                <w:rFonts w:ascii="Arial" w:hAnsi="Arial"/>
+                <w:b w:val="0"/>
+                <w:sz w:val="22"/>
+              </w:rPr>
+              <w:t xml:space="preserve">,</w:t>
+            </w:r>
+            <w:r>
+              <w:rPr>
+                <w:rFonts w:ascii="Arial" w:hAnsi="Arial"/>
+                <w:b w:val="0"/>
+                <w:sz w:val="22"/>
+              </w:rPr>
+              <w:t xml:space="preserve">820</w:t>
+            </w:r>
+            <w:r>
+              <w:rPr>
+                <w:rFonts w:ascii="Arial" w:hAnsi="Arial"/>
+                <w:b w:val="0"/>
+                <w:sz w:val="22"/>
+              </w:rPr>
+              <w:t xml:space="preserve"> </w:t>
+            </w:r>
+            <m:oMath>
+              <m:r>
+                <m:rPr>
+                  <m:sty m:val="p"/>
+                </m:rPr>
+                <m:t>→</m:t>
+              </m:r>
+            </m:oMath>
+            <w:r>
+              <w:rPr>
+                <w:rFonts w:ascii="Arial" w:hAnsi="Arial"/>
+                <w:b w:val="0"/>
+                <w:sz w:val="22"/>
+              </w:rPr>
+              <w:t xml:space="preserve"> </w:t>
+            </w:r>
+            <w:r>
+              <w:rPr>
+                <w:rFonts w:ascii="Arial" w:hAnsi="Arial"/>
+                <w:b w:val="0"/>
+                <w:sz w:val="22"/>
+              </w:rPr>
+              <w:t xml:space="preserve">0</w:t>
+            </w:r>
+            <w:r>
+              <w:rPr>
+                <w:rFonts w:ascii="Arial" w:hAnsi="Arial"/>
+                <w:b w:val="0"/>
+                <w:sz w:val="22"/>
+              </w:rPr>
+              <w:t xml:space="preserve">,</w:t>
+            </w:r>
+            <w:r>
+              <w:rPr>
+                <w:rFonts w:ascii="Arial" w:hAnsi="Arial"/>
+                <w:b w:val="0"/>
+                <w:sz w:val="22"/>
+              </w:rPr>
+              <w:t xml:space="preserve">808; preço da Oaxaca (A) 17</w:t>
+            </w:r>
+            <w:r>
+              <w:rPr>
+                <w:rFonts w:ascii="Arial" w:hAnsi="Arial"/>
+                <w:b w:val="0"/>
+                <w:sz w:val="22"/>
+              </w:rPr>
+              <w:t xml:space="preserve">,</w:t>
+            </w:r>
+            <w:r>
+              <w:rPr>
+                <w:rFonts w:ascii="Arial" w:hAnsi="Arial"/>
+                <w:b w:val="0"/>
+                <w:sz w:val="22"/>
+              </w:rPr>
+              <w:t xml:space="preserve">9%</w:t>
+            </w:r>
+            <w:r>
+              <w:rPr>
+                <w:rFonts w:ascii="Arial" w:hAnsi="Arial"/>
+                <w:b w:val="0"/>
+                <w:sz w:val="22"/>
+              </w:rPr>
+              <w:t xml:space="preserve"> </w:t>
+            </w:r>
+            <m:oMath>
+              <m:r>
+                <m:rPr>
+                  <m:sty m:val="p"/>
+                </m:rPr>
+                <m:t>→</m:t>
+              </m:r>
+            </m:oMath>
+            <w:r>
+              <w:rPr>
+                <w:rFonts w:ascii="Arial" w:hAnsi="Arial"/>
+                <w:b w:val="0"/>
+                <w:sz w:val="22"/>
+              </w:rPr>
+              <w:t xml:space="preserve"> </w:t>
+            </w:r>
+            <w:r>
+              <w:rPr>
+                <w:rFonts w:ascii="Arial" w:hAnsi="Arial"/>
+                <w:b w:val="0"/>
+                <w:sz w:val="22"/>
+              </w:rPr>
+              <w:t xml:space="preserve">15</w:t>
+            </w:r>
+            <w:r>
+              <w:rPr>
+                <w:rFonts w:ascii="Arial" w:hAnsi="Arial"/>
+                <w:b w:val="0"/>
+                <w:sz w:val="22"/>
+              </w:rPr>
+              <w:t xml:space="preserve">,</w:t>
+            </w:r>
+            <w:r>
+              <w:rPr>
+                <w:rFonts w:ascii="Arial" w:hAnsi="Arial"/>
+                <w:b w:val="0"/>
+                <w:sz w:val="22"/>
+              </w:rPr>
+              <w:t xml:space="preserve">3%</w:t>
+            </w:r>
+          </w:p>
+        </w:tc>
+        <w:tc>
+          <w:tcPr>
+            <w:tcW w:type="dxa" w:w="3516"/>
+          </w:tcPr>
+          <w:p>
+            <w:pPr>
+              <w:pStyle w:val="Compact"/>
+              <w:keepNext/>
+              <w:spacing w:line="240" w:lineRule="auto" w:after="0"/>
+              <w:ind w:firstLine="0"/>
+              <w:jc w:val="left"/>
+            </w:pPr>
+            <w:r>
+              <w:rPr>
+                <w:rFonts w:ascii="Arial" w:hAnsi="Arial"/>
+                <w:b w:val="0"/>
+                <w:sz w:val="22"/>
+              </w:rPr>
+              <w:t xml:space="preserve">logit com UF fixo e erro agrupado por UPA; conclusão inalterada</w:t>
             </w:r>
           </w:p>
         </w:tc>
@@ -11041,7 +11512,7 @@
         </w:tc>
         <w:tc>
           <w:tcPr>
-            <w:tcW w:type="dxa" w:w="2839"/>
+            <w:tcW w:type="dxa" w:w="2875"/>
           </w:tcPr>
           <w:p>
             <w:pPr>
@@ -11130,7 +11601,7 @@
         </w:tc>
         <w:tc>
           <w:tcPr>
-            <w:tcW w:type="dxa" w:w="3552"/>
+            <w:tcW w:type="dxa" w:w="3516"/>
           </w:tcPr>
           <w:p>
             <w:pPr>
@@ -11179,7 +11650,7 @@
         </w:tc>
         <w:tc>
           <w:tcPr>
-            <w:tcW w:type="dxa" w:w="2839"/>
+            <w:tcW w:type="dxa" w:w="2875"/>
           </w:tcPr>
           <w:p>
             <w:pPr>
@@ -11217,7 +11688,7 @@
         </w:tc>
         <w:tc>
           <w:tcPr>
-            <w:tcW w:type="dxa" w:w="3552"/>
+            <w:tcW w:type="dxa" w:w="3516"/>
           </w:tcPr>
           <w:p>
             <w:pPr>
@@ -11266,7 +11737,7 @@
         </w:tc>
         <w:tc>
           <w:tcPr>
-            <w:tcW w:type="dxa" w:w="2839"/>
+            <w:tcW w:type="dxa" w:w="2875"/>
           </w:tcPr>
           <w:p>
             <w:pPr>
@@ -11304,7 +11775,7 @@
         </w:tc>
         <w:tc>
           <w:tcPr>
-            <w:tcW w:type="dxa" w:w="3552"/>
+            <w:tcW w:type="dxa" w:w="3516"/>
           </w:tcPr>
           <w:p>
             <w:pPr>
@@ -11353,7 +11824,7 @@
         </w:tc>
         <w:tc>
           <w:tcPr>
-            <w:tcW w:type="dxa" w:w="2839"/>
+            <w:tcW w:type="dxa" w:w="2875"/>
           </w:tcPr>
           <w:p>
             <w:pPr>
@@ -11375,7 +11846,7 @@
         </w:tc>
         <w:tc>
           <w:tcPr>
-            <w:tcW w:type="dxa" w:w="3552"/>
+            <w:tcW w:type="dxa" w:w="3516"/>
           </w:tcPr>
           <w:p>
             <w:pPr>
@@ -11430,7 +11901,7 @@
         </w:tc>
         <w:tc>
           <w:tcPr>
-            <w:tcW w:type="dxa" w:w="2839"/>
+            <w:tcW w:type="dxa" w:w="2875"/>
             <w:tcBorders>
               <w:top w:val="nil"/>
               <w:left w:val="nil"/>
@@ -11458,7 +11929,7 @@
         </w:tc>
         <w:tc>
           <w:tcPr>
-            <w:tcW w:type="dxa" w:w="3552"/>
+            <w:tcW w:type="dxa" w:w="3516"/>
             <w:tcBorders>
               <w:top w:val="nil"/>
               <w:left w:val="nil"/>
@@ -11782,7 +12253,7 @@
           <w:rFonts w:ascii="Arial" w:hAnsi="Arial"/>
           <w:sz w:val="22"/>
         </w:rPr>
-        <w:t xml:space="preserve">foi escolhida por validação cruzada (Tabela 13), e não por conveniência;</w:t>
+        <w:t xml:space="preserve">foi escolhida por validação cruzada (Tabela 14), e não por conveniência;</w:t>
       </w:r>
       <w:r>
         <w:rPr>
@@ -11955,7 +12426,7 @@
     </w:p>
     <w:bookmarkEnd w:id="32"/>
     <w:bookmarkEnd w:id="33"/>
-    <w:bookmarkStart w:id="127" w:name="resultados-e-discussão"/>
+    <w:bookmarkStart w:id="129" w:name="resultados-e-discussão"/>
     <w:p>
       <w:pPr>
         <w:pStyle w:val="Heading1"/>
@@ -39993,7 +40464,7 @@
           <w:rFonts w:ascii="Arial" w:hAnsi="Arial"/>
           <w:sz w:val="22"/>
         </w:rPr>
-        <w:t xml:space="preserve">gênero e cada ponto, a razão de chances contra o homem branco, cuja referência é a linha tracejada em 1; abaixo dela, o grupo tem menos chance que ele. Siga a linha azul da esquerda para a direita: a mulher negra começa acima da referência no acesso à categoria e termina como o grupo mais distante dela no topo da renda.</w:t>
+        <w:t xml:space="preserve">gênero e cada ponto, a razão de chances contra o homem branco, cuja referência é a linha tracejada em 1; abaixo dela, o grupo tem menos chance que ele. À esquerda, siga a linha azul: a mulher negra aparece acima da referência na categoria agregada e termina como o grupo mais distante dela no topo da renda. À direita, a mesma comparação por grande grupo da CBO mostra de onde vem a aparente vantagem: das ocupações feminizadas, não do comando.</w:t>
       </w:r>
     </w:p>
     <w:p>
@@ -40517,7 +40988,7 @@
       </w:r>
     </w:p>
     <w:bookmarkEnd w:id="97"/>
-    <w:bookmarkStart w:id="117" w:name="X2fa09b9a92b7e4ecab29a199a12e4882559d3f9"/>
+    <w:bookmarkStart w:id="99" w:name="X74b1c1bf1019c6f3b4ecd38ec7350fd55009220"/>
     <w:p>
       <w:pPr>
         <w:pStyle w:val="Ttulo2"/>
@@ -40531,7 +41002,7 @@
           <w:b/>
           <w:sz w:val="22"/>
         </w:rPr>
-        <w:t xml:space="preserve">Modelos de Machine Learning e SHAP Values</w:t>
+        <w:t xml:space="preserve">O que o agregado esconde: cor, setor e idade</w:t>
       </w:r>
     </w:p>
     <w:p>
@@ -40546,146 +41017,10 @@
           <w:rFonts w:ascii="Arial" w:hAnsi="Arial"/>
           <w:sz w:val="22"/>
         </w:rPr>
-        <w:t xml:space="preserve">Resta verificar se o padrão depende da forma funcional imposta pelos modelos.</w:t>
-      </w:r>
-      <w:r>
-        <w:rPr>
-          <w:rFonts w:ascii="Arial" w:hAnsi="Arial"/>
-          <w:sz w:val="22"/>
-        </w:rPr>
-        <w:t xml:space="preserve"> </w:t>
-      </w:r>
-      <w:bookmarkStart w:id="98" w:name="subsec:ml"/>
-      <w:bookmarkEnd w:id="98"/>
+        <w:t xml:space="preserve">Os resultados até aqui tratam negros como um grupo e o mercado como um todo. Estimados os mesmos modelos por recorte, três diferenças aparecem.</w:t>
+      </w:r>
     </w:p>
-    <w:p>
-      <w:pPr>
-        <w:pStyle w:val="BodyText"/>
-        <w:spacing w:line="360" w:lineRule="auto" w:after="0"/>
-        <w:ind w:firstLine="709"/>
-        <w:jc w:val="both"/>
-      </w:pPr>
-      <w:r>
-        <w:rPr>
-          <w:rFonts w:ascii="Arial" w:hAnsi="Arial"/>
-          <w:sz w:val="22"/>
-        </w:rPr>
-        <w:t xml:space="preserve">Todos os modelos até aqui impuseram uma forma à realidade: rendimento linear nos</w:t>
-      </w:r>
-      <w:r>
-        <w:rPr>
-          <w:rFonts w:ascii="Arial" w:hAnsi="Arial"/>
-          <w:sz w:val="22"/>
-        </w:rPr>
-        <w:t xml:space="preserve"> </w:t>
-      </w:r>
-      <w:r>
-        <w:rPr>
-          <w:rFonts w:ascii="Arial" w:hAnsi="Arial"/>
-          <w:sz w:val="22"/>
-        </w:rPr>
-        <w:t xml:space="preserve">controles, efeitos que se somam, penalidade racial constante. E se a forma estiver</w:t>
-      </w:r>
-      <w:r>
-        <w:rPr>
-          <w:rFonts w:ascii="Arial" w:hAnsi="Arial"/>
-          <w:sz w:val="22"/>
-        </w:rPr>
-        <w:t xml:space="preserve"> </w:t>
-      </w:r>
-      <w:r>
-        <w:rPr>
-          <w:rFonts w:ascii="Arial" w:hAnsi="Arial"/>
-          <w:sz w:val="22"/>
-        </w:rPr>
-        <w:t xml:space="preserve">errada — se o gap que os coeficientes mostram for, em alguma medida, artefato da</w:t>
-      </w:r>
-      <w:r>
-        <w:rPr>
-          <w:rFonts w:ascii="Arial" w:hAnsi="Arial"/>
-          <w:sz w:val="22"/>
-        </w:rPr>
-        <w:t xml:space="preserve"> </w:t>
-      </w:r>
-      <w:r>
-        <w:rPr>
-          <w:rFonts w:ascii="Arial" w:hAnsi="Arial"/>
-          <w:sz w:val="22"/>
-        </w:rPr>
-        <w:t xml:space="preserve">equação escolhida? Árvores de decisão respondem a essa objeção porque não pressupõem</w:t>
-      </w:r>
-      <w:r>
-        <w:rPr>
-          <w:rFonts w:ascii="Arial" w:hAnsi="Arial"/>
-          <w:sz w:val="22"/>
-        </w:rPr>
-        <w:t xml:space="preserve"> </w:t>
-      </w:r>
-      <w:r>
-        <w:rPr>
-          <w:rFonts w:ascii="Arial" w:hAnsi="Arial"/>
-          <w:sz w:val="22"/>
-        </w:rPr>
-        <w:t xml:space="preserve">forma nenhuma: descobrem sozinhas interações e não linearidades e, com os valores SHAP,</w:t>
-      </w:r>
-      <w:r>
-        <w:rPr>
-          <w:rFonts w:ascii="Arial" w:hAnsi="Arial"/>
-          <w:sz w:val="22"/>
-        </w:rPr>
-        <w:t xml:space="preserve"> </w:t>
-      </w:r>
-      <w:r>
-        <w:rPr>
-          <w:rFonts w:ascii="Arial" w:hAnsi="Arial"/>
-          <w:sz w:val="22"/>
-        </w:rPr>
-        <w:t xml:space="preserve">dizem quanto cada variável pesou em cada previsão. Se a raça aparecer entre os</w:t>
-      </w:r>
-      <w:r>
-        <w:rPr>
-          <w:rFonts w:ascii="Arial" w:hAnsi="Arial"/>
-          <w:sz w:val="22"/>
-        </w:rPr>
-        <w:t xml:space="preserve"> </w:t>
-      </w:r>
-      <w:r>
-        <w:rPr>
-          <w:rFonts w:ascii="Arial" w:hAnsi="Arial"/>
-          <w:sz w:val="22"/>
-        </w:rPr>
-        <w:t xml:space="preserve">preditores relevantes de um modelo que nunca foi instruído a procurá-la, o achado deixa</w:t>
-      </w:r>
-      <w:r>
-        <w:rPr>
-          <w:rFonts w:ascii="Arial" w:hAnsi="Arial"/>
-          <w:sz w:val="22"/>
-        </w:rPr>
-        <w:t xml:space="preserve"> </w:t>
-      </w:r>
-      <w:r>
-        <w:rPr>
-          <w:rFonts w:ascii="Arial" w:hAnsi="Arial"/>
-          <w:sz w:val="22"/>
-        </w:rPr>
-        <w:t xml:space="preserve">de depender da especificação. A Tabela 12 traz o desempenho dos modelos</w:t>
-      </w:r>
-      <w:r>
-        <w:rPr>
-          <w:rFonts w:ascii="Arial" w:hAnsi="Arial"/>
-          <w:sz w:val="22"/>
-        </w:rPr>
-        <w:t xml:space="preserve"> </w:t>
-      </w:r>
-      <w:r>
-        <w:rPr>
-          <w:rFonts w:ascii="Arial" w:hAnsi="Arial"/>
-          <w:sz w:val="22"/>
-        </w:rPr>
-        <w:t xml:space="preserve">sobre o conjunto de teste, separado antes de qualquer ajuste.</w:t>
-      </w:r>
-    </w:p>
-    <w:bookmarkStart w:id="99" w:name="tab:ml_perf"/>
+    <w:bookmarkStart w:id="98" w:name="tab:heterogeneidade"/>
     <w:p>
       <w:pPr>
         <w:pStyle w:val="TableCaption"/>
@@ -40700,7 +41035,2182 @@
           <w:rFonts w:ascii="Arial" w:hAnsi="Arial"/>
           <w:sz w:val="22"/>
         </w:rPr>
-        <w:t xml:space="preserve">Tabela 12. Desempenho preditivo — Random Forest, XGBoost e XGBoost sem renda de vizinhança (robustez ao problema do reflexo).</w:t>
+        <w:t xml:space="preserve">Tabela 12. O que a categoria agregada esconde: penalidade racial por cor, setor, idade e</w:t>
+      </w:r>
+      <w:r>
+        <w:rPr>
+          <w:rFonts w:ascii="Arial" w:hAnsi="Arial"/>
+          <w:sz w:val="22"/>
+        </w:rPr>
+        <w:t xml:space="preserve"> </w:t>
+      </w:r>
+      <w:r>
+        <w:rPr>
+          <w:rFonts w:ascii="Arial" w:hAnsi="Arial"/>
+          <w:sz w:val="22"/>
+        </w:rPr>
+        <w:t xml:space="preserve">corte de renda. Penalidade salarial: HLM M3 (mesmo bairro, escolaridade, idade, sexo,</w:t>
+      </w:r>
+      <w:r>
+        <w:rPr>
+          <w:rFonts w:ascii="Arial" w:hAnsi="Arial"/>
+          <w:sz w:val="22"/>
+        </w:rPr>
+        <w:t xml:space="preserve"> </w:t>
+      </w:r>
+      <w:r>
+        <w:rPr>
+          <w:rFonts w:ascii="Arial" w:hAnsi="Arial"/>
+          <w:sz w:val="22"/>
+        </w:rPr>
+        <w:t xml:space="preserve">jornada e estado), em % de renda; por idade, M3 com a interação negro</w:t>
+      </w:r>
+      <w:r>
+        <w:rPr>
+          <w:rFonts w:ascii="Arial" w:hAnsi="Arial"/>
+          <w:sz w:val="22"/>
+        </w:rPr>
+        <w:t xml:space="preserve"> </w:t>
+      </w:r>
+      <m:oMath>
+        <m:r>
+          <m:rPr>
+            <m:sty m:val="p"/>
+          </m:rPr>
+          <m:t>×</m:t>
+        </m:r>
+      </m:oMath>
+      <w:r>
+        <w:rPr>
+          <w:rFonts w:ascii="Arial" w:hAnsi="Arial"/>
+          <w:sz w:val="22"/>
+        </w:rPr>
+        <w:t xml:space="preserve"> </w:t>
+      </w:r>
+      <w:r>
+        <w:rPr>
+          <w:rFonts w:ascii="Arial" w:hAnsi="Arial"/>
+          <w:sz w:val="22"/>
+        </w:rPr>
+        <w:t xml:space="preserve">faixa</w:t>
+      </w:r>
+      <w:r>
+        <w:rPr>
+          <w:rFonts w:ascii="Arial" w:hAnsi="Arial"/>
+          <w:sz w:val="22"/>
+        </w:rPr>
+        <w:t xml:space="preserve"> </w:t>
+      </w:r>
+      <w:r>
+        <w:rPr>
+          <w:rFonts w:ascii="Arial" w:hAnsi="Arial"/>
+          <w:sz w:val="22"/>
+        </w:rPr>
+        <w:t xml:space="preserve">etária. Razões de chance: GLMM de acesso A2, contra brancos de mesmo perfil e bairro.</w:t>
+      </w:r>
+      <w:r>
+        <w:rPr>
+          <w:rFonts w:ascii="Arial" w:hAnsi="Arial"/>
+          <w:sz w:val="22"/>
+        </w:rPr>
+        <w:t xml:space="preserve"> </w:t>
+      </w:r>
+      <w:r>
+        <w:rPr>
+          <w:rFonts w:ascii="Arial" w:hAnsi="Arial"/>
+          <w:sz w:val="22"/>
+        </w:rPr>
+        <w:t xml:space="preserve">Preço: parcela não explicada da Oaxaca–Blinder (A), contra brancos. Cada recorte foi</w:t>
+      </w:r>
+      <w:r>
+        <w:rPr>
+          <w:rFonts w:ascii="Arial" w:hAnsi="Arial"/>
+          <w:sz w:val="22"/>
+        </w:rPr>
+        <w:t xml:space="preserve"> </w:t>
+      </w:r>
+      <w:r>
+        <w:rPr>
+          <w:rFonts w:ascii="Arial" w:hAnsi="Arial"/>
+          <w:sz w:val="22"/>
+        </w:rPr>
+        <w:t xml:space="preserve">estimado na população completa com a especificação do modelo de referência.</w:t>
+      </w:r>
+    </w:p>
+    <w:tbl>
+      <w:tblPr>
+        <w:tblStyle w:val="Table"/>
+        <w:tblW w:type="auto" w:w="0"/>
+        <w:tblLayout w:type="fixed"/>
+        <w:tblLook w:firstRow="1" w:lastRow="0" w:firstColumn="0" w:lastColumn="0" w:noHBand="0" w:noVBand="0" w:val="0020"/>
+        <w:tblCaption w:val="Tabela 12. O que a categoria agregada esconde: penalidade racial por cor, setor, idade e corte de renda. Penalidade salarial: HLM M3 (mesmo bairro, escolaridade, idade, sexo, jornada e estado), em % de renda; por idade, M3 com a interação negro \times faixa etária. Razões de chance: GLMM de acesso A2, contra brancos de mesmo perfil e bairro. Preço: parcela não explicada da Oaxaca–Blinder (A), contra brancos. Cada recorte foi estimado na população completa com a especificação do modelo de referência."/>
+        <w:tblBorders>
+          <w:top w:val="nil"/>
+          <w:left w:val="nil"/>
+          <w:bottom w:val="nil"/>
+          <w:right w:val="nil"/>
+          <w:insideH w:val="nil"/>
+          <w:insideV w:val="nil"/>
+        </w:tblBorders>
+      </w:tblPr>
+      <w:tblGrid>
+        <w:gridCol w:w="3832"/>
+        <w:gridCol w:w="1415"/>
+        <w:gridCol w:w="1531"/>
+        <w:gridCol w:w="1260"/>
+        <w:gridCol w:w="1033"/>
+      </w:tblGrid>
+      <w:tr>
+        <w:trPr>
+          <w:tblHeader w:val="on"/>
+          <w:cantSplit/>
+        </w:trPr>
+        <w:tc>
+          <w:tcPr>
+            <w:tcW w:type="dxa" w:w="3832"/>
+            <w:tcBorders>
+              <w:top w:val="single" w:sz="8" w:color="000000"/>
+              <w:left w:val="nil"/>
+              <w:bottom w:val="single" w:sz="6" w:color="000000"/>
+              <w:right w:val="nil"/>
+            </w:tcBorders>
+          </w:tcPr>
+          <w:p>
+            <w:pPr>
+              <w:pStyle w:val="Compact"/>
+              <w:keepNext/>
+              <w:spacing w:line="240" w:lineRule="auto" w:after="0"/>
+              <w:ind w:firstLine="0"/>
+              <w:jc w:val="center"/>
+            </w:pPr>
+            <w:r>
+              <w:rPr>
+                <w:rFonts w:ascii="Arial" w:hAnsi="Arial"/>
+                <w:b w:val="0"/>
+                <w:sz w:val="20"/>
+              </w:rPr>
+              <w:t xml:space="preserve">Recorte</w:t>
+            </w:r>
+          </w:p>
+        </w:tc>
+        <w:tc>
+          <w:tcPr>
+            <w:tcW w:type="dxa" w:w="1415"/>
+            <w:tcBorders>
+              <w:top w:val="single" w:sz="8" w:color="000000"/>
+              <w:left w:val="nil"/>
+              <w:bottom w:val="single" w:sz="6" w:color="000000"/>
+              <w:right w:val="nil"/>
+            </w:tcBorders>
+          </w:tcPr>
+          <w:p>
+            <w:pPr>
+              <w:pStyle w:val="Compact"/>
+              <w:keepNext/>
+              <w:spacing w:line="240" w:lineRule="auto" w:after="0"/>
+              <w:ind w:firstLine="0"/>
+              <w:jc w:val="center"/>
+            </w:pPr>
+            <w:r>
+              <w:rPr>
+                <w:rFonts w:ascii="Arial" w:hAnsi="Arial"/>
+                <w:b w:val="0"/>
+                <w:sz w:val="20"/>
+              </w:rPr>
+              <w:t xml:space="preserve">Penalidade salarial (%)</w:t>
+            </w:r>
+          </w:p>
+        </w:tc>
+        <w:tc>
+          <w:tcPr>
+            <w:tcW w:type="dxa" w:w="1531"/>
+            <w:tcBorders>
+              <w:top w:val="single" w:sz="8" w:color="000000"/>
+              <w:left w:val="nil"/>
+              <w:bottom w:val="single" w:sz="6" w:color="000000"/>
+              <w:right w:val="nil"/>
+            </w:tcBorders>
+          </w:tcPr>
+          <w:p>
+            <w:pPr>
+              <w:pStyle w:val="Compact"/>
+              <w:keepNext/>
+              <w:spacing w:line="240" w:lineRule="auto" w:after="0"/>
+              <w:ind w:firstLine="0"/>
+              <w:jc w:val="center"/>
+            </w:pPr>
+            <w:r>
+              <w:rPr>
+                <w:rFonts w:ascii="Arial" w:hAnsi="Arial"/>
+                <w:b w:val="0"/>
+                <w:sz w:val="20"/>
+              </w:rPr>
+              <w:t xml:space="preserve">OR cargo qualificado</w:t>
+            </w:r>
+          </w:p>
+        </w:tc>
+        <w:tc>
+          <w:tcPr>
+            <w:tcW w:type="dxa" w:w="1260"/>
+            <w:tcBorders>
+              <w:top w:val="single" w:sz="8" w:color="000000"/>
+              <w:left w:val="nil"/>
+              <w:bottom w:val="single" w:sz="6" w:color="000000"/>
+              <w:right w:val="nil"/>
+            </w:tcBorders>
+          </w:tcPr>
+          <w:p>
+            <w:pPr>
+              <w:pStyle w:val="Compact"/>
+              <w:keepNext/>
+              <w:spacing w:line="240" w:lineRule="auto" w:after="0"/>
+              <w:ind w:firstLine="0"/>
+              <w:jc w:val="center"/>
+            </w:pPr>
+            <w:r>
+              <w:rPr>
+                <w:rFonts w:ascii="Arial" w:hAnsi="Arial"/>
+                <w:b w:val="0"/>
+                <w:sz w:val="20"/>
+              </w:rPr>
+              <w:t xml:space="preserve">OR top 10%</w:t>
+            </w:r>
+          </w:p>
+        </w:tc>
+        <w:tc>
+          <w:tcPr>
+            <w:tcW w:type="dxa" w:w="1033"/>
+            <w:tcBorders>
+              <w:top w:val="single" w:sz="8" w:color="000000"/>
+              <w:left w:val="nil"/>
+              <w:bottom w:val="single" w:sz="6" w:color="000000"/>
+              <w:right w:val="nil"/>
+            </w:tcBorders>
+          </w:tcPr>
+          <w:p>
+            <w:pPr>
+              <w:pStyle w:val="Compact"/>
+              <w:keepNext/>
+              <w:spacing w:line="240" w:lineRule="auto" w:after="0"/>
+              <w:ind w:firstLine="0"/>
+              <w:jc w:val="center"/>
+            </w:pPr>
+            <w:r>
+              <w:rPr>
+                <w:rFonts w:ascii="Arial" w:hAnsi="Arial"/>
+                <w:b w:val="0"/>
+                <w:sz w:val="20"/>
+              </w:rPr>
+              <w:t xml:space="preserve">Preço (%)</w:t>
+            </w:r>
+          </w:p>
+        </w:tc>
+      </w:tr>
+      <w:tr>
+        <w:trPr>
+          <w:cantSplit/>
+        </w:trPr>
+        <w:tc>
+          <w:tcPr>
+            <w:tcW w:type="dxa" w:w="3832"/>
+          </w:tcPr>
+          <w:p>
+            <w:pPr>
+              <w:pStyle w:val="Compact"/>
+              <w:keepNext/>
+              <w:spacing w:line="240" w:lineRule="auto" w:after="0"/>
+              <w:ind w:firstLine="0"/>
+              <w:jc w:val="left"/>
+            </w:pPr>
+            <w:r>
+              <w:rPr>
+                <w:rFonts w:ascii="Arial" w:hAnsi="Arial"/>
+                <w:b w:val="0"/>
+                <w:sz w:val="20"/>
+              </w:rPr>
+              <w:t xml:space="preserve">Negro (categoria do trabalho)</w:t>
+            </w:r>
+          </w:p>
+        </w:tc>
+        <w:tc>
+          <w:tcPr>
+            <w:tcW w:type="dxa" w:w="1415"/>
+          </w:tcPr>
+          <w:p>
+            <w:pPr>
+              <w:pStyle w:val="Compact"/>
+              <w:keepNext/>
+              <w:spacing w:line="240" w:lineRule="auto" w:after="0"/>
+              <w:ind w:firstLine="0"/>
+              <w:jc w:val="right"/>
+            </w:pPr>
+            <w:r>
+              <w:rPr>
+                <w:rFonts w:ascii="Arial" w:hAnsi="Arial"/>
+                <w:b w:val="0"/>
+                <w:sz w:val="20"/>
+              </w:rPr>
+              <w:t xml:space="preserve">6,1</w:t>
+            </w:r>
+          </w:p>
+        </w:tc>
+        <w:tc>
+          <w:tcPr>
+            <w:tcW w:type="dxa" w:w="1531"/>
+          </w:tcPr>
+          <w:p>
+            <w:pPr>
+              <w:pStyle w:val="Compact"/>
+              <w:keepNext/>
+              <w:spacing w:line="240" w:lineRule="auto" w:after="0"/>
+              <w:ind w:firstLine="0"/>
+              <w:jc w:val="right"/>
+            </w:pPr>
+            <w:r>
+              <w:rPr>
+                <w:rFonts w:ascii="Arial" w:hAnsi="Arial"/>
+                <w:b w:val="0"/>
+                <w:sz w:val="20"/>
+              </w:rPr>
+              <w:t xml:space="preserve">0,814</w:t>
+            </w:r>
+          </w:p>
+        </w:tc>
+        <w:tc>
+          <w:tcPr>
+            <w:tcW w:type="dxa" w:w="1260"/>
+          </w:tcPr>
+          <w:p>
+            <w:pPr>
+              <w:pStyle w:val="Compact"/>
+              <w:keepNext/>
+              <w:spacing w:line="240" w:lineRule="auto" w:after="0"/>
+              <w:ind w:firstLine="0"/>
+              <w:jc w:val="right"/>
+            </w:pPr>
+            <w:r>
+              <w:rPr>
+                <w:rFonts w:ascii="Arial" w:hAnsi="Arial"/>
+                <w:b w:val="0"/>
+                <w:sz w:val="20"/>
+              </w:rPr>
+              <w:t xml:space="preserve">0,761</w:t>
+            </w:r>
+          </w:p>
+        </w:tc>
+        <w:tc>
+          <w:tcPr>
+            <w:tcW w:type="dxa" w:w="1033"/>
+          </w:tcPr>
+          <w:p>
+            <w:pPr>
+              <w:pStyle w:val="Compact"/>
+              <w:keepNext/>
+              <w:spacing w:line="240" w:lineRule="auto" w:after="0"/>
+              <w:ind w:firstLine="0"/>
+              <w:jc w:val="right"/>
+            </w:pPr>
+            <w:r>
+              <w:rPr>
+                <w:rFonts w:ascii="Arial" w:hAnsi="Arial"/>
+                <w:b w:val="0"/>
+                <w:sz w:val="20"/>
+              </w:rPr>
+              <w:t xml:space="preserve">17,9</w:t>
+            </w:r>
+          </w:p>
+        </w:tc>
+      </w:tr>
+      <w:tr>
+        <w:trPr>
+          <w:cantSplit/>
+        </w:trPr>
+        <w:tc>
+          <w:tcPr>
+            <w:tcW w:type="dxa" w:w="3832"/>
+          </w:tcPr>
+          <w:p>
+            <w:pPr>
+              <w:pStyle w:val="Compact"/>
+              <w:keepNext/>
+              <w:spacing w:line="240" w:lineRule="auto" w:after="0"/>
+              <w:ind w:firstLine="0"/>
+              <w:jc w:val="left"/>
+            </w:pPr>
+            <w:r>
+              <w:rPr>
+                <w:rFonts w:ascii="Arial" w:hAnsi="Arial"/>
+                <w:b w:val="0"/>
+                <w:sz w:val="20"/>
+              </w:rPr>
+              <w:t xml:space="preserve">Pardo</w:t>
+            </w:r>
+          </w:p>
+        </w:tc>
+        <w:tc>
+          <w:tcPr>
+            <w:tcW w:type="dxa" w:w="1415"/>
+          </w:tcPr>
+          <w:p>
+            <w:pPr>
+              <w:pStyle w:val="Compact"/>
+              <w:keepNext/>
+              <w:spacing w:line="240" w:lineRule="auto" w:after="0"/>
+              <w:ind w:firstLine="0"/>
+              <w:jc w:val="right"/>
+            </w:pPr>
+            <w:r>
+              <w:rPr>
+                <w:rFonts w:ascii="Arial" w:hAnsi="Arial"/>
+                <w:b w:val="0"/>
+                <w:sz w:val="20"/>
+              </w:rPr>
+              <w:t xml:space="preserve">5,8</w:t>
+            </w:r>
+          </w:p>
+        </w:tc>
+        <w:tc>
+          <w:tcPr>
+            <w:tcW w:type="dxa" w:w="1531"/>
+          </w:tcPr>
+          <w:p>
+            <w:pPr>
+              <w:pStyle w:val="Compact"/>
+              <w:keepNext/>
+              <w:spacing w:line="240" w:lineRule="auto" w:after="0"/>
+              <w:ind w:firstLine="0"/>
+              <w:jc w:val="right"/>
+            </w:pPr>
+            <w:r>
+              <w:rPr>
+                <w:rFonts w:ascii="Arial" w:hAnsi="Arial"/>
+                <w:b w:val="0"/>
+                <w:sz w:val="20"/>
+              </w:rPr>
+              <w:t xml:space="preserve">0,820</w:t>
+            </w:r>
+          </w:p>
+        </w:tc>
+        <w:tc>
+          <w:tcPr>
+            <w:tcW w:type="dxa" w:w="1260"/>
+          </w:tcPr>
+          <w:p>
+            <w:pPr>
+              <w:pStyle w:val="Compact"/>
+              <w:keepNext/>
+              <w:spacing w:line="240" w:lineRule="auto" w:after="0"/>
+              <w:ind w:firstLine="0"/>
+              <w:jc w:val="right"/>
+            </w:pPr>
+            <w:r>
+              <w:rPr>
+                <w:rFonts w:ascii="Arial" w:hAnsi="Arial"/>
+                <w:b w:val="0"/>
+                <w:sz w:val="20"/>
+              </w:rPr>
+              <w:t xml:space="preserve">0,768</w:t>
+            </w:r>
+          </w:p>
+        </w:tc>
+        <w:tc>
+          <w:tcPr>
+            <w:tcW w:type="dxa" w:w="1033"/>
+          </w:tcPr>
+          <w:p>
+            <w:pPr>
+              <w:pStyle w:val="Compact"/>
+              <w:keepNext/>
+              <w:spacing w:line="240" w:lineRule="auto" w:after="0"/>
+              <w:ind w:firstLine="0"/>
+              <w:jc w:val="right"/>
+            </w:pPr>
+            <w:r>
+              <w:rPr>
+                <w:rFonts w:ascii="Arial" w:hAnsi="Arial"/>
+                <w:b w:val="0"/>
+                <w:sz w:val="20"/>
+              </w:rPr>
+              <w:t xml:space="preserve">17,5</w:t>
+            </w:r>
+          </w:p>
+        </w:tc>
+      </w:tr>
+      <w:tr>
+        <w:trPr>
+          <w:cantSplit/>
+        </w:trPr>
+        <w:tc>
+          <w:tcPr>
+            <w:tcW w:type="dxa" w:w="3832"/>
+          </w:tcPr>
+          <w:p>
+            <w:pPr>
+              <w:pStyle w:val="Compact"/>
+              <w:keepNext/>
+              <w:spacing w:line="240" w:lineRule="auto" w:after="0"/>
+              <w:ind w:firstLine="0"/>
+              <w:jc w:val="left"/>
+            </w:pPr>
+            <w:r>
+              <w:rPr>
+                <w:rFonts w:ascii="Arial" w:hAnsi="Arial"/>
+                <w:b w:val="0"/>
+                <w:sz w:val="20"/>
+              </w:rPr>
+              <w:t xml:space="preserve">Preto</w:t>
+            </w:r>
+          </w:p>
+        </w:tc>
+        <w:tc>
+          <w:tcPr>
+            <w:tcW w:type="dxa" w:w="1415"/>
+          </w:tcPr>
+          <w:p>
+            <w:pPr>
+              <w:pStyle w:val="Compact"/>
+              <w:keepNext/>
+              <w:spacing w:line="240" w:lineRule="auto" w:after="0"/>
+              <w:ind w:firstLine="0"/>
+              <w:jc w:val="right"/>
+            </w:pPr>
+            <w:r>
+              <w:rPr>
+                <w:rFonts w:ascii="Arial" w:hAnsi="Arial"/>
+                <w:b w:val="0"/>
+                <w:sz w:val="20"/>
+              </w:rPr>
+              <w:t xml:space="preserve">7,4</w:t>
+            </w:r>
+          </w:p>
+        </w:tc>
+        <w:tc>
+          <w:tcPr>
+            <w:tcW w:type="dxa" w:w="1531"/>
+          </w:tcPr>
+          <w:p>
+            <w:pPr>
+              <w:pStyle w:val="Compact"/>
+              <w:keepNext/>
+              <w:spacing w:line="240" w:lineRule="auto" w:after="0"/>
+              <w:ind w:firstLine="0"/>
+              <w:jc w:val="right"/>
+            </w:pPr>
+            <w:r>
+              <w:rPr>
+                <w:rFonts w:ascii="Arial" w:hAnsi="Arial"/>
+                <w:b w:val="0"/>
+                <w:sz w:val="20"/>
+              </w:rPr>
+              <w:t xml:space="preserve">0,785</w:t>
+            </w:r>
+          </w:p>
+        </w:tc>
+        <w:tc>
+          <w:tcPr>
+            <w:tcW w:type="dxa" w:w="1260"/>
+          </w:tcPr>
+          <w:p>
+            <w:pPr>
+              <w:pStyle w:val="Compact"/>
+              <w:keepNext/>
+              <w:spacing w:line="240" w:lineRule="auto" w:after="0"/>
+              <w:ind w:firstLine="0"/>
+              <w:jc w:val="right"/>
+            </w:pPr>
+            <w:r>
+              <w:rPr>
+                <w:rFonts w:ascii="Arial" w:hAnsi="Arial"/>
+                <w:b w:val="0"/>
+                <w:sz w:val="20"/>
+              </w:rPr>
+              <w:t xml:space="preserve">0,725</w:t>
+            </w:r>
+          </w:p>
+        </w:tc>
+        <w:tc>
+          <w:tcPr>
+            <w:tcW w:type="dxa" w:w="1033"/>
+          </w:tcPr>
+          <w:p>
+            <w:pPr>
+              <w:pStyle w:val="Compact"/>
+              <w:keepNext/>
+              <w:spacing w:line="240" w:lineRule="auto" w:after="0"/>
+              <w:ind w:firstLine="0"/>
+              <w:jc w:val="right"/>
+            </w:pPr>
+            <w:r>
+              <w:rPr>
+                <w:rFonts w:ascii="Arial" w:hAnsi="Arial"/>
+                <w:b w:val="0"/>
+                <w:sz w:val="20"/>
+              </w:rPr>
+              <w:t xml:space="preserve">20,0</w:t>
+            </w:r>
+          </w:p>
+        </w:tc>
+      </w:tr>
+      <w:tr>
+        <w:trPr>
+          <w:cantSplit/>
+        </w:trPr>
+        <w:tc>
+          <w:tcPr>
+            <w:tcW w:type="dxa" w:w="3832"/>
+          </w:tcPr>
+          <w:p>
+            <w:pPr>
+              <w:pStyle w:val="Compact"/>
+              <w:keepNext/>
+              <w:spacing w:line="240" w:lineRule="auto" w:after="0"/>
+              <w:ind w:firstLine="0"/>
+              <w:jc w:val="left"/>
+            </w:pPr>
+            <w:r>
+              <w:rPr>
+                <w:rFonts w:ascii="Arial" w:hAnsi="Arial"/>
+                <w:b w:val="0"/>
+                <w:sz w:val="20"/>
+              </w:rPr>
+              <w:t xml:space="preserve">Setor privado</w:t>
+            </w:r>
+          </w:p>
+        </w:tc>
+        <w:tc>
+          <w:tcPr>
+            <w:tcW w:type="dxa" w:w="1415"/>
+          </w:tcPr>
+          <w:p>
+            <w:pPr>
+              <w:pStyle w:val="Compact"/>
+              <w:keepNext/>
+              <w:spacing w:line="240" w:lineRule="auto" w:after="0"/>
+              <w:ind w:firstLine="0"/>
+              <w:jc w:val="right"/>
+            </w:pPr>
+            <w:r>
+              <w:rPr>
+                <w:rFonts w:ascii="Arial" w:hAnsi="Arial"/>
+                <w:b w:val="0"/>
+                <w:sz w:val="20"/>
+              </w:rPr>
+              <w:t xml:space="preserve">7,2</w:t>
+            </w:r>
+          </w:p>
+        </w:tc>
+        <w:tc>
+          <w:tcPr>
+            <w:tcW w:type="dxa" w:w="1531"/>
+          </w:tcPr>
+          <w:p>
+            <w:pPr>
+              <w:pStyle w:val="Compact"/>
+              <w:keepNext/>
+              <w:spacing w:line="240" w:lineRule="auto" w:after="0"/>
+              <w:ind w:firstLine="0"/>
+              <w:jc w:val="right"/>
+            </w:pPr>
+            <w:r>
+              <w:rPr>
+                <w:rFonts w:ascii="Arial" w:hAnsi="Arial"/>
+                <w:b w:val="0"/>
+                <w:sz w:val="20"/>
+              </w:rPr>
+              <w:t xml:space="preserve">0,783</w:t>
+            </w:r>
+          </w:p>
+        </w:tc>
+        <w:tc>
+          <w:tcPr>
+            <w:tcW w:type="dxa" w:w="1260"/>
+          </w:tcPr>
+          <w:p>
+            <w:pPr>
+              <w:pStyle w:val="Compact"/>
+              <w:keepNext/>
+              <w:spacing w:line="240" w:lineRule="auto" w:after="0"/>
+              <w:ind w:firstLine="0"/>
+              <w:jc w:val="right"/>
+            </w:pPr>
+            <w:r>
+              <w:rPr>
+                <w:rFonts w:ascii="Arial" w:hAnsi="Arial"/>
+                <w:b w:val="0"/>
+                <w:sz w:val="20"/>
+              </w:rPr>
+              <w:t xml:space="preserve">0,685</w:t>
+            </w:r>
+          </w:p>
+        </w:tc>
+        <w:tc>
+          <w:tcPr>
+            <w:tcW w:type="dxa" w:w="1033"/>
+          </w:tcPr>
+          <w:p>
+            <w:pPr>
+              <w:pStyle w:val="Compact"/>
+              <w:keepNext/>
+              <w:spacing w:line="240" w:lineRule="auto" w:after="0"/>
+              <w:ind w:firstLine="0"/>
+              <w:jc w:val="left"/>
+            </w:pPr>
+            <w:r>
+              <w:rPr>
+                <w:rFonts w:ascii="Arial" w:hAnsi="Arial"/>
+                <w:b w:val="0"/>
+                <w:sz w:val="20"/>
+              </w:rPr>
+              <w:t xml:space="preserve">—</w:t>
+            </w:r>
+          </w:p>
+        </w:tc>
+      </w:tr>
+      <w:tr>
+        <w:trPr>
+          <w:cantSplit/>
+        </w:trPr>
+        <w:tc>
+          <w:tcPr>
+            <w:tcW w:type="dxa" w:w="3832"/>
+          </w:tcPr>
+          <w:p>
+            <w:pPr>
+              <w:pStyle w:val="Compact"/>
+              <w:keepNext/>
+              <w:spacing w:line="240" w:lineRule="auto" w:after="0"/>
+              <w:ind w:firstLine="0"/>
+              <w:jc w:val="left"/>
+            </w:pPr>
+            <w:r>
+              <w:rPr>
+                <w:rFonts w:ascii="Arial" w:hAnsi="Arial"/>
+                <w:b w:val="0"/>
+                <w:sz w:val="20"/>
+              </w:rPr>
+              <w:t xml:space="preserve">Setor público</w:t>
+            </w:r>
+          </w:p>
+        </w:tc>
+        <w:tc>
+          <w:tcPr>
+            <w:tcW w:type="dxa" w:w="1415"/>
+          </w:tcPr>
+          <w:p>
+            <w:pPr>
+              <w:pStyle w:val="Compact"/>
+              <w:keepNext/>
+              <w:spacing w:line="240" w:lineRule="auto" w:after="0"/>
+              <w:ind w:firstLine="0"/>
+              <w:jc w:val="right"/>
+            </w:pPr>
+            <w:r>
+              <w:rPr>
+                <w:rFonts w:ascii="Arial" w:hAnsi="Arial"/>
+                <w:b w:val="0"/>
+                <w:sz w:val="20"/>
+              </w:rPr>
+              <w:t xml:space="preserve">4,6</w:t>
+            </w:r>
+          </w:p>
+        </w:tc>
+        <w:tc>
+          <w:tcPr>
+            <w:tcW w:type="dxa" w:w="1531"/>
+          </w:tcPr>
+          <w:p>
+            <w:pPr>
+              <w:pStyle w:val="Compact"/>
+              <w:keepNext/>
+              <w:spacing w:line="240" w:lineRule="auto" w:after="0"/>
+              <w:ind w:firstLine="0"/>
+              <w:jc w:val="right"/>
+            </w:pPr>
+            <w:r>
+              <w:rPr>
+                <w:rFonts w:ascii="Arial" w:hAnsi="Arial"/>
+                <w:b w:val="0"/>
+                <w:sz w:val="20"/>
+              </w:rPr>
+              <w:t xml:space="preserve">0,786</w:t>
+            </w:r>
+          </w:p>
+        </w:tc>
+        <w:tc>
+          <w:tcPr>
+            <w:tcW w:type="dxa" w:w="1260"/>
+          </w:tcPr>
+          <w:p>
+            <w:pPr>
+              <w:pStyle w:val="Compact"/>
+              <w:keepNext/>
+              <w:spacing w:line="240" w:lineRule="auto" w:after="0"/>
+              <w:ind w:firstLine="0"/>
+              <w:jc w:val="right"/>
+            </w:pPr>
+            <w:r>
+              <w:rPr>
+                <w:rFonts w:ascii="Arial" w:hAnsi="Arial"/>
+                <w:b w:val="0"/>
+                <w:sz w:val="20"/>
+              </w:rPr>
+              <w:t xml:space="preserve">0,843</w:t>
+            </w:r>
+          </w:p>
+        </w:tc>
+        <w:tc>
+          <w:tcPr>
+            <w:tcW w:type="dxa" w:w="1033"/>
+          </w:tcPr>
+          <w:p>
+            <w:pPr>
+              <w:pStyle w:val="Compact"/>
+              <w:keepNext/>
+              <w:spacing w:line="240" w:lineRule="auto" w:after="0"/>
+              <w:ind w:firstLine="0"/>
+              <w:jc w:val="left"/>
+            </w:pPr>
+            <w:r>
+              <w:rPr>
+                <w:rFonts w:ascii="Arial" w:hAnsi="Arial"/>
+                <w:b w:val="0"/>
+                <w:sz w:val="20"/>
+              </w:rPr>
+              <w:t xml:space="preserve">—</w:t>
+            </w:r>
+          </w:p>
+        </w:tc>
+      </w:tr>
+      <w:tr>
+        <w:trPr>
+          <w:cantSplit/>
+        </w:trPr>
+        <w:tc>
+          <w:tcPr>
+            <w:tcW w:type="dxa" w:w="3832"/>
+          </w:tcPr>
+          <w:p>
+            <w:pPr>
+              <w:pStyle w:val="Compact"/>
+              <w:keepNext/>
+              <w:spacing w:line="240" w:lineRule="auto" w:after="0"/>
+              <w:ind w:firstLine="0"/>
+              <w:jc w:val="left"/>
+            </w:pPr>
+            <w:r>
+              <w:rPr>
+                <w:rFonts w:ascii="Arial" w:hAnsi="Arial"/>
+                <w:b w:val="0"/>
+                <w:sz w:val="20"/>
+              </w:rPr>
+              <w:t xml:space="preserve">Idade 14–29 anos</w:t>
+            </w:r>
+          </w:p>
+        </w:tc>
+        <w:tc>
+          <w:tcPr>
+            <w:tcW w:type="dxa" w:w="1415"/>
+          </w:tcPr>
+          <w:p>
+            <w:pPr>
+              <w:pStyle w:val="Compact"/>
+              <w:keepNext/>
+              <w:spacing w:line="240" w:lineRule="auto" w:after="0"/>
+              <w:ind w:firstLine="0"/>
+              <w:jc w:val="right"/>
+            </w:pPr>
+            <w:r>
+              <w:rPr>
+                <w:rFonts w:ascii="Arial" w:hAnsi="Arial"/>
+                <w:b w:val="0"/>
+                <w:sz w:val="20"/>
+              </w:rPr>
+              <w:t xml:space="preserve">1,7</w:t>
+            </w:r>
+          </w:p>
+        </w:tc>
+        <w:tc>
+          <w:tcPr>
+            <w:tcW w:type="dxa" w:w="1531"/>
+          </w:tcPr>
+          <w:p>
+            <w:pPr>
+              <w:pStyle w:val="Compact"/>
+              <w:keepNext/>
+              <w:spacing w:line="240" w:lineRule="auto" w:after="0"/>
+              <w:ind w:firstLine="0"/>
+              <w:jc w:val="left"/>
+            </w:pPr>
+            <w:r>
+              <w:rPr>
+                <w:rFonts w:ascii="Arial" w:hAnsi="Arial"/>
+                <w:b w:val="0"/>
+                <w:sz w:val="20"/>
+              </w:rPr>
+              <w:t xml:space="preserve">—</w:t>
+            </w:r>
+          </w:p>
+        </w:tc>
+        <w:tc>
+          <w:tcPr>
+            <w:tcW w:type="dxa" w:w="1260"/>
+          </w:tcPr>
+          <w:p>
+            <w:pPr>
+              <w:pStyle w:val="Compact"/>
+              <w:keepNext/>
+              <w:spacing w:line="240" w:lineRule="auto" w:after="0"/>
+              <w:ind w:firstLine="0"/>
+              <w:jc w:val="left"/>
+            </w:pPr>
+            <w:r>
+              <w:rPr>
+                <w:rFonts w:ascii="Arial" w:hAnsi="Arial"/>
+                <w:b w:val="0"/>
+                <w:sz w:val="20"/>
+              </w:rPr>
+              <w:t xml:space="preserve">—</w:t>
+            </w:r>
+          </w:p>
+        </w:tc>
+        <w:tc>
+          <w:tcPr>
+            <w:tcW w:type="dxa" w:w="1033"/>
+          </w:tcPr>
+          <w:p>
+            <w:pPr>
+              <w:pStyle w:val="Compact"/>
+              <w:keepNext/>
+              <w:spacing w:line="240" w:lineRule="auto" w:after="0"/>
+              <w:ind w:firstLine="0"/>
+              <w:jc w:val="left"/>
+            </w:pPr>
+            <w:r>
+              <w:rPr>
+                <w:rFonts w:ascii="Arial" w:hAnsi="Arial"/>
+                <w:b w:val="0"/>
+                <w:sz w:val="20"/>
+              </w:rPr>
+              <w:t xml:space="preserve">—</w:t>
+            </w:r>
+          </w:p>
+        </w:tc>
+      </w:tr>
+      <w:tr>
+        <w:trPr>
+          <w:cantSplit/>
+        </w:trPr>
+        <w:tc>
+          <w:tcPr>
+            <w:tcW w:type="dxa" w:w="3832"/>
+          </w:tcPr>
+          <w:p>
+            <w:pPr>
+              <w:pStyle w:val="Compact"/>
+              <w:keepNext/>
+              <w:spacing w:line="240" w:lineRule="auto" w:after="0"/>
+              <w:ind w:firstLine="0"/>
+              <w:jc w:val="left"/>
+            </w:pPr>
+            <w:r>
+              <w:rPr>
+                <w:rFonts w:ascii="Arial" w:hAnsi="Arial"/>
+                <w:b w:val="0"/>
+                <w:sz w:val="20"/>
+              </w:rPr>
+              <w:t xml:space="preserve">Idade 30–39 anos</w:t>
+            </w:r>
+          </w:p>
+        </w:tc>
+        <w:tc>
+          <w:tcPr>
+            <w:tcW w:type="dxa" w:w="1415"/>
+          </w:tcPr>
+          <w:p>
+            <w:pPr>
+              <w:pStyle w:val="Compact"/>
+              <w:keepNext/>
+              <w:spacing w:line="240" w:lineRule="auto" w:after="0"/>
+              <w:ind w:firstLine="0"/>
+              <w:jc w:val="right"/>
+            </w:pPr>
+            <w:r>
+              <w:rPr>
+                <w:rFonts w:ascii="Arial" w:hAnsi="Arial"/>
+                <w:b w:val="0"/>
+                <w:sz w:val="20"/>
+              </w:rPr>
+              <w:t xml:space="preserve">5,8</w:t>
+            </w:r>
+          </w:p>
+        </w:tc>
+        <w:tc>
+          <w:tcPr>
+            <w:tcW w:type="dxa" w:w="1531"/>
+          </w:tcPr>
+          <w:p>
+            <w:pPr>
+              <w:pStyle w:val="Compact"/>
+              <w:keepNext/>
+              <w:spacing w:line="240" w:lineRule="auto" w:after="0"/>
+              <w:ind w:firstLine="0"/>
+              <w:jc w:val="left"/>
+            </w:pPr>
+            <w:r>
+              <w:rPr>
+                <w:rFonts w:ascii="Arial" w:hAnsi="Arial"/>
+                <w:b w:val="0"/>
+                <w:sz w:val="20"/>
+              </w:rPr>
+              <w:t xml:space="preserve">—</w:t>
+            </w:r>
+          </w:p>
+        </w:tc>
+        <w:tc>
+          <w:tcPr>
+            <w:tcW w:type="dxa" w:w="1260"/>
+          </w:tcPr>
+          <w:p>
+            <w:pPr>
+              <w:pStyle w:val="Compact"/>
+              <w:keepNext/>
+              <w:spacing w:line="240" w:lineRule="auto" w:after="0"/>
+              <w:ind w:firstLine="0"/>
+              <w:jc w:val="left"/>
+            </w:pPr>
+            <w:r>
+              <w:rPr>
+                <w:rFonts w:ascii="Arial" w:hAnsi="Arial"/>
+                <w:b w:val="0"/>
+                <w:sz w:val="20"/>
+              </w:rPr>
+              <w:t xml:space="preserve">—</w:t>
+            </w:r>
+          </w:p>
+        </w:tc>
+        <w:tc>
+          <w:tcPr>
+            <w:tcW w:type="dxa" w:w="1033"/>
+          </w:tcPr>
+          <w:p>
+            <w:pPr>
+              <w:pStyle w:val="Compact"/>
+              <w:keepNext/>
+              <w:spacing w:line="240" w:lineRule="auto" w:after="0"/>
+              <w:ind w:firstLine="0"/>
+              <w:jc w:val="left"/>
+            </w:pPr>
+            <w:r>
+              <w:rPr>
+                <w:rFonts w:ascii="Arial" w:hAnsi="Arial"/>
+                <w:b w:val="0"/>
+                <w:sz w:val="20"/>
+              </w:rPr>
+              <w:t xml:space="preserve">—</w:t>
+            </w:r>
+          </w:p>
+        </w:tc>
+      </w:tr>
+      <w:tr>
+        <w:trPr>
+          <w:cantSplit/>
+        </w:trPr>
+        <w:tc>
+          <w:tcPr>
+            <w:tcW w:type="dxa" w:w="3832"/>
+          </w:tcPr>
+          <w:p>
+            <w:pPr>
+              <w:pStyle w:val="Compact"/>
+              <w:keepNext/>
+              <w:spacing w:line="240" w:lineRule="auto" w:after="0"/>
+              <w:ind w:firstLine="0"/>
+              <w:jc w:val="left"/>
+            </w:pPr>
+            <w:r>
+              <w:rPr>
+                <w:rFonts w:ascii="Arial" w:hAnsi="Arial"/>
+                <w:b w:val="0"/>
+                <w:sz w:val="20"/>
+              </w:rPr>
+              <w:t xml:space="preserve">Idade 40–49 anos</w:t>
+            </w:r>
+          </w:p>
+        </w:tc>
+        <w:tc>
+          <w:tcPr>
+            <w:tcW w:type="dxa" w:w="1415"/>
+          </w:tcPr>
+          <w:p>
+            <w:pPr>
+              <w:pStyle w:val="Compact"/>
+              <w:keepNext/>
+              <w:spacing w:line="240" w:lineRule="auto" w:after="0"/>
+              <w:ind w:firstLine="0"/>
+              <w:jc w:val="right"/>
+            </w:pPr>
+            <w:r>
+              <w:rPr>
+                <w:rFonts w:ascii="Arial" w:hAnsi="Arial"/>
+                <w:b w:val="0"/>
+                <w:sz w:val="20"/>
+              </w:rPr>
+              <w:t xml:space="preserve">6,9</w:t>
+            </w:r>
+          </w:p>
+        </w:tc>
+        <w:tc>
+          <w:tcPr>
+            <w:tcW w:type="dxa" w:w="1531"/>
+          </w:tcPr>
+          <w:p>
+            <w:pPr>
+              <w:pStyle w:val="Compact"/>
+              <w:keepNext/>
+              <w:spacing w:line="240" w:lineRule="auto" w:after="0"/>
+              <w:ind w:firstLine="0"/>
+              <w:jc w:val="left"/>
+            </w:pPr>
+            <w:r>
+              <w:rPr>
+                <w:rFonts w:ascii="Arial" w:hAnsi="Arial"/>
+                <w:b w:val="0"/>
+                <w:sz w:val="20"/>
+              </w:rPr>
+              <w:t xml:space="preserve">—</w:t>
+            </w:r>
+          </w:p>
+        </w:tc>
+        <w:tc>
+          <w:tcPr>
+            <w:tcW w:type="dxa" w:w="1260"/>
+          </w:tcPr>
+          <w:p>
+            <w:pPr>
+              <w:pStyle w:val="Compact"/>
+              <w:keepNext/>
+              <w:spacing w:line="240" w:lineRule="auto" w:after="0"/>
+              <w:ind w:firstLine="0"/>
+              <w:jc w:val="left"/>
+            </w:pPr>
+            <w:r>
+              <w:rPr>
+                <w:rFonts w:ascii="Arial" w:hAnsi="Arial"/>
+                <w:b w:val="0"/>
+                <w:sz w:val="20"/>
+              </w:rPr>
+              <w:t xml:space="preserve">—</w:t>
+            </w:r>
+          </w:p>
+        </w:tc>
+        <w:tc>
+          <w:tcPr>
+            <w:tcW w:type="dxa" w:w="1033"/>
+          </w:tcPr>
+          <w:p>
+            <w:pPr>
+              <w:pStyle w:val="Compact"/>
+              <w:keepNext/>
+              <w:spacing w:line="240" w:lineRule="auto" w:after="0"/>
+              <w:ind w:firstLine="0"/>
+              <w:jc w:val="left"/>
+            </w:pPr>
+            <w:r>
+              <w:rPr>
+                <w:rFonts w:ascii="Arial" w:hAnsi="Arial"/>
+                <w:b w:val="0"/>
+                <w:sz w:val="20"/>
+              </w:rPr>
+              <w:t xml:space="preserve">—</w:t>
+            </w:r>
+          </w:p>
+        </w:tc>
+      </w:tr>
+      <w:tr>
+        <w:trPr>
+          <w:cantSplit/>
+        </w:trPr>
+        <w:tc>
+          <w:tcPr>
+            <w:tcW w:type="dxa" w:w="3832"/>
+          </w:tcPr>
+          <w:p>
+            <w:pPr>
+              <w:pStyle w:val="Compact"/>
+              <w:keepNext/>
+              <w:spacing w:line="240" w:lineRule="auto" w:after="0"/>
+              <w:ind w:firstLine="0"/>
+              <w:jc w:val="left"/>
+            </w:pPr>
+            <w:r>
+              <w:rPr>
+                <w:rFonts w:ascii="Arial" w:hAnsi="Arial"/>
+                <w:b w:val="0"/>
+                <w:sz w:val="20"/>
+              </w:rPr>
+              <w:t xml:space="preserve">Idade 50–64 anos</w:t>
+            </w:r>
+          </w:p>
+        </w:tc>
+        <w:tc>
+          <w:tcPr>
+            <w:tcW w:type="dxa" w:w="1415"/>
+          </w:tcPr>
+          <w:p>
+            <w:pPr>
+              <w:pStyle w:val="Compact"/>
+              <w:keepNext/>
+              <w:spacing w:line="240" w:lineRule="auto" w:after="0"/>
+              <w:ind w:firstLine="0"/>
+              <w:jc w:val="right"/>
+            </w:pPr>
+            <w:r>
+              <w:rPr>
+                <w:rFonts w:ascii="Arial" w:hAnsi="Arial"/>
+                <w:b w:val="0"/>
+                <w:sz w:val="20"/>
+              </w:rPr>
+              <w:t xml:space="preserve">8,8</w:t>
+            </w:r>
+          </w:p>
+        </w:tc>
+        <w:tc>
+          <w:tcPr>
+            <w:tcW w:type="dxa" w:w="1531"/>
+          </w:tcPr>
+          <w:p>
+            <w:pPr>
+              <w:pStyle w:val="Compact"/>
+              <w:keepNext/>
+              <w:spacing w:line="240" w:lineRule="auto" w:after="0"/>
+              <w:ind w:firstLine="0"/>
+              <w:jc w:val="left"/>
+            </w:pPr>
+            <w:r>
+              <w:rPr>
+                <w:rFonts w:ascii="Arial" w:hAnsi="Arial"/>
+                <w:b w:val="0"/>
+                <w:sz w:val="20"/>
+              </w:rPr>
+              <w:t xml:space="preserve">—</w:t>
+            </w:r>
+          </w:p>
+        </w:tc>
+        <w:tc>
+          <w:tcPr>
+            <w:tcW w:type="dxa" w:w="1260"/>
+          </w:tcPr>
+          <w:p>
+            <w:pPr>
+              <w:pStyle w:val="Compact"/>
+              <w:keepNext/>
+              <w:spacing w:line="240" w:lineRule="auto" w:after="0"/>
+              <w:ind w:firstLine="0"/>
+              <w:jc w:val="left"/>
+            </w:pPr>
+            <w:r>
+              <w:rPr>
+                <w:rFonts w:ascii="Arial" w:hAnsi="Arial"/>
+                <w:b w:val="0"/>
+                <w:sz w:val="20"/>
+              </w:rPr>
+              <w:t xml:space="preserve">—</w:t>
+            </w:r>
+          </w:p>
+        </w:tc>
+        <w:tc>
+          <w:tcPr>
+            <w:tcW w:type="dxa" w:w="1033"/>
+          </w:tcPr>
+          <w:p>
+            <w:pPr>
+              <w:pStyle w:val="Compact"/>
+              <w:keepNext/>
+              <w:spacing w:line="240" w:lineRule="auto" w:after="0"/>
+              <w:ind w:firstLine="0"/>
+              <w:jc w:val="left"/>
+            </w:pPr>
+            <w:r>
+              <w:rPr>
+                <w:rFonts w:ascii="Arial" w:hAnsi="Arial"/>
+                <w:b w:val="0"/>
+                <w:sz w:val="20"/>
+              </w:rPr>
+              <w:t xml:space="preserve">—</w:t>
+            </w:r>
+          </w:p>
+        </w:tc>
+      </w:tr>
+      <w:tr>
+        <w:trPr>
+          <w:cantSplit/>
+        </w:trPr>
+        <w:tc>
+          <w:tcPr>
+            <w:tcW w:type="dxa" w:w="3832"/>
+          </w:tcPr>
+          <w:p>
+            <w:pPr>
+              <w:pStyle w:val="Compact"/>
+              <w:keepNext/>
+              <w:spacing w:line="240" w:lineRule="auto" w:after="0"/>
+              <w:ind w:firstLine="0"/>
+              <w:jc w:val="left"/>
+            </w:pPr>
+            <w:r>
+              <w:rPr>
+                <w:rFonts w:ascii="Arial" w:hAnsi="Arial"/>
+                <w:b w:val="0"/>
+                <w:sz w:val="20"/>
+              </w:rPr>
+              <w:t xml:space="preserve">Idade 65 anos ou mais</w:t>
+            </w:r>
+          </w:p>
+        </w:tc>
+        <w:tc>
+          <w:tcPr>
+            <w:tcW w:type="dxa" w:w="1415"/>
+          </w:tcPr>
+          <w:p>
+            <w:pPr>
+              <w:pStyle w:val="Compact"/>
+              <w:keepNext/>
+              <w:spacing w:line="240" w:lineRule="auto" w:after="0"/>
+              <w:ind w:firstLine="0"/>
+              <w:jc w:val="right"/>
+            </w:pPr>
+            <w:r>
+              <w:rPr>
+                <w:rFonts w:ascii="Arial" w:hAnsi="Arial"/>
+                <w:b w:val="0"/>
+                <w:sz w:val="20"/>
+              </w:rPr>
+              <w:t xml:space="preserve">14,7</w:t>
+            </w:r>
+          </w:p>
+        </w:tc>
+        <w:tc>
+          <w:tcPr>
+            <w:tcW w:type="dxa" w:w="1531"/>
+          </w:tcPr>
+          <w:p>
+            <w:pPr>
+              <w:pStyle w:val="Compact"/>
+              <w:keepNext/>
+              <w:spacing w:line="240" w:lineRule="auto" w:after="0"/>
+              <w:ind w:firstLine="0"/>
+              <w:jc w:val="left"/>
+            </w:pPr>
+            <w:r>
+              <w:rPr>
+                <w:rFonts w:ascii="Arial" w:hAnsi="Arial"/>
+                <w:b w:val="0"/>
+                <w:sz w:val="20"/>
+              </w:rPr>
+              <w:t xml:space="preserve">—</w:t>
+            </w:r>
+          </w:p>
+        </w:tc>
+        <w:tc>
+          <w:tcPr>
+            <w:tcW w:type="dxa" w:w="1260"/>
+          </w:tcPr>
+          <w:p>
+            <w:pPr>
+              <w:pStyle w:val="Compact"/>
+              <w:keepNext/>
+              <w:spacing w:line="240" w:lineRule="auto" w:after="0"/>
+              <w:ind w:firstLine="0"/>
+              <w:jc w:val="left"/>
+            </w:pPr>
+            <w:r>
+              <w:rPr>
+                <w:rFonts w:ascii="Arial" w:hAnsi="Arial"/>
+                <w:b w:val="0"/>
+                <w:sz w:val="20"/>
+              </w:rPr>
+              <w:t xml:space="preserve">—</w:t>
+            </w:r>
+          </w:p>
+        </w:tc>
+        <w:tc>
+          <w:tcPr>
+            <w:tcW w:type="dxa" w:w="1033"/>
+          </w:tcPr>
+          <w:p>
+            <w:pPr>
+              <w:pStyle w:val="Compact"/>
+              <w:keepNext/>
+              <w:spacing w:line="240" w:lineRule="auto" w:after="0"/>
+              <w:ind w:firstLine="0"/>
+              <w:jc w:val="left"/>
+            </w:pPr>
+            <w:r>
+              <w:rPr>
+                <w:rFonts w:ascii="Arial" w:hAnsi="Arial"/>
+                <w:b w:val="0"/>
+                <w:sz w:val="20"/>
+              </w:rPr>
+              <w:t xml:space="preserve">—</w:t>
+            </w:r>
+          </w:p>
+        </w:tc>
+      </w:tr>
+      <w:tr>
+        <w:trPr>
+          <w:cantSplit/>
+        </w:trPr>
+        <w:tc>
+          <w:tcPr>
+            <w:tcW w:type="dxa" w:w="3832"/>
+            <w:tcBorders>
+              <w:top w:val="nil"/>
+              <w:left w:val="nil"/>
+              <w:bottom w:val="single" w:sz="8" w:color="000000"/>
+              <w:right w:val="nil"/>
+            </w:tcBorders>
+          </w:tcPr>
+          <w:p>
+            <w:pPr>
+              <w:pStyle w:val="Compact"/>
+              <w:keepNext/>
+              <w:spacing w:line="240" w:lineRule="auto" w:after="0"/>
+              <w:ind w:firstLine="0"/>
+              <w:jc w:val="left"/>
+            </w:pPr>
+            <w:r>
+              <w:rPr>
+                <w:rFonts w:ascii="Arial" w:hAnsi="Arial"/>
+                <w:b w:val="0"/>
+                <w:sz w:val="20"/>
+              </w:rPr>
+              <w:t xml:space="preserve">Top 10% dentro da UF</w:t>
+            </w:r>
+          </w:p>
+        </w:tc>
+        <w:tc>
+          <w:tcPr>
+            <w:tcW w:type="dxa" w:w="1415"/>
+            <w:tcBorders>
+              <w:top w:val="nil"/>
+              <w:left w:val="nil"/>
+              <w:bottom w:val="single" w:sz="8" w:color="000000"/>
+              <w:right w:val="nil"/>
+            </w:tcBorders>
+          </w:tcPr>
+          <w:p>
+            <w:pPr>
+              <w:pStyle w:val="Compact"/>
+              <w:keepNext/>
+              <w:spacing w:line="240" w:lineRule="auto" w:after="0"/>
+              <w:ind w:firstLine="0"/>
+              <w:jc w:val="left"/>
+            </w:pPr>
+            <w:r>
+              <w:rPr>
+                <w:rFonts w:ascii="Arial" w:hAnsi="Arial"/>
+                <w:b w:val="0"/>
+                <w:sz w:val="20"/>
+              </w:rPr>
+              <w:t xml:space="preserve">—</w:t>
+            </w:r>
+          </w:p>
+        </w:tc>
+        <w:tc>
+          <w:tcPr>
+            <w:tcW w:type="dxa" w:w="1531"/>
+            <w:tcBorders>
+              <w:top w:val="nil"/>
+              <w:left w:val="nil"/>
+              <w:bottom w:val="single" w:sz="8" w:color="000000"/>
+              <w:right w:val="nil"/>
+            </w:tcBorders>
+          </w:tcPr>
+          <w:p>
+            <w:pPr>
+              <w:pStyle w:val="Compact"/>
+              <w:keepNext/>
+              <w:spacing w:line="240" w:lineRule="auto" w:after="0"/>
+              <w:ind w:firstLine="0"/>
+              <w:jc w:val="left"/>
+            </w:pPr>
+            <w:r>
+              <w:rPr>
+                <w:rFonts w:ascii="Arial" w:hAnsi="Arial"/>
+                <w:b w:val="0"/>
+                <w:sz w:val="20"/>
+              </w:rPr>
+              <w:t xml:space="preserve">—</w:t>
+            </w:r>
+          </w:p>
+        </w:tc>
+        <w:tc>
+          <w:tcPr>
+            <w:tcW w:type="dxa" w:w="1260"/>
+            <w:tcBorders>
+              <w:top w:val="nil"/>
+              <w:left w:val="nil"/>
+              <w:bottom w:val="single" w:sz="8" w:color="000000"/>
+              <w:right w:val="nil"/>
+            </w:tcBorders>
+          </w:tcPr>
+          <w:p>
+            <w:pPr>
+              <w:pStyle w:val="Compact"/>
+              <w:keepNext/>
+              <w:spacing w:line="240" w:lineRule="auto" w:after="0"/>
+              <w:ind w:firstLine="0"/>
+              <w:jc w:val="right"/>
+            </w:pPr>
+            <w:r>
+              <w:rPr>
+                <w:rFonts w:ascii="Arial" w:hAnsi="Arial"/>
+                <w:b w:val="0"/>
+                <w:sz w:val="20"/>
+              </w:rPr>
+              <w:t xml:space="preserve">0,762</w:t>
+            </w:r>
+          </w:p>
+        </w:tc>
+        <w:tc>
+          <w:tcPr>
+            <w:tcW w:type="dxa" w:w="1033"/>
+            <w:tcBorders>
+              <w:top w:val="nil"/>
+              <w:left w:val="nil"/>
+              <w:bottom w:val="single" w:sz="8" w:color="000000"/>
+              <w:right w:val="nil"/>
+            </w:tcBorders>
+          </w:tcPr>
+          <w:p>
+            <w:pPr>
+              <w:pStyle w:val="Compact"/>
+              <w:keepNext/>
+              <w:spacing w:line="240" w:lineRule="auto" w:after="0"/>
+              <w:ind w:firstLine="0"/>
+              <w:jc w:val="left"/>
+            </w:pPr>
+            <w:r>
+              <w:rPr>
+                <w:rFonts w:ascii="Arial" w:hAnsi="Arial"/>
+                <w:b w:val="0"/>
+                <w:sz w:val="20"/>
+              </w:rPr>
+              <w:t xml:space="preserve">—</w:t>
+            </w:r>
+          </w:p>
+        </w:tc>
+      </w:tr>
+    </w:tbl>
+    <w:bookmarkEnd w:id="98"/>
+    <w:p>
+      <w:pPr>
+        <w:pStyle w:val="BodyText"/>
+        <w:keepNext/>
+        <w:spacing w:line="240" w:lineRule="auto" w:before="40" w:after="0"/>
+        <w:ind w:firstLine="0"/>
+        <w:jc w:val="both"/>
+      </w:pPr>
+      <w:r>
+        <w:rPr>
+          <w:rFonts w:ascii="Arial" w:hAnsi="Arial"/>
+          <w:sz w:val="22"/>
+        </w:rPr>
+        <w:t xml:space="preserve">Fonte: Resultados originais da pesquisa.</w:t>
+      </w:r>
+    </w:p>
+    <w:p>
+      <w:pPr>
+        <w:pStyle w:val="BodyText"/>
+        <w:spacing w:line="240" w:lineRule="auto" w:before="0" w:after="240"/>
+        <w:ind w:firstLine="0"/>
+        <w:jc w:val="both"/>
+      </w:pPr>
+      <w:r>
+        <w:rPr>
+          <w:rFonts w:ascii="Arial" w:hAnsi="Arial"/>
+          <w:sz w:val="22"/>
+        </w:rPr>
+        <w:t xml:space="preserve">Nota: OR abaixo de 1 é menor chance que a de um branco</w:t>
+      </w:r>
+      <w:r>
+        <w:rPr>
+          <w:rFonts w:ascii="Arial" w:hAnsi="Arial"/>
+          <w:sz w:val="22"/>
+        </w:rPr>
+        <w:t xml:space="preserve"> </w:t>
+      </w:r>
+      <w:r>
+        <w:rPr>
+          <w:rFonts w:ascii="Arial" w:hAnsi="Arial"/>
+          <w:sz w:val="22"/>
+        </w:rPr>
+        <w:t xml:space="preserve">comparável;</w:t>
+      </w:r>
+      <w:r>
+        <w:rPr>
+          <w:rFonts w:ascii="Arial" w:hAnsi="Arial"/>
+          <w:sz w:val="22"/>
+        </w:rPr>
+        <w:t xml:space="preserve"> </w:t>
+      </w:r>
+      <w:r>
+        <w:rPr>
+          <w:rFonts w:ascii="Arial" w:hAnsi="Arial"/>
+          <w:sz w:val="22"/>
+        </w:rPr>
+        <w:t xml:space="preserve">“Preço”</w:t>
+      </w:r>
+      <w:r>
+        <w:rPr>
+          <w:rFonts w:ascii="Arial" w:hAnsi="Arial"/>
+          <w:sz w:val="22"/>
+        </w:rPr>
+        <w:t xml:space="preserve"> </w:t>
+      </w:r>
+      <w:r>
+        <w:rPr>
+          <w:rFonts w:ascii="Arial" w:hAnsi="Arial"/>
+          <w:sz w:val="22"/>
+        </w:rPr>
+        <w:t xml:space="preserve">é a parte do gap que as características observáveis não explicam.</w:t>
+      </w:r>
+      <w:r>
+        <w:rPr>
+          <w:rFonts w:ascii="Arial" w:hAnsi="Arial"/>
+          <w:sz w:val="22"/>
+        </w:rPr>
+        <w:t xml:space="preserve"> </w:t>
+      </w:r>
+      <w:r>
+        <w:rPr>
+          <w:rFonts w:ascii="Arial" w:hAnsi="Arial"/>
+          <w:sz w:val="22"/>
+        </w:rPr>
+        <w:t xml:space="preserve">Na última linha, o topo é definido dentro de cada estado, e não pelo corte nacional.</w:t>
+      </w:r>
+    </w:p>
+    <w:p>
+      <w:pPr>
+        <w:pStyle w:val="BodyText"/>
+        <w:spacing w:line="360" w:lineRule="auto" w:after="0"/>
+        <w:ind w:firstLine="709"/>
+        <w:jc w:val="both"/>
+      </w:pPr>
+      <w:r>
+        <w:rPr>
+          <w:rFonts w:ascii="Arial" w:hAnsi="Arial"/>
+          <w:sz w:val="22"/>
+        </w:rPr>
+        <w:t xml:space="preserve">Pretos e pardos estão abaixo dos brancos em todos os recortes, o que sustenta a categoria negro como referência de política; mas a penalidade dos pretos é maior em todos eles: 7,4% contra 5,8% no salário, OR </w:t>
+      </w:r>
+      <m:oMath>
+        <m:r>
+          <m:rPr>
+            <m:sty m:val="p"/>
+          </m:rPr>
+          <m:t>=</m:t>
+        </m:r>
+        <m:r>
+          <m:t>0</m:t>
+        </m:r>
+        <m:r>
+          <m:rPr>
+            <m:sty m:val="p"/>
+          </m:rPr>
+          <m:t>,</m:t>
+        </m:r>
+        <m:r>
+          <m:t>785</m:t>
+        </m:r>
+      </m:oMath>
+      <w:r>
+        <w:rPr>
+          <w:rFonts w:ascii="Arial" w:hAnsi="Arial"/>
+          <w:sz w:val="22"/>
+        </w:rPr>
+        <w:t xml:space="preserve"> </w:t>
+      </w:r>
+      <w:r>
+        <w:rPr>
+          <w:rFonts w:ascii="Arial" w:hAnsi="Arial"/>
+          <w:sz w:val="22"/>
+        </w:rPr>
+        <w:t xml:space="preserve">contra</w:t>
+      </w:r>
+      <w:r>
+        <w:rPr>
+          <w:rFonts w:ascii="Arial" w:hAnsi="Arial"/>
+          <w:sz w:val="22"/>
+        </w:rPr>
+        <w:t xml:space="preserve"> </w:t>
+      </w:r>
+      <m:oMath>
+        <m:r>
+          <m:t>0</m:t>
+        </m:r>
+        <m:r>
+          <m:rPr>
+            <m:sty m:val="p"/>
+          </m:rPr>
+          <m:t>,</m:t>
+        </m:r>
+        <m:r>
+          <m:t>820</m:t>
+        </m:r>
+      </m:oMath>
+      <w:r>
+        <w:rPr>
+          <w:rFonts w:ascii="Arial" w:hAnsi="Arial"/>
+          <w:sz w:val="22"/>
+        </w:rPr>
+        <w:t xml:space="preserve"> </w:t>
+      </w:r>
+      <w:r>
+        <w:rPr>
+          <w:rFonts w:ascii="Arial" w:hAnsi="Arial"/>
+          <w:sz w:val="22"/>
+        </w:rPr>
+        <w:t xml:space="preserve">no acesso e</w:t>
+      </w:r>
+      <w:r>
+        <w:rPr>
+          <w:rFonts w:ascii="Arial" w:hAnsi="Arial"/>
+          <w:sz w:val="22"/>
+        </w:rPr>
+        <w:t xml:space="preserve"> </w:t>
+      </w:r>
+      <m:oMath>
+        <m:r>
+          <m:t>0</m:t>
+        </m:r>
+        <m:r>
+          <m:rPr>
+            <m:sty m:val="p"/>
+          </m:rPr>
+          <m:t>,</m:t>
+        </m:r>
+        <m:r>
+          <m:t>725</m:t>
+        </m:r>
+      </m:oMath>
+      <w:r>
+        <w:rPr>
+          <w:rFonts w:ascii="Arial" w:hAnsi="Arial"/>
+          <w:sz w:val="22"/>
+        </w:rPr>
+        <w:t xml:space="preserve"> </w:t>
+      </w:r>
+      <w:r>
+        <w:rPr>
+          <w:rFonts w:ascii="Arial" w:hAnsi="Arial"/>
+          <w:sz w:val="22"/>
+        </w:rPr>
+        <w:t xml:space="preserve">contra</w:t>
+      </w:r>
+      <w:r>
+        <w:rPr>
+          <w:rFonts w:ascii="Arial" w:hAnsi="Arial"/>
+          <w:sz w:val="22"/>
+        </w:rPr>
+        <w:t xml:space="preserve"> </w:t>
+      </w:r>
+      <m:oMath>
+        <m:r>
+          <m:t>0</m:t>
+        </m:r>
+        <m:r>
+          <m:rPr>
+            <m:sty m:val="p"/>
+          </m:rPr>
+          <m:t>,</m:t>
+        </m:r>
+        <m:r>
+          <m:t>768</m:t>
+        </m:r>
+      </m:oMath>
+      <w:r>
+        <w:rPr>
+          <w:rFonts w:ascii="Arial" w:hAnsi="Arial"/>
+          <w:sz w:val="22"/>
+        </w:rPr>
+        <w:t xml:space="preserve"> </w:t>
+      </w:r>
+      <w:r>
+        <w:rPr>
+          <w:rFonts w:ascii="Arial" w:hAnsi="Arial"/>
+          <w:sz w:val="22"/>
+        </w:rPr>
+        <w:t xml:space="preserve">no décimo mais rico (Tabela 12). A distância entre os dois grupos cresce rumo ao topo: na regressão quantílica, vai de 4,7% e 4,2% na base a 11,6% e 9,5% no q95. O preço também se distribui de outro modo: nos pardos concentra-se na base (26,9% do gap RIF no q10, 7,4% no q90); nos pretos alcança 24,8% na mediana e permanece em 11,9% no topo. O padrão é compatível com colorismo — um preço maior para a pele mais escura onde a seleção é mais visível —, sem que estes dados o identifiquem como causa.</w:t>
+      </w:r>
+    </w:p>
+    <w:p>
+      <w:pPr>
+        <w:pStyle w:val="BodyText"/>
+        <w:spacing w:line="360" w:lineRule="auto" w:after="0"/>
+        <w:ind w:firstLine="709"/>
+        <w:jc w:val="both"/>
+      </w:pPr>
+      <w:r>
+        <w:rPr>
+          <w:rFonts w:ascii="Arial" w:hAnsi="Arial"/>
+          <w:sz w:val="22"/>
+        </w:rPr>
+        <w:t xml:space="preserve">Entre pessoas comparáveis, a entrada em cargo qualificado é igualmente desigual no setor privado (OR </w:t>
+      </w:r>
+      <m:oMath>
+        <m:r>
+          <m:rPr>
+            <m:sty m:val="p"/>
+          </m:rPr>
+          <m:t>=</m:t>
+        </m:r>
+        <m:r>
+          <m:t>0</m:t>
+        </m:r>
+        <m:r>
+          <m:rPr>
+            <m:sty m:val="p"/>
+          </m:rPr>
+          <m:t>,</m:t>
+        </m:r>
+        <m:r>
+          <m:t>783</m:t>
+        </m:r>
+      </m:oMath>
+      <w:r>
+        <w:rPr>
+          <w:rFonts w:ascii="Arial" w:hAnsi="Arial"/>
+          <w:sz w:val="22"/>
+        </w:rPr>
+        <w:t xml:space="preserve">) e no público (</w:t>
+      </w:r>
+      <m:oMath>
+        <m:r>
+          <m:t>0</m:t>
+        </m:r>
+        <m:r>
+          <m:rPr>
+            <m:sty m:val="p"/>
+          </m:rPr>
+          <m:t>,</m:t>
+        </m:r>
+        <m:r>
+          <m:t>786</m:t>
+        </m:r>
+      </m:oMath>
+      <w:r>
+        <w:rPr>
+          <w:rFonts w:ascii="Arial" w:hAnsi="Arial"/>
+          <w:sz w:val="22"/>
+        </w:rPr>
+        <w:t xml:space="preserve">); a diferença entre os setores está na subida. No privado, a penalidade salarial é de 7,2% e a chance de chegar ao décimo mais rico tem OR </w:t>
+      </w:r>
+      <m:oMath>
+        <m:r>
+          <m:rPr>
+            <m:sty m:val="p"/>
+          </m:rPr>
+          <m:t>=</m:t>
+        </m:r>
+        <m:r>
+          <m:t>0</m:t>
+        </m:r>
+        <m:r>
+          <m:rPr>
+            <m:sty m:val="p"/>
+          </m:rPr>
+          <m:t>,</m:t>
+        </m:r>
+        <m:r>
+          <m:t>685</m:t>
+        </m:r>
+      </m:oMath>
+      <w:r>
+        <w:rPr>
+          <w:rFonts w:ascii="Arial" w:hAnsi="Arial"/>
+          <w:sz w:val="22"/>
+        </w:rPr>
+        <w:t xml:space="preserve">; no público, 4,6% e</w:t>
+      </w:r>
+      <w:r>
+        <w:rPr>
+          <w:rFonts w:ascii="Arial" w:hAnsi="Arial"/>
+          <w:sz w:val="22"/>
+        </w:rPr>
+        <w:t xml:space="preserve"> </w:t>
+      </w:r>
+      <m:oMath>
+        <m:r>
+          <m:t>0</m:t>
+        </m:r>
+        <m:r>
+          <m:rPr>
+            <m:sty m:val="p"/>
+          </m:rPr>
+          <m:t>,</m:t>
+        </m:r>
+        <m:r>
+          <m:t>843</m:t>
+        </m:r>
+      </m:oMath>
+      <w:r>
+        <w:rPr>
+          <w:rFonts w:ascii="Arial" w:hAnsi="Arial"/>
+          <w:sz w:val="22"/>
+        </w:rPr>
+        <w:t xml:space="preserve">. O teto de vidro não é efeito da geografia: com o topo definido dentro de cada estado, o OR é</w:t>
+      </w:r>
+      <w:r>
+        <w:rPr>
+          <w:rFonts w:ascii="Arial" w:hAnsi="Arial"/>
+          <w:sz w:val="22"/>
+        </w:rPr>
+        <w:t xml:space="preserve"> </w:t>
+      </w:r>
+      <m:oMath>
+        <m:r>
+          <m:t>0</m:t>
+        </m:r>
+        <m:r>
+          <m:rPr>
+            <m:sty m:val="p"/>
+          </m:rPr>
+          <m:t>,</m:t>
+        </m:r>
+        <m:r>
+          <m:t>762</m:t>
+        </m:r>
+      </m:oMath>
+      <w:r>
+        <w:rPr>
+          <w:rFonts w:ascii="Arial" w:hAnsi="Arial"/>
+          <w:sz w:val="22"/>
+        </w:rPr>
+        <w:t xml:space="preserve">, como no corte nacional (</w:t>
+      </w:r>
+      <m:oMath>
+        <m:r>
+          <m:t>0</m:t>
+        </m:r>
+        <m:r>
+          <m:rPr>
+            <m:sty m:val="p"/>
+          </m:rPr>
+          <m:t>,</m:t>
+        </m:r>
+        <m:r>
+          <m:t>761</m:t>
+        </m:r>
+      </m:oMath>
+      <w:r>
+        <w:rPr>
+          <w:rFonts w:ascii="Arial" w:hAnsi="Arial"/>
+          <w:sz w:val="22"/>
+        </w:rPr>
+        <w:t xml:space="preserve">).</w:t>
+      </w:r>
+    </w:p>
+    <w:p>
+      <w:pPr>
+        <w:pStyle w:val="BodyText"/>
+        <w:spacing w:line="360" w:lineRule="auto" w:after="0"/>
+        <w:ind w:firstLine="709"/>
+        <w:jc w:val="both"/>
+      </w:pPr>
+      <w:r>
+        <w:rPr>
+          <w:rFonts w:ascii="Arial" w:hAnsi="Arial"/>
+          <w:sz w:val="22"/>
+        </w:rPr>
+        <w:t xml:space="preserve">A penalidade cresce com a idade: 1,7% entre 14 e 29 anos, 8,8% entre 50 e 64 e 14,7% a partir dos 65. Dados transversais não separam as duas leituras possíveis — coorte (gerações que chegaram ao mercado depois das cotas) ou ciclo de vida (a desigualdade se acumula ao longo da carreira) —, e ambas são compatíveis com o teto de vidro.</w:t>
+      </w:r>
+    </w:p>
+    <w:bookmarkEnd w:id="99"/>
+    <w:bookmarkStart w:id="119" w:name="X2fa09b9a92b7e4ecab29a199a12e4882559d3f9"/>
+    <w:p>
+      <w:pPr>
+        <w:pStyle w:val="Ttulo2"/>
+        <w:spacing w:line="360" w:lineRule="auto" w:before="280" w:after="280"/>
+        <w:ind w:firstLine="709"/>
+        <w:jc w:val="left"/>
+      </w:pPr>
+      <w:r>
+        <w:rPr>
+          <w:rFonts w:ascii="Arial" w:hAnsi="Arial"/>
+          <w:b/>
+          <w:sz w:val="22"/>
+        </w:rPr>
+        <w:t xml:space="preserve">Modelos de Machine Learning e SHAP Values</w:t>
+      </w:r>
+    </w:p>
+    <w:p>
+      <w:pPr>
+        <w:pStyle w:val="FirstParagraph"/>
+        <w:spacing w:line="360" w:lineRule="auto" w:after="0"/>
+        <w:ind w:firstLine="709"/>
+        <w:jc w:val="both"/>
+      </w:pPr>
+      <w:r>
+        <w:rPr>
+          <w:rFonts w:ascii="Arial" w:hAnsi="Arial"/>
+          <w:sz w:val="22"/>
+        </w:rPr>
+        <w:t xml:space="preserve">Resta verificar se o padrão depende da forma funcional imposta pelos modelos.</w:t>
+      </w:r>
+      <w:r>
+        <w:rPr>
+          <w:rFonts w:ascii="Arial" w:hAnsi="Arial"/>
+          <w:sz w:val="22"/>
+        </w:rPr>
+        <w:t xml:space="preserve"> </w:t>
+      </w:r>
+      <w:bookmarkStart w:id="100" w:name="subsec:ml"/>
+      <w:bookmarkEnd w:id="100"/>
+    </w:p>
+    <w:p>
+      <w:pPr>
+        <w:pStyle w:val="BodyText"/>
+        <w:spacing w:line="360" w:lineRule="auto" w:after="0"/>
+        <w:ind w:firstLine="709"/>
+        <w:jc w:val="both"/>
+      </w:pPr>
+      <w:r>
+        <w:rPr>
+          <w:rFonts w:ascii="Arial" w:hAnsi="Arial"/>
+          <w:sz w:val="22"/>
+        </w:rPr>
+        <w:t xml:space="preserve">Todos os modelos até aqui impuseram uma forma à realidade: rendimento linear nos</w:t>
+      </w:r>
+      <w:r>
+        <w:rPr>
+          <w:rFonts w:ascii="Arial" w:hAnsi="Arial"/>
+          <w:sz w:val="22"/>
+        </w:rPr>
+        <w:t xml:space="preserve"> </w:t>
+      </w:r>
+      <w:r>
+        <w:rPr>
+          <w:rFonts w:ascii="Arial" w:hAnsi="Arial"/>
+          <w:sz w:val="22"/>
+        </w:rPr>
+        <w:t xml:space="preserve">controles, efeitos que se somam, penalidade racial constante. E se a forma estiver</w:t>
+      </w:r>
+      <w:r>
+        <w:rPr>
+          <w:rFonts w:ascii="Arial" w:hAnsi="Arial"/>
+          <w:sz w:val="22"/>
+        </w:rPr>
+        <w:t xml:space="preserve"> </w:t>
+      </w:r>
+      <w:r>
+        <w:rPr>
+          <w:rFonts w:ascii="Arial" w:hAnsi="Arial"/>
+          <w:sz w:val="22"/>
+        </w:rPr>
+        <w:t xml:space="preserve">errada — se o gap que os coeficientes mostram for, em alguma medida, artefato da</w:t>
+      </w:r>
+      <w:r>
+        <w:rPr>
+          <w:rFonts w:ascii="Arial" w:hAnsi="Arial"/>
+          <w:sz w:val="22"/>
+        </w:rPr>
+        <w:t xml:space="preserve"> </w:t>
+      </w:r>
+      <w:r>
+        <w:rPr>
+          <w:rFonts w:ascii="Arial" w:hAnsi="Arial"/>
+          <w:sz w:val="22"/>
+        </w:rPr>
+        <w:t xml:space="preserve">equação escolhida? Árvores de decisão respondem a essa objeção porque não pressupõem</w:t>
+      </w:r>
+      <w:r>
+        <w:rPr>
+          <w:rFonts w:ascii="Arial" w:hAnsi="Arial"/>
+          <w:sz w:val="22"/>
+        </w:rPr>
+        <w:t xml:space="preserve"> </w:t>
+      </w:r>
+      <w:r>
+        <w:rPr>
+          <w:rFonts w:ascii="Arial" w:hAnsi="Arial"/>
+          <w:sz w:val="22"/>
+        </w:rPr>
+        <w:t xml:space="preserve">forma nenhuma: descobrem sozinhas interações e não linearidades e, com os valores SHAP,</w:t>
+      </w:r>
+      <w:r>
+        <w:rPr>
+          <w:rFonts w:ascii="Arial" w:hAnsi="Arial"/>
+          <w:sz w:val="22"/>
+        </w:rPr>
+        <w:t xml:space="preserve"> </w:t>
+      </w:r>
+      <w:r>
+        <w:rPr>
+          <w:rFonts w:ascii="Arial" w:hAnsi="Arial"/>
+          <w:sz w:val="22"/>
+        </w:rPr>
+        <w:t xml:space="preserve">dizem quanto cada variável pesou em cada previsão. Se a raça aparecer entre os</w:t>
+      </w:r>
+      <w:r>
+        <w:rPr>
+          <w:rFonts w:ascii="Arial" w:hAnsi="Arial"/>
+          <w:sz w:val="22"/>
+        </w:rPr>
+        <w:t xml:space="preserve"> </w:t>
+      </w:r>
+      <w:r>
+        <w:rPr>
+          <w:rFonts w:ascii="Arial" w:hAnsi="Arial"/>
+          <w:sz w:val="22"/>
+        </w:rPr>
+        <w:t xml:space="preserve">preditores relevantes de um modelo que nunca foi instruído a procurá-la, o achado deixa</w:t>
+      </w:r>
+      <w:r>
+        <w:rPr>
+          <w:rFonts w:ascii="Arial" w:hAnsi="Arial"/>
+          <w:sz w:val="22"/>
+        </w:rPr>
+        <w:t xml:space="preserve"> </w:t>
+      </w:r>
+      <w:r>
+        <w:rPr>
+          <w:rFonts w:ascii="Arial" w:hAnsi="Arial"/>
+          <w:sz w:val="22"/>
+        </w:rPr>
+        <w:t xml:space="preserve">de depender da especificação. A Tabela 13 traz o desempenho dos modelos</w:t>
+      </w:r>
+      <w:r>
+        <w:rPr>
+          <w:rFonts w:ascii="Arial" w:hAnsi="Arial"/>
+          <w:sz w:val="22"/>
+        </w:rPr>
+        <w:t xml:space="preserve"> </w:t>
+      </w:r>
+      <w:r>
+        <w:rPr>
+          <w:rFonts w:ascii="Arial" w:hAnsi="Arial"/>
+          <w:sz w:val="22"/>
+        </w:rPr>
+        <w:t xml:space="preserve">sobre o conjunto de teste, separado antes de qualquer ajuste.</w:t>
+      </w:r>
+    </w:p>
+    <w:bookmarkStart w:id="101" w:name="tab:ml_perf"/>
+    <w:p>
+      <w:pPr>
+        <w:pStyle w:val="TableCaption"/>
+        <w:keepNext/>
+        <w:keepLines/>
+        <w:spacing w:line="240" w:lineRule="auto" w:before="240" w:after="40"/>
+        <w:ind w:firstLine="0"/>
+        <w:jc w:val="both"/>
+      </w:pPr>
+      <w:r>
+        <w:rPr>
+          <w:rFonts w:ascii="Arial" w:hAnsi="Arial"/>
+          <w:sz w:val="22"/>
+        </w:rPr>
+        <w:t xml:space="preserve">Tabela 13. Desempenho preditivo — Random Forest, XGBoost e XGBoost sem renda de vizinhança (robustez ao problema do reflexo).</w:t>
       </w:r>
       <w:r>
         <w:rPr>
@@ -40787,7 +43297,7 @@
         <w:tblW w:type="auto" w:w="0"/>
         <w:tblLayout w:type="fixed"/>
         <w:tblLook w:firstRow="1" w:lastRow="0" w:firstColumn="0" w:lastColumn="0" w:noHBand="0" w:noVBand="0" w:val="0020"/>
-        <w:tblCaption w:val="Tabela 12. Desempenho preditivo — Random Forest, XGBoost e XGBoost sem renda de vizinhança (robustez ao problema do reflexo). Hold-out 20% da população (N_\text{teste}\approx 1{,}54 milhão)."/>
+        <w:tblCaption w:val="Tabela 13. Desempenho preditivo — Random Forest, XGBoost e XGBoost sem renda de vizinhança (robustez ao problema do reflexo). Hold-out 20% da população (N_\text{teste}\approx 1{,}54 milhão)."/>
         <w:tblBorders>
           <w:top w:val="nil"/>
           <w:left w:val="nil"/>
@@ -41346,7 +43856,7 @@
         </w:tc>
       </w:tr>
     </w:tbl>
-    <w:bookmarkEnd w:id="99"/>
+    <w:bookmarkEnd w:id="101"/>
     <w:p>
       <w:pPr>
         <w:pStyle w:val="BodyText"/>
@@ -41375,7 +43885,7 @@
           <w:rFonts w:ascii="Arial" w:hAnsi="Arial"/>
           <w:sz w:val="22"/>
         </w:rPr>
-        <w:t xml:space="preserve">Nota: como ler a Tabela 12: R</w:t>
+        <w:t xml:space="preserve">Nota: como ler a Tabela 13: R</w:t>
       </w:r>
       <w:r>
         <w:rPr>
@@ -41679,7 +44189,7 @@
           <w:rFonts w:ascii="Arial" w:hAnsi="Arial"/>
           <w:sz w:val="22"/>
         </w:rPr>
-        <w:t xml:space="preserve">(Tabela 13). A configuração escolhida melhora o</w:t>
+        <w:t xml:space="preserve">(Tabela 14). A configuração escolhida melhora o</w:t>
       </w:r>
       <w:r>
         <w:rPr>
@@ -41742,7 +44252,7 @@
           <w:rFonts w:ascii="Arial" w:hAnsi="Arial"/>
           <w:sz w:val="22"/>
         </w:rPr>
-        <w:t xml:space="preserve">(Tabela 13).</w:t>
+        <w:t xml:space="preserve">(Tabela 14).</w:t>
       </w:r>
       <w:r>
         <w:rPr>
@@ -41751,7 +44261,7 @@
           <w:sz w:val="22"/>
           <w:vertAlign w:val="superscript"/>
         </w:rPr>
-        <w:footnoteReference w:id="100"/>
+        <w:footnoteReference w:id="102"/>
       </w:r>
       <w:r>
         <w:rPr>
@@ -41810,7 +44320,7 @@
         <w:t xml:space="preserve">estimar incerteza e mais para justificar a especificação.</w:t>
       </w:r>
     </w:p>
-    <w:bookmarkStart w:id="101" w:name="tab:ml_cv"/>
+    <w:bookmarkStart w:id="103" w:name="tab:ml_cv"/>
     <w:p>
       <w:pPr>
         <w:pStyle w:val="TableCaption"/>
@@ -41825,7 +44335,7 @@
           <w:rFonts w:ascii="Arial" w:hAnsi="Arial"/>
           <w:sz w:val="22"/>
         </w:rPr>
-        <w:t xml:space="preserve">Tabela 13. Escolha de hiperparâmetros e validação cruzada do XGBoost (Alencar, 2024)</w:t>
+        <w:t xml:space="preserve">Tabela 14. Escolha de hiperparâmetros e validação cruzada do XGBoost (Alencar, 2024)</w:t>
       </w:r>
       <w:r>
         <w:rPr>
@@ -42007,7 +44517,7 @@
         <w:tblW w:type="auto" w:w="0"/>
         <w:tblLayout w:type="fixed"/>
         <w:tblLook w:firstRow="1" w:lastRow="0" w:firstColumn="0" w:lastColumn="0" w:noHBand="0" w:noVBand="0" w:val="0020"/>
-        <w:tblCaption w:val="Tabela 13. Escolha de hiperparâmetros e validação cruzada do XGBoost (Alencar, 2024) (Géron, 2021). Painel A: seis configurações comparadas numa partição de validação dentro do treino — o conjunto de teste permanece intocado. Painel B: validação cruzada k-fold (k=5) no treino completo, com média e desvio-padrão entre folds. População completa: 6.159.418 observações de treino e 1.539.855 de teste; nenhuma amostragem."/>
+        <w:tblCaption w:val="Tabela 14. Escolha de hiperparâmetros e validação cruzada do XGBoost (Alencar, 2024) (Géron, 2021). Painel A: seis configurações comparadas numa partição de validação dentro do treino — o conjunto de teste permanece intocado. Painel B: validação cruzada k-fold (k=5) no treino completo, com média e desvio-padrão entre folds. População completa: 6.159.418 observações de treino e 1.539.855 de teste; nenhuma amostragem."/>
         <w:tblBorders>
           <w:top w:val="nil"/>
           <w:left w:val="nil"/>
@@ -43069,7 +45579,7 @@
         </w:tc>
       </w:tr>
     </w:tbl>
-    <w:bookmarkEnd w:id="101"/>
+    <w:bookmarkEnd w:id="103"/>
     <w:tbl>
       <w:tblPr>
         <w:tblStyle w:val="Table"/>
@@ -44135,7 +46645,7 @@
           <w:sz w:val="22"/>
           <w:vertAlign w:val="superscript"/>
         </w:rPr>
-        <w:footnoteReference w:id="102"/>
+        <w:footnoteReference w:id="104"/>
       </w:r>
       <w:r>
         <w:rPr>
@@ -44233,10 +46743,10 @@
           <w:rFonts w:ascii="Arial" w:hAnsi="Arial"/>
           <w:sz w:val="22"/>
         </w:rPr>
-        <w:t xml:space="preserve">risco de sobreajuste em vez de aumentá-lo. A Tabela 14 traz o ranking completo das variáveis nos dois modelos.</w:t>
+        <w:t xml:space="preserve">risco de sobreajuste em vez de aumentá-lo. A Tabela 15 traz o ranking completo das variáveis nos dois modelos.</w:t>
       </w:r>
     </w:p>
-    <w:bookmarkStart w:id="103" w:name="tab:shap_importance"/>
+    <w:bookmarkStart w:id="105" w:name="tab:shap_importance"/>
     <w:p>
       <w:pPr>
         <w:pStyle w:val="TableCaption"/>
@@ -44251,7 +46761,7 @@
           <w:rFonts w:ascii="Arial" w:hAnsi="Arial"/>
           <w:sz w:val="22"/>
         </w:rPr>
-        <w:t xml:space="preserve">Tabela 14. Importância SHAP Comparada — Random Forest e XGBoost. Predição de log-rendimento, PNAD 2016–2025 (</w:t>
+        <w:t xml:space="preserve">Tabela 15. Importância SHAP Comparada — Random Forest e XGBoost. Predição de log-rendimento, PNAD 2016–2025 (</w:t>
       </w:r>
       <m:oMath>
         <m:sSub>
@@ -44336,7 +46846,7 @@
         <w:tblW w:type="auto" w:w="0"/>
         <w:tblLayout w:type="fixed"/>
         <w:tblLook w:firstRow="1" w:lastRow="0" w:firstColumn="0" w:lastColumn="0" w:noHBand="0" w:noVBand="0" w:val="0020"/>
-        <w:tblCaption w:val="Tabela 14. Importância SHAP Comparada — Random Forest e XGBoost. Predição de log-rendimento, PNAD 2016–2025 (N_{\text{SHAP}}=50.000). Valores: |\text{SHAP}| médio. Destaque em negrito: variáveis raciais/contextuais."/>
+        <w:tblCaption w:val="Tabela 15. Importância SHAP Comparada — Random Forest e XGBoost. Predição de log-rendimento, PNAD 2016–2025 (N_{\text{SHAP}}=50.000). Valores: |\text{SHAP}| médio. Destaque em negrito: variáveis raciais/contextuais."/>
         <w:tblBorders>
           <w:top w:val="nil"/>
           <w:left w:val="nil"/>
@@ -47820,7 +50330,7 @@
         </w:tc>
       </w:tr>
     </w:tbl>
-    <w:bookmarkEnd w:id="103"/>
+    <w:bookmarkEnd w:id="105"/>
     <w:p>
       <w:pPr>
         <w:pStyle w:val="BodyText"/>
@@ -47849,7 +50359,7 @@
           <w:rFonts w:ascii="Arial" w:hAnsi="Arial"/>
           <w:sz w:val="22"/>
         </w:rPr>
-        <w:t xml:space="preserve">Nota: como ler a Tabela 14: variáveis ordenadas pela importância média (</w:t>
+        <w:t xml:space="preserve">Nota: como ler a Tabela 15: variáveis ordenadas pela importância média (</w:t>
       </w:r>
       <m:oMath>
         <m:r>
@@ -47880,7 +50390,7 @@
         <w:t xml:space="preserve">); valores maiores = maior peso na previsão da renda.</w:t>
       </w:r>
     </w:p>
-    <w:bookmarkStart w:id="107" w:name="fig:shap"/>
+    <w:bookmarkStart w:id="109" w:name="fig:shap"/>
     <w:p>
       <w:pPr>
         <w:pStyle w:val="CaptionedFigure"/>
@@ -47896,18 +50406,18 @@
           <wp:inline>
             <wp:extent cx="5292852" cy="4123315"/>
             <wp:effectExtent b="0" l="0" r="0" t="0"/>
-            <wp:docPr descr="" title="" id="105" name="Picture"/>
+            <wp:docPr descr="" title="" id="107" name="Picture"/>
             <a:graphic>
               <a:graphicData uri="http://schemas.openxmlformats.org/drawingml/2006/picture">
                 <pic:pic>
                   <pic:nvPicPr>
-                    <pic:cNvPr descr="outputs/figures/shap_beeswarm_xgb.png" id="106" name="Picture"/>
+                    <pic:cNvPr descr="outputs/figures/shap_beeswarm_xgb.png" id="108" name="Picture"/>
                     <pic:cNvPicPr>
                       <a:picLocks noChangeArrowheads="1" noChangeAspect="1"/>
                     </pic:cNvPicPr>
                   </pic:nvPicPr>
                   <pic:blipFill>
-                    <a:blip r:embed="rId104"/>
+                    <a:blip r:embed="rId106"/>
                     <a:stretch>
                       <a:fillRect/>
                     </a:stretch>
@@ -48028,7 +50538,7 @@
         <w:t xml:space="preserve">).</w:t>
       </w:r>
     </w:p>
-    <w:bookmarkEnd w:id="107"/>
+    <w:bookmarkEnd w:id="109"/>
     <w:p>
       <w:pPr>
         <w:pStyle w:val="BodyText"/>
@@ -48072,7 +50582,7 @@
           <w:rFonts w:ascii="Arial" w:hAnsi="Arial"/>
           <w:sz w:val="22"/>
         </w:rPr>
-        <w:t xml:space="preserve">A Tabela 14 mostra o</w:t>
+        <w:t xml:space="preserve">A Tabela 15 mostra o</w:t>
       </w:r>
       <w:r>
         <w:rPr>
@@ -48542,7 +51052,7 @@
           <w:sz w:val="22"/>
           <w:vertAlign w:val="superscript"/>
         </w:rPr>
-        <w:footnoteReference w:id="108"/>
+        <w:footnoteReference w:id="110"/>
       </w:r>
       <w:r>
         <w:rPr>
@@ -48695,7 +51205,7 @@
           <w:sz w:val="22"/>
           <w:vertAlign w:val="superscript"/>
         </w:rPr>
-        <w:footnoteReference w:id="109"/>
+        <w:footnoteReference w:id="111"/>
       </w:r>
       <w:r>
         <w:rPr>
@@ -48836,7 +51346,7 @@
           <w:rFonts w:ascii="Arial" w:hAnsi="Arial"/>
           <w:sz w:val="22"/>
         </w:rPr>
-        <w:t xml:space="preserve">Os dois modelos discordam quanto à raça, e a Tabela 14</w:t>
+        <w:t xml:space="preserve">Os dois modelos discordam quanto à raça, e a Tabela 15</w:t>
       </w:r>
       <w:r>
         <w:rPr>
@@ -49094,7 +51604,7 @@
         <w:t xml:space="preserve">do modelo à forma como o erro é decomposto. A Figura 10 ilustra como a previsão de dois casos individuais é composta.</w:t>
       </w:r>
     </w:p>
-    <w:bookmarkStart w:id="116" w:name="fig:shap_wf"/>
+    <w:bookmarkStart w:id="118" w:name="fig:shap_wf"/>
     <w:tbl>
       <w:tblPr>
         <w:tblStyle w:val="FigureTable"/>
@@ -49146,18 +51656,18 @@
                 <wp:inline>
                   <wp:extent cx="2819019" cy="2563340"/>
                   <wp:effectExtent b="0" l="0" r="0" t="0"/>
-                  <wp:docPr descr="image" title="" id="111" name="Picture"/>
+                  <wp:docPr descr="image" title="" id="113" name="Picture"/>
                   <a:graphic>
                     <a:graphicData uri="http://schemas.openxmlformats.org/drawingml/2006/picture">
                       <pic:pic>
                         <pic:nvPicPr>
-                          <pic:cNvPr descr="outputs/figures/shap_waterfall_A_branco_alta_renda_xgb.png" id="112" name="Picture"/>
+                          <pic:cNvPr descr="outputs/figures/shap_waterfall_A_branco_alta_renda_xgb.png" id="114" name="Picture"/>
                           <pic:cNvPicPr>
                             <a:picLocks noChangeArrowheads="1" noChangeAspect="1"/>
                           </pic:cNvPicPr>
                         </pic:nvPicPr>
                         <pic:blipFill>
-                          <a:blip r:embed="rId110"/>
+                          <a:blip r:embed="rId112"/>
                           <a:stretch>
                             <a:fillRect/>
                           </a:stretch>
@@ -49201,18 +51711,18 @@
                 <wp:inline>
                   <wp:extent cx="2819019" cy="2541667"/>
                   <wp:effectExtent b="0" l="0" r="0" t="0"/>
-                  <wp:docPr descr="image" title="" id="114" name="Picture"/>
+                  <wp:docPr descr="image" title="" id="116" name="Picture"/>
                   <a:graphic>
                     <a:graphicData uri="http://schemas.openxmlformats.org/drawingml/2006/picture">
                       <pic:pic>
                         <pic:nvPicPr>
-                          <pic:cNvPr descr="outputs/figures/shap_waterfall_B_negro_alta_renda_xgb.png" id="115" name="Picture"/>
+                          <pic:cNvPr descr="outputs/figures/shap_waterfall_B_negro_alta_renda_xgb.png" id="117" name="Picture"/>
                           <pic:cNvPicPr>
                             <a:picLocks noChangeArrowheads="1" noChangeAspect="1"/>
                           </pic:cNvPicPr>
                         </pic:nvPicPr>
                         <pic:blipFill>
-                          <a:blip r:embed="rId113"/>
+                          <a:blip r:embed="rId115"/>
                           <a:stretch>
                             <a:fillRect/>
                           </a:stretch>
@@ -49242,7 +51752,7 @@
         </w:tc>
       </w:tr>
     </w:tbl>
-    <w:bookmarkEnd w:id="116"/>
+    <w:bookmarkEnd w:id="118"/>
     <w:p>
       <w:pPr>
         <w:pStyle w:val="BodyText"/>
@@ -49459,8 +51969,8 @@
         <w:t xml:space="preserve">nos dois painéis: é a mesma variável, com o sinal trocado — soma no branco, subtrai no negro. Serve para ver como o modelo compõe uma decisão, não para generalizar: a magnitude média está na Figura 9, sobre os 50 mil casos.</w:t>
       </w:r>
     </w:p>
-    <w:bookmarkEnd w:id="117"/>
-    <w:bookmarkStart w:id="120" w:name="Xc02d7afb41e20bd837441008f8bdad2e17cceb6"/>
+    <w:bookmarkEnd w:id="119"/>
+    <w:bookmarkStart w:id="122" w:name="Xc02d7afb41e20bd837441008f8bdad2e17cceb6"/>
     <w:p>
       <w:pPr>
         <w:pStyle w:val="Ttulo2"/>
@@ -49498,8 +52008,8 @@
         </w:rPr>
         <w:t xml:space="preserve"> </w:t>
       </w:r>
-      <w:bookmarkStart w:id="118" w:name="subsec:vif"/>
-      <w:bookmarkEnd w:id="118"/>
+      <w:bookmarkStart w:id="120" w:name="subsec:vif"/>
+      <w:bookmarkEnd w:id="120"/>
     </w:p>
     <w:p>
       <w:pPr>
@@ -49550,7 +52060,7 @@
           <w:sz w:val="22"/>
           <w:vertAlign w:val="superscript"/>
         </w:rPr>
-        <w:footnoteReference w:id="119"/>
+        <w:footnoteReference w:id="121"/>
       </w:r>
       <w:r>
         <w:rPr>
@@ -49802,8 +52312,8 @@
         <w:t xml:space="preserve">).</w:t>
       </w:r>
     </w:p>
-    <w:bookmarkEnd w:id="120"/>
-    <w:bookmarkStart w:id="124" w:name="sec:discussao"/>
+    <w:bookmarkEnd w:id="122"/>
+    <w:bookmarkStart w:id="126" w:name="sec:discussao"/>
     <w:p>
       <w:pPr>
         <w:pStyle w:val="Ttulo2"/>
@@ -50858,7 +53368,7 @@
           <w:sz w:val="22"/>
           <w:vertAlign w:val="superscript"/>
         </w:rPr>
-        <w:footnoteReference w:id="121"/>
+        <w:footnoteReference w:id="123"/>
       </w:r>
       <w:r>
         <w:rPr>
@@ -50881,7 +53391,7 @@
           <w:sz w:val="22"/>
           <w:vertAlign w:val="superscript"/>
         </w:rPr>
-        <w:footnoteReference w:id="122"/>
+        <w:footnoteReference w:id="124"/>
       </w:r>
       <w:r>
         <w:rPr>
@@ -51984,7 +54494,7 @@
           <w:sz w:val="22"/>
           <w:vertAlign w:val="superscript"/>
         </w:rPr>
-        <w:footnoteReference w:id="123"/>
+        <w:footnoteReference w:id="125"/>
       </w:r>
       <w:r>
         <w:rPr>
@@ -52142,7 +54652,133 @@
           <w:rFonts w:ascii="Arial" w:hAnsi="Arial"/>
           <w:sz w:val="22"/>
         </w:rPr>
-        <w:t xml:space="preserve">, vale apenas para a administração pública federal, e o setor privado, que concentra a maior parte do emprego, não tem obrigação equivalente.</w:t>
+        <w:t xml:space="preserve">, vale apenas para a administração pública federal, e o setor privado, que concentra a maior parte do emprego, não tem obrigação equivalente. O recorte por setor precisa o diagnóstico: entre pessoas comparáveis, o setor público não abre mais a porta do cargo qualificado (OR </w:t>
+      </w:r>
+      <m:oMath>
+        <m:r>
+          <m:t>0</m:t>
+        </m:r>
+        <m:r>
+          <m:rPr>
+            <m:sty m:val="p"/>
+          </m:rPr>
+          <m:t>,</m:t>
+        </m:r>
+        <m:r>
+          <m:t>786</m:t>
+        </m:r>
+      </m:oMath>
+      <w:r>
+        <w:rPr>
+          <w:rFonts w:ascii="Arial" w:hAnsi="Arial"/>
+          <w:sz w:val="22"/>
+        </w:rPr>
+        <w:t xml:space="preserve">, contra</w:t>
+      </w:r>
+      <w:r>
+        <w:rPr>
+          <w:rFonts w:ascii="Arial" w:hAnsi="Arial"/>
+          <w:sz w:val="22"/>
+        </w:rPr>
+        <w:t xml:space="preserve"> </w:t>
+      </w:r>
+      <m:oMath>
+        <m:r>
+          <m:t>0</m:t>
+        </m:r>
+        <m:r>
+          <m:rPr>
+            <m:sty m:val="p"/>
+          </m:rPr>
+          <m:t>,</m:t>
+        </m:r>
+        <m:r>
+          <m:t>783</m:t>
+        </m:r>
+      </m:oMath>
+      <w:r>
+        <w:rPr>
+          <w:rFonts w:ascii="Arial" w:hAnsi="Arial"/>
+          <w:sz w:val="22"/>
+        </w:rPr>
+        <w:t xml:space="preserve"> </w:t>
+      </w:r>
+      <w:r>
+        <w:rPr>
+          <w:rFonts w:ascii="Arial" w:hAnsi="Arial"/>
+          <w:sz w:val="22"/>
+        </w:rPr>
+        <w:t xml:space="preserve">no privado), mas tem teto bem mais baixo — no décimo mais rico,</w:t>
+      </w:r>
+      <w:r>
+        <w:rPr>
+          <w:rFonts w:ascii="Arial" w:hAnsi="Arial"/>
+          <w:sz w:val="22"/>
+        </w:rPr>
+        <w:t xml:space="preserve"> </w:t>
+      </w:r>
+      <m:oMath>
+        <m:r>
+          <m:t>0</m:t>
+        </m:r>
+        <m:r>
+          <m:rPr>
+            <m:sty m:val="p"/>
+          </m:rPr>
+          <m:t>,</m:t>
+        </m:r>
+        <m:r>
+          <m:t>843</m:t>
+        </m:r>
+      </m:oMath>
+      <w:r>
+        <w:rPr>
+          <w:rFonts w:ascii="Arial" w:hAnsi="Arial"/>
+          <w:sz w:val="22"/>
+        </w:rPr>
+        <w:t xml:space="preserve"> </w:t>
+      </w:r>
+      <w:r>
+        <w:rPr>
+          <w:rFonts w:ascii="Arial" w:hAnsi="Arial"/>
+          <w:sz w:val="22"/>
+        </w:rPr>
+        <w:t xml:space="preserve">contra</w:t>
+      </w:r>
+      <w:r>
+        <w:rPr>
+          <w:rFonts w:ascii="Arial" w:hAnsi="Arial"/>
+          <w:sz w:val="22"/>
+        </w:rPr>
+        <w:t xml:space="preserve"> </w:t>
+      </w:r>
+      <m:oMath>
+        <m:r>
+          <m:t>0</m:t>
+        </m:r>
+        <m:r>
+          <m:rPr>
+            <m:sty m:val="p"/>
+          </m:rPr>
+          <m:t>,</m:t>
+        </m:r>
+        <m:r>
+          <m:t>685</m:t>
+        </m:r>
+      </m:oMath>
+      <w:r>
+        <w:rPr>
+          <w:rFonts w:ascii="Arial" w:hAnsi="Arial"/>
+          <w:sz w:val="22"/>
+        </w:rPr>
+        <w:t xml:space="preserve"> </w:t>
+      </w:r>
+      <w:r>
+        <w:rPr>
+          <w:rFonts w:ascii="Arial" w:hAnsi="Arial"/>
+          <w:sz w:val="22"/>
+        </w:rPr>
+        <w:t xml:space="preserve">— e penalidade salarial menor (4,6% contra 7,2%). É no setor privado, sem obrigação, que a subida mais se fecha.</w:t>
       </w:r>
     </w:p>
     <w:p>
@@ -52445,7 +55081,7 @@
           <w:rFonts w:ascii="Arial" w:hAnsi="Arial"/>
           <w:sz w:val="22"/>
         </w:rPr>
-        <w:t xml:space="preserve">: intermediação de emprego, transporte e qualificação priorizados nos bairros de maior proporção de população negra.</w:t>
+        <w:t xml:space="preserve">, já que o bairro carrega parte do diferencial: transporte e intermediação de emprego que liguem os bairros segregados aos polos de emprego qualificado; aprendizagem, estágio e mentoria que levem redes de contato a quem não as tem — a entrada na carreira é o momento de maior retorno, pois a penalidade é mínima entre os mais jovens —; currículo sem endereço nas primeiras etapas de seleção, para que o CEP não funcione como sinal de raça; escola de tempo integral e ensino técnico nos bairros de maior proporção de população negra; habitação de interesse social em áreas centrais, e não em novos conjuntos periféricos; e, como a penalidade é maior nos bairros de renda mais alta, fiscalização também ali, e não só na periferia. As estimativas por bairro do modelo hierárquico servem para escolher onde começar e para medir se a penalidade mudou.</w:t>
       </w:r>
       <w:r>
         <w:rPr>
@@ -52501,8 +55137,8 @@
         <w:t xml:space="preserve">destes indicadores — o diferencial líquido, a chance de acesso e a chance de comando por raça e gênero —, reproduzíveis com a PNAD Contínua, para verificar se uma intervenção moveu a barreira que importa.</w:t>
       </w:r>
     </w:p>
-    <w:bookmarkEnd w:id="124"/>
-    <w:bookmarkStart w:id="125" w:name="limitações-e-escopo-de-validade"/>
+    <w:bookmarkEnd w:id="126"/>
+    <w:bookmarkStart w:id="127" w:name="limitações-e-escopo-de-validade"/>
     <w:p>
       <w:pPr>
         <w:pStyle w:val="Ttulo2"/>
@@ -54268,8 +56904,8 @@
         <w:t xml:space="preserve">no de acesso.</w:t>
       </w:r>
     </w:p>
-    <w:bookmarkEnd w:id="125"/>
-    <w:bookmarkStart w:id="126" w:name="X6e5363a2ea64c40705be1be4ad3b57716cacb0d"/>
+    <w:bookmarkEnd w:id="127"/>
+    <w:bookmarkStart w:id="128" w:name="X6e5363a2ea64c40705be1be4ad3b57716cacb0d"/>
     <w:p>
       <w:pPr>
         <w:pStyle w:val="Ttulo2"/>
@@ -54371,9 +57007,9 @@
         <w:t xml:space="preserve">por todo o conteúdo.</w:t>
       </w:r>
     </w:p>
-    <w:bookmarkEnd w:id="126"/>
-    <w:bookmarkEnd w:id="127"/>
-    <w:bookmarkStart w:id="128" w:name="conclusão"/>
+    <w:bookmarkEnd w:id="128"/>
+    <w:bookmarkEnd w:id="129"/>
+    <w:bookmarkStart w:id="130" w:name="conclusão"/>
     <w:p>
       <w:pPr>
         <w:pStyle w:val="Heading1"/>
@@ -54420,8 +57056,8 @@
         <w:t xml:space="preserve">Esses resultados indicam limites da política de diversidade vigente. As cotas atuam no ingresso, mas a desvantagem cresce onde se decide a ascensão. A educação reduz a penalidade salarial, mas não abre a porta. O território não entra nos critérios, embora carregue parte do diferencial. Metas separadas por raça e por gênero não alcançam a mulher negra no comando. As prioridades sugeridas são metas de representação em cargos de direção com recorte interseccional, igualdade salarial por raça como obrigação fiscalizada, ação territorial nos bairros de maior proporção de população negra e monitoramento anual destes indicadores. Os resultados são associações condicionais, não efeitos causais, e as propostas são agenda, não efeito estimado.</w:t>
       </w:r>
     </w:p>
-    <w:bookmarkEnd w:id="128"/>
-    <w:bookmarkStart w:id="173" w:name="referências"/>
+    <w:bookmarkEnd w:id="130"/>
+    <w:bookmarkStart w:id="175" w:name="referências"/>
     <w:p>
       <w:pPr>
         <w:pStyle w:val="Heading1"/>
@@ -54438,8 +57074,8 @@
         <w:t xml:space="preserve">Referências</w:t>
       </w:r>
     </w:p>
-    <w:bookmarkStart w:id="172" w:name="refs"/>
-    <w:bookmarkStart w:id="129" w:name="ref-almeida2019"/>
+    <w:bookmarkStart w:id="174" w:name="refs"/>
+    <w:bookmarkStart w:id="131" w:name="ref-almeida2019"/>
     <w:p>
       <w:pPr>
         <w:pStyle w:val="Bibliography"/>
@@ -54506,8 +57142,8 @@
         <w:t xml:space="preserve">ra, 2019.</w:t>
       </w:r>
     </w:p>
-    <w:bookmarkEnd w:id="129"/>
-    <w:bookmarkStart w:id="130" w:name="ref-angrist2009"/>
+    <w:bookmarkEnd w:id="131"/>
+    <w:bookmarkStart w:id="132" w:name="ref-angrist2009"/>
     <w:p>
       <w:pPr>
         <w:pStyle w:val="Bibliography"/>
@@ -54546,8 +57182,8 @@
         <w:t xml:space="preserve">. Princeton: Princeton University Press, 2009.</w:t>
       </w:r>
     </w:p>
-    <w:bookmarkEnd w:id="130"/>
-    <w:bookmarkStart w:id="131" w:name="ref-arrow1973"/>
+    <w:bookmarkEnd w:id="132"/>
+    <w:bookmarkStart w:id="133" w:name="ref-arrow1973"/>
     <w:p>
       <w:pPr>
         <w:pStyle w:val="Bibliography"/>
@@ -54609,8 +57245,8 @@
         <w:t xml:space="preserve">. Princeton, NJ: Princeton University Press, 1973. p. 3–33.</w:t>
       </w:r>
     </w:p>
-    <w:bookmarkEnd w:id="131"/>
-    <w:bookmarkStart w:id="132" w:name="ref-becker1957"/>
+    <w:bookmarkEnd w:id="133"/>
+    <w:bookmarkStart w:id="134" w:name="ref-becker1957"/>
     <w:p>
       <w:pPr>
         <w:pStyle w:val="Bibliography"/>
@@ -54649,8 +57285,8 @@
         <w:t xml:space="preserve">. Chicago: University of Chicago Press, 1957.</w:t>
       </w:r>
     </w:p>
-    <w:bookmarkEnd w:id="132"/>
-    <w:bookmarkStart w:id="133" w:name="ref-bickel2008"/>
+    <w:bookmarkEnd w:id="134"/>
+    <w:bookmarkStart w:id="135" w:name="ref-bickel2008"/>
     <w:p>
       <w:pPr>
         <w:pStyle w:val="Bibliography"/>
@@ -54767,8 +57403,8 @@
         <w:t xml:space="preserve">, v. 18, n. 3, p. 967–985, 2008.</w:t>
       </w:r>
     </w:p>
-    <w:bookmarkEnd w:id="133"/>
-    <w:bookmarkStart w:id="134" w:name="ref-blinder1973"/>
+    <w:bookmarkEnd w:id="135"/>
+    <w:bookmarkStart w:id="136" w:name="ref-blinder1973"/>
     <w:p>
       <w:pPr>
         <w:pStyle w:val="Bibliography"/>
@@ -54807,8 +57443,8 @@
         <w:t xml:space="preserve">, v. 8, n. 4, p. 436–455, 1973.</w:t>
       </w:r>
     </w:p>
-    <w:bookmarkEnd w:id="134"/>
-    <w:bookmarkStart w:id="135" w:name="ref-brasil1995lei9029"/>
+    <w:bookmarkEnd w:id="136"/>
+    <w:bookmarkStart w:id="137" w:name="ref-brasil1995lei9029"/>
     <w:p>
       <w:pPr>
         <w:pStyle w:val="Bibliography"/>
@@ -54847,8 +57483,8 @@
         <w:t xml:space="preserve">. Diário Oficial da União, Brasília, DF, 1995.</w:t>
       </w:r>
     </w:p>
-    <w:bookmarkEnd w:id="135"/>
-    <w:bookmarkStart w:id="136" w:name="ref-brasil2010lei12288"/>
+    <w:bookmarkEnd w:id="137"/>
+    <w:bookmarkStart w:id="138" w:name="ref-brasil2010lei12288"/>
     <w:p>
       <w:pPr>
         <w:pStyle w:val="Bibliography"/>
@@ -54887,8 +57523,8 @@
         <w:t xml:space="preserve">. Diário Oficial da União, Brasília, DF, 2010.</w:t>
       </w:r>
     </w:p>
-    <w:bookmarkEnd w:id="136"/>
-    <w:bookmarkStart w:id="137" w:name="ref-brasil2012lei12711"/>
+    <w:bookmarkEnd w:id="138"/>
+    <w:bookmarkStart w:id="139" w:name="ref-brasil2012lei12711"/>
     <w:p>
       <w:pPr>
         <w:pStyle w:val="Bibliography"/>
@@ -54927,8 +57563,8 @@
         <w:t xml:space="preserve">. Diário Oficial da União, Brasília, DF, 2012.</w:t>
       </w:r>
     </w:p>
-    <w:bookmarkEnd w:id="137"/>
-    <w:bookmarkStart w:id="138" w:name="ref-brasil2023decreto11443"/>
+    <w:bookmarkEnd w:id="139"/>
+    <w:bookmarkStart w:id="140" w:name="ref-brasil2023decreto11443"/>
     <w:p>
       <w:pPr>
         <w:pStyle w:val="Bibliography"/>
@@ -54967,8 +57603,8 @@
         <w:t xml:space="preserve">. Diário Oficial da União, Brasília, DF, b2023.</w:t>
       </w:r>
     </w:p>
-    <w:bookmarkEnd w:id="138"/>
-    <w:bookmarkStart w:id="139" w:name="ref-brasil2023lei14611"/>
+    <w:bookmarkEnd w:id="140"/>
+    <w:bookmarkStart w:id="141" w:name="ref-brasil2023lei14611"/>
     <w:p>
       <w:pPr>
         <w:pStyle w:val="Bibliography"/>
@@ -55007,8 +57643,8 @@
         <w:t xml:space="preserve">. Diário Oficial da União, Brasília, DF, c2023.</w:t>
       </w:r>
     </w:p>
-    <w:bookmarkEnd w:id="139"/>
-    <w:bookmarkStart w:id="140" w:name="ref-brasil2023lei14723"/>
+    <w:bookmarkEnd w:id="141"/>
+    <w:bookmarkStart w:id="142" w:name="ref-brasil2023lei14723"/>
     <w:p>
       <w:pPr>
         <w:pStyle w:val="Bibliography"/>
@@ -55047,8 +57683,8 @@
         <w:t xml:space="preserve">. Diário Oficial da União, Brasília, DF, a2023.</w:t>
       </w:r>
     </w:p>
-    <w:bookmarkEnd w:id="140"/>
-    <w:bookmarkStart w:id="141" w:name="ref-brasil2025lei15142"/>
+    <w:bookmarkEnd w:id="142"/>
+    <w:bookmarkStart w:id="143" w:name="ref-brasil2025lei15142"/>
     <w:p>
       <w:pPr>
         <w:pStyle w:val="Bibliography"/>
@@ -55087,8 +57723,8 @@
         <w:t xml:space="preserve">. Diário Oficial da União, Brasília, DF, 2025.</w:t>
       </w:r>
     </w:p>
-    <w:bookmarkEnd w:id="141"/>
-    <w:bookmarkStart w:id="142" w:name="ref-breiman2001"/>
+    <w:bookmarkEnd w:id="143"/>
+    <w:bookmarkStart w:id="144" w:name="ref-breiman2001"/>
     <w:p>
       <w:pPr>
         <w:pStyle w:val="Bibliography"/>
@@ -55127,8 +57763,8 @@
         <w:t xml:space="preserve">, v. 45, n. 1, p. 5–32, 2001.</w:t>
       </w:r>
     </w:p>
-    <w:bookmarkEnd w:id="142"/>
-    <w:bookmarkStart w:id="143" w:name="ref-cameron2008"/>
+    <w:bookmarkEnd w:id="144"/>
+    <w:bookmarkStart w:id="145" w:name="ref-cameron2008"/>
     <w:p>
       <w:pPr>
         <w:pStyle w:val="Bibliography"/>
@@ -55167,8 +57803,8 @@
         <w:t xml:space="preserve">, v. 90, n. 3, p. 414–427, 2008.</w:t>
       </w:r>
     </w:p>
-    <w:bookmarkEnd w:id="143"/>
-    <w:bookmarkStart w:id="145" w:name="ref-chen2016"/>
+    <w:bookmarkEnd w:id="145"/>
+    <w:bookmarkStart w:id="147" w:name="ref-chen2016"/>
     <w:p>
       <w:pPr>
         <w:pStyle w:val="Bibliography"/>
@@ -55190,7 +57826,7 @@
         </w:rPr>
         <w:t xml:space="preserve"> </w:t>
       </w:r>
-      <w:hyperlink r:id="rId144">
+      <w:hyperlink r:id="rId146">
         <w:r>
           <w:rPr>
             <w:rStyle w:val="Hyperlink"/>
@@ -55258,8 +57894,8 @@
         <w:t xml:space="preserve">. San Francisco: ACM, 2016. p. 785–794.</w:t>
       </w:r>
     </w:p>
-    <w:bookmarkEnd w:id="145"/>
-    <w:bookmarkStart w:id="146" w:name="ref-crenshaw1989"/>
+    <w:bookmarkEnd w:id="147"/>
+    <w:bookmarkStart w:id="148" w:name="ref-crenshaw1989"/>
     <w:p>
       <w:pPr>
         <w:pStyle w:val="Bibliography"/>
@@ -55298,8 +57934,8 @@
         <w:t xml:space="preserve">, v. 1989, n. 1, p. 139–167, 1989.</w:t>
       </w:r>
     </w:p>
-    <w:bookmarkEnd w:id="146"/>
-    <w:bookmarkStart w:id="147" w:name="ref-duan1983"/>
+    <w:bookmarkEnd w:id="148"/>
+    <w:bookmarkStart w:id="149" w:name="ref-duan1983"/>
     <w:p>
       <w:pPr>
         <w:pStyle w:val="Bibliography"/>
@@ -55338,8 +57974,8 @@
         <w:t xml:space="preserve">, v. 78, n. 383, p. 605–610, 1983.</w:t>
       </w:r>
     </w:p>
-    <w:bookmarkEnd w:id="147"/>
-    <w:bookmarkStart w:id="148" w:name="ref-favero2024"/>
+    <w:bookmarkEnd w:id="149"/>
+    <w:bookmarkStart w:id="150" w:name="ref-favero2024"/>
     <w:p>
       <w:pPr>
         <w:pStyle w:val="Bibliography"/>
@@ -55378,8 +58014,8 @@
         <w:t xml:space="preserve">. 2. ed. Rio de Janeiro: GEN LTC, 2024.</w:t>
       </w:r>
     </w:p>
-    <w:bookmarkEnd w:id="148"/>
-    <w:bookmarkStart w:id="149" w:name="ref-firpo2018"/>
+    <w:bookmarkEnd w:id="150"/>
+    <w:bookmarkStart w:id="151" w:name="ref-firpo2018"/>
     <w:p>
       <w:pPr>
         <w:pStyle w:val="Bibliography"/>
@@ -55418,8 +58054,8 @@
         <w:t xml:space="preserve">, v. 6, n. 2, p. 28, 2018.</w:t>
       </w:r>
     </w:p>
-    <w:bookmarkEnd w:id="149"/>
-    <w:bookmarkStart w:id="150" w:name="ref-frank2013"/>
+    <w:bookmarkEnd w:id="151"/>
+    <w:bookmarkStart w:id="152" w:name="ref-frank2013"/>
     <w:p>
       <w:pPr>
         <w:pStyle w:val="Bibliography"/>
@@ -55481,8 +58117,8 @@
         <w:t xml:space="preserve">, v. 35, n. 4, p. 437–460, 2013.</w:t>
       </w:r>
     </w:p>
-    <w:bookmarkEnd w:id="150"/>
-    <w:bookmarkStart w:id="151" w:name="ref-geron2021"/>
+    <w:bookmarkEnd w:id="152"/>
+    <w:bookmarkStart w:id="153" w:name="ref-geron2021"/>
     <w:p>
       <w:pPr>
         <w:pStyle w:val="Bibliography"/>
@@ -55521,8 +58157,8 @@
         <w:t xml:space="preserve">. Tradução: Cibelle Ravaglia. 2. ed. Rio de Janeiro: Alta Books, 2021.</w:t>
       </w:r>
     </w:p>
-    <w:bookmarkEnd w:id="151"/>
-    <w:bookmarkStart w:id="152" w:name="ref-granovetter1973"/>
+    <w:bookmarkEnd w:id="153"/>
+    <w:bookmarkStart w:id="154" w:name="ref-granovetter1973"/>
     <w:p>
       <w:pPr>
         <w:pStyle w:val="Bibliography"/>
@@ -55561,8 +58197,8 @@
         <w:t xml:space="preserve">, v. 78, n. 6, p. 1360–1380, 1973.</w:t>
       </w:r>
     </w:p>
-    <w:bookmarkEnd w:id="152"/>
-    <w:bookmarkStart w:id="153" w:name="ref-hasenbalg1979"/>
+    <w:bookmarkEnd w:id="154"/>
+    <w:bookmarkStart w:id="155" w:name="ref-hasenbalg1979"/>
     <w:p>
       <w:pPr>
         <w:pStyle w:val="Bibliography"/>
@@ -55601,8 +58237,8 @@
         <w:t xml:space="preserve">. Rio de Janeiro: Graal, 1979.</w:t>
       </w:r>
     </w:p>
-    <w:bookmarkEnd w:id="153"/>
-    <w:bookmarkStart w:id="154" w:name="ref-henriques2001"/>
+    <w:bookmarkEnd w:id="155"/>
+    <w:bookmarkStart w:id="156" w:name="ref-henriques2001"/>
     <w:p>
       <w:pPr>
         <w:pStyle w:val="Bibliography"/>
@@ -55641,8 +58277,8 @@
         <w:t xml:space="preserve">, n. 807, 2001.</w:t>
       </w:r>
     </w:p>
-    <w:bookmarkEnd w:id="154"/>
-    <w:bookmarkStart w:id="155" w:name="ref-ibge_pof_2019"/>
+    <w:bookmarkEnd w:id="156"/>
+    <w:bookmarkStart w:id="157" w:name="ref-ibge_pof_2019"/>
     <w:p>
       <w:pPr>
         <w:pStyle w:val="Bibliography"/>
@@ -55681,8 +58317,8 @@
         <w:t xml:space="preserve">. Rio de Janeiro: Instituto Brasileiro de Geografia e Estatística, 2019.</w:t>
       </w:r>
     </w:p>
-    <w:bookmarkEnd w:id="155"/>
-    <w:bookmarkStart w:id="156" w:name="ref-ibge_pnad_2023"/>
+    <w:bookmarkEnd w:id="157"/>
+    <w:bookmarkStart w:id="158" w:name="ref-ibge_pnad_2023"/>
     <w:p>
       <w:pPr>
         <w:pStyle w:val="Bibliography"/>
@@ -55721,8 +58357,8 @@
         <w:t xml:space="preserve">. Rio de Janeiro: Instituto Brasileiro de Geografia e Estatística, 2023.</w:t>
       </w:r>
     </w:p>
-    <w:bookmarkEnd w:id="156"/>
-    <w:bookmarkStart w:id="157" w:name="ref-ibge_rendimentos_2025"/>
+    <w:bookmarkEnd w:id="158"/>
+    <w:bookmarkStart w:id="159" w:name="ref-ibge_rendimentos_2025"/>
     <w:p>
       <w:pPr>
         <w:pStyle w:val="Bibliography"/>
@@ -55761,8 +58397,8 @@
         <w:t xml:space="preserve">. Rio de Janeiro: Instituto Brasileiro de Geografia e Estatística, 2025.</w:t>
       </w:r>
     </w:p>
-    <w:bookmarkEnd w:id="157"/>
-    <w:bookmarkStart w:id="158" w:name="ref-koenker1978"/>
+    <w:bookmarkEnd w:id="159"/>
+    <w:bookmarkStart w:id="160" w:name="ref-koenker1978"/>
     <w:p>
       <w:pPr>
         <w:pStyle w:val="Bibliography"/>
@@ -55801,8 +58437,8 @@
         <w:t xml:space="preserve">, v. 46, n. 1, p. 33–50, 1978.</w:t>
       </w:r>
     </w:p>
-    <w:bookmarkEnd w:id="158"/>
-    <w:bookmarkStart w:id="159" w:name="ref-lundberg2017"/>
+    <w:bookmarkEnd w:id="160"/>
+    <w:bookmarkStart w:id="161" w:name="ref-lundberg2017"/>
     <w:p>
       <w:pPr>
         <w:pStyle w:val="Bibliography"/>
@@ -55841,8 +58477,8 @@
         <w:t xml:space="preserve">, v. 30, 2017.</w:t>
       </w:r>
     </w:p>
-    <w:bookmarkEnd w:id="159"/>
-    <w:bookmarkStart w:id="160" w:name="ref-manski1993"/>
+    <w:bookmarkEnd w:id="161"/>
+    <w:bookmarkStart w:id="162" w:name="ref-manski1993"/>
     <w:p>
       <w:pPr>
         <w:pStyle w:val="Bibliography"/>
@@ -55881,8 +58517,8 @@
         <w:t xml:space="preserve">, v. 60, n. 3, p. 531–542, 1993.</w:t>
       </w:r>
     </w:p>
-    <w:bookmarkEnd w:id="160"/>
-    <w:bookmarkStart w:id="161" w:name="ref-marques2010"/>
+    <w:bookmarkEnd w:id="162"/>
+    <w:bookmarkStart w:id="163" w:name="ref-marques2010"/>
     <w:p>
       <w:pPr>
         <w:pStyle w:val="Bibliography"/>
@@ -55921,8 +58557,8 @@
         <w:t xml:space="preserve">, v. 53, n. 1, p. 5–50, 2010.</w:t>
       </w:r>
     </w:p>
-    <w:bookmarkEnd w:id="161"/>
-    <w:bookmarkStart w:id="162" w:name="ref-oaxaca1973"/>
+    <w:bookmarkEnd w:id="163"/>
+    <w:bookmarkStart w:id="164" w:name="ref-oaxaca1973"/>
     <w:p>
       <w:pPr>
         <w:pStyle w:val="Bibliography"/>
@@ -55961,8 +58597,8 @@
         <w:t xml:space="preserve">, v. 14, n. 3, p. 693–709, 1973.</w:t>
       </w:r>
     </w:p>
-    <w:bookmarkEnd w:id="162"/>
-    <w:bookmarkStart w:id="163" w:name="ref-oaxaca_ransom1999"/>
+    <w:bookmarkEnd w:id="164"/>
+    <w:bookmarkStart w:id="165" w:name="ref-oaxaca_ransom1999"/>
     <w:p>
       <w:pPr>
         <w:pStyle w:val="Bibliography"/>
@@ -56001,8 +58637,8 @@
         <w:t xml:space="preserve">, v. 81, n. 1, p. 154–157, 1999.</w:t>
       </w:r>
     </w:p>
-    <w:bookmarkEnd w:id="163"/>
-    <w:bookmarkStart w:id="164" w:name="ref-pager2007"/>
+    <w:bookmarkEnd w:id="165"/>
+    <w:bookmarkStart w:id="166" w:name="ref-pager2007"/>
     <w:p>
       <w:pPr>
         <w:pStyle w:val="Bibliography"/>
@@ -56041,8 +58677,8 @@
         <w:t xml:space="preserve">. Chicago: University of Chicago Press, 2007.</w:t>
       </w:r>
     </w:p>
-    <w:bookmarkEnd w:id="164"/>
-    <w:bookmarkStart w:id="165" w:name="ref-raudenbush2002"/>
+    <w:bookmarkEnd w:id="166"/>
+    <w:bookmarkStart w:id="167" w:name="ref-raudenbush2002"/>
     <w:p>
       <w:pPr>
         <w:pStyle w:val="Bibliography"/>
@@ -56081,8 +58717,8 @@
         <w:t xml:space="preserve">. 2. ed. Thousand Oaks, CA: Sage, 2002.</w:t>
       </w:r>
     </w:p>
-    <w:bookmarkEnd w:id="165"/>
-    <w:bookmarkStart w:id="166" w:name="ref-sampson1997"/>
+    <w:bookmarkEnd w:id="167"/>
+    <w:bookmarkStart w:id="168" w:name="ref-sampson1997"/>
     <w:p>
       <w:pPr>
         <w:pStyle w:val="Bibliography"/>
@@ -56121,8 +58757,8 @@
         <w:t xml:space="preserve">, v. 277, p. 918–924, 1997.</w:t>
       </w:r>
     </w:p>
-    <w:bookmarkEnd w:id="166"/>
-    <w:bookmarkStart w:id="167" w:name="ref-soares2009"/>
+    <w:bookmarkEnd w:id="168"/>
+    <w:bookmarkStart w:id="169" w:name="ref-soares2009"/>
     <w:p>
       <w:pPr>
         <w:pStyle w:val="Bibliography"/>
@@ -56161,8 +58797,8 @@
         <w:t xml:space="preserve">, v. 39, n. 4, p. 803–825, 2009.</w:t>
       </w:r>
     </w:p>
-    <w:bookmarkEnd w:id="167"/>
-    <w:bookmarkStart w:id="168" w:name="ref-vanderweele2017"/>
+    <w:bookmarkEnd w:id="169"/>
+    <w:bookmarkStart w:id="170" w:name="ref-vanderweele2017"/>
     <w:p>
       <w:pPr>
         <w:pStyle w:val="Bibliography"/>
@@ -56201,8 +58837,8 @@
         <w:t xml:space="preserve">, v. 167, n. 4, p. 268–274, 2017.</w:t>
       </w:r>
     </w:p>
-    <w:bookmarkEnd w:id="168"/>
-    <w:bookmarkStart w:id="170" w:name="ref-wilm2026"/>
+    <w:bookmarkEnd w:id="170"/>
+    <w:bookmarkStart w:id="172" w:name="ref-wilm2026"/>
     <w:p>
       <w:pPr>
         <w:pStyle w:val="Bibliography"/>
@@ -56256,7 +58892,7 @@
         </w:rPr>
         <w:t xml:space="preserve">. Belém: Imazon, 2026. Disponível em: &lt;</w:t>
       </w:r>
-      <w:hyperlink r:id="rId169">
+      <w:hyperlink r:id="rId171">
         <w:r>
           <w:rPr>
             <w:rStyle w:val="Hyperlink"/>
@@ -56272,8 +58908,8 @@
         <w:t xml:space="preserve">&gt;.</w:t>
       </w:r>
     </w:p>
-    <w:bookmarkEnd w:id="170"/>
-    <w:bookmarkStart w:id="171" w:name="ref-wilson1987"/>
+    <w:bookmarkEnd w:id="172"/>
+    <w:bookmarkStart w:id="173" w:name="ref-wilson1987"/>
     <w:p>
       <w:pPr>
         <w:pStyle w:val="Bibliography"/>
@@ -56312,9 +58948,9 @@
         <w:t xml:space="preserve">. Chicago: University of Chicago Press, 1987.</w:t>
       </w:r>
     </w:p>
-    <w:bookmarkEnd w:id="171"/>
-    <w:bookmarkEnd w:id="172"/>
     <w:bookmarkEnd w:id="173"/>
+    <w:bookmarkEnd w:id="174"/>
+    <w:bookmarkEnd w:id="175"/>
     <w:sectPr>
       <w:headerReference r:id="rId11" w:type="default"/>
       <w:footerReference r:id="rId12" w:type="default"/>
@@ -57891,7 +60527,7 @@
       </w:r>
     </w:p>
   </w:footnote>
-  <w:footnote w:id="100">
+  <w:footnote w:id="102">
     <w:p>
       <w:pPr>
         <w:pStyle w:val="FootnoteText"/>
@@ -58008,7 +60644,7 @@
       </w:r>
     </w:p>
   </w:footnote>
-  <w:footnote w:id="102">
+  <w:footnote w:id="104">
     <w:p>
       <w:pPr>
         <w:pStyle w:val="FootnoteText"/>
@@ -58069,7 +60705,7 @@
       </w:r>
     </w:p>
   </w:footnote>
-  <w:footnote w:id="108">
+  <w:footnote w:id="110">
     <w:p>
       <w:pPr>
         <w:pStyle w:val="FootnoteText"/>
@@ -58119,7 +60755,7 @@
       </w:r>
     </w:p>
   </w:footnote>
-  <w:footnote w:id="109">
+  <w:footnote w:id="111">
     <w:p>
       <w:pPr>
         <w:pStyle w:val="FootnoteText"/>
@@ -58254,7 +60890,7 @@
       </w:r>
     </w:p>
   </w:footnote>
-  <w:footnote w:id="119">
+  <w:footnote w:id="121">
     <w:p>
       <w:pPr>
         <w:pStyle w:val="FootnoteText"/>
@@ -58392,7 +61028,7 @@
       </w:r>
     </w:p>
   </w:footnote>
-  <w:footnote w:id="121">
+  <w:footnote w:id="123">
     <w:p>
       <w:pPr>
         <w:pStyle w:val="FootnoteText"/>
@@ -58451,7 +61087,7 @@
       </w:r>
     </w:p>
   </w:footnote>
-  <w:footnote w:id="122">
+  <w:footnote w:id="124">
     <w:p>
       <w:pPr>
         <w:pStyle w:val="FootnoteText"/>
@@ -58489,7 +61125,7 @@
       </w:r>
     </w:p>
   </w:footnote>
-  <w:footnote w:id="123">
+  <w:footnote w:id="125">
     <w:p>
       <w:pPr>
         <w:pStyle w:val="FootnoteText"/>

--- a/entregaveis/TCC_Ricardo_Calheiros_MBA_USP_Esalq.docx
+++ b/entregaveis/TCC_Ricardo_Calheiros_MBA_USP_Esalq.docx
@@ -1599,7 +1599,7 @@
           <w:rFonts w:ascii="Arial" w:hAnsi="Arial"/>
           <w:sz w:val="22"/>
         </w:rPr>
-        <w:t xml:space="preserve">quem está na interseção de raça e gênero. Um modelo de aprendizado supervisionado</w:t>
+        <w:t xml:space="preserve">quem está na interseção de raça e gênero, com os mesmos modelos repetidos por cor, setor e idade. Um modelo de aprendizado supervisionado</w:t>
       </w:r>
       <w:r>
         <w:rPr>
@@ -9805,7 +9805,7 @@
           <w:rFonts w:ascii="Arial" w:hAnsi="Arial"/>
           <w:sz w:val="22"/>
         </w:rPr>
-        <w:t xml:space="preserve">passa de -0,0630 (MQO equivalente, sem pesos) para -0,0575 (gap de 6,1% para 5,6%), diferença sem relevância econômica. O mesmo vale para o acesso e para a decomposição: com o peso V1028 e erro agrupado por UPA, o OR do acesso vai de</w:t>
+        <w:t xml:space="preserve">passa de -0,0630 (MQO equivalente, sem pesos) para -0,0575 (gap de 6,1% para 5,6%), diferença sem relevância econômica. A conclusão também se mantém no acesso e na decomposição: com o peso V1028 e erro agrupado por UPA, no logit com efeito fixo de estado, o OR do acesso vai de</w:t>
       </w:r>
       <w:r>
         <w:rPr>
@@ -9840,7 +9840,7 @@
           <w:rFonts w:ascii="Arial" w:hAnsi="Arial"/>
           <w:sz w:val="22"/>
         </w:rPr>
-        <w:t xml:space="preserve">a</w:t>
+        <w:t xml:space="preserve">(sem peso) a</w:t>
       </w:r>
       <w:r>
         <w:rPr>
@@ -9931,7 +9931,7 @@
           <w:rFonts w:ascii="Arial" w:hAnsi="Arial"/>
           <w:sz w:val="22"/>
         </w:rPr>
-        <w:t xml:space="preserve">, e a parcela de preço da Oaxaca–Blinder (A) de 17,9% a 15,3%. O modelo multinível ponderado (WeMix) mostrou-se computacionalmente inviável com 41 mil UPAs e fica como agenda; os demais resultados são não ponderados.</w:t>
+        <w:t xml:space="preserve">, e a parcela de preço da Oaxaca–Blinder (A) de 17,9% a 15,3%. O modelo multinível ponderado (pacote WeMix, do R) mostrou-se computacionalmente inviável com 41 mil UPAs e fica como agenda; os demais resultados são não ponderados.</w:t>
       </w:r>
     </w:p>
     <w:p>
@@ -10029,8 +10029,8 @@
       </w:tblPr>
       <w:tblGrid>
         <w:gridCol w:w="2680"/>
-        <w:gridCol w:w="2875"/>
-        <w:gridCol w:w="3516"/>
+        <w:gridCol w:w="2821"/>
+        <w:gridCol w:w="3570"/>
       </w:tblGrid>
       <w:tr>
         <w:trPr>
@@ -10067,7 +10067,7 @@
         </w:tc>
         <w:tc>
           <w:tcPr>
-            <w:tcW w:type="dxa" w:w="2875"/>
+            <w:tcW w:type="dxa" w:w="2821"/>
             <w:tcBorders>
               <w:top w:val="single" w:sz="8" w:color="000000"/>
               <w:left w:val="nil"/>
@@ -10095,7 +10095,7 @@
         </w:tc>
         <w:tc>
           <w:tcPr>
-            <w:tcW w:type="dxa" w:w="3516"/>
+            <w:tcW w:type="dxa" w:w="3570"/>
             <w:tcBorders>
               <w:top w:val="single" w:sz="8" w:color="000000"/>
               <w:left w:val="nil"/>
@@ -10150,7 +10150,7 @@
         </w:tc>
         <w:tc>
           <w:tcPr>
-            <w:tcW w:type="dxa" w:w="2875"/>
+            <w:tcW w:type="dxa" w:w="2821"/>
           </w:tcPr>
           <w:p>
             <w:pPr>
@@ -10231,7 +10231,7 @@
         </w:tc>
         <w:tc>
           <w:tcPr>
-            <w:tcW w:type="dxa" w:w="3516"/>
+            <w:tcW w:type="dxa" w:w="3570"/>
           </w:tcPr>
           <w:p>
             <w:pPr>
@@ -10280,7 +10280,7 @@
         </w:tc>
         <w:tc>
           <w:tcPr>
-            <w:tcW w:type="dxa" w:w="2875"/>
+            <w:tcW w:type="dxa" w:w="2821"/>
           </w:tcPr>
           <w:p>
             <w:pPr>
@@ -10377,7 +10377,7 @@
         </w:tc>
         <w:tc>
           <w:tcPr>
-            <w:tcW w:type="dxa" w:w="3516"/>
+            <w:tcW w:type="dxa" w:w="3570"/>
           </w:tcPr>
           <w:p>
             <w:pPr>
@@ -10426,7 +10426,7 @@
         </w:tc>
         <w:tc>
           <w:tcPr>
-            <w:tcW w:type="dxa" w:w="2875"/>
+            <w:tcW w:type="dxa" w:w="2821"/>
           </w:tcPr>
           <w:p>
             <w:pPr>
@@ -10497,7 +10497,7 @@
         </w:tc>
         <w:tc>
           <w:tcPr>
-            <w:tcW w:type="dxa" w:w="3516"/>
+            <w:tcW w:type="dxa" w:w="3570"/>
           </w:tcPr>
           <w:p>
             <w:pPr>
@@ -10546,7 +10546,7 @@
         </w:tc>
         <w:tc>
           <w:tcPr>
-            <w:tcW w:type="dxa" w:w="2875"/>
+            <w:tcW w:type="dxa" w:w="2821"/>
           </w:tcPr>
           <w:p>
             <w:pPr>
@@ -10584,7 +10584,7 @@
         </w:tc>
         <w:tc>
           <w:tcPr>
-            <w:tcW w:type="dxa" w:w="3516"/>
+            <w:tcW w:type="dxa" w:w="3570"/>
           </w:tcPr>
           <w:p>
             <w:pPr>
@@ -10633,7 +10633,7 @@
         </w:tc>
         <w:tc>
           <w:tcPr>
-            <w:tcW w:type="dxa" w:w="2875"/>
+            <w:tcW w:type="dxa" w:w="2821"/>
           </w:tcPr>
           <w:p>
             <w:pPr>
@@ -10716,7 +10716,7 @@
         </w:tc>
         <w:tc>
           <w:tcPr>
-            <w:tcW w:type="dxa" w:w="3516"/>
+            <w:tcW w:type="dxa" w:w="3570"/>
           </w:tcPr>
           <w:p>
             <w:pPr>
@@ -10799,7 +10799,7 @@
         </w:tc>
         <w:tc>
           <w:tcPr>
-            <w:tcW w:type="dxa" w:w="2875"/>
+            <w:tcW w:type="dxa" w:w="2821"/>
           </w:tcPr>
           <w:p>
             <w:pPr>
@@ -10837,7 +10837,7 @@
         </w:tc>
         <w:tc>
           <w:tcPr>
-            <w:tcW w:type="dxa" w:w="3516"/>
+            <w:tcW w:type="dxa" w:w="3570"/>
           </w:tcPr>
           <w:p>
             <w:pPr>
@@ -10886,7 +10886,7 @@
         </w:tc>
         <w:tc>
           <w:tcPr>
-            <w:tcW w:type="dxa" w:w="2875"/>
+            <w:tcW w:type="dxa" w:w="2821"/>
           </w:tcPr>
           <w:p>
             <w:pPr>
@@ -10940,7 +10940,7 @@
         </w:tc>
         <w:tc>
           <w:tcPr>
-            <w:tcW w:type="dxa" w:w="3516"/>
+            <w:tcW w:type="dxa" w:w="3570"/>
           </w:tcPr>
           <w:p>
             <w:pPr>
@@ -10989,7 +10989,7 @@
         </w:tc>
         <w:tc>
           <w:tcPr>
-            <w:tcW w:type="dxa" w:w="2875"/>
+            <w:tcW w:type="dxa" w:w="2821"/>
           </w:tcPr>
           <w:p>
             <w:pPr>
@@ -11062,7 +11062,7 @@
         </w:tc>
         <w:tc>
           <w:tcPr>
-            <w:tcW w:type="dxa" w:w="3516"/>
+            <w:tcW w:type="dxa" w:w="3570"/>
           </w:tcPr>
           <w:p>
             <w:pPr>
@@ -11145,7 +11145,7 @@
         </w:tc>
         <w:tc>
           <w:tcPr>
-            <w:tcW w:type="dxa" w:w="2875"/>
+            <w:tcW w:type="dxa" w:w="2821"/>
           </w:tcPr>
           <w:p>
             <w:pPr>
@@ -11242,7 +11242,7 @@
         </w:tc>
         <w:tc>
           <w:tcPr>
-            <w:tcW w:type="dxa" w:w="3516"/>
+            <w:tcW w:type="dxa" w:w="3570"/>
           </w:tcPr>
           <w:p>
             <w:pPr>
@@ -11258,7 +11258,39 @@
                 <w:b w:val="0"/>
                 <w:sz w:val="22"/>
               </w:rPr>
-              <w:t xml:space="preserve">mesmo treino e teste; o ganho real está no XGBoost</w:t>
+              <w:t xml:space="preserve">mesmo treino e teste: o RF empata com o linear (+0</w:t>
+            </w:r>
+            <w:r>
+              <w:rPr>
+                <w:rFonts w:ascii="Arial" w:hAnsi="Arial"/>
+                <w:b w:val="0"/>
+                <w:sz w:val="22"/>
+              </w:rPr>
+              <w:t xml:space="preserve">,</w:t>
+            </w:r>
+            <w:r>
+              <w:rPr>
+                <w:rFonts w:ascii="Arial" w:hAnsi="Arial"/>
+                <w:b w:val="0"/>
+                <w:sz w:val="22"/>
+              </w:rPr>
+              <w:t xml:space="preserve">002); o XGBoost ganha 0</w:t>
+            </w:r>
+            <w:r>
+              <w:rPr>
+                <w:rFonts w:ascii="Arial" w:hAnsi="Arial"/>
+                <w:b w:val="0"/>
+                <w:sz w:val="22"/>
+              </w:rPr>
+              <w:t xml:space="preserve">,</w:t>
+            </w:r>
+            <w:r>
+              <w:rPr>
+                <w:rFonts w:ascii="Arial" w:hAnsi="Arial"/>
+                <w:b w:val="0"/>
+                <w:sz w:val="22"/>
+              </w:rPr>
+              <w:t xml:space="preserve">058</w:t>
             </w:r>
           </w:p>
         </w:tc>
@@ -11285,13 +11317,13 @@
                 <w:b w:val="0"/>
                 <w:sz w:val="22"/>
               </w:rPr>
-              <w:t xml:space="preserve">Peso amostral (V1028) no acesso e na decomposição</w:t>
-            </w:r>
-          </w:p>
-        </w:tc>
-        <w:tc>
-          <w:tcPr>
-            <w:tcW w:type="dxa" w:w="2875"/>
+              <w:t xml:space="preserve">Peso amostral (V1028) no acesso, no topo e na decomposição</w:t>
+            </w:r>
+          </w:p>
+        </w:tc>
+        <w:tc>
+          <w:tcPr>
+            <w:tcW w:type="dxa" w:w="2821"/>
           </w:tcPr>
           <w:p>
             <w:pPr>
@@ -11371,7 +11403,7 @@
                 <w:b w:val="0"/>
                 <w:sz w:val="22"/>
               </w:rPr>
-              <w:t xml:space="preserve">808; preço da Oaxaca (A) 17</w:t>
+              <w:t xml:space="preserve">808; topo 10% 0</w:t>
             </w:r>
             <w:r>
               <w:rPr>
@@ -11387,7 +11419,7 @@
                 <w:b w:val="0"/>
                 <w:sz w:val="22"/>
               </w:rPr>
-              <w:t xml:space="preserve">9%</w:t>
+              <w:t xml:space="preserve">758</w:t>
             </w:r>
             <w:r>
               <w:rPr>
@@ -11419,6 +11451,70 @@
                 <w:b w:val="0"/>
                 <w:sz w:val="22"/>
               </w:rPr>
+              <w:t xml:space="preserve">0</w:t>
+            </w:r>
+            <w:r>
+              <w:rPr>
+                <w:rFonts w:ascii="Arial" w:hAnsi="Arial"/>
+                <w:b w:val="0"/>
+                <w:sz w:val="22"/>
+              </w:rPr>
+              <w:t xml:space="preserve">,</w:t>
+            </w:r>
+            <w:r>
+              <w:rPr>
+                <w:rFonts w:ascii="Arial" w:hAnsi="Arial"/>
+                <w:b w:val="0"/>
+                <w:sz w:val="22"/>
+              </w:rPr>
+              <w:t xml:space="preserve">777; preço da Oaxaca (A, com peso) 17</w:t>
+            </w:r>
+            <w:r>
+              <w:rPr>
+                <w:rFonts w:ascii="Arial" w:hAnsi="Arial"/>
+                <w:b w:val="0"/>
+                <w:sz w:val="22"/>
+              </w:rPr>
+              <w:t xml:space="preserve">,</w:t>
+            </w:r>
+            <w:r>
+              <w:rPr>
+                <w:rFonts w:ascii="Arial" w:hAnsi="Arial"/>
+                <w:b w:val="0"/>
+                <w:sz w:val="22"/>
+              </w:rPr>
+              <w:t xml:space="preserve">9%</w:t>
+            </w:r>
+            <w:r>
+              <w:rPr>
+                <w:rFonts w:ascii="Arial" w:hAnsi="Arial"/>
+                <w:b w:val="0"/>
+                <w:sz w:val="22"/>
+              </w:rPr>
+              <w:t xml:space="preserve"> </w:t>
+            </w:r>
+            <m:oMath>
+              <m:r>
+                <m:rPr>
+                  <m:sty m:val="p"/>
+                </m:rPr>
+                <m:t>→</m:t>
+              </m:r>
+            </m:oMath>
+            <w:r>
+              <w:rPr>
+                <w:rFonts w:ascii="Arial" w:hAnsi="Arial"/>
+                <w:b w:val="0"/>
+                <w:sz w:val="22"/>
+              </w:rPr>
+              <w:t xml:space="preserve"> </w:t>
+            </w:r>
+            <w:r>
+              <w:rPr>
+                <w:rFonts w:ascii="Arial" w:hAnsi="Arial"/>
+                <w:b w:val="0"/>
+                <w:sz w:val="22"/>
+              </w:rPr>
               <w:t xml:space="preserve">15</w:t>
             </w:r>
             <w:r>
@@ -11441,7 +11537,7 @@
         </w:tc>
         <w:tc>
           <w:tcPr>
-            <w:tcW w:type="dxa" w:w="3516"/>
+            <w:tcW w:type="dxa" w:w="3570"/>
           </w:tcPr>
           <w:p>
             <w:pPr>
@@ -11457,7 +11553,7 @@
                 <w:b w:val="0"/>
                 <w:sz w:val="22"/>
               </w:rPr>
-              <w:t xml:space="preserve">logit com UF fixo e erro agrupado por UPA; conclusão inalterada</w:t>
+              <w:t xml:space="preserve">logit com efeito fixo de estado e erro agrupado por UPA; conclusão inalterada</w:t>
             </w:r>
           </w:p>
         </w:tc>
@@ -11512,7 +11608,7 @@
         </w:tc>
         <w:tc>
           <w:tcPr>
-            <w:tcW w:type="dxa" w:w="2875"/>
+            <w:tcW w:type="dxa" w:w="2821"/>
           </w:tcPr>
           <w:p>
             <w:pPr>
@@ -11601,7 +11697,7 @@
         </w:tc>
         <w:tc>
           <w:tcPr>
-            <w:tcW w:type="dxa" w:w="3516"/>
+            <w:tcW w:type="dxa" w:w="3570"/>
           </w:tcPr>
           <w:p>
             <w:pPr>
@@ -11650,7 +11746,7 @@
         </w:tc>
         <w:tc>
           <w:tcPr>
-            <w:tcW w:type="dxa" w:w="2875"/>
+            <w:tcW w:type="dxa" w:w="2821"/>
           </w:tcPr>
           <w:p>
             <w:pPr>
@@ -11688,7 +11784,7 @@
         </w:tc>
         <w:tc>
           <w:tcPr>
-            <w:tcW w:type="dxa" w:w="3516"/>
+            <w:tcW w:type="dxa" w:w="3570"/>
           </w:tcPr>
           <w:p>
             <w:pPr>
@@ -11737,7 +11833,7 @@
         </w:tc>
         <w:tc>
           <w:tcPr>
-            <w:tcW w:type="dxa" w:w="2875"/>
+            <w:tcW w:type="dxa" w:w="2821"/>
           </w:tcPr>
           <w:p>
             <w:pPr>
@@ -11775,7 +11871,7 @@
         </w:tc>
         <w:tc>
           <w:tcPr>
-            <w:tcW w:type="dxa" w:w="3516"/>
+            <w:tcW w:type="dxa" w:w="3570"/>
           </w:tcPr>
           <w:p>
             <w:pPr>
@@ -11824,7 +11920,7 @@
         </w:tc>
         <w:tc>
           <w:tcPr>
-            <w:tcW w:type="dxa" w:w="2875"/>
+            <w:tcW w:type="dxa" w:w="2821"/>
           </w:tcPr>
           <w:p>
             <w:pPr>
@@ -11846,7 +11942,7 @@
         </w:tc>
         <w:tc>
           <w:tcPr>
-            <w:tcW w:type="dxa" w:w="3516"/>
+            <w:tcW w:type="dxa" w:w="3570"/>
           </w:tcPr>
           <w:p>
             <w:pPr>
@@ -11901,7 +11997,7 @@
         </w:tc>
         <w:tc>
           <w:tcPr>
-            <w:tcW w:type="dxa" w:w="2875"/>
+            <w:tcW w:type="dxa" w:w="2821"/>
             <w:tcBorders>
               <w:top w:val="nil"/>
               <w:left w:val="nil"/>
@@ -11929,7 +12025,7 @@
         </w:tc>
         <w:tc>
           <w:tcPr>
-            <w:tcW w:type="dxa" w:w="3516"/>
+            <w:tcW w:type="dxa" w:w="3570"/>
             <w:tcBorders>
               <w:top w:val="nil"/>
               <w:left w:val="nil"/>
@@ -12455,7 +12551,7 @@
           <w:rFonts w:ascii="Arial" w:hAnsi="Arial"/>
           <w:sz w:val="22"/>
         </w:rPr>
-        <w:t xml:space="preserve">Os resultados seguem a trajetória anunciada nas Considerações Iniciais: o bairro, a composição do diferencial, a porta das ocupações, a escada da distribuição de renda e a interseção de raça e gênero. Cada etapa responde a uma pergunta e deixa a seguinte; a Discussão, ao final, reúne as respostas e as confronta com as políticas vigentes.</w:t>
+        <w:t xml:space="preserve">Os resultados seguem a trajetória anunciada nas Considerações Iniciais: o bairro, a composição do diferencial, a porta das ocupações, a escada da distribuição de renda, a interseção de raça e gênero e o que o agregado esconde por cor, setor e idade. Cada etapa responde a uma pergunta e deixa a seguinte; a Discussão, ao final, reúne as respostas e as confronta com as políticas vigentes.</w:t>
       </w:r>
     </w:p>
     <w:bookmarkStart w:id="56" w:name="Xf873877e7a67a97c590f3d0007ecfbb5641a604"/>
@@ -40339,7 +40435,7 @@
           <w:rFonts w:ascii="Arial" w:hAnsi="Arial"/>
           <w:sz w:val="22"/>
         </w:rPr>
-        <w:t xml:space="preserve">Figura 8. A mulher negra entra pelas ocupações feminizadas, mas não chega ao comando nem ao topo: razões de chance dos quatro grupos raça</w:t>
+        <w:t xml:space="preserve">Figura 8. A vantagem aparente da mulher negra no acesso é de composição: razões de chance dos quatro grupos raça</w:t>
       </w:r>
       <m:oMath>
         <m:r>
@@ -40449,7 +40545,7 @@
           <w:rFonts w:ascii="Arial" w:hAnsi="Arial"/>
           <w:sz w:val="22"/>
         </w:rPr>
-        <w:t xml:space="preserve">Nota: como ler a Figura 8: cada linha é um grupo raça</w:t>
+        <w:t xml:space="preserve">Nota: como ler a Figura 8: cada série é um grupo raça</w:t>
       </w:r>
       <m:oMath>
         <m:r>
@@ -40464,7 +40560,7 @@
           <w:rFonts w:ascii="Arial" w:hAnsi="Arial"/>
           <w:sz w:val="22"/>
         </w:rPr>
-        <w:t xml:space="preserve">gênero e cada ponto, a razão de chances contra o homem branco, cuja referência é a linha tracejada em 1; abaixo dela, o grupo tem menos chance que ele. À esquerda, siga a linha azul: a mulher negra aparece acima da referência na categoria agregada e termina como o grupo mais distante dela no topo da renda. À direita, a mesma comparação por grande grupo da CBO mostra de onde vem a aparente vantagem: das ocupações feminizadas, não do comando.</w:t>
+        <w:t xml:space="preserve">gênero e cada ponto, a razão de chances contra o homem branco, cuja referência é a linha tracejada em 1; abaixo dela, o grupo tem menos chance que ele. À esquerda, siga a série azul (mulher negra): ela aparece acima da referência na categoria agregada e termina como o grupo mais distante da referência no topo da renda. À direita, a mesma comparação por grande grupo da CBO mostra de onde vem a aparente vantagem: das ocupações feminizadas, não do comando.</w:t>
       </w:r>
     </w:p>
     <w:p>
@@ -41106,35 +41202,63 @@
           <w:rFonts w:ascii="Arial" w:hAnsi="Arial"/>
           <w:sz w:val="22"/>
         </w:rPr>
-        <w:t xml:space="preserve">etária. Razões de chance: GLMM de acesso A2, contra brancos de mesmo perfil e bairro.</w:t>
-      </w:r>
-      <w:r>
-        <w:rPr>
-          <w:rFonts w:ascii="Arial" w:hAnsi="Arial"/>
-          <w:sz w:val="22"/>
-        </w:rPr>
-        <w:t xml:space="preserve"> </w:t>
-      </w:r>
-      <w:r>
-        <w:rPr>
-          <w:rFonts w:ascii="Arial" w:hAnsi="Arial"/>
-          <w:sz w:val="22"/>
-        </w:rPr>
-        <w:t xml:space="preserve">Preço: parcela não explicada da Oaxaca–Blinder (A), contra brancos. Cada recorte foi</w:t>
-      </w:r>
-      <w:r>
-        <w:rPr>
-          <w:rFonts w:ascii="Arial" w:hAnsi="Arial"/>
-          <w:sz w:val="22"/>
-        </w:rPr>
-        <w:t xml:space="preserve"> </w:t>
-      </w:r>
-      <w:r>
-        <w:rPr>
-          <w:rFonts w:ascii="Arial" w:hAnsi="Arial"/>
-          <w:sz w:val="22"/>
-        </w:rPr>
-        <w:t xml:space="preserve">estimado na população completa com a especificação do modelo de referência.</w:t>
+        <w:t xml:space="preserve">etária. Razões de chance: GLMM de acesso e de teto de vidro (top 10%), contra brancos</w:t>
+      </w:r>
+      <w:r>
+        <w:rPr>
+          <w:rFonts w:ascii="Arial" w:hAnsi="Arial"/>
+          <w:sz w:val="22"/>
+        </w:rPr>
+        <w:t xml:space="preserve"> </w:t>
+      </w:r>
+      <w:r>
+        <w:rPr>
+          <w:rFonts w:ascii="Arial" w:hAnsi="Arial"/>
+          <w:sz w:val="22"/>
+        </w:rPr>
+        <w:t xml:space="preserve">de mesmo perfil e bairro. Preço: parcela não explicada da Oaxaca–Blinder (A), contra</w:t>
+      </w:r>
+      <w:r>
+        <w:rPr>
+          <w:rFonts w:ascii="Arial" w:hAnsi="Arial"/>
+          <w:sz w:val="22"/>
+        </w:rPr>
+        <w:t xml:space="preserve"> </w:t>
+      </w:r>
+      <w:r>
+        <w:rPr>
+          <w:rFonts w:ascii="Arial" w:hAnsi="Arial"/>
+          <w:sz w:val="22"/>
+        </w:rPr>
+        <w:t xml:space="preserve">brancos. Setor público: empregados do setor público, inclusive militares e estatutários</w:t>
+      </w:r>
+      <w:r>
+        <w:rPr>
+          <w:rFonts w:ascii="Arial" w:hAnsi="Arial"/>
+          <w:sz w:val="22"/>
+        </w:rPr>
+        <w:t xml:space="preserve"> </w:t>
+      </w:r>
+      <w:r>
+        <w:rPr>
+          <w:rFonts w:ascii="Arial" w:hAnsi="Arial"/>
+          <w:sz w:val="22"/>
+        </w:rPr>
+        <w:t xml:space="preserve">(VD4009); privado: os demais ocupados. Cada recorte foi estimado em todos os seus</w:t>
+      </w:r>
+      <w:r>
+        <w:rPr>
+          <w:rFonts w:ascii="Arial" w:hAnsi="Arial"/>
+          <w:sz w:val="22"/>
+        </w:rPr>
+        <w:t xml:space="preserve"> </w:t>
+      </w:r>
+      <w:r>
+        <w:rPr>
+          <w:rFonts w:ascii="Arial" w:hAnsi="Arial"/>
+          <w:sz w:val="22"/>
+        </w:rPr>
+        <w:t xml:space="preserve">indivíduos, sem amostragem, com a especificação do modelo de referência.</w:t>
       </w:r>
     </w:p>
     <w:tbl>
@@ -41143,7 +41267,7 @@
         <w:tblW w:type="auto" w:w="0"/>
         <w:tblLayout w:type="fixed"/>
         <w:tblLook w:firstRow="1" w:lastRow="0" w:firstColumn="0" w:lastColumn="0" w:noHBand="0" w:noVBand="0" w:val="0020"/>
-        <w:tblCaption w:val="Tabela 12. O que a categoria agregada esconde: penalidade racial por cor, setor, idade e corte de renda. Penalidade salarial: HLM M3 (mesmo bairro, escolaridade, idade, sexo, jornada e estado), em % de renda; por idade, M3 com a interação negro \times faixa etária. Razões de chance: GLMM de acesso A2, contra brancos de mesmo perfil e bairro. Preço: parcela não explicada da Oaxaca–Blinder (A), contra brancos. Cada recorte foi estimado na população completa com a especificação do modelo de referência."/>
+        <w:tblCaption w:val="Tabela 12. O que a categoria agregada esconde: penalidade racial por cor, setor, idade e corte de renda. Penalidade salarial: HLM M3 (mesmo bairro, escolaridade, idade, sexo, jornada e estado), em % de renda; por idade, M3 com a interação negro \times faixa etária. Razões de chance: GLMM de acesso e de teto de vidro (top 10%), contra brancos de mesmo perfil e bairro. Preço: parcela não explicada da Oaxaca–Blinder (A), contra brancos. Setor público: empregados do setor público, inclusive militares e estatutários (VD4009); privado: os demais ocupados. Cada recorte foi estimado em todos os seus indivíduos, sem amostragem, com a especificação do modelo de referência."/>
         <w:tblBorders>
           <w:top w:val="nil"/>
           <w:left w:val="nil"/>
@@ -42702,7 +42826,7 @@
           <w:rFonts w:ascii="Arial" w:hAnsi="Arial"/>
           <w:sz w:val="22"/>
         </w:rPr>
-        <w:t xml:space="preserve">Pretos e pardos estão abaixo dos brancos em todos os recortes, o que sustenta a categoria negro como referência de política; mas a penalidade dos pretos é maior em todos eles: 7,4% contra 5,8% no salário, OR </w:t>
+        <w:t xml:space="preserve">Pretos e pardos estão abaixo dos brancos em todas as medidas (salário, acesso, topo e preço), o que sustenta a categoria negro como referência de política; mas a penalidade dos pretos é maior em todas elas: 7,4% contra 5,8% no salário, OR </w:t>
       </w:r>
       <m:oMath>
         <m:r>
@@ -42841,7 +42965,35 @@
           <w:rFonts w:ascii="Arial" w:hAnsi="Arial"/>
           <w:sz w:val="22"/>
         </w:rPr>
-        <w:t xml:space="preserve">no décimo mais rico (Tabela 12). A distância entre os dois grupos cresce rumo ao topo: na regressão quantílica, vai de 4,7% e 4,2% na base a 11,6% e 9,5% no q95. O preço também se distribui de outro modo: nos pardos concentra-se na base (26,9% do gap RIF no q10, 7,4% no q90); nos pretos alcança 24,8% na mediana e permanece em 11,9% no topo. O padrão é compatível com colorismo — um preço maior para a pele mais escura onde a seleção é mais visível —, sem que estes dados o identifiquem como causa.</w:t>
+        <w:t xml:space="preserve">no décimo mais rico (Tabela 12); as diferenças entre os dois grupos ficam fora dos intervalos de 95%. A distância entre os dois grupos cresce rumo ao topo: na regressão quantílica, a penalidade de pretos e pardos, respectivamente, vai de 4,7% e 4,2% no primeiro decil a 10,0% e 8,0% no nono. A parcela de preço da decomposição RIF também se distribui de outro modo: nos pardos, cai de 26,9% no primeiro decil para 19,8% na mediana e 7,4% no nono, como no agregado; nos pretos, passa de 21,2% para 24,8% e 11,9%, sem ceder no topo. O padrão é compatível com o colorismo — a discriminação graduada pela tonalidade da pele</w:t>
+      </w:r>
+      <w:r>
+        <w:rPr>
+          <w:rFonts w:ascii="Arial" w:hAnsi="Arial"/>
+          <w:sz w:val="22"/>
+        </w:rPr>
+        <w:t xml:space="preserve"> </w:t>
+      </w:r>
+      <w:r>
+        <w:rPr>
+          <w:rFonts w:ascii="Arial" w:hAnsi="Arial"/>
+          <w:sz w:val="22"/>
+        </w:rPr>
+        <w:t xml:space="preserve">(Telles, 2004)</w:t>
+      </w:r>
+      <w:r>
+        <w:rPr>
+          <w:rFonts w:ascii="Arial" w:hAnsi="Arial"/>
+          <w:sz w:val="22"/>
+        </w:rPr>
+        <w:t xml:space="preserve"> </w:t>
+      </w:r>
+      <w:r>
+        <w:rPr>
+          <w:rFonts w:ascii="Arial" w:hAnsi="Arial"/>
+          <w:sz w:val="22"/>
+        </w:rPr>
+        <w:t xml:space="preserve">—, sem que estes dados o identifiquem como causa.</w:t>
       </w:r>
     </w:p>
     <w:p>
@@ -42904,7 +43056,7 @@
           <w:rFonts w:ascii="Arial" w:hAnsi="Arial"/>
           <w:sz w:val="22"/>
         </w:rPr>
-        <w:t xml:space="preserve">); a diferença entre os setores está na subida. No privado, a penalidade salarial é de 7,2% e a chance de chegar ao décimo mais rico tem OR </w:t>
+        <w:t xml:space="preserve">, com intervalos de 95% que se sobrepõem); a diferença entre os setores está na subida. No privado, a penalidade salarial é de 7,2% e a chance de chegar ao décimo mais rico tem OR </w:t>
       </w:r>
       <m:oMath>
         <m:r>
@@ -42959,7 +43111,7 @@
           <w:rFonts w:ascii="Arial" w:hAnsi="Arial"/>
           <w:sz w:val="22"/>
         </w:rPr>
-        <w:t xml:space="preserve">. O teto de vidro não é efeito da geografia: com o topo definido dentro de cada estado, o OR é</w:t>
+        <w:t xml:space="preserve">. O teto de vidro não decorre da composição regional dos salários: com o topo definido dentro de cada estado, o OR é</w:t>
       </w:r>
       <w:r>
         <w:rPr>
@@ -43023,7 +43175,7 @@
           <w:rFonts w:ascii="Arial" w:hAnsi="Arial"/>
           <w:sz w:val="22"/>
         </w:rPr>
-        <w:t xml:space="preserve">A penalidade cresce com a idade: 1,7% entre 14 e 29 anos, 8,8% entre 50 e 64 e 14,7% a partir dos 65. Dados transversais não separam as duas leituras possíveis — coorte (gerações que chegaram ao mercado depois das cotas) ou ciclo de vida (a desigualdade se acumula ao longo da carreira) —, e ambas são compatíveis com o teto de vidro.</w:t>
+        <w:t xml:space="preserve">A penalidade cresce com a idade: 1,7% entre 14 e 29 anos, 8,8% entre 50 e 64 e 14,7% a partir dos 65. Dados transversais não separam as duas leituras possíveis: a de ciclo de vida (a desigualdade se acumula ao longo da carreira) é compatível com o teto de vidro; a de coorte, com melhora entre gerações. Acima dos 65 anos, o grupo é selecionado — só quem ainda trabalha — e menor, o que pede cautela com essa estimativa.</w:t>
       </w:r>
     </w:p>
     <w:bookmarkEnd w:id="99"/>
@@ -54590,7 +54742,7 @@
           <w:rFonts w:ascii="Arial" w:hAnsi="Arial"/>
           <w:sz w:val="22"/>
         </w:rPr>
-        <w:t xml:space="preserve">(Brasil, 2025)</w:t>
+        <w:t xml:space="preserve">(Brasil, 2014, 2025)</w:t>
       </w:r>
       <w:r>
         <w:rPr>
@@ -54652,7 +54804,7 @@
           <w:rFonts w:ascii="Arial" w:hAnsi="Arial"/>
           <w:sz w:val="22"/>
         </w:rPr>
-        <w:t xml:space="preserve">, vale apenas para a administração pública federal, e o setor privado, que concentra a maior parte do emprego, não tem obrigação equivalente. O recorte por setor precisa o diagnóstico: entre pessoas comparáveis, o setor público não abre mais a porta do cargo qualificado (OR </w:t>
+        <w:t xml:space="preserve">, vale apenas para a administração pública federal, e o setor privado, que concentra a maior parte do emprego, não tem obrigação equivalente. O recorte por setor torna o diagnóstico mais preciso. Mesmo com reserva de vagas nos concursos desde 2014, o setor público não abre mais a porta do cargo qualificado (OR </w:t>
       </w:r>
       <m:oMath>
         <m:r>
@@ -54708,7 +54860,7 @@
           <w:rFonts w:ascii="Arial" w:hAnsi="Arial"/>
           <w:sz w:val="22"/>
         </w:rPr>
-        <w:t xml:space="preserve">no privado), mas tem teto bem mais baixo — no décimo mais rico,</w:t>
+        <w:t xml:space="preserve">no privado): a reserva opera na admissão ao serviço público, não no nível da ocupação, e os ocupados incluem coortes anteriores a ela. O que o setor público tem é um teto que pesa bem menos — no décimo mais rico,</w:t>
       </w:r>
       <w:r>
         <w:rPr>
@@ -54778,7 +54930,7 @@
           <w:rFonts w:ascii="Arial" w:hAnsi="Arial"/>
           <w:sz w:val="22"/>
         </w:rPr>
-        <w:t xml:space="preserve">— e penalidade salarial menor (4,6% contra 7,2%). É no setor privado, sem obrigação, que a subida mais se fecha.</w:t>
+        <w:t xml:space="preserve">— e penalidade salarial menor (4,6% contra 7,2%). É no setor privado que a subida mais se fecha, o que é compatível com a ausência de obrigação, mas também com a estrutura salarial regulada do setor público; os dados não separam as duas leituras.</w:t>
       </w:r>
     </w:p>
     <w:p>
@@ -55081,7 +55233,35 @@
           <w:rFonts w:ascii="Arial" w:hAnsi="Arial"/>
           <w:sz w:val="22"/>
         </w:rPr>
-        <w:t xml:space="preserve">, já que o bairro carrega parte do diferencial: transporte e intermediação de emprego que liguem os bairros segregados aos polos de emprego qualificado; aprendizagem, estágio e mentoria que levem redes de contato a quem não as tem — a entrada na carreira é o momento de maior retorno, pois a penalidade é mínima entre os mais jovens —; currículo sem endereço nas primeiras etapas de seleção, para que o CEP não funcione como sinal de raça; escola de tempo integral e ensino técnico nos bairros de maior proporção de população negra; habitação de interesse social em áreas centrais, e não em novos conjuntos periféricos; e, como a penalidade é maior nos bairros de renda mais alta, fiscalização também ali, e não só na periferia. As estimativas por bairro do modelo hierárquico servem para escolher onde começar e para medir se a penalidade mudou.</w:t>
+        <w:t xml:space="preserve">. Dos resultados decorrem três pontos: o bairro carrega parte do diferencial; a penalidade é maior nos bairros de renda mais alta, o que pede fiscalização também ali, e não só na periferia; e as estimativas por bairro do modelo hierárquico servem para escolher onde começar e para medir se a penalidade mudou. A literatura de efeitos de vizinhança</w:t>
+      </w:r>
+      <w:r>
+        <w:rPr>
+          <w:rFonts w:ascii="Arial" w:hAnsi="Arial"/>
+          <w:sz w:val="22"/>
+        </w:rPr>
+        <w:t xml:space="preserve"> </w:t>
+      </w:r>
+      <w:r>
+        <w:rPr>
+          <w:rFonts w:ascii="Arial" w:hAnsi="Arial"/>
+          <w:sz w:val="22"/>
+        </w:rPr>
+        <w:t xml:space="preserve">(Marques, 2010; Sampson; Raudenbush; Earls, 1997; Wilson, 1987)</w:t>
+      </w:r>
+      <w:r>
+        <w:rPr>
+          <w:rFonts w:ascii="Arial" w:hAnsi="Arial"/>
+          <w:sz w:val="22"/>
+        </w:rPr>
+        <w:t xml:space="preserve"> </w:t>
+      </w:r>
+      <w:r>
+        <w:rPr>
+          <w:rFonts w:ascii="Arial" w:hAnsi="Arial"/>
+          <w:sz w:val="22"/>
+        </w:rPr>
+        <w:t xml:space="preserve">sugere os instrumentos: transporte e intermediação de emprego que liguem os bairros segregados aos polos de emprego qualificado; aprendizagem, estágio e mentoria que levem redes de contato a quem não as tem — como a penalidade cresce com a idade, agir na entrada evita que ela se acumule, se a leitura de ciclo de vida for a correta —; currículo sem endereço nas primeiras etapas de seleção; escola de tempo integral e ensino técnico nos bairros de maior proporção de população negra; e habitação de interesse social em áreas centrais.</w:t>
       </w:r>
       <w:r>
         <w:rPr>
@@ -56901,7 +57081,84 @@
           <w:rFonts w:ascii="Arial" w:hAnsi="Arial"/>
           <w:sz w:val="22"/>
         </w:rPr>
-        <w:t xml:space="preserve">no de acesso.</w:t>
+        <w:t xml:space="preserve">no de acesso. Fica ainda como agenda relacionar a penalidade estimada em cada estado</w:t>
+      </w:r>
+      <w:r>
+        <w:rPr>
+          <w:rFonts w:ascii="Arial" w:hAnsi="Arial"/>
+          <w:sz w:val="22"/>
+        </w:rPr>
+        <w:t xml:space="preserve"> </w:t>
+      </w:r>
+      <w:r>
+        <w:rPr>
+          <w:rFonts w:ascii="Arial" w:hAnsi="Arial"/>
+          <w:sz w:val="22"/>
+        </w:rPr>
+        <w:t xml:space="preserve">à presença de pretos e pardos nos cargos eletivos, que a Justiça Eleitoral registra</w:t>
+      </w:r>
+      <w:r>
+        <w:rPr>
+          <w:rFonts w:ascii="Arial" w:hAnsi="Arial"/>
+          <w:sz w:val="22"/>
+        </w:rPr>
+        <w:t xml:space="preserve"> </w:t>
+      </w:r>
+      <w:r>
+        <w:rPr>
+          <w:rFonts w:ascii="Arial" w:hAnsi="Arial"/>
+          <w:sz w:val="22"/>
+        </w:rPr>
+        <w:t xml:space="preserve">por cor ou raça desde 2014: a sub-representação negra no comando político seria a</w:t>
+      </w:r>
+      <w:r>
+        <w:rPr>
+          <w:rFonts w:ascii="Arial" w:hAnsi="Arial"/>
+          <w:sz w:val="22"/>
+        </w:rPr>
+        <w:t xml:space="preserve"> </w:t>
+      </w:r>
+      <w:r>
+        <w:rPr>
+          <w:rFonts w:ascii="Arial" w:hAnsi="Arial"/>
+          <w:sz w:val="22"/>
+        </w:rPr>
+        <w:t xml:space="preserve">face institucional do teto de vidro aqui medido</w:t>
+      </w:r>
+      <w:r>
+        <w:rPr>
+          <w:rFonts w:ascii="Arial" w:hAnsi="Arial"/>
+          <w:sz w:val="22"/>
+        </w:rPr>
+        <w:t xml:space="preserve"> </w:t>
+      </w:r>
+      <w:r>
+        <w:rPr>
+          <w:rFonts w:ascii="Arial" w:hAnsi="Arial"/>
+          <w:sz w:val="22"/>
+        </w:rPr>
+        <w:t xml:space="preserve">(Almeida, 2019)</w:t>
+      </w:r>
+      <w:r>
+        <w:rPr>
+          <w:rFonts w:ascii="Arial" w:hAnsi="Arial"/>
+          <w:sz w:val="22"/>
+        </w:rPr>
+        <w:t xml:space="preserve">, mas, com uma</w:t>
+      </w:r>
+      <w:r>
+        <w:rPr>
+          <w:rFonts w:ascii="Arial" w:hAnsi="Arial"/>
+          <w:sz w:val="22"/>
+        </w:rPr>
+        <w:t xml:space="preserve"> </w:t>
+      </w:r>
+      <w:r>
+        <w:rPr>
+          <w:rFonts w:ascii="Arial" w:hAnsi="Arial"/>
+          <w:sz w:val="22"/>
+        </w:rPr>
+        <w:t xml:space="preserve">observação por estado, a comparação seria apenas ecológica.</w:t>
       </w:r>
     </w:p>
     <w:bookmarkEnd w:id="127"/>
@@ -57038,7 +57295,7 @@
           <w:rFonts w:ascii="Arial" w:hAnsi="Arial"/>
           <w:sz w:val="22"/>
         </w:rPr>
-        <w:t xml:space="preserve">A desigualdade racial no mercado de trabalho brasileiro apresentou as marcas do racismo estrutural. Persistiu: com a mesma escolaridade, idade, sexo e bairro, trabalhadores negros ganharam 6,1% a menos, e 5,6% dentro da mesma ocupação. Passou por estruturas: o bairro mediou 39,5% do diferencial agregado, e as chances de chegar a um cargo qualificado foram 19% menores. Acumulou-se rumo ao topo: a penalidade condicional subiu de 4,3% na base para 8,4% no nono decil. A mulher negra entrou pelas ocupações feminizadas, mas foi o grupo com menor chance de chegar ao comando. O diploma quase igualou o salário (1,1% na pós-graduação), mas não a porta: as chances de acesso seguiram 23% menores. As três hipóteses encontraram respaldo.</w:t>
+        <w:t xml:space="preserve">A desigualdade racial no mercado de trabalho brasileiro apresentou as marcas do racismo estrutural. Persistiu: com a mesma escolaridade, idade, sexo e bairro, trabalhadores negros ganharam 6,1% a menos, e 5,6% dentro da mesma ocupação. Passou por estruturas: o bairro mediou 39,5% do diferencial agregado, e as chances de chegar a um cargo qualificado foram 19% menores. Acumulou-se rumo ao topo: a penalidade condicional subiu de 4,3% na base para 8,4% no nono decil. A mulher negra entrou pelas ocupações feminizadas, mas foi o grupo com menor chance de chegar ao comando. A penalidade foi maior para pretos (7,4%) que para pardos (5,8%) e cresceu com a idade. O diploma quase igualou o salário (1,1% na pós-graduação), mas não a porta: as chances de acesso seguiram 23% menores. As três hipóteses encontraram respaldo.</w:t>
       </w:r>
     </w:p>
     <w:p>
@@ -57053,11 +57310,11 @@
           <w:rFonts w:ascii="Arial" w:hAnsi="Arial"/>
           <w:sz w:val="22"/>
         </w:rPr>
-        <w:t xml:space="preserve">Esses resultados indicam limites da política de diversidade vigente. As cotas atuam no ingresso, mas a desvantagem cresce onde se decide a ascensão. A educação reduz a penalidade salarial, mas não abre a porta. O território não entra nos critérios, embora carregue parte do diferencial. Metas separadas por raça e por gênero não alcançam a mulher negra no comando. As prioridades sugeridas são metas de representação em cargos de direção com recorte interseccional, igualdade salarial por raça como obrigação fiscalizada, ação territorial nos bairros de maior proporção de população negra e monitoramento anual destes indicadores. Os resultados são associações condicionais, não efeitos causais, e as propostas são agenda, não efeito estimado.</w:t>
+        <w:t xml:space="preserve">Esses resultados indicam limites da política de diversidade vigente. As cotas atuam no ingresso, mas a desvantagem cresce onde se decide a ascensão. No setor público, a porta do cargo qualificado foi tão desigual quanto no privado; o teto pesou menos. A educação reduz a penalidade salarial, mas não abre a porta. O território não entra nos critérios, embora carregue parte do diferencial. Metas separadas por raça e por gênero não alcançam a mulher negra no comando. As prioridades sugeridas são metas de representação em cargos de direção com recorte interseccional, igualdade salarial por raça como obrigação fiscalizada, ação territorial nos bairros de maior proporção de população negra e monitoramento anual destes indicadores. Os resultados são associações condicionais, não efeitos causais, e as propostas são agenda, não efeito estimado.</w:t>
       </w:r>
     </w:p>
     <w:bookmarkEnd w:id="130"/>
-    <w:bookmarkStart w:id="175" w:name="referências"/>
+    <w:bookmarkStart w:id="177" w:name="referências"/>
     <w:p>
       <w:pPr>
         <w:pStyle w:val="Heading1"/>
@@ -57074,7 +57331,7 @@
         <w:t xml:space="preserve">Referências</w:t>
       </w:r>
     </w:p>
-    <w:bookmarkStart w:id="174" w:name="refs"/>
+    <w:bookmarkStart w:id="176" w:name="refs"/>
     <w:bookmarkStart w:id="131" w:name="ref-almeida2019"/>
     <w:p>
       <w:pPr>
@@ -57564,7 +57821,7 @@
       </w:r>
     </w:p>
     <w:bookmarkEnd w:id="139"/>
-    <w:bookmarkStart w:id="140" w:name="ref-brasil2023decreto11443"/>
+    <w:bookmarkStart w:id="140" w:name="ref-brasil2014lei12990"/>
     <w:p>
       <w:pPr>
         <w:pStyle w:val="Bibliography"/>
@@ -57593,18 +57850,18 @@
           <w:bCs/>
           <w:sz w:val="22"/>
         </w:rPr>
-        <w:t xml:space="preserve">Decreto n. 11.443, de 21 de março de 2023. Dispõe sobre o preenchimento por pessoas negras de percentual mínimo de cargos em comissão e funções de confiança no âmbito da administração pública federal</w:t>
-      </w:r>
-      <w:r>
-        <w:rPr>
-          <w:rFonts w:ascii="Arial" w:hAnsi="Arial"/>
-          <w:sz w:val="22"/>
-        </w:rPr>
-        <w:t xml:space="preserve">. Diário Oficial da União, Brasília, DF, b2023.</w:t>
+        <w:t xml:space="preserve">Lei n. 12.990, de 9 de junho de 2014. Reserva aos negros 20% das vagas oferecidas nos concursos públicos para provimento de cargos efetivos e empregos públicos no âmbito da administração pública federal, das autarquias, das fundações públicas, das empresas públicas e das sociedades de economia mista controladas pela União</w:t>
+      </w:r>
+      <w:r>
+        <w:rPr>
+          <w:rFonts w:ascii="Arial" w:hAnsi="Arial"/>
+          <w:sz w:val="22"/>
+        </w:rPr>
+        <w:t xml:space="preserve">. Diário Oficial da União, Brasília, DF, 2014.</w:t>
       </w:r>
     </w:p>
     <w:bookmarkEnd w:id="140"/>
-    <w:bookmarkStart w:id="141" w:name="ref-brasil2023lei14611"/>
+    <w:bookmarkStart w:id="141" w:name="ref-brasil2023decreto11443"/>
     <w:p>
       <w:pPr>
         <w:pStyle w:val="Bibliography"/>
@@ -57633,18 +57890,18 @@
           <w:bCs/>
           <w:sz w:val="22"/>
         </w:rPr>
-        <w:t xml:space="preserve">Lei n. 14.611, de 3 de julho de 2023. Dispõe sobre a igualdade salarial e de critérios remuneratórios entre mulheres e homens</w:t>
-      </w:r>
-      <w:r>
-        <w:rPr>
-          <w:rFonts w:ascii="Arial" w:hAnsi="Arial"/>
-          <w:sz w:val="22"/>
-        </w:rPr>
-        <w:t xml:space="preserve">. Diário Oficial da União, Brasília, DF, c2023.</w:t>
+        <w:t xml:space="preserve">Decreto n. 11.443, de 21 de março de 2023. Dispõe sobre o preenchimento por pessoas negras de percentual mínimo de cargos em comissão e funções de confiança no âmbito da administração pública federal</w:t>
+      </w:r>
+      <w:r>
+        <w:rPr>
+          <w:rFonts w:ascii="Arial" w:hAnsi="Arial"/>
+          <w:sz w:val="22"/>
+        </w:rPr>
+        <w:t xml:space="preserve">. Diário Oficial da União, Brasília, DF, b2023.</w:t>
       </w:r>
     </w:p>
     <w:bookmarkEnd w:id="141"/>
-    <w:bookmarkStart w:id="142" w:name="ref-brasil2023lei14723"/>
+    <w:bookmarkStart w:id="142" w:name="ref-brasil2023lei14611"/>
     <w:p>
       <w:pPr>
         <w:pStyle w:val="Bibliography"/>
@@ -57673,18 +57930,18 @@
           <w:bCs/>
           <w:sz w:val="22"/>
         </w:rPr>
-        <w:t xml:space="preserve">Lei n. 14.723, de 13 de novembro de 2023. Altera a Lei n. 12.711, de 29 de agosto de 2012, para dispor sobre o programa especial para o acesso às instituições federais de educação superior e de ensino técnico de nível médio</w:t>
-      </w:r>
-      <w:r>
-        <w:rPr>
-          <w:rFonts w:ascii="Arial" w:hAnsi="Arial"/>
-          <w:sz w:val="22"/>
-        </w:rPr>
-        <w:t xml:space="preserve">. Diário Oficial da União, Brasília, DF, a2023.</w:t>
+        <w:t xml:space="preserve">Lei n. 14.611, de 3 de julho de 2023. Dispõe sobre a igualdade salarial e de critérios remuneratórios entre mulheres e homens</w:t>
+      </w:r>
+      <w:r>
+        <w:rPr>
+          <w:rFonts w:ascii="Arial" w:hAnsi="Arial"/>
+          <w:sz w:val="22"/>
+        </w:rPr>
+        <w:t xml:space="preserve">. Diário Oficial da União, Brasília, DF, c2023.</w:t>
       </w:r>
     </w:p>
     <w:bookmarkEnd w:id="142"/>
-    <w:bookmarkStart w:id="143" w:name="ref-brasil2025lei15142"/>
+    <w:bookmarkStart w:id="143" w:name="ref-brasil2023lei14723"/>
     <w:p>
       <w:pPr>
         <w:pStyle w:val="Bibliography"/>
@@ -57713,18 +57970,18 @@
           <w:bCs/>
           <w:sz w:val="22"/>
         </w:rPr>
-        <w:t xml:space="preserve">Lei n. 15.142, de 3 de junho de 2025. Dispõe sobre a reserva às pessoas pretas e pardas, indígenas e quilombolas de vagas oferecidas em concursos públicos e em processos seletivos simplificados no âmbito da administração pública federal</w:t>
-      </w:r>
-      <w:r>
-        <w:rPr>
-          <w:rFonts w:ascii="Arial" w:hAnsi="Arial"/>
-          <w:sz w:val="22"/>
-        </w:rPr>
-        <w:t xml:space="preserve">. Diário Oficial da União, Brasília, DF, 2025.</w:t>
+        <w:t xml:space="preserve">Lei n. 14.723, de 13 de novembro de 2023. Altera a Lei n. 12.711, de 29 de agosto de 2012, para dispor sobre o programa especial para o acesso às instituições federais de educação superior e de ensino técnico de nível médio</w:t>
+      </w:r>
+      <w:r>
+        <w:rPr>
+          <w:rFonts w:ascii="Arial" w:hAnsi="Arial"/>
+          <w:sz w:val="22"/>
+        </w:rPr>
+        <w:t xml:space="preserve">. Diário Oficial da União, Brasília, DF, a2023.</w:t>
       </w:r>
     </w:p>
     <w:bookmarkEnd w:id="143"/>
-    <w:bookmarkStart w:id="144" w:name="ref-breiman2001"/>
+    <w:bookmarkStart w:id="144" w:name="ref-brasil2025lei15142"/>
     <w:p>
       <w:pPr>
         <w:pStyle w:val="Bibliography"/>
@@ -57737,7 +57994,7 @@
           <w:rFonts w:ascii="Arial" w:hAnsi="Arial"/>
           <w:sz w:val="22"/>
         </w:rPr>
-        <w:t xml:space="preserve">BREIMAN, Leo. Random Forests.</w:t>
+        <w:t xml:space="preserve">BRASIL.</w:t>
       </w:r>
       <w:r>
         <w:rPr>
@@ -57753,18 +58010,18 @@
           <w:bCs/>
           <w:sz w:val="22"/>
         </w:rPr>
-        <w:t xml:space="preserve">Machine Learning</w:t>
-      </w:r>
-      <w:r>
-        <w:rPr>
-          <w:rFonts w:ascii="Arial" w:hAnsi="Arial"/>
-          <w:sz w:val="22"/>
-        </w:rPr>
-        <w:t xml:space="preserve">, v. 45, n. 1, p. 5–32, 2001.</w:t>
+        <w:t xml:space="preserve">Lei n. 15.142, de 3 de junho de 2025. Dispõe sobre a reserva às pessoas pretas e pardas, indígenas e quilombolas de vagas oferecidas em concursos públicos e em processos seletivos simplificados no âmbito da administração pública federal</w:t>
+      </w:r>
+      <w:r>
+        <w:rPr>
+          <w:rFonts w:ascii="Arial" w:hAnsi="Arial"/>
+          <w:sz w:val="22"/>
+        </w:rPr>
+        <w:t xml:space="preserve">. Diário Oficial da União, Brasília, DF, 2025.</w:t>
       </w:r>
     </w:p>
     <w:bookmarkEnd w:id="144"/>
-    <w:bookmarkStart w:id="145" w:name="ref-cameron2008"/>
+    <w:bookmarkStart w:id="145" w:name="ref-breiman2001"/>
     <w:p>
       <w:pPr>
         <w:pStyle w:val="Bibliography"/>
@@ -57777,7 +58034,7 @@
           <w:rFonts w:ascii="Arial" w:hAnsi="Arial"/>
           <w:sz w:val="22"/>
         </w:rPr>
-        <w:t xml:space="preserve">CAMERON, A. Colin; GELBACH, Jonah B.; MILLER, Douglas L. Bootstrap-Based Improvements for Inference with Clustered Errors.</w:t>
+        <w:t xml:space="preserve">BREIMAN, Leo. Random Forests.</w:t>
       </w:r>
       <w:r>
         <w:rPr>
@@ -57793,18 +58050,18 @@
           <w:bCs/>
           <w:sz w:val="22"/>
         </w:rPr>
-        <w:t xml:space="preserve">The Review of Economics and Statistics</w:t>
-      </w:r>
-      <w:r>
-        <w:rPr>
-          <w:rFonts w:ascii="Arial" w:hAnsi="Arial"/>
-          <w:sz w:val="22"/>
-        </w:rPr>
-        <w:t xml:space="preserve">, v. 90, n. 3, p. 414–427, 2008.</w:t>
+        <w:t xml:space="preserve">Machine Learning</w:t>
+      </w:r>
+      <w:r>
+        <w:rPr>
+          <w:rFonts w:ascii="Arial" w:hAnsi="Arial"/>
+          <w:sz w:val="22"/>
+        </w:rPr>
+        <w:t xml:space="preserve">, v. 45, n. 1, p. 5–32, 2001.</w:t>
       </w:r>
     </w:p>
     <w:bookmarkEnd w:id="145"/>
-    <w:bookmarkStart w:id="147" w:name="ref-chen2016"/>
+    <w:bookmarkStart w:id="146" w:name="ref-cameron2008"/>
     <w:p>
       <w:pPr>
         <w:pStyle w:val="Bibliography"/>
@@ -57817,6 +58074,46 @@
           <w:rFonts w:ascii="Arial" w:hAnsi="Arial"/>
           <w:sz w:val="22"/>
         </w:rPr>
+        <w:t xml:space="preserve">CAMERON, A. Colin; GELBACH, Jonah B.; MILLER, Douglas L. Bootstrap-Based Improvements for Inference with Clustered Errors.</w:t>
+      </w:r>
+      <w:r>
+        <w:rPr>
+          <w:rFonts w:ascii="Arial" w:hAnsi="Arial"/>
+          <w:sz w:val="22"/>
+        </w:rPr>
+        <w:t xml:space="preserve"> </w:t>
+      </w:r>
+      <w:r>
+        <w:rPr>
+          <w:rFonts w:ascii="Arial" w:hAnsi="Arial"/>
+          <w:b/>
+          <w:bCs/>
+          <w:sz w:val="22"/>
+        </w:rPr>
+        <w:t xml:space="preserve">The Review of Economics and Statistics</w:t>
+      </w:r>
+      <w:r>
+        <w:rPr>
+          <w:rFonts w:ascii="Arial" w:hAnsi="Arial"/>
+          <w:sz w:val="22"/>
+        </w:rPr>
+        <w:t xml:space="preserve">, v. 90, n. 3, p. 414–427, 2008.</w:t>
+      </w:r>
+    </w:p>
+    <w:bookmarkEnd w:id="146"/>
+    <w:bookmarkStart w:id="148" w:name="ref-chen2016"/>
+    <w:p>
+      <w:pPr>
+        <w:pStyle w:val="Bibliography"/>
+        <w:spacing w:line="240" w:lineRule="auto" w:before="0" w:after="120"/>
+        <w:ind w:firstLine="0" w:left="0"/>
+        <w:jc w:val="left"/>
+      </w:pPr>
+      <w:r>
+        <w:rPr>
+          <w:rFonts w:ascii="Arial" w:hAnsi="Arial"/>
+          <w:sz w:val="22"/>
+        </w:rPr>
         <w:t xml:space="preserve">CHEN, Tianqi; GUESTRIN, Carlos.</w:t>
       </w:r>
       <w:r>
@@ -57826,7 +58123,7 @@
         </w:rPr>
         <w:t xml:space="preserve"> </w:t>
       </w:r>
-      <w:hyperlink r:id="rId146">
+      <w:hyperlink r:id="rId147">
         <w:r>
           <w:rPr>
             <w:rStyle w:val="Hyperlink"/>
@@ -57894,8 +58191,8 @@
         <w:t xml:space="preserve">. San Francisco: ACM, 2016. p. 785–794.</w:t>
       </w:r>
     </w:p>
-    <w:bookmarkEnd w:id="147"/>
-    <w:bookmarkStart w:id="148" w:name="ref-crenshaw1989"/>
+    <w:bookmarkEnd w:id="148"/>
+    <w:bookmarkStart w:id="149" w:name="ref-crenshaw1989"/>
     <w:p>
       <w:pPr>
         <w:pStyle w:val="Bibliography"/>
@@ -57934,8 +58231,8 @@
         <w:t xml:space="preserve">, v. 1989, n. 1, p. 139–167, 1989.</w:t>
       </w:r>
     </w:p>
-    <w:bookmarkEnd w:id="148"/>
-    <w:bookmarkStart w:id="149" w:name="ref-duan1983"/>
+    <w:bookmarkEnd w:id="149"/>
+    <w:bookmarkStart w:id="150" w:name="ref-duan1983"/>
     <w:p>
       <w:pPr>
         <w:pStyle w:val="Bibliography"/>
@@ -57974,8 +58271,8 @@
         <w:t xml:space="preserve">, v. 78, n. 383, p. 605–610, 1983.</w:t>
       </w:r>
     </w:p>
-    <w:bookmarkEnd w:id="149"/>
-    <w:bookmarkStart w:id="150" w:name="ref-favero2024"/>
+    <w:bookmarkEnd w:id="150"/>
+    <w:bookmarkStart w:id="151" w:name="ref-favero2024"/>
     <w:p>
       <w:pPr>
         <w:pStyle w:val="Bibliography"/>
@@ -58014,8 +58311,8 @@
         <w:t xml:space="preserve">. 2. ed. Rio de Janeiro: GEN LTC, 2024.</w:t>
       </w:r>
     </w:p>
-    <w:bookmarkEnd w:id="150"/>
-    <w:bookmarkStart w:id="151" w:name="ref-firpo2018"/>
+    <w:bookmarkEnd w:id="151"/>
+    <w:bookmarkStart w:id="152" w:name="ref-firpo2018"/>
     <w:p>
       <w:pPr>
         <w:pStyle w:val="Bibliography"/>
@@ -58054,8 +58351,8 @@
         <w:t xml:space="preserve">, v. 6, n. 2, p. 28, 2018.</w:t>
       </w:r>
     </w:p>
-    <w:bookmarkEnd w:id="151"/>
-    <w:bookmarkStart w:id="152" w:name="ref-frank2013"/>
+    <w:bookmarkEnd w:id="152"/>
+    <w:bookmarkStart w:id="153" w:name="ref-frank2013"/>
     <w:p>
       <w:pPr>
         <w:pStyle w:val="Bibliography"/>
@@ -58117,8 +58414,8 @@
         <w:t xml:space="preserve">, v. 35, n. 4, p. 437–460, 2013.</w:t>
       </w:r>
     </w:p>
-    <w:bookmarkEnd w:id="152"/>
-    <w:bookmarkStart w:id="153" w:name="ref-geron2021"/>
+    <w:bookmarkEnd w:id="153"/>
+    <w:bookmarkStart w:id="154" w:name="ref-geron2021"/>
     <w:p>
       <w:pPr>
         <w:pStyle w:val="Bibliography"/>
@@ -58157,8 +58454,8 @@
         <w:t xml:space="preserve">. Tradução: Cibelle Ravaglia. 2. ed. Rio de Janeiro: Alta Books, 2021.</w:t>
       </w:r>
     </w:p>
-    <w:bookmarkEnd w:id="153"/>
-    <w:bookmarkStart w:id="154" w:name="ref-granovetter1973"/>
+    <w:bookmarkEnd w:id="154"/>
+    <w:bookmarkStart w:id="155" w:name="ref-granovetter1973"/>
     <w:p>
       <w:pPr>
         <w:pStyle w:val="Bibliography"/>
@@ -58197,8 +58494,8 @@
         <w:t xml:space="preserve">, v. 78, n. 6, p. 1360–1380, 1973.</w:t>
       </w:r>
     </w:p>
-    <w:bookmarkEnd w:id="154"/>
-    <w:bookmarkStart w:id="155" w:name="ref-hasenbalg1979"/>
+    <w:bookmarkEnd w:id="155"/>
+    <w:bookmarkStart w:id="156" w:name="ref-hasenbalg1979"/>
     <w:p>
       <w:pPr>
         <w:pStyle w:val="Bibliography"/>
@@ -58237,8 +58534,8 @@
         <w:t xml:space="preserve">. Rio de Janeiro: Graal, 1979.</w:t>
       </w:r>
     </w:p>
-    <w:bookmarkEnd w:id="155"/>
-    <w:bookmarkStart w:id="156" w:name="ref-henriques2001"/>
+    <w:bookmarkEnd w:id="156"/>
+    <w:bookmarkStart w:id="157" w:name="ref-henriques2001"/>
     <w:p>
       <w:pPr>
         <w:pStyle w:val="Bibliography"/>
@@ -58277,8 +58574,8 @@
         <w:t xml:space="preserve">, n. 807, 2001.</w:t>
       </w:r>
     </w:p>
-    <w:bookmarkEnd w:id="156"/>
-    <w:bookmarkStart w:id="157" w:name="ref-ibge_pof_2019"/>
+    <w:bookmarkEnd w:id="157"/>
+    <w:bookmarkStart w:id="158" w:name="ref-ibge_pof_2019"/>
     <w:p>
       <w:pPr>
         <w:pStyle w:val="Bibliography"/>
@@ -58317,8 +58614,8 @@
         <w:t xml:space="preserve">. Rio de Janeiro: Instituto Brasileiro de Geografia e Estatística, 2019.</w:t>
       </w:r>
     </w:p>
-    <w:bookmarkEnd w:id="157"/>
-    <w:bookmarkStart w:id="158" w:name="ref-ibge_pnad_2023"/>
+    <w:bookmarkEnd w:id="158"/>
+    <w:bookmarkStart w:id="159" w:name="ref-ibge_pnad_2023"/>
     <w:p>
       <w:pPr>
         <w:pStyle w:val="Bibliography"/>
@@ -58357,8 +58654,8 @@
         <w:t xml:space="preserve">. Rio de Janeiro: Instituto Brasileiro de Geografia e Estatística, 2023.</w:t>
       </w:r>
     </w:p>
-    <w:bookmarkEnd w:id="158"/>
-    <w:bookmarkStart w:id="159" w:name="ref-ibge_rendimentos_2025"/>
+    <w:bookmarkEnd w:id="159"/>
+    <w:bookmarkStart w:id="160" w:name="ref-ibge_rendimentos_2025"/>
     <w:p>
       <w:pPr>
         <w:pStyle w:val="Bibliography"/>
@@ -58397,8 +58694,8 @@
         <w:t xml:space="preserve">. Rio de Janeiro: Instituto Brasileiro de Geografia e Estatística, 2025.</w:t>
       </w:r>
     </w:p>
-    <w:bookmarkEnd w:id="159"/>
-    <w:bookmarkStart w:id="160" w:name="ref-koenker1978"/>
+    <w:bookmarkEnd w:id="160"/>
+    <w:bookmarkStart w:id="161" w:name="ref-koenker1978"/>
     <w:p>
       <w:pPr>
         <w:pStyle w:val="Bibliography"/>
@@ -58437,8 +58734,8 @@
         <w:t xml:space="preserve">, v. 46, n. 1, p. 33–50, 1978.</w:t>
       </w:r>
     </w:p>
-    <w:bookmarkEnd w:id="160"/>
-    <w:bookmarkStart w:id="161" w:name="ref-lundberg2017"/>
+    <w:bookmarkEnd w:id="161"/>
+    <w:bookmarkStart w:id="162" w:name="ref-lundberg2017"/>
     <w:p>
       <w:pPr>
         <w:pStyle w:val="Bibliography"/>
@@ -58477,8 +58774,8 @@
         <w:t xml:space="preserve">, v. 30, 2017.</w:t>
       </w:r>
     </w:p>
-    <w:bookmarkEnd w:id="161"/>
-    <w:bookmarkStart w:id="162" w:name="ref-manski1993"/>
+    <w:bookmarkEnd w:id="162"/>
+    <w:bookmarkStart w:id="163" w:name="ref-manski1993"/>
     <w:p>
       <w:pPr>
         <w:pStyle w:val="Bibliography"/>
@@ -58517,8 +58814,8 @@
         <w:t xml:space="preserve">, v. 60, n. 3, p. 531–542, 1993.</w:t>
       </w:r>
     </w:p>
-    <w:bookmarkEnd w:id="162"/>
-    <w:bookmarkStart w:id="163" w:name="ref-marques2010"/>
+    <w:bookmarkEnd w:id="163"/>
+    <w:bookmarkStart w:id="164" w:name="ref-marques2010"/>
     <w:p>
       <w:pPr>
         <w:pStyle w:val="Bibliography"/>
@@ -58557,8 +58854,8 @@
         <w:t xml:space="preserve">, v. 53, n. 1, p. 5–50, 2010.</w:t>
       </w:r>
     </w:p>
-    <w:bookmarkEnd w:id="163"/>
-    <w:bookmarkStart w:id="164" w:name="ref-oaxaca1973"/>
+    <w:bookmarkEnd w:id="164"/>
+    <w:bookmarkStart w:id="165" w:name="ref-oaxaca1973"/>
     <w:p>
       <w:pPr>
         <w:pStyle w:val="Bibliography"/>
@@ -58597,8 +58894,8 @@
         <w:t xml:space="preserve">, v. 14, n. 3, p. 693–709, 1973.</w:t>
       </w:r>
     </w:p>
-    <w:bookmarkEnd w:id="164"/>
-    <w:bookmarkStart w:id="165" w:name="ref-oaxaca_ransom1999"/>
+    <w:bookmarkEnd w:id="165"/>
+    <w:bookmarkStart w:id="166" w:name="ref-oaxaca_ransom1999"/>
     <w:p>
       <w:pPr>
         <w:pStyle w:val="Bibliography"/>
@@ -58637,8 +58934,8 @@
         <w:t xml:space="preserve">, v. 81, n. 1, p. 154–157, 1999.</w:t>
       </w:r>
     </w:p>
-    <w:bookmarkEnd w:id="165"/>
-    <w:bookmarkStart w:id="166" w:name="ref-pager2007"/>
+    <w:bookmarkEnd w:id="166"/>
+    <w:bookmarkStart w:id="167" w:name="ref-pager2007"/>
     <w:p>
       <w:pPr>
         <w:pStyle w:val="Bibliography"/>
@@ -58677,8 +58974,8 @@
         <w:t xml:space="preserve">. Chicago: University of Chicago Press, 2007.</w:t>
       </w:r>
     </w:p>
-    <w:bookmarkEnd w:id="166"/>
-    <w:bookmarkStart w:id="167" w:name="ref-raudenbush2002"/>
+    <w:bookmarkEnd w:id="167"/>
+    <w:bookmarkStart w:id="168" w:name="ref-raudenbush2002"/>
     <w:p>
       <w:pPr>
         <w:pStyle w:val="Bibliography"/>
@@ -58717,8 +59014,8 @@
         <w:t xml:space="preserve">. 2. ed. Thousand Oaks, CA: Sage, 2002.</w:t>
       </w:r>
     </w:p>
-    <w:bookmarkEnd w:id="167"/>
-    <w:bookmarkStart w:id="168" w:name="ref-sampson1997"/>
+    <w:bookmarkEnd w:id="168"/>
+    <w:bookmarkStart w:id="169" w:name="ref-sampson1997"/>
     <w:p>
       <w:pPr>
         <w:pStyle w:val="Bibliography"/>
@@ -58757,8 +59054,8 @@
         <w:t xml:space="preserve">, v. 277, p. 918–924, 1997.</w:t>
       </w:r>
     </w:p>
-    <w:bookmarkEnd w:id="168"/>
-    <w:bookmarkStart w:id="169" w:name="ref-soares2009"/>
+    <w:bookmarkEnd w:id="169"/>
+    <w:bookmarkStart w:id="170" w:name="ref-soares2009"/>
     <w:p>
       <w:pPr>
         <w:pStyle w:val="Bibliography"/>
@@ -58797,8 +59094,8 @@
         <w:t xml:space="preserve">, v. 39, n. 4, p. 803–825, 2009.</w:t>
       </w:r>
     </w:p>
-    <w:bookmarkEnd w:id="169"/>
-    <w:bookmarkStart w:id="170" w:name="ref-vanderweele2017"/>
+    <w:bookmarkEnd w:id="170"/>
+    <w:bookmarkStart w:id="171" w:name="ref-telles2004"/>
     <w:p>
       <w:pPr>
         <w:pStyle w:val="Bibliography"/>
@@ -58811,7 +59108,7 @@
           <w:rFonts w:ascii="Arial" w:hAnsi="Arial"/>
           <w:sz w:val="22"/>
         </w:rPr>
-        <w:t xml:space="preserve">VANDERWEELE, Tyler J.; DING, Peng. Sensitivity Analysis in Observational Research: Introducing the E-Value.</w:t>
+        <w:t xml:space="preserve">TELLES, Edward E.</w:t>
       </w:r>
       <w:r>
         <w:rPr>
@@ -58827,18 +59124,18 @@
           <w:bCs/>
           <w:sz w:val="22"/>
         </w:rPr>
-        <w:t xml:space="preserve">Annals of Internal Medicine</w:t>
-      </w:r>
-      <w:r>
-        <w:rPr>
-          <w:rFonts w:ascii="Arial" w:hAnsi="Arial"/>
-          <w:sz w:val="22"/>
-        </w:rPr>
-        <w:t xml:space="preserve">, v. 167, n. 4, p. 268–274, 2017.</w:t>
+        <w:t xml:space="preserve">Race in Another America: The Significance of Skin Color in Brazil</w:t>
+      </w:r>
+      <w:r>
+        <w:rPr>
+          <w:rFonts w:ascii="Arial" w:hAnsi="Arial"/>
+          <w:sz w:val="22"/>
+        </w:rPr>
+        <w:t xml:space="preserve">. Princeton: Princeton University Press, 2004.</w:t>
       </w:r>
     </w:p>
-    <w:bookmarkEnd w:id="170"/>
-    <w:bookmarkStart w:id="172" w:name="ref-wilm2026"/>
+    <w:bookmarkEnd w:id="171"/>
+    <w:bookmarkStart w:id="172" w:name="ref-vanderweele2017"/>
     <w:p>
       <w:pPr>
         <w:pStyle w:val="Bibliography"/>
@@ -58851,6 +59148,46 @@
           <w:rFonts w:ascii="Arial" w:hAnsi="Arial"/>
           <w:sz w:val="22"/>
         </w:rPr>
+        <w:t xml:space="preserve">VANDERWEELE, Tyler J.; DING, Peng. Sensitivity Analysis in Observational Research: Introducing the E-Value.</w:t>
+      </w:r>
+      <w:r>
+        <w:rPr>
+          <w:rFonts w:ascii="Arial" w:hAnsi="Arial"/>
+          <w:sz w:val="22"/>
+        </w:rPr>
+        <w:t xml:space="preserve"> </w:t>
+      </w:r>
+      <w:r>
+        <w:rPr>
+          <w:rFonts w:ascii="Arial" w:hAnsi="Arial"/>
+          <w:b/>
+          <w:bCs/>
+          <w:sz w:val="22"/>
+        </w:rPr>
+        <w:t xml:space="preserve">Annals of Internal Medicine</w:t>
+      </w:r>
+      <w:r>
+        <w:rPr>
+          <w:rFonts w:ascii="Arial" w:hAnsi="Arial"/>
+          <w:sz w:val="22"/>
+        </w:rPr>
+        <w:t xml:space="preserve">, v. 167, n. 4, p. 268–274, 2017.</w:t>
+      </w:r>
+    </w:p>
+    <w:bookmarkEnd w:id="172"/>
+    <w:bookmarkStart w:id="174" w:name="ref-wilm2026"/>
+    <w:p>
+      <w:pPr>
+        <w:pStyle w:val="Bibliography"/>
+        <w:spacing w:line="240" w:lineRule="auto" w:before="0" w:after="120"/>
+        <w:ind w:firstLine="0" w:left="0"/>
+        <w:jc w:val="left"/>
+      </w:pPr>
+      <w:r>
+        <w:rPr>
+          <w:rFonts w:ascii="Arial" w:hAnsi="Arial"/>
+          <w:sz w:val="22"/>
+        </w:rPr>
         <w:t xml:space="preserve">WILM, Melissa</w:t>
       </w:r>
       <w:r>
@@ -58892,7 +59229,7 @@
         </w:rPr>
         <w:t xml:space="preserve">. Belém: Imazon, 2026. Disponível em: &lt;</w:t>
       </w:r>
-      <w:hyperlink r:id="rId171">
+      <w:hyperlink r:id="rId173">
         <w:r>
           <w:rPr>
             <w:rStyle w:val="Hyperlink"/>
@@ -58908,8 +59245,8 @@
         <w:t xml:space="preserve">&gt;.</w:t>
       </w:r>
     </w:p>
-    <w:bookmarkEnd w:id="172"/>
-    <w:bookmarkStart w:id="173" w:name="ref-wilson1987"/>
+    <w:bookmarkEnd w:id="174"/>
+    <w:bookmarkStart w:id="175" w:name="ref-wilson1987"/>
     <w:p>
       <w:pPr>
         <w:pStyle w:val="Bibliography"/>
@@ -58948,9 +59285,9 @@
         <w:t xml:space="preserve">. Chicago: University of Chicago Press, 1987.</w:t>
       </w:r>
     </w:p>
-    <w:bookmarkEnd w:id="173"/>
-    <w:bookmarkEnd w:id="174"/>
     <w:bookmarkEnd w:id="175"/>
+    <w:bookmarkEnd w:id="176"/>
+    <w:bookmarkEnd w:id="177"/>
     <w:sectPr>
       <w:headerReference r:id="rId11" w:type="default"/>
       <w:footerReference r:id="rId12" w:type="default"/>

--- a/entregaveis/TCC_Ricardo_Calheiros_MBA_USP_Esalq.docx
+++ b/entregaveis/TCC_Ricardo_Calheiros_MBA_USP_Esalq.docx
@@ -54609,7 +54609,7 @@
           <w:bCs/>
           <w:sz w:val="22"/>
         </w:rPr>
-        <w:t xml:space="preserve">A convergência existe, mas é lenta.</w:t>
+        <w:t xml:space="preserve">A convergência veio num degrau, e não num ritmo.</w:t>
       </w:r>
       <w:r>
         <w:rPr>
@@ -54653,7 +54653,114 @@
           <w:rFonts w:ascii="Arial" w:hAnsi="Arial"/>
           <w:sz w:val="22"/>
         </w:rPr>
-        <w:t xml:space="preserve">. Mantido o ritmo, eliminar o diferencial observado em 2016 levaria cerca de 76 anos. Nada disso trivializa os avanços recentes em políticas de cotas e de acesso ao ensino superior. Diz, sim, que reformas no campo educacional, sem intervenção simultânea nos mecanismos de segregação residencial e de acesso às ocupações, são insuficientes — que é precisamente o que a sequência de modelos deste trabalho mostrou.</w:t>
+        <w:t xml:space="preserve">. Uma reta, porém, descreve mal a série. No estudo de evento — a penalidade de cada ano contra a de 2019, com efeito fixo de bairro e erro agrupado por UPA, nível que difere do M3 por comparar só vizinhos —, ela oscilou sem tendência de 2016 a 2019 e caiu em 2020, de 7</w:t>
+      </w:r>
+      <w:r>
+        <w:rPr>
+          <w:rFonts w:ascii="Arial" w:hAnsi="Arial"/>
+          <w:sz w:val="22"/>
+        </w:rPr>
+        <w:t xml:space="preserve">,</w:t>
+      </w:r>
+      <w:r>
+        <w:rPr>
+          <w:rFonts w:ascii="Arial" w:hAnsi="Arial"/>
+          <w:sz w:val="22"/>
+        </w:rPr>
+        <w:t xml:space="preserve">0% para 5</w:t>
+      </w:r>
+      <w:r>
+        <w:rPr>
+          <w:rFonts w:ascii="Arial" w:hAnsi="Arial"/>
+          <w:sz w:val="22"/>
+        </w:rPr>
+        <w:t xml:space="preserve">,</w:t>
+      </w:r>
+      <w:r>
+        <w:rPr>
+          <w:rFonts w:ascii="Arial" w:hAnsi="Arial"/>
+          <w:sz w:val="22"/>
+        </w:rPr>
+        <w:t xml:space="preserve">9% (1</w:t>
+      </w:r>
+      <w:r>
+        <w:rPr>
+          <w:rFonts w:ascii="Arial" w:hAnsi="Arial"/>
+          <w:sz w:val="22"/>
+        </w:rPr>
+        <w:t xml:space="preserve">,</w:t>
+      </w:r>
+      <w:r>
+        <w:rPr>
+          <w:rFonts w:ascii="Arial" w:hAnsi="Arial"/>
+          <w:sz w:val="22"/>
+        </w:rPr>
+        <w:t xml:space="preserve">0 log-ponto acima da tendência anterior,</w:t>
+      </w:r>
+      <w:r>
+        <w:rPr>
+          <w:rFonts w:ascii="Arial" w:hAnsi="Arial"/>
+          <w:sz w:val="22"/>
+        </w:rPr>
+        <w:t xml:space="preserve"> </w:t>
+      </w:r>
+      <m:oMath>
+        <m:r>
+          <m:t>p</m:t>
+        </m:r>
+        <m:r>
+          <m:rPr>
+            <m:sty m:val="p"/>
+          </m:rPr>
+          <m:t>=</m:t>
+        </m:r>
+        <m:r>
+          <m:t>0</m:t>
+        </m:r>
+        <m:r>
+          <m:rPr>
+            <m:sty m:val="p"/>
+          </m:rPr>
+          <m:t>,</m:t>
+        </m:r>
+        <m:r>
+          <m:t>004</m:t>
+        </m:r>
+      </m:oMath>
+      <w:r>
+        <w:rPr>
+          <w:rFonts w:ascii="Arial" w:hAnsi="Arial"/>
+          <w:sz w:val="22"/>
+        </w:rPr>
+        <w:t xml:space="preserve">), sem voltar depois: em 2025 era de 5</w:t>
+      </w:r>
+      <w:r>
+        <w:rPr>
+          <w:rFonts w:ascii="Arial" w:hAnsi="Arial"/>
+          <w:sz w:val="22"/>
+        </w:rPr>
+        <w:t xml:space="preserve">,</w:t>
+      </w:r>
+      <w:r>
+        <w:rPr>
+          <w:rFonts w:ascii="Arial" w:hAnsi="Arial"/>
+          <w:sz w:val="22"/>
+        </w:rPr>
+        <w:t xml:space="preserve">2%. A queda não reflete a saída dos negros de menor renda do emprego: a ocupação deles caiu só 0</w:t>
+      </w:r>
+      <w:r>
+        <w:rPr>
+          <w:rFonts w:ascii="Arial" w:hAnsi="Arial"/>
+          <w:sz w:val="22"/>
+        </w:rPr>
+        <w:t xml:space="preserve">,</w:t>
+      </w:r>
+      <w:r>
+        <w:rPr>
+          <w:rFonts w:ascii="Arial" w:hAnsi="Arial"/>
+          <w:sz w:val="22"/>
+        </w:rPr>
+        <w:t xml:space="preserve">26 ponto percentual a mais que a dos brancos em 2020, dentro da tendência anterior, e passou a crescer mais que a deles a partir de 2022, quando a penalidade seguia menor. Também não reflete a entrevista por telefone, adotada pelo IBGE em 2020 e 2021: a penalidade menor persistiu depois da volta da coleta presencial. Sem grupo de controle, a série não identifica a causa do degrau; ela mostra que a década não teve um ritmo de convergência a extrapolar, e que os resultados agrupados de 2016–2025 são uma média dos dois patamares. Nada disso trivializa os avanços recentes em políticas de cotas e de acesso ao ensino superior. Diz, sim, que reformas no campo educacional, sem intervenção simultânea nos mecanismos de segregação residencial e de acesso às ocupações, são insuficientes — que é precisamente o que a sequência de modelos deste trabalho mostrou.</w:t>
       </w:r>
     </w:p>
     <w:p>

--- a/entregaveis/TCC_Ricardo_Calheiros_MBA_USP_Esalq.docx
+++ b/entregaveis/TCC_Ricardo_Calheiros_MBA_USP_Esalq.docx
@@ -44487,21 +44487,21 @@
           <w:rFonts w:ascii="Arial" w:hAnsi="Arial"/>
           <w:sz w:val="22"/>
         </w:rPr>
-        <w:t xml:space="preserve">Tabela 14. Escolha de hiperparâmetros e validação cruzada do XGBoost (Alencar, 2024)</w:t>
-      </w:r>
-      <w:r>
-        <w:rPr>
-          <w:rFonts w:ascii="Arial" w:hAnsi="Arial"/>
-          <w:sz w:val="22"/>
-        </w:rPr>
-        <w:t xml:space="preserve"> </w:t>
-      </w:r>
-      <w:r>
-        <w:rPr>
-          <w:rFonts w:ascii="Arial" w:hAnsi="Arial"/>
-          <w:sz w:val="22"/>
-        </w:rPr>
-        <w:t xml:space="preserve">(Géron, 2021)</w:t>
+        <w:t xml:space="preserve">Tabela 14. Escolha de hiperparâmetros e validação cruzada do XGBoost</w:t>
+      </w:r>
+      <w:r>
+        <w:rPr>
+          <w:rFonts w:ascii="Arial" w:hAnsi="Arial"/>
+          <w:sz w:val="22"/>
+        </w:rPr>
+        <w:t xml:space="preserve"> </w:t>
+      </w:r>
+      <w:r>
+        <w:rPr>
+          <w:rFonts w:ascii="Arial" w:hAnsi="Arial"/>
+          <w:sz w:val="22"/>
+        </w:rPr>
+        <w:t xml:space="preserve">(Alencar, 2026a, 2026b, 2026c; Géron, 2021)</w:t>
       </w:r>
       <w:r>
         <w:rPr>
@@ -44669,7 +44669,7 @@
         <w:tblW w:type="auto" w:w="0"/>
         <w:tblLayout w:type="fixed"/>
         <w:tblLook w:firstRow="1" w:lastRow="0" w:firstColumn="0" w:lastColumn="0" w:noHBand="0" w:noVBand="0" w:val="0020"/>
-        <w:tblCaption w:val="Tabela 14. Escolha de hiperparâmetros e validação cruzada do XGBoost (Alencar, 2024) (Géron, 2021). Painel A: seis configurações comparadas numa partição de validação dentro do treino — o conjunto de teste permanece intocado. Painel B: validação cruzada k-fold (k=5) no treino completo, com média e desvio-padrão entre folds. População completa: 6.159.418 observações de treino e 1.539.855 de teste; nenhuma amostragem."/>
+        <w:tblCaption w:val="Tabela 14. Escolha de hiperparâmetros e validação cruzada do XGBoost (Alencar, 2026a, 2026b, 2026c; Géron, 2021). Painel A: seis configurações comparadas numa partição de validação dentro do treino — o conjunto de teste permanece intocado. Painel B: validação cruzada k-fold (k=5) no treino completo, com média e desvio-padrão entre folds. População completa: 6.159.418 observações de treino e 1.539.855 de teste; nenhuma amostragem."/>
         <w:tblBorders>
           <w:top w:val="nil"/>
           <w:left w:val="nil"/>
@@ -57421,7 +57421,7 @@
       </w:r>
     </w:p>
     <w:bookmarkEnd w:id="130"/>
-    <w:bookmarkStart w:id="177" w:name="referências"/>
+    <w:bookmarkStart w:id="180" w:name="referências"/>
     <w:p>
       <w:pPr>
         <w:pStyle w:val="Heading1"/>
@@ -57438,8 +57438,8 @@
         <w:t xml:space="preserve">Referências</w:t>
       </w:r>
     </w:p>
-    <w:bookmarkStart w:id="176" w:name="refs"/>
-    <w:bookmarkStart w:id="131" w:name="ref-almeida2019"/>
+    <w:bookmarkStart w:id="179" w:name="refs"/>
+    <w:bookmarkStart w:id="131" w:name="ref-alencar2026a"/>
     <w:p>
       <w:pPr>
         <w:pStyle w:val="Bibliography"/>
@@ -57452,7 +57452,7 @@
           <w:rFonts w:ascii="Arial" w:hAnsi="Arial"/>
           <w:sz w:val="22"/>
         </w:rPr>
-        <w:t xml:space="preserve">ALMEIDA, Silvio Luiz de.</w:t>
+        <w:t xml:space="preserve">ALENCAR, Valquíria.</w:t>
       </w:r>
       <w:r>
         <w:rPr>
@@ -57468,46 +57468,57 @@
           <w:bCs/>
           <w:sz w:val="22"/>
         </w:rPr>
-        <w:t xml:space="preserve">Racismo Estrutural</w:t>
-      </w:r>
-      <w:r>
-        <w:rPr>
-          <w:rFonts w:ascii="Arial" w:hAnsi="Arial"/>
-          <w:sz w:val="22"/>
-        </w:rPr>
-        <w:t xml:space="preserve">. S</w:t>
-      </w:r>
-      <w:r>
-        <w:rPr>
-          <w:rFonts w:ascii="Arial" w:hAnsi="Arial"/>
-          <w:sz w:val="22"/>
-        </w:rPr>
-        <w:t xml:space="preserve">ã</w:t>
-      </w:r>
-      <w:r>
-        <w:rPr>
-          <w:rFonts w:ascii="Arial" w:hAnsi="Arial"/>
-          <w:sz w:val="22"/>
-        </w:rPr>
-        <w:t xml:space="preserve">o Paulo: Janda</w:t>
-      </w:r>
-      <w:r>
-        <w:rPr>
-          <w:rFonts w:ascii="Arial" w:hAnsi="Arial"/>
-          <w:sz w:val="22"/>
-        </w:rPr>
-        <w:t xml:space="preserve">í</w:t>
-      </w:r>
-      <w:r>
-        <w:rPr>
-          <w:rFonts w:ascii="Arial" w:hAnsi="Arial"/>
-          <w:sz w:val="22"/>
-        </w:rPr>
-        <w:t xml:space="preserve">ra, 2019.</w:t>
+        <w:t xml:space="preserve">Árvores, Redes e Ensembles</w:t>
+      </w:r>
+      <w:r>
+        <w:rPr>
+          <w:rFonts w:ascii="Arial" w:hAnsi="Arial"/>
+          <w:b/>
+          <w:bCs/>
+          <w:sz w:val="22"/>
+        </w:rPr>
+        <w:t xml:space="preserve"> </w:t>
+      </w:r>
+      <w:r>
+        <w:rPr>
+          <w:rFonts w:ascii="Arial" w:hAnsi="Arial"/>
+          <w:b/>
+          <w:bCs/>
+          <w:sz w:val="22"/>
+        </w:rPr>
+        <w:t xml:space="preserve">I</w:t>
+      </w:r>
+      <w:r>
+        <w:rPr>
+          <w:rFonts w:ascii="Arial" w:hAnsi="Arial"/>
+          <w:sz w:val="22"/>
+        </w:rPr>
+        <w:t xml:space="preserve">. Apostila do MBA em Data Science e Analytics. Piracicaba: Escola Superior de Agricultura</w:t>
+      </w:r>
+      <w:r>
+        <w:rPr>
+          <w:rFonts w:ascii="Arial" w:hAnsi="Arial"/>
+          <w:sz w:val="22"/>
+        </w:rPr>
+        <w:t xml:space="preserve"> </w:t>
+      </w:r>
+      <w:r>
+        <w:rPr>
+          <w:rFonts w:ascii="Arial" w:hAnsi="Arial"/>
+          <w:sz w:val="22"/>
+        </w:rPr>
+        <w:t xml:space="preserve">“Luiz de Queiroz”</w:t>
+      </w:r>
+      <w:r>
+        <w:rPr>
+          <w:rFonts w:ascii="Arial" w:hAnsi="Arial"/>
+          <w:sz w:val="22"/>
+        </w:rPr>
+        <w:t>, Universidade de São Paulo, 2026a.</w:t>
       </w:r>
     </w:p>
     <w:bookmarkEnd w:id="131"/>
-    <w:bookmarkStart w:id="132" w:name="ref-angrist2009"/>
+    <w:bookmarkStart w:id="132" w:name="ref-alencar2026b"/>
     <w:p>
       <w:pPr>
         <w:pStyle w:val="Bibliography"/>
@@ -57520,7 +57531,7 @@
           <w:rFonts w:ascii="Arial" w:hAnsi="Arial"/>
           <w:sz w:val="22"/>
         </w:rPr>
-        <w:t xml:space="preserve">ANGRIST, Joshua D.; PISCHKE, Jörn-Steffen.</w:t>
+        <w:t xml:space="preserve">ALENCAR, Valquíria.</w:t>
       </w:r>
       <w:r>
         <w:rPr>
@@ -57536,18 +57547,57 @@
           <w:bCs/>
           <w:sz w:val="22"/>
         </w:rPr>
-        <w:t xml:space="preserve">Mostly Harmless Econometrics: An Empiricist’s Companion</w:t>
-      </w:r>
-      <w:r>
-        <w:rPr>
-          <w:rFonts w:ascii="Arial" w:hAnsi="Arial"/>
-          <w:sz w:val="22"/>
-        </w:rPr>
-        <w:t xml:space="preserve">. Princeton: Princeton University Press, 2009.</w:t>
+        <w:t xml:space="preserve">Árvores, Redes e Ensembles</w:t>
+      </w:r>
+      <w:r>
+        <w:rPr>
+          <w:rFonts w:ascii="Arial" w:hAnsi="Arial"/>
+          <w:b/>
+          <w:bCs/>
+          <w:sz w:val="22"/>
+        </w:rPr>
+        <w:t xml:space="preserve"> </w:t>
+      </w:r>
+      <w:r>
+        <w:rPr>
+          <w:rFonts w:ascii="Arial" w:hAnsi="Arial"/>
+          <w:b/>
+          <w:bCs/>
+          <w:sz w:val="22"/>
+        </w:rPr>
+        <w:t xml:space="preserve">II</w:t>
+      </w:r>
+      <w:r>
+        <w:rPr>
+          <w:rFonts w:ascii="Arial" w:hAnsi="Arial"/>
+          <w:sz w:val="22"/>
+        </w:rPr>
+        <w:t xml:space="preserve">. Apostila do MBA em Data Science e Analytics. Piracicaba: Escola Superior de Agricultura</w:t>
+      </w:r>
+      <w:r>
+        <w:rPr>
+          <w:rFonts w:ascii="Arial" w:hAnsi="Arial"/>
+          <w:sz w:val="22"/>
+        </w:rPr>
+        <w:t xml:space="preserve"> </w:t>
+      </w:r>
+      <w:r>
+        <w:rPr>
+          <w:rFonts w:ascii="Arial" w:hAnsi="Arial"/>
+          <w:sz w:val="22"/>
+        </w:rPr>
+        <w:t xml:space="preserve">“Luiz de Queiroz”</w:t>
+      </w:r>
+      <w:r>
+        <w:rPr>
+          <w:rFonts w:ascii="Arial" w:hAnsi="Arial"/>
+          <w:sz w:val="22"/>
+        </w:rPr>
+        <w:t>, Universidade de São Paulo, 2026b.</w:t>
       </w:r>
     </w:p>
     <w:bookmarkEnd w:id="132"/>
-    <w:bookmarkStart w:id="133" w:name="ref-arrow1973"/>
+    <w:bookmarkStart w:id="133" w:name="ref-alencar2026c"/>
     <w:p>
       <w:pPr>
         <w:pStyle w:val="Bibliography"/>
@@ -57560,30 +57610,7 @@
           <w:rFonts w:ascii="Arial" w:hAnsi="Arial"/>
           <w:sz w:val="22"/>
         </w:rPr>
-        <w:t xml:space="preserve">ARROW, Kenneth J. The Theory of Discrimination.</w:t>
-      </w:r>
-      <w:r>
-        <w:rPr>
-          <w:rFonts w:ascii="Arial" w:hAnsi="Arial"/>
-          <w:sz w:val="22"/>
-        </w:rPr>
-        <w:t xml:space="preserve"> </w:t>
-      </w:r>
-      <w:r>
-        <w:rPr>
-          <w:rFonts w:ascii="Arial" w:hAnsi="Arial"/>
-          <w:i/>
-          <w:iCs/>
-          <w:sz w:val="22"/>
-        </w:rPr>
-        <w:t xml:space="preserve">In</w:t>
-      </w:r>
-      <w:r>
-        <w:rPr>
-          <w:rFonts w:ascii="Arial" w:hAnsi="Arial"/>
-          <w:sz w:val="22"/>
-        </w:rPr>
-        <w:t xml:space="preserve">: ASHENFELTER, Orley; REES, Albert (Orgs.).</w:t>
+        <w:t xml:space="preserve">ALENCAR, Valquíria.</w:t>
       </w:r>
       <w:r>
         <w:rPr>
@@ -57599,18 +57626,57 @@
           <w:bCs/>
           <w:sz w:val="22"/>
         </w:rPr>
-        <w:t xml:space="preserve">Discrimination in Labor Markets</w:t>
-      </w:r>
-      <w:r>
-        <w:rPr>
-          <w:rFonts w:ascii="Arial" w:hAnsi="Arial"/>
-          <w:sz w:val="22"/>
-        </w:rPr>
-        <w:t xml:space="preserve">. Princeton, NJ: Princeton University Press, 1973. p. 3–33.</w:t>
+        <w:t xml:space="preserve">Árvores, Redes e Ensembles</w:t>
+      </w:r>
+      <w:r>
+        <w:rPr>
+          <w:rFonts w:ascii="Arial" w:hAnsi="Arial"/>
+          <w:b/>
+          <w:bCs/>
+          <w:sz w:val="22"/>
+        </w:rPr>
+        <w:t xml:space="preserve"> </w:t>
+      </w:r>
+      <w:r>
+        <w:rPr>
+          <w:rFonts w:ascii="Arial" w:hAnsi="Arial"/>
+          <w:b/>
+          <w:bCs/>
+          <w:sz w:val="22"/>
+        </w:rPr>
+        <w:t xml:space="preserve">III</w:t>
+      </w:r>
+      <w:r>
+        <w:rPr>
+          <w:rFonts w:ascii="Arial" w:hAnsi="Arial"/>
+          <w:sz w:val="22"/>
+        </w:rPr>
+        <w:t xml:space="preserve">. Apostila do MBA em Data Science e Analytics. Piracicaba: Escola Superior de Agricultura</w:t>
+      </w:r>
+      <w:r>
+        <w:rPr>
+          <w:rFonts w:ascii="Arial" w:hAnsi="Arial"/>
+          <w:sz w:val="22"/>
+        </w:rPr>
+        <w:t xml:space="preserve"> </w:t>
+      </w:r>
+      <w:r>
+        <w:rPr>
+          <w:rFonts w:ascii="Arial" w:hAnsi="Arial"/>
+          <w:sz w:val="22"/>
+        </w:rPr>
+        <w:t xml:space="preserve">“Luiz de Queiroz”</w:t>
+      </w:r>
+      <w:r>
+        <w:rPr>
+          <w:rFonts w:ascii="Arial" w:hAnsi="Arial"/>
+          <w:sz w:val="22"/>
+        </w:rPr>
+        <w:t>, Universidade de São Paulo, 2026c.</w:t>
       </w:r>
     </w:p>
     <w:bookmarkEnd w:id="133"/>
-    <w:bookmarkStart w:id="134" w:name="ref-becker1957"/>
+    <w:bookmarkStart w:id="134" w:name="ref-almeida2019"/>
     <w:p>
       <w:pPr>
         <w:pStyle w:val="Bibliography"/>
@@ -57623,7 +57689,7 @@
           <w:rFonts w:ascii="Arial" w:hAnsi="Arial"/>
           <w:sz w:val="22"/>
         </w:rPr>
-        <w:t xml:space="preserve">BECKER, Gary S.</w:t>
+        <w:t xml:space="preserve">ALMEIDA, Silvio Luiz de.</w:t>
       </w:r>
       <w:r>
         <w:rPr>
@@ -57639,18 +57705,46 @@
           <w:bCs/>
           <w:sz w:val="22"/>
         </w:rPr>
-        <w:t xml:space="preserve">The Economics of Discrimination</w:t>
-      </w:r>
-      <w:r>
-        <w:rPr>
-          <w:rFonts w:ascii="Arial" w:hAnsi="Arial"/>
-          <w:sz w:val="22"/>
-        </w:rPr>
-        <w:t xml:space="preserve">. Chicago: University of Chicago Press, 1957.</w:t>
+        <w:t xml:space="preserve">Racismo Estrutural</w:t>
+      </w:r>
+      <w:r>
+        <w:rPr>
+          <w:rFonts w:ascii="Arial" w:hAnsi="Arial"/>
+          <w:sz w:val="22"/>
+        </w:rPr>
+        <w:t xml:space="preserve">. S</w:t>
+      </w:r>
+      <w:r>
+        <w:rPr>
+          <w:rFonts w:ascii="Arial" w:hAnsi="Arial"/>
+          <w:sz w:val="22"/>
+        </w:rPr>
+        <w:t xml:space="preserve">ã</w:t>
+      </w:r>
+      <w:r>
+        <w:rPr>
+          <w:rFonts w:ascii="Arial" w:hAnsi="Arial"/>
+          <w:sz w:val="22"/>
+        </w:rPr>
+        <w:t xml:space="preserve">o Paulo: Janda</w:t>
+      </w:r>
+      <w:r>
+        <w:rPr>
+          <w:rFonts w:ascii="Arial" w:hAnsi="Arial"/>
+          <w:sz w:val="22"/>
+        </w:rPr>
+        <w:t xml:space="preserve">í</w:t>
+      </w:r>
+      <w:r>
+        <w:rPr>
+          <w:rFonts w:ascii="Arial" w:hAnsi="Arial"/>
+          <w:sz w:val="22"/>
+        </w:rPr>
+        <w:t xml:space="preserve">ra, 2019.</w:t>
       </w:r>
     </w:p>
     <w:bookmarkEnd w:id="134"/>
-    <w:bookmarkStart w:id="135" w:name="ref-bickel2008"/>
+    <w:bookmarkStart w:id="135" w:name="ref-angrist2009"/>
     <w:p>
       <w:pPr>
         <w:pStyle w:val="Bibliography"/>
@@ -57663,85 +57757,7 @@
           <w:rFonts w:ascii="Arial" w:hAnsi="Arial"/>
           <w:sz w:val="22"/>
         </w:rPr>
-        <w:t xml:space="preserve">BICKEL, Peter J.; SAKOV, Anat. On the Choice of</w:t>
-      </w:r>
-      <w:r>
-        <w:rPr>
-          <w:rFonts w:ascii="Arial" w:hAnsi="Arial"/>
-          <w:sz w:val="22"/>
-        </w:rPr>
-        <w:t xml:space="preserve"> </w:t>
-      </w:r>
-      <m:oMath>
-        <m:r>
-          <m:t>m</m:t>
-        </m:r>
-      </m:oMath>
-      <w:r>
-        <w:rPr>
-          <w:rFonts w:ascii="Arial" w:hAnsi="Arial"/>
-          <w:sz w:val="22"/>
-        </w:rPr>
-        <w:t xml:space="preserve"> </w:t>
-      </w:r>
-      <w:r>
-        <w:rPr>
-          <w:rFonts w:ascii="Arial" w:hAnsi="Arial"/>
-          <w:sz w:val="22"/>
-        </w:rPr>
-        <w:t xml:space="preserve">in the</w:t>
-      </w:r>
-      <w:r>
-        <w:rPr>
-          <w:rFonts w:ascii="Arial" w:hAnsi="Arial"/>
-          <w:sz w:val="22"/>
-        </w:rPr>
-        <w:t xml:space="preserve"> </w:t>
-      </w:r>
-      <m:oMath>
-        <m:r>
-          <m:t>m</m:t>
-        </m:r>
-      </m:oMath>
-      <w:r>
-        <w:rPr>
-          <w:rFonts w:ascii="Arial" w:hAnsi="Arial"/>
-          <w:sz w:val="22"/>
-        </w:rPr>
-        <w:t xml:space="preserve"> </w:t>
-      </w:r>
-      <w:r>
-        <w:rPr>
-          <w:rFonts w:ascii="Arial" w:hAnsi="Arial"/>
-          <w:sz w:val="22"/>
-        </w:rPr>
-        <w:t xml:space="preserve">out of</w:t>
-      </w:r>
-      <w:r>
-        <w:rPr>
-          <w:rFonts w:ascii="Arial" w:hAnsi="Arial"/>
-          <w:sz w:val="22"/>
-        </w:rPr>
-        <w:t xml:space="preserve"> </w:t>
-      </w:r>
-      <m:oMath>
-        <m:r>
-          <m:t>n</m:t>
-        </m:r>
-      </m:oMath>
-      <w:r>
-        <w:rPr>
-          <w:rFonts w:ascii="Arial" w:hAnsi="Arial"/>
-          <w:sz w:val="22"/>
-        </w:rPr>
-        <w:t xml:space="preserve"> </w:t>
-      </w:r>
-      <w:r>
-        <w:rPr>
-          <w:rFonts w:ascii="Arial" w:hAnsi="Arial"/>
-          <w:sz w:val="22"/>
-        </w:rPr>
-        <w:t xml:space="preserve">Bootstrap and Confidence Bounds for Extrema.</w:t>
+        <w:t xml:space="preserve">ANGRIST, Joshua D.; PISCHKE, Jörn-Steffen.</w:t>
       </w:r>
       <w:r>
         <w:rPr>
@@ -57757,18 +57773,18 @@
           <w:bCs/>
           <w:sz w:val="22"/>
         </w:rPr>
-        <w:t xml:space="preserve">Statistica Sinica</w:t>
-      </w:r>
-      <w:r>
-        <w:rPr>
-          <w:rFonts w:ascii="Arial" w:hAnsi="Arial"/>
-          <w:sz w:val="22"/>
-        </w:rPr>
-        <w:t xml:space="preserve">, v. 18, n. 3, p. 967–985, 2008.</w:t>
+        <w:t xml:space="preserve">Mostly Harmless Econometrics: An Empiricist’s Companion</w:t>
+      </w:r>
+      <w:r>
+        <w:rPr>
+          <w:rFonts w:ascii="Arial" w:hAnsi="Arial"/>
+          <w:sz w:val="22"/>
+        </w:rPr>
+        <w:t xml:space="preserve">. Princeton: Princeton University Press, 2009.</w:t>
       </w:r>
     </w:p>
     <w:bookmarkEnd w:id="135"/>
-    <w:bookmarkStart w:id="136" w:name="ref-blinder1973"/>
+    <w:bookmarkStart w:id="136" w:name="ref-arrow1973"/>
     <w:p>
       <w:pPr>
         <w:pStyle w:val="Bibliography"/>
@@ -57781,7 +57797,30 @@
           <w:rFonts w:ascii="Arial" w:hAnsi="Arial"/>
           <w:sz w:val="22"/>
         </w:rPr>
-        <w:t xml:space="preserve">BLINDER, Alan S. Wage Discrimination: Reduced Form and Structural Estimates.</w:t>
+        <w:t xml:space="preserve">ARROW, Kenneth J. The Theory of Discrimination.</w:t>
+      </w:r>
+      <w:r>
+        <w:rPr>
+          <w:rFonts w:ascii="Arial" w:hAnsi="Arial"/>
+          <w:sz w:val="22"/>
+        </w:rPr>
+        <w:t xml:space="preserve"> </w:t>
+      </w:r>
+      <w:r>
+        <w:rPr>
+          <w:rFonts w:ascii="Arial" w:hAnsi="Arial"/>
+          <w:i/>
+          <w:iCs/>
+          <w:sz w:val="22"/>
+        </w:rPr>
+        <w:t xml:space="preserve">In</w:t>
+      </w:r>
+      <w:r>
+        <w:rPr>
+          <w:rFonts w:ascii="Arial" w:hAnsi="Arial"/>
+          <w:sz w:val="22"/>
+        </w:rPr>
+        <w:t xml:space="preserve">: ASHENFELTER, Orley; REES, Albert (Orgs.).</w:t>
       </w:r>
       <w:r>
         <w:rPr>
@@ -57797,18 +57836,18 @@
           <w:bCs/>
           <w:sz w:val="22"/>
         </w:rPr>
-        <w:t xml:space="preserve">Journal of Human Resources</w:t>
-      </w:r>
-      <w:r>
-        <w:rPr>
-          <w:rFonts w:ascii="Arial" w:hAnsi="Arial"/>
-          <w:sz w:val="22"/>
-        </w:rPr>
-        <w:t xml:space="preserve">, v. 8, n. 4, p. 436–455, 1973.</w:t>
+        <w:t xml:space="preserve">Discrimination in Labor Markets</w:t>
+      </w:r>
+      <w:r>
+        <w:rPr>
+          <w:rFonts w:ascii="Arial" w:hAnsi="Arial"/>
+          <w:sz w:val="22"/>
+        </w:rPr>
+        <w:t xml:space="preserve">. Princeton, NJ: Princeton University Press, 1973. p. 3–33.</w:t>
       </w:r>
     </w:p>
     <w:bookmarkEnd w:id="136"/>
-    <w:bookmarkStart w:id="137" w:name="ref-brasil1995lei9029"/>
+    <w:bookmarkStart w:id="137" w:name="ref-becker1957"/>
     <w:p>
       <w:pPr>
         <w:pStyle w:val="Bibliography"/>
@@ -57821,7 +57860,7 @@
           <w:rFonts w:ascii="Arial" w:hAnsi="Arial"/>
           <w:sz w:val="22"/>
         </w:rPr>
-        <w:t xml:space="preserve">BRASIL.</w:t>
+        <w:t xml:space="preserve">BECKER, Gary S.</w:t>
       </w:r>
       <w:r>
         <w:rPr>
@@ -57837,18 +57876,18 @@
           <w:bCs/>
           <w:sz w:val="22"/>
         </w:rPr>
-        <w:t xml:space="preserve">Lei n. 9.029, de 13 de abril de 1995. Proíbe a exigência de atestados de gravidez e esterilização, e outras práticas discriminatórias, para efeitos admissionais ou de permanência da relação jurídica de trabalho</w:t>
-      </w:r>
-      <w:r>
-        <w:rPr>
-          <w:rFonts w:ascii="Arial" w:hAnsi="Arial"/>
-          <w:sz w:val="22"/>
-        </w:rPr>
-        <w:t xml:space="preserve">. Diário Oficial da União, Brasília, DF, 1995.</w:t>
+        <w:t xml:space="preserve">The Economics of Discrimination</w:t>
+      </w:r>
+      <w:r>
+        <w:rPr>
+          <w:rFonts w:ascii="Arial" w:hAnsi="Arial"/>
+          <w:sz w:val="22"/>
+        </w:rPr>
+        <w:t xml:space="preserve">. Chicago: University of Chicago Press, 1957.</w:t>
       </w:r>
     </w:p>
     <w:bookmarkEnd w:id="137"/>
-    <w:bookmarkStart w:id="138" w:name="ref-brasil2010lei12288"/>
+    <w:bookmarkStart w:id="138" w:name="ref-bickel2008"/>
     <w:p>
       <w:pPr>
         <w:pStyle w:val="Bibliography"/>
@@ -57861,7 +57900,85 @@
           <w:rFonts w:ascii="Arial" w:hAnsi="Arial"/>
           <w:sz w:val="22"/>
         </w:rPr>
-        <w:t xml:space="preserve">BRASIL.</w:t>
+        <w:t xml:space="preserve">BICKEL, Peter J.; SAKOV, Anat. On the Choice of</w:t>
+      </w:r>
+      <w:r>
+        <w:rPr>
+          <w:rFonts w:ascii="Arial" w:hAnsi="Arial"/>
+          <w:sz w:val="22"/>
+        </w:rPr>
+        <w:t xml:space="preserve"> </w:t>
+      </w:r>
+      <m:oMath>
+        <m:r>
+          <m:t>m</m:t>
+        </m:r>
+      </m:oMath>
+      <w:r>
+        <w:rPr>
+          <w:rFonts w:ascii="Arial" w:hAnsi="Arial"/>
+          <w:sz w:val="22"/>
+        </w:rPr>
+        <w:t xml:space="preserve"> </w:t>
+      </w:r>
+      <w:r>
+        <w:rPr>
+          <w:rFonts w:ascii="Arial" w:hAnsi="Arial"/>
+          <w:sz w:val="22"/>
+        </w:rPr>
+        <w:t xml:space="preserve">in the</w:t>
+      </w:r>
+      <w:r>
+        <w:rPr>
+          <w:rFonts w:ascii="Arial" w:hAnsi="Arial"/>
+          <w:sz w:val="22"/>
+        </w:rPr>
+        <w:t xml:space="preserve"> </w:t>
+      </w:r>
+      <m:oMath>
+        <m:r>
+          <m:t>m</m:t>
+        </m:r>
+      </m:oMath>
+      <w:r>
+        <w:rPr>
+          <w:rFonts w:ascii="Arial" w:hAnsi="Arial"/>
+          <w:sz w:val="22"/>
+        </w:rPr>
+        <w:t xml:space="preserve"> </w:t>
+      </w:r>
+      <w:r>
+        <w:rPr>
+          <w:rFonts w:ascii="Arial" w:hAnsi="Arial"/>
+          <w:sz w:val="22"/>
+        </w:rPr>
+        <w:t xml:space="preserve">out of</w:t>
+      </w:r>
+      <w:r>
+        <w:rPr>
+          <w:rFonts w:ascii="Arial" w:hAnsi="Arial"/>
+          <w:sz w:val="22"/>
+        </w:rPr>
+        <w:t xml:space="preserve"> </w:t>
+      </w:r>
+      <m:oMath>
+        <m:r>
+          <m:t>n</m:t>
+        </m:r>
+      </m:oMath>
+      <w:r>
+        <w:rPr>
+          <w:rFonts w:ascii="Arial" w:hAnsi="Arial"/>
+          <w:sz w:val="22"/>
+        </w:rPr>
+        <w:t xml:space="preserve"> </w:t>
+      </w:r>
+      <w:r>
+        <w:rPr>
+          <w:rFonts w:ascii="Arial" w:hAnsi="Arial"/>
+          <w:sz w:val="22"/>
+        </w:rPr>
+        <w:t xml:space="preserve">Bootstrap and Confidence Bounds for Extrema.</w:t>
       </w:r>
       <w:r>
         <w:rPr>
@@ -57877,18 +57994,18 @@
           <w:bCs/>
           <w:sz w:val="22"/>
         </w:rPr>
-        <w:t xml:space="preserve">Lei n. 12.288, de 20 de julho de 2010. Institui o Estatuto da Igualdade Racial</w:t>
-      </w:r>
-      <w:r>
-        <w:rPr>
-          <w:rFonts w:ascii="Arial" w:hAnsi="Arial"/>
-          <w:sz w:val="22"/>
-        </w:rPr>
-        <w:t xml:space="preserve">. Diário Oficial da União, Brasília, DF, 2010.</w:t>
+        <w:t xml:space="preserve">Statistica Sinica</w:t>
+      </w:r>
+      <w:r>
+        <w:rPr>
+          <w:rFonts w:ascii="Arial" w:hAnsi="Arial"/>
+          <w:sz w:val="22"/>
+        </w:rPr>
+        <w:t xml:space="preserve">, v. 18, n. 3, p. 967–985, 2008.</w:t>
       </w:r>
     </w:p>
     <w:bookmarkEnd w:id="138"/>
-    <w:bookmarkStart w:id="139" w:name="ref-brasil2012lei12711"/>
+    <w:bookmarkStart w:id="139" w:name="ref-blinder1973"/>
     <w:p>
       <w:pPr>
         <w:pStyle w:val="Bibliography"/>
@@ -57901,7 +58018,7 @@
           <w:rFonts w:ascii="Arial" w:hAnsi="Arial"/>
           <w:sz w:val="22"/>
         </w:rPr>
-        <w:t xml:space="preserve">BRASIL.</w:t>
+        <w:t xml:space="preserve">BLINDER, Alan S. Wage Discrimination: Reduced Form and Structural Estimates.</w:t>
       </w:r>
       <w:r>
         <w:rPr>
@@ -57917,18 +58034,18 @@
           <w:bCs/>
           <w:sz w:val="22"/>
         </w:rPr>
-        <w:t xml:space="preserve">Lei n. 12.711, de 29 de agosto de 2012. Dispõe sobre o ingresso nas universidades federais e nas instituições federais de ensino técnico de nível médio</w:t>
-      </w:r>
-      <w:r>
-        <w:rPr>
-          <w:rFonts w:ascii="Arial" w:hAnsi="Arial"/>
-          <w:sz w:val="22"/>
-        </w:rPr>
-        <w:t xml:space="preserve">. Diário Oficial da União, Brasília, DF, 2012.</w:t>
+        <w:t xml:space="preserve">Journal of Human Resources</w:t>
+      </w:r>
+      <w:r>
+        <w:rPr>
+          <w:rFonts w:ascii="Arial" w:hAnsi="Arial"/>
+          <w:sz w:val="22"/>
+        </w:rPr>
+        <w:t xml:space="preserve">, v. 8, n. 4, p. 436–455, 1973.</w:t>
       </w:r>
     </w:p>
     <w:bookmarkEnd w:id="139"/>
-    <w:bookmarkStart w:id="140" w:name="ref-brasil2014lei12990"/>
+    <w:bookmarkStart w:id="140" w:name="ref-brasil1995lei9029"/>
     <w:p>
       <w:pPr>
         <w:pStyle w:val="Bibliography"/>
@@ -57957,18 +58074,18 @@
           <w:bCs/>
           <w:sz w:val="22"/>
         </w:rPr>
-        <w:t xml:space="preserve">Lei n. 12.990, de 9 de junho de 2014. Reserva aos negros 20% das vagas oferecidas nos concursos públicos para provimento de cargos efetivos e empregos públicos no âmbito da administração pública federal, das autarquias, das fundações públicas, das empresas públicas e das sociedades de economia mista controladas pela União</w:t>
-      </w:r>
-      <w:r>
-        <w:rPr>
-          <w:rFonts w:ascii="Arial" w:hAnsi="Arial"/>
-          <w:sz w:val="22"/>
-        </w:rPr>
-        <w:t xml:space="preserve">. Diário Oficial da União, Brasília, DF, 2014.</w:t>
+        <w:t xml:space="preserve">Lei n. 9.029, de 13 de abril de 1995. Proíbe a exigência de atestados de gravidez e esterilização, e outras práticas discriminatórias, para efeitos admissionais ou de permanência da relação jurídica de trabalho</w:t>
+      </w:r>
+      <w:r>
+        <w:rPr>
+          <w:rFonts w:ascii="Arial" w:hAnsi="Arial"/>
+          <w:sz w:val="22"/>
+        </w:rPr>
+        <w:t xml:space="preserve">. Diário Oficial da União, Brasília, DF, 1995.</w:t>
       </w:r>
     </w:p>
     <w:bookmarkEnd w:id="140"/>
-    <w:bookmarkStart w:id="141" w:name="ref-brasil2023decreto11443"/>
+    <w:bookmarkStart w:id="141" w:name="ref-brasil2010lei12288"/>
     <w:p>
       <w:pPr>
         <w:pStyle w:val="Bibliography"/>
@@ -57997,18 +58114,18 @@
           <w:bCs/>
           <w:sz w:val="22"/>
         </w:rPr>
-        <w:t xml:space="preserve">Decreto n. 11.443, de 21 de março de 2023. Dispõe sobre o preenchimento por pessoas negras de percentual mínimo de cargos em comissão e funções de confiança no âmbito da administração pública federal</w:t>
-      </w:r>
-      <w:r>
-        <w:rPr>
-          <w:rFonts w:ascii="Arial" w:hAnsi="Arial"/>
-          <w:sz w:val="22"/>
-        </w:rPr>
-        <w:t xml:space="preserve">. Diário Oficial da União, Brasília, DF, b2023.</w:t>
+        <w:t xml:space="preserve">Lei n. 12.288, de 20 de julho de 2010. Institui o Estatuto da Igualdade Racial</w:t>
+      </w:r>
+      <w:r>
+        <w:rPr>
+          <w:rFonts w:ascii="Arial" w:hAnsi="Arial"/>
+          <w:sz w:val="22"/>
+        </w:rPr>
+        <w:t xml:space="preserve">. Diário Oficial da União, Brasília, DF, 2010.</w:t>
       </w:r>
     </w:p>
     <w:bookmarkEnd w:id="141"/>
-    <w:bookmarkStart w:id="142" w:name="ref-brasil2023lei14611"/>
+    <w:bookmarkStart w:id="142" w:name="ref-brasil2012lei12711"/>
     <w:p>
       <w:pPr>
         <w:pStyle w:val="Bibliography"/>
@@ -58037,18 +58154,18 @@
           <w:bCs/>
           <w:sz w:val="22"/>
         </w:rPr>
-        <w:t xml:space="preserve">Lei n. 14.611, de 3 de julho de 2023. Dispõe sobre a igualdade salarial e de critérios remuneratórios entre mulheres e homens</w:t>
-      </w:r>
-      <w:r>
-        <w:rPr>
-          <w:rFonts w:ascii="Arial" w:hAnsi="Arial"/>
-          <w:sz w:val="22"/>
-        </w:rPr>
-        <w:t xml:space="preserve">. Diário Oficial da União, Brasília, DF, c2023.</w:t>
+        <w:t xml:space="preserve">Lei n. 12.711, de 29 de agosto de 2012. Dispõe sobre o ingresso nas universidades federais e nas instituições federais de ensino técnico de nível médio</w:t>
+      </w:r>
+      <w:r>
+        <w:rPr>
+          <w:rFonts w:ascii="Arial" w:hAnsi="Arial"/>
+          <w:sz w:val="22"/>
+        </w:rPr>
+        <w:t xml:space="preserve">. Diário Oficial da União, Brasília, DF, 2012.</w:t>
       </w:r>
     </w:p>
     <w:bookmarkEnd w:id="142"/>
-    <w:bookmarkStart w:id="143" w:name="ref-brasil2023lei14723"/>
+    <w:bookmarkStart w:id="143" w:name="ref-brasil2014lei12990"/>
     <w:p>
       <w:pPr>
         <w:pStyle w:val="Bibliography"/>
@@ -58077,18 +58194,18 @@
           <w:bCs/>
           <w:sz w:val="22"/>
         </w:rPr>
-        <w:t xml:space="preserve">Lei n. 14.723, de 13 de novembro de 2023. Altera a Lei n. 12.711, de 29 de agosto de 2012, para dispor sobre o programa especial para o acesso às instituições federais de educação superior e de ensino técnico de nível médio</w:t>
-      </w:r>
-      <w:r>
-        <w:rPr>
-          <w:rFonts w:ascii="Arial" w:hAnsi="Arial"/>
-          <w:sz w:val="22"/>
-        </w:rPr>
-        <w:t xml:space="preserve">. Diário Oficial da União, Brasília, DF, a2023.</w:t>
+        <w:t xml:space="preserve">Lei n. 12.990, de 9 de junho de 2014. Reserva aos negros 20% das vagas oferecidas nos concursos públicos para provimento de cargos efetivos e empregos públicos no âmbito da administração pública federal, das autarquias, das fundações públicas, das empresas públicas e das sociedades de economia mista controladas pela União</w:t>
+      </w:r>
+      <w:r>
+        <w:rPr>
+          <w:rFonts w:ascii="Arial" w:hAnsi="Arial"/>
+          <w:sz w:val="22"/>
+        </w:rPr>
+        <w:t xml:space="preserve">. Diário Oficial da União, Brasília, DF, 2014.</w:t>
       </w:r>
     </w:p>
     <w:bookmarkEnd w:id="143"/>
-    <w:bookmarkStart w:id="144" w:name="ref-brasil2025lei15142"/>
+    <w:bookmarkStart w:id="144" w:name="ref-brasil2023decreto11443"/>
     <w:p>
       <w:pPr>
         <w:pStyle w:val="Bibliography"/>
@@ -58117,18 +58234,18 @@
           <w:bCs/>
           <w:sz w:val="22"/>
         </w:rPr>
-        <w:t xml:space="preserve">Lei n. 15.142, de 3 de junho de 2025. Dispõe sobre a reserva às pessoas pretas e pardas, indígenas e quilombolas de vagas oferecidas em concursos públicos e em processos seletivos simplificados no âmbito da administração pública federal</w:t>
-      </w:r>
-      <w:r>
-        <w:rPr>
-          <w:rFonts w:ascii="Arial" w:hAnsi="Arial"/>
-          <w:sz w:val="22"/>
-        </w:rPr>
-        <w:t xml:space="preserve">. Diário Oficial da União, Brasília, DF, 2025.</w:t>
+        <w:t xml:space="preserve">Decreto n. 11.443, de 21 de março de 2023. Dispõe sobre o preenchimento por pessoas negras de percentual mínimo de cargos em comissão e funções de confiança no âmbito da administração pública federal</w:t>
+      </w:r>
+      <w:r>
+        <w:rPr>
+          <w:rFonts w:ascii="Arial" w:hAnsi="Arial"/>
+          <w:sz w:val="22"/>
+        </w:rPr>
+        <w:t>. Diário Oficial da União, Brasília, DF, 2023b.</w:t>
       </w:r>
     </w:p>
     <w:bookmarkEnd w:id="144"/>
-    <w:bookmarkStart w:id="145" w:name="ref-breiman2001"/>
+    <w:bookmarkStart w:id="145" w:name="ref-brasil2023lei14611"/>
     <w:p>
       <w:pPr>
         <w:pStyle w:val="Bibliography"/>
@@ -58141,7 +58258,7 @@
           <w:rFonts w:ascii="Arial" w:hAnsi="Arial"/>
           <w:sz w:val="22"/>
         </w:rPr>
-        <w:t xml:space="preserve">BREIMAN, Leo. Random Forests.</w:t>
+        <w:t xml:space="preserve">BRASIL.</w:t>
       </w:r>
       <w:r>
         <w:rPr>
@@ -58157,18 +58274,18 @@
           <w:bCs/>
           <w:sz w:val="22"/>
         </w:rPr>
-        <w:t xml:space="preserve">Machine Learning</w:t>
-      </w:r>
-      <w:r>
-        <w:rPr>
-          <w:rFonts w:ascii="Arial" w:hAnsi="Arial"/>
-          <w:sz w:val="22"/>
-        </w:rPr>
-        <w:t xml:space="preserve">, v. 45, n. 1, p. 5–32, 2001.</w:t>
+        <w:t xml:space="preserve">Lei n. 14.611, de 3 de julho de 2023. Dispõe sobre a igualdade salarial e de critérios remuneratórios entre mulheres e homens</w:t>
+      </w:r>
+      <w:r>
+        <w:rPr>
+          <w:rFonts w:ascii="Arial" w:hAnsi="Arial"/>
+          <w:sz w:val="22"/>
+        </w:rPr>
+        <w:t>. Diário Oficial da União, Brasília, DF, 2023c.</w:t>
       </w:r>
     </w:p>
     <w:bookmarkEnd w:id="145"/>
-    <w:bookmarkStart w:id="146" w:name="ref-cameron2008"/>
+    <w:bookmarkStart w:id="146" w:name="ref-brasil2023lei14723"/>
     <w:p>
       <w:pPr>
         <w:pStyle w:val="Bibliography"/>
@@ -58181,7 +58298,7 @@
           <w:rFonts w:ascii="Arial" w:hAnsi="Arial"/>
           <w:sz w:val="22"/>
         </w:rPr>
-        <w:t xml:space="preserve">CAMERON, A. Colin; GELBACH, Jonah B.; MILLER, Douglas L. Bootstrap-Based Improvements for Inference with Clustered Errors.</w:t>
+        <w:t xml:space="preserve">BRASIL.</w:t>
       </w:r>
       <w:r>
         <w:rPr>
@@ -58197,18 +58314,18 @@
           <w:bCs/>
           <w:sz w:val="22"/>
         </w:rPr>
-        <w:t xml:space="preserve">The Review of Economics and Statistics</w:t>
-      </w:r>
-      <w:r>
-        <w:rPr>
-          <w:rFonts w:ascii="Arial" w:hAnsi="Arial"/>
-          <w:sz w:val="22"/>
-        </w:rPr>
-        <w:t xml:space="preserve">, v. 90, n. 3, p. 414–427, 2008.</w:t>
+        <w:t xml:space="preserve">Lei n. 14.723, de 13 de novembro de 2023. Altera a Lei n. 12.711, de 29 de agosto de 2012, para dispor sobre o programa especial para o acesso às instituições federais de educação superior e de ensino técnico de nível médio</w:t>
+      </w:r>
+      <w:r>
+        <w:rPr>
+          <w:rFonts w:ascii="Arial" w:hAnsi="Arial"/>
+          <w:sz w:val="22"/>
+        </w:rPr>
+        <w:t>. Diário Oficial da União, Brasília, DF, 2023a.</w:t>
       </w:r>
     </w:p>
     <w:bookmarkEnd w:id="146"/>
-    <w:bookmarkStart w:id="148" w:name="ref-chen2016"/>
+    <w:bookmarkStart w:id="147" w:name="ref-brasil2025lei15142"/>
     <w:p>
       <w:pPr>
         <w:pStyle w:val="Bibliography"/>
@@ -58221,6 +58338,126 @@
           <w:rFonts w:ascii="Arial" w:hAnsi="Arial"/>
           <w:sz w:val="22"/>
         </w:rPr>
+        <w:t xml:space="preserve">BRASIL.</w:t>
+      </w:r>
+      <w:r>
+        <w:rPr>
+          <w:rFonts w:ascii="Arial" w:hAnsi="Arial"/>
+          <w:sz w:val="22"/>
+        </w:rPr>
+        <w:t xml:space="preserve"> </w:t>
+      </w:r>
+      <w:r>
+        <w:rPr>
+          <w:rFonts w:ascii="Arial" w:hAnsi="Arial"/>
+          <w:b/>
+          <w:bCs/>
+          <w:sz w:val="22"/>
+        </w:rPr>
+        <w:t xml:space="preserve">Lei n. 15.142, de 3 de junho de 2025. Dispõe sobre a reserva às pessoas pretas e pardas, indígenas e quilombolas de vagas oferecidas em concursos públicos e em processos seletivos simplificados no âmbito da administração pública federal</w:t>
+      </w:r>
+      <w:r>
+        <w:rPr>
+          <w:rFonts w:ascii="Arial" w:hAnsi="Arial"/>
+          <w:sz w:val="22"/>
+        </w:rPr>
+        <w:t xml:space="preserve">. Diário Oficial da União, Brasília, DF, 2025.</w:t>
+      </w:r>
+    </w:p>
+    <w:bookmarkEnd w:id="147"/>
+    <w:bookmarkStart w:id="148" w:name="ref-breiman2001"/>
+    <w:p>
+      <w:pPr>
+        <w:pStyle w:val="Bibliography"/>
+        <w:spacing w:line="240" w:lineRule="auto" w:before="0" w:after="120"/>
+        <w:ind w:firstLine="0" w:left="0"/>
+        <w:jc w:val="left"/>
+      </w:pPr>
+      <w:r>
+        <w:rPr>
+          <w:rFonts w:ascii="Arial" w:hAnsi="Arial"/>
+          <w:sz w:val="22"/>
+        </w:rPr>
+        <w:t xml:space="preserve">BREIMAN, Leo. Random Forests.</w:t>
+      </w:r>
+      <w:r>
+        <w:rPr>
+          <w:rFonts w:ascii="Arial" w:hAnsi="Arial"/>
+          <w:sz w:val="22"/>
+        </w:rPr>
+        <w:t xml:space="preserve"> </w:t>
+      </w:r>
+      <w:r>
+        <w:rPr>
+          <w:rFonts w:ascii="Arial" w:hAnsi="Arial"/>
+          <w:b/>
+          <w:bCs/>
+          <w:sz w:val="22"/>
+        </w:rPr>
+        <w:t xml:space="preserve">Machine Learning</w:t>
+      </w:r>
+      <w:r>
+        <w:rPr>
+          <w:rFonts w:ascii="Arial" w:hAnsi="Arial"/>
+          <w:sz w:val="22"/>
+        </w:rPr>
+        <w:t xml:space="preserve">, v. 45, n. 1, p. 5–32, 2001.</w:t>
+      </w:r>
+    </w:p>
+    <w:bookmarkEnd w:id="148"/>
+    <w:bookmarkStart w:id="149" w:name="ref-cameron2008"/>
+    <w:p>
+      <w:pPr>
+        <w:pStyle w:val="Bibliography"/>
+        <w:spacing w:line="240" w:lineRule="auto" w:before="0" w:after="120"/>
+        <w:ind w:firstLine="0" w:left="0"/>
+        <w:jc w:val="left"/>
+      </w:pPr>
+      <w:r>
+        <w:rPr>
+          <w:rFonts w:ascii="Arial" w:hAnsi="Arial"/>
+          <w:sz w:val="22"/>
+        </w:rPr>
+        <w:t xml:space="preserve">CAMERON, A. Colin; GELBACH, Jonah B.; MILLER, Douglas L. Bootstrap-Based Improvements for Inference with Clustered Errors.</w:t>
+      </w:r>
+      <w:r>
+        <w:rPr>
+          <w:rFonts w:ascii="Arial" w:hAnsi="Arial"/>
+          <w:sz w:val="22"/>
+        </w:rPr>
+        <w:t xml:space="preserve"> </w:t>
+      </w:r>
+      <w:r>
+        <w:rPr>
+          <w:rFonts w:ascii="Arial" w:hAnsi="Arial"/>
+          <w:b/>
+          <w:bCs/>
+          <w:sz w:val="22"/>
+        </w:rPr>
+        <w:t xml:space="preserve">The Review of Economics and Statistics</w:t>
+      </w:r>
+      <w:r>
+        <w:rPr>
+          <w:rFonts w:ascii="Arial" w:hAnsi="Arial"/>
+          <w:sz w:val="22"/>
+        </w:rPr>
+        <w:t xml:space="preserve">, v. 90, n. 3, p. 414–427, 2008.</w:t>
+      </w:r>
+    </w:p>
+    <w:bookmarkEnd w:id="149"/>
+    <w:bookmarkStart w:id="151" w:name="ref-chen2016"/>
+    <w:p>
+      <w:pPr>
+        <w:pStyle w:val="Bibliography"/>
+        <w:spacing w:line="240" w:lineRule="auto" w:before="0" w:after="120"/>
+        <w:ind w:firstLine="0" w:left="0"/>
+        <w:jc w:val="left"/>
+      </w:pPr>
+      <w:r>
+        <w:rPr>
+          <w:rFonts w:ascii="Arial" w:hAnsi="Arial"/>
+          <w:sz w:val="22"/>
+        </w:rPr>
         <w:t xml:space="preserve">CHEN, Tianqi; GUESTRIN, Carlos.</w:t>
       </w:r>
       <w:r>
@@ -58230,7 +58467,7 @@
         </w:rPr>
         <w:t xml:space="preserve"> </w:t>
       </w:r>
-      <w:hyperlink r:id="rId147">
+      <w:hyperlink r:id="rId150">
         <w:r>
           <w:rPr>
             <w:rStyle w:val="Hyperlink"/>
@@ -58298,8 +58535,8 @@
         <w:t xml:space="preserve">. San Francisco: ACM, 2016. p. 785–794.</w:t>
       </w:r>
     </w:p>
-    <w:bookmarkEnd w:id="148"/>
-    <w:bookmarkStart w:id="149" w:name="ref-crenshaw1989"/>
+    <w:bookmarkEnd w:id="151"/>
+    <w:bookmarkStart w:id="152" w:name="ref-crenshaw1989"/>
     <w:p>
       <w:pPr>
         <w:pStyle w:val="Bibliography"/>
@@ -58338,8 +58575,8 @@
         <w:t xml:space="preserve">, v. 1989, n. 1, p. 139–167, 1989.</w:t>
       </w:r>
     </w:p>
-    <w:bookmarkEnd w:id="149"/>
-    <w:bookmarkStart w:id="150" w:name="ref-duan1983"/>
+    <w:bookmarkEnd w:id="152"/>
+    <w:bookmarkStart w:id="153" w:name="ref-duan1983"/>
     <w:p>
       <w:pPr>
         <w:pStyle w:val="Bibliography"/>
@@ -58378,8 +58615,8 @@
         <w:t xml:space="preserve">, v. 78, n. 383, p. 605–610, 1983.</w:t>
       </w:r>
     </w:p>
-    <w:bookmarkEnd w:id="150"/>
-    <w:bookmarkStart w:id="151" w:name="ref-favero2024"/>
+    <w:bookmarkEnd w:id="153"/>
+    <w:bookmarkStart w:id="154" w:name="ref-favero2024"/>
     <w:p>
       <w:pPr>
         <w:pStyle w:val="Bibliography"/>
@@ -58418,8 +58655,8 @@
         <w:t xml:space="preserve">. 2. ed. Rio de Janeiro: GEN LTC, 2024.</w:t>
       </w:r>
     </w:p>
-    <w:bookmarkEnd w:id="151"/>
-    <w:bookmarkStart w:id="152" w:name="ref-firpo2018"/>
+    <w:bookmarkEnd w:id="154"/>
+    <w:bookmarkStart w:id="155" w:name="ref-firpo2018"/>
     <w:p>
       <w:pPr>
         <w:pStyle w:val="Bibliography"/>
@@ -58458,8 +58695,8 @@
         <w:t xml:space="preserve">, v. 6, n. 2, p. 28, 2018.</w:t>
       </w:r>
     </w:p>
-    <w:bookmarkEnd w:id="152"/>
-    <w:bookmarkStart w:id="153" w:name="ref-frank2013"/>
+    <w:bookmarkEnd w:id="155"/>
+    <w:bookmarkStart w:id="156" w:name="ref-frank2013"/>
     <w:p>
       <w:pPr>
         <w:pStyle w:val="Bibliography"/>
@@ -58521,8 +58758,8 @@
         <w:t xml:space="preserve">, v. 35, n. 4, p. 437–460, 2013.</w:t>
       </w:r>
     </w:p>
-    <w:bookmarkEnd w:id="153"/>
-    <w:bookmarkStart w:id="154" w:name="ref-geron2021"/>
+    <w:bookmarkEnd w:id="156"/>
+    <w:bookmarkStart w:id="157" w:name="ref-geron2021"/>
     <w:p>
       <w:pPr>
         <w:pStyle w:val="Bibliography"/>
@@ -58561,8 +58798,8 @@
         <w:t xml:space="preserve">. Tradução: Cibelle Ravaglia. 2. ed. Rio de Janeiro: Alta Books, 2021.</w:t>
       </w:r>
     </w:p>
-    <w:bookmarkEnd w:id="154"/>
-    <w:bookmarkStart w:id="155" w:name="ref-granovetter1973"/>
+    <w:bookmarkEnd w:id="157"/>
+    <w:bookmarkStart w:id="158" w:name="ref-granovetter1973"/>
     <w:p>
       <w:pPr>
         <w:pStyle w:val="Bibliography"/>
@@ -58601,8 +58838,8 @@
         <w:t xml:space="preserve">, v. 78, n. 6, p. 1360–1380, 1973.</w:t>
       </w:r>
     </w:p>
-    <w:bookmarkEnd w:id="155"/>
-    <w:bookmarkStart w:id="156" w:name="ref-hasenbalg1979"/>
+    <w:bookmarkEnd w:id="158"/>
+    <w:bookmarkStart w:id="159" w:name="ref-hasenbalg1979"/>
     <w:p>
       <w:pPr>
         <w:pStyle w:val="Bibliography"/>
@@ -58641,8 +58878,8 @@
         <w:t xml:space="preserve">. Rio de Janeiro: Graal, 1979.</w:t>
       </w:r>
     </w:p>
-    <w:bookmarkEnd w:id="156"/>
-    <w:bookmarkStart w:id="157" w:name="ref-henriques2001"/>
+    <w:bookmarkEnd w:id="159"/>
+    <w:bookmarkStart w:id="160" w:name="ref-henriques2001"/>
     <w:p>
       <w:pPr>
         <w:pStyle w:val="Bibliography"/>
@@ -58681,8 +58918,8 @@
         <w:t xml:space="preserve">, n. 807, 2001.</w:t>
       </w:r>
     </w:p>
-    <w:bookmarkEnd w:id="157"/>
-    <w:bookmarkStart w:id="158" w:name="ref-ibge_pof_2019"/>
+    <w:bookmarkEnd w:id="160"/>
+    <w:bookmarkStart w:id="161" w:name="ref-ibge_pof_2019"/>
     <w:p>
       <w:pPr>
         <w:pStyle w:val="Bibliography"/>
@@ -58721,8 +58958,8 @@
         <w:t xml:space="preserve">. Rio de Janeiro: Instituto Brasileiro de Geografia e Estatística, 2019.</w:t>
       </w:r>
     </w:p>
-    <w:bookmarkEnd w:id="158"/>
-    <w:bookmarkStart w:id="159" w:name="ref-ibge_pnad_2023"/>
+    <w:bookmarkEnd w:id="161"/>
+    <w:bookmarkStart w:id="162" w:name="ref-ibge_pnad_2023"/>
     <w:p>
       <w:pPr>
         <w:pStyle w:val="Bibliography"/>
@@ -58761,8 +58998,8 @@
         <w:t xml:space="preserve">. Rio de Janeiro: Instituto Brasileiro de Geografia e Estatística, 2023.</w:t>
       </w:r>
     </w:p>
-    <w:bookmarkEnd w:id="159"/>
-    <w:bookmarkStart w:id="160" w:name="ref-ibge_rendimentos_2025"/>
+    <w:bookmarkEnd w:id="162"/>
+    <w:bookmarkStart w:id="163" w:name="ref-ibge_rendimentos_2025"/>
     <w:p>
       <w:pPr>
         <w:pStyle w:val="Bibliography"/>
@@ -58801,8 +59038,8 @@
         <w:t xml:space="preserve">. Rio de Janeiro: Instituto Brasileiro de Geografia e Estatística, 2025.</w:t>
       </w:r>
     </w:p>
-    <w:bookmarkEnd w:id="160"/>
-    <w:bookmarkStart w:id="161" w:name="ref-koenker1978"/>
+    <w:bookmarkEnd w:id="163"/>
+    <w:bookmarkStart w:id="164" w:name="ref-koenker1978"/>
     <w:p>
       <w:pPr>
         <w:pStyle w:val="Bibliography"/>
@@ -58841,8 +59078,8 @@
         <w:t xml:space="preserve">, v. 46, n. 1, p. 33–50, 1978.</w:t>
       </w:r>
     </w:p>
-    <w:bookmarkEnd w:id="161"/>
-    <w:bookmarkStart w:id="162" w:name="ref-lundberg2017"/>
+    <w:bookmarkEnd w:id="164"/>
+    <w:bookmarkStart w:id="165" w:name="ref-lundberg2017"/>
     <w:p>
       <w:pPr>
         <w:pStyle w:val="Bibliography"/>
@@ -58881,8 +59118,8 @@
         <w:t xml:space="preserve">, v. 30, 2017.</w:t>
       </w:r>
     </w:p>
-    <w:bookmarkEnd w:id="162"/>
-    <w:bookmarkStart w:id="163" w:name="ref-manski1993"/>
+    <w:bookmarkEnd w:id="165"/>
+    <w:bookmarkStart w:id="166" w:name="ref-manski1993"/>
     <w:p>
       <w:pPr>
         <w:pStyle w:val="Bibliography"/>
@@ -58921,8 +59158,8 @@
         <w:t xml:space="preserve">, v. 60, n. 3, p. 531–542, 1993.</w:t>
       </w:r>
     </w:p>
-    <w:bookmarkEnd w:id="163"/>
-    <w:bookmarkStart w:id="164" w:name="ref-marques2010"/>
+    <w:bookmarkEnd w:id="166"/>
+    <w:bookmarkStart w:id="167" w:name="ref-marques2010"/>
     <w:p>
       <w:pPr>
         <w:pStyle w:val="Bibliography"/>
@@ -58961,8 +59198,8 @@
         <w:t xml:space="preserve">, v. 53, n. 1, p. 5–50, 2010.</w:t>
       </w:r>
     </w:p>
-    <w:bookmarkEnd w:id="164"/>
-    <w:bookmarkStart w:id="165" w:name="ref-oaxaca1973"/>
+    <w:bookmarkEnd w:id="167"/>
+    <w:bookmarkStart w:id="168" w:name="ref-oaxaca1973"/>
     <w:p>
       <w:pPr>
         <w:pStyle w:val="Bibliography"/>
@@ -59001,8 +59238,8 @@
         <w:t xml:space="preserve">, v. 14, n. 3, p. 693–709, 1973.</w:t>
       </w:r>
     </w:p>
-    <w:bookmarkEnd w:id="165"/>
-    <w:bookmarkStart w:id="166" w:name="ref-oaxaca_ransom1999"/>
+    <w:bookmarkEnd w:id="168"/>
+    <w:bookmarkStart w:id="169" w:name="ref-oaxaca_ransom1999"/>
     <w:p>
       <w:pPr>
         <w:pStyle w:val="Bibliography"/>
@@ -59041,8 +59278,8 @@
         <w:t xml:space="preserve">, v. 81, n. 1, p. 154–157, 1999.</w:t>
       </w:r>
     </w:p>
-    <w:bookmarkEnd w:id="166"/>
-    <w:bookmarkStart w:id="167" w:name="ref-pager2007"/>
+    <w:bookmarkEnd w:id="169"/>
+    <w:bookmarkStart w:id="170" w:name="ref-pager2007"/>
     <w:p>
       <w:pPr>
         <w:pStyle w:val="Bibliography"/>
@@ -59081,8 +59318,8 @@
         <w:t xml:space="preserve">. Chicago: University of Chicago Press, 2007.</w:t>
       </w:r>
     </w:p>
-    <w:bookmarkEnd w:id="167"/>
-    <w:bookmarkStart w:id="168" w:name="ref-raudenbush2002"/>
+    <w:bookmarkEnd w:id="170"/>
+    <w:bookmarkStart w:id="171" w:name="ref-raudenbush2002"/>
     <w:p>
       <w:pPr>
         <w:pStyle w:val="Bibliography"/>
@@ -59121,8 +59358,8 @@
         <w:t xml:space="preserve">. 2. ed. Thousand Oaks, CA: Sage, 2002.</w:t>
       </w:r>
     </w:p>
-    <w:bookmarkEnd w:id="168"/>
-    <w:bookmarkStart w:id="169" w:name="ref-sampson1997"/>
+    <w:bookmarkEnd w:id="171"/>
+    <w:bookmarkStart w:id="172" w:name="ref-sampson1997"/>
     <w:p>
       <w:pPr>
         <w:pStyle w:val="Bibliography"/>
@@ -59161,8 +59398,8 @@
         <w:t xml:space="preserve">, v. 277, p. 918–924, 1997.</w:t>
       </w:r>
     </w:p>
-    <w:bookmarkEnd w:id="169"/>
-    <w:bookmarkStart w:id="170" w:name="ref-soares2009"/>
+    <w:bookmarkEnd w:id="172"/>
+    <w:bookmarkStart w:id="173" w:name="ref-soares2009"/>
     <w:p>
       <w:pPr>
         <w:pStyle w:val="Bibliography"/>
@@ -59201,8 +59438,8 @@
         <w:t xml:space="preserve">, v. 39, n. 4, p. 803–825, 2009.</w:t>
       </w:r>
     </w:p>
-    <w:bookmarkEnd w:id="170"/>
-    <w:bookmarkStart w:id="171" w:name="ref-telles2004"/>
+    <w:bookmarkEnd w:id="173"/>
+    <w:bookmarkStart w:id="174" w:name="ref-telles2004"/>
     <w:p>
       <w:pPr>
         <w:pStyle w:val="Bibliography"/>
@@ -59241,8 +59478,8 @@
         <w:t xml:space="preserve">. Princeton: Princeton University Press, 2004.</w:t>
       </w:r>
     </w:p>
-    <w:bookmarkEnd w:id="171"/>
-    <w:bookmarkStart w:id="172" w:name="ref-vanderweele2017"/>
+    <w:bookmarkEnd w:id="174"/>
+    <w:bookmarkStart w:id="175" w:name="ref-vanderweele2017"/>
     <w:p>
       <w:pPr>
         <w:pStyle w:val="Bibliography"/>
@@ -59281,8 +59518,8 @@
         <w:t xml:space="preserve">, v. 167, n. 4, p. 268–274, 2017.</w:t>
       </w:r>
     </w:p>
-    <w:bookmarkEnd w:id="172"/>
-    <w:bookmarkStart w:id="174" w:name="ref-wilm2026"/>
+    <w:bookmarkEnd w:id="175"/>
+    <w:bookmarkStart w:id="177" w:name="ref-wilm2026"/>
     <w:p>
       <w:pPr>
         <w:pStyle w:val="Bibliography"/>
@@ -59336,7 +59573,7 @@
         </w:rPr>
         <w:t xml:space="preserve">. Belém: Imazon, 2026. Disponível em: &lt;</w:t>
       </w:r>
-      <w:hyperlink r:id="rId173">
+      <w:hyperlink r:id="rId176">
         <w:r>
           <w:rPr>
             <w:rStyle w:val="Hyperlink"/>
@@ -59352,8 +59589,8 @@
         <w:t xml:space="preserve">&gt;.</w:t>
       </w:r>
     </w:p>
-    <w:bookmarkEnd w:id="174"/>
-    <w:bookmarkStart w:id="175" w:name="ref-wilson1987"/>
+    <w:bookmarkEnd w:id="177"/>
+    <w:bookmarkStart w:id="178" w:name="ref-wilson1987"/>
     <w:p>
       <w:pPr>
         <w:pStyle w:val="Bibliography"/>
@@ -59392,9 +59629,9 @@
         <w:t xml:space="preserve">. Chicago: University of Chicago Press, 1987.</w:t>
       </w:r>
     </w:p>
-    <w:bookmarkEnd w:id="175"/>
-    <w:bookmarkEnd w:id="176"/>
-    <w:bookmarkEnd w:id="177"/>
+    <w:bookmarkEnd w:id="178"/>
+    <w:bookmarkEnd w:id="179"/>
+    <w:bookmarkEnd w:id="180"/>
     <w:sectPr>
       <w:headerReference r:id="rId11" w:type="default"/>
       <w:footerReference r:id="rId12" w:type="default"/>

--- a/entregaveis/TCC_Ricardo_Calheiros_MBA_USP_Esalq.docx
+++ b/entregaveis/TCC_Ricardo_Calheiros_MBA_USP_Esalq.docx
@@ -64,7 +64,7 @@
           <w:rFonts w:ascii="Arial" w:hAnsi="Arial"/>
           <w:sz w:val="22"/>
         </w:rPr>
-        <w:t xml:space="preserve">; Edilson José Rodrigues</w:t>
+        <w:t>; Edilson José Rodrigues</w:t>
       </w:r>
       <w:r>
         <w:rPr>
@@ -354,7 +354,7 @@
           <w:rFonts w:ascii="Arial" w:hAnsi="Arial"/>
           <w:sz w:val="22"/>
         </w:rPr>
-        <w:t xml:space="preserve">trabalhadores negros ganharam 6,1% a menos; o bairro mediou</w:t>
+        <w:t>trabalhadores negros ganharam 6,1% a menos; o bairro mediou</w:t>
       </w:r>
       <w:r>
         <w:rPr>
@@ -420,21 +420,21 @@
           <w:rFonts w:ascii="Arial" w:hAnsi="Arial"/>
           <w:sz w:val="22"/>
         </w:rPr>
-        <w:t xml:space="preserve">: diferencial racial de rendimentos;</w:t>
-      </w:r>
-      <w:r>
-        <w:rPr>
-          <w:rFonts w:ascii="Arial" w:hAnsi="Arial"/>
-          <w:sz w:val="22"/>
-        </w:rPr>
-        <w:t xml:space="preserve"> </w:t>
-      </w:r>
-      <w:r>
-        <w:rPr>
-          <w:rFonts w:ascii="Arial" w:hAnsi="Arial"/>
-          <w:sz w:val="22"/>
-        </w:rPr>
-        <w:t xml:space="preserve">segregação residencial; teto de vidro; decomposição de Oaxaca–Blinder;</w:t>
+        <w:t>: diferencial racial de rendimentos;</w:t>
+      </w:r>
+      <w:r>
+        <w:rPr>
+          <w:rFonts w:ascii="Arial" w:hAnsi="Arial"/>
+          <w:sz w:val="22"/>
+        </w:rPr>
+        <w:t xml:space="preserve"> </w:t>
+      </w:r>
+      <w:r>
+        <w:rPr>
+          <w:rFonts w:ascii="Arial" w:hAnsi="Arial"/>
+          <w:sz w:val="22"/>
+        </w:rPr>
+        <w:t>segregação residencial; teto de vidro; decomposição de Oaxaca–Blinder;</w:t>
       </w:r>
       <w:r>
         <w:rPr>
@@ -642,7 +642,7 @@
           <w:rFonts w:ascii="Arial" w:hAnsi="Arial"/>
           <w:sz w:val="22"/>
         </w:rPr>
-        <w:t xml:space="preserve">age, sex and neighbourhood, Black workers earned 6.1% less; the</w:t>
+        <w:t>age, sex and neighbourhood, Black workers earned 6.1% less; the</w:t>
       </w:r>
       <w:r>
         <w:rPr>
@@ -708,21 +708,21 @@
           <w:rFonts w:ascii="Arial" w:hAnsi="Arial"/>
           <w:sz w:val="22"/>
         </w:rPr>
-        <w:t xml:space="preserve">: racial earnings gap; residential segregation; glass</w:t>
-      </w:r>
-      <w:r>
-        <w:rPr>
-          <w:rFonts w:ascii="Arial" w:hAnsi="Arial"/>
-          <w:sz w:val="22"/>
-        </w:rPr>
-        <w:t xml:space="preserve"> </w:t>
-      </w:r>
-      <w:r>
-        <w:rPr>
-          <w:rFonts w:ascii="Arial" w:hAnsi="Arial"/>
-          <w:sz w:val="22"/>
-        </w:rPr>
-        <w:t xml:space="preserve">ceiling; Oaxaca–Blinder decomposition; intersectionality.</w:t>
+        <w:t>: racial earnings gap; residential segregation; glass</w:t>
+      </w:r>
+      <w:r>
+        <w:rPr>
+          <w:rFonts w:ascii="Arial" w:hAnsi="Arial"/>
+          <w:sz w:val="22"/>
+        </w:rPr>
+        <w:t xml:space="preserve"> </w:t>
+      </w:r>
+      <w:r>
+        <w:rPr>
+          <w:rFonts w:ascii="Arial" w:hAnsi="Arial"/>
+          <w:sz w:val="22"/>
+        </w:rPr>
+        <w:t>ceiling; Oaxaca–Blinder decomposition; intersectionality.</w:t>
       </w:r>
     </w:p>
     <w:bookmarkStart w:id="22" w:name="considerações-iniciais"/>
@@ -845,7 +845,7 @@
           <w:rFonts w:ascii="Arial" w:hAnsi="Arial"/>
           <w:sz w:val="22"/>
         </w:rPr>
-        <w:t xml:space="preserve">explicação usual atribui esse hiato a diferenças de qualificação; se ela fosse</w:t>
+        <w:t>explicação usual atribui esse hiato a diferenças de qualificação; se ela fosse</w:t>
       </w:r>
       <w:r>
         <w:rPr>
@@ -965,7 +965,7 @@
           <w:rFonts w:ascii="Arial" w:hAnsi="Arial"/>
           <w:sz w:val="22"/>
         </w:rPr>
-        <w:t xml:space="preserve">discriminação por preferência, que a concorrência tenderia a erodir;</w:t>
+        <w:t>discriminação por preferência, que a concorrência tenderia a erodir;</w:t>
       </w:r>
       <w:r>
         <w:rPr>
@@ -1071,21 +1071,21 @@
           <w:rFonts w:ascii="Arial" w:hAnsi="Arial"/>
           <w:sz w:val="22"/>
         </w:rPr>
-        <w:t xml:space="preserve">ele é desvio moral de pessoas; na institucional, está nas regras e práticas das</w:t>
-      </w:r>
-      <w:r>
-        <w:rPr>
-          <w:rFonts w:ascii="Arial" w:hAnsi="Arial"/>
-          <w:sz w:val="22"/>
-        </w:rPr>
-        <w:t xml:space="preserve"> </w:t>
-      </w:r>
-      <w:r>
-        <w:rPr>
-          <w:rFonts w:ascii="Arial" w:hAnsi="Arial"/>
-          <w:sz w:val="22"/>
-        </w:rPr>
-        <w:t xml:space="preserve">organizações, que conferem vantagens a um grupo mesmo sem intenção explícita; na</w:t>
+        <w:t>ele é desvio moral de pessoas; na institucional, está nas regras e práticas das</w:t>
+      </w:r>
+      <w:r>
+        <w:rPr>
+          <w:rFonts w:ascii="Arial" w:hAnsi="Arial"/>
+          <w:sz w:val="22"/>
+        </w:rPr>
+        <w:t xml:space="preserve"> </w:t>
+      </w:r>
+      <w:r>
+        <w:rPr>
+          <w:rFonts w:ascii="Arial" w:hAnsi="Arial"/>
+          <w:sz w:val="22"/>
+        </w:rPr>
+        <w:t>organizações, que conferem vantagens a um grupo mesmo sem intenção explícita; na</w:t>
       </w:r>
       <w:r>
         <w:rPr>
@@ -1225,35 +1225,35 @@
           <w:rFonts w:ascii="Arial" w:hAnsi="Arial"/>
           <w:sz w:val="22"/>
         </w:rPr>
-        <w:t xml:space="preserve">de igualadas as características individuais; a sua mediação por estruturas — o</w:t>
-      </w:r>
-      <w:r>
-        <w:rPr>
-          <w:rFonts w:ascii="Arial" w:hAnsi="Arial"/>
-          <w:sz w:val="22"/>
-        </w:rPr>
-        <w:t xml:space="preserve"> </w:t>
-      </w:r>
-      <w:r>
-        <w:rPr>
-          <w:rFonts w:ascii="Arial" w:hAnsi="Arial"/>
-          <w:sz w:val="22"/>
-        </w:rPr>
-        <w:t xml:space="preserve">bairro de moradia e a porta das ocupações; e a sua acumulação onde se decide a</w:t>
-      </w:r>
-      <w:r>
-        <w:rPr>
-          <w:rFonts w:ascii="Arial" w:hAnsi="Arial"/>
-          <w:sz w:val="22"/>
-        </w:rPr>
-        <w:t xml:space="preserve"> </w:t>
-      </w:r>
-      <w:r>
-        <w:rPr>
-          <w:rFonts w:ascii="Arial" w:hAnsi="Arial"/>
-          <w:sz w:val="22"/>
-        </w:rPr>
-        <w:t xml:space="preserve">ascensão. Os métodos medem as marcas, não as intenções; por isso o texto fala em</w:t>
+        <w:t>de igualadas as características individuais; a sua mediação por estruturas — o</w:t>
+      </w:r>
+      <w:r>
+        <w:rPr>
+          <w:rFonts w:ascii="Arial" w:hAnsi="Arial"/>
+          <w:sz w:val="22"/>
+        </w:rPr>
+        <w:t xml:space="preserve"> </w:t>
+      </w:r>
+      <w:r>
+        <w:rPr>
+          <w:rFonts w:ascii="Arial" w:hAnsi="Arial"/>
+          <w:sz w:val="22"/>
+        </w:rPr>
+        <w:t>bairro de moradia e a porta das ocupações; e a sua acumulação onde se decide a</w:t>
+      </w:r>
+      <w:r>
+        <w:rPr>
+          <w:rFonts w:ascii="Arial" w:hAnsi="Arial"/>
+          <w:sz w:val="22"/>
+        </w:rPr>
+        <w:t xml:space="preserve"> </w:t>
+      </w:r>
+      <w:r>
+        <w:rPr>
+          <w:rFonts w:ascii="Arial" w:hAnsi="Arial"/>
+          <w:sz w:val="22"/>
+        </w:rPr>
+        <w:t>ascensão. Os métodos medem as marcas, não as intenções; por isso o texto fala em</w:t>
       </w:r>
       <w:r>
         <w:rPr>
@@ -1317,7 +1317,7 @@
           <w:rFonts w:ascii="Arial" w:hAnsi="Arial"/>
           <w:sz w:val="22"/>
         </w:rPr>
-        <w:t xml:space="preserve">; os efeitos de vizinhança, pelos quais</w:t>
+        <w:t>; os efeitos de vizinhança, pelos quais</w:t>
       </w:r>
       <w:r>
         <w:rPr>
@@ -1359,14 +1359,14 @@
           <w:rFonts w:ascii="Arial" w:hAnsi="Arial"/>
           <w:sz w:val="22"/>
         </w:rPr>
-        <w:t xml:space="preserve">(Marques, 2010; Sampson et al., 1997; Wilson, 1987)</w:t>
-      </w:r>
-      <w:r>
-        <w:rPr>
-          <w:rFonts w:ascii="Arial" w:hAnsi="Arial"/>
-          <w:sz w:val="22"/>
-        </w:rPr>
-        <w:t xml:space="preserve">; e a subvalorização do</w:t>
+        <w:t>(Marques, 2010; Wilson, 1987; Sampson et al., 1997)</w:t>
+      </w:r>
+      <w:r>
+        <w:rPr>
+          <w:rFonts w:ascii="Arial" w:hAnsi="Arial"/>
+          <w:sz w:val="22"/>
+        </w:rPr>
+        <w:t>; e a subvalorização do</w:t>
       </w:r>
       <w:r>
         <w:rPr>
@@ -1394,7 +1394,7 @@
           <w:rFonts w:ascii="Arial" w:hAnsi="Arial"/>
           <w:sz w:val="22"/>
         </w:rPr>
-        <w:t xml:space="preserve">(Henriques, 2001; Soares, 2009)</w:t>
+        <w:t>(Henriques, 2001; Soares, 2009)</w:t>
       </w:r>
       <w:r>
         <w:rPr>
@@ -1444,21 +1444,21 @@
           <w:rFonts w:ascii="Arial" w:hAnsi="Arial"/>
           <w:sz w:val="22"/>
         </w:rPr>
-        <w:t xml:space="preserve">mediada pelo bairro de moradia (H1); que a penalidade se agrava no topo da</w:t>
-      </w:r>
-      <w:r>
-        <w:rPr>
-          <w:rFonts w:ascii="Arial" w:hAnsi="Arial"/>
-          <w:sz w:val="22"/>
-        </w:rPr>
-        <w:t xml:space="preserve"> </w:t>
-      </w:r>
-      <w:r>
-        <w:rPr>
-          <w:rFonts w:ascii="Arial" w:hAnsi="Arial"/>
-          <w:sz w:val="22"/>
-        </w:rPr>
-        <w:t xml:space="preserve">distribuição, configurando teto de vidro (H2); e que a barreira opera antes do</w:t>
+        <w:t>mediada pelo bairro de moradia (H1); que a penalidade se agrava no topo da</w:t>
+      </w:r>
+      <w:r>
+        <w:rPr>
+          <w:rFonts w:ascii="Arial" w:hAnsi="Arial"/>
+          <w:sz w:val="22"/>
+        </w:rPr>
+        <w:t xml:space="preserve"> </w:t>
+      </w:r>
+      <w:r>
+        <w:rPr>
+          <w:rFonts w:ascii="Arial" w:hAnsi="Arial"/>
+          <w:sz w:val="22"/>
+        </w:rPr>
+        <w:t>distribuição, configurando teto de vidro (H2); e que a barreira opera antes do</w:t>
       </w:r>
       <w:r>
         <w:rPr>
@@ -1962,7 +1962,7 @@
           <w:rFonts w:ascii="Arial" w:hAnsi="Arial"/>
           <w:sz w:val="22"/>
         </w:rPr>
-        <w:t xml:space="preserve">de 2026 pelo deflator oficial da PNAD Contínua (IBGE), que varia por UF e trimestre;</w:t>
+        <w:t>de 2026 pelo deflator oficial da PNAD Contínua (IBGE), que varia por UF e trimestre;</w:t>
       </w:r>
       <w:r>
         <w:rPr>
@@ -2373,7 +2373,7 @@
           <w:rFonts w:ascii="Arial" w:hAnsi="Arial"/>
           <w:sz w:val="22"/>
         </w:rPr>
-        <w:t xml:space="preserve">territorial que a PNAD identifica e a mais próxima da ideia de vizinhança; por isso, ao longo</w:t>
+        <w:t>territorial que a PNAD identifica e a mais próxima da ideia de vizinhança; por isso, ao longo</w:t>
       </w:r>
       <w:r>
         <w:rPr>
@@ -2450,7 +2450,7 @@
           <w:rFonts w:ascii="Arial" w:hAnsi="Arial"/>
           <w:sz w:val="22"/>
         </w:rPr>
-        <w:t xml:space="preserve">variância, erros-padrão agrupados —, o texto usa UPA; no restante, bairro.</w:t>
+        <w:t>variância, erros-padrão agrupados —, o texto usa UPA; no restante, bairro.</w:t>
       </w:r>
     </w:p>
     <w:p>
@@ -2521,7 +2521,7 @@
           <w:rFonts w:ascii="Arial" w:hAnsi="Arial"/>
           <w:sz w:val="22"/>
         </w:rPr>
-        <w:t xml:space="preserve">pardo (código 4);</w:t>
+        <w:t>pardo (código 4);</w:t>
       </w:r>
       <w:r>
         <w:rPr>
@@ -5366,7 +5366,7 @@
           <w:rFonts w:ascii="Arial" w:hAnsi="Arial"/>
           <w:sz w:val="22"/>
         </w:rPr>
-        <w:t xml:space="preserve">; valores acima de</w:t>
+        <w:t>; valores acima de</w:t>
       </w:r>
       <w:r>
         <w:rPr>
@@ -5439,7 +5439,7 @@
           <w:rFonts w:ascii="Arial" w:hAnsi="Arial"/>
           <w:sz w:val="22"/>
         </w:rPr>
-        <w:t xml:space="preserve">; 3.271.443 brancos e 4.427.835 negros)</w:t>
+        <w:t>; 3.271.443 brancos e 4.427.835 negros)</w:t>
       </w:r>
       <w:r>
         <w:rPr>
@@ -5627,7 +5627,7 @@
           <w:rFonts w:ascii="Arial" w:hAnsi="Arial"/>
           <w:sz w:val="22"/>
         </w:rPr>
-        <w:t xml:space="preserve">media parte do gap racial; o modelo, portanto, coloca</w:t>
+        <w:t>media parte do gap racial; o modelo, portanto, coloca</w:t>
       </w:r>
       <w:r>
         <w:rPr>
@@ -5952,9 +5952,6 @@
             </m:r>
           </m:sub>
         </m:sSub>
-        <m:r>
-          <m:t> </m:t>
-        </m:r>
         <m:sSub>
           <m:e>
             <m:r>
@@ -5988,9 +5985,6 @@
             </m:r>
           </m:sub>
         </m:sSub>
-        <m:r>
-          <m:t> </m:t>
-        </m:r>
         <m:sSubSup>
           <m:e>
             <m:r>
@@ -6017,61 +6011,39 @@
           </m:rPr>
           <m:t>+</m:t>
         </m:r>
-        <m:nary>
-          <m:naryPr>
-            <m:chr m:val="∑"/>
-            <m:limLoc m:val="undOvr"/>
-            <m:subHide m:val="off"/>
-            <m:supHide m:val="on"/>
-          </m:naryPr>
+        <m:sSubSup>
+          <m:e>
+            <m:r>
+              <m:rPr>
+                <m:sty m:val="bi"/>
+              </m:rPr>
+              <m:t>β</m:t>
+            </m:r>
+          </m:e>
           <m:sub>
             <m:r>
-              <m:t>e</m:t>
+              <m:t>E</m:t>
             </m:r>
           </m:sub>
           <m:sup>
             <m:r>
-              <m:t>​</m:t>
+              <m:rPr>
+                <m:sty m:val="p"/>
+              </m:rPr>
+              <m:t>′</m:t>
             </m:r>
           </m:sup>
-          <m:e>
-            <m:sSub>
-              <m:e>
-                <m:r>
-                  <m:t>β</m:t>
-                </m:r>
-              </m:e>
-              <m:sub>
-                <m:r>
-                  <m:t>e</m:t>
-                </m:r>
-              </m:sub>
-            </m:sSub>
-          </m:e>
-        </m:nary>
-        <m:r>
-          <m:t> </m:t>
-        </m:r>
+        </m:sSubSup>
         <m:sSub>
           <m:e>
             <m:r>
               <m:rPr>
-                <m:nor/>
-                <m:sty m:val="p"/>
+                <m:sty m:val="bi"/>
               </m:rPr>
-              <m:t>Educ</m:t>
+              <m:t>E</m:t>
             </m:r>
           </m:e>
           <m:sub>
-            <m:r>
-              <m:t>e</m:t>
-            </m:r>
-            <m:r>
-              <m:rPr>
-                <m:sty m:val="p"/>
-              </m:rPr>
-              <m:t>,</m:t>
-            </m:r>
             <m:r>
               <m:t>i</m:t>
             </m:r>
@@ -6192,6 +6164,35 @@
           <m:rPr>
             <m:sty m:val="bi"/>
           </m:rPr>
+          <m:t>E</m:t>
+        </m:r>
+      </m:oMath>
+      <w:r>
+        <w:rPr>
+          <w:rFonts w:ascii="Arial" w:hAnsi="Arial"/>
+          <w:sz w:val="22"/>
+        </w:rPr>
+        <w:t xml:space="preserve"> </w:t>
+      </w:r>
+      <w:r>
+        <w:rPr>
+          <w:rFonts w:ascii="Arial" w:hAnsi="Arial"/>
+          <w:sz w:val="22"/>
+        </w:rPr>
+        <w:t xml:space="preserve">reúne as variáveis indicadoras cumulativas de escolaridade,</w:t>
+      </w:r>
+      <w:r>
+        <w:rPr>
+          <w:rFonts w:ascii="Arial" w:hAnsi="Arial"/>
+          <w:sz w:val="22"/>
+        </w:rPr>
+        <w:t xml:space="preserve"> </w:t>
+      </w:r>
+      <m:oMath>
+        <m:r>
+          <m:rPr>
+            <m:sty m:val="bi"/>
+          </m:rPr>
           <m:t>Z</m:t>
         </m:r>
       </m:oMath>
@@ -6207,21 +6208,7 @@
           <w:rFonts w:ascii="Arial" w:hAnsi="Arial"/>
           <w:sz w:val="22"/>
         </w:rPr>
-        <w:t xml:space="preserve">reúne horas, situação urbana e ano (e, no M4, vínculo e</w:t>
-      </w:r>
-      <w:r>
-        <w:rPr>
-          <w:rFonts w:ascii="Arial" w:hAnsi="Arial"/>
-          <w:sz w:val="22"/>
-        </w:rPr>
-        <w:t xml:space="preserve"> </w:t>
-      </w:r>
-      <w:r>
-        <w:rPr>
-          <w:rFonts w:ascii="Arial" w:hAnsi="Arial"/>
-          <w:sz w:val="22"/>
-        </w:rPr>
-        <w:t xml:space="preserve">grupo CBO), e o termo de erro é</w:t>
+        <w:t xml:space="preserve">reúne horas, situação urbana e ano (e, no M4, vínculo e grupo CBO), e o termo de erro é</w:t>
       </w:r>
       <w:r>
         <w:rPr>
@@ -7025,7 +7012,7 @@
           <w:rFonts w:ascii="Arial" w:hAnsi="Arial"/>
           <w:sz w:val="22"/>
         </w:rPr>
-        <w:t xml:space="preserve">bairros; valores</w:t>
+        <w:t>bairros; valores</w:t>
       </w:r>
       <w:r>
         <w:rPr>
@@ -7153,21 +7140,21 @@
           <w:rFonts w:ascii="Arial" w:hAnsi="Arial"/>
           <w:sz w:val="22"/>
         </w:rPr>
-        <w:t xml:space="preserve">são estimados em degraus aninhados: M0 (nulo: só o intercepto aleatório, que dá o ICC);</w:t>
-      </w:r>
-      <w:r>
-        <w:rPr>
-          <w:rFonts w:ascii="Arial" w:hAnsi="Arial"/>
-          <w:sz w:val="22"/>
-        </w:rPr>
-        <w:t xml:space="preserve"> </w:t>
-      </w:r>
-      <w:r>
-        <w:rPr>
-          <w:rFonts w:ascii="Arial" w:hAnsi="Arial"/>
-          <w:sz w:val="22"/>
-        </w:rPr>
-        <w:t xml:space="preserve">M1 (+ capital humano e demografia); M2 (+ contexto do bairro, nível 2); M3 (+ efeitos</w:t>
+        <w:t>são estimados em degraus aninhados: M0 (nulo: só o intercepto aleatório, que dá o ICC);</w:t>
+      </w:r>
+      <w:r>
+        <w:rPr>
+          <w:rFonts w:ascii="Arial" w:hAnsi="Arial"/>
+          <w:sz w:val="22"/>
+        </w:rPr>
+        <w:t xml:space="preserve"> </w:t>
+      </w:r>
+      <w:r>
+        <w:rPr>
+          <w:rFonts w:ascii="Arial" w:hAnsi="Arial"/>
+          <w:sz w:val="22"/>
+        </w:rPr>
+        <w:t>M1 (+ capital humano e demografia); M2 (+ contexto do bairro, nível 2); M3 (+ efeitos</w:t>
       </w:r>
       <w:r>
         <w:rPr>
@@ -7204,7 +7191,7 @@
           <w:rFonts w:ascii="Arial" w:hAnsi="Arial"/>
           <w:sz w:val="22"/>
         </w:rPr>
-        <w:t xml:space="preserve">; e M4 (+ vínculo</w:t>
+        <w:t>; e M4 (+ vínculo</w:t>
       </w:r>
       <w:r>
         <w:rPr>
@@ -7544,7 +7531,7 @@
           <w:rFonts w:ascii="Arial" w:hAnsi="Arial"/>
           <w:sz w:val="22"/>
         </w:rPr>
-        <w:t xml:space="preserve">degraus; com</w:t>
+        <w:t>degraus; com</w:t>
       </w:r>
       <w:r>
         <w:rPr>
@@ -7664,7 +7651,7 @@
           <w:rFonts w:ascii="Arial" w:hAnsi="Arial"/>
           <w:sz w:val="22"/>
         </w:rPr>
-        <w:t xml:space="preserve">por ML e 0,30182 por REML;</w:t>
+        <w:t>por ML e 0,30182 por REML;</w:t>
       </w:r>
       <w:r>
         <w:rPr>
@@ -8112,7 +8099,7 @@
           <w:rFonts w:ascii="Arial" w:hAnsi="Arial"/>
           <w:sz w:val="22"/>
         </w:rPr>
-        <w:t xml:space="preserve">os controles do HLM M3 —, comparável à literatura; e (B) acrescentando formalidade e</w:t>
+        <w:t>os controles do HLM M3 —, comparável à literatura; e (B) acrescentando formalidade e</w:t>
       </w:r>
       <w:r>
         <w:rPr>
@@ -8363,7 +8350,7 @@
           <w:rFonts w:ascii="Arial" w:hAnsi="Arial"/>
           <w:sz w:val="22"/>
         </w:rPr>
-        <w:t xml:space="preserve">, agora com função de ligação logit; o ICC do nível de</w:t>
+        <w:t>, agora com função de ligação logit; o ICC do nível de</w:t>
       </w:r>
       <w:r>
         <w:rPr>
@@ -8876,7 +8863,7 @@
           <w:rFonts w:ascii="Arial" w:hAnsi="Arial"/>
           <w:sz w:val="22"/>
         </w:rPr>
-        <w:t xml:space="preserve">— os mesmos extremos da decomposição RIF —; o</w:t>
+        <w:t>— os mesmos extremos da decomposição RIF —; o</w:t>
       </w:r>
       <w:r>
         <w:rPr>
@@ -9241,7 +9228,7 @@
           <w:rFonts w:ascii="Arial" w:hAnsi="Arial"/>
           <w:sz w:val="22"/>
         </w:rPr>
-        <w:t xml:space="preserve">para explicar o efeito observado; e o índice de</w:t>
+        <w:t>para explicar o efeito observado; e o índice de</w:t>
       </w:r>
       <w:r>
         <w:rPr>
@@ -9499,7 +9486,7 @@
           <w:rFonts w:ascii="Arial" w:hAnsi="Arial"/>
           <w:sz w:val="22"/>
         </w:rPr>
-        <w:t xml:space="preserve">; quando reportado, usa a distribuição</w:t>
+        <w:t>; quando reportado, usa a distribuição</w:t>
       </w:r>
       <w:r>
         <w:rPr>
@@ -9560,7 +9547,7 @@
           <w:rFonts w:ascii="Arial" w:hAnsi="Arial"/>
           <w:sz w:val="22"/>
         </w:rPr>
-        <w:t xml:space="preserve">graus de liberdade. No HLM, o intercepto aleatório de UPA modela explicitamente a correlação intra-bairro, de modo que o erro-padrão do modelo já a incorpora (sob a hipótese de efeitos aleatórios); como contraprova, os coeficientes do HLM são comparados aos do OLS com efeitos fixos de UF e erro-padrão agrupado por UPA, que coincidem em sinal, magnitude e significância. No OLS com efeitos fixos de UF (especificação do M3), o erro-padrão de</w:t>
+        <w:t>graus de liberdade. No HLM, o intercepto aleatório de UPA modela explicitamente a correlação intra-bairro, de modo que o erro-padrão do modelo já a incorpora (sob a hipótese de efeitos aleatórios); como contraprova, os coeficientes do HLM são comparados aos do OLS com efeitos fixos de UF e erro-padrão agrupado por UPA, que coincidem em sinal, magnitude e significância. No OLS com efeitos fixos de UF (especificação do M3), o erro-padrão de</w:t>
       </w:r>
       <w:r>
         <w:rPr>
@@ -9606,7 +9593,7 @@
           <w:rFonts w:ascii="Arial" w:hAnsi="Arial"/>
           <w:sz w:val="22"/>
         </w:rPr>
-        <w:t xml:space="preserve">passa de 0,0005 (convencional) para 0,0009 (agrupado por UPA) e 0,0033 (agrupado por UF); para o regressor de contexto</w:t>
+        <w:t>passa de 0,0005 (convencional) para 0,0009 (agrupado por UPA) e 0,0033 (agrupado por UF); para o regressor de contexto</w:t>
       </w:r>
       <w:r>
         <w:rPr>
@@ -9770,7 +9757,7 @@
           <w:rFonts w:ascii="Arial" w:hAnsi="Arial"/>
           <w:sz w:val="22"/>
         </w:rPr>
-        <w:t xml:space="preserve">permanece acima de 19 mesmo no agrupamento mais conservador, nenhuma conclusão sobre o gap racial depende da escolha do erro-padrão; a correção importa para os coeficientes contextuais e para as variáveis de UF.</w:t>
+        <w:t>permanece acima de 19 mesmo no agrupamento mais conservador, nenhuma conclusão sobre o gap racial depende da escolha do erro-padrão; a correção importa para os coeficientes contextuais e para as variáveis de UF.</w:t>
       </w:r>
     </w:p>
     <w:p>
@@ -9994,7 +9981,7 @@
           <w:rFonts w:ascii="Arial" w:hAnsi="Arial"/>
           <w:sz w:val="22"/>
         </w:rPr>
-        <w:t xml:space="preserve">, e a parcela de preço da Oaxaca–Blinder (A) de 17,9% a 15,3%. O modelo multinível ponderado (pacote WeMix, do R) mostrou-se computacionalmente inviável com 41 mil UPAs e fica como agenda; os demais resultados são não ponderados.</w:t>
+        <w:t>, e a parcela de preço da Oaxaca–Blinder (A) de 17,9% a 15,3%. O modelo multinível ponderado (pacote WeMix, do R) mostrou-se computacionalmente inviável com 41 mil UPAs e fica como agenda; os demais resultados são não ponderados.</w:t>
       </w:r>
     </w:p>
     <w:p>
@@ -12481,7 +12468,7 @@
           <w:rFonts w:ascii="Arial" w:hAnsi="Arial"/>
           <w:sz w:val="22"/>
         </w:rPr>
-        <w:t xml:space="preserve">foi escolhida por validação cruzada (Tabela 14), e não por conveniência;</w:t>
+        <w:t>foi escolhida por validação cruzada (Tabela 14), e não por conveniência;</w:t>
       </w:r>
       <w:r>
         <w:rPr>
@@ -12607,7 +12594,7 @@
           <w:rFonts w:ascii="Arial" w:hAnsi="Arial"/>
           <w:sz w:val="22"/>
         </w:rPr>
-        <w:t xml:space="preserve">ajustados e avaliados na população completa; só o cálculo dos valores SHAP usa uma amostra</w:t>
+        <w:t>ajustados e avaliados na população completa; só o cálculo dos valores SHAP usa uma amostra</w:t>
       </w:r>
       <w:r>
         <w:rPr>
@@ -12683,7 +12670,7 @@
           <w:rFonts w:ascii="Arial" w:hAnsi="Arial"/>
           <w:sz w:val="22"/>
         </w:rPr>
-        <w:t xml:space="preserve">Os resultados seguem a trajetória anunciada nas Considerações Iniciais: o bairro, a composição do diferencial, a porta das ocupações, a escada da distribuição de renda, a interseção de raça e gênero e o que o agregado esconde por cor, setor e idade. Cada etapa responde a uma pergunta e deixa a seguinte; a Discussão, ao final, reúne as respostas e as confronta com as políticas vigentes.</w:t>
+        <w:t>Os resultados seguem a trajetória anunciada nas Considerações Iniciais: o bairro, a composição do diferencial, a porta das ocupações, a escada da distribuição de renda, a interseção de raça e gênero e o que o agregado esconde por cor, setor e idade. Cada etapa responde a uma pergunta e deixa a seguinte; a Discussão, ao final, reúne as respostas e as confronta com as políticas vigentes.</w:t>
       </w:r>
     </w:p>
     <w:bookmarkStart w:id="52" w:name="Xf873877e7a67a97c590f3d0007ecfbb5641a604"/>
@@ -12884,1422 +12871,7 @@
         <w:t xml:space="preserve">aproximar-se de zero à medida que cada degrau acrescenta um bloco de controles.</w:t>
       </w:r>
     </w:p>
-    <w:p>
-      <w:pPr>
-        <w:pStyle w:val="BodyText"/>
-        <w:spacing w:line="360" w:lineRule="auto" w:after="0"/>
-        <w:ind w:firstLine="709"/>
-        <w:jc w:val="both"/>
-      </w:pPr>
-      <w:r>
-        <w:rPr>
-          <w:rFonts w:ascii="Arial" w:hAnsi="Arial"/>
-          <w:b/>
-          <w:bCs/>
-          <w:sz w:val="22"/>
-        </w:rPr>
-        <w:t xml:space="preserve">Mais de um terço da diferença de renda está entre bairros, não dentro deles.</w:t>
-      </w:r>
-      <w:r>
-        <w:rPr>
-          <w:rFonts w:ascii="Arial" w:hAnsi="Arial"/>
-          <w:sz w:val="22"/>
-        </w:rPr>
-        <w:t xml:space="preserve"> </w:t>
-      </w:r>
-      <w:r>
-        <w:rPr>
-          <w:rFonts w:ascii="Arial" w:hAnsi="Arial"/>
-          <w:sz w:val="22"/>
-        </w:rPr>
-        <w:t xml:space="preserve">Antes de qualquer controle, o modelo nulo reparte a variação do log-rendimento em duas</w:t>
-      </w:r>
-      <w:r>
-        <w:rPr>
-          <w:rFonts w:ascii="Arial" w:hAnsi="Arial"/>
-          <w:sz w:val="22"/>
-        </w:rPr>
-        <w:t xml:space="preserve"> </w:t>
-      </w:r>
-      <w:r>
-        <w:rPr>
-          <w:rFonts w:ascii="Arial" w:hAnsi="Arial"/>
-          <w:sz w:val="22"/>
-        </w:rPr>
-        <w:t xml:space="preserve">parcelas: a que separa um bairro de outro e a que separa dois vizinhos. O ICC da UPA é</w:t>
-      </w:r>
-      <w:r>
-        <w:rPr>
-          <w:rFonts w:ascii="Arial" w:hAnsi="Arial"/>
-          <w:sz w:val="22"/>
-        </w:rPr>
-        <w:t xml:space="preserve"> </w:t>
-      </w:r>
-      <w:r>
-        <w:rPr>
-          <w:rFonts w:ascii="Arial" w:hAnsi="Arial"/>
-          <w:sz w:val="22"/>
-        </w:rPr>
-        <w:t xml:space="preserve">de 0,353</w:t>
-      </w:r>
-      <w:r>
-        <w:rPr>
-          <w:rStyle w:val="FootnoteReference"/>
-          <w:rFonts w:ascii="Arial" w:hAnsi="Arial"/>
-          <w:sz w:val="22"/>
-          <w:vertAlign w:val="superscript"/>
-        </w:rPr>
-        <w:footnoteReference w:id="35"/>
-      </w:r>
-      <w:r>
-        <w:rPr>
-          <w:rFonts w:ascii="Arial" w:hAnsi="Arial"/>
-          <w:sz w:val="22"/>
-        </w:rPr>
-        <w:t xml:space="preserve"> </w:t>
-      </w:r>
-      <w:r>
-        <w:rPr>
-          <w:rFonts w:ascii="Arial" w:hAnsi="Arial"/>
-          <w:sz w:val="22"/>
-        </w:rPr>
-        <w:t xml:space="preserve">— isto é,</w:t>
-      </w:r>
-      <w:r>
-        <w:rPr>
-          <w:rFonts w:ascii="Arial" w:hAnsi="Arial"/>
-          <w:sz w:val="22"/>
-        </w:rPr>
-        <w:t xml:space="preserve"> </w:t>
-      </w:r>
-      <w:r>
-        <w:rPr>
-          <w:rFonts w:ascii="Arial" w:hAnsi="Arial"/>
-          <w:b/>
-          <w:bCs/>
-          <w:sz w:val="22"/>
-        </w:rPr>
-        <w:t xml:space="preserve">35,3% da</w:t>
-      </w:r>
-      <w:r>
-        <w:rPr>
-          <w:rFonts w:ascii="Arial" w:hAnsi="Arial"/>
-          <w:b/>
-          <w:bCs/>
-          <w:sz w:val="22"/>
-        </w:rPr>
-        <w:t xml:space="preserve"> </w:t>
-      </w:r>
-      <w:r>
-        <w:rPr>
-          <w:rFonts w:ascii="Arial" w:hAnsi="Arial"/>
-          <w:b/>
-          <w:bCs/>
-          <w:sz w:val="22"/>
-        </w:rPr>
-        <w:t xml:space="preserve">variância do log-rendimento está entre bairros</w:t>
-      </w:r>
-      <w:r>
-        <w:rPr>
-          <w:rFonts w:ascii="Arial" w:hAnsi="Arial"/>
-          <w:sz w:val="22"/>
-        </w:rPr>
-        <w:t xml:space="preserve">. Em linguagem de leitor: de toda a</w:t>
-      </w:r>
-      <w:r>
-        <w:rPr>
-          <w:rFonts w:ascii="Arial" w:hAnsi="Arial"/>
-          <w:sz w:val="22"/>
-        </w:rPr>
-        <w:t xml:space="preserve"> </w:t>
-      </w:r>
-      <w:r>
-        <w:rPr>
-          <w:rFonts w:ascii="Arial" w:hAnsi="Arial"/>
-          <w:sz w:val="22"/>
-        </w:rPr>
-        <w:t xml:space="preserve">diferença de renda entre duas pessoas sorteadas ao acaso no país, mais de um terço já</w:t>
-      </w:r>
-      <w:r>
-        <w:rPr>
-          <w:rFonts w:ascii="Arial" w:hAnsi="Arial"/>
-          <w:sz w:val="22"/>
-        </w:rPr>
-        <w:t xml:space="preserve"> </w:t>
-      </w:r>
-      <w:r>
-        <w:rPr>
-          <w:rFonts w:ascii="Arial" w:hAnsi="Arial"/>
-          <w:sz w:val="22"/>
-        </w:rPr>
-        <w:t xml:space="preserve">está associada a morarem em bairros diferentes, antes de se saber qualquer outra coisa</w:t>
-      </w:r>
-      <w:r>
-        <w:rPr>
-          <w:rFonts w:ascii="Arial" w:hAnsi="Arial"/>
-          <w:sz w:val="22"/>
-        </w:rPr>
-        <w:t xml:space="preserve"> </w:t>
-      </w:r>
-      <w:r>
-        <w:rPr>
-          <w:rFonts w:ascii="Arial" w:hAnsi="Arial"/>
-          <w:sz w:val="22"/>
-        </w:rPr>
-        <w:t xml:space="preserve">sobre elas. É muito acima do limiar de 5% a partir do qual</w:t>
-      </w:r>
-      <w:r>
-        <w:rPr>
-          <w:rFonts w:ascii="Arial" w:hAnsi="Arial"/>
-          <w:sz w:val="22"/>
-        </w:rPr>
-        <w:t xml:space="preserve"> </w:t>
-      </w:r>
-      <w:r>
-        <w:rPr>
-          <w:rFonts w:ascii="Arial" w:hAnsi="Arial"/>
-          <w:sz w:val="22"/>
-        </w:rPr>
-        <w:t xml:space="preserve">Raudenbush e Bryk (2002)</w:t>
-      </w:r>
-      <w:r>
-        <w:rPr>
-          <w:rFonts w:ascii="Arial" w:hAnsi="Arial"/>
-          <w:sz w:val="22"/>
-        </w:rPr>
-        <w:t xml:space="preserve"> </w:t>
-      </w:r>
-      <w:r>
-        <w:rPr>
-          <w:rFonts w:ascii="Arial" w:hAnsi="Arial"/>
-          <w:sz w:val="22"/>
-        </w:rPr>
-        <w:t xml:space="preserve">consideram indispensável tratar a estrutura aninhada, e maior do que a parcela entre</w:t>
-      </w:r>
-      <w:r>
-        <w:rPr>
-          <w:rFonts w:ascii="Arial" w:hAnsi="Arial"/>
-          <w:sz w:val="22"/>
-        </w:rPr>
-        <w:t xml:space="preserve"> </w:t>
-      </w:r>
-      <w:r>
-        <w:rPr>
-          <w:rFonts w:ascii="Arial" w:hAnsi="Arial"/>
-          <w:sz w:val="22"/>
-        </w:rPr>
-        <w:t xml:space="preserve">estados (cerca de 11%, no modelo alternativo com UF aleatória usado como robustez).</w:t>
-      </w:r>
-      <w:r>
-        <w:rPr>
-          <w:rFonts w:ascii="Arial" w:hAnsi="Arial"/>
-          <w:sz w:val="22"/>
-        </w:rPr>
-        <w:t xml:space="preserve"> </w:t>
-      </w:r>
-      <w:r>
-        <w:rPr>
-          <w:rFonts w:ascii="Arial" w:hAnsi="Arial"/>
-          <w:sz w:val="22"/>
-        </w:rPr>
-        <w:t xml:space="preserve">Ignorar essa estrutura trataria como independentes pessoas que compartilham o mesmo</w:t>
-      </w:r>
-      <w:r>
-        <w:rPr>
-          <w:rFonts w:ascii="Arial" w:hAnsi="Arial"/>
-          <w:sz w:val="22"/>
-        </w:rPr>
-        <w:t xml:space="preserve"> </w:t>
-      </w:r>
-      <w:r>
-        <w:rPr>
-          <w:rFonts w:ascii="Arial" w:hAnsi="Arial"/>
-          <w:sz w:val="22"/>
-        </w:rPr>
-        <w:t xml:space="preserve">mercado de trabalho local.</w:t>
-      </w:r>
-    </w:p>
-    <w:p>
-      <w:pPr>
-        <w:pStyle w:val="BodyText"/>
-        <w:spacing w:line="360" w:lineRule="auto" w:after="0"/>
-        <w:ind w:firstLine="709"/>
-        <w:jc w:val="both"/>
-      </w:pPr>
-      <w:r>
-        <w:rPr>
-          <w:rFonts w:ascii="Arial" w:hAnsi="Arial"/>
-          <w:b/>
-          <w:bCs/>
-          <w:sz w:val="22"/>
-        </w:rPr>
-        <w:t xml:space="preserve">Comparar vizinhos reduz o gap em cerca de 40%.</w:t>
-      </w:r>
-      <w:r>
-        <w:rPr>
-          <w:rFonts w:ascii="Arial" w:hAnsi="Arial"/>
-          <w:sz w:val="22"/>
-        </w:rPr>
-        <w:t xml:space="preserve"> </w:t>
-      </w:r>
-      <w:r>
-        <w:rPr>
-          <w:rFonts w:ascii="Arial" w:hAnsi="Arial"/>
-          <w:sz w:val="22"/>
-        </w:rPr>
-        <w:t xml:space="preserve">Com escolaridade, idade, sexo, horas, situação urbana e ano, mas</w:t>
-      </w:r>
-      <w:r>
-        <w:rPr>
-          <w:rFonts w:ascii="Arial" w:hAnsi="Arial"/>
-          <w:sz w:val="22"/>
-        </w:rPr>
-        <w:t xml:space="preserve"> </w:t>
-      </w:r>
-      <w:r>
-        <w:rPr>
-          <w:rFonts w:ascii="Arial" w:hAnsi="Arial"/>
-          <w:sz w:val="22"/>
-        </w:rPr>
-        <w:t xml:space="preserve">sem</w:t>
-      </w:r>
-      <w:r>
-        <w:rPr>
-          <w:rFonts w:ascii="Arial" w:hAnsi="Arial"/>
-          <w:sz w:val="22"/>
-        </w:rPr>
-        <w:t xml:space="preserve"> </w:t>
-      </w:r>
-      <w:r>
-        <w:rPr>
-          <w:rFonts w:ascii="Arial" w:hAnsi="Arial"/>
-          <w:sz w:val="22"/>
-        </w:rPr>
-        <w:t xml:space="preserve">nenhum</w:t>
-      </w:r>
-      <w:r>
-        <w:rPr>
-          <w:rFonts w:ascii="Arial" w:hAnsi="Arial"/>
-          <w:sz w:val="22"/>
-        </w:rPr>
-        <w:t xml:space="preserve"> </w:t>
-      </w:r>
-      <w:r>
-        <w:rPr>
-          <w:rFonts w:ascii="Arial" w:hAnsi="Arial"/>
-          <w:sz w:val="22"/>
-        </w:rPr>
-        <w:t xml:space="preserve">efeito de bairro (OLS com efeitos fixos de UF, Subseção</w:t>
-      </w:r>
-      <w:r>
-        <w:rPr>
-          <w:rFonts w:ascii="Arial" w:hAnsi="Arial"/>
-          <w:sz w:val="22"/>
-        </w:rPr>
-        <w:t xml:space="preserve"> </w:t>
-      </w:r>
-      <w:r>
-        <w:rPr>
-          <w:rFonts w:ascii="Arial" w:hAnsi="Arial"/>
-          <w:sz w:val="22"/>
-        </w:rPr>
-        <w:t xml:space="preserve">“Inferência: erros-padrão agrupados, poucos clusters e pesos”</w:t>
-      </w:r>
-      <w:r>
-        <w:rPr>
-          <w:rFonts w:ascii="Arial" w:hAnsi="Arial"/>
-          <w:sz w:val="22"/>
-        </w:rPr>
-        <w:t xml:space="preserve">),</w:t>
-      </w:r>
-      <w:r>
-        <w:rPr>
-          <w:rFonts w:ascii="Arial" w:hAnsi="Arial"/>
-          <w:sz w:val="22"/>
-        </w:rPr>
-        <w:t xml:space="preserve"> </w:t>
-      </w:r>
-      <w:r>
-        <w:rPr>
-          <w:rFonts w:ascii="Arial" w:hAnsi="Arial"/>
-          <w:sz w:val="22"/>
-        </w:rPr>
-        <w:t xml:space="preserve">trabalhadores negros recebem</w:t>
-      </w:r>
-      <w:r>
-        <w:rPr>
-          <w:rFonts w:ascii="Arial" w:hAnsi="Arial"/>
-          <w:sz w:val="22"/>
-        </w:rPr>
-        <w:t xml:space="preserve"> </w:t>
-      </w:r>
-      <w:r>
-        <w:rPr>
-          <w:rFonts w:ascii="Arial" w:hAnsi="Arial"/>
-          <w:b/>
-          <w:bCs/>
-          <w:sz w:val="22"/>
-        </w:rPr>
-        <w:t xml:space="preserve">10,5% a menos</w:t>
-      </w:r>
-      <w:r>
-        <w:rPr>
-          <w:rFonts w:ascii="Arial" w:hAnsi="Arial"/>
-          <w:sz w:val="22"/>
-        </w:rPr>
-        <w:t xml:space="preserve"> </w:t>
-      </w:r>
-      <w:r>
-        <w:rPr>
-          <w:rFonts w:ascii="Arial" w:hAnsi="Arial"/>
-          <w:sz w:val="22"/>
-        </w:rPr>
-        <w:t xml:space="preserve">que brancos comparáveis</w:t>
-      </w:r>
-      <w:r>
-        <w:rPr>
-          <w:rFonts w:ascii="Arial" w:hAnsi="Arial"/>
-          <w:sz w:val="22"/>
-        </w:rPr>
-        <w:t xml:space="preserve"> </w:t>
-      </w:r>
-      <w:r>
-        <w:rPr>
-          <w:rFonts w:ascii="Arial" w:hAnsi="Arial"/>
-          <w:sz w:val="22"/>
-        </w:rPr>
-        <w:t xml:space="preserve">(</w:t>
-      </w:r>
-      <m:oMath>
-        <m:acc>
-          <m:accPr>
-            <m:chr m:val="̂"/>
-          </m:accPr>
-          <m:e>
-            <m:r>
-              <m:t>β</m:t>
-            </m:r>
-          </m:e>
-        </m:acc>
-        <m:r>
-          <m:rPr>
-            <m:sty m:val="p"/>
-          </m:rPr>
-          <m:t>=</m:t>
-        </m:r>
-        <m:r>
-          <m:rPr>
-            <m:sty m:val="p"/>
-          </m:rPr>
-          <m:t>−</m:t>
-        </m:r>
-        <m:r>
-          <m:t>0</m:t>
-        </m:r>
-        <m:r>
-          <m:rPr>
-            <m:sty m:val="p"/>
-          </m:rPr>
-          <m:t>,</m:t>
-        </m:r>
-        <m:r>
-          <m:t>1104</m:t>
-        </m:r>
-      </m:oMath>
-      <w:r>
-        <w:rPr>
-          <w:rFonts w:ascii="Arial" w:hAnsi="Arial"/>
-          <w:sz w:val="22"/>
-        </w:rPr>
-        <w:t xml:space="preserve">)</w:t>
-      </w:r>
-      <w:r>
-        <w:rPr>
-          <w:rStyle w:val="FootnoteReference"/>
-          <w:rFonts w:ascii="Arial" w:hAnsi="Arial"/>
-          <w:sz w:val="22"/>
-          <w:vertAlign w:val="superscript"/>
-        </w:rPr>
-        <w:footnoteReference w:id="36"/>
-      </w:r>
-      <w:r>
-        <w:rPr>
-          <w:rFonts w:ascii="Arial" w:hAnsi="Arial"/>
-          <w:sz w:val="22"/>
-        </w:rPr>
-        <w:t xml:space="preserve">. O M1 acrescenta o intercepto aleatório de UPA — na</w:t>
-      </w:r>
-      <w:r>
-        <w:rPr>
-          <w:rFonts w:ascii="Arial" w:hAnsi="Arial"/>
-          <w:sz w:val="22"/>
-        </w:rPr>
-        <w:t xml:space="preserve"> </w:t>
-      </w:r>
-      <w:r>
-        <w:rPr>
-          <w:rFonts w:ascii="Arial" w:hAnsi="Arial"/>
-          <w:sz w:val="22"/>
-        </w:rPr>
-        <w:t xml:space="preserve">prática, um nível de renda próprio para cada bairro — e com ele a comparação deixa de</w:t>
-      </w:r>
-      <w:r>
-        <w:rPr>
-          <w:rFonts w:ascii="Arial" w:hAnsi="Arial"/>
-          <w:sz w:val="22"/>
-        </w:rPr>
-        <w:t xml:space="preserve"> </w:t>
-      </w:r>
-      <w:r>
-        <w:rPr>
-          <w:rFonts w:ascii="Arial" w:hAnsi="Arial"/>
-          <w:sz w:val="22"/>
-        </w:rPr>
-        <w:t xml:space="preserve">ser entre todos os trabalhadores do país e passa a ser entre negros e brancos</w:t>
-      </w:r>
-      <w:r>
-        <w:rPr>
-          <w:rFonts w:ascii="Arial" w:hAnsi="Arial"/>
-          <w:sz w:val="22"/>
-        </w:rPr>
-        <w:t xml:space="preserve"> </w:t>
-      </w:r>
-      <w:r>
-        <w:rPr>
-          <w:rFonts w:ascii="Arial" w:hAnsi="Arial"/>
-          <w:sz w:val="22"/>
-        </w:rPr>
-        <w:t xml:space="preserve">do</w:t>
-      </w:r>
-      <w:r>
-        <w:rPr>
-          <w:rFonts w:ascii="Arial" w:hAnsi="Arial"/>
-          <w:sz w:val="22"/>
-        </w:rPr>
-        <w:t xml:space="preserve"> </w:t>
-      </w:r>
-      <w:r>
-        <w:rPr>
-          <w:rFonts w:ascii="Arial" w:hAnsi="Arial"/>
-          <w:sz w:val="22"/>
-        </w:rPr>
-        <w:t xml:space="preserve">mesmo bairro</w:t>
-      </w:r>
-      <w:r>
-        <w:rPr>
-          <w:rFonts w:ascii="Arial" w:hAnsi="Arial"/>
-          <w:sz w:val="22"/>
-        </w:rPr>
-        <w:t xml:space="preserve">: a penalidade cai para</w:t>
-      </w:r>
-      <w:r>
-        <w:rPr>
-          <w:rFonts w:ascii="Arial" w:hAnsi="Arial"/>
-          <w:sz w:val="22"/>
-        </w:rPr>
-        <w:t xml:space="preserve"> </w:t>
-      </w:r>
-      <w:r>
-        <w:rPr>
-          <w:rFonts w:ascii="Arial" w:hAnsi="Arial"/>
-          <w:b/>
-          <w:bCs/>
-          <w:sz w:val="22"/>
-        </w:rPr>
-        <w:t xml:space="preserve">6,5%</w:t>
-      </w:r>
-      <w:r>
-        <w:rPr>
-          <w:rStyle w:val="FootnoteReference"/>
-          <w:rFonts w:ascii="Arial" w:hAnsi="Arial"/>
-          <w:sz w:val="22"/>
-          <w:vertAlign w:val="superscript"/>
-        </w:rPr>
-        <w:footnoteReference w:id="37"/>
-      </w:r>
-      <w:r>
-        <w:rPr>
-          <w:rFonts w:ascii="Arial" w:hAnsi="Arial"/>
-          <w:sz w:val="22"/>
-        </w:rPr>
-        <w:t xml:space="preserve">. Medida na régua do gap agregado,</w:t>
-      </w:r>
-      <w:r>
-        <w:rPr>
-          <w:rFonts w:ascii="Arial" w:hAnsi="Arial"/>
-          <w:sz w:val="22"/>
-        </w:rPr>
-        <w:t xml:space="preserve"> </w:t>
-      </w:r>
-      <w:r>
-        <w:rPr>
-          <w:rFonts w:ascii="Arial" w:hAnsi="Arial"/>
-          <w:b/>
-          <w:bCs/>
-          <w:sz w:val="22"/>
-        </w:rPr>
-        <w:t xml:space="preserve">39,5% da distância já foi percorrida</w:t>
-      </w:r>
-      <w:r>
-        <w:rPr>
-          <w:rFonts w:ascii="Arial" w:hAnsi="Arial"/>
-          <w:sz w:val="22"/>
-        </w:rPr>
-        <w:t xml:space="preserve"> </w:t>
-      </w:r>
-      <w:r>
-        <w:rPr>
-          <w:rFonts w:ascii="Arial" w:hAnsi="Arial"/>
-          <w:sz w:val="22"/>
-        </w:rPr>
-        <w:t xml:space="preserve">— percorrida no sentido de</w:t>
-      </w:r>
-      <w:r>
-        <w:rPr>
-          <w:rFonts w:ascii="Arial" w:hAnsi="Arial"/>
-          <w:sz w:val="22"/>
-        </w:rPr>
-        <w:t xml:space="preserve"> </w:t>
-      </w:r>
-      <w:r>
-        <w:rPr>
-          <w:rFonts w:ascii="Arial" w:hAnsi="Arial"/>
-          <w:sz w:val="22"/>
-        </w:rPr>
-        <w:t xml:space="preserve">atribuída a um fator observável, e não no sentido de explicada sem discriminação, já que</w:t>
-      </w:r>
-      <w:r>
-        <w:rPr>
-          <w:rFonts w:ascii="Arial" w:hAnsi="Arial"/>
-          <w:sz w:val="22"/>
-        </w:rPr>
-        <w:t xml:space="preserve"> </w:t>
-      </w:r>
-      <w:r>
-        <w:rPr>
-          <w:rFonts w:ascii="Arial" w:hAnsi="Arial"/>
-          <w:sz w:val="22"/>
-        </w:rPr>
-        <w:t xml:space="preserve">o bairro em que se consegue morar é ele próprio produto de exclusão. Esse é o teste da</w:t>
-      </w:r>
-      <w:r>
-        <w:rPr>
-          <w:rFonts w:ascii="Arial" w:hAnsi="Arial"/>
-          <w:sz w:val="22"/>
-        </w:rPr>
-        <w:t xml:space="preserve"> </w:t>
-      </w:r>
-      <w:r>
-        <w:rPr>
-          <w:rFonts w:ascii="Arial" w:hAnsi="Arial"/>
-          <w:sz w:val="22"/>
-        </w:rPr>
-        <w:t xml:space="preserve">Hipótese H1, e ele passa: negros e brancos com o mesmo capital humano não moram nos</w:t>
-      </w:r>
-      <w:r>
-        <w:rPr>
-          <w:rFonts w:ascii="Arial" w:hAnsi="Arial"/>
-          <w:sz w:val="22"/>
-        </w:rPr>
-        <w:t xml:space="preserve"> </w:t>
-      </w:r>
-      <w:r>
-        <w:rPr>
-          <w:rFonts w:ascii="Arial" w:hAnsi="Arial"/>
-          <w:sz w:val="22"/>
-        </w:rPr>
-        <w:t xml:space="preserve">mesmos bairros, e os bairros pagam diferente. Os controles individuais explicam, além</w:t>
-      </w:r>
-      <w:r>
-        <w:rPr>
-          <w:rFonts w:ascii="Arial" w:hAnsi="Arial"/>
-          <w:sz w:val="22"/>
-        </w:rPr>
-        <w:t xml:space="preserve"> </w:t>
-      </w:r>
-      <w:r>
-        <w:rPr>
-          <w:rFonts w:ascii="Arial" w:hAnsi="Arial"/>
-          <w:sz w:val="22"/>
-        </w:rPr>
-        <w:t xml:space="preserve">disso, 66,5% da variância entre bairros do M0 — parte do que parecia</w:t>
-      </w:r>
-      <w:r>
-        <w:rPr>
-          <w:rFonts w:ascii="Arial" w:hAnsi="Arial"/>
-          <w:sz w:val="22"/>
-        </w:rPr>
-        <w:t xml:space="preserve"> </w:t>
-      </w:r>
-      <w:r>
-        <w:rPr>
-          <w:rFonts w:ascii="Arial" w:hAnsi="Arial"/>
-          <w:sz w:val="22"/>
-        </w:rPr>
-        <w:t xml:space="preserve">“bairro”</w:t>
-      </w:r>
-      <w:r>
-        <w:rPr>
-          <w:rFonts w:ascii="Arial" w:hAnsi="Arial"/>
-          <w:sz w:val="22"/>
-        </w:rPr>
-        <w:t xml:space="preserve"> </w:t>
-      </w:r>
-      <w:r>
-        <w:rPr>
-          <w:rFonts w:ascii="Arial" w:hAnsi="Arial"/>
-          <w:sz w:val="22"/>
-        </w:rPr>
-        <w:t xml:space="preserve">é composição de quem mora nele.</w:t>
-      </w:r>
-    </w:p>
-    <w:p>
-      <w:pPr>
-        <w:pStyle w:val="BodyText"/>
-        <w:spacing w:line="360" w:lineRule="auto" w:after="0"/>
-        <w:ind w:firstLine="709"/>
-        <w:jc w:val="both"/>
-      </w:pPr>
-      <w:r>
-        <w:rPr>
-          <w:rFonts w:ascii="Arial" w:hAnsi="Arial"/>
-          <w:sz w:val="22"/>
-        </w:rPr>
-        <w:t xml:space="preserve">Vale guardar a frase: 39</w:t>
-      </w:r>
-      <w:r>
-        <w:rPr>
-          <w:rFonts w:ascii="Arial" w:hAnsi="Arial"/>
-          <w:sz w:val="22"/>
-        </w:rPr>
-        <w:t xml:space="preserve">,</w:t>
-      </w:r>
-      <w:r>
-        <w:rPr>
-          <w:rFonts w:ascii="Arial" w:hAnsi="Arial"/>
-          <w:sz w:val="22"/>
-        </w:rPr>
-        <w:t xml:space="preserve">5% do gap racial não separam duas pessoas,</w:t>
-      </w:r>
-      <w:r>
-        <w:rPr>
-          <w:rFonts w:ascii="Arial" w:hAnsi="Arial"/>
-          <w:sz w:val="22"/>
-        </w:rPr>
-        <w:t xml:space="preserve"> </w:t>
-      </w:r>
-      <w:r>
-        <w:rPr>
-          <w:rFonts w:ascii="Arial" w:hAnsi="Arial"/>
-          <w:sz w:val="22"/>
-        </w:rPr>
-        <w:t xml:space="preserve">separam dois endereços. Resta saber o que, num endereço, produz essa diferença.</w:t>
-      </w:r>
-    </w:p>
-    <w:p>
-      <w:pPr>
-        <w:pStyle w:val="BodyText"/>
-        <w:spacing w:line="360" w:lineRule="auto" w:after="0"/>
-        <w:ind w:firstLine="709"/>
-        <w:jc w:val="both"/>
-      </w:pPr>
-      <w:r>
-        <w:rPr>
-          <w:rFonts w:ascii="Arial" w:hAnsi="Arial"/>
-          <w:b/>
-          <w:bCs/>
-          <w:sz w:val="22"/>
-        </w:rPr>
-        <w:t xml:space="preserve">Morar onde moram os negros custa outra vez.</w:t>
-      </w:r>
-      <w:r>
-        <w:rPr>
-          <w:rFonts w:ascii="Arial" w:hAnsi="Arial"/>
-          <w:sz w:val="22"/>
-        </w:rPr>
-        <w:t xml:space="preserve"> </w:t>
-      </w:r>
-      <w:r>
-        <w:rPr>
-          <w:rFonts w:ascii="Arial" w:hAnsi="Arial"/>
-          <w:sz w:val="22"/>
-        </w:rPr>
-        <w:t xml:space="preserve">O M2 pergunta o que, num bairro, faz a renda ser mais alta ou mais baixa, e responde com</w:t>
-      </w:r>
-      <w:r>
-        <w:rPr>
-          <w:rFonts w:ascii="Arial" w:hAnsi="Arial"/>
-          <w:sz w:val="22"/>
-        </w:rPr>
-        <w:t xml:space="preserve"> </w:t>
-      </w:r>
-      <w:r>
-        <w:rPr>
-          <w:rFonts w:ascii="Arial" w:hAnsi="Arial"/>
-          <w:sz w:val="22"/>
-        </w:rPr>
-        <w:t xml:space="preserve">três covariáveis de nível 2 que juntas explicam 55,2% da variância</w:t>
-      </w:r>
-      <w:r>
-        <w:rPr>
-          <w:rFonts w:ascii="Arial" w:hAnsi="Arial"/>
-          <w:sz w:val="22"/>
-        </w:rPr>
-        <w:t xml:space="preserve"> </w:t>
-      </w:r>
-      <w:r>
-        <w:rPr>
-          <w:rFonts w:ascii="Arial" w:hAnsi="Arial"/>
-          <w:sz w:val="22"/>
-        </w:rPr>
-        <w:t xml:space="preserve">entre bairros que restava no M1</w:t>
-      </w:r>
-      <w:r>
-        <w:rPr>
-          <w:rStyle w:val="FootnoteReference"/>
-          <w:rFonts w:ascii="Arial" w:hAnsi="Arial"/>
-          <w:sz w:val="22"/>
-          <w:vertAlign w:val="superscript"/>
-        </w:rPr>
-        <w:footnoteReference w:id="38"/>
-      </w:r>
-      <w:r>
-        <w:rPr>
-          <w:rFonts w:ascii="Arial" w:hAnsi="Arial"/>
-          <w:sz w:val="22"/>
-        </w:rPr>
-        <w:t xml:space="preserve">. A mais eloquente é a</w:t>
-      </w:r>
-      <w:r>
-        <w:rPr>
-          <w:rFonts w:ascii="Arial" w:hAnsi="Arial"/>
-          <w:sz w:val="22"/>
-        </w:rPr>
-        <w:t xml:space="preserve"> </w:t>
-      </w:r>
-      <w:r>
-        <w:rPr>
-          <w:rFonts w:ascii="Arial" w:hAnsi="Arial"/>
-          <w:sz w:val="22"/>
-        </w:rPr>
-        <w:t xml:space="preserve">composição racial:</w:t>
-      </w:r>
-      <w:r>
-        <w:rPr>
-          <w:rFonts w:ascii="Arial" w:hAnsi="Arial"/>
-          <w:sz w:val="22"/>
-        </w:rPr>
-        <w:t xml:space="preserve"> </w:t>
-      </w:r>
-      <m:oMath>
-        <m:sSub>
-          <m:e>
-            <m:acc>
-              <m:accPr>
-                <m:chr m:val="̂"/>
-              </m:accPr>
-              <m:e>
-                <m:r>
-                  <m:t>γ</m:t>
-                </m:r>
-              </m:e>
-            </m:acc>
-          </m:e>
-          <m:sub>
-            <m:r>
-              <m:t>01</m:t>
-            </m:r>
-          </m:sub>
-        </m:sSub>
-        <m:r>
-          <m:rPr>
-            <m:sty m:val="p"/>
-          </m:rPr>
-          <m:t>=</m:t>
-        </m:r>
-        <m:r>
-          <m:rPr>
-            <m:sty m:val="p"/>
-          </m:rPr>
-          <m:t>−</m:t>
-        </m:r>
-        <m:r>
-          <m:t>0</m:t>
-        </m:r>
-        <m:r>
-          <m:rPr>
-            <m:sty m:val="p"/>
-          </m:rPr>
-          <m:t>,</m:t>
-        </m:r>
-        <m:r>
-          <m:t>1272</m:t>
-        </m:r>
-      </m:oMath>
-      <w:r>
-        <w:rPr>
-          <w:rFonts w:ascii="Arial" w:hAnsi="Arial"/>
-          <w:sz w:val="22"/>
-        </w:rPr>
-        <w:t xml:space="preserve"> </w:t>
-      </w:r>
-      <w:r>
-        <w:rPr>
-          <w:rFonts w:ascii="Arial" w:hAnsi="Arial"/>
-          <w:sz w:val="22"/>
-        </w:rPr>
-        <w:t xml:space="preserve">significa que um desvio-padrão a mais</w:t>
-      </w:r>
-      <w:r>
-        <w:rPr>
-          <w:rFonts w:ascii="Arial" w:hAnsi="Arial"/>
-          <w:sz w:val="22"/>
-        </w:rPr>
-        <w:t xml:space="preserve"> </w:t>
-      </w:r>
-      <w:r>
-        <w:rPr>
-          <w:rFonts w:ascii="Arial" w:hAnsi="Arial"/>
-          <w:sz w:val="22"/>
-        </w:rPr>
-        <w:t xml:space="preserve">na proporção de moradores negros da UPA reduz o rendimento de</w:t>
-      </w:r>
-      <w:r>
-        <w:rPr>
-          <w:rFonts w:ascii="Arial" w:hAnsi="Arial"/>
-          <w:sz w:val="22"/>
-        </w:rPr>
-        <w:t xml:space="preserve"> </w:t>
-      </w:r>
-      <w:r>
-        <w:rPr>
-          <w:rFonts w:ascii="Arial" w:hAnsi="Arial"/>
-          <w:sz w:val="22"/>
-        </w:rPr>
-        <w:t xml:space="preserve">todos</w:t>
-      </w:r>
-      <w:r>
-        <w:rPr>
-          <w:rFonts w:ascii="Arial" w:hAnsi="Arial"/>
-          <w:sz w:val="22"/>
-        </w:rPr>
-        <w:t xml:space="preserve"> </w:t>
-      </w:r>
-      <w:r>
-        <w:rPr>
-          <w:rFonts w:ascii="Arial" w:hAnsi="Arial"/>
-          <w:sz w:val="22"/>
-        </w:rPr>
-        <w:t xml:space="preserve">os moradores,</w:t>
-      </w:r>
-      <w:r>
-        <w:rPr>
-          <w:rFonts w:ascii="Arial" w:hAnsi="Arial"/>
-          <w:sz w:val="22"/>
-        </w:rPr>
-        <w:t xml:space="preserve"> </w:t>
-      </w:r>
-      <w:r>
-        <w:rPr>
-          <w:rFonts w:ascii="Arial" w:hAnsi="Arial"/>
-          <w:sz w:val="22"/>
-        </w:rPr>
-        <w:t xml:space="preserve">negros e brancos, em 0,13 log-pontos — cerca de 2</w:t>
-      </w:r>
-      <w:r>
-        <w:rPr>
-          <w:rFonts w:ascii="Arial" w:hAnsi="Arial"/>
-          <w:sz w:val="22"/>
-        </w:rPr>
-        <w:t xml:space="preserve">,</w:t>
-      </w:r>
-      <w:r>
-        <w:rPr>
-          <w:rFonts w:ascii="Arial" w:hAnsi="Arial"/>
-          <w:sz w:val="22"/>
-        </w:rPr>
-        <w:t xml:space="preserve">0 vezes a</w:t>
-      </w:r>
-      <w:r>
-        <w:rPr>
-          <w:rFonts w:ascii="Arial" w:hAnsi="Arial"/>
-          <w:sz w:val="22"/>
-        </w:rPr>
-        <w:t xml:space="preserve"> </w:t>
-      </w:r>
-      <w:r>
-        <w:rPr>
-          <w:rFonts w:ascii="Arial" w:hAnsi="Arial"/>
-          <w:sz w:val="22"/>
-        </w:rPr>
-        <w:t xml:space="preserve">penalidade que um trabalhador negro carrega individualmente no mesmo modelo. É a evidência</w:t>
-      </w:r>
-      <w:r>
-        <w:rPr>
-          <w:rFonts w:ascii="Arial" w:hAnsi="Arial"/>
-          <w:sz w:val="22"/>
-        </w:rPr>
-        <w:t xml:space="preserve"> </w:t>
-      </w:r>
-      <w:r>
-        <w:rPr>
-          <w:rFonts w:ascii="Arial" w:hAnsi="Arial"/>
-          <w:sz w:val="22"/>
-        </w:rPr>
-        <w:t xml:space="preserve">mais direta da</w:t>
-      </w:r>
-      <w:r>
-        <w:rPr>
-          <w:rFonts w:ascii="Arial" w:hAnsi="Arial"/>
-          <w:sz w:val="22"/>
-        </w:rPr>
-        <w:t xml:space="preserve"> </w:t>
-      </w:r>
-      <w:r>
-        <w:rPr>
-          <w:rFonts w:ascii="Arial" w:hAnsi="Arial"/>
-          <w:sz w:val="22"/>
-        </w:rPr>
-        <w:t xml:space="preserve">dupla desvantagem</w:t>
-      </w:r>
-      <w:r>
-        <w:rPr>
-          <w:rFonts w:ascii="Arial" w:hAnsi="Arial"/>
-          <w:sz w:val="22"/>
-        </w:rPr>
-        <w:t xml:space="preserve">: ser negro custa, e morar onde moram os negros</w:t>
-      </w:r>
-      <w:r>
-        <w:rPr>
-          <w:rFonts w:ascii="Arial" w:hAnsi="Arial"/>
-          <w:sz w:val="22"/>
-        </w:rPr>
-        <w:t xml:space="preserve"> </w:t>
-      </w:r>
-      <w:r>
-        <w:rPr>
-          <w:rFonts w:ascii="Arial" w:hAnsi="Arial"/>
-          <w:sz w:val="22"/>
-        </w:rPr>
-        <w:t xml:space="preserve">custa outra vez, inclusive para quem não é negro. Já o coeficiente individual mal se move</w:t>
-      </w:r>
-      <w:r>
-        <w:rPr>
-          <w:rFonts w:ascii="Arial" w:hAnsi="Arial"/>
-          <w:sz w:val="22"/>
-        </w:rPr>
-        <w:t xml:space="preserve"> </w:t>
-      </w:r>
-      <w:r>
-        <w:rPr>
-          <w:rFonts w:ascii="Arial" w:hAnsi="Arial"/>
-          <w:sz w:val="22"/>
-        </w:rPr>
-        <w:t xml:space="preserve">(de</w:t>
-      </w:r>
-      <w:r>
-        <w:rPr>
-          <w:rFonts w:ascii="Arial" w:hAnsi="Arial"/>
-          <w:sz w:val="22"/>
-        </w:rPr>
-        <w:t xml:space="preserve"> </w:t>
-      </w:r>
-      <m:oMath>
-        <m:r>
-          <m:rPr>
-            <m:sty m:val="p"/>
-          </m:rPr>
-          <m:t>−</m:t>
-        </m:r>
-        <m:r>
-          <m:t>0</m:t>
-        </m:r>
-        <m:r>
-          <m:rPr>
-            <m:sty m:val="p"/>
-          </m:rPr>
-          <m:t>,</m:t>
-        </m:r>
-        <m:r>
-          <m:t>0669</m:t>
-        </m:r>
-      </m:oMath>
-      <w:r>
-        <w:rPr>
-          <w:rFonts w:ascii="Arial" w:hAnsi="Arial"/>
-          <w:sz w:val="22"/>
-        </w:rPr>
-        <w:t xml:space="preserve"> </w:t>
-      </w:r>
-      <w:r>
-        <w:rPr>
-          <w:rFonts w:ascii="Arial" w:hAnsi="Arial"/>
-          <w:sz w:val="22"/>
-        </w:rPr>
-        <w:t xml:space="preserve">para</w:t>
-      </w:r>
-      <w:r>
-        <w:rPr>
-          <w:rFonts w:ascii="Arial" w:hAnsi="Arial"/>
-          <w:sz w:val="22"/>
-        </w:rPr>
-        <w:t xml:space="preserve"> </w:t>
-      </w:r>
-      <m:oMath>
-        <m:r>
-          <m:rPr>
-            <m:sty m:val="p"/>
-          </m:rPr>
-          <m:t>−</m:t>
-        </m:r>
-        <m:r>
-          <m:t>0</m:t>
-        </m:r>
-        <m:r>
-          <m:rPr>
-            <m:sty m:val="p"/>
-          </m:rPr>
-          <m:t>,</m:t>
-        </m:r>
-        <m:r>
-          <m:t>0637</m:t>
-        </m:r>
-      </m:oMath>
-      <w:r>
-        <w:rPr>
-          <w:rFonts w:ascii="Arial" w:hAnsi="Arial"/>
-          <w:sz w:val="22"/>
-        </w:rPr>
-        <w:t xml:space="preserve">): acrescentar a composição do bairro quase não altera a</w:t>
-      </w:r>
-      <w:r>
-        <w:rPr>
-          <w:rFonts w:ascii="Arial" w:hAnsi="Arial"/>
-          <w:sz w:val="22"/>
-        </w:rPr>
-        <w:t xml:space="preserve"> </w:t>
-      </w:r>
-      <w:r>
-        <w:rPr>
-          <w:rFonts w:ascii="Arial" w:hAnsi="Arial"/>
-          <w:sz w:val="22"/>
-        </w:rPr>
-        <w:t xml:space="preserve">penalidade racial média — as duas desvantagens se somam, em vez de uma explicar a outra.</w:t>
-      </w:r>
-    </w:p>
-    <w:p>
-      <w:pPr>
-        <w:pStyle w:val="BodyText"/>
-        <w:spacing w:line="360" w:lineRule="auto" w:after="0"/>
-        <w:ind w:firstLine="709"/>
-        <w:jc w:val="both"/>
-      </w:pPr>
-      <w:r>
-        <w:rPr>
-          <w:rFonts w:ascii="Arial" w:hAnsi="Arial"/>
-          <w:sz w:val="22"/>
-        </w:rPr>
-        <w:t xml:space="preserve">Em uma frase: o bairro cobra duas vezes — da pessoa negra, pela cor; e de todos</w:t>
-      </w:r>
-      <w:r>
-        <w:rPr>
-          <w:rFonts w:ascii="Arial" w:hAnsi="Arial"/>
-          <w:sz w:val="22"/>
-        </w:rPr>
-        <w:t xml:space="preserve"> </w:t>
-      </w:r>
-      <w:r>
-        <w:rPr>
-          <w:rFonts w:ascii="Arial" w:hAnsi="Arial"/>
-          <w:sz w:val="22"/>
-        </w:rPr>
-        <w:t xml:space="preserve">os que moram ali, pela composição racial do lugar.</w:t>
-      </w:r>
-    </w:p>
-    <w:p>
-      <w:pPr>
-        <w:pStyle w:val="BodyText"/>
-        <w:spacing w:line="360" w:lineRule="auto" w:after="0"/>
-        <w:ind w:firstLine="709"/>
-        <w:jc w:val="both"/>
-      </w:pPr>
-      <w:r>
-        <w:rPr>
-          <w:rFonts w:ascii="Arial" w:hAnsi="Arial"/>
-          <w:b/>
-          <w:bCs/>
-          <w:sz w:val="22"/>
-        </w:rPr>
-        <w:t xml:space="preserve">Acrescentar o estado não move a régua.</w:t>
-      </w:r>
-      <w:r>
-        <w:rPr>
-          <w:rFonts w:ascii="Arial" w:hAnsi="Arial"/>
-          <w:sz w:val="22"/>
-        </w:rPr>
-        <w:t xml:space="preserve"> </w:t>
-      </w:r>
-      <w:r>
-        <w:rPr>
-          <w:rFonts w:ascii="Arial" w:hAnsi="Arial"/>
-          <w:sz w:val="22"/>
-        </w:rPr>
-        <w:t xml:space="preserve">Com os efeitos fixos de UF, a penalidade é de</w:t>
-      </w:r>
-      <w:r>
-        <w:rPr>
-          <w:rFonts w:ascii="Arial" w:hAnsi="Arial"/>
-          <w:sz w:val="22"/>
-        </w:rPr>
-        <w:t xml:space="preserve"> </w:t>
-      </w:r>
-      <w:r>
-        <w:rPr>
-          <w:rFonts w:ascii="Arial" w:hAnsi="Arial"/>
-          <w:b/>
-          <w:bCs/>
-          <w:sz w:val="22"/>
-        </w:rPr>
-        <w:t xml:space="preserve">6,1%</w:t>
-      </w:r>
-      <w:r>
-        <w:rPr>
-          <w:rFonts w:ascii="Arial" w:hAnsi="Arial"/>
-          <w:sz w:val="22"/>
-        </w:rPr>
-        <w:t xml:space="preserve"> </w:t>
-      </w:r>
-      <w:r>
-        <w:rPr>
-          <w:rFonts w:ascii="Arial" w:hAnsi="Arial"/>
-          <w:sz w:val="22"/>
-        </w:rPr>
-        <w:t xml:space="preserve">(</w:t>
-      </w:r>
-      <m:oMath>
-        <m:sSubSup>
-          <m:e>
-            <m:acc>
-              <m:accPr>
-                <m:chr m:val="̂"/>
-              </m:accPr>
-              <m:e>
-                <m:r>
-                  <m:t>β</m:t>
-                </m:r>
-              </m:e>
-            </m:acc>
-          </m:e>
-          <m:sub>
-            <m:r>
-              <m:rPr>
-                <m:nor/>
-                <m:sty m:val="p"/>
-              </m:rPr>
-              <m:t>negro</m:t>
-            </m:r>
-          </m:sub>
-          <m:sup>
-            <m:r>
-              <m:t>M</m:t>
-            </m:r>
-            <m:r>
-              <m:t>3</m:t>
-            </m:r>
-          </m:sup>
-        </m:sSubSup>
-        <m:r>
-          <m:rPr>
-            <m:sty m:val="p"/>
-          </m:rPr>
-          <m:t>=</m:t>
-        </m:r>
-        <m:r>
-          <m:rPr>
-            <m:sty m:val="p"/>
-          </m:rPr>
-          <m:t>−</m:t>
-        </m:r>
-        <m:r>
-          <m:t>0</m:t>
-        </m:r>
-        <m:r>
-          <m:rPr>
-            <m:sty m:val="p"/>
-          </m:rPr>
-          <m:t>,</m:t>
-        </m:r>
-        <m:r>
-          <m:t>0629</m:t>
-        </m:r>
-      </m:oMath>
-      <w:r>
-        <w:rPr>
-          <w:rFonts w:ascii="Arial" w:hAnsi="Arial"/>
-          <w:sz w:val="22"/>
-        </w:rPr>
-        <w:t xml:space="preserve">). Na régua do gap</w:t>
-      </w:r>
-      <w:r>
-        <w:rPr>
-          <w:rFonts w:ascii="Arial" w:hAnsi="Arial"/>
-          <w:sz w:val="22"/>
-        </w:rPr>
-        <w:t xml:space="preserve"> </w:t>
-      </w:r>
-      <w:r>
-        <w:rPr>
-          <w:rFonts w:ascii="Arial" w:hAnsi="Arial"/>
-          <w:sz w:val="22"/>
-        </w:rPr>
-        <w:t xml:space="preserve">agregado, 43,0% — praticamente os mesmos 39,5% do M1. O</w:t>
-      </w:r>
-      <w:r>
-        <w:rPr>
-          <w:rFonts w:ascii="Arial" w:hAnsi="Arial"/>
-          <w:sz w:val="22"/>
-        </w:rPr>
-        <w:t xml:space="preserve"> </w:t>
-      </w:r>
-      <w:r>
-        <w:rPr>
-          <w:rFonts w:ascii="Arial" w:hAnsi="Arial"/>
-          <w:sz w:val="22"/>
-        </w:rPr>
-        <w:t xml:space="preserve">dado relevante aqui é o que</w:t>
-      </w:r>
-      <w:r>
-        <w:rPr>
-          <w:rFonts w:ascii="Arial" w:hAnsi="Arial"/>
-          <w:sz w:val="22"/>
-        </w:rPr>
-        <w:t xml:space="preserve"> </w:t>
-      </w:r>
-      <w:r>
-        <w:rPr>
-          <w:rFonts w:ascii="Arial" w:hAnsi="Arial"/>
-          <w:sz w:val="22"/>
-        </w:rPr>
-        <w:t xml:space="preserve">não</w:t>
-      </w:r>
-      <w:r>
-        <w:rPr>
-          <w:rFonts w:ascii="Arial" w:hAnsi="Arial"/>
-          <w:sz w:val="22"/>
-        </w:rPr>
-        <w:t xml:space="preserve"> </w:t>
-      </w:r>
-      <w:r>
-        <w:rPr>
-          <w:rFonts w:ascii="Arial" w:hAnsi="Arial"/>
-          <w:sz w:val="22"/>
-        </w:rPr>
-        <w:t xml:space="preserve">aconteceu: depois que a comparação já é entre</w:t>
-      </w:r>
-      <w:r>
-        <w:rPr>
-          <w:rFonts w:ascii="Arial" w:hAnsi="Arial"/>
-          <w:sz w:val="22"/>
-        </w:rPr>
-        <w:t xml:space="preserve"> </w:t>
-      </w:r>
-      <w:r>
-        <w:rPr>
-          <w:rFonts w:ascii="Arial" w:hAnsi="Arial"/>
-          <w:sz w:val="22"/>
-        </w:rPr>
-        <w:t xml:space="preserve">vizinhos, o contexto do bairro (M2) e a unidade da federação (M3) retiram pouco</w:t>
-      </w:r>
-      <w:r>
-        <w:rPr>
-          <w:rFonts w:ascii="Arial" w:hAnsi="Arial"/>
-          <w:sz w:val="22"/>
-        </w:rPr>
-        <w:t xml:space="preserve"> </w:t>
-      </w:r>
-      <w:r>
-        <w:rPr>
-          <w:rFonts w:ascii="Arial" w:hAnsi="Arial"/>
-          <w:sz w:val="22"/>
-        </w:rPr>
-        <w:t xml:space="preserve">mais do diferencial. É esse patamar que este trabalho chama de</w:t>
-      </w:r>
-      <w:r>
-        <w:rPr>
-          <w:rFonts w:ascii="Arial" w:hAnsi="Arial"/>
-          <w:sz w:val="22"/>
-        </w:rPr>
-        <w:t xml:space="preserve"> </w:t>
-      </w:r>
-      <w:r>
-        <w:rPr>
-          <w:rFonts w:ascii="Arial" w:hAnsi="Arial"/>
-          <w:b/>
-          <w:bCs/>
-          <w:sz w:val="22"/>
-        </w:rPr>
-        <w:t xml:space="preserve">gap líquido</w:t>
-      </w:r>
-      <w:r>
-        <w:rPr>
-          <w:rFonts w:ascii="Arial" w:hAnsi="Arial"/>
-          <w:sz w:val="22"/>
-        </w:rPr>
-        <w:t xml:space="preserve">: o</w:t>
-      </w:r>
-      <w:r>
-        <w:rPr>
-          <w:rFonts w:ascii="Arial" w:hAnsi="Arial"/>
-          <w:sz w:val="22"/>
-        </w:rPr>
-        <w:t xml:space="preserve"> </w:t>
-      </w:r>
-      <w:r>
-        <w:rPr>
-          <w:rFonts w:ascii="Arial" w:hAnsi="Arial"/>
-          <w:sz w:val="22"/>
-        </w:rPr>
-        <w:t xml:space="preserve">que capital humano, contexto de bairro e estado não explicam — um limite superior da</w:t>
-      </w:r>
-      <w:r>
-        <w:rPr>
-          <w:rFonts w:ascii="Arial" w:hAnsi="Arial"/>
-          <w:sz w:val="22"/>
-        </w:rPr>
-        <w:t xml:space="preserve"> </w:t>
-      </w:r>
-      <w:r>
-        <w:rPr>
-          <w:rFonts w:ascii="Arial" w:hAnsi="Arial"/>
-          <w:sz w:val="22"/>
-        </w:rPr>
-        <w:t xml:space="preserve">penalidade direta sob seleção em observáveis (o M4 é o inferior), e não uma medida de</w:t>
-      </w:r>
-      <w:r>
-        <w:rPr>
-          <w:rFonts w:ascii="Arial" w:hAnsi="Arial"/>
-          <w:sz w:val="22"/>
-        </w:rPr>
-        <w:t xml:space="preserve"> </w:t>
-      </w:r>
-      <w:r>
-        <w:rPr>
-          <w:rFonts w:ascii="Arial" w:hAnsi="Arial"/>
-          <w:sz w:val="22"/>
-        </w:rPr>
-        <w:t xml:space="preserve">discriminação.</w:t>
-      </w:r>
-      <w:r>
-        <w:rPr>
-          <w:rStyle w:val="FootnoteReference"/>
-          <w:rFonts w:ascii="Arial" w:hAnsi="Arial"/>
-          <w:sz w:val="22"/>
-          <w:vertAlign w:val="superscript"/>
-        </w:rPr>
-        <w:footnoteReference w:id="39"/>
-      </w:r>
-    </w:p>
-    <w:bookmarkStart w:id="40" w:name="tab:hlm_resultados"/>
+    <w:bookmarkStart w:id="35" w:name="tab:hlm_resultados"/>
     <w:p>
       <w:pPr>
         <w:pStyle w:val="TableCaption"/>
@@ -20472,7 +19044,7 @@
         </w:tc>
       </w:tr>
     </w:tbl>
-    <w:bookmarkEnd w:id="40"/>
+    <w:bookmarkEnd w:id="35"/>
     <w:p>
       <w:pPr>
         <w:pStyle w:val="BodyText"/>
@@ -20594,7 +19166,7 @@
           <w:rFonts w:ascii="Arial" w:hAnsi="Arial"/>
           <w:sz w:val="22"/>
         </w:rPr>
-        <w:t xml:space="preserve">desta ordem quase todo coeficiente é significante; a inferência relevante está nos intervalos de confiança, não nos asteriscos</w:t>
+        <w:t>desta ordem quase todo coeficiente é significante; a inferência relevante está nos intervalos de confiança, não nos asteriscos</w:t>
       </w:r>
       <w:r>
         <w:rPr>
@@ -20870,7 +19442,7 @@
           <w:rFonts w:ascii="Arial" w:hAnsi="Arial"/>
           <w:sz w:val="22"/>
         </w:rPr>
-        <w:t xml:space="preserve">; LR</w:t>
+        <w:t>; LR</w:t>
       </w:r>
       <w:r>
         <w:rPr>
@@ -20939,7 +19511,7 @@
           <w:rFonts w:ascii="Arial" w:hAnsi="Arial"/>
           <w:sz w:val="22"/>
         </w:rPr>
-        <w:t xml:space="preserve">: a penalidade racial varia entre bairros;</w:t>
+        <w:t>: a penalidade racial varia entre bairros;</w:t>
       </w:r>
       <w:r>
         <w:rPr>
@@ -21026,6 +19598,1421 @@
           <w:sz w:val="22"/>
         </w:rPr>
         <w:t xml:space="preserve"/>
+      </w:r>
+    </w:p>
+    <w:p>
+      <w:pPr>
+        <w:pStyle w:val="BodyText"/>
+        <w:spacing w:line="360" w:lineRule="auto" w:after="0"/>
+        <w:ind w:firstLine="709"/>
+        <w:jc w:val="both"/>
+      </w:pPr>
+      <w:r>
+        <w:rPr>
+          <w:rFonts w:ascii="Arial" w:hAnsi="Arial"/>
+          <w:b/>
+          <w:bCs/>
+          <w:sz w:val="22"/>
+        </w:rPr>
+        <w:t xml:space="preserve">Mais de um terço da diferença de renda está entre bairros, não dentro deles.</w:t>
+      </w:r>
+      <w:r>
+        <w:rPr>
+          <w:rFonts w:ascii="Arial" w:hAnsi="Arial"/>
+          <w:sz w:val="22"/>
+        </w:rPr>
+        <w:t xml:space="preserve"> </w:t>
+      </w:r>
+      <w:r>
+        <w:rPr>
+          <w:rFonts w:ascii="Arial" w:hAnsi="Arial"/>
+          <w:sz w:val="22"/>
+        </w:rPr>
+        <w:t xml:space="preserve">Antes de qualquer controle, o modelo nulo reparte a variação do log-rendimento em duas</w:t>
+      </w:r>
+      <w:r>
+        <w:rPr>
+          <w:rFonts w:ascii="Arial" w:hAnsi="Arial"/>
+          <w:sz w:val="22"/>
+        </w:rPr>
+        <w:t xml:space="preserve"> </w:t>
+      </w:r>
+      <w:r>
+        <w:rPr>
+          <w:rFonts w:ascii="Arial" w:hAnsi="Arial"/>
+          <w:sz w:val="22"/>
+        </w:rPr>
+        <w:t xml:space="preserve">parcelas: a que separa um bairro de outro e a que separa dois vizinhos. O ICC da UPA é</w:t>
+      </w:r>
+      <w:r>
+        <w:rPr>
+          <w:rFonts w:ascii="Arial" w:hAnsi="Arial"/>
+          <w:sz w:val="22"/>
+        </w:rPr>
+        <w:t xml:space="preserve"> </w:t>
+      </w:r>
+      <w:r>
+        <w:rPr>
+          <w:rFonts w:ascii="Arial" w:hAnsi="Arial"/>
+          <w:sz w:val="22"/>
+        </w:rPr>
+        <w:t xml:space="preserve">de 0,353</w:t>
+      </w:r>
+      <w:r>
+        <w:rPr>
+          <w:rStyle w:val="FootnoteReference"/>
+          <w:rFonts w:ascii="Arial" w:hAnsi="Arial"/>
+          <w:sz w:val="22"/>
+          <w:vertAlign w:val="superscript"/>
+        </w:rPr>
+        <w:footnoteReference w:id="36"/>
+      </w:r>
+      <w:r>
+        <w:rPr>
+          <w:rFonts w:ascii="Arial" w:hAnsi="Arial"/>
+          <w:sz w:val="22"/>
+        </w:rPr>
+        <w:t xml:space="preserve"> </w:t>
+      </w:r>
+      <w:r>
+        <w:rPr>
+          <w:rFonts w:ascii="Arial" w:hAnsi="Arial"/>
+          <w:sz w:val="22"/>
+        </w:rPr>
+        <w:t xml:space="preserve">— isto é,</w:t>
+      </w:r>
+      <w:r>
+        <w:rPr>
+          <w:rFonts w:ascii="Arial" w:hAnsi="Arial"/>
+          <w:sz w:val="22"/>
+        </w:rPr>
+        <w:t xml:space="preserve"> </w:t>
+      </w:r>
+      <w:r>
+        <w:rPr>
+          <w:rFonts w:ascii="Arial" w:hAnsi="Arial"/>
+          <w:b/>
+          <w:bCs/>
+          <w:sz w:val="22"/>
+        </w:rPr>
+        <w:t xml:space="preserve">35,3% da</w:t>
+      </w:r>
+      <w:r>
+        <w:rPr>
+          <w:rFonts w:ascii="Arial" w:hAnsi="Arial"/>
+          <w:b/>
+          <w:bCs/>
+          <w:sz w:val="22"/>
+        </w:rPr>
+        <w:t xml:space="preserve"> </w:t>
+      </w:r>
+      <w:r>
+        <w:rPr>
+          <w:rFonts w:ascii="Arial" w:hAnsi="Arial"/>
+          <w:b/>
+          <w:bCs/>
+          <w:sz w:val="22"/>
+        </w:rPr>
+        <w:t xml:space="preserve">variância do log-rendimento está entre bairros</w:t>
+      </w:r>
+      <w:r>
+        <w:rPr>
+          <w:rFonts w:ascii="Arial" w:hAnsi="Arial"/>
+          <w:sz w:val="22"/>
+        </w:rPr>
+        <w:t xml:space="preserve">. Em linguagem de leitor: de toda a</w:t>
+      </w:r>
+      <w:r>
+        <w:rPr>
+          <w:rFonts w:ascii="Arial" w:hAnsi="Arial"/>
+          <w:sz w:val="22"/>
+        </w:rPr>
+        <w:t xml:space="preserve"> </w:t>
+      </w:r>
+      <w:r>
+        <w:rPr>
+          <w:rFonts w:ascii="Arial" w:hAnsi="Arial"/>
+          <w:sz w:val="22"/>
+        </w:rPr>
+        <w:t xml:space="preserve">diferença de renda entre duas pessoas sorteadas ao acaso no país, mais de um terço já</w:t>
+      </w:r>
+      <w:r>
+        <w:rPr>
+          <w:rFonts w:ascii="Arial" w:hAnsi="Arial"/>
+          <w:sz w:val="22"/>
+        </w:rPr>
+        <w:t xml:space="preserve"> </w:t>
+      </w:r>
+      <w:r>
+        <w:rPr>
+          <w:rFonts w:ascii="Arial" w:hAnsi="Arial"/>
+          <w:sz w:val="22"/>
+        </w:rPr>
+        <w:t xml:space="preserve">está associada a morarem em bairros diferentes, antes de se saber qualquer outra coisa</w:t>
+      </w:r>
+      <w:r>
+        <w:rPr>
+          <w:rFonts w:ascii="Arial" w:hAnsi="Arial"/>
+          <w:sz w:val="22"/>
+        </w:rPr>
+        <w:t xml:space="preserve"> </w:t>
+      </w:r>
+      <w:r>
+        <w:rPr>
+          <w:rFonts w:ascii="Arial" w:hAnsi="Arial"/>
+          <w:sz w:val="22"/>
+        </w:rPr>
+        <w:t xml:space="preserve">sobre elas. É muito acima do limiar de 5% a partir do qual</w:t>
+      </w:r>
+      <w:r>
+        <w:rPr>
+          <w:rFonts w:ascii="Arial" w:hAnsi="Arial"/>
+          <w:sz w:val="22"/>
+        </w:rPr>
+        <w:t xml:space="preserve"> </w:t>
+      </w:r>
+      <w:r>
+        <w:rPr>
+          <w:rFonts w:ascii="Arial" w:hAnsi="Arial"/>
+          <w:sz w:val="22"/>
+        </w:rPr>
+        <w:t xml:space="preserve">Raudenbush e Bryk (2002)</w:t>
+      </w:r>
+      <w:r>
+        <w:rPr>
+          <w:rFonts w:ascii="Arial" w:hAnsi="Arial"/>
+          <w:sz w:val="22"/>
+        </w:rPr>
+        <w:t xml:space="preserve"> </w:t>
+      </w:r>
+      <w:r>
+        <w:rPr>
+          <w:rFonts w:ascii="Arial" w:hAnsi="Arial"/>
+          <w:sz w:val="22"/>
+        </w:rPr>
+        <w:t xml:space="preserve">consideram indispensável tratar a estrutura aninhada, e maior do que a parcela entre</w:t>
+      </w:r>
+      <w:r>
+        <w:rPr>
+          <w:rFonts w:ascii="Arial" w:hAnsi="Arial"/>
+          <w:sz w:val="22"/>
+        </w:rPr>
+        <w:t xml:space="preserve"> </w:t>
+      </w:r>
+      <w:r>
+        <w:rPr>
+          <w:rFonts w:ascii="Arial" w:hAnsi="Arial"/>
+          <w:sz w:val="22"/>
+        </w:rPr>
+        <w:t xml:space="preserve">estados (cerca de 11%, no modelo alternativo com UF aleatória usado como robustez).</w:t>
+      </w:r>
+      <w:r>
+        <w:rPr>
+          <w:rFonts w:ascii="Arial" w:hAnsi="Arial"/>
+          <w:sz w:val="22"/>
+        </w:rPr>
+        <w:t xml:space="preserve"> </w:t>
+      </w:r>
+      <w:r>
+        <w:rPr>
+          <w:rFonts w:ascii="Arial" w:hAnsi="Arial"/>
+          <w:sz w:val="22"/>
+        </w:rPr>
+        <w:t xml:space="preserve">Ignorar essa estrutura trataria como independentes pessoas que compartilham o mesmo</w:t>
+      </w:r>
+      <w:r>
+        <w:rPr>
+          <w:rFonts w:ascii="Arial" w:hAnsi="Arial"/>
+          <w:sz w:val="22"/>
+        </w:rPr>
+        <w:t xml:space="preserve"> </w:t>
+      </w:r>
+      <w:r>
+        <w:rPr>
+          <w:rFonts w:ascii="Arial" w:hAnsi="Arial"/>
+          <w:sz w:val="22"/>
+        </w:rPr>
+        <w:t xml:space="preserve">mercado de trabalho local.</w:t>
+      </w:r>
+    </w:p>
+    <w:p>
+      <w:pPr>
+        <w:pStyle w:val="BodyText"/>
+        <w:spacing w:line="360" w:lineRule="auto" w:after="0"/>
+        <w:ind w:firstLine="709"/>
+        <w:jc w:val="both"/>
+      </w:pPr>
+      <w:r>
+        <w:rPr>
+          <w:rFonts w:ascii="Arial" w:hAnsi="Arial"/>
+          <w:b/>
+          <w:bCs/>
+          <w:sz w:val="22"/>
+        </w:rPr>
+        <w:t xml:space="preserve">Comparar vizinhos reduz o gap em cerca de 40%.</w:t>
+      </w:r>
+      <w:r>
+        <w:rPr>
+          <w:rFonts w:ascii="Arial" w:hAnsi="Arial"/>
+          <w:sz w:val="22"/>
+        </w:rPr>
+        <w:t xml:space="preserve"> </w:t>
+      </w:r>
+      <w:r>
+        <w:rPr>
+          <w:rFonts w:ascii="Arial" w:hAnsi="Arial"/>
+          <w:sz w:val="22"/>
+        </w:rPr>
+        <w:t xml:space="preserve">Com escolaridade, idade, sexo, horas, situação urbana e ano, mas</w:t>
+      </w:r>
+      <w:r>
+        <w:rPr>
+          <w:rFonts w:ascii="Arial" w:hAnsi="Arial"/>
+          <w:sz w:val="22"/>
+        </w:rPr>
+        <w:t xml:space="preserve"> </w:t>
+      </w:r>
+      <w:r>
+        <w:rPr>
+          <w:rFonts w:ascii="Arial" w:hAnsi="Arial"/>
+          <w:sz w:val="22"/>
+        </w:rPr>
+        <w:t xml:space="preserve">sem</w:t>
+      </w:r>
+      <w:r>
+        <w:rPr>
+          <w:rFonts w:ascii="Arial" w:hAnsi="Arial"/>
+          <w:sz w:val="22"/>
+        </w:rPr>
+        <w:t xml:space="preserve"> </w:t>
+      </w:r>
+      <w:r>
+        <w:rPr>
+          <w:rFonts w:ascii="Arial" w:hAnsi="Arial"/>
+          <w:sz w:val="22"/>
+        </w:rPr>
+        <w:t xml:space="preserve">nenhum</w:t>
+      </w:r>
+      <w:r>
+        <w:rPr>
+          <w:rFonts w:ascii="Arial" w:hAnsi="Arial"/>
+          <w:sz w:val="22"/>
+        </w:rPr>
+        <w:t xml:space="preserve"> </w:t>
+      </w:r>
+      <w:r>
+        <w:rPr>
+          <w:rFonts w:ascii="Arial" w:hAnsi="Arial"/>
+          <w:sz w:val="22"/>
+        </w:rPr>
+        <w:t xml:space="preserve">efeito de bairro (OLS com efeitos fixos de UF, Subseção</w:t>
+      </w:r>
+      <w:r>
+        <w:rPr>
+          <w:rFonts w:ascii="Arial" w:hAnsi="Arial"/>
+          <w:sz w:val="22"/>
+        </w:rPr>
+        <w:t xml:space="preserve"> </w:t>
+      </w:r>
+      <w:r>
+        <w:rPr>
+          <w:rFonts w:ascii="Arial" w:hAnsi="Arial"/>
+          <w:sz w:val="22"/>
+        </w:rPr>
+        <w:t xml:space="preserve">“Inferência: erros-padrão agrupados, poucos clusters e pesos”</w:t>
+      </w:r>
+      <w:r>
+        <w:rPr>
+          <w:rFonts w:ascii="Arial" w:hAnsi="Arial"/>
+          <w:sz w:val="22"/>
+        </w:rPr>
+        <w:t xml:space="preserve">),</w:t>
+      </w:r>
+      <w:r>
+        <w:rPr>
+          <w:rFonts w:ascii="Arial" w:hAnsi="Arial"/>
+          <w:sz w:val="22"/>
+        </w:rPr>
+        <w:t xml:space="preserve"> </w:t>
+      </w:r>
+      <w:r>
+        <w:rPr>
+          <w:rFonts w:ascii="Arial" w:hAnsi="Arial"/>
+          <w:sz w:val="22"/>
+        </w:rPr>
+        <w:t xml:space="preserve">trabalhadores negros recebem</w:t>
+      </w:r>
+      <w:r>
+        <w:rPr>
+          <w:rFonts w:ascii="Arial" w:hAnsi="Arial"/>
+          <w:sz w:val="22"/>
+        </w:rPr>
+        <w:t xml:space="preserve"> </w:t>
+      </w:r>
+      <w:r>
+        <w:rPr>
+          <w:rFonts w:ascii="Arial" w:hAnsi="Arial"/>
+          <w:b/>
+          <w:bCs/>
+          <w:sz w:val="22"/>
+        </w:rPr>
+        <w:t xml:space="preserve">10,5% a menos</w:t>
+      </w:r>
+      <w:r>
+        <w:rPr>
+          <w:rFonts w:ascii="Arial" w:hAnsi="Arial"/>
+          <w:sz w:val="22"/>
+        </w:rPr>
+        <w:t xml:space="preserve"> </w:t>
+      </w:r>
+      <w:r>
+        <w:rPr>
+          <w:rFonts w:ascii="Arial" w:hAnsi="Arial"/>
+          <w:sz w:val="22"/>
+        </w:rPr>
+        <w:t xml:space="preserve">que brancos comparáveis</w:t>
+      </w:r>
+      <w:r>
+        <w:rPr>
+          <w:rFonts w:ascii="Arial" w:hAnsi="Arial"/>
+          <w:sz w:val="22"/>
+        </w:rPr>
+        <w:t xml:space="preserve"> </w:t>
+      </w:r>
+      <w:r>
+        <w:rPr>
+          <w:rFonts w:ascii="Arial" w:hAnsi="Arial"/>
+          <w:sz w:val="22"/>
+        </w:rPr>
+        <w:t xml:space="preserve">(</w:t>
+      </w:r>
+      <m:oMath>
+        <m:acc>
+          <m:accPr>
+            <m:chr m:val="̂"/>
+          </m:accPr>
+          <m:e>
+            <m:r>
+              <m:t>β</m:t>
+            </m:r>
+          </m:e>
+        </m:acc>
+        <m:r>
+          <m:rPr>
+            <m:sty m:val="p"/>
+          </m:rPr>
+          <m:t>=</m:t>
+        </m:r>
+        <m:r>
+          <m:rPr>
+            <m:sty m:val="p"/>
+          </m:rPr>
+          <m:t>−</m:t>
+        </m:r>
+        <m:r>
+          <m:t>0</m:t>
+        </m:r>
+        <m:r>
+          <m:rPr>
+            <m:sty m:val="p"/>
+          </m:rPr>
+          <m:t>,</m:t>
+        </m:r>
+        <m:r>
+          <m:t>1104</m:t>
+        </m:r>
+      </m:oMath>
+      <w:r>
+        <w:rPr>
+          <w:rFonts w:ascii="Arial" w:hAnsi="Arial"/>
+          <w:sz w:val="22"/>
+        </w:rPr>
+        <w:t xml:space="preserve">)</w:t>
+      </w:r>
+      <w:r>
+        <w:rPr>
+          <w:rStyle w:val="FootnoteReference"/>
+          <w:rFonts w:ascii="Arial" w:hAnsi="Arial"/>
+          <w:sz w:val="22"/>
+          <w:vertAlign w:val="superscript"/>
+        </w:rPr>
+        <w:footnoteReference w:id="37"/>
+      </w:r>
+      <w:r>
+        <w:rPr>
+          <w:rFonts w:ascii="Arial" w:hAnsi="Arial"/>
+          <w:sz w:val="22"/>
+        </w:rPr>
+        <w:t xml:space="preserve">. O M1 acrescenta o intercepto aleatório de UPA — na</w:t>
+      </w:r>
+      <w:r>
+        <w:rPr>
+          <w:rFonts w:ascii="Arial" w:hAnsi="Arial"/>
+          <w:sz w:val="22"/>
+        </w:rPr>
+        <w:t xml:space="preserve"> </w:t>
+      </w:r>
+      <w:r>
+        <w:rPr>
+          <w:rFonts w:ascii="Arial" w:hAnsi="Arial"/>
+          <w:sz w:val="22"/>
+        </w:rPr>
+        <w:t xml:space="preserve">prática, um nível de renda próprio para cada bairro — e com ele a comparação deixa de</w:t>
+      </w:r>
+      <w:r>
+        <w:rPr>
+          <w:rFonts w:ascii="Arial" w:hAnsi="Arial"/>
+          <w:sz w:val="22"/>
+        </w:rPr>
+        <w:t xml:space="preserve"> </w:t>
+      </w:r>
+      <w:r>
+        <w:rPr>
+          <w:rFonts w:ascii="Arial" w:hAnsi="Arial"/>
+          <w:sz w:val="22"/>
+        </w:rPr>
+        <w:t xml:space="preserve">ser entre todos os trabalhadores do país e passa a ser entre negros e brancos</w:t>
+      </w:r>
+      <w:r>
+        <w:rPr>
+          <w:rFonts w:ascii="Arial" w:hAnsi="Arial"/>
+          <w:sz w:val="22"/>
+        </w:rPr>
+        <w:t xml:space="preserve"> </w:t>
+      </w:r>
+      <w:r>
+        <w:rPr>
+          <w:rFonts w:ascii="Arial" w:hAnsi="Arial"/>
+          <w:sz w:val="22"/>
+        </w:rPr>
+        <w:t xml:space="preserve">do</w:t>
+      </w:r>
+      <w:r>
+        <w:rPr>
+          <w:rFonts w:ascii="Arial" w:hAnsi="Arial"/>
+          <w:sz w:val="22"/>
+        </w:rPr>
+        <w:t xml:space="preserve"> </w:t>
+      </w:r>
+      <w:r>
+        <w:rPr>
+          <w:rFonts w:ascii="Arial" w:hAnsi="Arial"/>
+          <w:sz w:val="22"/>
+        </w:rPr>
+        <w:t xml:space="preserve">mesmo bairro</w:t>
+      </w:r>
+      <w:r>
+        <w:rPr>
+          <w:rFonts w:ascii="Arial" w:hAnsi="Arial"/>
+          <w:sz w:val="22"/>
+        </w:rPr>
+        <w:t xml:space="preserve">: a penalidade cai para</w:t>
+      </w:r>
+      <w:r>
+        <w:rPr>
+          <w:rFonts w:ascii="Arial" w:hAnsi="Arial"/>
+          <w:sz w:val="22"/>
+        </w:rPr>
+        <w:t xml:space="preserve"> </w:t>
+      </w:r>
+      <w:r>
+        <w:rPr>
+          <w:rFonts w:ascii="Arial" w:hAnsi="Arial"/>
+          <w:b/>
+          <w:bCs/>
+          <w:sz w:val="22"/>
+        </w:rPr>
+        <w:t xml:space="preserve">6,5%</w:t>
+      </w:r>
+      <w:r>
+        <w:rPr>
+          <w:rStyle w:val="FootnoteReference"/>
+          <w:rFonts w:ascii="Arial" w:hAnsi="Arial"/>
+          <w:sz w:val="22"/>
+          <w:vertAlign w:val="superscript"/>
+        </w:rPr>
+        <w:footnoteReference w:id="38"/>
+      </w:r>
+      <w:r>
+        <w:rPr>
+          <w:rFonts w:ascii="Arial" w:hAnsi="Arial"/>
+          <w:sz w:val="22"/>
+        </w:rPr>
+        <w:t xml:space="preserve">. Medida na régua do gap agregado,</w:t>
+      </w:r>
+      <w:r>
+        <w:rPr>
+          <w:rFonts w:ascii="Arial" w:hAnsi="Arial"/>
+          <w:sz w:val="22"/>
+        </w:rPr>
+        <w:t xml:space="preserve"> </w:t>
+      </w:r>
+      <w:r>
+        <w:rPr>
+          <w:rFonts w:ascii="Arial" w:hAnsi="Arial"/>
+          <w:b/>
+          <w:bCs/>
+          <w:sz w:val="22"/>
+        </w:rPr>
+        <w:t xml:space="preserve">39,5% da distância já foi percorrida</w:t>
+      </w:r>
+      <w:r>
+        <w:rPr>
+          <w:rFonts w:ascii="Arial" w:hAnsi="Arial"/>
+          <w:sz w:val="22"/>
+        </w:rPr>
+        <w:t xml:space="preserve"> </w:t>
+      </w:r>
+      <w:r>
+        <w:rPr>
+          <w:rFonts w:ascii="Arial" w:hAnsi="Arial"/>
+          <w:sz w:val="22"/>
+        </w:rPr>
+        <w:t xml:space="preserve">— percorrida no sentido de</w:t>
+      </w:r>
+      <w:r>
+        <w:rPr>
+          <w:rFonts w:ascii="Arial" w:hAnsi="Arial"/>
+          <w:sz w:val="22"/>
+        </w:rPr>
+        <w:t xml:space="preserve"> </w:t>
+      </w:r>
+      <w:r>
+        <w:rPr>
+          <w:rFonts w:ascii="Arial" w:hAnsi="Arial"/>
+          <w:sz w:val="22"/>
+        </w:rPr>
+        <w:t xml:space="preserve">atribuída a um fator observável, e não no sentido de explicada sem discriminação, já que</w:t>
+      </w:r>
+      <w:r>
+        <w:rPr>
+          <w:rFonts w:ascii="Arial" w:hAnsi="Arial"/>
+          <w:sz w:val="22"/>
+        </w:rPr>
+        <w:t xml:space="preserve"> </w:t>
+      </w:r>
+      <w:r>
+        <w:rPr>
+          <w:rFonts w:ascii="Arial" w:hAnsi="Arial"/>
+          <w:sz w:val="22"/>
+        </w:rPr>
+        <w:t xml:space="preserve">o bairro em que se consegue morar é ele próprio produto de exclusão. Esse é o teste da</w:t>
+      </w:r>
+      <w:r>
+        <w:rPr>
+          <w:rFonts w:ascii="Arial" w:hAnsi="Arial"/>
+          <w:sz w:val="22"/>
+        </w:rPr>
+        <w:t xml:space="preserve"> </w:t>
+      </w:r>
+      <w:r>
+        <w:rPr>
+          <w:rFonts w:ascii="Arial" w:hAnsi="Arial"/>
+          <w:sz w:val="22"/>
+        </w:rPr>
+        <w:t xml:space="preserve">Hipótese H1, e ele passa: negros e brancos com o mesmo capital humano não moram nos</w:t>
+      </w:r>
+      <w:r>
+        <w:rPr>
+          <w:rFonts w:ascii="Arial" w:hAnsi="Arial"/>
+          <w:sz w:val="22"/>
+        </w:rPr>
+        <w:t xml:space="preserve"> </w:t>
+      </w:r>
+      <w:r>
+        <w:rPr>
+          <w:rFonts w:ascii="Arial" w:hAnsi="Arial"/>
+          <w:sz w:val="22"/>
+        </w:rPr>
+        <w:t xml:space="preserve">mesmos bairros, e os bairros pagam diferente. Os controles individuais explicam, além</w:t>
+      </w:r>
+      <w:r>
+        <w:rPr>
+          <w:rFonts w:ascii="Arial" w:hAnsi="Arial"/>
+          <w:sz w:val="22"/>
+        </w:rPr>
+        <w:t xml:space="preserve"> </w:t>
+      </w:r>
+      <w:r>
+        <w:rPr>
+          <w:rFonts w:ascii="Arial" w:hAnsi="Arial"/>
+          <w:sz w:val="22"/>
+        </w:rPr>
+        <w:t xml:space="preserve">disso, 66,5% da variância entre bairros do M0 — parte do que parecia</w:t>
+      </w:r>
+      <w:r>
+        <w:rPr>
+          <w:rFonts w:ascii="Arial" w:hAnsi="Arial"/>
+          <w:sz w:val="22"/>
+        </w:rPr>
+        <w:t xml:space="preserve"> </w:t>
+      </w:r>
+      <w:r>
+        <w:rPr>
+          <w:rFonts w:ascii="Arial" w:hAnsi="Arial"/>
+          <w:sz w:val="22"/>
+        </w:rPr>
+        <w:t xml:space="preserve">“bairro”</w:t>
+      </w:r>
+      <w:r>
+        <w:rPr>
+          <w:rFonts w:ascii="Arial" w:hAnsi="Arial"/>
+          <w:sz w:val="22"/>
+        </w:rPr>
+        <w:t xml:space="preserve"> </w:t>
+      </w:r>
+      <w:r>
+        <w:rPr>
+          <w:rFonts w:ascii="Arial" w:hAnsi="Arial"/>
+          <w:sz w:val="22"/>
+        </w:rPr>
+        <w:t xml:space="preserve">é composição de quem mora nele.</w:t>
+      </w:r>
+    </w:p>
+    <w:p>
+      <w:pPr>
+        <w:pStyle w:val="BodyText"/>
+        <w:spacing w:line="360" w:lineRule="auto" w:after="0"/>
+        <w:ind w:firstLine="709"/>
+        <w:jc w:val="both"/>
+      </w:pPr>
+      <w:r>
+        <w:rPr>
+          <w:rFonts w:ascii="Arial" w:hAnsi="Arial"/>
+          <w:sz w:val="22"/>
+        </w:rPr>
+        <w:t xml:space="preserve">Vale guardar a frase: 39</w:t>
+      </w:r>
+      <w:r>
+        <w:rPr>
+          <w:rFonts w:ascii="Arial" w:hAnsi="Arial"/>
+          <w:sz w:val="22"/>
+        </w:rPr>
+        <w:t xml:space="preserve">,</w:t>
+      </w:r>
+      <w:r>
+        <w:rPr>
+          <w:rFonts w:ascii="Arial" w:hAnsi="Arial"/>
+          <w:sz w:val="22"/>
+        </w:rPr>
+        <w:t xml:space="preserve">5% do gap racial não separam duas pessoas,</w:t>
+      </w:r>
+      <w:r>
+        <w:rPr>
+          <w:rFonts w:ascii="Arial" w:hAnsi="Arial"/>
+          <w:sz w:val="22"/>
+        </w:rPr>
+        <w:t xml:space="preserve"> </w:t>
+      </w:r>
+      <w:r>
+        <w:rPr>
+          <w:rFonts w:ascii="Arial" w:hAnsi="Arial"/>
+          <w:sz w:val="22"/>
+        </w:rPr>
+        <w:t xml:space="preserve">separam dois endereços. Resta saber o que, num endereço, produz essa diferença.</w:t>
+      </w:r>
+    </w:p>
+    <w:p>
+      <w:pPr>
+        <w:pStyle w:val="BodyText"/>
+        <w:spacing w:line="360" w:lineRule="auto" w:after="0"/>
+        <w:ind w:firstLine="709"/>
+        <w:jc w:val="both"/>
+      </w:pPr>
+      <w:r>
+        <w:rPr>
+          <w:rFonts w:ascii="Arial" w:hAnsi="Arial"/>
+          <w:b/>
+          <w:bCs/>
+          <w:sz w:val="22"/>
+        </w:rPr>
+        <w:t xml:space="preserve">Morar onde moram os negros custa outra vez.</w:t>
+      </w:r>
+      <w:r>
+        <w:rPr>
+          <w:rFonts w:ascii="Arial" w:hAnsi="Arial"/>
+          <w:sz w:val="22"/>
+        </w:rPr>
+        <w:t xml:space="preserve"> </w:t>
+      </w:r>
+      <w:r>
+        <w:rPr>
+          <w:rFonts w:ascii="Arial" w:hAnsi="Arial"/>
+          <w:sz w:val="22"/>
+        </w:rPr>
+        <w:t xml:space="preserve">O M2 pergunta o que, num bairro, faz a renda ser mais alta ou mais baixa, e responde com</w:t>
+      </w:r>
+      <w:r>
+        <w:rPr>
+          <w:rFonts w:ascii="Arial" w:hAnsi="Arial"/>
+          <w:sz w:val="22"/>
+        </w:rPr>
+        <w:t xml:space="preserve"> </w:t>
+      </w:r>
+      <w:r>
+        <w:rPr>
+          <w:rFonts w:ascii="Arial" w:hAnsi="Arial"/>
+          <w:sz w:val="22"/>
+        </w:rPr>
+        <w:t xml:space="preserve">três covariáveis de nível 2 que juntas explicam 55,2% da variância</w:t>
+      </w:r>
+      <w:r>
+        <w:rPr>
+          <w:rFonts w:ascii="Arial" w:hAnsi="Arial"/>
+          <w:sz w:val="22"/>
+        </w:rPr>
+        <w:t xml:space="preserve"> </w:t>
+      </w:r>
+      <w:r>
+        <w:rPr>
+          <w:rFonts w:ascii="Arial" w:hAnsi="Arial"/>
+          <w:sz w:val="22"/>
+        </w:rPr>
+        <w:t xml:space="preserve">entre bairros que restava no M1</w:t>
+      </w:r>
+      <w:r>
+        <w:rPr>
+          <w:rStyle w:val="FootnoteReference"/>
+          <w:rFonts w:ascii="Arial" w:hAnsi="Arial"/>
+          <w:sz w:val="22"/>
+          <w:vertAlign w:val="superscript"/>
+        </w:rPr>
+        <w:footnoteReference w:id="39"/>
+      </w:r>
+      <w:r>
+        <w:rPr>
+          <w:rFonts w:ascii="Arial" w:hAnsi="Arial"/>
+          <w:sz w:val="22"/>
+        </w:rPr>
+        <w:t xml:space="preserve">. A mais eloquente é a</w:t>
+      </w:r>
+      <w:r>
+        <w:rPr>
+          <w:rFonts w:ascii="Arial" w:hAnsi="Arial"/>
+          <w:sz w:val="22"/>
+        </w:rPr>
+        <w:t xml:space="preserve"> </w:t>
+      </w:r>
+      <w:r>
+        <w:rPr>
+          <w:rFonts w:ascii="Arial" w:hAnsi="Arial"/>
+          <w:sz w:val="22"/>
+        </w:rPr>
+        <w:t xml:space="preserve">composição racial:</w:t>
+      </w:r>
+      <w:r>
+        <w:rPr>
+          <w:rFonts w:ascii="Arial" w:hAnsi="Arial"/>
+          <w:sz w:val="22"/>
+        </w:rPr>
+        <w:t xml:space="preserve"> </w:t>
+      </w:r>
+      <m:oMath>
+        <m:sSub>
+          <m:e>
+            <m:acc>
+              <m:accPr>
+                <m:chr m:val="̂"/>
+              </m:accPr>
+              <m:e>
+                <m:r>
+                  <m:t>γ</m:t>
+                </m:r>
+              </m:e>
+            </m:acc>
+          </m:e>
+          <m:sub>
+            <m:r>
+              <m:t>01</m:t>
+            </m:r>
+          </m:sub>
+        </m:sSub>
+        <m:r>
+          <m:rPr>
+            <m:sty m:val="p"/>
+          </m:rPr>
+          <m:t>=</m:t>
+        </m:r>
+        <m:r>
+          <m:rPr>
+            <m:sty m:val="p"/>
+          </m:rPr>
+          <m:t>−</m:t>
+        </m:r>
+        <m:r>
+          <m:t>0</m:t>
+        </m:r>
+        <m:r>
+          <m:rPr>
+            <m:sty m:val="p"/>
+          </m:rPr>
+          <m:t>,</m:t>
+        </m:r>
+        <m:r>
+          <m:t>1272</m:t>
+        </m:r>
+      </m:oMath>
+      <w:r>
+        <w:rPr>
+          <w:rFonts w:ascii="Arial" w:hAnsi="Arial"/>
+          <w:sz w:val="22"/>
+        </w:rPr>
+        <w:t xml:space="preserve"> </w:t>
+      </w:r>
+      <w:r>
+        <w:rPr>
+          <w:rFonts w:ascii="Arial" w:hAnsi="Arial"/>
+          <w:sz w:val="22"/>
+        </w:rPr>
+        <w:t xml:space="preserve">significa que um desvio-padrão a mais</w:t>
+      </w:r>
+      <w:r>
+        <w:rPr>
+          <w:rFonts w:ascii="Arial" w:hAnsi="Arial"/>
+          <w:sz w:val="22"/>
+        </w:rPr>
+        <w:t xml:space="preserve"> </w:t>
+      </w:r>
+      <w:r>
+        <w:rPr>
+          <w:rFonts w:ascii="Arial" w:hAnsi="Arial"/>
+          <w:sz w:val="22"/>
+        </w:rPr>
+        <w:t xml:space="preserve">na proporção de moradores negros da UPA reduz o rendimento de</w:t>
+      </w:r>
+      <w:r>
+        <w:rPr>
+          <w:rFonts w:ascii="Arial" w:hAnsi="Arial"/>
+          <w:sz w:val="22"/>
+        </w:rPr>
+        <w:t xml:space="preserve"> </w:t>
+      </w:r>
+      <w:r>
+        <w:rPr>
+          <w:rFonts w:ascii="Arial" w:hAnsi="Arial"/>
+          <w:sz w:val="22"/>
+        </w:rPr>
+        <w:t xml:space="preserve">todos</w:t>
+      </w:r>
+      <w:r>
+        <w:rPr>
+          <w:rFonts w:ascii="Arial" w:hAnsi="Arial"/>
+          <w:sz w:val="22"/>
+        </w:rPr>
+        <w:t xml:space="preserve"> </w:t>
+      </w:r>
+      <w:r>
+        <w:rPr>
+          <w:rFonts w:ascii="Arial" w:hAnsi="Arial"/>
+          <w:sz w:val="22"/>
+        </w:rPr>
+        <w:t xml:space="preserve">os moradores,</w:t>
+      </w:r>
+      <w:r>
+        <w:rPr>
+          <w:rFonts w:ascii="Arial" w:hAnsi="Arial"/>
+          <w:sz w:val="22"/>
+        </w:rPr>
+        <w:t xml:space="preserve"> </w:t>
+      </w:r>
+      <w:r>
+        <w:rPr>
+          <w:rFonts w:ascii="Arial" w:hAnsi="Arial"/>
+          <w:sz w:val="22"/>
+        </w:rPr>
+        <w:t xml:space="preserve">negros e brancos, em 0,13 log-pontos — cerca de 2</w:t>
+      </w:r>
+      <w:r>
+        <w:rPr>
+          <w:rFonts w:ascii="Arial" w:hAnsi="Arial"/>
+          <w:sz w:val="22"/>
+        </w:rPr>
+        <w:t xml:space="preserve">,</w:t>
+      </w:r>
+      <w:r>
+        <w:rPr>
+          <w:rFonts w:ascii="Arial" w:hAnsi="Arial"/>
+          <w:sz w:val="22"/>
+        </w:rPr>
+        <w:t xml:space="preserve">0 vezes a</w:t>
+      </w:r>
+      <w:r>
+        <w:rPr>
+          <w:rFonts w:ascii="Arial" w:hAnsi="Arial"/>
+          <w:sz w:val="22"/>
+        </w:rPr>
+        <w:t xml:space="preserve"> </w:t>
+      </w:r>
+      <w:r>
+        <w:rPr>
+          <w:rFonts w:ascii="Arial" w:hAnsi="Arial"/>
+          <w:sz w:val="22"/>
+        </w:rPr>
+        <w:t xml:space="preserve">penalidade que um trabalhador negro carrega individualmente no mesmo modelo. É a evidência</w:t>
+      </w:r>
+      <w:r>
+        <w:rPr>
+          <w:rFonts w:ascii="Arial" w:hAnsi="Arial"/>
+          <w:sz w:val="22"/>
+        </w:rPr>
+        <w:t xml:space="preserve"> </w:t>
+      </w:r>
+      <w:r>
+        <w:rPr>
+          <w:rFonts w:ascii="Arial" w:hAnsi="Arial"/>
+          <w:sz w:val="22"/>
+        </w:rPr>
+        <w:t xml:space="preserve">mais direta da</w:t>
+      </w:r>
+      <w:r>
+        <w:rPr>
+          <w:rFonts w:ascii="Arial" w:hAnsi="Arial"/>
+          <w:sz w:val="22"/>
+        </w:rPr>
+        <w:t xml:space="preserve"> </w:t>
+      </w:r>
+      <w:r>
+        <w:rPr>
+          <w:rFonts w:ascii="Arial" w:hAnsi="Arial"/>
+          <w:sz w:val="22"/>
+        </w:rPr>
+        <w:t xml:space="preserve">dupla desvantagem</w:t>
+      </w:r>
+      <w:r>
+        <w:rPr>
+          <w:rFonts w:ascii="Arial" w:hAnsi="Arial"/>
+          <w:sz w:val="22"/>
+        </w:rPr>
+        <w:t xml:space="preserve">: ser negro custa, e morar onde moram os negros</w:t>
+      </w:r>
+      <w:r>
+        <w:rPr>
+          <w:rFonts w:ascii="Arial" w:hAnsi="Arial"/>
+          <w:sz w:val="22"/>
+        </w:rPr>
+        <w:t xml:space="preserve"> </w:t>
+      </w:r>
+      <w:r>
+        <w:rPr>
+          <w:rFonts w:ascii="Arial" w:hAnsi="Arial"/>
+          <w:sz w:val="22"/>
+        </w:rPr>
+        <w:t xml:space="preserve">custa outra vez, inclusive para quem não é negro. Já o coeficiente individual mal se move</w:t>
+      </w:r>
+      <w:r>
+        <w:rPr>
+          <w:rFonts w:ascii="Arial" w:hAnsi="Arial"/>
+          <w:sz w:val="22"/>
+        </w:rPr>
+        <w:t xml:space="preserve"> </w:t>
+      </w:r>
+      <w:r>
+        <w:rPr>
+          <w:rFonts w:ascii="Arial" w:hAnsi="Arial"/>
+          <w:sz w:val="22"/>
+        </w:rPr>
+        <w:t xml:space="preserve">(de</w:t>
+      </w:r>
+      <w:r>
+        <w:rPr>
+          <w:rFonts w:ascii="Arial" w:hAnsi="Arial"/>
+          <w:sz w:val="22"/>
+        </w:rPr>
+        <w:t xml:space="preserve"> </w:t>
+      </w:r>
+      <m:oMath>
+        <m:r>
+          <m:rPr>
+            <m:sty m:val="p"/>
+          </m:rPr>
+          <m:t>−</m:t>
+        </m:r>
+        <m:r>
+          <m:t>0</m:t>
+        </m:r>
+        <m:r>
+          <m:rPr>
+            <m:sty m:val="p"/>
+          </m:rPr>
+          <m:t>,</m:t>
+        </m:r>
+        <m:r>
+          <m:t>0669</m:t>
+        </m:r>
+      </m:oMath>
+      <w:r>
+        <w:rPr>
+          <w:rFonts w:ascii="Arial" w:hAnsi="Arial"/>
+          <w:sz w:val="22"/>
+        </w:rPr>
+        <w:t xml:space="preserve"> </w:t>
+      </w:r>
+      <w:r>
+        <w:rPr>
+          <w:rFonts w:ascii="Arial" w:hAnsi="Arial"/>
+          <w:sz w:val="22"/>
+        </w:rPr>
+        <w:t xml:space="preserve">para</w:t>
+      </w:r>
+      <w:r>
+        <w:rPr>
+          <w:rFonts w:ascii="Arial" w:hAnsi="Arial"/>
+          <w:sz w:val="22"/>
+        </w:rPr>
+        <w:t xml:space="preserve"> </w:t>
+      </w:r>
+      <m:oMath>
+        <m:r>
+          <m:rPr>
+            <m:sty m:val="p"/>
+          </m:rPr>
+          <m:t>−</m:t>
+        </m:r>
+        <m:r>
+          <m:t>0</m:t>
+        </m:r>
+        <m:r>
+          <m:rPr>
+            <m:sty m:val="p"/>
+          </m:rPr>
+          <m:t>,</m:t>
+        </m:r>
+        <m:r>
+          <m:t>0637</m:t>
+        </m:r>
+      </m:oMath>
+      <w:r>
+        <w:rPr>
+          <w:rFonts w:ascii="Arial" w:hAnsi="Arial"/>
+          <w:sz w:val="22"/>
+        </w:rPr>
+        <w:t xml:space="preserve">): acrescentar a composição do bairro quase não altera a</w:t>
+      </w:r>
+      <w:r>
+        <w:rPr>
+          <w:rFonts w:ascii="Arial" w:hAnsi="Arial"/>
+          <w:sz w:val="22"/>
+        </w:rPr>
+        <w:t xml:space="preserve"> </w:t>
+      </w:r>
+      <w:r>
+        <w:rPr>
+          <w:rFonts w:ascii="Arial" w:hAnsi="Arial"/>
+          <w:sz w:val="22"/>
+        </w:rPr>
+        <w:t xml:space="preserve">penalidade racial média — as duas desvantagens se somam, em vez de uma explicar a outra.</w:t>
+      </w:r>
+    </w:p>
+    <w:p>
+      <w:pPr>
+        <w:pStyle w:val="BodyText"/>
+        <w:spacing w:line="360" w:lineRule="auto" w:after="0"/>
+        <w:ind w:firstLine="709"/>
+        <w:jc w:val="both"/>
+      </w:pPr>
+      <w:r>
+        <w:rPr>
+          <w:rFonts w:ascii="Arial" w:hAnsi="Arial"/>
+          <w:sz w:val="22"/>
+        </w:rPr>
+        <w:t>Em uma frase: o bairro cobra duas vezes — da pessoa negra, pela cor; e de todos</w:t>
+      </w:r>
+      <w:r>
+        <w:rPr>
+          <w:rFonts w:ascii="Arial" w:hAnsi="Arial"/>
+          <w:sz w:val="22"/>
+        </w:rPr>
+        <w:t xml:space="preserve"> </w:t>
+      </w:r>
+      <w:r>
+        <w:rPr>
+          <w:rFonts w:ascii="Arial" w:hAnsi="Arial"/>
+          <w:sz w:val="22"/>
+        </w:rPr>
+        <w:t xml:space="preserve">os que moram ali, pela composição racial do lugar.</w:t>
+      </w:r>
+    </w:p>
+    <w:p>
+      <w:pPr>
+        <w:pStyle w:val="BodyText"/>
+        <w:spacing w:line="360" w:lineRule="auto" w:after="0"/>
+        <w:ind w:firstLine="709"/>
+        <w:jc w:val="both"/>
+      </w:pPr>
+      <w:r>
+        <w:rPr>
+          <w:rFonts w:ascii="Arial" w:hAnsi="Arial"/>
+          <w:b/>
+          <w:bCs/>
+          <w:sz w:val="22"/>
+        </w:rPr>
+        <w:t xml:space="preserve">Acrescentar o estado não move a régua.</w:t>
+      </w:r>
+      <w:r>
+        <w:rPr>
+          <w:rFonts w:ascii="Arial" w:hAnsi="Arial"/>
+          <w:sz w:val="22"/>
+        </w:rPr>
+        <w:t xml:space="preserve"> </w:t>
+      </w:r>
+      <w:r>
+        <w:rPr>
+          <w:rFonts w:ascii="Arial" w:hAnsi="Arial"/>
+          <w:sz w:val="22"/>
+        </w:rPr>
+        <w:t xml:space="preserve">Com os efeitos fixos de UF, a penalidade é de</w:t>
+      </w:r>
+      <w:r>
+        <w:rPr>
+          <w:rFonts w:ascii="Arial" w:hAnsi="Arial"/>
+          <w:sz w:val="22"/>
+        </w:rPr>
+        <w:t xml:space="preserve"> </w:t>
+      </w:r>
+      <w:r>
+        <w:rPr>
+          <w:rFonts w:ascii="Arial" w:hAnsi="Arial"/>
+          <w:b/>
+          <w:bCs/>
+          <w:sz w:val="22"/>
+        </w:rPr>
+        <w:t xml:space="preserve">6,1%</w:t>
+      </w:r>
+      <w:r>
+        <w:rPr>
+          <w:rFonts w:ascii="Arial" w:hAnsi="Arial"/>
+          <w:sz w:val="22"/>
+        </w:rPr>
+        <w:t xml:space="preserve"> </w:t>
+      </w:r>
+      <w:r>
+        <w:rPr>
+          <w:rFonts w:ascii="Arial" w:hAnsi="Arial"/>
+          <w:sz w:val="22"/>
+        </w:rPr>
+        <w:t xml:space="preserve">(</w:t>
+      </w:r>
+      <m:oMath>
+        <m:sSubSup>
+          <m:e>
+            <m:acc>
+              <m:accPr>
+                <m:chr m:val="̂"/>
+              </m:accPr>
+              <m:e>
+                <m:r>
+                  <m:t>β</m:t>
+                </m:r>
+              </m:e>
+            </m:acc>
+          </m:e>
+          <m:sub>
+            <m:r>
+              <m:rPr>
+                <m:nor/>
+                <m:sty m:val="p"/>
+              </m:rPr>
+              <m:t>negro</m:t>
+            </m:r>
+          </m:sub>
+          <m:sup>
+            <m:r>
+              <m:t>M</m:t>
+            </m:r>
+            <m:r>
+              <m:t>3</m:t>
+            </m:r>
+          </m:sup>
+        </m:sSubSup>
+        <m:r>
+          <m:rPr>
+            <m:sty m:val="p"/>
+          </m:rPr>
+          <m:t>=</m:t>
+        </m:r>
+        <m:r>
+          <m:rPr>
+            <m:sty m:val="p"/>
+          </m:rPr>
+          <m:t>−</m:t>
+        </m:r>
+        <m:r>
+          <m:t>0</m:t>
+        </m:r>
+        <m:r>
+          <m:rPr>
+            <m:sty m:val="p"/>
+          </m:rPr>
+          <m:t>,</m:t>
+        </m:r>
+        <m:r>
+          <m:t>0629</m:t>
+        </m:r>
+      </m:oMath>
+      <w:r>
+        <w:rPr>
+          <w:rFonts w:ascii="Arial" w:hAnsi="Arial"/>
+          <w:sz w:val="22"/>
+        </w:rPr>
+        <w:t xml:space="preserve">). Na régua do gap</w:t>
+      </w:r>
+      <w:r>
+        <w:rPr>
+          <w:rFonts w:ascii="Arial" w:hAnsi="Arial"/>
+          <w:sz w:val="22"/>
+        </w:rPr>
+        <w:t xml:space="preserve"> </w:t>
+      </w:r>
+      <w:r>
+        <w:rPr>
+          <w:rFonts w:ascii="Arial" w:hAnsi="Arial"/>
+          <w:sz w:val="22"/>
+        </w:rPr>
+        <w:t xml:space="preserve">agregado, 43,0% — praticamente os mesmos 39,5% do M1. O</w:t>
+      </w:r>
+      <w:r>
+        <w:rPr>
+          <w:rFonts w:ascii="Arial" w:hAnsi="Arial"/>
+          <w:sz w:val="22"/>
+        </w:rPr>
+        <w:t xml:space="preserve"> </w:t>
+      </w:r>
+      <w:r>
+        <w:rPr>
+          <w:rFonts w:ascii="Arial" w:hAnsi="Arial"/>
+          <w:sz w:val="22"/>
+        </w:rPr>
+        <w:t xml:space="preserve">dado relevante aqui é o que</w:t>
+      </w:r>
+      <w:r>
+        <w:rPr>
+          <w:rFonts w:ascii="Arial" w:hAnsi="Arial"/>
+          <w:sz w:val="22"/>
+        </w:rPr>
+        <w:t xml:space="preserve"> </w:t>
+      </w:r>
+      <w:r>
+        <w:rPr>
+          <w:rFonts w:ascii="Arial" w:hAnsi="Arial"/>
+          <w:sz w:val="22"/>
+        </w:rPr>
+        <w:t xml:space="preserve">não</w:t>
+      </w:r>
+      <w:r>
+        <w:rPr>
+          <w:rFonts w:ascii="Arial" w:hAnsi="Arial"/>
+          <w:sz w:val="22"/>
+        </w:rPr>
+        <w:t xml:space="preserve"> </w:t>
+      </w:r>
+      <w:r>
+        <w:rPr>
+          <w:rFonts w:ascii="Arial" w:hAnsi="Arial"/>
+          <w:sz w:val="22"/>
+        </w:rPr>
+        <w:t xml:space="preserve">aconteceu: depois que a comparação já é entre</w:t>
+      </w:r>
+      <w:r>
+        <w:rPr>
+          <w:rFonts w:ascii="Arial" w:hAnsi="Arial"/>
+          <w:sz w:val="22"/>
+        </w:rPr>
+        <w:t xml:space="preserve"> </w:t>
+      </w:r>
+      <w:r>
+        <w:rPr>
+          <w:rFonts w:ascii="Arial" w:hAnsi="Arial"/>
+          <w:sz w:val="22"/>
+        </w:rPr>
+        <w:t xml:space="preserve">vizinhos, o contexto do bairro (M2) e a unidade da federação (M3) retiram pouco</w:t>
+      </w:r>
+      <w:r>
+        <w:rPr>
+          <w:rFonts w:ascii="Arial" w:hAnsi="Arial"/>
+          <w:sz w:val="22"/>
+        </w:rPr>
+        <w:t xml:space="preserve"> </w:t>
+      </w:r>
+      <w:r>
+        <w:rPr>
+          <w:rFonts w:ascii="Arial" w:hAnsi="Arial"/>
+          <w:sz w:val="22"/>
+        </w:rPr>
+        <w:t xml:space="preserve">mais do diferencial. É esse patamar que este trabalho chama de</w:t>
+      </w:r>
+      <w:r>
+        <w:rPr>
+          <w:rFonts w:ascii="Arial" w:hAnsi="Arial"/>
+          <w:sz w:val="22"/>
+        </w:rPr>
+        <w:t xml:space="preserve"> </w:t>
+      </w:r>
+      <w:r>
+        <w:rPr>
+          <w:rFonts w:ascii="Arial" w:hAnsi="Arial"/>
+          <w:b/>
+          <w:bCs/>
+          <w:sz w:val="22"/>
+        </w:rPr>
+        <w:t xml:space="preserve">gap líquido</w:t>
+      </w:r>
+      <w:r>
+        <w:rPr>
+          <w:rFonts w:ascii="Arial" w:hAnsi="Arial"/>
+          <w:sz w:val="22"/>
+        </w:rPr>
+        <w:t xml:space="preserve">: o</w:t>
+      </w:r>
+      <w:r>
+        <w:rPr>
+          <w:rFonts w:ascii="Arial" w:hAnsi="Arial"/>
+          <w:sz w:val="22"/>
+        </w:rPr>
+        <w:t xml:space="preserve"> </w:t>
+      </w:r>
+      <w:r>
+        <w:rPr>
+          <w:rFonts w:ascii="Arial" w:hAnsi="Arial"/>
+          <w:sz w:val="22"/>
+        </w:rPr>
+        <w:t xml:space="preserve">que capital humano, contexto de bairro e estado não explicam — um limite superior da</w:t>
+      </w:r>
+      <w:r>
+        <w:rPr>
+          <w:rFonts w:ascii="Arial" w:hAnsi="Arial"/>
+          <w:sz w:val="22"/>
+        </w:rPr>
+        <w:t xml:space="preserve"> </w:t>
+      </w:r>
+      <w:r>
+        <w:rPr>
+          <w:rFonts w:ascii="Arial" w:hAnsi="Arial"/>
+          <w:sz w:val="22"/>
+        </w:rPr>
+        <w:t xml:space="preserve">penalidade direta sob seleção em observáveis (o M4 é o inferior), e não uma medida de</w:t>
+      </w:r>
+      <w:r>
+        <w:rPr>
+          <w:rFonts w:ascii="Arial" w:hAnsi="Arial"/>
+          <w:sz w:val="22"/>
+        </w:rPr>
+        <w:t xml:space="preserve"> </w:t>
+      </w:r>
+      <w:r>
+        <w:rPr>
+          <w:rFonts w:ascii="Arial" w:hAnsi="Arial"/>
+          <w:sz w:val="22"/>
+        </w:rPr>
+        <w:t xml:space="preserve">discriminação.</w:t>
+      </w:r>
+      <w:r>
+        <w:rPr>
+          <w:rStyle w:val="FootnoteReference"/>
+          <w:rFonts w:ascii="Arial" w:hAnsi="Arial"/>
+          <w:sz w:val="22"/>
+          <w:vertAlign w:val="superscript"/>
+        </w:rPr>
+        <w:footnoteReference w:id="40"/>
       </w:r>
     </w:p>
     <w:p>
@@ -22503,7 +22490,7 @@
           <w:rFonts w:ascii="Arial" w:hAnsi="Arial"/>
           <w:sz w:val="22"/>
         </w:rPr>
-        <w:t xml:space="preserve">idênticos; o que difere é o tratamento das variáveis que são elas próprias desfecho</w:t>
+        <w:t>idênticos; o que difere é o tratamento das variáveis que são elas próprias desfecho</w:t>
       </w:r>
       <w:r>
         <w:rPr>
@@ -22546,7 +22533,7 @@
           <w:rFonts w:ascii="Arial" w:hAnsi="Arial"/>
           <w:sz w:val="22"/>
         </w:rPr>
-        <w:t xml:space="preserve">verdadeiro está. O número deste trabalho é o gap líquido de 6,1% do M3; o</w:t>
+        <w:t>verdadeiro está. O número deste trabalho é o gap líquido de 6,1% do M3; o</w:t>
       </w:r>
       <w:r>
         <w:rPr>
@@ -22898,7 +22885,7 @@
           <w:rFonts w:ascii="Arial" w:hAnsi="Arial"/>
           <w:sz w:val="22"/>
         </w:rPr>
-        <w:t xml:space="preserve">efeitos fixos de UF do M3 com IC 95% (referência: primeira UF); no painel B, a</w:t>
+        <w:t>efeitos fixos de UF do M3 com IC 95% (referência: primeira UF); no painel B, a</w:t>
       </w:r>
       <w:r>
         <w:rPr>
@@ -22968,7 +22955,7 @@
           <w:rFonts w:ascii="Arial" w:hAnsi="Arial"/>
           <w:sz w:val="22"/>
         </w:rPr>
-        <w:t xml:space="preserve">Nota: Como ler a Figura 1: cada ponto no painel A é um estado;</w:t>
+        <w:t>Nota: Como ler a Figura 1: cada ponto no painel A é um estado;</w:t>
       </w:r>
       <w:r>
         <w:rPr>
@@ -23124,7 +23111,7 @@
           <w:rFonts w:ascii="Arial" w:hAnsi="Arial"/>
           <w:sz w:val="22"/>
         </w:rPr>
-        <w:t xml:space="preserve">de cada bairro (amostra de 250 UPAs com brancos e negros) e, em azul, a média; no painel B,</w:t>
+        <w:t>de cada bairro (amostra de 250 UPAs com brancos e negros) e, em azul, a média; no painel B,</w:t>
       </w:r>
       <w:r>
         <w:rPr>
@@ -23507,7 +23494,7 @@
           <w:rFonts w:ascii="Arial" w:hAnsi="Arial"/>
           <w:sz w:val="22"/>
         </w:rPr>
-        <w:t xml:space="preserve">1% com pós-graduação; a diferença entre o bruto e o condicional, em cada nível, é o que idade, sexo, jornada, bairro e estado explicam ali. A composição também difere: os negros são 67% de quem está sem fundamental completo e 37% de quem está com pós-graduação. Como no restante do trabalho, são diferenças condicionais entre pessoas comparáveis, não o efeito de estudar mais.</w:t>
+        <w:t>1% com pós-graduação; a diferença entre o bruto e o condicional, em cada nível, é o que idade, sexo, jornada, bairro e estado explicam ali. A composição também difere: os negros são 67% de quem está sem fundamental completo e 37% de quem está com pós-graduação. Como no restante do trabalho, são diferenças condicionais entre pessoas comparáveis, não o efeito de estudar mais.</w:t>
       </w:r>
     </w:p>
     <w:p>
@@ -23995,7 +23982,7 @@
           <w:rFonts w:ascii="Arial" w:hAnsi="Arial"/>
           <w:sz w:val="22"/>
         </w:rPr>
-        <w:t xml:space="preserve">o gap racial encolhe de 10,5% (agregado) para 5,6% (M4); o que resta</w:t>
+        <w:t>o gap racial encolhe de 10,5% (agregado) para 5,6% (M4); o que resta</w:t>
       </w:r>
       <w:r>
         <w:rPr>
@@ -24734,7 +24721,7 @@
           <w:rFonts w:ascii="Arial" w:hAnsi="Arial"/>
           <w:sz w:val="22"/>
         </w:rPr>
-        <w:t xml:space="preserve">(HLM de dois níveis, indivíduos em UPA, com efeitos fixos de UF; PNAD Contínua</w:t>
+        <w:t>(HLM de dois níveis, indivíduos em UPA, com efeitos fixos de UF; PNAD Contínua</w:t>
       </w:r>
       <w:r>
         <w:rPr>
@@ -24776,7 +24763,7 @@
           <w:rFonts w:ascii="Arial" w:hAnsi="Arial"/>
           <w:sz w:val="22"/>
         </w:rPr>
-        <w:t xml:space="preserve">acrescenta um bloco de controles ao anterior; à medida que se adiciona contexto e ocupação,</w:t>
+        <w:t>acrescenta um bloco de controles ao anterior; à medida que se adiciona contexto e ocupação,</w:t>
       </w:r>
       <w:r>
         <w:rPr>
@@ -24843,7 +24830,7 @@
           <w:rFonts w:ascii="Arial" w:hAnsi="Arial"/>
           <w:sz w:val="22"/>
         </w:rPr>
-        <w:t xml:space="preserve">é a penalidade racial em log-rendimento (mais próximo de zero = menor gap);</w:t>
+        <w:t>é a penalidade racial em log-rendimento (mais próximo de zero = menor gap);</w:t>
       </w:r>
       <w:r>
         <w:rPr>
@@ -24885,7 +24872,7 @@
           <w:rFonts w:ascii="Arial" w:hAnsi="Arial"/>
           <w:sz w:val="22"/>
         </w:rPr>
-        <w:t xml:space="preserve">penalidade em % de renda;</w:t>
+        <w:t>penalidade em % de renda;</w:t>
       </w:r>
       <w:r>
         <w:rPr>
@@ -25213,7 +25200,7 @@
           <w:rFonts w:ascii="Arial" w:hAnsi="Arial"/>
           <w:sz w:val="22"/>
         </w:rPr>
-        <w:t xml:space="preserve">de cada modelo; traço: IC 95% (estreito pelo</w:t>
+        <w:t>de cada modelo; traço: IC 95% (estreito pelo</w:t>
       </w:r>
       <w:r>
         <w:rPr>
@@ -25239,7 +25226,7 @@
           <w:rFonts w:ascii="Arial" w:hAnsi="Arial"/>
           <w:sz w:val="22"/>
         </w:rPr>
-        <w:t xml:space="preserve">de milhões);</w:t>
+        <w:t>de milhões);</w:t>
       </w:r>
       <w:r>
         <w:rPr>
@@ -25285,7 +25272,7 @@
           <w:rFonts w:ascii="Arial" w:hAnsi="Arial"/>
           <w:sz w:val="22"/>
         </w:rPr>
-        <w:t xml:space="preserve">Nota: Como ler a Figura 3: cada barra é um modelo da sequência e, de cima para baixo, acrescenta-se um bloco de controles ao anterior. O comprimento da barra é a penalidade racial em log-rendimento e o rótulo dentro dela, a mesma penalidade em % de renda; o traço fino é o intervalo de confiança de 95% com erro-padrão agrupado por UPA. Em azul, o M3 — o gap líquido</w:t>
+        <w:t>Nota: Como ler a Figura 3: cada barra é um modelo da sequência e, de cima para baixo, acrescenta-se um bloco de controles ao anterior. O comprimento da barra é a penalidade racial em log-rendimento e o rótulo dentro dela, a mesma penalidade em % de renda; o traço fino é o intervalo de confiança de 95% com erro-padrão agrupado por UPA. Em azul, o M3 — o gap líquido</w:t>
       </w:r>
     </w:p>
     <w:bookmarkEnd w:id="58"/>
@@ -25342,7 +25329,7 @@
           <w:rFonts w:ascii="Arial" w:hAnsi="Arial"/>
           <w:sz w:val="22"/>
         </w:rPr>
-        <w:t xml:space="preserve">Comparar vizinhos explicou parte do diferencial; resta saber de que é feito o que sobra. De que é feito o gap? Duas explicações rivalizam desde</w:t>
+        <w:t>Comparar vizinhos explicou parte do diferencial; resta saber de que é feito o que sobra. De que é feito o gap? Duas explicações rivalizam desde</w:t>
       </w:r>
       <w:r>
         <w:rPr>
@@ -25609,7 +25596,7 @@
           <w:rFonts w:ascii="Arial" w:hAnsi="Arial"/>
           <w:sz w:val="22"/>
         </w:rPr>
-        <w:t xml:space="preserve">explicado por características observáveis; em (B), tratando também formalidade e grupo</w:t>
+        <w:t>explicado por características observáveis; em (B), tratando também formalidade e grupo</w:t>
       </w:r>
       <w:r>
         <w:rPr>
@@ -26467,7 +26454,7 @@
           <w:rFonts w:ascii="Arial" w:hAnsi="Arial"/>
           <w:sz w:val="22"/>
         </w:rPr>
-        <w:t xml:space="preserve">de UF — os mesmos controles do HLM M3; a parcela não explicada é comparável à da literatura.</w:t>
+        <w:t>de UF — os mesmos controles do HLM M3; a parcela não explicada é comparável à da literatura.</w:t>
       </w:r>
       <w:r>
         <w:rPr>
@@ -26603,7 +26590,7 @@
           <w:rFonts w:ascii="Arial" w:hAnsi="Arial"/>
           <w:sz w:val="22"/>
         </w:rPr>
-        <w:t xml:space="preserve">; 41.459 UPAs).</w:t>
+        <w:t>; 41.459 UPAs).</w:t>
       </w:r>
       <w:r>
         <w:rPr>
@@ -27026,7 +27013,7 @@
           <w:rFonts w:ascii="Arial" w:hAnsi="Arial"/>
           <w:sz w:val="22"/>
         </w:rPr>
-        <w:t xml:space="preserve">de milhões, ambos os testes rejeitam qualquer hipótese nula pontual; o que importa é a</w:t>
+        <w:t>de milhões, ambos os testes rejeitam qualquer hipótese nula pontual; o que importa é a</w:t>
       </w:r>
       <w:r>
         <w:rPr>
@@ -27222,7 +27209,7 @@
           <w:rFonts w:ascii="Arial" w:hAnsi="Arial"/>
           <w:sz w:val="22"/>
         </w:rPr>
-        <w:t xml:space="preserve">opera na porta de entrada das ocupações — medida diretamente pelo modelo de acesso. O painel A traz a especificação A, sem ocupação; o painel B, a especificação B, com ocupação e vínculo</w:t>
+        <w:t>opera na porta de entrada das ocupações — medida diretamente pelo modelo de acesso. O painel A traz a especificação A, sem ocupação; o painel B, a especificação B, com ocupação e vínculo</w:t>
       </w:r>
     </w:p>
     <w:bookmarkEnd w:id="63"/>
@@ -27254,7 +27241,7 @@
           <w:rFonts w:ascii="Arial" w:hAnsi="Arial"/>
           <w:sz w:val="22"/>
         </w:rPr>
-        <w:t xml:space="preserve">Nota: Como ler a Figura 4: cada painel é uma cascata lida da esquerda para a direita. A primeira barra é o gap total em log-rendimento; a segunda desconta a parcela atribuída a diferenças de características (dotações); a terceira, em azul, é o que sobra sem explicação. A única diferença entre os painéis é se a ocupação entra ou não como característica</w:t>
+        <w:t>Nota: Como ler a Figura 4: cada painel é uma cascata lida da esquerda para a direita. A primeira barra é o gap total em log-rendimento; a segunda desconta a parcela atribuída a diferenças de características (dotações); a terceira, em azul, é o que sobra sem explicação. A única diferença entre os painéis é se a ocupação entra ou não como característica</w:t>
       </w:r>
     </w:p>
     <w:bookmarkEnd w:id="64"/>
@@ -27287,7 +27274,7 @@
           <w:rFonts w:ascii="Arial" w:hAnsi="Arial"/>
           <w:sz w:val="22"/>
         </w:rPr>
-        <w:t xml:space="preserve">A decomposição mostrou que parte do diferencial opera na entrada das ocupações; o modelo de acesso mede essa porta diretamente.</w:t>
+        <w:t>A decomposição mostrou que parte do diferencial opera na entrada das ocupações; o modelo de acesso mede essa porta diretamente.</w:t>
       </w:r>
       <w:r>
         <w:rPr>
@@ -27394,7 +27381,7 @@
           <w:rFonts w:ascii="Arial" w:hAnsi="Arial"/>
           <w:sz w:val="22"/>
         </w:rPr>
-        <w:t xml:space="preserve">se produz no salário, o remédio é fiscalização de remuneração; se ela se produz no</w:t>
+        <w:t>se produz no salário, o remédio é fiscalização de remuneração; se ela se produz no</w:t>
       </w:r>
       <w:r>
         <w:rPr>
@@ -27464,7 +27451,7 @@
           <w:rFonts w:ascii="Arial" w:hAnsi="Arial"/>
           <w:sz w:val="22"/>
         </w:rPr>
-        <w:t xml:space="preserve">de UF.</w:t>
+        <w:t>de UF; o ajuste e a classificação de cada degrau estão na Tabela 7.</w:t>
       </w:r>
       <w:r>
         <w:rPr>
@@ -30571,7 +30558,7 @@
           <w:rFonts w:ascii="Arial" w:hAnsi="Arial"/>
           <w:sz w:val="22"/>
         </w:rPr>
-        <w:t xml:space="preserve">); AUC com efeitos aleatórios (ajuste na amostra) e só com efeitos fixos;</w:t>
+        <w:t>); AUC com efeitos aleatórios (ajuste na amostra) e só com efeitos fixos;</w:t>
       </w:r>
       <w:r>
         <w:rPr>
@@ -30628,7 +30615,7 @@
           <w:rFonts w:ascii="Arial" w:hAnsi="Arial"/>
           <w:sz w:val="22"/>
         </w:rPr>
-        <w:t xml:space="preserve">especificidade) com as taxas correspondentes; Hosmer–Lemeshow em 10 decis. Modelos A1–A4 como na Tabela 8. Com</w:t>
+        <w:t>especificidade) com as taxas correspondentes; Hosmer–Lemeshow em 10 decis. Modelos A1–A4 como na Tabela 8. Com</w:t>
       </w:r>
       <w:r>
         <w:rPr>
@@ -31521,7 +31508,7 @@
           <w:rFonts w:ascii="Arial" w:hAnsi="Arial"/>
           <w:sz w:val="22"/>
         </w:rPr>
-        <w:t xml:space="preserve">IC 95%, por desfecho e degrau; em azul, o modelo com contexto de bairro (A2)</w:t>
+        <w:t>IC 95%, por desfecho e degrau; em azul, o modelo com contexto de bairro (A2)</w:t>
       </w:r>
     </w:p>
     <w:bookmarkEnd w:id="73"/>
@@ -31553,7 +31540,7 @@
           <w:rFonts w:ascii="Arial" w:hAnsi="Arial"/>
           <w:sz w:val="22"/>
         </w:rPr>
-        <w:t xml:space="preserve">Nota: Como ler a Figura 5: cada ponto é uma razão de chances e a linha horizontal, seu intervalo de confiança de 95%; a linha tracejada em 1 marca a paridade, de modo que quanto mais à esquerda, maior a desvantagem. Os blocos são os três desfechos e, dentro de cada um, os modelos; em azul, o A2, que compara pessoas do mesmo bairro</w:t>
+        <w:t>Nota: Como ler a Figura 5: cada ponto é uma razão de chances e a linha horizontal, seu intervalo de confiança de 95%; a linha tracejada em 1 marca a paridade, de modo que quanto mais à esquerda, maior a desvantagem. Os blocos são os três desfechos e, dentro de cada um, os modelos; em azul, o A2, que compara pessoas do mesmo bairro</w:t>
       </w:r>
     </w:p>
     <w:p>
@@ -31777,7 +31764,7 @@
           <w:rFonts w:ascii="Arial" w:hAnsi="Arial"/>
           <w:sz w:val="22"/>
         </w:rPr>
-        <w:t xml:space="preserve">Tabela 8) reproduz os OR a partir do A2 (cargo qualificado: 0,796 contra 0,814); no A1, sem o contexto do bairro, dá 0,728 contra 0,805, porque sem o intercepto de UPA o contexto omitido é absorvido pelo coeficiente racial. Com o contexto do bairro no modelo, a conclusão não depende da hipótese de efeitos aleatórios.</w:t>
+        <w:t>Tabela 8) reproduz os OR a partir do A2 (cargo qualificado: 0,796 contra 0,814); no A1, sem o contexto do bairro, dá 0,728 contra 0,805, porque sem o intercepto de UPA o contexto omitido é absorvido pelo coeficiente racial. Com o contexto do bairro no modelo, a conclusão não depende da hipótese de efeitos aleatórios.</w:t>
       </w:r>
     </w:p>
     <w:bookmarkStart w:id="75" w:name="tab:glmm_glassceil"/>
@@ -34466,7 +34453,7 @@
           <w:rFonts w:ascii="Arial" w:hAnsi="Arial"/>
           <w:sz w:val="22"/>
         </w:rPr>
-        <w:t xml:space="preserve">; 41.454 UPAs). A3 acrescenta o vínculo (formalidade, setor público, conta própria, doméstico), que é desfecho da própria discriminação: limite inferior. Todos os OR com</w:t>
+        <w:t>; 41.454 UPAs). A3 acrescenta o vínculo (formalidade, setor público, conta própria, doméstico), que é desfecho da própria discriminação: limite inferior. Todos os OR com</w:t>
       </w:r>
       <w:r>
         <w:rPr>
@@ -34503,7 +34490,7 @@
           <w:rFonts w:ascii="Arial" w:hAnsi="Arial"/>
           <w:sz w:val="22"/>
         </w:rPr>
-        <w:t xml:space="preserve">; com</w:t>
+        <w:t>; com</w:t>
       </w:r>
       <w:r>
         <w:rPr>
@@ -34596,7 +34583,7 @@
           <w:rFonts w:ascii="Arial" w:hAnsi="Arial"/>
           <w:sz w:val="22"/>
         </w:rPr>
-        <w:t xml:space="preserve">; quanto mais perto de zero, maior a barreira. O E-value é a força mínima de associação (razão de risco) que um confundidor não observado precisaria ter com a raça</w:t>
+        <w:t>; quanto mais perto de zero, maior a barreira. O E-value é a força mínima de associação (razão de risco) que um confundidor não observado precisaria ter com a raça</w:t>
       </w:r>
       <w:r>
         <w:rPr>
@@ -34624,7 +34611,7 @@
           <w:rFonts w:ascii="Arial" w:hAnsi="Arial"/>
           <w:sz w:val="22"/>
         </w:rPr>
-        <w:t xml:space="preserve">com o desfecho para anular o OR; o E-value (IC) faz o mesmo para o limite do intervalo. A coluna logit-FE mostra que a conclusão não depende da hipótese de efeitos aleatórios</w:t>
+        <w:t>com o desfecho para anular o OR; o E-value (IC) faz o mesmo para o limite do intervalo. A coluna logit-FE mostra que a conclusão não depende da hipótese de efeitos aleatórios</w:t>
       </w:r>
     </w:p>
     <w:bookmarkEnd w:id="76"/>
@@ -34795,7 +34782,7 @@
           <w:rFonts w:ascii="Arial" w:hAnsi="Arial"/>
           <w:sz w:val="22"/>
         </w:rPr>
-        <w:t xml:space="preserve">A regressão quantílica estima o gap em cada ponto da distribuição de renda; a</w:t>
+        <w:t>A regressão quantílica estima o gap em cada ponto da distribuição de renda; a</w:t>
       </w:r>
       <w:r>
         <w:rPr>
@@ -34865,7 +34852,7 @@
           <w:rFonts w:ascii="Arial" w:hAnsi="Arial"/>
           <w:sz w:val="22"/>
         </w:rPr>
-        <w:t xml:space="preserve">pessoas de mesmo perfil); a</w:t>
+        <w:t>pessoas de mesmo perfil); a</w:t>
       </w:r>
       <w:r>
         <w:rPr>
@@ -35368,7 +35355,7 @@
           <w:rFonts w:ascii="Arial" w:hAnsi="Arial"/>
           <w:sz w:val="22"/>
         </w:rPr>
-        <w:t xml:space="preserve">; por isso, no q25, o gap que a RIF decompõe fica bem abaixo do</w:t>
+        <w:t>; por isso, no q25, o gap que a RIF decompõe fica bem abaixo do</w:t>
       </w:r>
       <w:r>
         <w:rPr>
@@ -36495,7 +36482,7 @@
           <w:rFonts w:ascii="Arial" w:hAnsi="Arial"/>
           <w:sz w:val="22"/>
         </w:rPr>
-        <w:t xml:space="preserve">idade, sexo, jornada, área urbana, ano e contexto do bairro), mais efeitos fixos de UF; a ocupação</w:t>
+        <w:t>idade, sexo, jornada, área urbana, ano e contexto do bairro), mais efeitos fixos de UF; a ocupação</w:t>
       </w:r>
       <w:r>
         <w:rPr>
@@ -36617,7 +36604,7 @@
           <w:rFonts w:ascii="Arial" w:hAnsi="Arial"/>
           <w:sz w:val="22"/>
         </w:rPr>
-        <w:t xml:space="preserve">método e difere do gap observado da segunda coluna; as porcentagens</w:t>
+        <w:t>método e difere do gap observado da segunda coluna; as porcentagens</w:t>
       </w:r>
       <w:r>
         <w:rPr>
@@ -36711,7 +36698,7 @@
           <w:rFonts w:ascii="Arial" w:hAnsi="Arial"/>
           <w:sz w:val="22"/>
         </w:rPr>
-        <w:t xml:space="preserve">As colunas por sexo da Tabela 10 mostram que o padrão não é o mesmo para todos: entre homens, a penalidade cresce de 3,9% (q10) para 9,0% (q90); entre mulheres, a penalidade é maior nas duas pontas — 4,9% no q10, 4,3% na mediana e 7,3% no q90 —, de modo que ao teto de vidro se soma um piso pegajoso</w:t>
+        <w:t>As colunas por sexo da Tabela 10 mostram que o padrão não é o mesmo para todos: entre homens, a penalidade cresce de 3,9% (q10) para 9,0% (q90); entre mulheres, a penalidade é maior nas duas pontas — 4,9% no q10, 4,3% na mediana e 7,3% no q90 —, de modo que ao teto de vidro se soma um piso pegajoso</w:t>
       </w:r>
       <w:r>
         <w:rPr>
@@ -39223,7 +39210,7 @@
           <w:rFonts w:ascii="Arial" w:hAnsi="Arial"/>
           <w:sz w:val="22"/>
         </w:rPr>
-        <w:t xml:space="preserve">é maior ali; e como há mais dispersão condicional no topo, o coeficiente condicional</w:t>
+        <w:t>é maior ali; e como há mais dispersão condicional no topo, o coeficiente condicional</w:t>
       </w:r>
       <w:r>
         <w:rPr>
@@ -39468,7 +39455,7 @@
           <w:rFonts w:ascii="Arial" w:hAnsi="Arial"/>
           <w:sz w:val="22"/>
         </w:rPr>
-        <w:t xml:space="preserve">por bootstrap em blocos de UPA); no painel B, a parcela não explicada dos quantis</w:t>
+        <w:t>por bootstrap em blocos de UPA); no painel B, a parcela não explicada dos quantis</w:t>
       </w:r>
       <w:r>
         <w:rPr>
@@ -39654,7 +39641,7 @@
           <w:rFonts w:ascii="Arial" w:hAnsi="Arial"/>
           <w:sz w:val="22"/>
         </w:rPr>
-        <w:t xml:space="preserve">Até aqui, raça foi tratada como um eixo só; a última etapa pergunta quem está na interseção.</w:t>
+        <w:t>Até aqui, raça foi tratada como um eixo só; a última etapa pergunta quem está na interseção.</w:t>
       </w:r>
       <w:r>
         <w:rPr>
@@ -40599,7 +40586,7 @@
           <w:rFonts w:ascii="Arial" w:hAnsi="Arial"/>
           <w:sz w:val="22"/>
         </w:rPr>
-        <w:t xml:space="preserve">características observáveis; Retornos: parcela não explicada (discriminação). Gap (log):</w:t>
+        <w:t>características observáveis; Retornos: parcela não explicada (discriminação). Gap (log):</w:t>
       </w:r>
       <w:r>
         <w:rPr>
@@ -41077,7 +41064,7 @@
           <w:rFonts w:ascii="Arial" w:hAnsi="Arial"/>
           <w:sz w:val="22"/>
         </w:rPr>
-        <w:t xml:space="preserve">gênero e cada ponto, a razão de chances contra o homem branco, cuja referência é a linha tracejada em 1; abaixo dela, o grupo tem menos chance que ele. No painel A, siga a série azul (mulher negra): ela aparece acima da referência na categoria agregada e termina como o grupo mais distante da referência no topo da renda. No painel B, a mesma comparação por grande grupo da CBO mostra de onde vem a aparente vantagem: das ocupações feminizadas, não do comando</w:t>
+        <w:t>gênero e cada ponto, a razão de chances contra o homem branco, cuja referência é a linha tracejada em 1; abaixo dela, o grupo tem menos chance que ele. No painel A, siga a série azul (mulher negra): ela aparece acima da referência na categoria agregada e termina como o grupo mais distante da referência no topo da renda. No painel B, a mesma comparação por grande grupo da CBO mostra de onde vem a aparente vantagem: das ocupações feminizadas, não do comando</w:t>
       </w:r>
     </w:p>
     <w:p>
@@ -41262,7 +41249,7 @@
           <w:rFonts w:ascii="Arial" w:hAnsi="Arial"/>
           <w:sz w:val="22"/>
         </w:rPr>
-        <w:t xml:space="preserve">interseccionalidade não se confirma na entrada; separada a ocupação, ela se confirma.</w:t>
+        <w:t>interseccionalidade não se confirma na entrada; separada a ocupação, ela se confirma.</w:t>
       </w:r>
     </w:p>
     <w:p>
@@ -41784,7 +41771,7 @@
           <w:rFonts w:ascii="Arial" w:hAnsi="Arial"/>
           <w:sz w:val="22"/>
         </w:rPr>
-        <w:t xml:space="preserve">no décimo mais rico (Tabela 12); as diferenças entre os dois grupos ficam fora dos intervalos de 95%. A distância entre os dois grupos cresce rumo ao topo: na regressão quantílica, a penalidade de pretos e pardos, respectivamente, vai de 4,7% e 4,2% no primeiro decil a 10,0% e 8,0% no nono. A parcela de preço da decomposição RIF também se distribui de outro modo: nos pardos, cai de 26,9% no primeiro decil para 19,8% na mediana e 7,4% no nono, como no agregado; nos pretos, passa de 21,2% para 24,8% e 11,9%, sem ceder no topo. O padrão é compatível com o colorismo — a discriminação graduada pela tonalidade da pele</w:t>
+        <w:t>no décimo mais rico (Tabela 12); as diferenças entre os dois grupos ficam fora dos intervalos de 95%. A distância entre os dois grupos cresce rumo ao topo: na regressão quantílica, a penalidade de pretos e pardos, respectivamente, vai de 4,7% e 4,2% no primeiro decil a 10,0% e 8,0% no nono. A parcela de preço da decomposição RIF também se distribui de outro modo: nos pardos, cai de 26,9% no primeiro decil para 19,8% na mediana e 7,4% no nono, como no agregado; nos pretos, passa de 21,2% para 24,8% e 11,9%, sem ceder no topo. O padrão é compatível com o colorismo — a discriminação graduada pela tonalidade da pele</w:t>
       </w:r>
       <w:r>
         <w:rPr>
@@ -43363,7 +43350,7 @@
           <w:rFonts w:ascii="Arial" w:hAnsi="Arial"/>
           <w:sz w:val="22"/>
         </w:rPr>
-        <w:t xml:space="preserve">jornada e estado), em % de renda; por idade, M3 com a interação negro</w:t>
+        <w:t>jornada e estado), em % de renda; por idade, M3 com a interação negro</w:t>
       </w:r>
       <w:r>
         <w:rPr>
@@ -43448,7 +43435,7 @@
           <w:rFonts w:ascii="Arial" w:hAnsi="Arial"/>
           <w:sz w:val="22"/>
         </w:rPr>
-        <w:t xml:space="preserve">(VD4009); privado: os demais ocupados. Cada recorte foi estimado em todos os seus</w:t>
+        <w:t>(VD4009); privado: os demais ocupados. Cada recorte foi estimado em todos os seus</w:t>
       </w:r>
       <w:r>
         <w:rPr>
@@ -43490,7 +43477,7 @@
           <w:rFonts w:ascii="Arial" w:hAnsi="Arial"/>
           <w:sz w:val="22"/>
         </w:rPr>
-        <w:t xml:space="preserve">comparável;</w:t>
+        <w:t>comparável;</w:t>
       </w:r>
       <w:r>
         <w:rPr>
@@ -43622,7 +43609,7 @@
           <w:rFonts w:ascii="Arial" w:hAnsi="Arial"/>
           <w:sz w:val="22"/>
         </w:rPr>
-        <w:t xml:space="preserve">; no público, 4,6% e</w:t>
+        <w:t>; no público, 4,6% e</w:t>
       </w:r>
       <w:r>
         <w:rPr>
@@ -43714,7 +43701,7 @@
           <w:rFonts w:ascii="Arial" w:hAnsi="Arial"/>
           <w:sz w:val="22"/>
         </w:rPr>
-        <w:t xml:space="preserve">A penalidade cresce com a idade: 1,7% entre 14 e 29 anos, 8,8% entre 50 e 64 e 14,7% a partir dos 65. Dados transversais não separam as duas leituras possíveis: a de ciclo de vida (a desigualdade se acumula ao longo da carreira) é compatível com o teto de vidro; a de coorte, com melhora entre gerações. Acima dos 65 anos, o grupo é selecionado — só quem ainda trabalha — e menor, o que pede cautela com essa estimativa.</w:t>
+        <w:t>A penalidade cresce com a idade: 1,7% entre 14 e 29 anos, 8,8% entre 50 e 64 e 14,7% a partir dos 65. Dados transversais não separam as duas leituras possíveis: a de ciclo de vida (a desigualdade se acumula ao longo da carreira) é compatível com o teto de vidro; a de coorte, com melhora entre gerações. Acima dos 65 anos, o grupo é selecionado — só quem ainda trabalha — e menor, o que pede cautela com essa estimativa.</w:t>
       </w:r>
     </w:p>
     <w:bookmarkEnd w:id="95"/>
@@ -44613,7 +44600,7 @@
           <w:rFonts w:ascii="Arial" w:hAnsi="Arial"/>
           <w:sz w:val="22"/>
         </w:rPr>
-        <w:t xml:space="preserve">mais alto = melhor previsão; o</w:t>
+        <w:t>mais alto = melhor previsão; o</w:t>
       </w:r>
       <w:r>
         <w:rPr>
@@ -45055,7 +45042,7 @@
           <w:rFonts w:ascii="Arial" w:hAnsi="Arial"/>
           <w:sz w:val="22"/>
         </w:rPr>
-        <w:t xml:space="preserve">(Alencar, 2026a, b, c; Géron, 2021)</w:t>
+        <w:t>(Alencar, 2026a, b, c; Géron, 2021)</w:t>
       </w:r>
       <w:r>
         <w:rPr>
@@ -46212,7 +46199,7 @@
           <w:rFonts w:ascii="Arial" w:hAnsi="Arial"/>
           <w:sz w:val="22"/>
         </w:rPr>
-        <w:t xml:space="preserve">6.159.418 observações de treino e 1.539.855 de teste; nenhuma amostragem</w:t>
+        <w:t>6.159.418 observações de treino e 1.539.855 de teste; nenhuma amostragem</w:t>
       </w:r>
       <w:r>
         <w:rPr>
@@ -47023,7 +47010,7 @@
           <w:rFonts w:ascii="Arial" w:hAnsi="Arial"/>
           <w:sz w:val="22"/>
         </w:rPr>
-        <w:t xml:space="preserve">rendimento; para o leitor, o que importa é o erro em reais. Retransformando com a correção</w:t>
+        <w:t>rendimento; para o leitor, o que importa é o erro em reais. Retransformando com a correção</w:t>
       </w:r>
       <w:r>
         <w:rPr>
@@ -47351,21 +47338,21 @@
           <w:rFonts w:ascii="Arial" w:hAnsi="Arial"/>
           <w:sz w:val="22"/>
         </w:rPr>
-        <w:t xml:space="preserve">convergem: a diferença entre treino e teste é praticamente nula; o número de observações</w:t>
-      </w:r>
-      <w:r>
-        <w:rPr>
-          <w:rFonts w:ascii="Arial" w:hAnsi="Arial"/>
-          <w:sz w:val="22"/>
-        </w:rPr>
-        <w:t xml:space="preserve"> </w:t>
-      </w:r>
-      <w:r>
-        <w:rPr>
-          <w:rFonts w:ascii="Arial" w:hAnsi="Arial"/>
-          <w:sz w:val="22"/>
-        </w:rPr>
-        <w:t xml:space="preserve">supera em muitas ordens de grandeza a complexidade dos modelos, todos regularizados; e o</w:t>
+        <w:t>convergem: a diferença entre treino e teste é praticamente nula; o número de observações</w:t>
+      </w:r>
+      <w:r>
+        <w:rPr>
+          <w:rFonts w:ascii="Arial" w:hAnsi="Arial"/>
+          <w:sz w:val="22"/>
+        </w:rPr>
+        <w:t xml:space="preserve"> </w:t>
+      </w:r>
+      <w:r>
+        <w:rPr>
+          <w:rFonts w:ascii="Arial" w:hAnsi="Arial"/>
+          <w:sz w:val="22"/>
+        </w:rPr>
+        <w:t>supera em muitas ordens de grandeza a complexidade dos modelos, todos regularizados; e o</w:t>
       </w:r>
       <w:r>
         <w:rPr>
@@ -51234,7 +51221,7 @@
           <w:rFonts w:ascii="Arial" w:hAnsi="Arial"/>
           <w:sz w:val="22"/>
         </w:rPr>
-        <w:t xml:space="preserve">); valores maiores = maior peso na previsão da renda</w:t>
+        <w:t>); valores maiores = maior peso na previsão da renda</w:t>
       </w:r>
     </w:p>
     <w:bookmarkStart w:id="106" w:name="fig:shap"/>
@@ -51305,7 +51292,7 @@
           <w:rFonts w:ascii="Arial" w:hAnsi="Arial"/>
           <w:sz w:val="22"/>
         </w:rPr>
-        <w:t xml:space="preserve">Figura 8. Contexto do bairro, diploma superior e jornada dominam a previsão de renda; a raça</w:t>
+        <w:t>Figura 8. Contexto do bairro, diploma superior e jornada dominam a previsão de renda; a raça</w:t>
       </w:r>
       <w:r>
         <w:rPr>
@@ -51414,7 +51401,7 @@
           <w:rFonts w:ascii="Arial" w:hAnsi="Arial"/>
           <w:sz w:val="22"/>
         </w:rPr>
-        <w:t xml:space="preserve">Nota: Como ler a Figura 8: cada ponto é um trabalhador; quanto mais à direita (ou maior a barra), maior o efeito da variável na renda prevista. A cor indica se o valor da variável é alto ou baixo</w:t>
+        <w:t>Nota: Como ler a Figura 8: cada ponto é um trabalhador; quanto mais à direita (ou maior a barra), maior o efeito da variável na renda prevista. A cor indica se o valor da variável é alto ou baixo</w:t>
       </w:r>
     </w:p>
     <w:p>
@@ -51634,7 +51621,7 @@
           <w:rFonts w:ascii="Arial" w:hAnsi="Arial"/>
           <w:sz w:val="22"/>
         </w:rPr>
-        <w:t xml:space="preserve">; a</w:t>
+        <w:t>; a</w:t>
       </w:r>
       <w:r>
         <w:rPr>
@@ -52294,7 +52281,7 @@
           <w:rFonts w:ascii="Arial" w:hAnsi="Arial"/>
           <w:sz w:val="22"/>
         </w:rPr>
-        <w:t xml:space="preserve">variável de maior ganho entre todas as disponíveis; com a profundidade limitada</w:t>
+        <w:t>variável de maior ganho entre todas as disponíveis; com a profundidade limitada</w:t>
       </w:r>
       <w:r>
         <w:rPr>
@@ -52575,7 +52562,7 @@
           <w:rFonts w:ascii="Arial" w:hAnsi="Arial"/>
           <w:sz w:val="22"/>
         </w:rPr>
-        <w:t xml:space="preserve">do próprio grupo; cada barra é a contribuição de uma variável ao afastamento entre</w:t>
+        <w:t>do próprio grupo; cada barra é a contribuição de uma variável ao afastamento entre</w:t>
       </w:r>
       <w:r>
         <w:rPr>
@@ -52843,7 +52830,7 @@
           <w:rFonts w:ascii="Arial" w:hAnsi="Arial"/>
           <w:sz w:val="22"/>
         </w:rPr>
-        <w:t xml:space="preserve">Nenhum preditor do M4 tem VIF acima de 10; o maior é o de</w:t>
+        <w:t>Nenhum preditor do M4 tem VIF acima de 10; o maior é o de</w:t>
       </w:r>
       <w:r>
         <w:rPr>
@@ -53015,7 +53002,7 @@
           <w:rFonts w:ascii="Arial" w:hAnsi="Arial"/>
           <w:sz w:val="22"/>
         </w:rPr>
-        <w:t xml:space="preserve">do M4 dispensa, portanto, ortogonalização ou eliminação de preditores; o que ela</w:t>
+        <w:t>do M4 dispensa, portanto, ortogonalização ou eliminação de preditores; o que ela</w:t>
       </w:r>
       <w:r>
         <w:rPr>
@@ -53508,7 +53495,7 @@
           <w:rFonts w:ascii="Arial" w:hAnsi="Arial"/>
           <w:sz w:val="22"/>
         </w:rPr>
-        <w:t xml:space="preserve">; a decomposição de dotações,</w:t>
+        <w:t>; a decomposição de dotações,</w:t>
       </w:r>
       <w:r>
         <w:rPr>
@@ -53529,7 +53516,7 @@
           <w:rFonts w:ascii="Arial" w:hAnsi="Arial"/>
           <w:sz w:val="22"/>
         </w:rPr>
-        <w:t xml:space="preserve">; e o</w:t>
+        <w:t>; e o</w:t>
       </w:r>
       <w:r>
         <w:rPr>
@@ -53651,7 +53638,7 @@
           <w:rFonts w:ascii="Arial" w:hAnsi="Arial"/>
           <w:sz w:val="22"/>
         </w:rPr>
-        <w:t xml:space="preserve">salarial, só escolaridade) atinge as duas barreiras ao mesmo tempo; a magnitude</w:t>
+        <w:t>salarial, só escolaridade) atinge as duas barreiras ao mesmo tempo; a magnitude</w:t>
       </w:r>
       <w:r>
         <w:rPr>
@@ -53927,7 +53914,7 @@
           <w:rFonts w:ascii="Arial" w:hAnsi="Arial"/>
           <w:sz w:val="22"/>
         </w:rPr>
-        <w:t xml:space="preserve">diferenças de dotações; quando a ocupação é tratada como dotação, o não explicado</w:t>
+        <w:t>diferenças de dotações; quando a ocupação é tratada como dotação, o não explicado</w:t>
       </w:r>
       <w:r>
         <w:rPr>
@@ -54577,7 +54564,7 @@
           <w:rFonts w:ascii="Arial" w:hAnsi="Arial"/>
           <w:sz w:val="22"/>
         </w:rPr>
-        <w:t xml:space="preserve">1% na pós-graduação (Figura 10); a desvantagem de acesso, não: com superior completo, as chances de um trabalhador negro chegar a um cargo qualificado seguem 18% menores que as de um branco de mesmo perfil e bairro, e com pós-graduação, 23% menores (GLMM, degrau A4, Tabela 8). A escolaridade se associa a quase toda a convergência salarial, mas não à de acesso. Duas cautelas: são diferenças condicionais entre pessoas comparáveis, não o efeito de estudar mais — quem chega à pós-graduação é um grupo selecionado —, e as razões de chances do A4 incluem o vínculo, o que faz delas um limite inferior da desvantagem.</w:t>
+        <w:t>1% na pós-graduação (Figura 10); a desvantagem de acesso, não: com superior completo, as chances de um trabalhador negro chegar a um cargo qualificado seguem 18% menores que as de um branco de mesmo perfil e bairro, e com pós-graduação, 23% menores (GLMM, degrau A4, Tabela 8). A escolaridade se associa a quase toda a convergência salarial, mas não à de acesso. Duas cautelas: são diferenças condicionais entre pessoas comparáveis, não o efeito de estudar mais — quem chega à pós-graduação é um grupo selecionado —, e as razões de chances do A4 incluem o vínculo, o que faz delas um limite inferior da desvantagem.</w:t>
       </w:r>
     </w:p>
     <w:bookmarkStart w:id="122" w:name="fig:hlm_negro_educ"/>
@@ -54722,7 +54709,7 @@
           <w:rFonts w:ascii="Arial" w:hAnsi="Arial"/>
           <w:sz w:val="22"/>
         </w:rPr>
-        <w:t xml:space="preserve">é o rendimento do nível em relação ao branco sem fundamental completo; a inclinação é a</w:t>
+        <w:t>é o rendimento do nível em relação ao branco sem fundamental completo; a inclinação é a</w:t>
       </w:r>
       <w:r>
         <w:rPr>
@@ -55032,7 +55019,7 @@
           <w:rFonts w:ascii="Arial" w:hAnsi="Arial"/>
           <w:sz w:val="22"/>
         </w:rPr>
-        <w:t xml:space="preserve">ocupacional é descontada; a decomposição RIF mostra que essa parcela chega a 27%</w:t>
+        <w:t>ocupacional é descontada; a decomposição RIF mostra que essa parcela chega a 27%</w:t>
       </w:r>
       <w:r>
         <w:rPr>
@@ -55536,7 +55523,7 @@
           <w:rFonts w:ascii="Arial" w:hAnsi="Arial"/>
           <w:sz w:val="22"/>
         </w:rPr>
-        <w:t xml:space="preserve">26 ponto percentual a mais que a dos brancos em 2020, dentro da tendência anterior, e passou a crescer mais que a deles a partir de 2022, quando a penalidade seguia menor. Também não reflete a entrevista por telefone, adotada pelo IBGE em 2020 e 2021: a penalidade menor persistiu depois da volta da coleta presencial. Sem grupo de controle, a série não identifica a causa do degrau; ela mostra que a década não teve um ritmo de convergência a extrapolar, e que os resultados agrupados de 2016–2025 são uma média dos dois patamares. Nada disso trivializa os avanços recentes em políticas de cotas e de acesso ao ensino superior. Diz, sim, que reformas no campo educacional, sem intervenção simultânea nos mecanismos de segregação residencial e de acesso às ocupações, são insuficientes — que é precisamente o que a sequência de modelos deste trabalho mostrou.</w:t>
+        <w:t>26 ponto percentual a mais que a dos brancos em 2020, dentro da tendência anterior, e passou a crescer mais que a deles a partir de 2022, quando a penalidade seguia menor. Também não reflete a entrevista por telefone, adotada pelo IBGE em 2020 e 2021: a penalidade menor persistiu depois da volta da coleta presencial. Sem grupo de controle, a série não identifica a causa do degrau; ela mostra que a década não teve um ritmo de convergência a extrapolar, e que os resultados agrupados de 2016–2025 são uma média dos dois patamares. Nada disso trivializa os avanços recentes em políticas de cotas e de acesso ao ensino superior. Diz, sim, que reformas no campo educacional, sem intervenção simultânea nos mecanismos de segregação residencial e de acesso às ocupações, são insuficientes — que é precisamente o que a sequência de modelos deste trabalho mostrou.</w:t>
       </w:r>
     </w:p>
     <w:p>
@@ -55813,7 +55800,7 @@
           <w:rFonts w:ascii="Arial" w:hAnsi="Arial"/>
           <w:sz w:val="22"/>
         </w:rPr>
-        <w:t xml:space="preserve">— e penalidade salarial menor (4,6% contra 7,2%). É no setor privado que a subida mais se fecha, o que é compatível com a ausência de obrigação, mas também com a estrutura salarial regulada do setor público; os dados não separam as duas leituras.</w:t>
+        <w:t>— e penalidade salarial menor (4,6% contra 7,2%). É no setor privado que a subida mais se fecha, o que é compatível com a ausência de obrigação, mas também com a estrutura salarial regulada do setor público; os dados não separam as duas leituras.</w:t>
       </w:r>
     </w:p>
     <w:p>
@@ -55967,7 +55954,7 @@
           <w:rFonts w:ascii="Arial" w:hAnsi="Arial"/>
           <w:sz w:val="22"/>
         </w:rPr>
-        <w:t xml:space="preserve">no apoio administrativo); metas separadas para mulheres e para negros podem ser cumpridas pela mulher branca e pelo homem negro sem alcançá-la. A lei de transparência salarial</w:t>
+        <w:t>no apoio administrativo); metas separadas para mulheres e para negros podem ser cumpridas pela mulher branca e pelo homem negro sem alcançá-la. A lei de transparência salarial</w:t>
       </w:r>
       <w:r>
         <w:rPr>
@@ -56116,35 +56103,35 @@
           <w:rFonts w:ascii="Arial" w:hAnsi="Arial"/>
           <w:sz w:val="22"/>
         </w:rPr>
-        <w:t xml:space="preserve">. Dos resultados decorrem três pontos: o bairro carrega parte do diferencial; a penalidade é maior nos bairros de renda mais alta, o que pede fiscalização também ali, e não só na periferia; e as estimativas por bairro do modelo hierárquico servem para escolher onde começar e para medir se a penalidade mudou. A literatura de efeitos de vizinhança</w:t>
-      </w:r>
-      <w:r>
-        <w:rPr>
-          <w:rFonts w:ascii="Arial" w:hAnsi="Arial"/>
-          <w:sz w:val="22"/>
-        </w:rPr>
-        <w:t xml:space="preserve"> </w:t>
-      </w:r>
-      <w:r>
-        <w:rPr>
-          <w:rFonts w:ascii="Arial" w:hAnsi="Arial"/>
-          <w:sz w:val="22"/>
-        </w:rPr>
-        <w:t xml:space="preserve">(Marques, 2010; Sampson et al., 1997; Wilson, 1987)</w:t>
-      </w:r>
-      <w:r>
-        <w:rPr>
-          <w:rFonts w:ascii="Arial" w:hAnsi="Arial"/>
-          <w:sz w:val="22"/>
-        </w:rPr>
-        <w:t xml:space="preserve"> </w:t>
-      </w:r>
-      <w:r>
-        <w:rPr>
-          <w:rFonts w:ascii="Arial" w:hAnsi="Arial"/>
-          <w:sz w:val="22"/>
-        </w:rPr>
-        <w:t xml:space="preserve">sugere os instrumentos: transporte e intermediação de emprego que liguem os bairros segregados aos polos de emprego qualificado; aprendizagem, estágio e mentoria que levem redes de contato a quem não as tem — como a penalidade cresce com a idade, agir na entrada evita que ela se acumule, se a leitura de ciclo de vida for a correta —; currículo sem endereço nas primeiras etapas de seleção; escola de tempo integral e ensino técnico nos bairros de maior proporção de população negra; e habitação de interesse social em áreas centrais.</w:t>
+        <w:t>. Dos resultados decorrem três pontos: o bairro carrega parte do diferencial; a penalidade é maior nos bairros de renda mais alta, o que pede fiscalização também ali, e não só na periferia; e as estimativas por bairro do modelo hierárquico servem para escolher onde começar e para medir se a penalidade mudou. A literatura de efeitos de vizinhança</w:t>
+      </w:r>
+      <w:r>
+        <w:rPr>
+          <w:rFonts w:ascii="Arial" w:hAnsi="Arial"/>
+          <w:sz w:val="22"/>
+        </w:rPr>
+        <w:t xml:space="preserve"> </w:t>
+      </w:r>
+      <w:r>
+        <w:rPr>
+          <w:rFonts w:ascii="Arial" w:hAnsi="Arial"/>
+          <w:sz w:val="22"/>
+        </w:rPr>
+        <w:t>(Marques, 2010; Wilson, 1987; Sampson et al., 1997)</w:t>
+      </w:r>
+      <w:r>
+        <w:rPr>
+          <w:rFonts w:ascii="Arial" w:hAnsi="Arial"/>
+          <w:sz w:val="22"/>
+        </w:rPr>
+        <w:t xml:space="preserve"> </w:t>
+      </w:r>
+      <w:r>
+        <w:rPr>
+          <w:rFonts w:ascii="Arial" w:hAnsi="Arial"/>
+          <w:sz w:val="22"/>
+        </w:rPr>
+        <w:t>sugere os instrumentos: transporte e intermediação de emprego que liguem os bairros segregados aos polos de emprego qualificado; aprendizagem, estágio e mentoria que levem redes de contato a quem não as tem — como a penalidade cresce com a idade, agir na entrada evita que ela se acumule, se a leitura de ciclo de vida for a correta —; currículo sem endereço nas primeiras etapas de seleção; escola de tempo integral e ensino técnico nos bairros de maior proporção de população negra; e habitação de interesse social em áreas centrais.</w:t>
       </w:r>
       <w:r>
         <w:rPr>
@@ -56525,7 +56512,7 @@
           <w:rFonts w:ascii="Arial" w:hAnsi="Arial"/>
           <w:sz w:val="22"/>
         </w:rPr>
-        <w:t xml:space="preserve">controle exaustivo) é o que confere robustez ao diagnóstico; ainda assim, a</w:t>
+        <w:t>controle exaustivo) é o que confere robustez ao diagnóstico; ainda assim, a</w:t>
       </w:r>
       <w:r>
         <w:rPr>
@@ -56731,7 +56718,7 @@
           <w:rFonts w:ascii="Arial" w:hAnsi="Arial"/>
           <w:sz w:val="22"/>
         </w:rPr>
-        <w:t xml:space="preserve">qualificada —; uma correção de seleção à Heckman, que exigiria uma variável de</w:t>
+        <w:t>qualificada —; uma correção de seleção à Heckman, que exigiria uma variável de</w:t>
       </w:r>
       <w:r>
         <w:rPr>
@@ -57089,7 +57076,7 @@
           <w:rFonts w:ascii="Arial" w:hAnsi="Arial"/>
           <w:sz w:val="22"/>
         </w:rPr>
-        <w:t xml:space="preserve">própria discriminação; a jornada, não: com renda mensal, ela é controle necessário</w:t>
+        <w:t>própria discriminação; a jornada, não: com renda mensal, ela é controle necessário</w:t>
       </w:r>
       <w:r>
         <w:rPr>
@@ -57477,7 +57464,7 @@
           <w:rFonts w:ascii="Arial" w:hAnsi="Arial"/>
           <w:sz w:val="22"/>
         </w:rPr>
-        <w:t xml:space="preserve">Ignorá-la subestimaria os erros-padrão (Moulton);</w:t>
+        <w:t>Ignorá-la subestimaria os erros-padrão (Moulton);</w:t>
       </w:r>
       <w:r>
         <w:rPr>
@@ -57667,7 +57654,7 @@
           <w:rFonts w:ascii="Arial" w:hAnsi="Arial"/>
           <w:sz w:val="22"/>
         </w:rPr>
-        <w:t xml:space="preserve">; a leitura privilegia magnitude, intervalos de confiança e E-values,</w:t>
+        <w:t>; a leitura privilegia magnitude, intervalos de confiança e E-values,</w:t>
       </w:r>
       <w:r>
         <w:rPr>
@@ -57726,7 +57713,7 @@
           <w:rFonts w:ascii="Arial" w:hAnsi="Arial"/>
           <w:sz w:val="22"/>
         </w:rPr>
-        <w:t xml:space="preserve">individuais; o painel rotativo completo com microdado identificado e a extensão</w:t>
+        <w:t>individuais; o painel rotativo completo com microdado identificado e a extensão</w:t>
       </w:r>
       <w:r>
         <w:rPr>
@@ -58193,7 +58180,7 @@
           <w:rFonts w:ascii="Arial" w:hAnsi="Arial"/>
           <w:sz w:val="22"/>
         </w:rPr>
-        <w:t xml:space="preserve">Esses resultados indicam limites da política de diversidade vigente. As cotas atuam no ingresso, mas a desvantagem cresce onde se decide a ascensão. No setor público, a porta do cargo qualificado foi tão desigual quanto no privado; o teto pesou menos. A educação reduz a penalidade salarial, mas não abre a porta. O território não entra nos critérios, embora carregue parte do diferencial. Metas separadas por raça e por gênero não alcançam a mulher negra no comando. As prioridades sugeridas são metas de representação em cargos de direção com recorte interseccional, igualdade salarial por raça como obrigação fiscalizada, ação territorial nos bairros de maior proporção de população negra e monitoramento anual destes indicadores. Os resultados são associações condicionais, não efeitos causais, e as propostas são agenda, não efeito estimado.</w:t>
+        <w:t>Esses resultados indicam limites da política de diversidade vigente. As cotas atuam no ingresso, mas a desvantagem cresce onde se decide a ascensão. No setor público, a porta do cargo qualificado foi tão desigual quanto no privado; o teto pesou menos. A educação reduz a penalidade salarial, mas não abre a porta. O território não entra nos critérios, embora carregue parte do diferencial. Metas separadas por raça e por gênero não alcançam a mulher negra no comando. As prioridades sugeridas são metas de representação em cargos de direção com recorte interseccional, igualdade salarial por raça como obrigação fiscalizada, ação territorial nos bairros de maior proporção de população negra e monitoramento anual destes indicadores. Os resultados são associações condicionais, não efeitos causais, e as propostas são agenda, não efeito estimado.</w:t>
       </w:r>
     </w:p>
     <w:bookmarkEnd w:id="128"/>
@@ -58450,7 +58437,7 @@
           <w:rFonts w:ascii="Arial" w:hAnsi="Arial"/>
           <w:sz w:val="22"/>
         </w:rPr>
-        <w:t xml:space="preserve">Angrist, J.D.; Pischke, J.-S. 2009. Mostly Harmless Econometrics: An Empiricist’s Companion. Princeton University Press, Princeton, NJ, EUA.</w:t>
+        <w:t>Angrist, J.D.; Pischke, J.-S. 2009. Mostly Harmless Econometrics: An empiricist’s companion. Princeton University Press, Princeton, NJ, EUA.</w:t>
       </w:r>
     </w:p>
     <w:bookmarkEnd w:id="133"/>
@@ -58705,7 +58692,7 @@
           <w:rFonts w:ascii="Arial" w:hAnsi="Arial"/>
           <w:sz w:val="22"/>
         </w:rPr>
-        <w:t xml:space="preserve">Chen, T.; Guestrin, C. 2016.</w:t>
+        <w:t>Chen, T.; Guestrin, C. 2016.</w:t>
       </w:r>
       <w:r>
         <w:rPr>
@@ -58777,7 +58764,7 @@
           <w:rFonts w:ascii="Arial" w:hAnsi="Arial"/>
           <w:sz w:val="22"/>
         </w:rPr>
-        <w:t xml:space="preserve">Fávero, L.P.; Belfiore, P. 2024. Manual de Análise de Dados: estatística e machine learning com Excel, SPSS, Stata, R e Python. 2ed. GEN LTC, Rio de Janeiro, RJ, Brasil.</w:t>
+        <w:t>Fávero, L.P.; Belfiore, P. 2024. Manual de Análise de Dados: Estatística e machine learning com Excel, SPSS, Stata, R e Python. 2ed. GEN LTC, Rio de Janeiro, RJ, Brasil.</w:t>
       </w:r>
     </w:p>
     <w:bookmarkEnd w:id="151"/>
@@ -58794,7 +58781,7 @@
           <w:rFonts w:ascii="Arial" w:hAnsi="Arial"/>
           <w:sz w:val="22"/>
         </w:rPr>
-        <w:t xml:space="preserve">Firpo, S.P.; Fortin, N.M.; Lemieux, T. 2018. Decomposing wage distributions using recentered influence function regressions. Econometrics 6(2): 28.</w:t>
+        <w:t>Firpo, S.P.; Fortin, N.M.; Lemieux, T. 2018. Decomposing wage distributions using recentered influence function regressions. Econometrics 6(2): 28.</w:t>
       </w:r>
     </w:p>
     <w:bookmarkEnd w:id="152"/>
@@ -58811,7 +58798,7 @@
           <w:rFonts w:ascii="Arial" w:hAnsi="Arial"/>
           <w:sz w:val="22"/>
         </w:rPr>
-        <w:t xml:space="preserve">Frank, K.A.; Maroulis, S.J.; Duong, M.Q.; Kelcey, B.M. 2013. What would it take to change an inference? Using</w:t>
+        <w:t>Frank, K.A.; Maroulis, S.J.; Duong, M.Q.; Kelcey, B.M. 2013. What would it take to change an inference? Using</w:t>
       </w:r>
       <w:r>
         <w:rPr>
@@ -58849,7 +58836,7 @@
           <w:rFonts w:ascii="Arial" w:hAnsi="Arial"/>
           <w:sz w:val="22"/>
         </w:rPr>
-        <w:t xml:space="preserve">Géron, A. 2021. Mãos à Obra: Aprendizado de Máquina com Scikit-Learn, Keras &amp; TensorFlow: conceitos, ferramentas e técnicas para a construção de sistemas inteligentes. 2ed. Alta Books, Rio de Janeiro, RJ, Brasil.</w:t>
+        <w:t xml:space="preserve">Géron, A. 2021. Mãos à Obra: Aprendizado de máquina com Scikit-Learn, Keras &amp; TensorFlow: conceitos, ferramentas e técnicas para a construção de sistemas inteligentes. 2ed. Alta Books, Rio de Janeiro, RJ, Brasil.</w:t>
       </w:r>
     </w:p>
     <w:bookmarkEnd w:id="154"/>
@@ -58900,7 +58887,7 @@
           <w:rFonts w:ascii="Arial" w:hAnsi="Arial"/>
           <w:sz w:val="22"/>
         </w:rPr>
-        <w:t xml:space="preserve">Henriques, R. 2001. Desigualdade Racial no Brasil: Evolução das Condições de Vida na Década de 90. Texto para Discussão 807. Instituto de Pesquisa Econômica Aplicada, Rio de Janeiro, RJ, Brasil.</w:t>
+        <w:t xml:space="preserve">Henriques, R. 2001. Desigualdade Racial no Brasil: Evolução das condições de vida na década de 90. Texto para Discussão 807. Instituto de Pesquisa Econômica Aplicada, Rio de Janeiro, RJ, Brasil.</w:t>
       </w:r>
     </w:p>
     <w:bookmarkEnd w:id="157"/>
@@ -58917,7 +58904,7 @@
           <w:rFonts w:ascii="Arial" w:hAnsi="Arial"/>
           <w:sz w:val="22"/>
         </w:rPr>
-        <w:t xml:space="preserve">Instituto Brasileiro de Geografia e Estatística [IBGE]. 2019. Pesquisa de Orçamentos Familiares 2017-2018: Análise da Qualidade de Vida (Índice de Perda de Qualidade de Vida). Instituto Brasileiro de Geografia e Estatística, Rio de Janeiro, RJ, Brasil.</w:t>
+        <w:t xml:space="preserve">Instituto Brasileiro de Geografia e Estatística [IBGE]. 2019. Pesquisa de Orçamentos Familiares 2017-2018: Análise da qualidade de vida (índice de perda de qualidade de vida). Instituto Brasileiro de Geografia e Estatística, Rio de Janeiro, RJ, Brasil.</w:t>
       </w:r>
     </w:p>
     <w:bookmarkEnd w:id="158"/>
@@ -58934,7 +58921,7 @@
           <w:rFonts w:ascii="Arial" w:hAnsi="Arial"/>
           <w:sz w:val="22"/>
         </w:rPr>
-        <w:t xml:space="preserve">Instituto Brasileiro de Geografia e Estatística [IBGE]. 2023. Pesquisa Nacional por Amostra de Domicílios Contínua: Notas Metodológicas. Instituto Brasileiro de Geografia e Estatística, Rio de Janeiro, RJ, Brasil.</w:t>
+        <w:t xml:space="preserve">Instituto Brasileiro de Geografia e Estatística [IBGE]. 2023. Pesquisa Nacional por Amostra de Domicílios Contínua: Notas metodológicas. Instituto Brasileiro de Geografia e Estatística, Rio de Janeiro, RJ, Brasil.</w:t>
       </w:r>
     </w:p>
     <w:bookmarkEnd w:id="159"/>
@@ -58951,7 +58938,7 @@
           <w:rFonts w:ascii="Arial" w:hAnsi="Arial"/>
           <w:sz w:val="22"/>
         </w:rPr>
-        <w:t xml:space="preserve">Instituto Brasileiro de Geografia e Estatística [IBGE]. 2025. Pesquisa Nacional por Amostra de Domicílios Contínua: Rendimento de Todas as Fontes 2025. Instituto Brasileiro de Geografia e Estatística, Rio de Janeiro, RJ, Brasil.</w:t>
+        <w:t xml:space="preserve">Instituto Brasileiro de Geografia e Estatística [IBGE]. 2025. Pesquisa Nacional por Amostra de Domicílios Contínua: Rendimento de todas as fontes 2025. Instituto Brasileiro de Geografia e Estatística, Rio de Janeiro, RJ, Brasil.</w:t>
       </w:r>
     </w:p>
     <w:bookmarkEnd w:id="160"/>
@@ -59070,7 +59057,7 @@
           <w:rFonts w:ascii="Arial" w:hAnsi="Arial"/>
           <w:sz w:val="22"/>
         </w:rPr>
-        <w:t xml:space="preserve">Pager, D. 2007. Marked: Race, Crime, and Finding Work in an Era of Mass Incarceration. University of Chicago Press, Chicago, IL, EUA.</w:t>
+        <w:t xml:space="preserve">Pager, D. 2007. Marked: Race, crime, and finding work in an era of mass incarceration. University of Chicago Press, Chicago, IL, EUA.</w:t>
       </w:r>
     </w:p>
     <w:bookmarkEnd w:id="167"/>
@@ -59087,7 +59074,7 @@
           <w:rFonts w:ascii="Arial" w:hAnsi="Arial"/>
           <w:sz w:val="22"/>
         </w:rPr>
-        <w:t xml:space="preserve">Raudenbush, S.W.; Bryk, A.S. 2002. Hierarchical Linear Models: Applications and Data Analysis Methods. 2ed. Sage, Thousand Oaks, CA, EUA.</w:t>
+        <w:t>Raudenbush, S.W.; Bryk, A.S. 2002. Hierarchical Linear Models: Applications and data analysis methods. 2ed. Sage, Thousand Oaks, CA, EUA.</w:t>
       </w:r>
     </w:p>
     <w:bookmarkEnd w:id="168"/>
@@ -59138,7 +59125,7 @@
           <w:rFonts w:ascii="Arial" w:hAnsi="Arial"/>
           <w:sz w:val="22"/>
         </w:rPr>
-        <w:t xml:space="preserve">Telles, E.E. 2004. Race in Another America: The Significance of Skin Color in Brazil. Princeton University Press, Princeton, NJ, EUA.</w:t>
+        <w:t xml:space="preserve">Telles, E.E. 2004. Race in Another America: The significance of skin color in Brazil. Princeton University Press, Princeton, NJ, EUA.</w:t>
       </w:r>
     </w:p>
     <w:bookmarkEnd w:id="171"/>
@@ -59155,7 +59142,7 @@
           <w:rFonts w:ascii="Arial" w:hAnsi="Arial"/>
           <w:sz w:val="22"/>
         </w:rPr>
-        <w:t xml:space="preserve">VanderWeele, T.J.; Ding, P. 2017. Sensitivity analysis in observational research: introducing the</w:t>
+        <w:t>VanderWeele, T.J.; Ding, P. 2017. Sensitivity analysis in observational research: introducing the</w:t>
       </w:r>
       <w:r>
         <w:rPr>
@@ -59193,7 +59180,7 @@
           <w:rFonts w:ascii="Arial" w:hAnsi="Arial"/>
           <w:sz w:val="22"/>
         </w:rPr>
-        <w:t xml:space="preserve">Wilm, M.; Santos, D.; Coelho, L.; Marangoni, S.; Lima, R.C.; Gonçalves, G.; Verissimo, B. 2026. Índice de Progresso Social Brasil 2026: Resumo Executivo. Imazon, Belém, PA, Brasil. Disponível em: &lt;</w:t>
+        <w:t>Wilm, M.; Santos, D.; Coelho, L.; Marangoni, S.; Lima, R.C.; Gonçalves, G.; Verissimo, B. 2026. Índice de Progresso Social Brasil 2026: Resumo executivo. Imazon, Belém, PA, Brasil. Disponível em: &lt;</w:t>
       </w:r>
       <w:hyperlink r:id="rId173">
         <w:r>
@@ -59225,7 +59212,7 @@
           <w:rFonts w:ascii="Arial" w:hAnsi="Arial"/>
           <w:sz w:val="22"/>
         </w:rPr>
-        <w:t xml:space="preserve">Wilson, W.J. 1987. The Truly Disadvantaged: The Inner City, the Underclass, and Public Policy. University of Chicago Press, Chicago, IL, EUA.</w:t>
+        <w:t xml:space="preserve">Wilson, W.J. 1987. The Truly Disadvantaged: The inner city, the underclass, and public policy. University of Chicago Press, Chicago, IL, EUA.</w:t>
       </w:r>
     </w:p>
     <w:bookmarkEnd w:id="175"/>
@@ -59353,7 +59340,7 @@
       </w:r>
     </w:p>
   </w:footnote>
-  <w:footnote w:id="35">
+  <w:footnote w:id="36">
     <w:p>
       <w:pPr>
         <w:pStyle w:val="FootnoteText"/>
@@ -59630,7 +59617,7 @@
       </w:r>
     </w:p>
   </w:footnote>
-  <w:footnote w:id="36">
+  <w:footnote w:id="37">
     <w:p>
       <w:pPr>
         <w:pStyle w:val="FootnoteText"/>
@@ -59891,7 +59878,7 @@
       </w:r>
     </w:p>
   </w:footnote>
-  <w:footnote w:id="37">
+  <w:footnote w:id="38">
     <w:p>
       <w:pPr>
         <w:pStyle w:val="FootnoteText"/>
@@ -59979,7 +59966,7 @@
       </w:r>
     </w:p>
   </w:footnote>
-  <w:footnote w:id="38">
+  <w:footnote w:id="39">
     <w:p>
       <w:pPr>
         <w:pStyle w:val="FootnoteText"/>
@@ -60118,7 +60105,7 @@
       </w:r>
     </w:p>
   </w:footnote>
-  <w:footnote w:id="39">
+  <w:footnote w:id="40">
     <w:p>
       <w:pPr>
         <w:pStyle w:val="FootnoteText"/>

--- a/entregaveis/TCC_Ricardo_Calheiros_MBA_USP_Esalq.docx
+++ b/entregaveis/TCC_Ricardo_Calheiros_MBA_USP_Esalq.docx
@@ -5189,28 +5189,7 @@
           <w:rFonts w:ascii="Arial" w:hAnsi="Arial"/>
           <w:sz w:val="22"/>
         </w:rPr>
-        <w:t xml:space="preserve">A tabela que mostra de que é feita a comparação (Angrist &amp; Pischke, cap. 3)</w:t>
-      </w:r>
-      <w:r>
-        <w:rPr>
-          <w:rFonts w:ascii="Arial" w:hAnsi="Arial"/>
-          <w:sz w:val="22"/>
-        </w:rPr>
-        <w:t xml:space="preserve">. </w:t>
-      </w:r>
-      <w:r>
-        <w:rPr>
-          <w:rFonts w:ascii="Arial" w:hAnsi="Arial"/>
-          <w:sz w:val="22"/>
-        </w:rPr>
-        <w:t xml:space="preserve"> </w:t>
-      </w:r>
-      <w:r>
-        <w:rPr>
-          <w:rFonts w:ascii="Arial" w:hAnsi="Arial"/>
-          <w:sz w:val="22"/>
-        </w:rPr>
-        <w:t xml:space="preserve">Diferença padronizada:</w:t>
+        <w:t>Diferença padronizada:</w:t>
       </w:r>
       <w:r>
         <w:rPr>
@@ -5401,21 +5380,21 @@
           <w:rFonts w:ascii="Arial" w:hAnsi="Arial"/>
           <w:sz w:val="22"/>
         </w:rPr>
-        <w:t xml:space="preserve">em módulo indicam desequilíbrio relevante. População completa da PEA com renda</w:t>
-      </w:r>
-      <w:r>
-        <w:rPr>
-          <w:rFonts w:ascii="Arial" w:hAnsi="Arial"/>
-          <w:sz w:val="22"/>
-        </w:rPr>
-        <w:t xml:space="preserve"> </w:t>
-      </w:r>
-      <w:r>
-        <w:rPr>
-          <w:rFonts w:ascii="Arial" w:hAnsi="Arial"/>
-          <w:sz w:val="22"/>
-        </w:rPr>
-        <w:t xml:space="preserve">positiva (</w:t>
+        <w:t>em módulo indicam desequilíbrio relevante. População completa da PEA com renda</w:t>
+      </w:r>
+      <w:r>
+        <w:rPr>
+          <w:rFonts w:ascii="Arial" w:hAnsi="Arial"/>
+          <w:sz w:val="22"/>
+        </w:rPr>
+        <w:t xml:space="preserve"> </w:t>
+      </w:r>
+      <w:r>
+        <w:rPr>
+          <w:rFonts w:ascii="Arial" w:hAnsi="Arial"/>
+          <w:sz w:val="22"/>
+        </w:rPr>
+        <w:t>positiva (</w:t>
       </w:r>
       <m:oMath>
         <m:r>
@@ -5467,21 +5446,21 @@
           <w:rFonts w:ascii="Arial" w:hAnsi="Arial"/>
           <w:sz w:val="22"/>
         </w:rPr>
-        <w:t xml:space="preserve">97,2% das UPAs têm</w:t>
-      </w:r>
-      <w:r>
-        <w:rPr>
-          <w:rFonts w:ascii="Arial" w:hAnsi="Arial"/>
-          <w:sz w:val="22"/>
-        </w:rPr>
-        <w:t xml:space="preserve"> </w:t>
-      </w:r>
-      <w:r>
-        <w:rPr>
-          <w:rFonts w:ascii="Arial" w:hAnsi="Arial"/>
-          <w:sz w:val="22"/>
-        </w:rPr>
-        <w:t xml:space="preserve">trabalhadores dos dois grupos, e 100,0% das células</w:t>
+        <w:t>97,2% das UPAs têm</w:t>
+      </w:r>
+      <w:r>
+        <w:rPr>
+          <w:rFonts w:ascii="Arial" w:hAnsi="Arial"/>
+          <w:sz w:val="22"/>
+        </w:rPr>
+        <w:t xml:space="preserve"> </w:t>
+      </w:r>
+      <w:r>
+        <w:rPr>
+          <w:rFonts w:ascii="Arial" w:hAnsi="Arial"/>
+          <w:sz w:val="22"/>
+        </w:rPr>
+        <w:t>trabalhadores dos dois grupos, e 100,0% das células</w:t>
       </w:r>
       <w:r>
         <w:rPr>
@@ -5524,21 +5503,21 @@
           <w:rFonts w:ascii="Arial" w:hAnsi="Arial"/>
           <w:sz w:val="22"/>
         </w:rPr>
-        <w:t xml:space="preserve">estão em células com os dois grupos) — a comparação não depende de extrapolar para</w:t>
-      </w:r>
-      <w:r>
-        <w:rPr>
-          <w:rFonts w:ascii="Arial" w:hAnsi="Arial"/>
-          <w:sz w:val="22"/>
-        </w:rPr>
-        <w:t xml:space="preserve"> </w:t>
-      </w:r>
-      <w:r>
-        <w:rPr>
-          <w:rFonts w:ascii="Arial" w:hAnsi="Arial"/>
-          <w:sz w:val="22"/>
-        </w:rPr>
-        <w:t xml:space="preserve">regiões da amostra onde só existe um dos grupos</w:t>
+        <w:t>estão em células com os dois grupos) — a comparação não depende de extrapolar para</w:t>
+      </w:r>
+      <w:r>
+        <w:rPr>
+          <w:rFonts w:ascii="Arial" w:hAnsi="Arial"/>
+          <w:sz w:val="22"/>
+        </w:rPr>
+        <w:t xml:space="preserve"> </w:t>
+      </w:r>
+      <w:r>
+        <w:rPr>
+          <w:rFonts w:ascii="Arial" w:hAnsi="Arial"/>
+          <w:sz w:val="22"/>
+        </w:rPr>
+        <w:t>regiões da amostra onde só existe um dos grupos</w:t>
       </w:r>
     </w:p>
     <w:bookmarkEnd w:id="24"/>
@@ -12157,35 +12136,21 @@
           <w:rFonts w:ascii="Arial" w:hAnsi="Arial"/>
           <w:sz w:val="22"/>
         </w:rPr>
-        <w:t xml:space="preserve">Cada linha traz o que foi</w:t>
-      </w:r>
-      <w:r>
-        <w:rPr>
-          <w:rFonts w:ascii="Arial" w:hAnsi="Arial"/>
-          <w:sz w:val="22"/>
-        </w:rPr>
-        <w:t xml:space="preserve"> </w:t>
-      </w:r>
-      <w:r>
-        <w:rPr>
-          <w:rFonts w:ascii="Arial" w:hAnsi="Arial"/>
-          <w:sz w:val="22"/>
-        </w:rPr>
-        <w:t xml:space="preserve">verificado, o resultado e a providência tomada. Valores extraídos dos</w:t>
-      </w:r>
-      <w:r>
-        <w:rPr>
-          <w:rFonts w:ascii="Arial" w:hAnsi="Arial"/>
-          <w:sz w:val="22"/>
-        </w:rPr>
-        <w:t xml:space="preserve"> </w:t>
-      </w:r>
-      <w:r>
-        <w:rPr>
-          <w:rFonts w:ascii="Arial" w:hAnsi="Arial"/>
-          <w:sz w:val="22"/>
-        </w:rPr>
-        <w:t xml:space="preserve">mesmos csv que alimentam as demais tabelas</w:t>
+        <w:t>Cada linha traz o que foi</w:t>
+      </w:r>
+      <w:r>
+        <w:rPr>
+          <w:rFonts w:ascii="Arial" w:hAnsi="Arial"/>
+          <w:sz w:val="22"/>
+        </w:rPr>
+        <w:t xml:space="preserve"> </w:t>
+      </w:r>
+      <w:r>
+        <w:rPr>
+          <w:rFonts w:ascii="Arial" w:hAnsi="Arial"/>
+          <w:sz w:val="22"/>
+        </w:rPr>
+        <w:t xml:space="preserve">verificado, o resultado e a providência tomada</w:t>
       </w:r>
     </w:p>
     <w:bookmarkEnd w:id="31"/>
@@ -19081,28 +19046,28 @@
           <w:rFonts w:ascii="Arial" w:hAnsi="Arial"/>
           <w:sz w:val="22"/>
         </w:rPr>
-        <w:t xml:space="preserve">Estratégia</w:t>
-      </w:r>
-      <w:r>
-        <w:rPr>
-          <w:rFonts w:ascii="Arial" w:hAnsi="Arial"/>
-          <w:sz w:val="22"/>
-        </w:rPr>
-        <w:t xml:space="preserve"> </w:t>
-      </w:r>
-      <w:r>
-        <w:rPr>
-          <w:rFonts w:ascii="Arial" w:hAnsi="Arial"/>
-          <w:sz w:val="22"/>
-        </w:rPr>
-        <w:t xml:space="preserve">step-up</w:t>
-      </w:r>
-      <w:r>
-        <w:rPr>
-          <w:rFonts w:ascii="Arial" w:hAnsi="Arial"/>
-          <w:sz w:val="22"/>
-        </w:rPr>
-        <w:t xml:space="preserve">, PNAD Contínua 2016–2025, população completa (</w:t>
+        <w:t>Estratégia</w:t>
+      </w:r>
+      <w:r>
+        <w:rPr>
+          <w:rFonts w:ascii="Arial" w:hAnsi="Arial"/>
+          <w:sz w:val="22"/>
+        </w:rPr>
+        <w:t xml:space="preserve"> </w:t>
+      </w:r>
+      <w:r>
+        <w:rPr>
+          <w:rFonts w:ascii="Arial" w:hAnsi="Arial"/>
+          <w:sz w:val="22"/>
+        </w:rPr>
+        <w:t>step-up</w:t>
+      </w:r>
+      <w:r>
+        <w:rPr>
+          <w:rFonts w:ascii="Arial" w:hAnsi="Arial"/>
+          <w:sz w:val="22"/>
+        </w:rPr>
+        <w:t>, PNAD Contínua 2016–2025, população completa (</w:t>
       </w:r>
       <m:oMath>
         <m:r>
@@ -19140,61 +19105,13 @@
           <w:rFonts w:ascii="Arial" w:hAnsi="Arial"/>
           <w:sz w:val="22"/>
         </w:rPr>
-        <w:t xml:space="preserve">Coeficientes com erro-padrão do modelo entre parênteses (a correlação intra-UPA já está no efeito aleatório). Estimação por máxima verossimilhança [ML], para os testes LR entre degraus; REML coincide. Com</w:t>
-      </w:r>
-      <w:r>
-        <w:rPr>
-          <w:rFonts w:ascii="Arial" w:hAnsi="Arial"/>
-          <w:sz w:val="22"/>
-        </w:rPr>
-        <w:t xml:space="preserve"> </w:t>
-      </w:r>
-      <m:oMath>
-        <m:r>
-          <m:t>N</m:t>
-        </m:r>
-      </m:oMath>
-      <w:r>
-        <w:rPr>
-          <w:rFonts w:ascii="Arial" w:hAnsi="Arial"/>
-          <w:sz w:val="22"/>
-        </w:rPr>
-        <w:t xml:space="preserve"> </w:t>
-      </w:r>
-      <w:r>
-        <w:rPr>
-          <w:rFonts w:ascii="Arial" w:hAnsi="Arial"/>
-          <w:sz w:val="22"/>
-        </w:rPr>
-        <w:t>desta ordem quase todo coeficiente é significante; a inferência relevante está nos intervalos de confiança, não nos asteriscos</w:t>
-      </w:r>
-      <w:r>
-        <w:rPr>
-          <w:rFonts w:ascii="Arial" w:hAnsi="Arial"/>
-          <w:sz w:val="22"/>
-        </w:rPr>
-        <w:t xml:space="preserve"> </w:t>
-      </w:r>
-      <w:r>
-        <w:rPr>
-          <w:rFonts w:ascii="Arial" w:hAnsi="Arial"/>
-          <w:sz w:val="22"/>
-        </w:rPr>
-        <w:t xml:space="preserve">(Angrist e Pischke, 2009, cap. 8)</w:t>
-      </w:r>
-      <w:r>
-        <w:rPr>
-          <w:rFonts w:ascii="Arial" w:hAnsi="Arial"/>
-          <w:sz w:val="22"/>
-        </w:rPr>
-        <w:t xml:space="preserve"/>
-      </w:r>
-      <w:r>
-        <w:rPr>
-          <w:rFonts w:ascii="Arial" w:hAnsi="Arial"/>
-          <w:sz w:val="22"/>
-        </w:rPr>
-        <w:t xml:space="preserve">. </w:t>
+        <w:t xml:space="preserve">Coeficientes com erro-padrão do modelo entre parênteses (a correlação intra-UPA já está no efeito aleatório). Estimação por máxima verossimilhança [ML], para os testes LR entre degraus; REML coincide. </w:t>
+      </w:r>
+      <w:r>
+        <w:rPr>
+          <w:rFonts w:ascii="Arial" w:hAnsi="Arial"/>
+          <w:sz w:val="22"/>
+        </w:rPr>
       </w:r>
       <w:r>
         <w:rPr>
@@ -19216,21 +19133,21 @@
           <w:rFonts w:ascii="Arial" w:hAnsi="Arial"/>
           <w:sz w:val="22"/>
         </w:rPr>
-        <w:t xml:space="preserve">negro</w:t>
-      </w:r>
-      <w:r>
-        <w:rPr>
-          <w:rFonts w:ascii="Arial" w:hAnsi="Arial"/>
-          <w:sz w:val="22"/>
-        </w:rPr>
-        <w:t xml:space="preserve"> </w:t>
-      </w:r>
-      <w:r>
-        <w:rPr>
-          <w:rFonts w:ascii="Arial" w:hAnsi="Arial"/>
-          <w:sz w:val="22"/>
-        </w:rPr>
-        <w:t xml:space="preserve">por UPA (M3 +</w:t>
+        <w:t>negro</w:t>
+      </w:r>
+      <w:r>
+        <w:rPr>
+          <w:rFonts w:ascii="Arial" w:hAnsi="Arial"/>
+          <w:sz w:val="22"/>
+        </w:rPr>
+        <w:t xml:space="preserve"> </w:t>
+      </w:r>
+      <w:r>
+        <w:rPr>
+          <w:rFonts w:ascii="Arial" w:hAnsi="Arial"/>
+          <w:sz w:val="22"/>
+        </w:rPr>
+        <w:t>por UPA (M3 +</w:t>
       </w:r>
       <w:r>
         <w:rPr>
@@ -19261,7 +19178,7 @@
           <w:rFonts w:ascii="Arial" w:hAnsi="Arial"/>
           <w:sz w:val="22"/>
         </w:rPr>
-        <w:t xml:space="preserve">):</w:t>
+        <w:t>):</w:t>
       </w:r>
       <w:r>
         <w:rPr>
@@ -19326,7 +19243,7 @@
           <w:rFonts w:ascii="Arial" w:hAnsi="Arial"/>
           <w:sz w:val="22"/>
         </w:rPr>
-        <w:t xml:space="preserve">(DP</w:t>
+        <w:t>(DP</w:t>
       </w:r>
       <w:r>
         <w:rPr>
@@ -19367,7 +19284,7 @@
           <w:rFonts w:ascii="Arial" w:hAnsi="Arial"/>
           <w:sz w:val="22"/>
         </w:rPr>
-        <w:t xml:space="preserve">em log-pontos), cov</w:t>
+        <w:t>em log-pontos), cov</w:t>
       </w:r>
       <m:oMath>
         <m:r>
@@ -19474,7 +19391,7 @@
           <w:rFonts w:ascii="Arial" w:hAnsi="Arial"/>
           <w:sz w:val="22"/>
         </w:rPr>
-        <w:t xml:space="preserve">(2 g.l.),</w:t>
+        <w:t>(2 g.l.),</w:t>
       </w:r>
       <w:r>
         <w:rPr>
@@ -19557,7 +19474,7 @@
           <w:rFonts w:ascii="Arial" w:hAnsi="Arial"/>
           <w:sz w:val="22"/>
         </w:rPr>
-        <w:t xml:space="preserve">médio</w:t>
+        <w:t>médio</w:t>
       </w:r>
       <w:r>
         <w:rPr>
@@ -19597,7 +19514,6 @@
           <w:rFonts w:ascii="Arial" w:hAnsi="Arial"/>
           <w:sz w:val="22"/>
         </w:rPr>
-        <w:t xml:space="preserve"/>
       </w:r>
     </w:p>
     <w:p>
@@ -24735,7 +24651,7 @@
           <w:rFonts w:ascii="Arial" w:hAnsi="Arial"/>
           <w:sz w:val="22"/>
         </w:rPr>
-        <w:t xml:space="preserve">2016–2025, população completa)</w:t>
+        <w:t>2016–2025, população completa)</w:t>
       </w:r>
       <w:r>
         <w:rPr>
@@ -24743,62 +24659,6 @@
           <w:sz w:val="22"/>
         </w:rPr>
         <w:t xml:space="preserve">. </w:t>
-      </w:r>
-      <w:r>
-        <w:rPr>
-          <w:rFonts w:ascii="Arial" w:hAnsi="Arial"/>
-          <w:sz w:val="22"/>
-        </w:rPr>
-        <w:t xml:space="preserve">Cada linha</w:t>
-      </w:r>
-      <w:r>
-        <w:rPr>
-          <w:rFonts w:ascii="Arial" w:hAnsi="Arial"/>
-          <w:sz w:val="22"/>
-        </w:rPr>
-        <w:t xml:space="preserve"> </w:t>
-      </w:r>
-      <w:r>
-        <w:rPr>
-          <w:rFonts w:ascii="Arial" w:hAnsi="Arial"/>
-          <w:sz w:val="22"/>
-        </w:rPr>
-        <w:t>acrescenta um bloco de controles ao anterior; à medida que se adiciona contexto e ocupação,</w:t>
-      </w:r>
-      <w:r>
-        <w:rPr>
-          <w:rFonts w:ascii="Arial" w:hAnsi="Arial"/>
-          <w:sz w:val="22"/>
-        </w:rPr>
-        <w:t xml:space="preserve"> </w:t>
-      </w:r>
-      <w:r>
-        <w:rPr>
-          <w:rFonts w:ascii="Arial" w:hAnsi="Arial"/>
-          <w:sz w:val="22"/>
-        </w:rPr>
-        <w:t xml:space="preserve">o gap encolhe e a mediação acumulada cresce</w:t>
-      </w:r>
-      <w:r>
-        <w:rPr>
-          <w:rFonts w:ascii="Arial" w:hAnsi="Arial"/>
-          <w:sz w:val="22"/>
-        </w:rPr>
-        <w:t xml:space="preserve">. </w:t>
-      </w:r>
-      <w:r>
-        <w:rPr>
-          <w:rFonts w:ascii="Arial" w:hAnsi="Arial"/>
-          <w:sz w:val="22"/>
-        </w:rPr>
-        <w:t xml:space="preserve">cada linha adiciona algo à anterior.</w:t>
-      </w:r>
-      <w:r>
-        <w:rPr>
-          <w:rFonts w:ascii="Arial" w:hAnsi="Arial"/>
-          <w:sz w:val="22"/>
-        </w:rPr>
-        <w:t xml:space="preserve"> </w:t>
       </w:r>
       <m:oMath>
         <m:sSub>
@@ -24844,21 +24704,21 @@
           <w:rFonts w:ascii="Arial" w:hAnsi="Arial"/>
           <w:sz w:val="22"/>
         </w:rPr>
-        <w:t xml:space="preserve">“Gap (%)”</w:t>
-      </w:r>
-      <w:r>
-        <w:rPr>
-          <w:rFonts w:ascii="Arial" w:hAnsi="Arial"/>
-          <w:sz w:val="22"/>
-        </w:rPr>
-        <w:t xml:space="preserve"> </w:t>
-      </w:r>
-      <w:r>
-        <w:rPr>
-          <w:rFonts w:ascii="Arial" w:hAnsi="Arial"/>
-          <w:sz w:val="22"/>
-        </w:rPr>
-        <w:t xml:space="preserve">é a</w:t>
+        <w:t>“Gap (%)”</w:t>
+      </w:r>
+      <w:r>
+        <w:rPr>
+          <w:rFonts w:ascii="Arial" w:hAnsi="Arial"/>
+          <w:sz w:val="22"/>
+        </w:rPr>
+        <w:t xml:space="preserve"> </w:t>
+      </w:r>
+      <w:r>
+        <w:rPr>
+          <w:rFonts w:ascii="Arial" w:hAnsi="Arial"/>
+          <w:sz w:val="22"/>
+        </w:rPr>
+        <w:t>é a</w:t>
       </w:r>
       <w:r>
         <w:rPr>
@@ -24886,7 +24746,7 @@
           <w:rFonts w:ascii="Arial" w:hAnsi="Arial"/>
           <w:sz w:val="22"/>
         </w:rPr>
-        <w:t xml:space="preserve">“Mediação acum.”</w:t>
+        <w:t>“Mediação acum.”</w:t>
       </w:r>
       <w:r>
         <w:rPr>
@@ -24907,91 +24767,14 @@
           <w:rFonts w:ascii="Arial" w:hAnsi="Arial"/>
           <w:sz w:val="22"/>
         </w:rPr>
-        <w:t xml:space="preserve">explicada. O salto da primeira para a segunda linha é a mediação pela segregação residencial:</w:t>
-      </w:r>
-      <w:r>
-        <w:rPr>
-          <w:rFonts w:ascii="Arial" w:hAnsi="Arial"/>
-          <w:sz w:val="22"/>
-        </w:rPr>
-        <w:t xml:space="preserve"> </w:t>
-      </w:r>
-      <w:r>
-        <w:rPr>
-          <w:rFonts w:ascii="Arial" w:hAnsi="Arial"/>
-          <w:sz w:val="22"/>
-        </w:rPr>
-        <w:t xml:space="preserve">comparar negros e brancos</w:t>
-      </w:r>
-      <w:r>
-        <w:rPr>
-          <w:rFonts w:ascii="Arial" w:hAnsi="Arial"/>
-          <w:sz w:val="22"/>
-        </w:rPr>
-        <w:t xml:space="preserve"> </w:t>
-      </w:r>
-      <w:r>
-        <w:rPr>
-          <w:rFonts w:ascii="Arial" w:hAnsi="Arial"/>
-          <w:sz w:val="22"/>
-        </w:rPr>
-        <w:t xml:space="preserve">do mesmo bairro</w:t>
-      </w:r>
-      <w:r>
-        <w:rPr>
-          <w:rFonts w:ascii="Arial" w:hAnsi="Arial"/>
-          <w:sz w:val="22"/>
-        </w:rPr>
-        <w:t xml:space="preserve"> </w:t>
-      </w:r>
-      <w:r>
-        <w:rPr>
-          <w:rFonts w:ascii="Arial" w:hAnsi="Arial"/>
-          <w:sz w:val="22"/>
-        </w:rPr>
-        <w:t xml:space="preserve">reduz o gap em 39,5%. Do modelo agregado</w:t>
-      </w:r>
-      <w:r>
-        <w:rPr>
-          <w:rFonts w:ascii="Arial" w:hAnsi="Arial"/>
-          <w:sz w:val="22"/>
-        </w:rPr>
-        <w:t xml:space="preserve"> </w:t>
-      </w:r>
-      <w:r>
-        <w:rPr>
-          <w:rFonts w:ascii="Arial" w:hAnsi="Arial"/>
-          <w:sz w:val="22"/>
-        </w:rPr>
-        <w:t xml:space="preserve">ao M4 o gap cai de 10,5% para 5,6%: 47,6% do gap é mediado por</w:t>
-      </w:r>
-      <w:r>
-        <w:rPr>
-          <w:rFonts w:ascii="Arial" w:hAnsi="Arial"/>
-          <w:sz w:val="22"/>
-        </w:rPr>
-        <w:t xml:space="preserve"> </w:t>
-      </w:r>
-      <w:r>
-        <w:rPr>
-          <w:rFonts w:ascii="Arial" w:hAnsi="Arial"/>
-          <w:sz w:val="22"/>
-        </w:rPr>
-        <w:t xml:space="preserve">onde a pessoa mora, o estado e a ocupação que acessa — e a penalidade de 5,6% persiste</w:t>
-      </w:r>
-      <w:r>
-        <w:rPr>
-          <w:rFonts w:ascii="Arial" w:hAnsi="Arial"/>
-          <w:sz w:val="22"/>
-        </w:rPr>
-        <w:t xml:space="preserve"> </w:t>
-      </w:r>
-      <w:r>
-        <w:rPr>
-          <w:rFonts w:ascii="Arial" w:hAnsi="Arial"/>
-          <w:sz w:val="22"/>
-        </w:rPr>
-        <w:t xml:space="preserve">dentro da mesma ocupação (limite inferior, pois a ocupação é ela própria resultado da barreira de acesso). O agregado inclui efeitos fixos de UF e o M1 e o M2 não (o M3 os reintroduz). Reestimado com UF, na mesma base, o M1 dá</w:t>
+        <w:t xml:space="preserve">explicada. </w:t>
+      </w:r>
+      <w:r>
+        <w:rPr>
+          <w:rFonts w:ascii="Arial" w:hAnsi="Arial"/>
+          <w:sz w:val="22"/>
+        </w:rPr>
+        <w:t>O agregado inclui efeitos fixos de UF e o M1 e o M2 não (o M3 os reintroduz). Reestimado com UF, na mesma base, o M1 dá</w:t>
       </w:r>
       <w:r>
         <w:rPr>
@@ -25054,7 +24837,7 @@
           <w:rFonts w:ascii="Arial" w:hAnsi="Arial"/>
           <w:sz w:val="22"/>
         </w:rPr>
-        <w:t xml:space="preserve">e uma mediação pelo bairro de 41,6% (contra 39,5% na tabela): com o estado mantido no modelo, a mediação pelo bairro é ainda maior — a leitura da tabela é conservadora. Sem os efeitos fixos de UF, o gap agregado seria de 20,1% — a diferença entre estados é, ela própria, parte do diferencial</w:t>
+        <w:t>e uma mediação pelo bairro de 41,6% (contra 39,5% na tabela): com o estado mantido no modelo, a mediação pelo bairro é ainda maior — a leitura da tabela é conservadora. Sem os efeitos fixos de UF, o gap agregado seria de 20,1% — a diferença entre estados é, ela própria, parte do diferencial</w:t>
       </w:r>
     </w:p>
     <w:p>
@@ -26419,28 +26202,28 @@
           <w:rFonts w:ascii="Arial" w:hAnsi="Arial"/>
           <w:sz w:val="22"/>
         </w:rPr>
-        <w:t xml:space="preserve">Capital humano +</w:t>
-      </w:r>
-      <w:r>
-        <w:rPr>
-          <w:rFonts w:ascii="Arial" w:hAnsi="Arial"/>
-          <w:sz w:val="22"/>
-        </w:rPr>
-        <w:t xml:space="preserve"> </w:t>
-      </w:r>
-      <w:r>
-        <w:rPr>
-          <w:rFonts w:ascii="Arial" w:hAnsi="Arial"/>
-          <w:sz w:val="22"/>
-        </w:rPr>
-        <w:t xml:space="preserve">contexto</w:t>
-      </w:r>
-      <w:r>
-        <w:rPr>
-          <w:rFonts w:ascii="Arial" w:hAnsi="Arial"/>
-          <w:sz w:val="22"/>
-        </w:rPr>
-        <w:t xml:space="preserve">: escolaridade, idade, sexo, jornada, área urbana, contexto de UPA e efeitos fixos</w:t>
+        <w:t>Capital humano +</w:t>
+      </w:r>
+      <w:r>
+        <w:rPr>
+          <w:rFonts w:ascii="Arial" w:hAnsi="Arial"/>
+          <w:sz w:val="22"/>
+        </w:rPr>
+        <w:t xml:space="preserve"> </w:t>
+      </w:r>
+      <w:r>
+        <w:rPr>
+          <w:rFonts w:ascii="Arial" w:hAnsi="Arial"/>
+          <w:sz w:val="22"/>
+        </w:rPr>
+        <w:t>contexto</w:t>
+      </w:r>
+      <w:r>
+        <w:rPr>
+          <w:rFonts w:ascii="Arial" w:hAnsi="Arial"/>
+          <w:sz w:val="22"/>
+        </w:rPr>
+        <w:t>: escolaridade, idade, sexo, jornada, área urbana, contexto de UPA e efeitos fixos</w:t>
       </w:r>
       <w:r>
         <w:rPr>
@@ -26475,98 +26258,98 @@
           <w:rFonts w:ascii="Arial" w:hAnsi="Arial"/>
           <w:sz w:val="22"/>
         </w:rPr>
-        <w:t xml:space="preserve">Acesso</w:t>
-      </w:r>
-      <w:r>
-        <w:rPr>
-          <w:rFonts w:ascii="Arial" w:hAnsi="Arial"/>
-          <w:sz w:val="22"/>
-        </w:rPr>
-        <w:t xml:space="preserve">: (A) + formalidade e grupo CBO tratados como dotações (os controles do M4) — a parcela não explicada é a discriminação</w:t>
-      </w:r>
-      <w:r>
-        <w:rPr>
-          <w:rFonts w:ascii="Arial" w:hAnsi="Arial"/>
-          <w:sz w:val="22"/>
-        </w:rPr>
-        <w:t xml:space="preserve"> </w:t>
-      </w:r>
-      <w:r>
-        <w:rPr>
-          <w:rFonts w:ascii="Arial" w:hAnsi="Arial"/>
-          <w:sz w:val="22"/>
-        </w:rPr>
-        <w:t xml:space="preserve">dentro</w:t>
-      </w:r>
-      <w:r>
-        <w:rPr>
-          <w:rFonts w:ascii="Arial" w:hAnsi="Arial"/>
-          <w:sz w:val="22"/>
-        </w:rPr>
-        <w:t xml:space="preserve"> </w:t>
-      </w:r>
-      <w:r>
-        <w:rPr>
-          <w:rFonts w:ascii="Arial" w:hAnsi="Arial"/>
-          <w:sz w:val="22"/>
-        </w:rPr>
-        <w:t xml:space="preserve">da ocupação, um limite inferior, pois a segregação ocupacional é ela própria</w:t>
-      </w:r>
-      <w:r>
-        <w:rPr>
-          <w:rFonts w:ascii="Arial" w:hAnsi="Arial"/>
-          <w:sz w:val="22"/>
-        </w:rPr>
-        <w:t xml:space="preserve"> </w:t>
-      </w:r>
-      <w:r>
-        <w:rPr>
-          <w:rFonts w:ascii="Arial" w:hAnsi="Arial"/>
-          <w:sz w:val="22"/>
-        </w:rPr>
-        <w:t xml:space="preserve">discriminatória</w:t>
-      </w:r>
-      <w:r>
-        <w:rPr>
-          <w:rFonts w:ascii="Arial" w:hAnsi="Arial"/>
-          <w:sz w:val="22"/>
-        </w:rPr>
-        <w:t xml:space="preserve"> </w:t>
-      </w:r>
-      <w:r>
-        <w:rPr>
-          <w:rFonts w:ascii="Arial" w:hAnsi="Arial"/>
-          <w:sz w:val="22"/>
-        </w:rPr>
-        <w:t xml:space="preserve">(Oaxaca e Ransom, 1999)</w:t>
-      </w:r>
-      <w:r>
-        <w:rPr>
-          <w:rFonts w:ascii="Arial" w:hAnsi="Arial"/>
-          <w:sz w:val="22"/>
-        </w:rPr>
-        <w:t xml:space="preserve"> </w:t>
-      </w:r>
-      <w:r>
-        <w:rPr>
-          <w:rFonts w:ascii="Arial" w:hAnsi="Arial"/>
-          <w:sz w:val="22"/>
-        </w:rPr>
-        <w:t xml:space="preserve">(ver o GLMM de acesso, Tabela 8).</w:t>
-      </w:r>
-      <w:r>
-        <w:rPr>
-          <w:rFonts w:ascii="Arial" w:hAnsi="Arial"/>
-          <w:sz w:val="22"/>
-        </w:rPr>
-        <w:t xml:space="preserve"> </w:t>
-      </w:r>
-      <w:r>
-        <w:rPr>
-          <w:rFonts w:ascii="Arial" w:hAnsi="Arial"/>
-          <w:sz w:val="22"/>
-        </w:rPr>
-        <w:t xml:space="preserve">População completa da PEA com renda positiva (</w:t>
+        <w:t>Acesso</w:t>
+      </w:r>
+      <w:r>
+        <w:rPr>
+          <w:rFonts w:ascii="Arial" w:hAnsi="Arial"/>
+          <w:sz w:val="22"/>
+        </w:rPr>
+        <w:t>: (A) + formalidade e grupo CBO tratados como dotações (os controles do M4) — a parcela não explicada é a discriminação</w:t>
+      </w:r>
+      <w:r>
+        <w:rPr>
+          <w:rFonts w:ascii="Arial" w:hAnsi="Arial"/>
+          <w:sz w:val="22"/>
+        </w:rPr>
+        <w:t xml:space="preserve"> </w:t>
+      </w:r>
+      <w:r>
+        <w:rPr>
+          <w:rFonts w:ascii="Arial" w:hAnsi="Arial"/>
+          <w:sz w:val="22"/>
+        </w:rPr>
+        <w:t>dentro</w:t>
+      </w:r>
+      <w:r>
+        <w:rPr>
+          <w:rFonts w:ascii="Arial" w:hAnsi="Arial"/>
+          <w:sz w:val="22"/>
+        </w:rPr>
+        <w:t xml:space="preserve"> </w:t>
+      </w:r>
+      <w:r>
+        <w:rPr>
+          <w:rFonts w:ascii="Arial" w:hAnsi="Arial"/>
+          <w:sz w:val="22"/>
+        </w:rPr>
+        <w:t>da ocupação, um limite inferior, pois a segregação ocupacional é ela própria</w:t>
+      </w:r>
+      <w:r>
+        <w:rPr>
+          <w:rFonts w:ascii="Arial" w:hAnsi="Arial"/>
+          <w:sz w:val="22"/>
+        </w:rPr>
+        <w:t xml:space="preserve"> </w:t>
+      </w:r>
+      <w:r>
+        <w:rPr>
+          <w:rFonts w:ascii="Arial" w:hAnsi="Arial"/>
+          <w:sz w:val="22"/>
+        </w:rPr>
+        <w:t>discriminatória</w:t>
+      </w:r>
+      <w:r>
+        <w:rPr>
+          <w:rFonts w:ascii="Arial" w:hAnsi="Arial"/>
+          <w:sz w:val="22"/>
+        </w:rPr>
+        <w:t xml:space="preserve"> </w:t>
+      </w:r>
+      <w:r>
+        <w:rPr>
+          <w:rFonts w:ascii="Arial" w:hAnsi="Arial"/>
+          <w:sz w:val="22"/>
+        </w:rPr>
+        <w:t>(Oaxaca e Ransom, 1999)</w:t>
+      </w:r>
+      <w:r>
+        <w:rPr>
+          <w:rFonts w:ascii="Arial" w:hAnsi="Arial"/>
+          <w:sz w:val="22"/>
+        </w:rPr>
+        <w:t xml:space="preserve"> </w:t>
+      </w:r>
+      <w:r>
+        <w:rPr>
+          <w:rFonts w:ascii="Arial" w:hAnsi="Arial"/>
+          <w:sz w:val="22"/>
+        </w:rPr>
+        <w:t>(ver o GLMM de acesso, Tabela 8).</w:t>
+      </w:r>
+      <w:r>
+        <w:rPr>
+          <w:rFonts w:ascii="Arial" w:hAnsi="Arial"/>
+          <w:sz w:val="22"/>
+        </w:rPr>
+        <w:t xml:space="preserve"> </w:t>
+      </w:r>
+      <w:r>
+        <w:rPr>
+          <w:rFonts w:ascii="Arial" w:hAnsi="Arial"/>
+          <w:sz w:val="22"/>
+        </w:rPr>
+        <w:t>População completa da PEA com renda positiva (</w:t>
       </w:r>
       <m:oMath>
         <m:r>
@@ -26604,184 +26387,14 @@
           <w:rFonts w:ascii="Arial" w:hAnsi="Arial"/>
           <w:sz w:val="22"/>
         </w:rPr>
-        <w:t xml:space="preserve">Erros-padrão entre parênteses: bootstrap em blocos por UPA (500 réplicas)</w:t>
-      </w:r>
-      <w:r>
-        <w:rPr>
-          <w:rFonts w:ascii="Arial" w:hAnsi="Arial"/>
-          <w:sz w:val="22"/>
-        </w:rPr>
-        <w:t xml:space="preserve">. </w:t>
-      </w:r>
-      <w:r>
-        <w:rPr>
-          <w:rFonts w:ascii="Arial" w:hAnsi="Arial"/>
-          <w:sz w:val="22"/>
-        </w:rPr>
-        <w:t xml:space="preserve">em cada especificação, Dotações</w:t>
-      </w:r>
-      <w:r>
-        <w:rPr>
-          <w:rFonts w:ascii="Arial" w:hAnsi="Arial"/>
-          <w:sz w:val="22"/>
-        </w:rPr>
-        <w:t xml:space="preserve"> </w:t>
-      </w:r>
-      <m:oMath>
-        <m:r>
-          <m:rPr>
-            <m:sty m:val="p"/>
-          </m:rPr>
-          <m:t>+</m:t>
-        </m:r>
-      </m:oMath>
-      <w:r>
-        <w:rPr>
-          <w:rFonts w:ascii="Arial" w:hAnsi="Arial"/>
-          <w:sz w:val="22"/>
-        </w:rPr>
-        <w:t xml:space="preserve"> </w:t>
-      </w:r>
-      <w:r>
-        <w:rPr>
-          <w:rFonts w:ascii="Arial" w:hAnsi="Arial"/>
-          <w:sz w:val="22"/>
-        </w:rPr>
-        <w:t xml:space="preserve">Não explicado</w:t>
-      </w:r>
-      <w:r>
-        <w:rPr>
-          <w:rFonts w:ascii="Arial" w:hAnsi="Arial"/>
-          <w:sz w:val="22"/>
-        </w:rPr>
-        <w:t xml:space="preserve"> </w:t>
-      </w:r>
-      <m:oMath>
-        <m:r>
-          <m:rPr>
-            <m:sty m:val="p"/>
-          </m:rPr>
-          <m:t>=</m:t>
-        </m:r>
-      </m:oMath>
-      <w:r>
-        <w:rPr>
-          <w:rFonts w:ascii="Arial" w:hAnsi="Arial"/>
-          <w:sz w:val="22"/>
-        </w:rPr>
-        <w:t xml:space="preserve"> </w:t>
-      </w:r>
-      <w:r>
-        <w:rPr>
-          <w:rFonts w:ascii="Arial" w:hAnsi="Arial"/>
-          <w:sz w:val="22"/>
-        </w:rPr>
-        <w:t xml:space="preserve">Gap total.</w:t>
-      </w:r>
-      <w:r>
-        <w:rPr>
-          <w:rFonts w:ascii="Arial" w:hAnsi="Arial"/>
-          <w:sz w:val="22"/>
-        </w:rPr>
-        <w:t xml:space="preserve"> </w:t>
-      </w:r>
-      <w:r>
-        <w:rPr>
-          <w:rFonts w:ascii="Arial" w:hAnsi="Arial"/>
-          <w:sz w:val="22"/>
-        </w:rPr>
-        <w:t xml:space="preserve">De (A) para (B), parte do</w:t>
-      </w:r>
-      <w:r>
-        <w:rPr>
-          <w:rFonts w:ascii="Arial" w:hAnsi="Arial"/>
-          <w:sz w:val="22"/>
-        </w:rPr>
-        <w:t xml:space="preserve"> </w:t>
-      </w:r>
-      <w:r>
-        <w:rPr>
-          <w:rFonts w:ascii="Arial" w:hAnsi="Arial"/>
-          <w:sz w:val="22"/>
-        </w:rPr>
-        <w:t xml:space="preserve">“não explicado”</w:t>
-      </w:r>
-      <w:r>
-        <w:rPr>
-          <w:rFonts w:ascii="Arial" w:hAnsi="Arial"/>
-          <w:sz w:val="22"/>
-        </w:rPr>
-        <w:t xml:space="preserve"> </w:t>
-      </w:r>
-      <w:r>
-        <w:rPr>
-          <w:rFonts w:ascii="Arial" w:hAnsi="Arial"/>
-          <w:sz w:val="22"/>
-        </w:rPr>
-        <w:t xml:space="preserve">migra para</w:t>
-      </w:r>
-      <w:r>
-        <w:rPr>
-          <w:rFonts w:ascii="Arial" w:hAnsi="Arial"/>
-          <w:sz w:val="22"/>
-        </w:rPr>
-        <w:t xml:space="preserve"> </w:t>
-      </w:r>
-      <w:r>
-        <w:rPr>
-          <w:rFonts w:ascii="Arial" w:hAnsi="Arial"/>
-          <w:sz w:val="22"/>
-        </w:rPr>
-        <w:t xml:space="preserve">“dotações”</w:t>
-      </w:r>
-      <w:r>
-        <w:rPr>
-          <w:rFonts w:ascii="Arial" w:hAnsi="Arial"/>
-          <w:sz w:val="22"/>
-        </w:rPr>
-        <w:t xml:space="preserve"> </w:t>
-      </w:r>
-      <w:r>
-        <w:rPr>
-          <w:rFonts w:ascii="Arial" w:hAnsi="Arial"/>
-          <w:sz w:val="22"/>
-        </w:rPr>
-        <w:t xml:space="preserve">porque a ocupação passa a</w:t>
-      </w:r>
-      <w:r>
-        <w:rPr>
-          <w:rFonts w:ascii="Arial" w:hAnsi="Arial"/>
-          <w:sz w:val="22"/>
-        </w:rPr>
-        <w:t xml:space="preserve"> </w:t>
-      </w:r>
-      <w:r>
-        <w:rPr>
-          <w:rFonts w:ascii="Arial" w:hAnsi="Arial"/>
-          <w:sz w:val="22"/>
-        </w:rPr>
-        <w:t xml:space="preserve">ser tratada como característica — é exatamente a parcela da discriminação que opera pela</w:t>
-      </w:r>
-      <w:r>
-        <w:rPr>
-          <w:rFonts w:ascii="Arial" w:hAnsi="Arial"/>
-          <w:sz w:val="22"/>
-        </w:rPr>
-        <w:t xml:space="preserve"> </w:t>
-      </w:r>
-      <w:r>
-        <w:rPr>
-          <w:rFonts w:ascii="Arial" w:hAnsi="Arial"/>
-          <w:sz w:val="22"/>
-        </w:rPr>
-        <w:t xml:space="preserve">porta de entrada</w:t>
-      </w:r>
-      <w:r>
-        <w:rPr>
-          <w:rFonts w:ascii="Arial" w:hAnsi="Arial"/>
-          <w:sz w:val="22"/>
-        </w:rPr>
-        <w:t xml:space="preserve">, e não pelo salário</w:t>
+        <w:t>Erros-padrão entre parênteses: bootstrap em blocos por UPA (500 réplicas)</w:t>
+      </w:r>
+      <w:r>
+        <w:rPr>
+          <w:rFonts w:ascii="Arial" w:hAnsi="Arial"/>
+          <w:sz w:val="22"/>
+        </w:rPr>
+        <w:t xml:space="preserve"/>
       </w:r>
     </w:p>
     <w:p>
@@ -30530,7 +30143,7 @@
           <w:rFonts w:ascii="Arial" w:hAnsi="Arial"/>
           <w:sz w:val="22"/>
         </w:rPr>
-        <w:t xml:space="preserve">LR vs. pooled: teste de razão de verossimilhança do A2 contra o logit sem efeito aleatório (fronteira,</w:t>
+        <w:t>LR vs. pooled: teste de razão de verossimilhança do A2 contra o logit sem efeito aleatório (fronteira,</w:t>
       </w:r>
       <w:r>
         <w:rPr>
@@ -30572,21 +30185,21 @@
           <w:rFonts w:ascii="Arial" w:hAnsi="Arial"/>
           <w:sz w:val="22"/>
         </w:rPr>
-        <w:t xml:space="preserve">cutoff</w:t>
-      </w:r>
-      <w:r>
-        <w:rPr>
-          <w:rFonts w:ascii="Arial" w:hAnsi="Arial"/>
-          <w:sz w:val="22"/>
-        </w:rPr>
-        <w:t xml:space="preserve"> </w:t>
-      </w:r>
-      <w:r>
-        <w:rPr>
-          <w:rFonts w:ascii="Arial" w:hAnsi="Arial"/>
-          <w:sz w:val="22"/>
-        </w:rPr>
-        <w:t xml:space="preserve">de Youden (maximiza sensibilidade</w:t>
+        <w:t>cutoff</w:t>
+      </w:r>
+      <w:r>
+        <w:rPr>
+          <w:rFonts w:ascii="Arial" w:hAnsi="Arial"/>
+          <w:sz w:val="22"/>
+        </w:rPr>
+        <w:t xml:space="preserve"> </w:t>
+      </w:r>
+      <w:r>
+        <w:rPr>
+          <w:rFonts w:ascii="Arial" w:hAnsi="Arial"/>
+          <w:sz w:val="22"/>
+        </w:rPr>
+        <w:t>de Youden (maximiza sensibilidade</w:t>
       </w:r>
       <w:r>
         <w:rPr>
@@ -30615,107 +30228,7 @@
           <w:rFonts w:ascii="Arial" w:hAnsi="Arial"/>
           <w:sz w:val="22"/>
         </w:rPr>
-        <w:t>especificidade) com as taxas correspondentes; Hosmer–Lemeshow em 10 decis. Modelos A1–A4 como na Tabela 8. Com</w:t>
-      </w:r>
-      <w:r>
-        <w:rPr>
-          <w:rFonts w:ascii="Arial" w:hAnsi="Arial"/>
-          <w:sz w:val="22"/>
-        </w:rPr>
-        <w:t xml:space="preserve"> </w:t>
-      </w:r>
-      <m:oMath>
-        <m:r>
-          <m:t>N</m:t>
-        </m:r>
-        <m:r>
-          <m:rPr>
-            <m:sty m:val="p"/>
-          </m:rPr>
-          <m:t>=</m:t>
-        </m:r>
-        <m:r>
-          <m:t>7</m:t>
-        </m:r>
-        <m:r>
-          <m:rPr>
-            <m:sty m:val="p"/>
-          </m:rPr>
-          <m:t>,</m:t>
-        </m:r>
-        <m:r>
-          <m:t>7</m:t>
-        </m:r>
-      </m:oMath>
-      <w:r>
-        <w:rPr>
-          <w:rFonts w:ascii="Arial" w:hAnsi="Arial"/>
-          <w:sz w:val="22"/>
-        </w:rPr>
-        <w:t xml:space="preserve"> milhões qualquer desvio de calibração é</w:t>
-      </w:r>
-      <w:r>
-        <w:rPr>
-          <w:rFonts w:ascii="Arial" w:hAnsi="Arial"/>
-          <w:sz w:val="22"/>
-        </w:rPr>
-        <w:t xml:space="preserve"> </w:t>
-      </w:r>
-      <w:r>
-        <w:rPr>
-          <w:rFonts w:ascii="Arial" w:hAnsi="Arial"/>
-          <w:sz w:val="22"/>
-        </w:rPr>
-        <w:t xml:space="preserve">“significativo”</w:t>
-      </w:r>
-      <w:r>
-        <w:rPr>
-          <w:rFonts w:ascii="Arial" w:hAnsi="Arial"/>
-          <w:sz w:val="22"/>
-        </w:rPr>
-        <w:t xml:space="preserve"> </w:t>
-      </w:r>
-      <w:r>
-        <w:rPr>
-          <w:rFonts w:ascii="Arial" w:hAnsi="Arial"/>
-          <w:sz w:val="22"/>
-        </w:rPr>
-        <w:t xml:space="preserve">— o</w:t>
-      </w:r>
-      <w:r>
-        <w:rPr>
-          <w:rFonts w:ascii="Arial" w:hAnsi="Arial"/>
-          <w:sz w:val="22"/>
-        </w:rPr>
-        <w:t xml:space="preserve"> </w:t>
-      </w:r>
-      <m:oMath>
-        <m:sSup>
-          <m:e>
-            <m:r>
-              <m:t>χ</m:t>
-            </m:r>
-          </m:e>
-          <m:sup>
-            <m:r>
-              <m:t>2</m:t>
-            </m:r>
-          </m:sup>
-        </m:sSup>
-      </m:oMath>
-      <w:r>
-        <w:rPr>
-          <w:rFonts w:ascii="Arial" w:hAnsi="Arial"/>
-          <w:sz w:val="22"/>
-        </w:rPr>
-        <w:t xml:space="preserve"> </w:t>
-      </w:r>
-      <w:r>
-        <w:rPr>
-          <w:rFonts w:ascii="Arial" w:hAnsi="Arial"/>
-          <w:sz w:val="22"/>
-        </w:rPr>
-        <w:t xml:space="preserve">deve ser lido como magnitude relativa entre degraus, não como teste (MHE, cap. 8)</w:t>
+        <w:t xml:space="preserve">especificidade) com as taxas correspondentes; Hosmer–Lemeshow em 10 decis. Modelos A1–A4 como na Tabela 8</w:t>
       </w:r>
     </w:p>
     <w:p>
@@ -34267,21 +33780,21 @@
           <w:rFonts w:ascii="Arial" w:hAnsi="Arial"/>
           <w:sz w:val="22"/>
         </w:rPr>
-        <w:t xml:space="preserve">Odds ratio</w:t>
-      </w:r>
-      <w:r>
-        <w:rPr>
-          <w:rFonts w:ascii="Arial" w:hAnsi="Arial"/>
-          <w:sz w:val="22"/>
-        </w:rPr>
-        <w:t xml:space="preserve"> </w:t>
-      </w:r>
-      <w:r>
-        <w:rPr>
-          <w:rFonts w:ascii="Arial" w:hAnsi="Arial"/>
-          <w:sz w:val="22"/>
-        </w:rPr>
-        <w:t xml:space="preserve">do coeficiente</w:t>
+        <w:t>Odds ratio</w:t>
+      </w:r>
+      <w:r>
+        <w:rPr>
+          <w:rFonts w:ascii="Arial" w:hAnsi="Arial"/>
+          <w:sz w:val="22"/>
+        </w:rPr>
+        <w:t xml:space="preserve"> </w:t>
+      </w:r>
+      <w:r>
+        <w:rPr>
+          <w:rFonts w:ascii="Arial" w:hAnsi="Arial"/>
+          <w:sz w:val="22"/>
+        </w:rPr>
+        <w:t>do coeficiente</w:t>
       </w:r>
       <w:r>
         <w:rPr>
@@ -34296,21 +33809,21 @@
           <w:rFonts w:ascii="Arial" w:hAnsi="Arial"/>
           <w:sz w:val="22"/>
         </w:rPr>
-        <w:t xml:space="preserve">negro</w:t>
-      </w:r>
-      <w:r>
-        <w:rPr>
-          <w:rFonts w:ascii="Arial" w:hAnsi="Arial"/>
-          <w:sz w:val="22"/>
-        </w:rPr>
-        <w:t xml:space="preserve"> </w:t>
-      </w:r>
-      <w:r>
-        <w:rPr>
-          <w:rFonts w:ascii="Arial" w:hAnsi="Arial"/>
-          <w:sz w:val="22"/>
-        </w:rPr>
-        <w:t xml:space="preserve">com IC 95%, efeito marginal médio (AME: diferença média de probabilidade predita, em pontos percentuais), ICC da UPA</w:t>
+        <w:t>negro</w:t>
+      </w:r>
+      <w:r>
+        <w:rPr>
+          <w:rFonts w:ascii="Arial" w:hAnsi="Arial"/>
+          <w:sz w:val="22"/>
+        </w:rPr>
+        <w:t xml:space="preserve"> </w:t>
+      </w:r>
+      <w:r>
+        <w:rPr>
+          <w:rFonts w:ascii="Arial" w:hAnsi="Arial"/>
+          <w:sz w:val="22"/>
+        </w:rPr>
+        <w:t>com IC 95%, efeito marginal médio (AME: diferença média de probabilidade predita, em pontos percentuais), ICC da UPA</w:t>
       </w:r>
       <w:r>
         <w:rPr>
@@ -34408,28 +33921,28 @@
           <w:rFonts w:ascii="Arial" w:hAnsi="Arial"/>
           <w:sz w:val="22"/>
         </w:rPr>
-        <w:t xml:space="preserve">e E-value</w:t>
-      </w:r>
-      <w:r>
-        <w:rPr>
-          <w:rFonts w:ascii="Arial" w:hAnsi="Arial"/>
-          <w:sz w:val="22"/>
-        </w:rPr>
-        <w:t xml:space="preserve"> </w:t>
-      </w:r>
-      <w:r>
-        <w:rPr>
-          <w:rFonts w:ascii="Arial" w:hAnsi="Arial"/>
-          <w:sz w:val="22"/>
-        </w:rPr>
-        <w:t xml:space="preserve">(VanderWeele e Ding, 2017)</w:t>
-      </w:r>
-      <w:r>
-        <w:rPr>
-          <w:rFonts w:ascii="Arial" w:hAnsi="Arial"/>
-          <w:sz w:val="22"/>
-        </w:rPr>
-        <w:t xml:space="preserve">. Coluna final: OR do logit com efeitos fixos de UF e erro-padrão agrupado por UPA (robustez). População completa da PEA com renda positiva (</w:t>
+        <w:t>e E-value</w:t>
+      </w:r>
+      <w:r>
+        <w:rPr>
+          <w:rFonts w:ascii="Arial" w:hAnsi="Arial"/>
+          <w:sz w:val="22"/>
+        </w:rPr>
+        <w:t xml:space="preserve"> </w:t>
+      </w:r>
+      <w:r>
+        <w:rPr>
+          <w:rFonts w:ascii="Arial" w:hAnsi="Arial"/>
+          <w:sz w:val="22"/>
+        </w:rPr>
+        <w:t>(VanderWeele e Ding, 2017)</w:t>
+      </w:r>
+      <w:r>
+        <w:rPr>
+          <w:rFonts w:ascii="Arial" w:hAnsi="Arial"/>
+          <w:sz w:val="22"/>
+        </w:rPr>
+        <w:t>. Coluna final: OR do logit com efeitos fixos de UF e erro-padrão agrupado por UPA (robustez). População completa da PEA com renda positiva (</w:t>
       </w:r>
       <m:oMath>
         <m:r>
@@ -34453,84 +33966,14 @@
           <w:rFonts w:ascii="Arial" w:hAnsi="Arial"/>
           <w:sz w:val="22"/>
         </w:rPr>
-        <w:t>; 41.454 UPAs). A3 acrescenta o vínculo (formalidade, setor público, conta própria, doméstico), que é desfecho da própria discriminação: limite inferior. Todos os OR com</w:t>
-      </w:r>
-      <w:r>
-        <w:rPr>
-          <w:rFonts w:ascii="Arial" w:hAnsi="Arial"/>
-          <w:sz w:val="22"/>
-        </w:rPr>
-        <w:t xml:space="preserve"> </w:t>
-      </w:r>
-      <m:oMath>
-        <m:r>
-          <m:t>p</m:t>
-        </m:r>
-        <m:r>
-          <m:rPr>
-            <m:sty m:val="p"/>
-          </m:rPr>
-          <m:t>&lt;</m:t>
-        </m:r>
-        <m:r>
-          <m:t>0</m:t>
-        </m:r>
-        <m:r>
-          <m:rPr>
-            <m:sty m:val="p"/>
-          </m:rPr>
-          <m:t>,</m:t>
-        </m:r>
-        <m:r>
-          <m:t>001</m:t>
-        </m:r>
-      </m:oMath>
-      <w:r>
-        <w:rPr>
-          <w:rFonts w:ascii="Arial" w:hAnsi="Arial"/>
-          <w:sz w:val="22"/>
-        </w:rPr>
-        <w:t>; com</w:t>
-      </w:r>
-      <w:r>
-        <w:rPr>
-          <w:rFonts w:ascii="Arial" w:hAnsi="Arial"/>
-          <w:sz w:val="22"/>
-        </w:rPr>
-        <w:t xml:space="preserve"> </w:t>
-      </w:r>
-      <m:oMath>
-        <m:r>
-          <m:t>N</m:t>
-        </m:r>
-      </m:oMath>
-      <w:r>
-        <w:rPr>
-          <w:rFonts w:ascii="Arial" w:hAnsi="Arial"/>
-          <w:sz w:val="22"/>
-        </w:rPr>
-        <w:t xml:space="preserve"> </w:t>
-      </w:r>
-      <w:r>
-        <w:rPr>
-          <w:rFonts w:ascii="Arial" w:hAnsi="Arial"/>
-          <w:sz w:val="22"/>
-        </w:rPr>
-        <w:t xml:space="preserve">desta ordem, a inferência relevante está nos IC e nos E-values</w:t>
-      </w:r>
-      <w:r>
-        <w:rPr>
-          <w:rFonts w:ascii="Arial" w:hAnsi="Arial"/>
-          <w:sz w:val="22"/>
-        </w:rPr>
-        <w:t xml:space="preserve">. </w:t>
-      </w:r>
-      <w:r>
-        <w:rPr>
-          <w:rFonts w:ascii="Arial" w:hAnsi="Arial"/>
-          <w:sz w:val="22"/>
-        </w:rPr>
-        <w:t xml:space="preserve">OR</w:t>
+        <w:t xml:space="preserve">; 41.454 UPAs). A3 acrescenta o vínculo (formalidade, setor público, conta própria, doméstico), que é desfecho da própria discriminação: limite inferior. </w:t>
+      </w:r>
+      <w:r>
+        <w:rPr>
+          <w:rFonts w:ascii="Arial" w:hAnsi="Arial"/>
+          <w:sz w:val="22"/>
+        </w:rPr>
+        <w:t>OR</w:t>
       </w:r>
       <w:r>
         <w:rPr>
@@ -34562,21 +34005,21 @@
           <w:rFonts w:ascii="Arial" w:hAnsi="Arial"/>
           <w:sz w:val="22"/>
         </w:rPr>
-        <w:t xml:space="preserve">= menor chance de acesso para trabalhadores negros do que para brancos de mesmo perfil</w:t>
-      </w:r>
-      <w:r>
-        <w:rPr>
-          <w:rFonts w:ascii="Arial" w:hAnsi="Arial"/>
-          <w:sz w:val="22"/>
-        </w:rPr>
-        <w:t xml:space="preserve"> </w:t>
-      </w:r>
-      <w:r>
-        <w:rPr>
-          <w:rFonts w:ascii="Arial" w:hAnsi="Arial"/>
-          <w:sz w:val="22"/>
-        </w:rPr>
-        <w:t xml:space="preserve">e do mesmo bairro</w:t>
+        <w:t>= menor chance de acesso para trabalhadores negros do que para brancos de mesmo perfil</w:t>
+      </w:r>
+      <w:r>
+        <w:rPr>
+          <w:rFonts w:ascii="Arial" w:hAnsi="Arial"/>
+          <w:sz w:val="22"/>
+        </w:rPr>
+        <w:t xml:space="preserve"> </w:t>
+      </w:r>
+      <w:r>
+        <w:rPr>
+          <w:rFonts w:ascii="Arial" w:hAnsi="Arial"/>
+          <w:sz w:val="22"/>
+        </w:rPr>
+        <w:t>e do mesmo bairro</w:t>
       </w:r>
       <w:r>
         <w:rPr>
@@ -34597,21 +34040,21 @@
           <w:rFonts w:ascii="Arial" w:hAnsi="Arial"/>
           <w:sz w:val="22"/>
         </w:rPr>
-        <w:t xml:space="preserve">e</w:t>
-      </w:r>
-      <w:r>
-        <w:rPr>
-          <w:rFonts w:ascii="Arial" w:hAnsi="Arial"/>
-          <w:sz w:val="22"/>
-        </w:rPr>
-        <w:t xml:space="preserve"> </w:t>
-      </w:r>
-      <w:r>
-        <w:rPr>
-          <w:rFonts w:ascii="Arial" w:hAnsi="Arial"/>
-          <w:sz w:val="22"/>
-        </w:rPr>
-        <w:t>com o desfecho para anular o OR; o E-value (IC) faz o mesmo para o limite do intervalo. A coluna logit-FE mostra que a conclusão não depende da hipótese de efeitos aleatórios</w:t>
+        <w:t>e</w:t>
+      </w:r>
+      <w:r>
+        <w:rPr>
+          <w:rFonts w:ascii="Arial" w:hAnsi="Arial"/>
+          <w:sz w:val="22"/>
+        </w:rPr>
+        <w:t xml:space="preserve"> </w:t>
+      </w:r>
+      <w:r>
+        <w:rPr>
+          <w:rFonts w:ascii="Arial" w:hAnsi="Arial"/>
+          <w:sz w:val="22"/>
+        </w:rPr>
+        <w:t xml:space="preserve">com o desfecho para anular o OR; o E-value (IC) faz o mesmo para o limite do intervalo</w:t>
       </w:r>
     </w:p>
     <w:bookmarkEnd w:id="76"/>
@@ -36440,21 +35883,21 @@
           <w:rFonts w:ascii="Arial" w:hAnsi="Arial"/>
           <w:sz w:val="22"/>
         </w:rPr>
-        <w:t xml:space="preserve">(Referência: estrutura de preços</w:t>
-      </w:r>
-      <w:r>
-        <w:rPr>
-          <w:rFonts w:ascii="Arial" w:hAnsi="Arial"/>
-          <w:sz w:val="22"/>
-        </w:rPr>
-        <w:t xml:space="preserve"> </w:t>
-      </w:r>
-      <w:r>
-        <w:rPr>
-          <w:rFonts w:ascii="Arial" w:hAnsi="Arial"/>
-          <w:sz w:val="22"/>
-        </w:rPr>
-        <w:t xml:space="preserve">dos brancos)</w:t>
+        <w:t>(Referência: estrutura de preços</w:t>
+      </w:r>
+      <w:r>
+        <w:rPr>
+          <w:rFonts w:ascii="Arial" w:hAnsi="Arial"/>
+          <w:sz w:val="22"/>
+        </w:rPr>
+        <w:t xml:space="preserve"> </w:t>
+      </w:r>
+      <w:r>
+        <w:rPr>
+          <w:rFonts w:ascii="Arial" w:hAnsi="Arial"/>
+          <w:sz w:val="22"/>
+        </w:rPr>
+        <w:t>dos brancos)</w:t>
       </w:r>
       <w:r>
         <w:rPr>
@@ -36468,7 +35911,7 @@
           <w:rFonts w:ascii="Arial" w:hAnsi="Arial"/>
           <w:sz w:val="22"/>
         </w:rPr>
-        <w:t xml:space="preserve">Mesmos controles da decomposição de Oaxaca–Blinder sem ocupação (escolaridade,</w:t>
+        <w:t>Mesmos controles da decomposição de Oaxaca–Blinder sem ocupação (escolaridade,</w:t>
       </w:r>
       <w:r>
         <w:rPr>
@@ -36496,49 +35939,49 @@
           <w:rFonts w:ascii="Arial" w:hAnsi="Arial"/>
           <w:sz w:val="22"/>
         </w:rPr>
-        <w:t xml:space="preserve">não</w:t>
-      </w:r>
-      <w:r>
-        <w:rPr>
-          <w:rFonts w:ascii="Arial" w:hAnsi="Arial"/>
-          <w:sz w:val="22"/>
-        </w:rPr>
-        <w:t xml:space="preserve"> </w:t>
-      </w:r>
-      <w:r>
-        <w:rPr>
-          <w:rFonts w:ascii="Arial" w:hAnsi="Arial"/>
-          <w:sz w:val="22"/>
-        </w:rPr>
-        <w:t xml:space="preserve">entra.</w:t>
-      </w:r>
-      <w:r>
-        <w:rPr>
-          <w:rFonts w:ascii="Arial" w:hAnsi="Arial"/>
-          <w:sz w:val="22"/>
-        </w:rPr>
-        <w:t xml:space="preserve"> </w:t>
-      </w:r>
-      <w:r>
-        <w:rPr>
-          <w:rFonts w:ascii="Arial" w:hAnsi="Arial"/>
-          <w:sz w:val="22"/>
-        </w:rPr>
-        <w:t xml:space="preserve">Dotações: diferença de características observáveis. Retornos: parcela não explicada, que</w:t>
-      </w:r>
-      <w:r>
-        <w:rPr>
-          <w:rFonts w:ascii="Arial" w:hAnsi="Arial"/>
-          <w:sz w:val="22"/>
-        </w:rPr>
-        <w:t xml:space="preserve"> </w:t>
-      </w:r>
-      <w:r>
-        <w:rPr>
-          <w:rFonts w:ascii="Arial" w:hAnsi="Arial"/>
-          <w:sz w:val="22"/>
-        </w:rPr>
-        <w:t xml:space="preserve">inclui a discriminação e o que não foi observado. Dotações + Retornos</w:t>
+        <w:t>não</w:t>
+      </w:r>
+      <w:r>
+        <w:rPr>
+          <w:rFonts w:ascii="Arial" w:hAnsi="Arial"/>
+          <w:sz w:val="22"/>
+        </w:rPr>
+        <w:t xml:space="preserve"> </w:t>
+      </w:r>
+      <w:r>
+        <w:rPr>
+          <w:rFonts w:ascii="Arial" w:hAnsi="Arial"/>
+          <w:sz w:val="22"/>
+        </w:rPr>
+        <w:t>entra.</w:t>
+      </w:r>
+      <w:r>
+        <w:rPr>
+          <w:rFonts w:ascii="Arial" w:hAnsi="Arial"/>
+          <w:sz w:val="22"/>
+        </w:rPr>
+        <w:t xml:space="preserve"> </w:t>
+      </w:r>
+      <w:r>
+        <w:rPr>
+          <w:rFonts w:ascii="Arial" w:hAnsi="Arial"/>
+          <w:sz w:val="22"/>
+        </w:rPr>
+        <w:t>Dotações: diferença de características observáveis. Retornos: parcela não explicada, que</w:t>
+      </w:r>
+      <w:r>
+        <w:rPr>
+          <w:rFonts w:ascii="Arial" w:hAnsi="Arial"/>
+          <w:sz w:val="22"/>
+        </w:rPr>
+        <w:t xml:space="preserve"> </w:t>
+      </w:r>
+      <w:r>
+        <w:rPr>
+          <w:rFonts w:ascii="Arial" w:hAnsi="Arial"/>
+          <w:sz w:val="22"/>
+        </w:rPr>
+        <w:t>inclui a discriminação e o que não foi observado. Dotações + Retornos</w:t>
       </w:r>
       <w:r>
         <w:rPr>
@@ -36576,21 +36019,21 @@
           <w:rFonts w:ascii="Arial" w:hAnsi="Arial"/>
           <w:sz w:val="22"/>
         </w:rPr>
-        <w:t xml:space="preserve">do gap RIF</w:t>
-      </w:r>
-      <w:r>
-        <w:rPr>
-          <w:rFonts w:ascii="Arial" w:hAnsi="Arial"/>
-          <w:sz w:val="22"/>
-        </w:rPr>
-        <w:t xml:space="preserve"> </w:t>
-      </w:r>
-      <w:r>
-        <w:rPr>
-          <w:rFonts w:ascii="Arial" w:hAnsi="Arial"/>
-          <w:sz w:val="22"/>
-        </w:rPr>
-        <w:t xml:space="preserve">— que é o gap decomposto pelo</w:t>
+        <w:t>do gap RIF</w:t>
+      </w:r>
+      <w:r>
+        <w:rPr>
+          <w:rFonts w:ascii="Arial" w:hAnsi="Arial"/>
+          <w:sz w:val="22"/>
+        </w:rPr>
+        <w:t xml:space="preserve"> </w:t>
+      </w:r>
+      <w:r>
+        <w:rPr>
+          <w:rFonts w:ascii="Arial" w:hAnsi="Arial"/>
+          <w:sz w:val="22"/>
+        </w:rPr>
+        <w:t>— que é o gap decomposto pelo</w:t>
       </w:r>
       <w:r>
         <w:rPr>
@@ -36618,56 +36061,28 @@
           <w:rFonts w:ascii="Arial" w:hAnsi="Arial"/>
           <w:sz w:val="22"/>
         </w:rPr>
-        <w:t xml:space="preserve">são fração daquele, não deste. Padrão</w:t>
-      </w:r>
-      <w:r>
-        <w:rPr>
-          <w:rFonts w:ascii="Arial" w:hAnsi="Arial"/>
-          <w:sz w:val="22"/>
-        </w:rPr>
-        <w:t xml:space="preserve"> </w:t>
-      </w:r>
-      <w:r>
-        <w:rPr>
-          <w:rFonts w:ascii="Arial" w:hAnsi="Arial"/>
-          <w:sz w:val="22"/>
-        </w:rPr>
-        <w:t xml:space="preserve">sticky floor</w:t>
-      </w:r>
-      <w:r>
-        <w:rPr>
-          <w:rFonts w:ascii="Arial" w:hAnsi="Arial"/>
-          <w:sz w:val="22"/>
-        </w:rPr>
-        <w:t xml:space="preserve">: a parcela de retornos</w:t>
-      </w:r>
-      <w:r>
-        <w:rPr>
-          <w:rFonts w:ascii="Arial" w:hAnsi="Arial"/>
-          <w:sz w:val="22"/>
-        </w:rPr>
-        <w:t xml:space="preserve"> </w:t>
-      </w:r>
-      <w:r>
-        <w:rPr>
-          <w:rFonts w:ascii="Arial" w:hAnsi="Arial"/>
-          <w:sz w:val="22"/>
-        </w:rPr>
-        <w:t xml:space="preserve">é maior na base e decresce rumo ao topo. PNAD Contínua 2016–2025,</w:t>
-      </w:r>
-      <w:r>
-        <w:rPr>
-          <w:rFonts w:ascii="Arial" w:hAnsi="Arial"/>
-          <w:sz w:val="22"/>
-        </w:rPr>
-        <w:t xml:space="preserve"> </w:t>
-      </w:r>
-      <w:r>
-        <w:rPr>
-          <w:rFonts w:ascii="Arial" w:hAnsi="Arial"/>
-          <w:sz w:val="22"/>
-        </w:rPr>
-        <w:t xml:space="preserve">população completa. Entre parênteses: erro-padrão por bootstrap em blocos por UPA</w:t>
+        <w:t xml:space="preserve">são fração daquele, não deste. </w:t>
+      </w:r>
+      <w:r>
+        <w:rPr>
+          <w:rFonts w:ascii="Arial" w:hAnsi="Arial"/>
+          <w:sz w:val="22"/>
+        </w:rPr>
+        <w:t>PNAD Contínua 2016–2025,</w:t>
+      </w:r>
+      <w:r>
+        <w:rPr>
+          <w:rFonts w:ascii="Arial" w:hAnsi="Arial"/>
+          <w:sz w:val="22"/>
+        </w:rPr>
+        <w:t xml:space="preserve"> </w:t>
+      </w:r>
+      <w:r>
+        <w:rPr>
+          <w:rFonts w:ascii="Arial" w:hAnsi="Arial"/>
+          <w:sz w:val="22"/>
+        </w:rPr>
+        <w:t>população completa. Entre parênteses: erro-padrão por bootstrap em blocos por UPA</w:t>
       </w:r>
     </w:p>
     <w:p>
@@ -40572,7 +39987,7 @@
           <w:rFonts w:ascii="Arial" w:hAnsi="Arial"/>
           <w:sz w:val="22"/>
         </w:rPr>
-        <w:t xml:space="preserve">Dotações: parcela explicada por</w:t>
+        <w:t>Dotações: parcela explicada por</w:t>
       </w:r>
       <w:r>
         <w:rPr>
@@ -40600,42 +40015,42 @@
           <w:rFonts w:ascii="Arial" w:hAnsi="Arial"/>
           <w:sz w:val="22"/>
         </w:rPr>
-        <w:t xml:space="preserve">a mesma desvantagem em log-pontos, a escala em que os efeitos de raça e de gênero se somam</w:t>
-      </w:r>
-      <w:r>
-        <w:rPr>
-          <w:rFonts w:ascii="Arial" w:hAnsi="Arial"/>
-          <w:sz w:val="22"/>
-        </w:rPr>
-        <w:t xml:space="preserve"> </w:t>
-      </w:r>
-      <w:r>
-        <w:rPr>
-          <w:rFonts w:ascii="Arial" w:hAnsi="Arial"/>
-          <w:sz w:val="22"/>
-        </w:rPr>
-        <w:t xml:space="preserve">(Crenshaw, 1989)</w:t>
-      </w:r>
-      <w:r>
-        <w:rPr>
-          <w:rFonts w:ascii="Arial" w:hAnsi="Arial"/>
-          <w:sz w:val="22"/>
-        </w:rPr>
-        <w:t xml:space="preserve">. PNAD Contínua, população completa</w:t>
-      </w:r>
-      <w:r>
-        <w:rPr>
-          <w:rFonts w:ascii="Arial" w:hAnsi="Arial"/>
-          <w:sz w:val="22"/>
-        </w:rPr>
-        <w:t xml:space="preserve"> </w:t>
-      </w:r>
-      <w:r>
-        <w:rPr>
-          <w:rFonts w:ascii="Arial" w:hAnsi="Arial"/>
-          <w:sz w:val="22"/>
-        </w:rPr>
-        <w:t xml:space="preserve">(</w:t>
+        <w:t>a mesma desvantagem em log-pontos, a escala em que os efeitos de raça e de gênero se somam</w:t>
+      </w:r>
+      <w:r>
+        <w:rPr>
+          <w:rFonts w:ascii="Arial" w:hAnsi="Arial"/>
+          <w:sz w:val="22"/>
+        </w:rPr>
+        <w:t xml:space="preserve"> </w:t>
+      </w:r>
+      <w:r>
+        <w:rPr>
+          <w:rFonts w:ascii="Arial" w:hAnsi="Arial"/>
+          <w:sz w:val="22"/>
+        </w:rPr>
+        <w:t>(Crenshaw, 1989)</w:t>
+      </w:r>
+      <w:r>
+        <w:rPr>
+          <w:rFonts w:ascii="Arial" w:hAnsi="Arial"/>
+          <w:sz w:val="22"/>
+        </w:rPr>
+        <w:t>. PNAD Contínua, população completa</w:t>
+      </w:r>
+      <w:r>
+        <w:rPr>
+          <w:rFonts w:ascii="Arial" w:hAnsi="Arial"/>
+          <w:sz w:val="22"/>
+        </w:rPr>
+        <w:t xml:space="preserve"> </w:t>
+      </w:r>
+      <w:r>
+        <w:rPr>
+          <w:rFonts w:ascii="Arial" w:hAnsi="Arial"/>
+          <w:sz w:val="22"/>
+        </w:rPr>
+        <w:t>(</w:t>
       </w:r>
       <m:oMath>
         <m:r>
@@ -40654,21 +40069,21 @@
           <w:rFonts w:ascii="Arial" w:hAnsi="Arial"/>
           <w:sz w:val="22"/>
         </w:rPr>
-        <w:t xml:space="preserve">do grupo de referência — homens brancos — na última linha da nota). Entre</w:t>
-      </w:r>
-      <w:r>
-        <w:rPr>
-          <w:rFonts w:ascii="Arial" w:hAnsi="Arial"/>
-          <w:sz w:val="22"/>
-        </w:rPr>
-        <w:t xml:space="preserve"> </w:t>
-      </w:r>
-      <w:r>
-        <w:rPr>
-          <w:rFonts w:ascii="Arial" w:hAnsi="Arial"/>
-          <w:sz w:val="22"/>
-        </w:rPr>
-        <w:t xml:space="preserve">parênteses: erro-padrão por bootstrap em blocos por UPA</w:t>
+        <w:t>do grupo de referência — homens brancos — na última linha da nota). Entre</w:t>
+      </w:r>
+      <w:r>
+        <w:rPr>
+          <w:rFonts w:ascii="Arial" w:hAnsi="Arial"/>
+          <w:sz w:val="22"/>
+        </w:rPr>
+        <w:t xml:space="preserve"> </w:t>
+      </w:r>
+      <w:r>
+        <w:rPr>
+          <w:rFonts w:ascii="Arial" w:hAnsi="Arial"/>
+          <w:sz w:val="22"/>
+        </w:rPr>
+        <w:t>parênteses: erro-padrão por bootstrap em blocos por UPA</w:t>
       </w:r>
       <w:r>
         <w:rPr>
@@ -40682,49 +40097,48 @@
           <w:rFonts w:ascii="Arial" w:hAnsi="Arial"/>
           <w:sz w:val="22"/>
         </w:rPr>
-        <w:t xml:space="preserve"/>
-      </w:r>
-      <w:r>
-        <w:rPr>
-          <w:rFonts w:ascii="Arial" w:hAnsi="Arial"/>
-          <w:sz w:val="22"/>
-        </w:rPr>
-        <w:t xml:space="preserve"> </w:t>
-      </w:r>
-      <w:r>
-        <w:rPr>
-          <w:rFonts w:ascii="Arial" w:hAnsi="Arial"/>
-          <w:sz w:val="22"/>
-        </w:rPr>
-        <w:t xml:space="preserve">“Gap vs HB”</w:t>
-      </w:r>
-      <w:r>
-        <w:rPr>
-          <w:rFonts w:ascii="Arial" w:hAnsi="Arial"/>
-          <w:sz w:val="22"/>
-        </w:rPr>
-        <w:t xml:space="preserve"> </w:t>
-      </w:r>
-      <w:r>
-        <w:rPr>
-          <w:rFonts w:ascii="Arial" w:hAnsi="Arial"/>
-          <w:sz w:val="22"/>
-        </w:rPr>
-        <w:t xml:space="preserve">é a desvantagem de renda de cada grupo</w:t>
-      </w:r>
-      <w:r>
-        <w:rPr>
-          <w:rFonts w:ascii="Arial" w:hAnsi="Arial"/>
-          <w:sz w:val="22"/>
-        </w:rPr>
-        <w:t xml:space="preserve"> </w:t>
-      </w:r>
-      <w:r>
-        <w:rPr>
-          <w:rFonts w:ascii="Arial" w:hAnsi="Arial"/>
-          <w:sz w:val="22"/>
-        </w:rPr>
-        <w:t xml:space="preserve">vs.</w:t>
+      </w:r>
+      <w:r>
+        <w:rPr>
+          <w:rFonts w:ascii="Arial" w:hAnsi="Arial"/>
+          <w:sz w:val="22"/>
+        </w:rPr>
+        <w:t xml:space="preserve"> </w:t>
+      </w:r>
+      <w:r>
+        <w:rPr>
+          <w:rFonts w:ascii="Arial" w:hAnsi="Arial"/>
+          <w:sz w:val="22"/>
+        </w:rPr>
+        <w:t>“Gap vs HB”</w:t>
+      </w:r>
+      <w:r>
+        <w:rPr>
+          <w:rFonts w:ascii="Arial" w:hAnsi="Arial"/>
+          <w:sz w:val="22"/>
+        </w:rPr>
+        <w:t xml:space="preserve"> </w:t>
+      </w:r>
+      <w:r>
+        <w:rPr>
+          <w:rFonts w:ascii="Arial" w:hAnsi="Arial"/>
+          <w:sz w:val="22"/>
+        </w:rPr>
+        <w:t>é a desvantagem de renda de cada grupo</w:t>
+      </w:r>
+      <w:r>
+        <w:rPr>
+          <w:rFonts w:ascii="Arial" w:hAnsi="Arial"/>
+          <w:sz w:val="22"/>
+        </w:rPr>
+        <w:t xml:space="preserve"> </w:t>
+      </w:r>
+      <w:r>
+        <w:rPr>
+          <w:rFonts w:ascii="Arial" w:hAnsi="Arial"/>
+          <w:sz w:val="22"/>
+        </w:rPr>
+        <w:t>vs.</w:t>
       </w:r>
       <w:r>
         <w:rPr>
@@ -40760,7 +40174,7 @@
           <w:rFonts w:ascii="Arial" w:hAnsi="Arial"/>
           <w:sz w:val="22"/>
         </w:rPr>
-        <w:t xml:space="preserve">Retornos</w:t>
+        <w:t>Retornos</w:t>
       </w:r>
       <w:r>
         <w:rPr>
@@ -40798,77 +40212,14 @@
           <w:rFonts w:ascii="Arial" w:hAnsi="Arial"/>
           <w:sz w:val="22"/>
         </w:rPr>
-        <w:t xml:space="preserve">do gap. A Mulher Negra tem o</w:t>
-      </w:r>
-      <w:r>
-        <w:rPr>
-          <w:rFonts w:ascii="Arial" w:hAnsi="Arial"/>
-          <w:sz w:val="22"/>
-        </w:rPr>
-        <w:t xml:space="preserve"> </w:t>
-      </w:r>
-      <w:r>
-        <w:rPr>
-          <w:rFonts w:ascii="Arial" w:hAnsi="Arial"/>
-          <w:sz w:val="22"/>
-        </w:rPr>
-        <w:t xml:space="preserve">maior gap. Em log-pontos, o gap da Mulher Negra (0,592) fica abaixo da soma dos gaps da Mulher Branca e do Homem Negro (0,629): as desvantagens de raça e de gênero se acumulam sem se multiplicar — a interação é sub-aditiva, como no modelo de acesso. Somar os percentuais daria a impressão contrária, porque a escala percentual é convexa. O sinal negativo das dotações da Mulher</w:t>
-      </w:r>
-      <w:r>
-        <w:rPr>
-          <w:rFonts w:ascii="Arial" w:hAnsi="Arial"/>
-          <w:sz w:val="22"/>
-        </w:rPr>
-        <w:t xml:space="preserve"> </w:t>
-      </w:r>
-      <w:r>
-        <w:rPr>
-          <w:rFonts w:ascii="Arial" w:hAnsi="Arial"/>
-          <w:sz w:val="22"/>
-        </w:rPr>
-        <w:t xml:space="preserve">Branca indica que suas características observáveis</w:t>
-      </w:r>
-      <w:r>
-        <w:rPr>
-          <w:rFonts w:ascii="Arial" w:hAnsi="Arial"/>
-          <w:sz w:val="22"/>
-        </w:rPr>
-        <w:t xml:space="preserve"> </w:t>
-      </w:r>
-      <w:r>
-        <w:rPr>
-          <w:rFonts w:ascii="Arial" w:hAnsi="Arial"/>
-          <w:sz w:val="22"/>
-        </w:rPr>
-        <w:t xml:space="preserve">superam</w:t>
-      </w:r>
-      <w:r>
-        <w:rPr>
-          <w:rFonts w:ascii="Arial" w:hAnsi="Arial"/>
-          <w:sz w:val="22"/>
-        </w:rPr>
-        <w:t xml:space="preserve"> </w:t>
-      </w:r>
-      <w:r>
-        <w:rPr>
-          <w:rFonts w:ascii="Arial" w:hAnsi="Arial"/>
-          <w:sz w:val="22"/>
-        </w:rPr>
-        <w:t xml:space="preserve">as do homem branco: todo</w:t>
-      </w:r>
-      <w:r>
-        <w:rPr>
-          <w:rFonts w:ascii="Arial" w:hAnsi="Arial"/>
-          <w:sz w:val="22"/>
-        </w:rPr>
-        <w:t xml:space="preserve"> </w:t>
-      </w:r>
-      <w:r>
-        <w:rPr>
-          <w:rFonts w:ascii="Arial" w:hAnsi="Arial"/>
-          <w:sz w:val="22"/>
-        </w:rPr>
-        <w:t xml:space="preserve">o gap vem de retornos diferenciais. Grupo de referência: 1.842.088 homens brancos</w:t>
+        <w:t xml:space="preserve">do gap. </w:t>
+      </w:r>
+      <w:r>
+        <w:rPr>
+          <w:rFonts w:ascii="Arial" w:hAnsi="Arial"/>
+          <w:sz w:val="22"/>
+        </w:rPr>
+        <w:t>Grupo de referência: 1.842.088 homens brancos</w:t>
       </w:r>
     </w:p>
     <w:bookmarkStart w:id="91" w:name="fig:interseccional"/>
@@ -43701,7 +43052,7 @@
           <w:rFonts w:ascii="Arial" w:hAnsi="Arial"/>
           <w:sz w:val="22"/>
         </w:rPr>
-        <w:t>A penalidade cresce com a idade: 1,7% entre 14 e 29 anos, 8,8% entre 50 e 64 e 14,7% a partir dos 65. Dados transversais não separam as duas leituras possíveis: a de ciclo de vida (a desigualdade se acumula ao longo da carreira) é compatível com o teto de vidro; a de coorte, com melhora entre gerações. Acima dos 65 anos, o grupo é selecionado — só quem ainda trabalha — e menor, o que pede cautela com essa estimativa.</w:t>
+        <w:t>A penalidade cresce com a idade: 1,7% entre 14 e 29 anos, 8,8% entre 50 e 64 e 14,7% a partir dos 65. Dados transversais não separam as duas leituras possíveis: a de ciclo de vida (a desigualdade se acumula ao longo da carreira) é compatível com o teto de vidro; a de geração (quem chegou ao mercado mais recentemente encontraria menos discriminação), com melhora ao longo do tempo. Acima dos 65 anos, o grupo é selecionado — só quem ainda trabalha — e menor, o que pede cautela com essa estimativa.</w:t>
       </w:r>
     </w:p>
     <w:bookmarkEnd w:id="95"/>
@@ -55730,7 +55081,7 @@
           <w:rFonts w:ascii="Arial" w:hAnsi="Arial"/>
           <w:sz w:val="22"/>
         </w:rPr>
-        <w:t xml:space="preserve">no privado): a reserva opera na admissão ao serviço público, não no nível da ocupação, e os ocupados incluem coortes anteriores a ela. O que o setor público tem é um teto que pesa bem menos — no décimo mais rico,</w:t>
+        <w:t xml:space="preserve">no privado): a reserva opera na admissão ao serviço público, não no nível da ocupação, e boa parte dos servidores ocupados entrou antes dela. O que o setor público tem é um teto que pesa bem menos — no décimo mais rico,</w:t>
       </w:r>
       <w:r>
         <w:rPr>

--- a/entregaveis/TCC_Ricardo_Calheiros_MBA_USP_Esalq.docx
+++ b/entregaveis/TCC_Ricardo_Calheiros_MBA_USP_Esalq.docx
@@ -5173,6 +5173,7 @@
       <w:pPr>
         <w:pStyle w:val="BodyText"/>
         <w:keepNext w:val="0"/>
+        <w:keepLines/>
         <w:spacing w:line="240" w:lineRule="auto" w:before="0" w:after="240"/>
         <w:ind w:firstLine="0"/>
         <w:jc w:val="both"/>
@@ -7782,15 +7783,15 @@
           <w:rFonts w:ascii="Arial" w:hAnsi="Arial"/>
           <w:sz w:val="22"/>
         </w:rPr>
-        <w:t xml:space="preserve">referência não discriminatória:</w:t>
-      </w:r>
-      <w:r>
-        <w:rPr>
-          <w:rFonts w:ascii="Arial" w:hAnsi="Arial"/>
-          <w:sz w:val="22"/>
-        </w:rPr>
-        <w:t xml:space="preserve"> </w:t>
-      </w:r>
+        <w:t xml:space="preserve">referência não discriminatória, conforme a eq. (3):</w:t>
+      </w:r>
+    </w:p>
+    <w:p>
+      <w:pPr>
+        <w:pStyle w:val="BodyText"/>
+        <w:ind w:firstLine="0"/>
+        <w:jc w:val="right"/>
+      </w:pPr>
       <m:oMath>
         <m:r>
           <m:rPr>
@@ -8030,13 +8031,37 @@
           </m:rPr>
           <m:t>)</m:t>
         </m:r>
+        <m:r>
+          <m:t>  </m:t>
+        </m:r>
+        <m:r>
+          <m:rPr>
+            <m:nor/>
+            <m:sty m:val="p"/>
+          </m:rPr>
+          <m:t/>
+        </m:r>
       </m:oMath>
       <w:r>
         <w:rPr>
           <w:rFonts w:ascii="Arial" w:hAnsi="Arial"/>
-          <w:sz w:val="22"/>
-        </w:rPr>
-        <w:t xml:space="preserve">, em que o primeiro termo é a parcela de</w:t>
+        </w:rPr>
+        <w:t xml:space="preserve">   (3)</w:t>
+      </w:r>
+    </w:p>
+    <w:p>
+      <w:pPr>
+        <w:pStyle w:val="FirstParagraph"/>
+        <w:spacing w:line="360" w:lineRule="auto" w:after="0"/>
+        <w:ind w:firstLine="709"/>
+        <w:jc w:val="both"/>
+      </w:pPr>
+      <w:r>
+        <w:rPr>
+          <w:rFonts w:ascii="Arial" w:hAnsi="Arial"/>
+          <w:sz w:val="22"/>
+        </w:rPr>
+        <w:t xml:space="preserve">em que o primeiro termo é a parcela de</w:t>
       </w:r>
       <w:r>
         <w:rPr>
@@ -12120,6 +12145,7 @@
       <w:pPr>
         <w:pStyle w:val="BodyText"/>
         <w:keepNext w:val="0"/>
+        <w:keepLines/>
         <w:spacing w:line="240" w:lineRule="auto" w:before="0" w:after="240"/>
         <w:ind w:firstLine="0"/>
         <w:jc w:val="both"/>
@@ -19030,6 +19056,7 @@
       <w:pPr>
         <w:pStyle w:val="BodyText"/>
         <w:keepNext w:val="0"/>
+        <w:keepLines/>
         <w:spacing w:line="240" w:lineRule="auto" w:before="0" w:after="240"/>
         <w:ind w:firstLine="0"/>
         <w:jc w:val="both"/>
@@ -22376,6 +22403,7 @@
       <w:pPr>
         <w:pStyle w:val="BodyText"/>
         <w:keepNext w:val="0"/>
+        <w:keepLines/>
         <w:spacing w:line="240" w:lineRule="auto" w:before="0" w:after="240"/>
         <w:ind w:firstLine="0"/>
         <w:jc w:val="both"/>
@@ -22862,6 +22890,7 @@
     <w:p>
       <w:pPr>
         <w:pStyle w:val="BodyText"/>
+        <w:keepLines/>
         <w:spacing w:line="240" w:lineRule="auto" w:before="0" w:after="240"/>
         <w:ind w:firstLine="0"/>
         <w:jc w:val="both"/>
@@ -23168,6 +23197,7 @@
     <w:p>
       <w:pPr>
         <w:pStyle w:val="BodyText"/>
+        <w:keepLines/>
         <w:spacing w:line="240" w:lineRule="auto" w:before="0" w:after="240"/>
         <w:ind w:firstLine="0"/>
         <w:jc w:val="both"/>
@@ -24621,6 +24651,7 @@
       <w:pPr>
         <w:pStyle w:val="BodyText"/>
         <w:keepNext w:val="0"/>
+        <w:keepLines/>
         <w:spacing w:line="240" w:lineRule="auto" w:before="0" w:after="240"/>
         <w:ind w:firstLine="0"/>
         <w:jc w:val="both"/>
@@ -25046,6 +25077,7 @@
     <w:p>
       <w:pPr>
         <w:pStyle w:val="BodyText"/>
+        <w:keepLines/>
         <w:spacing w:line="240" w:lineRule="auto" w:before="0" w:after="240"/>
         <w:ind w:firstLine="0"/>
         <w:jc w:val="both"/>
@@ -26179,6 +26211,7 @@
       <w:pPr>
         <w:pStyle w:val="BodyText"/>
         <w:keepNext w:val="0"/>
+        <w:keepLines/>
         <w:spacing w:line="240" w:lineRule="auto" w:before="0" w:after="240"/>
         <w:ind w:firstLine="0"/>
         <w:jc w:val="both"/>
@@ -26845,6 +26878,7 @@
     <w:p>
       <w:pPr>
         <w:pStyle w:val="BodyText"/>
+        <w:keepLines/>
         <w:spacing w:line="240" w:lineRule="auto" w:before="0" w:after="240"/>
         <w:ind w:firstLine="0"/>
         <w:jc w:val="both"/>
@@ -27100,7 +27134,7 @@
         <w:tblW w:type="auto" w:w="0"/>
         <w:tblLayout w:type="fixed"/>
         <w:tblLook w:firstRow="1" w:lastRow="0" w:firstColumn="0" w:lastColumn="0" w:noHBand="0" w:noVBand="0" w:val="0020"/>
-        <w:tblCaption w:val="Tabela 7. GLMM logístico — ajuste e desempenho de classificação por degrau. LR vs. pooled: teste de razão de verossimilhança do A2 contra o logit sem efeito aleatório (fronteira, p/2); AUC com efeitos aleatórios (ajuste na amostra) e só com efeitos fixos; cutoff de Youden (maximiza sensibilidade + especificidade) com as taxas correspondentes; Hosmer–Lemeshow em 10 decis. Modelos A1–A4 como na Tabela 8. Com N = 7{,}7 milhões qualquer desvio de calibração é “significativo” — o \chi^2 deve ser lido como magnitude relativa entre degraus, não como teste (MHE, cap. 8)."/>
+        <w:tblCaption w:val="Tabela 7. GLMM logístico — ajuste e desempenho de classificação por degrau. LR vs. pooled: teste de razão de verossimilhança do A2 contra o logit sem efeito aleatório (fronteira, p/2); AUC com efeitos aleatórios (ajuste na amostra) e só com efeitos fixos; cutoff de Youden (maximiza sensibilidade + especificidade) com as taxas correspondentes; Hosmer–Lemeshow em dez decis. Modelos A1–A4 como na Tabela 8. Com N = 7{,}7 milhões qualquer desvio de calibração é “significativo” — o \chi^2 deve ser lido como magnitude relativa entre degraus, não como teste (MHE, cap. 8)."/>
         <w:tblBorders>
           <w:top w:val="nil"/>
           <w:left w:val="nil"/>
@@ -30127,6 +30161,7 @@
       <w:pPr>
         <w:pStyle w:val="BodyText"/>
         <w:keepNext w:val="0"/>
+        <w:keepLines/>
         <w:spacing w:line="240" w:lineRule="auto" w:before="0" w:after="240"/>
         <w:ind w:firstLine="0"/>
         <w:jc w:val="both"/>
@@ -30228,7 +30263,7 @@
           <w:rFonts w:ascii="Arial" w:hAnsi="Arial"/>
           <w:sz w:val="22"/>
         </w:rPr>
-        <w:t xml:space="preserve">especificidade) com as taxas correspondentes; Hosmer–Lemeshow em 10 decis. Modelos A1–A4 como na Tabela 8</w:t>
+        <w:t xml:space="preserve">especificidade) com as taxas correspondentes; Hosmer–Lemeshow em dez decis. Modelos A1–A4 como na Tabela 8</w:t>
       </w:r>
     </w:p>
     <w:p>
@@ -31044,6 +31079,7 @@
     <w:p>
       <w:pPr>
         <w:pStyle w:val="BodyText"/>
+        <w:keepLines/>
         <w:spacing w:line="240" w:lineRule="auto" w:before="0" w:after="240"/>
         <w:ind w:firstLine="0"/>
         <w:jc w:val="both"/>
@@ -33757,6 +33793,7 @@
       <w:pPr>
         <w:pStyle w:val="BodyText"/>
         <w:keepNext w:val="0"/>
+        <w:keepLines/>
         <w:spacing w:line="240" w:lineRule="auto" w:before="0" w:after="240"/>
         <w:ind w:firstLine="0"/>
         <w:jc w:val="both"/>
@@ -35867,6 +35904,7 @@
       <w:pPr>
         <w:pStyle w:val="BodyText"/>
         <w:keepNext w:val="0"/>
+        <w:keepLines/>
         <w:spacing w:line="240" w:lineRule="auto" w:before="0" w:after="240"/>
         <w:ind w:firstLine="0"/>
         <w:jc w:val="both"/>
@@ -37945,6 +37983,7 @@
       <w:pPr>
         <w:pStyle w:val="BodyText"/>
         <w:keepNext w:val="0"/>
+        <w:keepLines/>
         <w:spacing w:line="240" w:lineRule="auto" w:before="0" w:after="240"/>
         <w:ind w:firstLine="0"/>
         <w:jc w:val="both"/>
@@ -38921,6 +38960,7 @@
     <w:p>
       <w:pPr>
         <w:pStyle w:val="BodyText"/>
+        <w:keepLines/>
         <w:spacing w:line="240" w:lineRule="auto" w:before="0" w:after="240"/>
         <w:ind w:firstLine="0"/>
         <w:jc w:val="both"/>
@@ -39971,6 +40011,7 @@
       <w:pPr>
         <w:pStyle w:val="BodyText"/>
         <w:keepNext w:val="0"/>
+        <w:keepLines/>
         <w:spacing w:line="240" w:lineRule="auto" w:before="0" w:after="240"/>
         <w:ind w:firstLine="0"/>
         <w:jc w:val="both"/>
@@ -40391,6 +40432,7 @@
     <w:p>
       <w:pPr>
         <w:pStyle w:val="BodyText"/>
+        <w:keepLines/>
         <w:spacing w:line="240" w:lineRule="auto" w:before="0" w:after="240"/>
         <w:ind w:firstLine="0"/>
         <w:jc w:val="both"/>
@@ -42671,6 +42713,7 @@
       <w:pPr>
         <w:pStyle w:val="BodyText"/>
         <w:keepNext w:val="0"/>
+        <w:keepLines/>
         <w:spacing w:line="240" w:lineRule="auto" w:before="0" w:after="240"/>
         <w:ind w:firstLine="0"/>
         <w:jc w:val="both"/>
@@ -43828,6 +43871,7 @@
       <w:pPr>
         <w:pStyle w:val="BodyText"/>
         <w:keepNext w:val="0"/>
+        <w:keepLines/>
         <w:spacing w:line="240" w:lineRule="auto" w:before="0" w:after="240"/>
         <w:ind w:firstLine="0"/>
         <w:jc w:val="both"/>
@@ -45492,6 +45536,7 @@
       <w:pPr>
         <w:pStyle w:val="BodyText"/>
         <w:keepNext w:val="0"/>
+        <w:keepLines/>
         <w:spacing w:line="240" w:lineRule="auto" w:before="0" w:after="240"/>
         <w:ind w:firstLine="0"/>
         <w:jc w:val="both"/>
@@ -46170,6 +46215,7 @@
     <w:p>
       <w:pPr>
         <w:pStyle w:val="BodyText"/>
+        <w:keepLines/>
         <w:spacing w:line="240" w:lineRule="auto" w:before="0" w:after="240"/>
         <w:ind w:firstLine="0"/>
         <w:jc w:val="both"/>
@@ -50438,6 +50484,7 @@
       <w:pPr>
         <w:pStyle w:val="BodyText"/>
         <w:keepNext w:val="0"/>
+        <w:keepLines/>
         <w:spacing w:line="240" w:lineRule="auto" w:before="0" w:after="240"/>
         <w:ind w:firstLine="0"/>
         <w:jc w:val="both"/>
@@ -50743,6 +50790,7 @@
     <w:p>
       <w:pPr>
         <w:pStyle w:val="BodyText"/>
+        <w:keepLines/>
         <w:spacing w:line="240" w:lineRule="auto" w:before="0" w:after="240"/>
         <w:ind w:firstLine="0"/>
         <w:jc w:val="both"/>
@@ -52006,6 +52054,7 @@
     <w:p>
       <w:pPr>
         <w:pStyle w:val="BodyText"/>
+        <w:keepLines/>
         <w:spacing w:line="240" w:lineRule="auto" w:before="0" w:after="240"/>
         <w:ind w:firstLine="0"/>
         <w:jc w:val="both"/>
@@ -52181,7 +52230,7 @@
           <w:rFonts w:ascii="Arial" w:hAnsi="Arial"/>
           <w:sz w:val="22"/>
         </w:rPr>
-        <w:t>Nenhum preditor do M4 tem VIF acima de 10; o maior é o de</w:t>
+        <w:t>Nenhum preditor do M4 tem VIF acima de dez; o maior é o de</w:t>
       </w:r>
       <w:r>
         <w:rPr>
@@ -54023,6 +54072,7 @@
     <w:p>
       <w:pPr>
         <w:pStyle w:val="BodyText"/>
+        <w:keepLines/>
         <w:spacing w:line="240" w:lineRule="auto" w:before="0" w:after="240"/>
         <w:ind w:firstLine="0"/>
         <w:jc w:val="both"/>
@@ -55410,28 +55460,63 @@
           <w:rFonts w:ascii="Arial" w:hAnsi="Arial"/>
           <w:sz w:val="22"/>
         </w:rPr>
-        <w:t xml:space="preserve">, com fiscalização dirigida à diferença que persiste dentro da mesma ocupação (5,6%), base que a proibição de práticas discriminatórias e o Estatuto da Igualdade Racial já oferecem</w:t>
-      </w:r>
-      <w:r>
-        <w:rPr>
-          <w:rFonts w:ascii="Arial" w:hAnsi="Arial"/>
-          <w:sz w:val="22"/>
-        </w:rPr>
-        <w:t xml:space="preserve"> </w:t>
-      </w:r>
-      <w:r>
-        <w:rPr>
-          <w:rFonts w:ascii="Arial" w:hAnsi="Arial"/>
-          <w:sz w:val="22"/>
-        </w:rPr>
-        <w:t xml:space="preserve">(Brasil, 1995, 2010)</w:t>
-      </w:r>
-      <w:r>
-        <w:rPr>
-          <w:rFonts w:ascii="Arial" w:hAnsi="Arial"/>
-          <w:sz w:val="22"/>
-        </w:rPr>
-        <w:t xml:space="preserve">.</w:t>
+        <w:t xml:space="preserve">, com fiscalização dirigida à diferença que persiste dentro da mesma ocupação (5,6%), base que a proibição de práticas discriminatórias</w:t>
+      </w:r>
+      <w:r>
+        <w:rPr>
+          <w:rFonts w:ascii="Arial" w:hAnsi="Arial"/>
+          <w:sz w:val="22"/>
+        </w:rPr>
+        <w:t xml:space="preserve"> </w:t>
+      </w:r>
+      <w:r>
+        <w:rPr>
+          <w:rFonts w:ascii="Arial" w:hAnsi="Arial"/>
+          <w:sz w:val="22"/>
+        </w:rPr>
+        <w:t xml:space="preserve">(Brasil, 1995)</w:t>
+      </w:r>
+      <w:r>
+        <w:rPr>
+          <w:rFonts w:ascii="Arial" w:hAnsi="Arial"/>
+          <w:sz w:val="22"/>
+        </w:rPr>
+        <w:t xml:space="preserve"> </w:t>
+      </w:r>
+      <w:r>
+        <w:rPr>
+          <w:rFonts w:ascii="Arial" w:hAnsi="Arial"/>
+          <w:sz w:val="22"/>
+        </w:rPr>
+        <w:t xml:space="preserve">e o Estatuto da Igualdade Racial</w:t>
+      </w:r>
+      <w:r>
+        <w:rPr>
+          <w:rFonts w:ascii="Arial" w:hAnsi="Arial"/>
+          <w:sz w:val="22"/>
+        </w:rPr>
+        <w:t xml:space="preserve"> </w:t>
+      </w:r>
+      <w:r>
+        <w:rPr>
+          <w:rFonts w:ascii="Arial" w:hAnsi="Arial"/>
+          <w:sz w:val="22"/>
+        </w:rPr>
+        <w:t xml:space="preserve">(Brasil, 2010)</w:t>
+      </w:r>
+      <w:r>
+        <w:rPr>
+          <w:rFonts w:ascii="Arial" w:hAnsi="Arial"/>
+          <w:sz w:val="22"/>
+        </w:rPr>
+        <w:t xml:space="preserve"> </w:t>
+      </w:r>
+      <w:r>
+        <w:rPr>
+          <w:rFonts w:ascii="Arial" w:hAnsi="Arial"/>
+          <w:sz w:val="22"/>
+        </w:rPr>
+        <w:t xml:space="preserve">já oferecem.</w:t>
       </w:r>
       <w:r>
         <w:rPr>

--- a/entregaveis/TCC_Ricardo_Calheiros_MBA_USP_Esalq.docx
+++ b/entregaveis/TCC_Ricardo_Calheiros_MBA_USP_Esalq.docx
@@ -16,7 +16,7 @@
           <w:bCs/>
           <w:sz w:val="22"/>
         </w:rPr>
-        <w:t xml:space="preserve">Racismo estrutural no mercado de trabalho brasileiro: uma abordagem multinível</w:t>
+        <w:t xml:space="preserve">Bairro, porta e topo: o racismo estrutural no mercado de trabalho</w:t>
       </w:r>
       <w:r>
         <w:rPr>
@@ -34,7 +34,7 @@
           <w:bCs/>
           <w:sz w:val="22"/>
         </w:rPr>
-        <w:t xml:space="preserve">e de decomposição salarial</w:t>
+        <w:t xml:space="preserve">brasileiro</w:t>
       </w:r>
     </w:p>
     <w:p>
@@ -164,7 +164,7 @@
           <w:bCs/>
           <w:sz w:val="22"/>
         </w:rPr>
-        <w:t xml:space="preserve">Racismo estrutural no mercado de trabalho brasileiro: uma abordagem multinível</w:t>
+        <w:t xml:space="preserve">Bairro, porta e topo: o racismo estrutural no mercado de trabalho</w:t>
       </w:r>
       <w:r>
         <w:rPr>
@@ -182,7 +182,7 @@
           <w:bCs/>
           <w:sz w:val="22"/>
         </w:rPr>
-        <w:t xml:space="preserve">e de decomposição salarial</w:t>
+        <w:t xml:space="preserve">brasileiro</w:t>
       </w:r>
     </w:p>
     <w:p>
@@ -466,7 +466,7 @@
           <w:bCs/>
           <w:sz w:val="22"/>
         </w:rPr>
-        <w:t xml:space="preserve">Structural racism in the Brazilian labour market: a multilevel and</w:t>
+        <w:t xml:space="preserve">Neighbourhood, door and top: structural racism in the Brazilian</w:t>
       </w:r>
       <w:r>
         <w:rPr>
@@ -484,7 +484,7 @@
           <w:bCs/>
           <w:sz w:val="22"/>
         </w:rPr>
-        <w:t xml:space="preserve">wage-decomposition approach</w:t>
+        <w:t xml:space="preserve">labour market</w:t>
       </w:r>
     </w:p>
     <w:p>
